--- a/Evaluacion_Markdown/DES_WEB1_EVAL01.docx
+++ b/Evaluacion_Markdown/DES_WEB1_EVAL01.docx
@@ -4,7 +4,7 @@
   <w:body>
     <w:tbl>
       <w:tblPr>
-        <w:tblStyle w:val="Tablaconcuadrcula"/>
+        <w:tblStyle w:val="TableGrid"/>
         <w:tblW w:w="14893" w:type="dxa"/>
         <w:tblBorders>
           <w:top w:val="single" w:sz="4" w:space="0" w:color="7F7F7F" w:themeColor="text1" w:themeTint="80"/>
@@ -37,7 +37,7 @@
           </w:tcPr>
           <w:p>
             <w:pPr>
-              <w:pStyle w:val="Sinespaciado"/>
+              <w:pStyle w:val="NoSpacing"/>
               <w:jc w:val="center"/>
               <w:rPr>
                 <w:sz w:val="20"/>
@@ -102,7 +102,7 @@
           </w:p>
           <w:p>
             <w:pPr>
-              <w:pStyle w:val="Sinespaciado"/>
+              <w:pStyle w:val="NoSpacing"/>
               <w:rPr>
                 <w:sz w:val="20"/>
                 <w:szCs w:val="20"/>
@@ -124,7 +124,7 @@
           </w:tcPr>
           <w:p>
             <w:pPr>
-              <w:pStyle w:val="Sinespaciado"/>
+              <w:pStyle w:val="NoSpacing"/>
               <w:rPr>
                 <w:sz w:val="20"/>
                 <w:szCs w:val="20"/>
@@ -140,7 +140,7 @@
           </w:p>
           <w:p>
             <w:pPr>
-              <w:pStyle w:val="Sinespaciado"/>
+              <w:pStyle w:val="NoSpacing"/>
               <w:rPr>
                 <w:sz w:val="20"/>
                 <w:szCs w:val="20"/>
@@ -153,7 +153,23 @@
                 <w:szCs w:val="20"/>
                 <w:u w:val="single"/>
               </w:rPr>
-              <w:t>DDESARROLLO WEB1</w:t>
+              <w:t>DDESARROLLO WEB</w:t>
+            </w:r>
+            <w:r>
+              <w:rPr>
+                <w:sz w:val="20"/>
+                <w:szCs w:val="20"/>
+                <w:u w:val="single"/>
+              </w:rPr>
+              <w:t xml:space="preserve"> </w:t>
+            </w:r>
+            <w:r>
+              <w:rPr>
+                <w:sz w:val="20"/>
+                <w:szCs w:val="20"/>
+                <w:u w:val="single"/>
+              </w:rPr>
+              <w:t>1</w:t>
             </w:r>
             <w:r>
               <w:rPr>
@@ -171,7 +187,7 @@
           </w:tcPr>
           <w:p>
             <w:pPr>
-              <w:pStyle w:val="Sinespaciado"/>
+              <w:pStyle w:val="NoSpacing"/>
               <w:rPr>
                 <w:sz w:val="20"/>
                 <w:szCs w:val="20"/>
@@ -200,7 +216,7 @@
           </w:tcPr>
           <w:p>
             <w:pPr>
-              <w:pStyle w:val="Sinespaciado"/>
+              <w:pStyle w:val="NoSpacing"/>
               <w:rPr>
                 <w:sz w:val="20"/>
                 <w:szCs w:val="20"/>
@@ -216,7 +232,7 @@
           </w:p>
           <w:p>
             <w:pPr>
-              <w:pStyle w:val="Sinespaciado"/>
+              <w:pStyle w:val="NoSpacing"/>
               <w:rPr>
                 <w:sz w:val="20"/>
                 <w:szCs w:val="20"/>
@@ -231,7 +247,7 @@
           </w:tcPr>
           <w:p>
             <w:pPr>
-              <w:pStyle w:val="Sinespaciado"/>
+              <w:pStyle w:val="NoSpacing"/>
               <w:rPr>
                 <w:sz w:val="20"/>
                 <w:szCs w:val="20"/>
@@ -268,7 +284,7 @@
           </w:tcPr>
           <w:p>
             <w:pPr>
-              <w:pStyle w:val="Sinespaciado"/>
+              <w:pStyle w:val="NoSpacing"/>
               <w:rPr>
                 <w:sz w:val="20"/>
                 <w:szCs w:val="20"/>
@@ -295,7 +311,7 @@
           </w:tcPr>
           <w:p>
             <w:pPr>
-              <w:pStyle w:val="Sinespaciado"/>
+              <w:pStyle w:val="NoSpacing"/>
               <w:rPr>
                 <w:sz w:val="20"/>
                 <w:szCs w:val="20"/>
@@ -310,7 +326,7 @@
           </w:tcPr>
           <w:p>
             <w:pPr>
-              <w:pStyle w:val="Sinespaciado"/>
+              <w:pStyle w:val="NoSpacing"/>
               <w:rPr>
                 <w:sz w:val="20"/>
                 <w:szCs w:val="20"/>
@@ -326,7 +342,7 @@
           </w:p>
           <w:p>
             <w:pPr>
-              <w:pStyle w:val="Sinespaciado"/>
+              <w:pStyle w:val="NoSpacing"/>
               <w:rPr>
                 <w:sz w:val="20"/>
                 <w:szCs w:val="20"/>
@@ -350,7 +366,7 @@
           </w:tcPr>
           <w:p>
             <w:pPr>
-              <w:pStyle w:val="Sinespaciado"/>
+              <w:pStyle w:val="NoSpacing"/>
               <w:rPr>
                 <w:sz w:val="20"/>
                 <w:szCs w:val="20"/>
@@ -366,7 +382,7 @@
           </w:p>
           <w:p>
             <w:pPr>
-              <w:pStyle w:val="Sinespaciado"/>
+              <w:pStyle w:val="NoSpacing"/>
               <w:rPr>
                 <w:sz w:val="20"/>
                 <w:szCs w:val="20"/>
@@ -414,7 +430,7 @@
           </w:tcPr>
           <w:p>
             <w:pPr>
-              <w:pStyle w:val="Sinespaciado"/>
+              <w:pStyle w:val="NoSpacing"/>
               <w:rPr>
                 <w:sz w:val="20"/>
                 <w:szCs w:val="20"/>
@@ -434,7 +450,7 @@
           </w:tcPr>
           <w:p>
             <w:pPr>
-              <w:pStyle w:val="Sinespaciado"/>
+              <w:pStyle w:val="NoSpacing"/>
               <w:rPr>
                 <w:sz w:val="20"/>
                 <w:szCs w:val="20"/>
@@ -448,7 +464,7 @@
           </w:tcPr>
           <w:p>
             <w:pPr>
-              <w:pStyle w:val="Sinespaciado"/>
+              <w:pStyle w:val="NoSpacing"/>
               <w:rPr>
                 <w:sz w:val="20"/>
                 <w:szCs w:val="20"/>
@@ -464,7 +480,7 @@
           </w:p>
           <w:p>
             <w:pPr>
-              <w:pStyle w:val="Sinespaciado"/>
+              <w:pStyle w:val="NoSpacing"/>
               <w:rPr>
                 <w:sz w:val="20"/>
                 <w:szCs w:val="20"/>
@@ -487,7 +503,7 @@
           </w:tcPr>
           <w:p>
             <w:pPr>
-              <w:pStyle w:val="Sinespaciado"/>
+              <w:pStyle w:val="NoSpacing"/>
               <w:rPr>
                 <w:sz w:val="20"/>
                 <w:szCs w:val="20"/>
@@ -515,7 +531,7 @@
           </w:tcPr>
           <w:p>
             <w:pPr>
-              <w:pStyle w:val="Sinespaciado"/>
+              <w:pStyle w:val="NoSpacing"/>
               <w:rPr>
                 <w:sz w:val="20"/>
                 <w:szCs w:val="20"/>
@@ -548,7 +564,7 @@
           </w:p>
           <w:p>
             <w:pPr>
-              <w:pStyle w:val="Sinespaciado"/>
+              <w:pStyle w:val="NoSpacing"/>
               <w:rPr>
                 <w:sz w:val="20"/>
                 <w:szCs w:val="20"/>
@@ -558,7 +574,7 @@
           </w:p>
           <w:p>
             <w:pPr>
-              <w:pStyle w:val="Sinespaciado"/>
+              <w:pStyle w:val="NoSpacing"/>
               <w:rPr>
                 <w:sz w:val="20"/>
                 <w:szCs w:val="20"/>
@@ -588,7 +604,7 @@
           </w:tcPr>
           <w:p>
             <w:pPr>
-              <w:pStyle w:val="Sinespaciado"/>
+              <w:pStyle w:val="NoSpacing"/>
               <w:rPr>
                 <w:sz w:val="20"/>
                 <w:szCs w:val="20"/>
@@ -597,7 +613,7 @@
           </w:p>
           <w:p>
             <w:pPr>
-              <w:pStyle w:val="Sinespaciado"/>
+              <w:pStyle w:val="NoSpacing"/>
               <w:rPr>
                 <w:sz w:val="20"/>
                 <w:szCs w:val="20"/>
@@ -608,7 +624,7 @@
                 <w:sz w:val="20"/>
                 <w:szCs w:val="20"/>
               </w:rPr>
-              <w:t>HORA DE ENTREGA: _</w:t>
+              <w:t>HORA DE ENTREGA: __</w:t>
             </w:r>
             <w:proofErr w:type="gramStart"/>
             <w:r>
@@ -616,29 +632,43 @@
                 <w:sz w:val="20"/>
                 <w:szCs w:val="20"/>
               </w:rPr>
-              <w:t>_:_</w:t>
-            </w:r>
-            <w:proofErr w:type="gramEnd"/>
+              <w:t>11:59</w:t>
+            </w:r>
             <w:r>
               <w:rPr>
                 <w:sz w:val="20"/>
                 <w:szCs w:val="20"/>
               </w:rPr>
-              <w:t>_</w:t>
-            </w:r>
+              <w:t>:_</w:t>
+            </w:r>
+            <w:proofErr w:type="gramEnd"/>
             <w:r>
               <w:rPr>
                 <w:sz w:val="20"/>
                 <w:szCs w:val="20"/>
               </w:rPr>
-              <w:t xml:space="preserve"> </w:t>
+              <w:t>_</w:t>
             </w:r>
             <w:r>
               <w:rPr>
                 <w:sz w:val="20"/>
                 <w:szCs w:val="20"/>
               </w:rPr>
-              <w:t>AM</w:t>
+              <w:t xml:space="preserve"> </w:t>
+            </w:r>
+            <w:r>
+              <w:rPr>
+                <w:sz w:val="20"/>
+                <w:szCs w:val="20"/>
+              </w:rPr>
+              <w:t>P</w:t>
+            </w:r>
+            <w:r>
+              <w:rPr>
+                <w:sz w:val="20"/>
+                <w:szCs w:val="20"/>
+              </w:rPr>
+              <w:t>M</w:t>
             </w:r>
           </w:p>
         </w:tc>
@@ -649,7 +679,7 @@
           </w:tcPr>
           <w:p>
             <w:pPr>
-              <w:pStyle w:val="Sinespaciado"/>
+              <w:pStyle w:val="NoSpacing"/>
               <w:rPr>
                 <w:sz w:val="20"/>
                 <w:szCs w:val="20"/>
@@ -665,7 +695,7 @@
           </w:p>
           <w:p>
             <w:pPr>
-              <w:pStyle w:val="Sinespaciado"/>
+              <w:pStyle w:val="NoSpacing"/>
               <w:rPr>
                 <w:sz w:val="20"/>
                 <w:szCs w:val="20"/>
@@ -677,12 +707,12 @@
     </w:tbl>
     <w:p>
       <w:pPr>
-        <w:pStyle w:val="Sinespaciado"/>
+        <w:pStyle w:val="NoSpacing"/>
       </w:pPr>
     </w:p>
     <w:tbl>
       <w:tblPr>
-        <w:tblStyle w:val="Tablaconcuadrcula"/>
+        <w:tblStyle w:val="TableGrid"/>
         <w:tblW w:w="14893" w:type="dxa"/>
         <w:tblBorders>
           <w:top w:val="single" w:sz="4" w:space="0" w:color="7F7F7F" w:themeColor="text1" w:themeTint="80"/>
@@ -714,7 +744,7 @@
           </w:tcPr>
           <w:p>
             <w:pPr>
-              <w:pStyle w:val="Sinespaciado"/>
+              <w:pStyle w:val="NoSpacing"/>
             </w:pPr>
             <w:r>
               <w:t xml:space="preserve">NOMBRES: </w:t>
@@ -730,10 +760,13 @@
           </w:tcPr>
           <w:p>
             <w:pPr>
-              <w:pStyle w:val="Sinespaciado"/>
+              <w:pStyle w:val="NoSpacing"/>
             </w:pPr>
             <w:r>
               <w:t xml:space="preserve">ID # (CEDULA): </w:t>
+            </w:r>
+            <w:r>
+              <w:t>1102816234</w:t>
             </w:r>
           </w:p>
         </w:tc>
@@ -743,10 +776,13 @@
           </w:tcPr>
           <w:p>
             <w:pPr>
-              <w:pStyle w:val="Sinespaciado"/>
+              <w:pStyle w:val="NoSpacing"/>
             </w:pPr>
             <w:r>
               <w:t xml:space="preserve"># DE LISTA: </w:t>
+            </w:r>
+            <w:r>
+              <w:t>44</w:t>
             </w:r>
           </w:p>
         </w:tc>
@@ -757,15 +793,18 @@
           </w:tcPr>
           <w:p>
             <w:pPr>
-              <w:pStyle w:val="Sinespaciado"/>
+              <w:pStyle w:val="NoSpacing"/>
             </w:pPr>
             <w:r>
               <w:t>FIRMA:</w:t>
             </w:r>
-          </w:p>
-          <w:p>
-            <w:pPr>
-              <w:pStyle w:val="Sinespaciado"/>
+            <w:r>
+              <w:t xml:space="preserve"> Jaime Osorio</w:t>
+            </w:r>
+          </w:p>
+          <w:p>
+            <w:pPr>
+              <w:pStyle w:val="NoSpacing"/>
             </w:pPr>
           </w:p>
         </w:tc>
@@ -776,7 +815,7 @@
           </w:tcPr>
           <w:p>
             <w:pPr>
-              <w:pStyle w:val="Sinespaciado"/>
+              <w:pStyle w:val="NoSpacing"/>
             </w:pPr>
           </w:p>
         </w:tc>
@@ -794,19 +833,14 @@
           </w:tcPr>
           <w:p>
             <w:pPr>
-              <w:pStyle w:val="Sinespaciado"/>
+              <w:pStyle w:val="NoSpacing"/>
             </w:pPr>
             <w:r>
               <w:t xml:space="preserve">APELLIDOS: </w:t>
             </w:r>
             <w:r>
-              <w:t xml:space="preserve">Osorio </w:t>
-            </w:r>
-            <w:proofErr w:type="spellStart"/>
-            <w:r>
-              <w:t>Gomez</w:t>
-            </w:r>
-            <w:proofErr w:type="spellEnd"/>
+              <w:t>Osorio Gomez</w:t>
+            </w:r>
           </w:p>
         </w:tc>
         <w:tc>
@@ -816,7 +850,7 @@
           </w:tcPr>
           <w:p>
             <w:pPr>
-              <w:pStyle w:val="Sinespaciado"/>
+              <w:pStyle w:val="NoSpacing"/>
             </w:pPr>
             <w:r>
               <w:t xml:space="preserve">PROGRAMA: </w:t>
@@ -833,7 +867,7 @@
           </w:tcPr>
           <w:p>
             <w:pPr>
-              <w:pStyle w:val="Sinespaciado"/>
+              <w:pStyle w:val="NoSpacing"/>
             </w:pPr>
           </w:p>
         </w:tc>
@@ -844,7 +878,7 @@
           </w:tcPr>
           <w:p>
             <w:pPr>
-              <w:pStyle w:val="Sinespaciado"/>
+              <w:pStyle w:val="NoSpacing"/>
             </w:pPr>
           </w:p>
         </w:tc>
@@ -862,7 +896,7 @@
           </w:tcPr>
           <w:p>
             <w:pPr>
-              <w:pStyle w:val="Sinespaciado"/>
+              <w:pStyle w:val="NoSpacing"/>
             </w:pPr>
             <w:r>
               <w:t xml:space="preserve">NOMBRES: </w:t>
@@ -878,7 +912,7 @@
           </w:tcPr>
           <w:p>
             <w:pPr>
-              <w:pStyle w:val="Sinespaciado"/>
+              <w:pStyle w:val="NoSpacing"/>
             </w:pPr>
             <w:r>
               <w:t xml:space="preserve">ID # (CEDULA): </w:t>
@@ -894,7 +928,7 @@
           </w:tcPr>
           <w:p>
             <w:pPr>
-              <w:pStyle w:val="Sinespaciado"/>
+              <w:pStyle w:val="NoSpacing"/>
             </w:pPr>
             <w:r>
               <w:t xml:space="preserve"># DE LISTA: </w:t>
@@ -908,7 +942,7 @@
           </w:tcPr>
           <w:p>
             <w:pPr>
-              <w:pStyle w:val="Sinespaciado"/>
+              <w:pStyle w:val="NoSpacing"/>
             </w:pPr>
             <w:r>
               <w:t>FIRMA:</w:t>
@@ -916,7 +950,7 @@
           </w:p>
           <w:p>
             <w:pPr>
-              <w:pStyle w:val="Sinespaciado"/>
+              <w:pStyle w:val="NoSpacing"/>
             </w:pPr>
           </w:p>
         </w:tc>
@@ -927,7 +961,7 @@
           </w:tcPr>
           <w:p>
             <w:pPr>
-              <w:pStyle w:val="Sinespaciado"/>
+              <w:pStyle w:val="NoSpacing"/>
             </w:pPr>
           </w:p>
         </w:tc>
@@ -945,7 +979,7 @@
           </w:tcPr>
           <w:p>
             <w:pPr>
-              <w:pStyle w:val="Sinespaciado"/>
+              <w:pStyle w:val="NoSpacing"/>
             </w:pPr>
             <w:r>
               <w:t xml:space="preserve">APELLIDOS: </w:t>
@@ -962,7 +996,7 @@
           </w:tcPr>
           <w:p>
             <w:pPr>
-              <w:pStyle w:val="Sinespaciado"/>
+              <w:pStyle w:val="NoSpacing"/>
             </w:pPr>
             <w:r>
               <w:t xml:space="preserve">PROGRAMA: </w:t>
@@ -979,7 +1013,7 @@
           </w:tcPr>
           <w:p>
             <w:pPr>
-              <w:pStyle w:val="Sinespaciado"/>
+              <w:pStyle w:val="NoSpacing"/>
             </w:pPr>
           </w:p>
         </w:tc>
@@ -990,7 +1024,7 @@
           </w:tcPr>
           <w:p>
             <w:pPr>
-              <w:pStyle w:val="Sinespaciado"/>
+              <w:pStyle w:val="NoSpacing"/>
             </w:pPr>
           </w:p>
         </w:tc>
@@ -998,7 +1032,7 @@
     </w:tbl>
     <w:p>
       <w:pPr>
-        <w:pStyle w:val="Sinespaciado"/>
+        <w:pStyle w:val="NoSpacing"/>
         <w:rPr>
           <w:lang w:val="es-ES"/>
         </w:rPr>
@@ -1006,7 +1040,7 @@
     </w:p>
     <w:p>
       <w:pPr>
-        <w:pStyle w:val="Sinespaciado"/>
+        <w:pStyle w:val="NoSpacing"/>
         <w:rPr>
           <w:lang w:val="es-ES"/>
         </w:rPr>
@@ -1115,7 +1149,7 @@
     </w:p>
     <w:p>
       <w:pPr>
-        <w:pStyle w:val="Sinespaciado"/>
+        <w:pStyle w:val="NoSpacing"/>
         <w:rPr>
           <w:lang w:val="es-ES"/>
         </w:rPr>
@@ -1145,7 +1179,7 @@
       <w:hyperlink r:id="rId6" w:history="1">
         <w:r>
           <w:rPr>
-            <w:rStyle w:val="Hipervnculo"/>
+            <w:rStyle w:val="Hyperlink"/>
             <w:b/>
             <w:bCs/>
             <w:sz w:val="24"/>
@@ -1193,7 +1227,7 @@
     </w:p>
     <w:p>
       <w:pPr>
-        <w:pStyle w:val="Sinespaciado"/>
+        <w:pStyle w:val="NoSpacing"/>
         <w:rPr>
           <w:lang w:val="es-ES"/>
         </w:rPr>
@@ -1201,7 +1235,7 @@
     </w:p>
     <w:p>
       <w:pPr>
-        <w:pStyle w:val="Sinespaciado"/>
+        <w:pStyle w:val="NoSpacing"/>
         <w:rPr>
           <w:lang w:val="es-ES"/>
         </w:rPr>
@@ -1209,7 +1243,7 @@
     </w:p>
     <w:p>
       <w:pPr>
-        <w:pStyle w:val="Sinespaciado"/>
+        <w:pStyle w:val="NoSpacing"/>
         <w:rPr>
           <w:lang w:val="es-ES"/>
         </w:rPr>
@@ -1237,7 +1271,7 @@
       <w:hyperlink r:id="rId7" w:history="1">
         <w:r>
           <w:rPr>
-            <w:rStyle w:val="Hipervnculo"/>
+            <w:rStyle w:val="Hyperlink"/>
             <w:lang w:val="es-ES"/>
           </w:rPr>
           <w:t>https://www.eonicasys.com.co/2026-02/DesarrolloWeb1/SESIONES/Lenguajes-de-marcado/codificacion-en-markdown.pdf</w:t>
@@ -1246,7 +1280,7 @@
     </w:p>
     <w:p>
       <w:pPr>
-        <w:pStyle w:val="Sinespaciado"/>
+        <w:pStyle w:val="NoSpacing"/>
         <w:rPr>
           <w:lang w:val="es-ES"/>
         </w:rPr>
@@ -1254,7 +1288,7 @@
     </w:p>
     <w:p>
       <w:pPr>
-        <w:pStyle w:val="Sinespaciado"/>
+        <w:pStyle w:val="NoSpacing"/>
         <w:rPr>
           <w:lang w:val="es-ES"/>
         </w:rPr>
@@ -1262,7 +1296,7 @@
     </w:p>
     <w:p>
       <w:pPr>
-        <w:pStyle w:val="Sinespaciado"/>
+        <w:pStyle w:val="NoSpacing"/>
       </w:pPr>
       <w:r>
         <w:t xml:space="preserve">REQUISITOS DEL </w:t>
@@ -1273,12 +1307,12 @@
     </w:p>
     <w:p>
       <w:pPr>
-        <w:pStyle w:val="Sinespaciado"/>
+        <w:pStyle w:val="NoSpacing"/>
       </w:pPr>
     </w:p>
     <w:p>
       <w:pPr>
-        <w:pStyle w:val="Sinespaciado"/>
+        <w:pStyle w:val="NoSpacing"/>
         <w:numPr>
           <w:ilvl w:val="0"/>
           <w:numId w:val="17"/>
@@ -1320,13 +1354,13 @@
     </w:p>
     <w:p>
       <w:pPr>
-        <w:pStyle w:val="Sinespaciado"/>
+        <w:pStyle w:val="NoSpacing"/>
         <w:ind w:left="720"/>
       </w:pPr>
     </w:p>
     <w:p>
       <w:pPr>
-        <w:pStyle w:val="Sinespaciado"/>
+        <w:pStyle w:val="NoSpacing"/>
         <w:numPr>
           <w:ilvl w:val="0"/>
           <w:numId w:val="17"/>
@@ -1344,17 +1378,17 @@
     </w:p>
     <w:p>
       <w:pPr>
-        <w:pStyle w:val="Prrafodelista"/>
+        <w:pStyle w:val="ListParagraph"/>
       </w:pPr>
     </w:p>
     <w:p>
       <w:pPr>
-        <w:pStyle w:val="Sinespaciado"/>
+        <w:pStyle w:val="NoSpacing"/>
       </w:pPr>
       <w:hyperlink r:id="rId8" w:history="1">
         <w:r>
           <w:rPr>
-            <w:rStyle w:val="Hipervnculo"/>
+            <w:rStyle w:val="Hyperlink"/>
           </w:rPr>
           <w:t>https://www.eonicasys.com.co/2026-02/Bibliografia/Atlas/ATLAS_info.pdf</w:t>
         </w:r>
@@ -1362,12 +1396,12 @@
     </w:p>
     <w:p>
       <w:pPr>
-        <w:pStyle w:val="Sinespaciado"/>
+        <w:pStyle w:val="NoSpacing"/>
       </w:pPr>
       <w:hyperlink r:id="rId9" w:history="1">
         <w:r>
           <w:rPr>
-            <w:rStyle w:val="Hipervnculo"/>
+            <w:rStyle w:val="Hyperlink"/>
           </w:rPr>
           <w:t>https://www.eonicasys.com.co/2026-02/Bibliografia/Atlas/ATLAS_math.pdf</w:t>
         </w:r>
@@ -1375,12 +1409,12 @@
     </w:p>
     <w:p>
       <w:pPr>
-        <w:pStyle w:val="Sinespaciado"/>
+        <w:pStyle w:val="NoSpacing"/>
       </w:pPr>
     </w:p>
     <w:p>
       <w:pPr>
-        <w:pStyle w:val="Sinespaciado"/>
+        <w:pStyle w:val="NoSpacing"/>
         <w:ind w:left="720"/>
       </w:pPr>
       <w:r>
@@ -1389,7 +1423,7 @@
     </w:p>
     <w:p>
       <w:pPr>
-        <w:pStyle w:val="Sinespaciado"/>
+        <w:pStyle w:val="NoSpacing"/>
         <w:rPr>
           <w:lang w:val="es-ES_tradnl"/>
         </w:rPr>
@@ -1413,7 +1447,7 @@
     </w:p>
     <w:p>
       <w:pPr>
-        <w:pStyle w:val="Sinespaciado"/>
+        <w:pStyle w:val="NoSpacing"/>
         <w:rPr>
           <w:lang w:val="es-ES_tradnl"/>
         </w:rPr>
@@ -1434,7 +1468,7 @@
     </w:p>
     <w:p>
       <w:pPr>
-        <w:pStyle w:val="Sinespaciado"/>
+        <w:pStyle w:val="NoSpacing"/>
         <w:rPr>
           <w:lang w:val="es-ES_tradnl"/>
         </w:rPr>
@@ -1442,7 +1476,7 @@
     </w:p>
     <w:p>
       <w:pPr>
-        <w:pStyle w:val="Sinespaciado"/>
+        <w:pStyle w:val="NoSpacing"/>
         <w:widowControl/>
         <w:numPr>
           <w:ilvl w:val="0"/>
@@ -1473,7 +1507,7 @@
     </w:p>
     <w:p>
       <w:pPr>
-        <w:pStyle w:val="Sinespaciado"/>
+        <w:pStyle w:val="NoSpacing"/>
         <w:widowControl/>
         <w:numPr>
           <w:ilvl w:val="0"/>
@@ -1534,7 +1568,7 @@
     </w:p>
     <w:p>
       <w:pPr>
-        <w:pStyle w:val="Sinespaciado"/>
+        <w:pStyle w:val="NoSpacing"/>
         <w:widowControl/>
         <w:numPr>
           <w:ilvl w:val="0"/>
@@ -1562,19 +1596,19 @@
     </w:p>
     <w:p>
       <w:pPr>
-        <w:pStyle w:val="Sinespaciado"/>
+        <w:pStyle w:val="NoSpacing"/>
         <w:widowControl/>
       </w:pPr>
     </w:p>
     <w:p>
       <w:pPr>
-        <w:pStyle w:val="Sinespaciado"/>
+        <w:pStyle w:val="NoSpacing"/>
         <w:widowControl/>
       </w:pPr>
     </w:p>
     <w:tbl>
       <w:tblPr>
-        <w:tblStyle w:val="Tablaconcuadrcula"/>
+        <w:tblStyle w:val="TableGrid"/>
         <w:tblW w:w="0" w:type="auto"/>
         <w:tblLook w:val="04A0" w:firstRow="1" w:lastRow="0" w:firstColumn="1" w:lastColumn="0" w:noHBand="0" w:noVBand="1"/>
       </w:tblPr>
@@ -1588,7 +1622,7 @@
           </w:tcPr>
           <w:p>
             <w:pPr>
-              <w:pStyle w:val="Sinespaciado"/>
+              <w:pStyle w:val="NoSpacing"/>
               <w:rPr>
                 <w:lang w:val="en-US"/>
               </w:rPr>
@@ -1637,7 +1671,19 @@
               <w:rPr>
                 <w:lang w:val="en-US"/>
               </w:rPr>
-              <w:t>___________</w:t>
+              <w:t>_</w:t>
+            </w:r>
+            <w:r>
+              <w:rPr>
+                <w:lang w:val="en-US"/>
+              </w:rPr>
+              <w:t>pagina1</w:t>
+            </w:r>
+            <w:r>
+              <w:rPr>
+                <w:lang w:val="en-US"/>
+              </w:rPr>
+              <w:t>_________</w:t>
             </w:r>
             <w:r>
               <w:rPr>
@@ -1662,30 +1708,2709 @@
           <w:p>
             <w:pPr>
               <w:widowControl/>
+              <w:shd w:val="clear" w:color="auto" w:fill="262A33"/>
+              <w:spacing w:line="285" w:lineRule="atLeast"/>
+              <w:rPr>
+                <w:rFonts w:ascii="Consolas" w:eastAsia="Times New Roman" w:hAnsi="Consolas" w:cs="Times New Roman"/>
+                <w:color w:val="D5CED9"/>
+                <w:sz w:val="21"/>
+                <w:szCs w:val="21"/>
+                <w:lang w:val="es-CO" w:eastAsia="es-CO"/>
+              </w:rPr>
+            </w:pPr>
+            <w:r>
+              <w:rPr>
+                <w:rFonts w:ascii="Consolas" w:eastAsia="Times New Roman" w:hAnsi="Consolas" w:cs="Times New Roman"/>
+                <w:color w:val="FF00AA"/>
+                <w:sz w:val="21"/>
+                <w:szCs w:val="21"/>
+                <w:lang w:val="es-CO" w:eastAsia="es-CO"/>
+              </w:rPr>
+              <w:t># Teoría de la información</w:t>
+            </w:r>
+          </w:p>
+          <w:p>
+            <w:pPr>
+              <w:widowControl/>
+              <w:shd w:val="clear" w:color="auto" w:fill="262A33"/>
+              <w:spacing w:line="285" w:lineRule="atLeast"/>
+              <w:rPr>
+                <w:rFonts w:ascii="Consolas" w:eastAsia="Times New Roman" w:hAnsi="Consolas" w:cs="Times New Roman"/>
+                <w:color w:val="D5CED9"/>
+                <w:sz w:val="21"/>
+                <w:szCs w:val="21"/>
+                <w:lang w:val="es-CO" w:eastAsia="es-CO"/>
+              </w:rPr>
+            </w:pPr>
+          </w:p>
+          <w:p>
+            <w:pPr>
+              <w:widowControl/>
+              <w:shd w:val="clear" w:color="auto" w:fill="262A33"/>
+              <w:spacing w:line="285" w:lineRule="atLeast"/>
+              <w:rPr>
+                <w:rFonts w:ascii="Consolas" w:eastAsia="Times New Roman" w:hAnsi="Consolas" w:cs="Times New Roman"/>
+                <w:color w:val="D5CED9"/>
+                <w:sz w:val="21"/>
+                <w:szCs w:val="21"/>
+                <w:lang w:val="es-CO" w:eastAsia="es-CO"/>
+              </w:rPr>
+            </w:pPr>
+            <w:r>
+              <w:rPr>
+                <w:rFonts w:ascii="Consolas" w:eastAsia="Times New Roman" w:hAnsi="Consolas" w:cs="Times New Roman"/>
+                <w:color w:val="FF00AA"/>
+                <w:sz w:val="21"/>
+                <w:szCs w:val="21"/>
+                <w:lang w:val="es-CO" w:eastAsia="es-CO"/>
+              </w:rPr>
+              <w:t>## ¿Qué es la información?</w:t>
+            </w:r>
+          </w:p>
+          <w:p>
+            <w:pPr>
+              <w:widowControl/>
+              <w:shd w:val="clear" w:color="auto" w:fill="262A33"/>
+              <w:spacing w:line="285" w:lineRule="atLeast"/>
+              <w:rPr>
+                <w:rFonts w:ascii="Consolas" w:eastAsia="Times New Roman" w:hAnsi="Consolas" w:cs="Times New Roman"/>
+                <w:color w:val="D5CED9"/>
+                <w:sz w:val="21"/>
+                <w:szCs w:val="21"/>
+                <w:lang w:val="es-CO" w:eastAsia="es-CO"/>
+              </w:rPr>
+            </w:pPr>
+          </w:p>
+          <w:p>
+            <w:pPr>
+              <w:widowControl/>
+              <w:shd w:val="clear" w:color="auto" w:fill="262A33"/>
+              <w:spacing w:line="285" w:lineRule="atLeast"/>
+              <w:rPr>
+                <w:rFonts w:ascii="Consolas" w:eastAsia="Times New Roman" w:hAnsi="Consolas" w:cs="Times New Roman"/>
+                <w:color w:val="D5CED9"/>
+                <w:sz w:val="21"/>
+                <w:szCs w:val="21"/>
+                <w:lang w:val="es-CO" w:eastAsia="es-CO"/>
+              </w:rPr>
+            </w:pPr>
+            <w:r>
+              <w:rPr>
+                <w:rFonts w:ascii="Consolas" w:eastAsia="Times New Roman" w:hAnsi="Consolas" w:cs="Times New Roman"/>
+                <w:color w:val="D5CED9"/>
+                <w:sz w:val="21"/>
+                <w:szCs w:val="21"/>
+                <w:lang w:val="es-CO" w:eastAsia="es-CO"/>
+              </w:rPr>
+              <w:t xml:space="preserve">En sentido amplio, la </w:t>
+            </w:r>
+            <w:r>
+              <w:rPr>
+                <w:rFonts w:ascii="Consolas" w:eastAsia="Times New Roman" w:hAnsi="Consolas" w:cs="Times New Roman"/>
+                <w:color w:val="F39C12"/>
+                <w:sz w:val="21"/>
+                <w:szCs w:val="21"/>
+                <w:lang w:val="es-CO" w:eastAsia="es-CO"/>
+              </w:rPr>
+              <w:t>**información**</w:t>
+            </w:r>
+            <w:r>
+              <w:rPr>
+                <w:rFonts w:ascii="Consolas" w:eastAsia="Times New Roman" w:hAnsi="Consolas" w:cs="Times New Roman"/>
+                <w:color w:val="D5CED9"/>
+                <w:sz w:val="21"/>
+                <w:szCs w:val="21"/>
+                <w:lang w:val="es-CO" w:eastAsia="es-CO"/>
+              </w:rPr>
+              <w:t xml:space="preserve"> es todo aquello que reduce la </w:t>
+            </w:r>
+            <w:r>
+              <w:rPr>
+                <w:rFonts w:ascii="Consolas" w:eastAsia="Times New Roman" w:hAnsi="Consolas" w:cs="Times New Roman"/>
+                <w:color w:val="C74DED"/>
+                <w:sz w:val="21"/>
+                <w:szCs w:val="21"/>
+                <w:lang w:val="es-CO" w:eastAsia="es-CO"/>
+              </w:rPr>
+              <w:t>*incertidumbre*</w:t>
+            </w:r>
+            <w:r>
+              <w:rPr>
+                <w:rFonts w:ascii="Consolas" w:eastAsia="Times New Roman" w:hAnsi="Consolas" w:cs="Times New Roman"/>
+                <w:color w:val="D5CED9"/>
+                <w:sz w:val="21"/>
+                <w:szCs w:val="21"/>
+                <w:lang w:val="es-CO" w:eastAsia="es-CO"/>
+              </w:rPr>
+              <w:t xml:space="preserve">. Cuando se codifica, puede convertirse en una serie de datos que se pueden comunicar y procesar automáticamente. La información </w:t>
+            </w:r>
+            <w:r>
+              <w:rPr>
+                <w:rFonts w:ascii="Consolas" w:eastAsia="Times New Roman" w:hAnsi="Consolas" w:cs="Times New Roman"/>
+                <w:color w:val="F39C12"/>
+                <w:sz w:val="21"/>
+                <w:szCs w:val="21"/>
+                <w:lang w:val="es-CO" w:eastAsia="es-CO"/>
+              </w:rPr>
+              <w:t>**digital**</w:t>
+            </w:r>
+            <w:r>
+              <w:rPr>
+                <w:rFonts w:ascii="Consolas" w:eastAsia="Times New Roman" w:hAnsi="Consolas" w:cs="Times New Roman"/>
+                <w:color w:val="D5CED9"/>
+                <w:sz w:val="21"/>
+                <w:szCs w:val="21"/>
+                <w:lang w:val="es-CO" w:eastAsia="es-CO"/>
+              </w:rPr>
+              <w:t xml:space="preserve"> se representa de forma discreta, mientras que las señales </w:t>
+            </w:r>
+            <w:r>
+              <w:rPr>
+                <w:rFonts w:ascii="Consolas" w:eastAsia="Times New Roman" w:hAnsi="Consolas" w:cs="Times New Roman"/>
+                <w:color w:val="C74DED"/>
+                <w:sz w:val="21"/>
+                <w:szCs w:val="21"/>
+                <w:lang w:val="es-CO" w:eastAsia="es-CO"/>
+              </w:rPr>
+              <w:t>*analógicas*</w:t>
+            </w:r>
+            <w:r>
+              <w:rPr>
+                <w:rFonts w:ascii="Consolas" w:eastAsia="Times New Roman" w:hAnsi="Consolas" w:cs="Times New Roman"/>
+                <w:color w:val="D5CED9"/>
+                <w:sz w:val="21"/>
+                <w:szCs w:val="21"/>
+                <w:lang w:val="es-CO" w:eastAsia="es-CO"/>
+              </w:rPr>
+              <w:t xml:space="preserve"> son continuas y pueden convertirse en digitales mediante un proceso de codificación. Estos conceptos son fundamentales para comprender cómo se almacena, transmite y comprime la información.</w:t>
+            </w:r>
+          </w:p>
+          <w:p>
+            <w:pPr>
+              <w:widowControl/>
+              <w:shd w:val="clear" w:color="auto" w:fill="262A33"/>
+              <w:spacing w:line="285" w:lineRule="atLeast"/>
+              <w:rPr>
+                <w:rFonts w:ascii="Consolas" w:eastAsia="Times New Roman" w:hAnsi="Consolas" w:cs="Times New Roman"/>
+                <w:color w:val="D5CED9"/>
+                <w:sz w:val="21"/>
+                <w:szCs w:val="21"/>
+                <w:lang w:val="es-CO" w:eastAsia="es-CO"/>
+              </w:rPr>
+            </w:pPr>
+          </w:p>
+          <w:p>
+            <w:pPr>
+              <w:widowControl/>
+              <w:shd w:val="clear" w:color="auto" w:fill="262A33"/>
+              <w:spacing w:line="285" w:lineRule="atLeast"/>
+              <w:rPr>
+                <w:rFonts w:ascii="Consolas" w:eastAsia="Times New Roman" w:hAnsi="Consolas" w:cs="Times New Roman"/>
+                <w:color w:val="D5CED9"/>
+                <w:sz w:val="21"/>
+                <w:szCs w:val="21"/>
+                <w:lang w:val="es-CO" w:eastAsia="es-CO"/>
+              </w:rPr>
+            </w:pPr>
+            <w:r>
+              <w:rPr>
+                <w:rFonts w:ascii="Consolas" w:eastAsia="Times New Roman" w:hAnsi="Consolas" w:cs="Times New Roman"/>
+                <w:color w:val="D5CED9"/>
+                <w:sz w:val="21"/>
+                <w:szCs w:val="21"/>
+                <w:lang w:val="es-CO" w:eastAsia="es-CO"/>
+              </w:rPr>
+              <w:t xml:space="preserve">Si se codifica, constituye una serie de </w:t>
+            </w:r>
+            <w:r>
+              <w:rPr>
+                <w:rFonts w:ascii="Consolas" w:eastAsia="Times New Roman" w:hAnsi="Consolas" w:cs="Times New Roman"/>
+                <w:color w:val="F39C12"/>
+                <w:sz w:val="21"/>
+                <w:szCs w:val="21"/>
+                <w:lang w:val="es-CO" w:eastAsia="es-CO"/>
+              </w:rPr>
+              <w:t>**datos**</w:t>
+            </w:r>
+            <w:r>
+              <w:rPr>
+                <w:rFonts w:ascii="Consolas" w:eastAsia="Times New Roman" w:hAnsi="Consolas" w:cs="Times New Roman"/>
+                <w:color w:val="D5CED9"/>
+                <w:sz w:val="21"/>
+                <w:szCs w:val="21"/>
+                <w:lang w:val="es-CO" w:eastAsia="es-CO"/>
+              </w:rPr>
+              <w:t xml:space="preserve"> que se pueden comunicar,</w:t>
+            </w:r>
+          </w:p>
+          <w:p>
+            <w:pPr>
+              <w:widowControl/>
+              <w:shd w:val="clear" w:color="auto" w:fill="262A33"/>
+              <w:spacing w:line="285" w:lineRule="atLeast"/>
+              <w:rPr>
+                <w:rFonts w:ascii="Consolas" w:eastAsia="Times New Roman" w:hAnsi="Consolas" w:cs="Times New Roman"/>
+                <w:color w:val="D5CED9"/>
+                <w:sz w:val="21"/>
+                <w:szCs w:val="21"/>
+                <w:lang w:val="es-CO" w:eastAsia="es-CO"/>
+              </w:rPr>
+            </w:pPr>
+            <w:r>
+              <w:rPr>
+                <w:rFonts w:ascii="Consolas" w:eastAsia="Times New Roman" w:hAnsi="Consolas" w:cs="Times New Roman"/>
+                <w:color w:val="D5CED9"/>
+                <w:sz w:val="21"/>
+                <w:szCs w:val="21"/>
+                <w:lang w:val="es-CO" w:eastAsia="es-CO"/>
+              </w:rPr>
+              <w:t>una operación que adapta la información al procesamiento automático.</w:t>
+            </w:r>
+          </w:p>
+          <w:p>
+            <w:pPr>
+              <w:widowControl/>
+              <w:shd w:val="clear" w:color="auto" w:fill="262A33"/>
+              <w:spacing w:line="285" w:lineRule="atLeast"/>
+              <w:rPr>
+                <w:rFonts w:ascii="Consolas" w:eastAsia="Times New Roman" w:hAnsi="Consolas" w:cs="Times New Roman"/>
+                <w:color w:val="D5CED9"/>
+                <w:sz w:val="21"/>
+                <w:szCs w:val="21"/>
+                <w:lang w:val="es-CO" w:eastAsia="es-CO"/>
+              </w:rPr>
+            </w:pPr>
+          </w:p>
+          <w:p>
+            <w:pPr>
+              <w:widowControl/>
+              <w:shd w:val="clear" w:color="auto" w:fill="262A33"/>
+              <w:spacing w:line="285" w:lineRule="atLeast"/>
+              <w:rPr>
+                <w:rFonts w:ascii="Consolas" w:eastAsia="Times New Roman" w:hAnsi="Consolas" w:cs="Times New Roman"/>
+                <w:color w:val="D5CED9"/>
+                <w:sz w:val="21"/>
+                <w:szCs w:val="21"/>
+                <w:lang w:val="es-CO" w:eastAsia="es-CO"/>
+              </w:rPr>
+            </w:pPr>
+            <w:r>
+              <w:rPr>
+                <w:rFonts w:ascii="Consolas" w:eastAsia="Times New Roman" w:hAnsi="Consolas" w:cs="Times New Roman"/>
+                <w:color w:val="D5CED9"/>
+                <w:sz w:val="21"/>
+                <w:szCs w:val="21"/>
+                <w:lang w:val="es-CO" w:eastAsia="es-CO"/>
+              </w:rPr>
+              <w:t xml:space="preserve">El dato informático es </w:t>
+            </w:r>
+            <w:r>
+              <w:rPr>
+                <w:rFonts w:ascii="Consolas" w:eastAsia="Times New Roman" w:hAnsi="Consolas" w:cs="Times New Roman"/>
+                <w:color w:val="F39C12"/>
+                <w:sz w:val="21"/>
+                <w:szCs w:val="21"/>
+                <w:lang w:val="es-CO" w:eastAsia="es-CO"/>
+              </w:rPr>
+              <w:t>**digital**</w:t>
+            </w:r>
+            <w:r>
+              <w:rPr>
+                <w:rFonts w:ascii="Consolas" w:eastAsia="Times New Roman" w:hAnsi="Consolas" w:cs="Times New Roman"/>
+                <w:color w:val="D5CED9"/>
+                <w:sz w:val="21"/>
+                <w:szCs w:val="21"/>
+                <w:lang w:val="es-CO" w:eastAsia="es-CO"/>
+              </w:rPr>
+              <w:t xml:space="preserve"> (o discreto) y, debidamente codificadas,</w:t>
+            </w:r>
+          </w:p>
+          <w:p>
+            <w:pPr>
+              <w:widowControl/>
+              <w:shd w:val="clear" w:color="auto" w:fill="262A33"/>
+              <w:spacing w:line="285" w:lineRule="atLeast"/>
+              <w:rPr>
+                <w:rFonts w:ascii="Consolas" w:eastAsia="Times New Roman" w:hAnsi="Consolas" w:cs="Times New Roman"/>
+                <w:color w:val="D5CED9"/>
+                <w:sz w:val="21"/>
+                <w:szCs w:val="21"/>
+                <w:lang w:val="es-CO" w:eastAsia="es-CO"/>
+              </w:rPr>
+            </w:pPr>
+            <w:r>
+              <w:rPr>
+                <w:rFonts w:ascii="Consolas" w:eastAsia="Times New Roman" w:hAnsi="Consolas" w:cs="Times New Roman"/>
+                <w:color w:val="D5CED9"/>
+                <w:sz w:val="21"/>
+                <w:szCs w:val="21"/>
+                <w:lang w:val="es-CO" w:eastAsia="es-CO"/>
+              </w:rPr>
+              <w:t xml:space="preserve">las señales </w:t>
+            </w:r>
+            <w:r>
+              <w:rPr>
+                <w:rFonts w:ascii="Consolas" w:eastAsia="Times New Roman" w:hAnsi="Consolas" w:cs="Times New Roman"/>
+                <w:color w:val="F39C12"/>
+                <w:sz w:val="21"/>
+                <w:szCs w:val="21"/>
+                <w:lang w:val="es-CO" w:eastAsia="es-CO"/>
+              </w:rPr>
+              <w:t>**analógicas**</w:t>
+            </w:r>
+            <w:r>
+              <w:rPr>
+                <w:rFonts w:ascii="Consolas" w:eastAsia="Times New Roman" w:hAnsi="Consolas" w:cs="Times New Roman"/>
+                <w:color w:val="D5CED9"/>
+                <w:sz w:val="21"/>
+                <w:szCs w:val="21"/>
+                <w:lang w:val="es-CO" w:eastAsia="es-CO"/>
+              </w:rPr>
+              <w:t xml:space="preserve"> o continuas se pueden convertir en digitales.</w:t>
+            </w:r>
+          </w:p>
+          <w:p>
+            <w:pPr>
+              <w:widowControl/>
+              <w:shd w:val="clear" w:color="auto" w:fill="262A33"/>
+              <w:spacing w:line="285" w:lineRule="atLeast"/>
+              <w:rPr>
+                <w:rFonts w:ascii="Consolas" w:eastAsia="Times New Roman" w:hAnsi="Consolas" w:cs="Times New Roman"/>
+                <w:color w:val="D5CED9"/>
+                <w:sz w:val="21"/>
+                <w:szCs w:val="21"/>
+                <w:lang w:val="es-CO" w:eastAsia="es-CO"/>
+              </w:rPr>
+            </w:pPr>
+          </w:p>
+          <w:p>
+            <w:pPr>
+              <w:widowControl/>
+              <w:shd w:val="clear" w:color="auto" w:fill="262A33"/>
+              <w:spacing w:line="285" w:lineRule="atLeast"/>
+              <w:rPr>
+                <w:rFonts w:ascii="Consolas" w:eastAsia="Times New Roman" w:hAnsi="Consolas" w:cs="Times New Roman"/>
+                <w:color w:val="D5CED9"/>
+                <w:sz w:val="21"/>
+                <w:szCs w:val="21"/>
+                <w:lang w:val="es-CO" w:eastAsia="es-CO"/>
+              </w:rPr>
+            </w:pPr>
+            <w:r>
+              <w:rPr>
+                <w:rFonts w:ascii="Consolas" w:eastAsia="Times New Roman" w:hAnsi="Consolas" w:cs="Times New Roman"/>
+                <w:color w:val="D5CED9"/>
+                <w:sz w:val="21"/>
+                <w:szCs w:val="21"/>
+                <w:lang w:val="es-CO" w:eastAsia="es-CO"/>
+              </w:rPr>
+              <w:t xml:space="preserve">La </w:t>
+            </w:r>
+            <w:r>
+              <w:rPr>
+                <w:rFonts w:ascii="Consolas" w:eastAsia="Times New Roman" w:hAnsi="Consolas" w:cs="Times New Roman"/>
+                <w:color w:val="F39C12"/>
+                <w:sz w:val="21"/>
+                <w:szCs w:val="21"/>
+                <w:lang w:val="es-CO" w:eastAsia="es-CO"/>
+              </w:rPr>
+              <w:t>**teoría de la información**</w:t>
+            </w:r>
+            <w:r>
+              <w:rPr>
+                <w:rFonts w:ascii="Consolas" w:eastAsia="Times New Roman" w:hAnsi="Consolas" w:cs="Times New Roman"/>
+                <w:color w:val="D5CED9"/>
+                <w:sz w:val="21"/>
+                <w:szCs w:val="21"/>
+                <w:lang w:val="es-CO" w:eastAsia="es-CO"/>
+              </w:rPr>
+              <w:t xml:space="preserve">, nacida en 1948 gracias a </w:t>
+            </w:r>
+            <w:r>
+              <w:rPr>
+                <w:rFonts w:ascii="Consolas" w:eastAsia="Times New Roman" w:hAnsi="Consolas" w:cs="Times New Roman"/>
+                <w:color w:val="F39C12"/>
+                <w:sz w:val="21"/>
+                <w:szCs w:val="21"/>
+                <w:lang w:val="es-CO" w:eastAsia="es-CO"/>
+              </w:rPr>
+              <w:t>**Claude Shannon**</w:t>
+            </w:r>
+            <w:r>
+              <w:rPr>
+                <w:rFonts w:ascii="Consolas" w:eastAsia="Times New Roman" w:hAnsi="Consolas" w:cs="Times New Roman"/>
+                <w:color w:val="D5CED9"/>
+                <w:sz w:val="21"/>
+                <w:szCs w:val="21"/>
+                <w:lang w:val="es-CO" w:eastAsia="es-CO"/>
+              </w:rPr>
+              <w:t>,</w:t>
+            </w:r>
+          </w:p>
+          <w:p>
+            <w:pPr>
+              <w:widowControl/>
+              <w:shd w:val="clear" w:color="auto" w:fill="262A33"/>
+              <w:spacing w:line="285" w:lineRule="atLeast"/>
+              <w:rPr>
+                <w:rFonts w:ascii="Consolas" w:eastAsia="Times New Roman" w:hAnsi="Consolas" w:cs="Times New Roman"/>
+                <w:color w:val="D5CED9"/>
+                <w:sz w:val="21"/>
+                <w:szCs w:val="21"/>
+                <w:lang w:val="es-CO" w:eastAsia="es-CO"/>
+              </w:rPr>
+            </w:pPr>
+            <w:r>
+              <w:rPr>
+                <w:rFonts w:ascii="Consolas" w:eastAsia="Times New Roman" w:hAnsi="Consolas" w:cs="Times New Roman"/>
+                <w:color w:val="D5CED9"/>
+                <w:sz w:val="21"/>
+                <w:szCs w:val="21"/>
+                <w:lang w:val="es-CO" w:eastAsia="es-CO"/>
+              </w:rPr>
+              <w:t>es una disciplina basada en las matemáticas que estudia los fenómenos</w:t>
+            </w:r>
+          </w:p>
+          <w:p>
+            <w:pPr>
+              <w:widowControl/>
+              <w:shd w:val="clear" w:color="auto" w:fill="262A33"/>
+              <w:spacing w:line="285" w:lineRule="atLeast"/>
+              <w:rPr>
+                <w:rFonts w:ascii="Consolas" w:eastAsia="Times New Roman" w:hAnsi="Consolas" w:cs="Times New Roman"/>
+                <w:color w:val="D5CED9"/>
+                <w:sz w:val="21"/>
+                <w:szCs w:val="21"/>
+                <w:lang w:val="es-CO" w:eastAsia="es-CO"/>
+              </w:rPr>
+            </w:pPr>
+            <w:r>
+              <w:rPr>
+                <w:rFonts w:ascii="Consolas" w:eastAsia="Times New Roman" w:hAnsi="Consolas" w:cs="Times New Roman"/>
+                <w:color w:val="D5CED9"/>
+                <w:sz w:val="21"/>
+                <w:szCs w:val="21"/>
+                <w:lang w:val="es-CO" w:eastAsia="es-CO"/>
+              </w:rPr>
+              <w:t>relativos a la compresión y transmisión de datos informáticos.</w:t>
+            </w:r>
+          </w:p>
+          <w:p>
+            <w:pPr>
+              <w:widowControl/>
+              <w:shd w:val="clear" w:color="auto" w:fill="262A33"/>
+              <w:spacing w:line="285" w:lineRule="atLeast"/>
+              <w:rPr>
+                <w:rFonts w:ascii="Consolas" w:eastAsia="Times New Roman" w:hAnsi="Consolas" w:cs="Times New Roman"/>
+                <w:color w:val="D5CED9"/>
+                <w:sz w:val="21"/>
+                <w:szCs w:val="21"/>
+                <w:lang w:val="es-CO" w:eastAsia="es-CO"/>
+              </w:rPr>
+            </w:pPr>
+          </w:p>
+          <w:p>
+            <w:pPr>
+              <w:widowControl/>
+              <w:shd w:val="clear" w:color="auto" w:fill="262A33"/>
+              <w:spacing w:line="285" w:lineRule="atLeast"/>
+              <w:rPr>
+                <w:rFonts w:ascii="Consolas" w:eastAsia="Times New Roman" w:hAnsi="Consolas" w:cs="Times New Roman"/>
+                <w:color w:val="D5CED9"/>
+                <w:sz w:val="21"/>
+                <w:szCs w:val="21"/>
+                <w:lang w:val="es-CO" w:eastAsia="es-CO"/>
+              </w:rPr>
+            </w:pPr>
+            <w:r>
+              <w:rPr>
+                <w:rFonts w:ascii="Consolas" w:eastAsia="Times New Roman" w:hAnsi="Consolas" w:cs="Times New Roman"/>
+                <w:color w:val="FF00AA"/>
+                <w:sz w:val="21"/>
+                <w:szCs w:val="21"/>
+                <w:lang w:val="es-CO" w:eastAsia="es-CO"/>
+              </w:rPr>
+              <w:t>## Entropía</w:t>
+            </w:r>
+          </w:p>
+          <w:p>
+            <w:pPr>
+              <w:widowControl/>
+              <w:shd w:val="clear" w:color="auto" w:fill="262A33"/>
+              <w:spacing w:line="285" w:lineRule="atLeast"/>
+              <w:rPr>
+                <w:rFonts w:ascii="Consolas" w:eastAsia="Times New Roman" w:hAnsi="Consolas" w:cs="Times New Roman"/>
+                <w:color w:val="D5CED9"/>
+                <w:sz w:val="21"/>
+                <w:szCs w:val="21"/>
+                <w:lang w:val="es-CO" w:eastAsia="es-CO"/>
+              </w:rPr>
+            </w:pPr>
+          </w:p>
+          <w:p>
+            <w:pPr>
+              <w:widowControl/>
+              <w:shd w:val="clear" w:color="auto" w:fill="262A33"/>
+              <w:spacing w:line="285" w:lineRule="atLeast"/>
+              <w:rPr>
+                <w:rFonts w:ascii="Consolas" w:eastAsia="Times New Roman" w:hAnsi="Consolas" w:cs="Times New Roman"/>
+                <w:color w:val="D5CED9"/>
+                <w:sz w:val="21"/>
+                <w:szCs w:val="21"/>
+                <w:lang w:val="es-CO" w:eastAsia="es-CO"/>
+              </w:rPr>
+            </w:pPr>
+            <w:r>
+              <w:rPr>
+                <w:rFonts w:ascii="Consolas" w:eastAsia="Times New Roman" w:hAnsi="Consolas" w:cs="Times New Roman"/>
+                <w:color w:val="D5CED9"/>
+                <w:sz w:val="21"/>
+                <w:szCs w:val="21"/>
+                <w:lang w:val="es-CO" w:eastAsia="es-CO"/>
+              </w:rPr>
+              <w:t>La entropía se puede expresar mediante:</w:t>
+            </w:r>
+          </w:p>
+          <w:p>
+            <w:pPr>
+              <w:widowControl/>
+              <w:shd w:val="clear" w:color="auto" w:fill="262A33"/>
+              <w:spacing w:line="285" w:lineRule="atLeast"/>
+              <w:rPr>
+                <w:rFonts w:ascii="Consolas" w:eastAsia="Times New Roman" w:hAnsi="Consolas" w:cs="Times New Roman"/>
+                <w:color w:val="D5CED9"/>
+                <w:sz w:val="21"/>
+                <w:szCs w:val="21"/>
+                <w:lang w:val="es-CO" w:eastAsia="es-CO"/>
+              </w:rPr>
+            </w:pPr>
+          </w:p>
+          <w:p>
+            <w:pPr>
+              <w:widowControl/>
+              <w:shd w:val="clear" w:color="auto" w:fill="262A33"/>
+              <w:spacing w:line="285" w:lineRule="atLeast"/>
+              <w:rPr>
+                <w:rFonts w:ascii="Consolas" w:eastAsia="Times New Roman" w:hAnsi="Consolas" w:cs="Times New Roman"/>
+                <w:color w:val="D5CED9"/>
+                <w:sz w:val="21"/>
+                <w:szCs w:val="21"/>
+                <w:lang w:val="en-US" w:eastAsia="es-CO"/>
+              </w:rPr>
+            </w:pPr>
+            <w:r>
+              <w:rPr>
+                <w:rFonts w:ascii="Consolas" w:eastAsia="Times New Roman" w:hAnsi="Consolas" w:cs="Times New Roman"/>
+                <w:color w:val="96E072"/>
+                <w:sz w:val="21"/>
+                <w:szCs w:val="21"/>
+                <w:lang w:val="en-US" w:eastAsia="es-CO"/>
+              </w:rPr>
+              <w:t>```</w:t>
+            </w:r>
+            <w:r>
+              <w:rPr>
+                <w:rFonts w:ascii="Consolas" w:eastAsia="Times New Roman" w:hAnsi="Consolas" w:cs="Times New Roman"/>
+                <w:color w:val="F39C12"/>
+                <w:sz w:val="21"/>
+                <w:szCs w:val="21"/>
+                <w:lang w:val="en-US" w:eastAsia="es-CO"/>
+              </w:rPr>
+              <w:t>math</w:t>
+            </w:r>
+          </w:p>
+          <w:p>
+            <w:pPr>
+              <w:widowControl/>
+              <w:shd w:val="clear" w:color="auto" w:fill="262A33"/>
+              <w:spacing w:line="285" w:lineRule="atLeast"/>
+              <w:rPr>
+                <w:rFonts w:ascii="Consolas" w:eastAsia="Times New Roman" w:hAnsi="Consolas" w:cs="Times New Roman"/>
+                <w:color w:val="D5CED9"/>
+                <w:sz w:val="21"/>
+                <w:szCs w:val="21"/>
+                <w:lang w:val="en-US" w:eastAsia="es-CO"/>
+              </w:rPr>
+            </w:pPr>
+            <w:r>
+              <w:rPr>
+                <w:rFonts w:ascii="Consolas" w:eastAsia="Times New Roman" w:hAnsi="Consolas" w:cs="Times New Roman"/>
+                <w:color w:val="D5CED9"/>
+                <w:sz w:val="21"/>
+                <w:szCs w:val="21"/>
+                <w:lang w:val="en-US" w:eastAsia="es-CO"/>
+              </w:rPr>
+              <w:t>H = -</w:t>
+            </w:r>
+            <w:r>
+              <w:rPr>
+                <w:rFonts w:ascii="Consolas" w:eastAsia="Times New Roman" w:hAnsi="Consolas" w:cs="Times New Roman"/>
+                <w:color w:val="C74DED"/>
+                <w:sz w:val="21"/>
+                <w:szCs w:val="21"/>
+                <w:lang w:val="en-US" w:eastAsia="es-CO"/>
+              </w:rPr>
+              <w:t>\</w:t>
+            </w:r>
+            <w:proofErr w:type="gramStart"/>
+            <w:r>
+              <w:rPr>
+                <w:rFonts w:ascii="Consolas" w:eastAsia="Times New Roman" w:hAnsi="Consolas" w:cs="Times New Roman"/>
+                <w:color w:val="FFE66D"/>
+                <w:sz w:val="21"/>
+                <w:szCs w:val="21"/>
+                <w:lang w:val="en-US" w:eastAsia="es-CO"/>
+              </w:rPr>
+              <w:t>sum_</w:t>
+            </w:r>
+            <w:r>
+              <w:rPr>
+                <w:rFonts w:ascii="Consolas" w:eastAsia="Times New Roman" w:hAnsi="Consolas" w:cs="Times New Roman"/>
+                <w:color w:val="D5CED9"/>
+                <w:sz w:val="21"/>
+                <w:szCs w:val="21"/>
+                <w:lang w:val="en-US" w:eastAsia="es-CO"/>
+              </w:rPr>
+              <w:t>{</w:t>
+            </w:r>
+            <w:proofErr w:type="spellStart"/>
+            <w:proofErr w:type="gramEnd"/>
+            <w:r>
+              <w:rPr>
+                <w:rFonts w:ascii="Consolas" w:eastAsia="Times New Roman" w:hAnsi="Consolas" w:cs="Times New Roman"/>
+                <w:color w:val="D5CED9"/>
+                <w:sz w:val="21"/>
+                <w:szCs w:val="21"/>
+                <w:lang w:val="en-US" w:eastAsia="es-CO"/>
+              </w:rPr>
+              <w:t>i</w:t>
+            </w:r>
+            <w:proofErr w:type="spellEnd"/>
+            <w:r>
+              <w:rPr>
+                <w:rFonts w:ascii="Consolas" w:eastAsia="Times New Roman" w:hAnsi="Consolas" w:cs="Times New Roman"/>
+                <w:color w:val="D5CED9"/>
+                <w:sz w:val="21"/>
+                <w:szCs w:val="21"/>
+                <w:lang w:val="en-US" w:eastAsia="es-CO"/>
+              </w:rPr>
+              <w:t>=</w:t>
+            </w:r>
+            <w:proofErr w:type="gramStart"/>
+            <w:r>
+              <w:rPr>
+                <w:rFonts w:ascii="Consolas" w:eastAsia="Times New Roman" w:hAnsi="Consolas" w:cs="Times New Roman"/>
+                <w:color w:val="F39C12"/>
+                <w:sz w:val="21"/>
+                <w:szCs w:val="21"/>
+                <w:lang w:val="en-US" w:eastAsia="es-CO"/>
+              </w:rPr>
+              <w:t>1</w:t>
+            </w:r>
+            <w:r>
+              <w:rPr>
+                <w:rFonts w:ascii="Consolas" w:eastAsia="Times New Roman" w:hAnsi="Consolas" w:cs="Times New Roman"/>
+                <w:color w:val="D5CED9"/>
+                <w:sz w:val="21"/>
+                <w:szCs w:val="21"/>
+                <w:lang w:val="en-US" w:eastAsia="es-CO"/>
+              </w:rPr>
+              <w:t>}^</w:t>
+            </w:r>
+            <w:proofErr w:type="gramEnd"/>
+            <w:r>
+              <w:rPr>
+                <w:rFonts w:ascii="Consolas" w:eastAsia="Times New Roman" w:hAnsi="Consolas" w:cs="Times New Roman"/>
+                <w:color w:val="D5CED9"/>
+                <w:sz w:val="21"/>
+                <w:szCs w:val="21"/>
+                <w:lang w:val="en-US" w:eastAsia="es-CO"/>
+              </w:rPr>
+              <w:t xml:space="preserve">{n} </w:t>
+            </w:r>
+            <w:proofErr w:type="spellStart"/>
+            <w:r>
+              <w:rPr>
+                <w:rFonts w:ascii="Consolas" w:eastAsia="Times New Roman" w:hAnsi="Consolas" w:cs="Times New Roman"/>
+                <w:color w:val="D5CED9"/>
+                <w:sz w:val="21"/>
+                <w:szCs w:val="21"/>
+                <w:lang w:val="en-US" w:eastAsia="es-CO"/>
+              </w:rPr>
+              <w:t>p_i</w:t>
+            </w:r>
+            <w:proofErr w:type="spellEnd"/>
+            <w:r>
+              <w:rPr>
+                <w:rFonts w:ascii="Consolas" w:eastAsia="Times New Roman" w:hAnsi="Consolas" w:cs="Times New Roman"/>
+                <w:color w:val="D5CED9"/>
+                <w:sz w:val="21"/>
+                <w:szCs w:val="21"/>
+                <w:lang w:val="en-US" w:eastAsia="es-CO"/>
+              </w:rPr>
+              <w:t xml:space="preserve"> </w:t>
+            </w:r>
+            <w:r>
+              <w:rPr>
+                <w:rFonts w:ascii="Consolas" w:eastAsia="Times New Roman" w:hAnsi="Consolas" w:cs="Times New Roman"/>
+                <w:color w:val="EE5D43"/>
+                <w:sz w:val="21"/>
+                <w:szCs w:val="21"/>
+                <w:lang w:val="en-US" w:eastAsia="es-CO"/>
+              </w:rPr>
+              <w:t>\log</w:t>
+            </w:r>
+            <w:r>
+              <w:rPr>
+                <w:rFonts w:ascii="Consolas" w:eastAsia="Times New Roman" w:hAnsi="Consolas" w:cs="Times New Roman"/>
+                <w:color w:val="D5CED9"/>
+                <w:sz w:val="21"/>
+                <w:szCs w:val="21"/>
+                <w:lang w:val="en-US" w:eastAsia="es-CO"/>
+              </w:rPr>
+              <w:t xml:space="preserve"> </w:t>
+            </w:r>
+            <w:proofErr w:type="spellStart"/>
+            <w:r>
+              <w:rPr>
+                <w:rFonts w:ascii="Consolas" w:eastAsia="Times New Roman" w:hAnsi="Consolas" w:cs="Times New Roman"/>
+                <w:color w:val="D5CED9"/>
+                <w:sz w:val="21"/>
+                <w:szCs w:val="21"/>
+                <w:lang w:val="en-US" w:eastAsia="es-CO"/>
+              </w:rPr>
+              <w:t>p_i</w:t>
+            </w:r>
+            <w:proofErr w:type="spellEnd"/>
+          </w:p>
+          <w:p>
+            <w:pPr>
+              <w:widowControl/>
+              <w:shd w:val="clear" w:color="auto" w:fill="262A33"/>
+              <w:spacing w:line="285" w:lineRule="atLeast"/>
+              <w:rPr>
+                <w:rFonts w:ascii="Consolas" w:eastAsia="Times New Roman" w:hAnsi="Consolas" w:cs="Times New Roman"/>
+                <w:color w:val="D5CED9"/>
+                <w:sz w:val="21"/>
+                <w:szCs w:val="21"/>
+                <w:lang w:val="es-CO" w:eastAsia="es-CO"/>
+              </w:rPr>
+            </w:pPr>
+            <w:r>
+              <w:rPr>
+                <w:rFonts w:ascii="Consolas" w:eastAsia="Times New Roman" w:hAnsi="Consolas" w:cs="Times New Roman"/>
+                <w:color w:val="96E072"/>
+                <w:sz w:val="21"/>
+                <w:szCs w:val="21"/>
+                <w:lang w:val="es-CO" w:eastAsia="es-CO"/>
+              </w:rPr>
+              <w:t>```</w:t>
+            </w:r>
+          </w:p>
+          <w:p>
+            <w:pPr>
+              <w:widowControl/>
+              <w:shd w:val="clear" w:color="auto" w:fill="262A33"/>
+              <w:spacing w:line="285" w:lineRule="atLeast"/>
+              <w:rPr>
+                <w:rFonts w:ascii="Consolas" w:eastAsia="Times New Roman" w:hAnsi="Consolas" w:cs="Times New Roman"/>
+                <w:color w:val="D5CED9"/>
+                <w:sz w:val="21"/>
+                <w:szCs w:val="21"/>
+                <w:lang w:val="es-CO" w:eastAsia="es-CO"/>
+              </w:rPr>
+            </w:pPr>
+          </w:p>
+          <w:p>
+            <w:pPr>
+              <w:widowControl/>
+              <w:shd w:val="clear" w:color="auto" w:fill="262A33"/>
+              <w:spacing w:line="285" w:lineRule="atLeast"/>
+              <w:rPr>
+                <w:rFonts w:ascii="Consolas" w:eastAsia="Times New Roman" w:hAnsi="Consolas" w:cs="Times New Roman"/>
+                <w:color w:val="D5CED9"/>
+                <w:sz w:val="21"/>
+                <w:szCs w:val="21"/>
+                <w:lang w:val="es-CO" w:eastAsia="es-CO"/>
+              </w:rPr>
+            </w:pPr>
+            <w:r>
+              <w:rPr>
+                <w:rFonts w:ascii="Consolas" w:eastAsia="Times New Roman" w:hAnsi="Consolas" w:cs="Times New Roman"/>
+                <w:color w:val="D5CED9"/>
+                <w:sz w:val="21"/>
+                <w:szCs w:val="21"/>
+                <w:lang w:val="es-CO" w:eastAsia="es-CO"/>
+              </w:rPr>
+              <w:t>La redundancia es todo lo que no es absolutamente necesario,</w:t>
+            </w:r>
+          </w:p>
+          <w:p>
+            <w:pPr>
+              <w:widowControl/>
+              <w:shd w:val="clear" w:color="auto" w:fill="262A33"/>
+              <w:spacing w:line="285" w:lineRule="atLeast"/>
+              <w:rPr>
+                <w:rFonts w:ascii="Consolas" w:eastAsia="Times New Roman" w:hAnsi="Consolas" w:cs="Times New Roman"/>
+                <w:color w:val="D5CED9"/>
+                <w:sz w:val="21"/>
+                <w:szCs w:val="21"/>
+                <w:lang w:val="es-CO" w:eastAsia="es-CO"/>
+              </w:rPr>
+            </w:pPr>
+            <w:r>
+              <w:rPr>
+                <w:rFonts w:ascii="Consolas" w:eastAsia="Times New Roman" w:hAnsi="Consolas" w:cs="Times New Roman"/>
+                <w:color w:val="D5CED9"/>
+                <w:sz w:val="21"/>
+                <w:szCs w:val="21"/>
+                <w:lang w:val="es-CO" w:eastAsia="es-CO"/>
+              </w:rPr>
+              <w:t>aunque habitualmente otorga flexibilidad y fiabilidad.</w:t>
+            </w:r>
+          </w:p>
+          <w:p>
+            <w:pPr>
+              <w:widowControl/>
+              <w:shd w:val="clear" w:color="auto" w:fill="262A33"/>
+              <w:spacing w:line="285" w:lineRule="atLeast"/>
+              <w:rPr>
+                <w:rFonts w:ascii="Consolas" w:eastAsia="Times New Roman" w:hAnsi="Consolas" w:cs="Times New Roman"/>
+                <w:color w:val="D5CED9"/>
+                <w:sz w:val="21"/>
+                <w:szCs w:val="21"/>
+                <w:lang w:val="es-CO" w:eastAsia="es-CO"/>
+              </w:rPr>
+            </w:pPr>
+          </w:p>
+          <w:p>
+            <w:pPr>
+              <w:widowControl/>
+              <w:shd w:val="clear" w:color="auto" w:fill="262A33"/>
+              <w:spacing w:line="285" w:lineRule="atLeast"/>
+              <w:rPr>
+                <w:rFonts w:ascii="Consolas" w:eastAsia="Times New Roman" w:hAnsi="Consolas" w:cs="Times New Roman"/>
+                <w:color w:val="D5CED9"/>
+                <w:sz w:val="21"/>
+                <w:szCs w:val="21"/>
+                <w:lang w:val="es-CO" w:eastAsia="es-CO"/>
+              </w:rPr>
+            </w:pPr>
+            <w:r>
+              <w:rPr>
+                <w:rFonts w:ascii="Consolas" w:eastAsia="Times New Roman" w:hAnsi="Consolas" w:cs="Times New Roman"/>
+                <w:color w:val="D5CED9"/>
+                <w:sz w:val="21"/>
+                <w:szCs w:val="21"/>
+                <w:lang w:val="es-CO" w:eastAsia="es-CO"/>
+              </w:rPr>
+              <w:t xml:space="preserve">La redundancia puede eliminarse mediante la </w:t>
+            </w:r>
+            <w:r>
+              <w:rPr>
+                <w:rFonts w:ascii="Consolas" w:eastAsia="Times New Roman" w:hAnsi="Consolas" w:cs="Times New Roman"/>
+                <w:color w:val="F39C12"/>
+                <w:sz w:val="21"/>
+                <w:szCs w:val="21"/>
+                <w:lang w:val="es-CO" w:eastAsia="es-CO"/>
+              </w:rPr>
+              <w:t>**compresión**</w:t>
+            </w:r>
+            <w:r>
+              <w:rPr>
+                <w:rFonts w:ascii="Consolas" w:eastAsia="Times New Roman" w:hAnsi="Consolas" w:cs="Times New Roman"/>
+                <w:color w:val="D5CED9"/>
+                <w:sz w:val="21"/>
+                <w:szCs w:val="21"/>
+                <w:lang w:val="es-CO" w:eastAsia="es-CO"/>
+              </w:rPr>
+              <w:t>.</w:t>
+            </w:r>
+          </w:p>
+          <w:p>
+            <w:pPr>
+              <w:widowControl/>
+              <w:shd w:val="clear" w:color="auto" w:fill="262A33"/>
+              <w:spacing w:line="285" w:lineRule="atLeast"/>
+              <w:rPr>
+                <w:rFonts w:ascii="Consolas" w:eastAsia="Times New Roman" w:hAnsi="Consolas" w:cs="Times New Roman"/>
+                <w:color w:val="D5CED9"/>
+                <w:sz w:val="21"/>
+                <w:szCs w:val="21"/>
+                <w:lang w:val="es-CO" w:eastAsia="es-CO"/>
+              </w:rPr>
+            </w:pPr>
+          </w:p>
+          <w:p>
+            <w:pPr>
+              <w:widowControl/>
+              <w:shd w:val="clear" w:color="auto" w:fill="262A33"/>
+              <w:spacing w:line="285" w:lineRule="atLeast"/>
+              <w:rPr>
+                <w:rFonts w:ascii="Consolas" w:eastAsia="Times New Roman" w:hAnsi="Consolas" w:cs="Times New Roman"/>
+                <w:color w:val="D5CED9"/>
+                <w:sz w:val="21"/>
+                <w:szCs w:val="21"/>
+                <w:lang w:val="es-CO" w:eastAsia="es-CO"/>
+              </w:rPr>
+            </w:pPr>
+            <w:r>
+              <w:rPr>
+                <w:rFonts w:ascii="Consolas" w:eastAsia="Times New Roman" w:hAnsi="Consolas" w:cs="Times New Roman"/>
+                <w:color w:val="D5CED9"/>
+                <w:sz w:val="21"/>
+                <w:szCs w:val="21"/>
+                <w:lang w:val="es-CO" w:eastAsia="es-CO"/>
+              </w:rPr>
+              <w:t>Existen dos tipos principales de compresión.</w:t>
+            </w:r>
+          </w:p>
+          <w:p>
+            <w:pPr>
+              <w:widowControl/>
+              <w:shd w:val="clear" w:color="auto" w:fill="262A33"/>
+              <w:spacing w:line="285" w:lineRule="atLeast"/>
+              <w:rPr>
+                <w:rFonts w:ascii="Consolas" w:eastAsia="Times New Roman" w:hAnsi="Consolas" w:cs="Times New Roman"/>
+                <w:color w:val="D5CED9"/>
+                <w:sz w:val="21"/>
+                <w:szCs w:val="21"/>
+                <w:lang w:val="es-CO" w:eastAsia="es-CO"/>
+              </w:rPr>
+            </w:pPr>
+          </w:p>
+          <w:p>
+            <w:pPr>
+              <w:widowControl/>
+              <w:shd w:val="clear" w:color="auto" w:fill="262A33"/>
+              <w:spacing w:line="285" w:lineRule="atLeast"/>
+              <w:rPr>
+                <w:rFonts w:ascii="Consolas" w:eastAsia="Times New Roman" w:hAnsi="Consolas" w:cs="Times New Roman"/>
+                <w:color w:val="D5CED9"/>
+                <w:sz w:val="21"/>
+                <w:szCs w:val="21"/>
+                <w:lang w:val="es-CO" w:eastAsia="es-CO"/>
+              </w:rPr>
+            </w:pPr>
+            <w:r>
+              <w:rPr>
+                <w:rFonts w:ascii="Consolas" w:eastAsia="Times New Roman" w:hAnsi="Consolas" w:cs="Times New Roman"/>
+                <w:color w:val="F39C12"/>
+                <w:sz w:val="21"/>
+                <w:szCs w:val="21"/>
+                <w:lang w:val="es-CO" w:eastAsia="es-CO"/>
+              </w:rPr>
+              <w:t>**</w:t>
+            </w:r>
+            <w:proofErr w:type="gramStart"/>
+            <w:r>
+              <w:rPr>
+                <w:rFonts w:ascii="Consolas" w:eastAsia="Times New Roman" w:hAnsi="Consolas" w:cs="Times New Roman"/>
+                <w:color w:val="F39C12"/>
+                <w:sz w:val="21"/>
+                <w:szCs w:val="21"/>
+                <w:lang w:val="es-CO" w:eastAsia="es-CO"/>
+              </w:rPr>
+              <w:t>Lossy:*</w:t>
+            </w:r>
+            <w:proofErr w:type="gramEnd"/>
+            <w:r>
+              <w:rPr>
+                <w:rFonts w:ascii="Consolas" w:eastAsia="Times New Roman" w:hAnsi="Consolas" w:cs="Times New Roman"/>
+                <w:color w:val="F39C12"/>
+                <w:sz w:val="21"/>
+                <w:szCs w:val="21"/>
+                <w:lang w:val="es-CO" w:eastAsia="es-CO"/>
+              </w:rPr>
+              <w:t>*</w:t>
+            </w:r>
+            <w:r>
+              <w:rPr>
+                <w:rFonts w:ascii="Consolas" w:eastAsia="Times New Roman" w:hAnsi="Consolas" w:cs="Times New Roman"/>
+                <w:color w:val="D5CED9"/>
+                <w:sz w:val="21"/>
+                <w:szCs w:val="21"/>
+                <w:lang w:val="es-CO" w:eastAsia="es-CO"/>
+              </w:rPr>
+              <w:t xml:space="preserve"> compresión con pérdida de información.</w:t>
+            </w:r>
+          </w:p>
+          <w:p>
+            <w:pPr>
+              <w:widowControl/>
+              <w:shd w:val="clear" w:color="auto" w:fill="262A33"/>
+              <w:spacing w:line="285" w:lineRule="atLeast"/>
+              <w:rPr>
+                <w:rFonts w:ascii="Consolas" w:eastAsia="Times New Roman" w:hAnsi="Consolas" w:cs="Times New Roman"/>
+                <w:color w:val="D5CED9"/>
+                <w:sz w:val="21"/>
+                <w:szCs w:val="21"/>
+                <w:lang w:val="es-CO" w:eastAsia="es-CO"/>
+              </w:rPr>
+            </w:pPr>
+          </w:p>
+          <w:p>
+            <w:pPr>
+              <w:widowControl/>
+              <w:shd w:val="clear" w:color="auto" w:fill="262A33"/>
+              <w:spacing w:line="285" w:lineRule="atLeast"/>
+              <w:rPr>
+                <w:rFonts w:ascii="Consolas" w:eastAsia="Times New Roman" w:hAnsi="Consolas" w:cs="Times New Roman"/>
+                <w:color w:val="D5CED9"/>
+                <w:sz w:val="21"/>
+                <w:szCs w:val="21"/>
+                <w:lang w:val="es-CO" w:eastAsia="es-CO"/>
+              </w:rPr>
+            </w:pPr>
+            <w:r>
+              <w:rPr>
+                <w:rFonts w:ascii="Consolas" w:eastAsia="Times New Roman" w:hAnsi="Consolas" w:cs="Times New Roman"/>
+                <w:color w:val="F39C12"/>
+                <w:sz w:val="21"/>
+                <w:szCs w:val="21"/>
+                <w:lang w:val="es-CO" w:eastAsia="es-CO"/>
+              </w:rPr>
+              <w:t>**</w:t>
+            </w:r>
+            <w:proofErr w:type="spellStart"/>
+            <w:proofErr w:type="gramStart"/>
+            <w:r>
+              <w:rPr>
+                <w:rFonts w:ascii="Consolas" w:eastAsia="Times New Roman" w:hAnsi="Consolas" w:cs="Times New Roman"/>
+                <w:color w:val="F39C12"/>
+                <w:sz w:val="21"/>
+                <w:szCs w:val="21"/>
+                <w:lang w:val="es-CO" w:eastAsia="es-CO"/>
+              </w:rPr>
+              <w:t>Lossless</w:t>
+            </w:r>
+            <w:proofErr w:type="spellEnd"/>
+            <w:r>
+              <w:rPr>
+                <w:rFonts w:ascii="Consolas" w:eastAsia="Times New Roman" w:hAnsi="Consolas" w:cs="Times New Roman"/>
+                <w:color w:val="F39C12"/>
+                <w:sz w:val="21"/>
+                <w:szCs w:val="21"/>
+                <w:lang w:val="es-CO" w:eastAsia="es-CO"/>
+              </w:rPr>
+              <w:t>:*</w:t>
+            </w:r>
+            <w:proofErr w:type="gramEnd"/>
+            <w:r>
+              <w:rPr>
+                <w:rFonts w:ascii="Consolas" w:eastAsia="Times New Roman" w:hAnsi="Consolas" w:cs="Times New Roman"/>
+                <w:color w:val="F39C12"/>
+                <w:sz w:val="21"/>
+                <w:szCs w:val="21"/>
+                <w:lang w:val="es-CO" w:eastAsia="es-CO"/>
+              </w:rPr>
+              <w:t>*</w:t>
+            </w:r>
+            <w:r>
+              <w:rPr>
+                <w:rFonts w:ascii="Consolas" w:eastAsia="Times New Roman" w:hAnsi="Consolas" w:cs="Times New Roman"/>
+                <w:color w:val="D5CED9"/>
+                <w:sz w:val="21"/>
+                <w:szCs w:val="21"/>
+                <w:lang w:val="es-CO" w:eastAsia="es-CO"/>
+              </w:rPr>
+              <w:t xml:space="preserve"> compresión sin pérdida de información.</w:t>
+            </w:r>
+          </w:p>
+          <w:p>
+            <w:pPr>
+              <w:widowControl/>
+              <w:shd w:val="clear" w:color="auto" w:fill="262A33"/>
+              <w:spacing w:line="285" w:lineRule="atLeast"/>
+              <w:rPr>
+                <w:rFonts w:ascii="Consolas" w:eastAsia="Times New Roman" w:hAnsi="Consolas" w:cs="Times New Roman"/>
+                <w:color w:val="D5CED9"/>
+                <w:sz w:val="21"/>
+                <w:szCs w:val="21"/>
+                <w:lang w:val="es-CO" w:eastAsia="es-CO"/>
+              </w:rPr>
+            </w:pPr>
+          </w:p>
+          <w:p>
+            <w:pPr>
+              <w:widowControl/>
+              <w:shd w:val="clear" w:color="auto" w:fill="262A33"/>
+              <w:spacing w:line="285" w:lineRule="atLeast"/>
+              <w:rPr>
+                <w:rFonts w:ascii="Consolas" w:eastAsia="Times New Roman" w:hAnsi="Consolas" w:cs="Times New Roman"/>
+                <w:color w:val="D5CED9"/>
+                <w:sz w:val="21"/>
+                <w:szCs w:val="21"/>
+                <w:lang w:val="es-CO" w:eastAsia="es-CO"/>
+              </w:rPr>
+            </w:pPr>
+            <w:r>
+              <w:rPr>
+                <w:rFonts w:ascii="Consolas" w:eastAsia="Times New Roman" w:hAnsi="Consolas" w:cs="Times New Roman"/>
+                <w:color w:val="FF00AA"/>
+                <w:sz w:val="21"/>
+                <w:szCs w:val="21"/>
+                <w:lang w:val="es-CO" w:eastAsia="es-CO"/>
+              </w:rPr>
+              <w:t>## Ejemplo de compresión</w:t>
+            </w:r>
+          </w:p>
+          <w:p>
+            <w:pPr>
+              <w:widowControl/>
+              <w:shd w:val="clear" w:color="auto" w:fill="262A33"/>
+              <w:spacing w:line="285" w:lineRule="atLeast"/>
+              <w:rPr>
+                <w:rFonts w:ascii="Consolas" w:eastAsia="Times New Roman" w:hAnsi="Consolas" w:cs="Times New Roman"/>
+                <w:color w:val="D5CED9"/>
+                <w:sz w:val="21"/>
+                <w:szCs w:val="21"/>
+                <w:lang w:val="es-CO" w:eastAsia="es-CO"/>
+              </w:rPr>
+            </w:pPr>
+          </w:p>
+          <w:p>
+            <w:pPr>
+              <w:widowControl/>
+              <w:shd w:val="clear" w:color="auto" w:fill="262A33"/>
+              <w:spacing w:line="285" w:lineRule="atLeast"/>
+              <w:rPr>
+                <w:rFonts w:ascii="Consolas" w:eastAsia="Times New Roman" w:hAnsi="Consolas" w:cs="Times New Roman"/>
+                <w:color w:val="D5CED9"/>
+                <w:sz w:val="21"/>
+                <w:szCs w:val="21"/>
+                <w:lang w:val="es-CO" w:eastAsia="es-CO"/>
+              </w:rPr>
+            </w:pPr>
+            <w:r>
+              <w:rPr>
+                <w:rFonts w:ascii="Consolas" w:eastAsia="Times New Roman" w:hAnsi="Consolas" w:cs="Times New Roman"/>
+                <w:color w:val="D5CED9"/>
+                <w:sz w:val="21"/>
+                <w:szCs w:val="21"/>
+                <w:lang w:val="es-CO" w:eastAsia="es-CO"/>
+              </w:rPr>
+              <w:t>Cadena original:</w:t>
+            </w:r>
+          </w:p>
+          <w:p>
+            <w:pPr>
+              <w:widowControl/>
+              <w:shd w:val="clear" w:color="auto" w:fill="262A33"/>
+              <w:spacing w:line="285" w:lineRule="atLeast"/>
+              <w:rPr>
+                <w:rFonts w:ascii="Consolas" w:eastAsia="Times New Roman" w:hAnsi="Consolas" w:cs="Times New Roman"/>
+                <w:color w:val="D5CED9"/>
+                <w:sz w:val="21"/>
+                <w:szCs w:val="21"/>
+                <w:lang w:val="es-CO" w:eastAsia="es-CO"/>
+              </w:rPr>
+            </w:pPr>
+          </w:p>
+          <w:p>
+            <w:pPr>
+              <w:widowControl/>
+              <w:shd w:val="clear" w:color="auto" w:fill="262A33"/>
+              <w:spacing w:line="285" w:lineRule="atLeast"/>
+              <w:rPr>
+                <w:rFonts w:ascii="Consolas" w:eastAsia="Times New Roman" w:hAnsi="Consolas" w:cs="Times New Roman"/>
+                <w:color w:val="D5CED9"/>
+                <w:sz w:val="21"/>
+                <w:szCs w:val="21"/>
+                <w:lang w:val="es-CO" w:eastAsia="es-CO"/>
+              </w:rPr>
+            </w:pPr>
+            <w:r>
+              <w:rPr>
+                <w:rFonts w:ascii="Consolas" w:eastAsia="Times New Roman" w:hAnsi="Consolas" w:cs="Times New Roman"/>
+                <w:color w:val="96E072"/>
+                <w:sz w:val="21"/>
+                <w:szCs w:val="21"/>
+                <w:lang w:val="es-CO" w:eastAsia="es-CO"/>
+              </w:rPr>
+              <w:t>`1188888118888811888881188888118888881188888`</w:t>
+            </w:r>
+          </w:p>
+          <w:p>
+            <w:pPr>
+              <w:widowControl/>
+              <w:shd w:val="clear" w:color="auto" w:fill="262A33"/>
+              <w:spacing w:line="285" w:lineRule="atLeast"/>
+              <w:rPr>
+                <w:rFonts w:ascii="Consolas" w:eastAsia="Times New Roman" w:hAnsi="Consolas" w:cs="Times New Roman"/>
+                <w:color w:val="D5CED9"/>
+                <w:sz w:val="21"/>
+                <w:szCs w:val="21"/>
+                <w:lang w:val="es-CO" w:eastAsia="es-CO"/>
+              </w:rPr>
+            </w:pPr>
+          </w:p>
+          <w:p>
+            <w:pPr>
+              <w:widowControl/>
+              <w:shd w:val="clear" w:color="auto" w:fill="262A33"/>
+              <w:spacing w:line="285" w:lineRule="atLeast"/>
+              <w:rPr>
+                <w:rFonts w:ascii="Consolas" w:eastAsia="Times New Roman" w:hAnsi="Consolas" w:cs="Times New Roman"/>
+                <w:color w:val="D5CED9"/>
+                <w:sz w:val="21"/>
+                <w:szCs w:val="21"/>
+                <w:lang w:val="es-CO" w:eastAsia="es-CO"/>
+              </w:rPr>
+            </w:pPr>
+            <w:r>
+              <w:rPr>
+                <w:rFonts w:ascii="Consolas" w:eastAsia="Times New Roman" w:hAnsi="Consolas" w:cs="Times New Roman"/>
+                <w:color w:val="D5CED9"/>
+                <w:sz w:val="21"/>
+                <w:szCs w:val="21"/>
+                <w:lang w:val="es-CO" w:eastAsia="es-CO"/>
+              </w:rPr>
+              <w:t>Cadena comprimida:</w:t>
+            </w:r>
+          </w:p>
+          <w:p>
+            <w:pPr>
+              <w:widowControl/>
+              <w:shd w:val="clear" w:color="auto" w:fill="262A33"/>
+              <w:spacing w:line="285" w:lineRule="atLeast"/>
+              <w:rPr>
+                <w:rFonts w:ascii="Consolas" w:eastAsia="Times New Roman" w:hAnsi="Consolas" w:cs="Times New Roman"/>
+                <w:color w:val="D5CED9"/>
+                <w:sz w:val="21"/>
+                <w:szCs w:val="21"/>
+                <w:lang w:val="es-CO" w:eastAsia="es-CO"/>
+              </w:rPr>
+            </w:pPr>
+          </w:p>
+          <w:p>
+            <w:pPr>
+              <w:widowControl/>
+              <w:shd w:val="clear" w:color="auto" w:fill="262A33"/>
+              <w:spacing w:line="285" w:lineRule="atLeast"/>
+              <w:rPr>
+                <w:rFonts w:ascii="Consolas" w:eastAsia="Times New Roman" w:hAnsi="Consolas" w:cs="Times New Roman"/>
+                <w:color w:val="D5CED9"/>
+                <w:sz w:val="21"/>
+                <w:szCs w:val="21"/>
+                <w:lang w:val="es-CO" w:eastAsia="es-CO"/>
+              </w:rPr>
+            </w:pPr>
+            <w:r>
+              <w:rPr>
+                <w:rFonts w:ascii="Consolas" w:eastAsia="Times New Roman" w:hAnsi="Consolas" w:cs="Times New Roman"/>
+                <w:color w:val="96E072"/>
+                <w:sz w:val="21"/>
+                <w:szCs w:val="21"/>
+                <w:lang w:val="es-CO" w:eastAsia="es-CO"/>
+              </w:rPr>
+              <w:t>`128512851285128512851285`</w:t>
+            </w:r>
+          </w:p>
+          <w:p>
+            <w:pPr>
+              <w:widowControl/>
+              <w:shd w:val="clear" w:color="auto" w:fill="262A33"/>
+              <w:spacing w:line="285" w:lineRule="atLeast"/>
+              <w:rPr>
+                <w:rFonts w:ascii="Consolas" w:eastAsia="Times New Roman" w:hAnsi="Consolas" w:cs="Times New Roman"/>
+                <w:color w:val="D5CED9"/>
+                <w:sz w:val="21"/>
+                <w:szCs w:val="21"/>
+                <w:lang w:val="es-CO" w:eastAsia="es-CO"/>
+              </w:rPr>
+            </w:pPr>
+          </w:p>
+          <w:p>
+            <w:pPr>
+              <w:widowControl/>
+              <w:shd w:val="clear" w:color="auto" w:fill="262A33"/>
+              <w:spacing w:line="285" w:lineRule="atLeast"/>
+              <w:rPr>
+                <w:rFonts w:ascii="Consolas" w:eastAsia="Times New Roman" w:hAnsi="Consolas" w:cs="Times New Roman"/>
+                <w:color w:val="D5CED9"/>
+                <w:sz w:val="21"/>
+                <w:szCs w:val="21"/>
+                <w:lang w:val="es-CO" w:eastAsia="es-CO"/>
+              </w:rPr>
+            </w:pPr>
+            <w:r>
+              <w:rPr>
+                <w:rFonts w:ascii="Consolas" w:eastAsia="Times New Roman" w:hAnsi="Consolas" w:cs="Times New Roman"/>
+                <w:color w:val="D5CED9"/>
+                <w:sz w:val="21"/>
+                <w:szCs w:val="21"/>
+                <w:lang w:val="es-CO" w:eastAsia="es-CO"/>
+              </w:rPr>
+              <w:t>Este tipo de representación puede indicar primero el carácter y luego</w:t>
+            </w:r>
+          </w:p>
+          <w:p>
+            <w:pPr>
+              <w:widowControl/>
+              <w:shd w:val="clear" w:color="auto" w:fill="262A33"/>
+              <w:spacing w:line="285" w:lineRule="atLeast"/>
+              <w:rPr>
+                <w:rFonts w:ascii="Consolas" w:eastAsia="Times New Roman" w:hAnsi="Consolas" w:cs="Times New Roman"/>
+                <w:color w:val="D5CED9"/>
+                <w:sz w:val="21"/>
+                <w:szCs w:val="21"/>
+                <w:lang w:val="es-CO" w:eastAsia="es-CO"/>
+              </w:rPr>
+            </w:pPr>
+            <w:r>
+              <w:rPr>
+                <w:rFonts w:ascii="Consolas" w:eastAsia="Times New Roman" w:hAnsi="Consolas" w:cs="Times New Roman"/>
+                <w:color w:val="D5CED9"/>
+                <w:sz w:val="21"/>
+                <w:szCs w:val="21"/>
+                <w:lang w:val="es-CO" w:eastAsia="es-CO"/>
+              </w:rPr>
+              <w:t>el número de apariciones consecutivas.</w:t>
+            </w:r>
+          </w:p>
+          <w:p>
+            <w:pPr>
+              <w:widowControl/>
+              <w:shd w:val="clear" w:color="auto" w:fill="262A33"/>
+              <w:spacing w:line="285" w:lineRule="atLeast"/>
+              <w:rPr>
+                <w:rFonts w:ascii="Consolas" w:eastAsia="Times New Roman" w:hAnsi="Consolas" w:cs="Times New Roman"/>
+                <w:color w:val="D5CED9"/>
+                <w:sz w:val="21"/>
+                <w:szCs w:val="21"/>
+                <w:lang w:val="es-CO" w:eastAsia="es-CO"/>
+              </w:rPr>
+            </w:pPr>
+          </w:p>
+          <w:p>
+            <w:pPr>
+              <w:widowControl/>
+              <w:shd w:val="clear" w:color="auto" w:fill="262A33"/>
+              <w:spacing w:line="285" w:lineRule="atLeast"/>
+              <w:rPr>
+                <w:rFonts w:ascii="Consolas" w:eastAsia="Times New Roman" w:hAnsi="Consolas" w:cs="Times New Roman"/>
+                <w:color w:val="D5CED9"/>
+                <w:sz w:val="21"/>
+                <w:szCs w:val="21"/>
+                <w:lang w:val="es-CO" w:eastAsia="es-CO"/>
+              </w:rPr>
+            </w:pPr>
+            <w:r>
+              <w:rPr>
+                <w:rFonts w:ascii="Consolas" w:eastAsia="Times New Roman" w:hAnsi="Consolas" w:cs="Times New Roman"/>
+                <w:color w:val="FF00AA"/>
+                <w:sz w:val="21"/>
+                <w:szCs w:val="21"/>
+                <w:lang w:val="es-CO" w:eastAsia="es-CO"/>
+              </w:rPr>
+              <w:t>## Compresión y extracción</w:t>
+            </w:r>
+          </w:p>
+          <w:p>
+            <w:pPr>
+              <w:widowControl/>
+              <w:shd w:val="clear" w:color="auto" w:fill="262A33"/>
+              <w:spacing w:line="285" w:lineRule="atLeast"/>
+              <w:rPr>
+                <w:rFonts w:ascii="Consolas" w:eastAsia="Times New Roman" w:hAnsi="Consolas" w:cs="Times New Roman"/>
+                <w:color w:val="D5CED9"/>
+                <w:sz w:val="21"/>
+                <w:szCs w:val="21"/>
+                <w:lang w:val="es-CO" w:eastAsia="es-CO"/>
+              </w:rPr>
+            </w:pPr>
+          </w:p>
+          <w:p>
+            <w:pPr>
+              <w:widowControl/>
+              <w:shd w:val="clear" w:color="auto" w:fill="262A33"/>
+              <w:spacing w:line="285" w:lineRule="atLeast"/>
+              <w:rPr>
+                <w:rFonts w:ascii="Consolas" w:eastAsia="Times New Roman" w:hAnsi="Consolas" w:cs="Times New Roman"/>
+                <w:color w:val="D5CED9"/>
+                <w:sz w:val="21"/>
+                <w:szCs w:val="21"/>
+                <w:lang w:val="es-CO" w:eastAsia="es-CO"/>
+              </w:rPr>
+            </w:pPr>
+            <w:r>
+              <w:rPr>
+                <w:rFonts w:ascii="Consolas" w:eastAsia="Times New Roman" w:hAnsi="Consolas" w:cs="Times New Roman"/>
+                <w:color w:val="F39C12"/>
+                <w:sz w:val="21"/>
+                <w:szCs w:val="21"/>
+                <w:lang w:val="es-CO" w:eastAsia="es-CO"/>
+              </w:rPr>
+              <w:t>**Compresión →**</w:t>
+            </w:r>
+            <w:r>
+              <w:rPr>
+                <w:rFonts w:ascii="Consolas" w:eastAsia="Times New Roman" w:hAnsi="Consolas" w:cs="Times New Roman"/>
+                <w:color w:val="D5CED9"/>
+                <w:sz w:val="21"/>
+                <w:szCs w:val="21"/>
+                <w:lang w:val="es-CO" w:eastAsia="es-CO"/>
+              </w:rPr>
+              <w:t xml:space="preserve"> reduce el tamaño que ocupa un archivo.</w:t>
+            </w:r>
+          </w:p>
+          <w:p>
+            <w:pPr>
+              <w:widowControl/>
+              <w:shd w:val="clear" w:color="auto" w:fill="262A33"/>
+              <w:spacing w:line="285" w:lineRule="atLeast"/>
+              <w:rPr>
+                <w:rFonts w:ascii="Consolas" w:eastAsia="Times New Roman" w:hAnsi="Consolas" w:cs="Times New Roman"/>
+                <w:color w:val="D5CED9"/>
+                <w:sz w:val="21"/>
+                <w:szCs w:val="21"/>
+                <w:lang w:val="es-CO" w:eastAsia="es-CO"/>
+              </w:rPr>
+            </w:pPr>
+          </w:p>
+          <w:p>
+            <w:pPr>
+              <w:widowControl/>
+              <w:shd w:val="clear" w:color="auto" w:fill="262A33"/>
+              <w:spacing w:line="285" w:lineRule="atLeast"/>
+              <w:rPr>
+                <w:rFonts w:ascii="Consolas" w:eastAsia="Times New Roman" w:hAnsi="Consolas" w:cs="Times New Roman"/>
+                <w:color w:val="D5CED9"/>
+                <w:sz w:val="21"/>
+                <w:szCs w:val="21"/>
+                <w:lang w:val="es-CO" w:eastAsia="es-CO"/>
+              </w:rPr>
+            </w:pPr>
+            <w:r>
+              <w:rPr>
+                <w:rFonts w:ascii="Consolas" w:eastAsia="Times New Roman" w:hAnsi="Consolas" w:cs="Times New Roman"/>
+                <w:color w:val="F39C12"/>
+                <w:sz w:val="21"/>
+                <w:szCs w:val="21"/>
+                <w:lang w:val="es-CO" w:eastAsia="es-CO"/>
+              </w:rPr>
+              <w:t>**Extracción →**</w:t>
+            </w:r>
+            <w:r>
+              <w:rPr>
+                <w:rFonts w:ascii="Consolas" w:eastAsia="Times New Roman" w:hAnsi="Consolas" w:cs="Times New Roman"/>
+                <w:color w:val="D5CED9"/>
+                <w:sz w:val="21"/>
+                <w:szCs w:val="21"/>
+                <w:lang w:val="es-CO" w:eastAsia="es-CO"/>
+              </w:rPr>
+              <w:t xml:space="preserve"> recupera los datos desde el archivo comprimido.</w:t>
+            </w:r>
+          </w:p>
+          <w:p>
+            <w:pPr>
+              <w:widowControl/>
+              <w:shd w:val="clear" w:color="auto" w:fill="262A33"/>
+              <w:spacing w:line="285" w:lineRule="atLeast"/>
+              <w:rPr>
+                <w:rFonts w:ascii="Consolas" w:eastAsia="Times New Roman" w:hAnsi="Consolas" w:cs="Times New Roman"/>
+                <w:color w:val="D5CED9"/>
+                <w:sz w:val="21"/>
+                <w:szCs w:val="21"/>
+                <w:lang w:val="es-CO" w:eastAsia="es-CO"/>
+              </w:rPr>
+            </w:pPr>
+          </w:p>
+          <w:p>
+            <w:pPr>
+              <w:widowControl/>
+              <w:shd w:val="clear" w:color="auto" w:fill="262A33"/>
+              <w:spacing w:line="285" w:lineRule="atLeast"/>
+              <w:rPr>
+                <w:rFonts w:ascii="Consolas" w:eastAsia="Times New Roman" w:hAnsi="Consolas" w:cs="Times New Roman"/>
+                <w:color w:val="D5CED9"/>
+                <w:sz w:val="21"/>
+                <w:szCs w:val="21"/>
+                <w:lang w:val="es-CO" w:eastAsia="es-CO"/>
+              </w:rPr>
+            </w:pPr>
+            <w:r>
+              <w:rPr>
+                <w:rFonts w:ascii="Consolas" w:eastAsia="Times New Roman" w:hAnsi="Consolas" w:cs="Times New Roman"/>
+                <w:color w:val="D5CED9"/>
+                <w:sz w:val="21"/>
+                <w:szCs w:val="21"/>
+                <w:lang w:val="es-CO" w:eastAsia="es-CO"/>
+              </w:rPr>
+              <w:t>Los algoritmos de compresión permiten que los archivos ocupen menos</w:t>
+            </w:r>
+          </w:p>
+          <w:p>
+            <w:pPr>
+              <w:widowControl/>
+              <w:shd w:val="clear" w:color="auto" w:fill="262A33"/>
+              <w:spacing w:line="285" w:lineRule="atLeast"/>
+              <w:rPr>
+                <w:rFonts w:ascii="Consolas" w:eastAsia="Times New Roman" w:hAnsi="Consolas" w:cs="Times New Roman"/>
+                <w:color w:val="D5CED9"/>
+                <w:sz w:val="21"/>
+                <w:szCs w:val="21"/>
+                <w:lang w:val="es-CO" w:eastAsia="es-CO"/>
+              </w:rPr>
+            </w:pPr>
+            <w:r>
+              <w:rPr>
+                <w:rFonts w:ascii="Consolas" w:eastAsia="Times New Roman" w:hAnsi="Consolas" w:cs="Times New Roman"/>
+                <w:color w:val="D5CED9"/>
+                <w:sz w:val="21"/>
+                <w:szCs w:val="21"/>
+                <w:lang w:val="es-CO" w:eastAsia="es-CO"/>
+              </w:rPr>
+              <w:t>memoria y requieran menos ancho de banda durante su transmisión.</w:t>
+            </w:r>
+          </w:p>
+          <w:p>
+            <w:pPr>
+              <w:widowControl/>
+              <w:shd w:val="clear" w:color="auto" w:fill="262A33"/>
+              <w:spacing w:line="285" w:lineRule="atLeast"/>
+              <w:rPr>
+                <w:rFonts w:ascii="Consolas" w:eastAsia="Times New Roman" w:hAnsi="Consolas" w:cs="Times New Roman"/>
+                <w:color w:val="D5CED9"/>
+                <w:sz w:val="21"/>
+                <w:szCs w:val="21"/>
+                <w:lang w:val="es-CO" w:eastAsia="es-CO"/>
+              </w:rPr>
+            </w:pPr>
+          </w:p>
+          <w:p>
+            <w:pPr>
+              <w:widowControl/>
+              <w:shd w:val="clear" w:color="auto" w:fill="262A33"/>
+              <w:spacing w:line="285" w:lineRule="atLeast"/>
+              <w:rPr>
+                <w:rFonts w:ascii="Consolas" w:eastAsia="Times New Roman" w:hAnsi="Consolas" w:cs="Times New Roman"/>
+                <w:color w:val="D5CED9"/>
+                <w:sz w:val="21"/>
+                <w:szCs w:val="21"/>
+                <w:lang w:val="es-CO" w:eastAsia="es-CO"/>
+              </w:rPr>
+            </w:pPr>
+            <w:r>
+              <w:rPr>
+                <w:rFonts w:ascii="Consolas" w:eastAsia="Times New Roman" w:hAnsi="Consolas" w:cs="Times New Roman"/>
+                <w:color w:val="FF00AA"/>
+                <w:sz w:val="21"/>
+                <w:szCs w:val="21"/>
+                <w:lang w:val="es-CO" w:eastAsia="es-CO"/>
+              </w:rPr>
+              <w:t>## Tipos de compresión</w:t>
+            </w:r>
+          </w:p>
+          <w:p>
+            <w:pPr>
+              <w:widowControl/>
+              <w:shd w:val="clear" w:color="auto" w:fill="262A33"/>
+              <w:spacing w:line="285" w:lineRule="atLeast"/>
+              <w:rPr>
+                <w:rFonts w:ascii="Consolas" w:eastAsia="Times New Roman" w:hAnsi="Consolas" w:cs="Times New Roman"/>
+                <w:color w:val="D5CED9"/>
+                <w:sz w:val="21"/>
+                <w:szCs w:val="21"/>
+                <w:lang w:val="es-CO" w:eastAsia="es-CO"/>
+              </w:rPr>
+            </w:pPr>
+          </w:p>
+          <w:p>
+            <w:pPr>
+              <w:widowControl/>
+              <w:shd w:val="clear" w:color="auto" w:fill="262A33"/>
+              <w:spacing w:line="285" w:lineRule="atLeast"/>
+              <w:rPr>
+                <w:rFonts w:ascii="Consolas" w:eastAsia="Times New Roman" w:hAnsi="Consolas" w:cs="Times New Roman"/>
+                <w:color w:val="D5CED9"/>
+                <w:sz w:val="21"/>
+                <w:szCs w:val="21"/>
+                <w:lang w:val="es-CO" w:eastAsia="es-CO"/>
+              </w:rPr>
+            </w:pPr>
+            <w:r>
+              <w:rPr>
+                <w:rFonts w:ascii="Consolas" w:eastAsia="Times New Roman" w:hAnsi="Consolas" w:cs="Times New Roman"/>
+                <w:color w:val="D5CED9"/>
+                <w:sz w:val="21"/>
+                <w:szCs w:val="21"/>
+                <w:lang w:val="es-CO" w:eastAsia="es-CO"/>
+              </w:rPr>
+              <w:t>| Tipo | ¿Pierde información? | Ejemplo |</w:t>
+            </w:r>
+          </w:p>
+          <w:p>
+            <w:pPr>
+              <w:widowControl/>
+              <w:shd w:val="clear" w:color="auto" w:fill="262A33"/>
+              <w:spacing w:line="285" w:lineRule="atLeast"/>
+              <w:rPr>
+                <w:rFonts w:ascii="Consolas" w:eastAsia="Times New Roman" w:hAnsi="Consolas" w:cs="Times New Roman"/>
+                <w:color w:val="D5CED9"/>
+                <w:sz w:val="21"/>
+                <w:szCs w:val="21"/>
+                <w:lang w:val="es-CO" w:eastAsia="es-CO"/>
+              </w:rPr>
+            </w:pPr>
+            <w:r>
+              <w:rPr>
+                <w:rFonts w:ascii="Consolas" w:eastAsia="Times New Roman" w:hAnsi="Consolas" w:cs="Times New Roman"/>
+                <w:color w:val="D5CED9"/>
+                <w:sz w:val="21"/>
+                <w:szCs w:val="21"/>
+                <w:lang w:val="es-CO" w:eastAsia="es-CO"/>
+              </w:rPr>
+              <w:t>|---|---|---|</w:t>
+            </w:r>
+          </w:p>
+          <w:p>
+            <w:pPr>
+              <w:widowControl/>
+              <w:shd w:val="clear" w:color="auto" w:fill="262A33"/>
+              <w:spacing w:line="285" w:lineRule="atLeast"/>
+              <w:rPr>
+                <w:rFonts w:ascii="Consolas" w:eastAsia="Times New Roman" w:hAnsi="Consolas" w:cs="Times New Roman"/>
+                <w:color w:val="D5CED9"/>
+                <w:sz w:val="21"/>
+                <w:szCs w:val="21"/>
+                <w:lang w:val="es-CO" w:eastAsia="es-CO"/>
+              </w:rPr>
+            </w:pPr>
+            <w:r>
+              <w:rPr>
+                <w:rFonts w:ascii="Consolas" w:eastAsia="Times New Roman" w:hAnsi="Consolas" w:cs="Times New Roman"/>
+                <w:color w:val="D5CED9"/>
+                <w:sz w:val="21"/>
+                <w:szCs w:val="21"/>
+                <w:lang w:val="es-CO" w:eastAsia="es-CO"/>
+              </w:rPr>
+              <w:t xml:space="preserve">| </w:t>
+            </w:r>
+            <w:proofErr w:type="spellStart"/>
+            <w:r>
+              <w:rPr>
+                <w:rFonts w:ascii="Consolas" w:eastAsia="Times New Roman" w:hAnsi="Consolas" w:cs="Times New Roman"/>
+                <w:color w:val="D5CED9"/>
+                <w:sz w:val="21"/>
+                <w:szCs w:val="21"/>
+                <w:lang w:val="es-CO" w:eastAsia="es-CO"/>
+              </w:rPr>
+              <w:t>Lossy</w:t>
+            </w:r>
+            <w:proofErr w:type="spellEnd"/>
+            <w:r>
+              <w:rPr>
+                <w:rFonts w:ascii="Consolas" w:eastAsia="Times New Roman" w:hAnsi="Consolas" w:cs="Times New Roman"/>
+                <w:color w:val="D5CED9"/>
+                <w:sz w:val="21"/>
+                <w:szCs w:val="21"/>
+                <w:lang w:val="es-CO" w:eastAsia="es-CO"/>
+              </w:rPr>
+              <w:t xml:space="preserve"> | Sí | JPEG, MP3 |</w:t>
+            </w:r>
+          </w:p>
+          <w:p>
+            <w:pPr>
+              <w:widowControl/>
+              <w:shd w:val="clear" w:color="auto" w:fill="262A33"/>
+              <w:spacing w:line="285" w:lineRule="atLeast"/>
+              <w:rPr>
+                <w:rFonts w:ascii="Consolas" w:eastAsia="Times New Roman" w:hAnsi="Consolas" w:cs="Times New Roman"/>
+                <w:color w:val="D5CED9"/>
+                <w:sz w:val="21"/>
+                <w:szCs w:val="21"/>
+                <w:lang w:val="es-CO" w:eastAsia="es-CO"/>
+              </w:rPr>
+            </w:pPr>
+            <w:r>
+              <w:rPr>
+                <w:rFonts w:ascii="Consolas" w:eastAsia="Times New Roman" w:hAnsi="Consolas" w:cs="Times New Roman"/>
+                <w:color w:val="D5CED9"/>
+                <w:sz w:val="21"/>
+                <w:szCs w:val="21"/>
+                <w:lang w:val="es-CO" w:eastAsia="es-CO"/>
+              </w:rPr>
+              <w:t xml:space="preserve">| </w:t>
+            </w:r>
+            <w:proofErr w:type="spellStart"/>
+            <w:r>
+              <w:rPr>
+                <w:rFonts w:ascii="Consolas" w:eastAsia="Times New Roman" w:hAnsi="Consolas" w:cs="Times New Roman"/>
+                <w:color w:val="D5CED9"/>
+                <w:sz w:val="21"/>
+                <w:szCs w:val="21"/>
+                <w:lang w:val="es-CO" w:eastAsia="es-CO"/>
+              </w:rPr>
+              <w:t>Lossless</w:t>
+            </w:r>
+            <w:proofErr w:type="spellEnd"/>
+            <w:r>
+              <w:rPr>
+                <w:rFonts w:ascii="Consolas" w:eastAsia="Times New Roman" w:hAnsi="Consolas" w:cs="Times New Roman"/>
+                <w:color w:val="D5CED9"/>
+                <w:sz w:val="21"/>
+                <w:szCs w:val="21"/>
+                <w:lang w:val="es-CO" w:eastAsia="es-CO"/>
+              </w:rPr>
+              <w:t xml:space="preserve"> | No | PNG, FLAC |</w:t>
+            </w:r>
+          </w:p>
+          <w:p>
+            <w:pPr>
+              <w:widowControl/>
+              <w:shd w:val="clear" w:color="auto" w:fill="262A33"/>
+              <w:spacing w:line="285" w:lineRule="atLeast"/>
+              <w:rPr>
+                <w:rFonts w:ascii="Consolas" w:eastAsia="Times New Roman" w:hAnsi="Consolas" w:cs="Times New Roman"/>
+                <w:color w:val="D5CED9"/>
+                <w:sz w:val="21"/>
+                <w:szCs w:val="21"/>
+                <w:lang w:val="es-CO" w:eastAsia="es-CO"/>
+              </w:rPr>
+            </w:pPr>
+          </w:p>
+          <w:p>
+            <w:pPr>
+              <w:widowControl/>
+              <w:shd w:val="clear" w:color="auto" w:fill="262A33"/>
+              <w:spacing w:line="285" w:lineRule="atLeast"/>
+              <w:rPr>
+                <w:rFonts w:ascii="Consolas" w:eastAsia="Times New Roman" w:hAnsi="Consolas" w:cs="Times New Roman"/>
+                <w:color w:val="D5CED9"/>
+                <w:sz w:val="21"/>
+                <w:szCs w:val="21"/>
+                <w:lang w:val="es-CO" w:eastAsia="es-CO"/>
+              </w:rPr>
+            </w:pPr>
+            <w:r>
+              <w:rPr>
+                <w:rFonts w:ascii="Consolas" w:eastAsia="Times New Roman" w:hAnsi="Consolas" w:cs="Times New Roman"/>
+                <w:color w:val="FF00AA"/>
+                <w:sz w:val="21"/>
+                <w:szCs w:val="21"/>
+                <w:lang w:val="es-CO" w:eastAsia="es-CO"/>
+              </w:rPr>
+              <w:t>## Proceso de tratamiento de la información</w:t>
+            </w:r>
+          </w:p>
+          <w:p>
+            <w:pPr>
+              <w:widowControl/>
+              <w:shd w:val="clear" w:color="auto" w:fill="262A33"/>
+              <w:spacing w:line="285" w:lineRule="atLeast"/>
+              <w:rPr>
+                <w:rFonts w:ascii="Consolas" w:eastAsia="Times New Roman" w:hAnsi="Consolas" w:cs="Times New Roman"/>
+                <w:color w:val="D5CED9"/>
+                <w:sz w:val="21"/>
+                <w:szCs w:val="21"/>
+                <w:lang w:val="es-CO" w:eastAsia="es-CO"/>
+              </w:rPr>
+            </w:pPr>
+          </w:p>
+          <w:p>
+            <w:pPr>
+              <w:widowControl/>
+              <w:shd w:val="clear" w:color="auto" w:fill="262A33"/>
+              <w:spacing w:line="285" w:lineRule="atLeast"/>
+              <w:rPr>
+                <w:rFonts w:ascii="Consolas" w:eastAsia="Times New Roman" w:hAnsi="Consolas" w:cs="Times New Roman"/>
+                <w:color w:val="D5CED9"/>
+                <w:sz w:val="21"/>
+                <w:szCs w:val="21"/>
+                <w:lang w:val="es-CO" w:eastAsia="es-CO"/>
+              </w:rPr>
+            </w:pPr>
+            <w:r>
+              <w:rPr>
+                <w:rFonts w:ascii="Consolas" w:eastAsia="Times New Roman" w:hAnsi="Consolas" w:cs="Times New Roman"/>
+                <w:color w:val="FFE66D"/>
+                <w:sz w:val="21"/>
+                <w:szCs w:val="21"/>
+                <w:lang w:val="es-CO" w:eastAsia="es-CO"/>
+              </w:rPr>
+              <w:t xml:space="preserve">- </w:t>
+            </w:r>
+            <w:r>
+              <w:rPr>
+                <w:rFonts w:ascii="Consolas" w:eastAsia="Times New Roman" w:hAnsi="Consolas" w:cs="Times New Roman"/>
+                <w:color w:val="C74DED"/>
+                <w:sz w:val="21"/>
+                <w:szCs w:val="21"/>
+                <w:lang w:val="es-CO" w:eastAsia="es-CO"/>
+              </w:rPr>
+              <w:t>[</w:t>
+            </w:r>
+            <w:r>
+              <w:rPr>
+                <w:rFonts w:ascii="Consolas" w:eastAsia="Times New Roman" w:hAnsi="Consolas" w:cs="Times New Roman"/>
+                <w:color w:val="EE5D43"/>
+                <w:sz w:val="21"/>
+                <w:szCs w:val="21"/>
+                <w:lang w:val="es-CO" w:eastAsia="es-CO"/>
+              </w:rPr>
+              <w:t>x</w:t>
+            </w:r>
+            <w:r>
+              <w:rPr>
+                <w:rFonts w:ascii="Consolas" w:eastAsia="Times New Roman" w:hAnsi="Consolas" w:cs="Times New Roman"/>
+                <w:color w:val="C74DED"/>
+                <w:sz w:val="21"/>
+                <w:szCs w:val="21"/>
+                <w:lang w:val="es-CO" w:eastAsia="es-CO"/>
+              </w:rPr>
+              <w:t>]</w:t>
+            </w:r>
+            <w:r>
+              <w:rPr>
+                <w:rFonts w:ascii="Consolas" w:eastAsia="Times New Roman" w:hAnsi="Consolas" w:cs="Times New Roman"/>
+                <w:color w:val="FFE66D"/>
+                <w:sz w:val="21"/>
+                <w:szCs w:val="21"/>
+                <w:lang w:val="es-CO" w:eastAsia="es-CO"/>
+              </w:rPr>
+              <w:t xml:space="preserve"> Codificar</w:t>
+            </w:r>
+          </w:p>
+          <w:p>
+            <w:pPr>
+              <w:widowControl/>
+              <w:shd w:val="clear" w:color="auto" w:fill="262A33"/>
+              <w:spacing w:line="285" w:lineRule="atLeast"/>
+              <w:rPr>
+                <w:rFonts w:ascii="Consolas" w:eastAsia="Times New Roman" w:hAnsi="Consolas" w:cs="Times New Roman"/>
+                <w:color w:val="D5CED9"/>
+                <w:sz w:val="21"/>
+                <w:szCs w:val="21"/>
+                <w:lang w:val="es-CO" w:eastAsia="es-CO"/>
+              </w:rPr>
+            </w:pPr>
+            <w:r>
+              <w:rPr>
+                <w:rFonts w:ascii="Consolas" w:eastAsia="Times New Roman" w:hAnsi="Consolas" w:cs="Times New Roman"/>
+                <w:color w:val="FFE66D"/>
+                <w:sz w:val="21"/>
+                <w:szCs w:val="21"/>
+                <w:lang w:val="es-CO" w:eastAsia="es-CO"/>
+              </w:rPr>
+              <w:lastRenderedPageBreak/>
+              <w:t xml:space="preserve">- </w:t>
+            </w:r>
+            <w:r>
+              <w:rPr>
+                <w:rFonts w:ascii="Consolas" w:eastAsia="Times New Roman" w:hAnsi="Consolas" w:cs="Times New Roman"/>
+                <w:color w:val="C74DED"/>
+                <w:sz w:val="21"/>
+                <w:szCs w:val="21"/>
+                <w:lang w:val="es-CO" w:eastAsia="es-CO"/>
+              </w:rPr>
+              <w:t>[</w:t>
+            </w:r>
+            <w:r>
+              <w:rPr>
+                <w:rFonts w:ascii="Consolas" w:eastAsia="Times New Roman" w:hAnsi="Consolas" w:cs="Times New Roman"/>
+                <w:color w:val="EE5D43"/>
+                <w:sz w:val="21"/>
+                <w:szCs w:val="21"/>
+                <w:lang w:val="es-CO" w:eastAsia="es-CO"/>
+              </w:rPr>
+              <w:t>x</w:t>
+            </w:r>
+            <w:r>
+              <w:rPr>
+                <w:rFonts w:ascii="Consolas" w:eastAsia="Times New Roman" w:hAnsi="Consolas" w:cs="Times New Roman"/>
+                <w:color w:val="C74DED"/>
+                <w:sz w:val="21"/>
+                <w:szCs w:val="21"/>
+                <w:lang w:val="es-CO" w:eastAsia="es-CO"/>
+              </w:rPr>
+              <w:t>]</w:t>
+            </w:r>
+            <w:r>
+              <w:rPr>
+                <w:rFonts w:ascii="Consolas" w:eastAsia="Times New Roman" w:hAnsi="Consolas" w:cs="Times New Roman"/>
+                <w:color w:val="FFE66D"/>
+                <w:sz w:val="21"/>
+                <w:szCs w:val="21"/>
+                <w:lang w:val="es-CO" w:eastAsia="es-CO"/>
+              </w:rPr>
+              <w:t xml:space="preserve"> Comprimir</w:t>
+            </w:r>
+          </w:p>
+          <w:p>
+            <w:pPr>
+              <w:widowControl/>
+              <w:shd w:val="clear" w:color="auto" w:fill="262A33"/>
+              <w:spacing w:line="285" w:lineRule="atLeast"/>
+              <w:rPr>
+                <w:rFonts w:ascii="Consolas" w:eastAsia="Times New Roman" w:hAnsi="Consolas" w:cs="Times New Roman"/>
+                <w:color w:val="D5CED9"/>
+                <w:sz w:val="21"/>
+                <w:szCs w:val="21"/>
+                <w:lang w:val="es-CO" w:eastAsia="es-CO"/>
+              </w:rPr>
+            </w:pPr>
+            <w:r>
+              <w:rPr>
+                <w:rFonts w:ascii="Consolas" w:eastAsia="Times New Roman" w:hAnsi="Consolas" w:cs="Times New Roman"/>
+                <w:color w:val="FFE66D"/>
+                <w:sz w:val="21"/>
+                <w:szCs w:val="21"/>
+                <w:lang w:val="es-CO" w:eastAsia="es-CO"/>
+              </w:rPr>
+              <w:t xml:space="preserve">- </w:t>
+            </w:r>
+            <w:proofErr w:type="gramStart"/>
+            <w:r>
+              <w:rPr>
+                <w:rFonts w:ascii="Consolas" w:eastAsia="Times New Roman" w:hAnsi="Consolas" w:cs="Times New Roman"/>
+                <w:color w:val="FFE66D"/>
+                <w:sz w:val="21"/>
+                <w:szCs w:val="21"/>
+                <w:lang w:val="es-CO" w:eastAsia="es-CO"/>
+              </w:rPr>
+              <w:t>[ ]</w:t>
+            </w:r>
+            <w:proofErr w:type="gramEnd"/>
+            <w:r>
+              <w:rPr>
+                <w:rFonts w:ascii="Consolas" w:eastAsia="Times New Roman" w:hAnsi="Consolas" w:cs="Times New Roman"/>
+                <w:color w:val="FFE66D"/>
+                <w:sz w:val="21"/>
+                <w:szCs w:val="21"/>
+                <w:lang w:val="es-CO" w:eastAsia="es-CO"/>
+              </w:rPr>
+              <w:t xml:space="preserve"> Transmitir</w:t>
+            </w:r>
+          </w:p>
+          <w:p>
+            <w:pPr>
+              <w:widowControl/>
+              <w:shd w:val="clear" w:color="auto" w:fill="262A33"/>
+              <w:spacing w:line="285" w:lineRule="atLeast"/>
+              <w:rPr>
+                <w:rFonts w:ascii="Consolas" w:eastAsia="Times New Roman" w:hAnsi="Consolas" w:cs="Times New Roman"/>
+                <w:color w:val="D5CED9"/>
+                <w:sz w:val="21"/>
+                <w:szCs w:val="21"/>
+                <w:lang w:val="es-CO" w:eastAsia="es-CO"/>
+              </w:rPr>
+            </w:pPr>
+            <w:r>
+              <w:rPr>
+                <w:rFonts w:ascii="Consolas" w:eastAsia="Times New Roman" w:hAnsi="Consolas" w:cs="Times New Roman"/>
+                <w:color w:val="FFE66D"/>
+                <w:sz w:val="21"/>
+                <w:szCs w:val="21"/>
+                <w:lang w:val="es-CO" w:eastAsia="es-CO"/>
+              </w:rPr>
+              <w:t xml:space="preserve">- </w:t>
+            </w:r>
+            <w:proofErr w:type="gramStart"/>
+            <w:r>
+              <w:rPr>
+                <w:rFonts w:ascii="Consolas" w:eastAsia="Times New Roman" w:hAnsi="Consolas" w:cs="Times New Roman"/>
+                <w:color w:val="FFE66D"/>
+                <w:sz w:val="21"/>
+                <w:szCs w:val="21"/>
+                <w:lang w:val="es-CO" w:eastAsia="es-CO"/>
+              </w:rPr>
+              <w:t>[ ]</w:t>
+            </w:r>
+            <w:proofErr w:type="gramEnd"/>
+            <w:r>
+              <w:rPr>
+                <w:rFonts w:ascii="Consolas" w:eastAsia="Times New Roman" w:hAnsi="Consolas" w:cs="Times New Roman"/>
+                <w:color w:val="FFE66D"/>
+                <w:sz w:val="21"/>
+                <w:szCs w:val="21"/>
+                <w:lang w:val="es-CO" w:eastAsia="es-CO"/>
+              </w:rPr>
+              <w:t xml:space="preserve"> Recuperar</w:t>
+            </w:r>
+          </w:p>
+          <w:p>
+            <w:pPr>
+              <w:widowControl/>
+              <w:shd w:val="clear" w:color="auto" w:fill="262A33"/>
+              <w:spacing w:line="285" w:lineRule="atLeast"/>
+              <w:rPr>
+                <w:rFonts w:ascii="Consolas" w:eastAsia="Times New Roman" w:hAnsi="Consolas" w:cs="Times New Roman"/>
+                <w:color w:val="D5CED9"/>
+                <w:sz w:val="21"/>
+                <w:szCs w:val="21"/>
+                <w:lang w:val="es-CO" w:eastAsia="es-CO"/>
+              </w:rPr>
+            </w:pPr>
+          </w:p>
+          <w:p>
+            <w:pPr>
+              <w:widowControl/>
+              <w:shd w:val="clear" w:color="auto" w:fill="262A33"/>
+              <w:spacing w:line="285" w:lineRule="atLeast"/>
+              <w:rPr>
+                <w:rFonts w:ascii="Consolas" w:eastAsia="Times New Roman" w:hAnsi="Consolas" w:cs="Times New Roman"/>
+                <w:color w:val="D5CED9"/>
+                <w:sz w:val="21"/>
+                <w:szCs w:val="21"/>
+                <w:lang w:val="es-CO" w:eastAsia="es-CO"/>
+              </w:rPr>
+            </w:pPr>
+            <w:r>
+              <w:rPr>
+                <w:rFonts w:ascii="Consolas" w:eastAsia="Times New Roman" w:hAnsi="Consolas" w:cs="Times New Roman"/>
+                <w:color w:val="FF00AA"/>
+                <w:sz w:val="21"/>
+                <w:szCs w:val="21"/>
+                <w:lang w:val="es-CO" w:eastAsia="es-CO"/>
+              </w:rPr>
+              <w:t>## Idea clave</w:t>
+            </w:r>
+          </w:p>
+          <w:p>
+            <w:pPr>
+              <w:widowControl/>
+              <w:shd w:val="clear" w:color="auto" w:fill="262A33"/>
+              <w:spacing w:line="285" w:lineRule="atLeast"/>
+              <w:rPr>
+                <w:rFonts w:ascii="Consolas" w:eastAsia="Times New Roman" w:hAnsi="Consolas" w:cs="Times New Roman"/>
+                <w:color w:val="D5CED9"/>
+                <w:sz w:val="21"/>
+                <w:szCs w:val="21"/>
+                <w:lang w:val="es-CO" w:eastAsia="es-CO"/>
+              </w:rPr>
+            </w:pPr>
+          </w:p>
+          <w:p>
+            <w:pPr>
+              <w:widowControl/>
+              <w:shd w:val="clear" w:color="auto" w:fill="262A33"/>
+              <w:spacing w:line="285" w:lineRule="atLeast"/>
+              <w:rPr>
+                <w:rFonts w:ascii="Consolas" w:eastAsia="Times New Roman" w:hAnsi="Consolas" w:cs="Times New Roman"/>
+                <w:color w:val="D5CED9"/>
+                <w:sz w:val="21"/>
+                <w:szCs w:val="21"/>
+                <w:lang w:val="es-CO" w:eastAsia="es-CO"/>
+              </w:rPr>
+            </w:pPr>
+            <w:r>
+              <w:rPr>
+                <w:rFonts w:ascii="Consolas" w:eastAsia="Times New Roman" w:hAnsi="Consolas" w:cs="Times New Roman"/>
+                <w:color w:val="A0A1A7"/>
+                <w:sz w:val="21"/>
+                <w:szCs w:val="21"/>
+                <w:lang w:val="es-CO" w:eastAsia="es-CO"/>
+              </w:rPr>
+              <w:t>&gt; La información es todo aquello que reduce la incertidumbre.</w:t>
+            </w:r>
+          </w:p>
+          <w:p>
+            <w:pPr>
+              <w:widowControl/>
+              <w:shd w:val="clear" w:color="auto" w:fill="262A33"/>
+              <w:spacing w:line="285" w:lineRule="atLeast"/>
+              <w:rPr>
+                <w:rFonts w:ascii="Consolas" w:eastAsia="Times New Roman" w:hAnsi="Consolas" w:cs="Times New Roman"/>
+                <w:color w:val="D5CED9"/>
+                <w:sz w:val="21"/>
+                <w:szCs w:val="21"/>
+                <w:lang w:val="es-CO" w:eastAsia="es-CO"/>
+              </w:rPr>
+            </w:pPr>
+          </w:p>
+          <w:p>
+            <w:pPr>
+              <w:widowControl/>
+              <w:shd w:val="clear" w:color="auto" w:fill="262A33"/>
+              <w:spacing w:line="285" w:lineRule="atLeast"/>
+              <w:rPr>
+                <w:rFonts w:ascii="Consolas" w:eastAsia="Times New Roman" w:hAnsi="Consolas" w:cs="Times New Roman"/>
+                <w:color w:val="D5CED9"/>
+                <w:sz w:val="21"/>
+                <w:szCs w:val="21"/>
+                <w:lang w:val="es-CO" w:eastAsia="es-CO"/>
+              </w:rPr>
+            </w:pPr>
+            <w:r>
+              <w:rPr>
+                <w:rFonts w:ascii="Consolas" w:eastAsia="Times New Roman" w:hAnsi="Consolas" w:cs="Times New Roman"/>
+                <w:color w:val="FF00AA"/>
+                <w:sz w:val="21"/>
+                <w:szCs w:val="21"/>
+                <w:lang w:val="es-CO" w:eastAsia="es-CO"/>
+              </w:rPr>
+              <w:t>## Aclaración sobre la compresión</w:t>
+            </w:r>
+          </w:p>
+          <w:p>
+            <w:pPr>
+              <w:widowControl/>
+              <w:shd w:val="clear" w:color="auto" w:fill="262A33"/>
+              <w:spacing w:line="285" w:lineRule="atLeast"/>
+              <w:rPr>
+                <w:rFonts w:ascii="Consolas" w:eastAsia="Times New Roman" w:hAnsi="Consolas" w:cs="Times New Roman"/>
+                <w:color w:val="D5CED9"/>
+                <w:sz w:val="21"/>
+                <w:szCs w:val="21"/>
+                <w:lang w:val="es-CO" w:eastAsia="es-CO"/>
+              </w:rPr>
+            </w:pPr>
+          </w:p>
+          <w:p>
+            <w:pPr>
+              <w:widowControl/>
+              <w:shd w:val="clear" w:color="auto" w:fill="262A33"/>
+              <w:spacing w:line="285" w:lineRule="atLeast"/>
+              <w:rPr>
+                <w:rFonts w:ascii="Consolas" w:eastAsia="Times New Roman" w:hAnsi="Consolas" w:cs="Times New Roman"/>
+                <w:color w:val="D5CED9"/>
+                <w:sz w:val="21"/>
+                <w:szCs w:val="21"/>
+                <w:lang w:val="es-CO" w:eastAsia="es-CO"/>
+              </w:rPr>
+            </w:pPr>
+            <w:r>
+              <w:rPr>
+                <w:rFonts w:ascii="Consolas" w:eastAsia="Times New Roman" w:hAnsi="Consolas" w:cs="Times New Roman"/>
+                <w:color w:val="D5CED9"/>
+                <w:sz w:val="21"/>
+                <w:szCs w:val="21"/>
+                <w:lang w:val="es-CO" w:eastAsia="es-CO"/>
+              </w:rPr>
+              <w:t xml:space="preserve">~~La compresión siempre elimina </w:t>
+            </w:r>
+            <w:proofErr w:type="gramStart"/>
+            <w:r>
+              <w:rPr>
+                <w:rFonts w:ascii="Consolas" w:eastAsia="Times New Roman" w:hAnsi="Consolas" w:cs="Times New Roman"/>
+                <w:color w:val="D5CED9"/>
+                <w:sz w:val="21"/>
+                <w:szCs w:val="21"/>
+                <w:lang w:val="es-CO" w:eastAsia="es-CO"/>
+              </w:rPr>
+              <w:t>información.~</w:t>
+            </w:r>
+            <w:proofErr w:type="gramEnd"/>
+            <w:r>
+              <w:rPr>
+                <w:rFonts w:ascii="Consolas" w:eastAsia="Times New Roman" w:hAnsi="Consolas" w:cs="Times New Roman"/>
+                <w:color w:val="D5CED9"/>
+                <w:sz w:val="21"/>
+                <w:szCs w:val="21"/>
+                <w:lang w:val="es-CO" w:eastAsia="es-CO"/>
+              </w:rPr>
+              <w:t>~</w:t>
+            </w:r>
+          </w:p>
+          <w:p>
+            <w:pPr>
+              <w:widowControl/>
+              <w:shd w:val="clear" w:color="auto" w:fill="262A33"/>
+              <w:spacing w:line="285" w:lineRule="atLeast"/>
+              <w:rPr>
+                <w:rFonts w:ascii="Consolas" w:eastAsia="Times New Roman" w:hAnsi="Consolas" w:cs="Times New Roman"/>
+                <w:color w:val="D5CED9"/>
+                <w:sz w:val="21"/>
+                <w:szCs w:val="21"/>
+                <w:lang w:val="es-CO" w:eastAsia="es-CO"/>
+              </w:rPr>
+            </w:pPr>
+          </w:p>
+          <w:p>
+            <w:pPr>
+              <w:widowControl/>
+              <w:shd w:val="clear" w:color="auto" w:fill="262A33"/>
+              <w:spacing w:line="285" w:lineRule="atLeast"/>
+              <w:rPr>
+                <w:rFonts w:ascii="Consolas" w:eastAsia="Times New Roman" w:hAnsi="Consolas" w:cs="Times New Roman"/>
+                <w:color w:val="D5CED9"/>
+                <w:sz w:val="21"/>
+                <w:szCs w:val="21"/>
+                <w:lang w:val="es-CO" w:eastAsia="es-CO"/>
+              </w:rPr>
+            </w:pPr>
+            <w:r>
+              <w:rPr>
+                <w:rFonts w:ascii="Consolas" w:eastAsia="Times New Roman" w:hAnsi="Consolas" w:cs="Times New Roman"/>
+                <w:color w:val="D5CED9"/>
+                <w:sz w:val="21"/>
+                <w:szCs w:val="21"/>
+                <w:lang w:val="es-CO" w:eastAsia="es-CO"/>
+              </w:rPr>
+              <w:t xml:space="preserve">Esto no ocurre en la compresión </w:t>
+            </w:r>
+            <w:proofErr w:type="spellStart"/>
+            <w:r>
+              <w:rPr>
+                <w:rFonts w:ascii="Consolas" w:eastAsia="Times New Roman" w:hAnsi="Consolas" w:cs="Times New Roman"/>
+                <w:color w:val="D5CED9"/>
+                <w:sz w:val="21"/>
+                <w:szCs w:val="21"/>
+                <w:lang w:val="es-CO" w:eastAsia="es-CO"/>
+              </w:rPr>
+              <w:t>Lossless</w:t>
+            </w:r>
+            <w:proofErr w:type="spellEnd"/>
+            <w:r>
+              <w:rPr>
+                <w:rFonts w:ascii="Consolas" w:eastAsia="Times New Roman" w:hAnsi="Consolas" w:cs="Times New Roman"/>
+                <w:color w:val="D5CED9"/>
+                <w:sz w:val="21"/>
+                <w:szCs w:val="21"/>
+                <w:lang w:val="es-CO" w:eastAsia="es-CO"/>
+              </w:rPr>
+              <w:t>, ya que permite recuperar la información original.</w:t>
+            </w:r>
+          </w:p>
+          <w:p>
+            <w:pPr>
+              <w:widowControl/>
+              <w:shd w:val="clear" w:color="auto" w:fill="262A33"/>
+              <w:spacing w:line="285" w:lineRule="atLeast"/>
+              <w:rPr>
+                <w:rFonts w:ascii="Consolas" w:eastAsia="Times New Roman" w:hAnsi="Consolas" w:cs="Times New Roman"/>
+                <w:color w:val="D5CED9"/>
+                <w:sz w:val="21"/>
+                <w:szCs w:val="21"/>
+                <w:lang w:val="es-CO" w:eastAsia="es-CO"/>
+              </w:rPr>
+            </w:pPr>
+          </w:p>
+          <w:p>
+            <w:pPr>
+              <w:widowControl/>
+              <w:shd w:val="clear" w:color="auto" w:fill="262A33"/>
+              <w:spacing w:line="285" w:lineRule="atLeast"/>
+              <w:rPr>
+                <w:rFonts w:ascii="Consolas" w:eastAsia="Times New Roman" w:hAnsi="Consolas" w:cs="Times New Roman"/>
+                <w:color w:val="D5CED9"/>
+                <w:sz w:val="21"/>
+                <w:szCs w:val="21"/>
+                <w:lang w:val="es-CO" w:eastAsia="es-CO"/>
+              </w:rPr>
+            </w:pPr>
+            <w:r>
+              <w:rPr>
+                <w:rFonts w:ascii="Consolas" w:eastAsia="Times New Roman" w:hAnsi="Consolas" w:cs="Times New Roman"/>
+                <w:color w:val="FF00AA"/>
+                <w:sz w:val="21"/>
+                <w:szCs w:val="21"/>
+                <w:lang w:val="es-CO" w:eastAsia="es-CO"/>
+              </w:rPr>
+              <w:t>## Conceptos clave</w:t>
+            </w:r>
+          </w:p>
+          <w:p>
+            <w:pPr>
+              <w:widowControl/>
+              <w:shd w:val="clear" w:color="auto" w:fill="262A33"/>
+              <w:spacing w:line="285" w:lineRule="atLeast"/>
+              <w:rPr>
+                <w:rFonts w:ascii="Consolas" w:eastAsia="Times New Roman" w:hAnsi="Consolas" w:cs="Times New Roman"/>
+                <w:color w:val="D5CED9"/>
+                <w:sz w:val="21"/>
+                <w:szCs w:val="21"/>
+                <w:lang w:val="es-CO" w:eastAsia="es-CO"/>
+              </w:rPr>
+            </w:pPr>
+          </w:p>
+          <w:p>
+            <w:pPr>
+              <w:widowControl/>
+              <w:shd w:val="clear" w:color="auto" w:fill="262A33"/>
+              <w:spacing w:line="285" w:lineRule="atLeast"/>
+              <w:rPr>
+                <w:rFonts w:ascii="Consolas" w:eastAsia="Times New Roman" w:hAnsi="Consolas" w:cs="Times New Roman"/>
+                <w:color w:val="D5CED9"/>
+                <w:sz w:val="21"/>
+                <w:szCs w:val="21"/>
+                <w:lang w:val="es-CO" w:eastAsia="es-CO"/>
+              </w:rPr>
+            </w:pPr>
+            <w:r>
+              <w:rPr>
+                <w:rFonts w:ascii="Consolas" w:eastAsia="Times New Roman" w:hAnsi="Consolas" w:cs="Times New Roman"/>
+                <w:color w:val="D5CED9"/>
+                <w:sz w:val="21"/>
+                <w:szCs w:val="21"/>
+                <w:lang w:val="es-CO" w:eastAsia="es-CO"/>
+              </w:rPr>
+              <w:t xml:space="preserve">Algunos conceptos fundamentales son </w:t>
+            </w:r>
+            <w:r>
+              <w:rPr>
+                <w:rFonts w:ascii="Consolas" w:eastAsia="Times New Roman" w:hAnsi="Consolas" w:cs="Times New Roman"/>
+                <w:color w:val="96E072"/>
+                <w:sz w:val="21"/>
+                <w:szCs w:val="21"/>
+                <w:lang w:val="es-CO" w:eastAsia="es-CO"/>
+              </w:rPr>
+              <w:t>`</w:t>
+            </w:r>
+            <w:proofErr w:type="spellStart"/>
+            <w:r>
+              <w:rPr>
+                <w:rFonts w:ascii="Consolas" w:eastAsia="Times New Roman" w:hAnsi="Consolas" w:cs="Times New Roman"/>
+                <w:color w:val="96E072"/>
+                <w:sz w:val="21"/>
+                <w:szCs w:val="21"/>
+                <w:lang w:val="es-CO" w:eastAsia="es-CO"/>
+              </w:rPr>
+              <w:t>Lossy</w:t>
+            </w:r>
+            <w:proofErr w:type="spellEnd"/>
+            <w:r>
+              <w:rPr>
+                <w:rFonts w:ascii="Consolas" w:eastAsia="Times New Roman" w:hAnsi="Consolas" w:cs="Times New Roman"/>
+                <w:color w:val="96E072"/>
+                <w:sz w:val="21"/>
+                <w:szCs w:val="21"/>
+                <w:lang w:val="es-CO" w:eastAsia="es-CO"/>
+              </w:rPr>
+              <w:t>`</w:t>
+            </w:r>
+            <w:r>
+              <w:rPr>
+                <w:rFonts w:ascii="Consolas" w:eastAsia="Times New Roman" w:hAnsi="Consolas" w:cs="Times New Roman"/>
+                <w:color w:val="D5CED9"/>
+                <w:sz w:val="21"/>
+                <w:szCs w:val="21"/>
+                <w:lang w:val="es-CO" w:eastAsia="es-CO"/>
+              </w:rPr>
+              <w:t xml:space="preserve">, </w:t>
+            </w:r>
+            <w:r>
+              <w:rPr>
+                <w:rFonts w:ascii="Consolas" w:eastAsia="Times New Roman" w:hAnsi="Consolas" w:cs="Times New Roman"/>
+                <w:color w:val="96E072"/>
+                <w:sz w:val="21"/>
+                <w:szCs w:val="21"/>
+                <w:lang w:val="es-CO" w:eastAsia="es-CO"/>
+              </w:rPr>
+              <w:t>`</w:t>
+            </w:r>
+            <w:proofErr w:type="spellStart"/>
+            <w:r>
+              <w:rPr>
+                <w:rFonts w:ascii="Consolas" w:eastAsia="Times New Roman" w:hAnsi="Consolas" w:cs="Times New Roman"/>
+                <w:color w:val="96E072"/>
+                <w:sz w:val="21"/>
+                <w:szCs w:val="21"/>
+                <w:lang w:val="es-CO" w:eastAsia="es-CO"/>
+              </w:rPr>
+              <w:t>Lossless</w:t>
+            </w:r>
+            <w:proofErr w:type="spellEnd"/>
+            <w:r>
+              <w:rPr>
+                <w:rFonts w:ascii="Consolas" w:eastAsia="Times New Roman" w:hAnsi="Consolas" w:cs="Times New Roman"/>
+                <w:color w:val="96E072"/>
+                <w:sz w:val="21"/>
+                <w:szCs w:val="21"/>
+                <w:lang w:val="es-CO" w:eastAsia="es-CO"/>
+              </w:rPr>
+              <w:t>`</w:t>
+            </w:r>
+            <w:r>
+              <w:rPr>
+                <w:rFonts w:ascii="Consolas" w:eastAsia="Times New Roman" w:hAnsi="Consolas" w:cs="Times New Roman"/>
+                <w:color w:val="D5CED9"/>
+                <w:sz w:val="21"/>
+                <w:szCs w:val="21"/>
+                <w:lang w:val="es-CO" w:eastAsia="es-CO"/>
+              </w:rPr>
+              <w:t xml:space="preserve">, </w:t>
+            </w:r>
+            <w:r>
+              <w:rPr>
+                <w:rFonts w:ascii="Consolas" w:eastAsia="Times New Roman" w:hAnsi="Consolas" w:cs="Times New Roman"/>
+                <w:color w:val="96E072"/>
+                <w:sz w:val="21"/>
+                <w:szCs w:val="21"/>
+                <w:lang w:val="es-CO" w:eastAsia="es-CO"/>
+              </w:rPr>
+              <w:t>`Entropía`</w:t>
+            </w:r>
+            <w:r>
+              <w:rPr>
+                <w:rFonts w:ascii="Consolas" w:eastAsia="Times New Roman" w:hAnsi="Consolas" w:cs="Times New Roman"/>
+                <w:color w:val="D5CED9"/>
+                <w:sz w:val="21"/>
+                <w:szCs w:val="21"/>
+                <w:lang w:val="es-CO" w:eastAsia="es-CO"/>
+              </w:rPr>
+              <w:t xml:space="preserve">, </w:t>
+            </w:r>
+            <w:r>
+              <w:rPr>
+                <w:rFonts w:ascii="Consolas" w:eastAsia="Times New Roman" w:hAnsi="Consolas" w:cs="Times New Roman"/>
+                <w:color w:val="96E072"/>
+                <w:sz w:val="21"/>
+                <w:szCs w:val="21"/>
+                <w:lang w:val="es-CO" w:eastAsia="es-CO"/>
+              </w:rPr>
+              <w:t>`Redundancia`</w:t>
+            </w:r>
+            <w:r>
+              <w:rPr>
+                <w:rFonts w:ascii="Consolas" w:eastAsia="Times New Roman" w:hAnsi="Consolas" w:cs="Times New Roman"/>
+                <w:color w:val="D5CED9"/>
+                <w:sz w:val="21"/>
+                <w:szCs w:val="21"/>
+                <w:lang w:val="es-CO" w:eastAsia="es-CO"/>
+              </w:rPr>
+              <w:t xml:space="preserve">, </w:t>
+            </w:r>
+            <w:r>
+              <w:rPr>
+                <w:rFonts w:ascii="Consolas" w:eastAsia="Times New Roman" w:hAnsi="Consolas" w:cs="Times New Roman"/>
+                <w:color w:val="96E072"/>
+                <w:sz w:val="21"/>
+                <w:szCs w:val="21"/>
+                <w:lang w:val="es-CO" w:eastAsia="es-CO"/>
+              </w:rPr>
+              <w:t>`Compresión`</w:t>
+            </w:r>
+            <w:r>
+              <w:rPr>
+                <w:rFonts w:ascii="Consolas" w:eastAsia="Times New Roman" w:hAnsi="Consolas" w:cs="Times New Roman"/>
+                <w:color w:val="D5CED9"/>
+                <w:sz w:val="21"/>
+                <w:szCs w:val="21"/>
+                <w:lang w:val="es-CO" w:eastAsia="es-CO"/>
+              </w:rPr>
+              <w:t xml:space="preserve">, </w:t>
+            </w:r>
+            <w:r>
+              <w:rPr>
+                <w:rFonts w:ascii="Consolas" w:eastAsia="Times New Roman" w:hAnsi="Consolas" w:cs="Times New Roman"/>
+                <w:color w:val="96E072"/>
+                <w:sz w:val="21"/>
+                <w:szCs w:val="21"/>
+                <w:lang w:val="es-CO" w:eastAsia="es-CO"/>
+              </w:rPr>
+              <w:t>`Extracción`</w:t>
+            </w:r>
+            <w:r>
+              <w:rPr>
+                <w:rFonts w:ascii="Consolas" w:eastAsia="Times New Roman" w:hAnsi="Consolas" w:cs="Times New Roman"/>
+                <w:color w:val="D5CED9"/>
+                <w:sz w:val="21"/>
+                <w:szCs w:val="21"/>
+                <w:lang w:val="es-CO" w:eastAsia="es-CO"/>
+              </w:rPr>
+              <w:t xml:space="preserve"> e </w:t>
+            </w:r>
+            <w:r>
+              <w:rPr>
+                <w:rFonts w:ascii="Consolas" w:eastAsia="Times New Roman" w:hAnsi="Consolas" w:cs="Times New Roman"/>
+                <w:color w:val="96E072"/>
+                <w:sz w:val="21"/>
+                <w:szCs w:val="21"/>
+                <w:lang w:val="es-CO" w:eastAsia="es-CO"/>
+              </w:rPr>
+              <w:t>`Información`</w:t>
+            </w:r>
+            <w:r>
+              <w:rPr>
+                <w:rFonts w:ascii="Consolas" w:eastAsia="Times New Roman" w:hAnsi="Consolas" w:cs="Times New Roman"/>
+                <w:color w:val="D5CED9"/>
+                <w:sz w:val="21"/>
+                <w:szCs w:val="21"/>
+                <w:lang w:val="es-CO" w:eastAsia="es-CO"/>
+              </w:rPr>
+              <w:t>.</w:t>
+            </w:r>
+          </w:p>
+          <w:p>
+            <w:pPr>
+              <w:widowControl/>
+              <w:shd w:val="clear" w:color="auto" w:fill="262A33"/>
+              <w:spacing w:line="285" w:lineRule="atLeast"/>
+              <w:rPr>
+                <w:rFonts w:ascii="Consolas" w:eastAsia="Times New Roman" w:hAnsi="Consolas" w:cs="Times New Roman"/>
+                <w:color w:val="D5CED9"/>
+                <w:sz w:val="21"/>
+                <w:szCs w:val="21"/>
+                <w:lang w:val="es-CO" w:eastAsia="es-CO"/>
+              </w:rPr>
+            </w:pPr>
+          </w:p>
+          <w:p>
+            <w:pPr>
+              <w:widowControl/>
+              <w:shd w:val="clear" w:color="auto" w:fill="262A33"/>
+              <w:spacing w:line="285" w:lineRule="atLeast"/>
+              <w:rPr>
+                <w:rFonts w:ascii="Consolas" w:eastAsia="Times New Roman" w:hAnsi="Consolas" w:cs="Times New Roman"/>
+                <w:color w:val="D5CED9"/>
+                <w:sz w:val="21"/>
+                <w:szCs w:val="21"/>
+                <w:lang w:val="es-CO" w:eastAsia="es-CO"/>
+              </w:rPr>
+            </w:pPr>
+            <w:r>
+              <w:rPr>
+                <w:rFonts w:ascii="Consolas" w:eastAsia="Times New Roman" w:hAnsi="Consolas" w:cs="Times New Roman"/>
+                <w:color w:val="D5CED9"/>
+                <w:sz w:val="21"/>
+                <w:szCs w:val="21"/>
+                <w:lang w:val="es-CO" w:eastAsia="es-CO"/>
+              </w:rPr>
+              <w:t>---</w:t>
+            </w:r>
+          </w:p>
+          <w:p>
+            <w:pPr>
+              <w:widowControl/>
+              <w:shd w:val="clear" w:color="auto" w:fill="262A33"/>
+              <w:spacing w:line="285" w:lineRule="atLeast"/>
+              <w:rPr>
+                <w:rFonts w:ascii="Consolas" w:eastAsia="Times New Roman" w:hAnsi="Consolas" w:cs="Times New Roman"/>
+                <w:color w:val="D5CED9"/>
+                <w:sz w:val="21"/>
+                <w:szCs w:val="21"/>
+                <w:lang w:val="es-CO" w:eastAsia="es-CO"/>
+              </w:rPr>
+            </w:pPr>
+          </w:p>
+          <w:p>
+            <w:pPr>
+              <w:widowControl/>
+              <w:shd w:val="clear" w:color="auto" w:fill="262A33"/>
+              <w:spacing w:line="285" w:lineRule="atLeast"/>
+              <w:rPr>
+                <w:rFonts w:ascii="Consolas" w:eastAsia="Times New Roman" w:hAnsi="Consolas" w:cs="Times New Roman"/>
+                <w:color w:val="D5CED9"/>
+                <w:sz w:val="21"/>
+                <w:szCs w:val="21"/>
+                <w:lang w:val="es-CO" w:eastAsia="es-CO"/>
+              </w:rPr>
+            </w:pPr>
+            <w:r>
+              <w:rPr>
+                <w:rFonts w:ascii="Consolas" w:eastAsia="Times New Roman" w:hAnsi="Consolas" w:cs="Times New Roman"/>
+                <w:color w:val="FF00AA"/>
+                <w:sz w:val="21"/>
+                <w:szCs w:val="21"/>
+                <w:lang w:val="es-CO" w:eastAsia="es-CO"/>
+              </w:rPr>
+              <w:t>## Más información</w:t>
+            </w:r>
+          </w:p>
+          <w:p>
+            <w:pPr>
+              <w:widowControl/>
+              <w:shd w:val="clear" w:color="auto" w:fill="262A33"/>
+              <w:spacing w:line="285" w:lineRule="atLeast"/>
+              <w:rPr>
+                <w:rFonts w:ascii="Consolas" w:eastAsia="Times New Roman" w:hAnsi="Consolas" w:cs="Times New Roman"/>
+                <w:color w:val="D5CED9"/>
+                <w:sz w:val="21"/>
+                <w:szCs w:val="21"/>
+                <w:lang w:val="es-CO" w:eastAsia="es-CO"/>
+              </w:rPr>
+            </w:pPr>
+          </w:p>
+          <w:p>
+            <w:pPr>
+              <w:widowControl/>
+              <w:shd w:val="clear" w:color="auto" w:fill="262A33"/>
+              <w:spacing w:line="285" w:lineRule="atLeast"/>
+              <w:rPr>
+                <w:rFonts w:ascii="Consolas" w:eastAsia="Times New Roman" w:hAnsi="Consolas" w:cs="Times New Roman"/>
+                <w:color w:val="D5CED9"/>
+                <w:sz w:val="21"/>
+                <w:szCs w:val="21"/>
+                <w:lang w:val="es-CO" w:eastAsia="es-CO"/>
+              </w:rPr>
+            </w:pPr>
+            <w:r>
+              <w:rPr>
+                <w:rFonts w:ascii="Consolas" w:eastAsia="Times New Roman" w:hAnsi="Consolas" w:cs="Times New Roman"/>
+                <w:color w:val="D5CED9"/>
+                <w:sz w:val="21"/>
+                <w:szCs w:val="21"/>
+                <w:lang w:val="es-CO" w:eastAsia="es-CO"/>
+              </w:rPr>
+              <w:t xml:space="preserve">Para ver más conceptos puedes consultar la </w:t>
+            </w:r>
+            <w:r>
+              <w:rPr>
+                <w:rFonts w:ascii="Consolas" w:eastAsia="Times New Roman" w:hAnsi="Consolas" w:cs="Times New Roman"/>
+                <w:color w:val="C74DED"/>
+                <w:sz w:val="21"/>
+                <w:szCs w:val="21"/>
+                <w:lang w:val="es-CO" w:eastAsia="es-CO"/>
+              </w:rPr>
+              <w:t>[</w:t>
+            </w:r>
+            <w:r>
+              <w:rPr>
+                <w:rFonts w:ascii="Consolas" w:eastAsia="Times New Roman" w:hAnsi="Consolas" w:cs="Times New Roman"/>
+                <w:color w:val="EE5D43"/>
+                <w:sz w:val="21"/>
+                <w:szCs w:val="21"/>
+                <w:lang w:val="es-CO" w:eastAsia="es-CO"/>
+              </w:rPr>
+              <w:t>página 2</w:t>
+            </w:r>
+            <w:r>
+              <w:rPr>
+                <w:rFonts w:ascii="Consolas" w:eastAsia="Times New Roman" w:hAnsi="Consolas" w:cs="Times New Roman"/>
+                <w:color w:val="C74DED"/>
+                <w:sz w:val="21"/>
+                <w:szCs w:val="21"/>
+                <w:lang w:val="es-CO" w:eastAsia="es-CO"/>
+              </w:rPr>
+              <w:t>]</w:t>
+            </w:r>
+            <w:r>
+              <w:rPr>
+                <w:rFonts w:ascii="Consolas" w:eastAsia="Times New Roman" w:hAnsi="Consolas" w:cs="Times New Roman"/>
+                <w:color w:val="D5CED9"/>
+                <w:sz w:val="21"/>
+                <w:szCs w:val="21"/>
+                <w:lang w:val="es-CO" w:eastAsia="es-CO"/>
+              </w:rPr>
+              <w:t>(</w:t>
+            </w:r>
+            <w:r>
+              <w:rPr>
+                <w:rFonts w:ascii="Consolas" w:eastAsia="Times New Roman" w:hAnsi="Consolas" w:cs="Times New Roman"/>
+                <w:color w:val="C74DED"/>
+                <w:sz w:val="21"/>
+                <w:szCs w:val="21"/>
+                <w:lang w:val="es-CO" w:eastAsia="es-CO"/>
+              </w:rPr>
+              <w:t>pagina2.md</w:t>
+            </w:r>
+            <w:r>
+              <w:rPr>
+                <w:rFonts w:ascii="Consolas" w:eastAsia="Times New Roman" w:hAnsi="Consolas" w:cs="Times New Roman"/>
+                <w:color w:val="D5CED9"/>
+                <w:sz w:val="21"/>
+                <w:szCs w:val="21"/>
+                <w:lang w:val="es-CO" w:eastAsia="es-CO"/>
+              </w:rPr>
+              <w:t>).</w:t>
+            </w:r>
+          </w:p>
+          <w:p>
+            <w:pPr>
+              <w:widowControl/>
               <w:shd w:val="clear" w:color="auto" w:fill="121314"/>
               <w:spacing w:line="285" w:lineRule="atLeast"/>
               <w:rPr>
                 <w:rFonts w:ascii="Consolas" w:eastAsia="Times New Roman" w:hAnsi="Consolas" w:cs="Times New Roman"/>
-                <w:b/>
-                <w:bCs/>
-                <w:color w:val="79C0FF"/>
-                <w:sz w:val="21"/>
-                <w:szCs w:val="21"/>
-                <w:lang w:val="es-ES_tradnl" w:eastAsia="es-ES_tradnl"/>
-              </w:rPr>
-            </w:pPr>
-            <w:r>
-              <w:rPr>
-                <w:rFonts w:ascii="Consolas" w:eastAsia="Times New Roman" w:hAnsi="Consolas" w:cs="Times New Roman"/>
-                <w:b/>
-                <w:bCs/>
-                <w:color w:val="79C0FF"/>
-                <w:sz w:val="21"/>
-                <w:szCs w:val="21"/>
-                <w:lang w:val="es-ES_tradnl" w:eastAsia="es-ES_tradnl"/>
-              </w:rPr>
-              <w:t xml:space="preserve">Ejemplo </w:t>
-            </w:r>
+                <w:color w:val="BBBEBF"/>
+                <w:sz w:val="21"/>
+                <w:szCs w:val="21"/>
+                <w:lang w:val="es-CO" w:eastAsia="es-ES_tradnl"/>
+              </w:rPr>
+            </w:pPr>
           </w:p>
           <w:p>
             <w:pPr>
@@ -1700,1877 +4425,22 @@
                 <w:lang w:val="es-ES_tradnl" w:eastAsia="es-ES_tradnl"/>
               </w:rPr>
             </w:pPr>
-            <w:r>
-              <w:rPr>
-                <w:rFonts w:ascii="Consolas" w:eastAsia="Times New Roman" w:hAnsi="Consolas" w:cs="Times New Roman"/>
-                <w:b/>
-                <w:bCs/>
-                <w:color w:val="79C0FF"/>
+          </w:p>
+          <w:p>
+            <w:pPr>
+              <w:pStyle w:val="NoSpacing"/>
+              <w:rPr>
+                <w:rFonts w:ascii="Consolas" w:eastAsia="Times New Roman" w:hAnsi="Consolas" w:cs="Times New Roman"/>
+                <w:color w:val="8B949E"/>
                 <w:sz w:val="21"/>
                 <w:szCs w:val="21"/>
                 <w:lang w:val="es-ES_tradnl" w:eastAsia="es-ES_tradnl"/>
               </w:rPr>
-              <w:t xml:space="preserve"># Esto es un </w:t>
-            </w:r>
-            <w:r>
-              <w:rPr>
-                <w:rFonts w:ascii="Consolas" w:eastAsia="Times New Roman" w:hAnsi="Consolas" w:cs="Times New Roman"/>
-                <w:b/>
-                <w:bCs/>
-                <w:color w:val="79C0FF"/>
-                <w:sz w:val="21"/>
-                <w:szCs w:val="21"/>
-                <w:lang w:val="es-ES_tradnl" w:eastAsia="es-ES_tradnl"/>
-              </w:rPr>
-              <w:t>título</w:t>
-            </w:r>
-            <w:r>
-              <w:rPr>
-                <w:rFonts w:ascii="Consolas" w:eastAsia="Times New Roman" w:hAnsi="Consolas" w:cs="Times New Roman"/>
-                <w:b/>
-                <w:bCs/>
-                <w:color w:val="79C0FF"/>
-                <w:sz w:val="21"/>
-                <w:szCs w:val="21"/>
-                <w:lang w:val="es-ES_tradnl" w:eastAsia="es-ES_tradnl"/>
-              </w:rPr>
-              <w:t xml:space="preserve"> grande</w:t>
-            </w:r>
-          </w:p>
-          <w:p>
-            <w:pPr>
-              <w:widowControl/>
-              <w:shd w:val="clear" w:color="auto" w:fill="121314"/>
-              <w:spacing w:line="285" w:lineRule="atLeast"/>
-              <w:rPr>
-                <w:rFonts w:ascii="Consolas" w:eastAsia="Times New Roman" w:hAnsi="Consolas" w:cs="Times New Roman"/>
-                <w:color w:val="BBBEBF"/>
-                <w:sz w:val="21"/>
-                <w:szCs w:val="21"/>
-                <w:lang w:val="es-ES_tradnl" w:eastAsia="es-ES_tradnl"/>
-              </w:rPr>
-            </w:pPr>
-            <w:r>
-              <w:rPr>
-                <w:rFonts w:ascii="Consolas" w:eastAsia="Times New Roman" w:hAnsi="Consolas" w:cs="Times New Roman"/>
-                <w:b/>
-                <w:bCs/>
-                <w:color w:val="79C0FF"/>
-                <w:sz w:val="21"/>
-                <w:szCs w:val="21"/>
-                <w:lang w:val="es-ES_tradnl" w:eastAsia="es-ES_tradnl"/>
-              </w:rPr>
-              <w:t xml:space="preserve">## Esto es un </w:t>
-            </w:r>
-            <w:r>
-              <w:rPr>
-                <w:rFonts w:ascii="Consolas" w:eastAsia="Times New Roman" w:hAnsi="Consolas" w:cs="Times New Roman"/>
-                <w:b/>
-                <w:bCs/>
-                <w:color w:val="79C0FF"/>
-                <w:sz w:val="21"/>
-                <w:szCs w:val="21"/>
-                <w:lang w:val="es-ES_tradnl" w:eastAsia="es-ES_tradnl"/>
-              </w:rPr>
-              <w:t>subtítulo</w:t>
-            </w:r>
-          </w:p>
-          <w:p>
-            <w:pPr>
-              <w:widowControl/>
-              <w:shd w:val="clear" w:color="auto" w:fill="121314"/>
-              <w:spacing w:line="285" w:lineRule="atLeast"/>
-              <w:rPr>
-                <w:rFonts w:ascii="Consolas" w:eastAsia="Times New Roman" w:hAnsi="Consolas" w:cs="Times New Roman"/>
-                <w:color w:val="BBBEBF"/>
-                <w:sz w:val="21"/>
-                <w:szCs w:val="21"/>
-                <w:lang w:val="es-ES_tradnl" w:eastAsia="es-ES_tradnl"/>
-              </w:rPr>
-            </w:pPr>
-          </w:p>
-          <w:p>
-            <w:pPr>
-              <w:widowControl/>
-              <w:shd w:val="clear" w:color="auto" w:fill="121314"/>
-              <w:spacing w:line="285" w:lineRule="atLeast"/>
-              <w:rPr>
-                <w:rFonts w:ascii="Consolas" w:eastAsia="Times New Roman" w:hAnsi="Consolas" w:cs="Times New Roman"/>
-                <w:color w:val="BBBEBF"/>
-                <w:sz w:val="21"/>
-                <w:szCs w:val="21"/>
-                <w:lang w:val="es-ES_tradnl" w:eastAsia="es-ES_tradnl"/>
-              </w:rPr>
-            </w:pPr>
-            <w:r>
-              <w:rPr>
-                <w:rFonts w:ascii="Consolas" w:eastAsia="Times New Roman" w:hAnsi="Consolas" w:cs="Times New Roman"/>
-                <w:b/>
-                <w:bCs/>
-                <w:color w:val="C9D1D9"/>
-                <w:sz w:val="21"/>
-                <w:szCs w:val="21"/>
-                <w:lang w:val="es-ES_tradnl" w:eastAsia="es-ES_tradnl"/>
-              </w:rPr>
-              <w:t>**formateo en negrita o grueso**</w:t>
-            </w:r>
-            <w:r>
-              <w:rPr>
-                <w:rFonts w:ascii="Consolas" w:eastAsia="Times New Roman" w:hAnsi="Consolas" w:cs="Times New Roman"/>
-                <w:color w:val="BBBEBF"/>
-                <w:sz w:val="21"/>
-                <w:szCs w:val="21"/>
-                <w:lang w:val="es-ES_tradnl" w:eastAsia="es-ES_tradnl"/>
-              </w:rPr>
-              <w:t>, esto en texto normal</w:t>
-            </w:r>
-          </w:p>
-          <w:p>
-            <w:pPr>
-              <w:widowControl/>
-              <w:shd w:val="clear" w:color="auto" w:fill="121314"/>
-              <w:spacing w:line="285" w:lineRule="atLeast"/>
-              <w:rPr>
-                <w:rFonts w:ascii="Consolas" w:eastAsia="Times New Roman" w:hAnsi="Consolas" w:cs="Times New Roman"/>
-                <w:color w:val="BBBEBF"/>
-                <w:sz w:val="21"/>
-                <w:szCs w:val="21"/>
-                <w:lang w:val="es-ES_tradnl" w:eastAsia="es-ES_tradnl"/>
-              </w:rPr>
-            </w:pPr>
-            <w:r>
-              <w:rPr>
-                <w:rFonts w:ascii="Consolas" w:eastAsia="Times New Roman" w:hAnsi="Consolas" w:cs="Times New Roman"/>
-                <w:i/>
-                <w:iCs/>
-                <w:color w:val="C9D1D9"/>
-                <w:sz w:val="21"/>
-                <w:szCs w:val="21"/>
-                <w:lang w:val="es-ES_tradnl" w:eastAsia="es-ES_tradnl"/>
-              </w:rPr>
-              <w:t>*formateo en itálica*</w:t>
-            </w:r>
-            <w:r>
-              <w:rPr>
-                <w:rFonts w:ascii="Consolas" w:eastAsia="Times New Roman" w:hAnsi="Consolas" w:cs="Times New Roman"/>
-                <w:color w:val="BBBEBF"/>
-                <w:sz w:val="21"/>
-                <w:szCs w:val="21"/>
-                <w:lang w:val="es-ES_tradnl" w:eastAsia="es-ES_tradnl"/>
-              </w:rPr>
-              <w:t>, esto en texto normal</w:t>
-            </w:r>
-          </w:p>
-          <w:p>
-            <w:pPr>
-              <w:widowControl/>
-              <w:shd w:val="clear" w:color="auto" w:fill="121314"/>
-              <w:spacing w:line="285" w:lineRule="atLeast"/>
-              <w:rPr>
-                <w:rFonts w:ascii="Consolas" w:eastAsia="Times New Roman" w:hAnsi="Consolas" w:cs="Times New Roman"/>
-                <w:color w:val="BBBEBF"/>
-                <w:sz w:val="21"/>
-                <w:szCs w:val="21"/>
-                <w:lang w:val="es-ES_tradnl" w:eastAsia="es-ES_tradnl"/>
-              </w:rPr>
-            </w:pPr>
-            <w:r>
-              <w:rPr>
-                <w:rFonts w:ascii="Consolas" w:eastAsia="Times New Roman" w:hAnsi="Consolas" w:cs="Times New Roman"/>
-                <w:strike/>
-                <w:color w:val="BBBEBF"/>
-                <w:sz w:val="21"/>
-                <w:szCs w:val="21"/>
-                <w:lang w:val="es-ES_tradnl" w:eastAsia="es-ES_tradnl"/>
-              </w:rPr>
-              <w:t>~~formateo en tachado~~</w:t>
-            </w:r>
-            <w:r>
-              <w:rPr>
-                <w:rFonts w:ascii="Consolas" w:eastAsia="Times New Roman" w:hAnsi="Consolas" w:cs="Times New Roman"/>
-                <w:color w:val="BBBEBF"/>
-                <w:sz w:val="21"/>
-                <w:szCs w:val="21"/>
-                <w:lang w:val="es-ES_tradnl" w:eastAsia="es-ES_tradnl"/>
-              </w:rPr>
-              <w:t>, esto en texto normal</w:t>
-            </w:r>
-          </w:p>
-          <w:p>
-            <w:pPr>
-              <w:widowControl/>
-              <w:shd w:val="clear" w:color="auto" w:fill="121314"/>
-              <w:spacing w:line="285" w:lineRule="atLeast"/>
-              <w:rPr>
-                <w:rFonts w:ascii="Consolas" w:eastAsia="Times New Roman" w:hAnsi="Consolas" w:cs="Times New Roman"/>
-                <w:color w:val="BBBEBF"/>
-                <w:sz w:val="21"/>
-                <w:szCs w:val="21"/>
-                <w:lang w:val="es-ES_tradnl" w:eastAsia="es-ES_tradnl"/>
-              </w:rPr>
-            </w:pPr>
-            <w:r>
-              <w:rPr>
-                <w:rFonts w:ascii="Consolas" w:eastAsia="Times New Roman" w:hAnsi="Consolas" w:cs="Times New Roman"/>
-                <w:color w:val="BBBEBF"/>
-                <w:sz w:val="21"/>
-                <w:szCs w:val="21"/>
-                <w:lang w:val="es-ES_tradnl" w:eastAsia="es-ES_tradnl"/>
-              </w:rPr>
-              <w:t xml:space="preserve">El siguiente texto está </w:t>
-            </w:r>
-            <w:r>
-              <w:rPr>
-                <w:rFonts w:ascii="Consolas" w:eastAsia="Times New Roman" w:hAnsi="Consolas" w:cs="Times New Roman"/>
-                <w:color w:val="79C0FF"/>
-                <w:sz w:val="21"/>
-                <w:szCs w:val="21"/>
-                <w:lang w:val="es-ES_tradnl" w:eastAsia="es-ES_tradnl"/>
-              </w:rPr>
-              <w:t>`enmarcado`</w:t>
-            </w:r>
-            <w:r>
-              <w:rPr>
-                <w:rFonts w:ascii="Consolas" w:eastAsia="Times New Roman" w:hAnsi="Consolas" w:cs="Times New Roman"/>
-                <w:color w:val="BBBEBF"/>
-                <w:sz w:val="21"/>
-                <w:szCs w:val="21"/>
-                <w:lang w:val="es-ES_tradnl" w:eastAsia="es-ES_tradnl"/>
-              </w:rPr>
-              <w:t xml:space="preserve"> </w:t>
-            </w:r>
-          </w:p>
-          <w:p>
-            <w:pPr>
-              <w:widowControl/>
-              <w:shd w:val="clear" w:color="auto" w:fill="121314"/>
-              <w:spacing w:line="285" w:lineRule="atLeast"/>
-              <w:rPr>
-                <w:rFonts w:ascii="Consolas" w:eastAsia="Times New Roman" w:hAnsi="Consolas" w:cs="Times New Roman"/>
-                <w:color w:val="BBBEBF"/>
-                <w:sz w:val="21"/>
-                <w:szCs w:val="21"/>
-                <w:lang w:val="es-ES_tradnl" w:eastAsia="es-ES_tradnl"/>
-              </w:rPr>
-            </w:pPr>
-          </w:p>
-          <w:p>
-            <w:pPr>
-              <w:widowControl/>
-              <w:shd w:val="clear" w:color="auto" w:fill="121314"/>
-              <w:spacing w:line="285" w:lineRule="atLeast"/>
-              <w:rPr>
-                <w:rFonts w:ascii="Consolas" w:eastAsia="Times New Roman" w:hAnsi="Consolas" w:cs="Times New Roman"/>
-                <w:color w:val="BBBEBF"/>
-                <w:sz w:val="21"/>
-                <w:szCs w:val="21"/>
-                <w:lang w:val="es-ES_tradnl" w:eastAsia="es-ES_tradnl"/>
-              </w:rPr>
-            </w:pPr>
-            <w:r>
-              <w:rPr>
-                <w:rFonts w:ascii="Consolas" w:eastAsia="Times New Roman" w:hAnsi="Consolas" w:cs="Times New Roman"/>
-                <w:b/>
-                <w:bCs/>
-                <w:color w:val="79C0FF"/>
-                <w:sz w:val="21"/>
-                <w:szCs w:val="21"/>
-                <w:lang w:val="es-ES_tradnl" w:eastAsia="es-ES_tradnl"/>
-              </w:rPr>
-              <w:t>---</w:t>
-            </w:r>
-          </w:p>
-          <w:p>
-            <w:pPr>
-              <w:widowControl/>
-              <w:shd w:val="clear" w:color="auto" w:fill="121314"/>
-              <w:spacing w:line="285" w:lineRule="atLeast"/>
-              <w:rPr>
-                <w:rFonts w:ascii="Consolas" w:eastAsia="Times New Roman" w:hAnsi="Consolas" w:cs="Times New Roman"/>
-                <w:color w:val="BBBEBF"/>
-                <w:sz w:val="21"/>
-                <w:szCs w:val="21"/>
-                <w:lang w:val="es-ES_tradnl" w:eastAsia="es-ES_tradnl"/>
-              </w:rPr>
-            </w:pPr>
-          </w:p>
-          <w:p>
-            <w:pPr>
-              <w:widowControl/>
-              <w:shd w:val="clear" w:color="auto" w:fill="121314"/>
-              <w:spacing w:line="285" w:lineRule="atLeast"/>
-              <w:rPr>
-                <w:rFonts w:ascii="Consolas" w:eastAsia="Times New Roman" w:hAnsi="Consolas" w:cs="Times New Roman"/>
-                <w:color w:val="BBBEBF"/>
-                <w:sz w:val="21"/>
-                <w:szCs w:val="21"/>
-                <w:lang w:val="es-ES_tradnl" w:eastAsia="es-ES_tradnl"/>
-              </w:rPr>
-            </w:pPr>
-            <w:r>
-              <w:rPr>
-                <w:rFonts w:ascii="Consolas" w:eastAsia="Times New Roman" w:hAnsi="Consolas" w:cs="Times New Roman"/>
-                <w:color w:val="BBBEBF"/>
-                <w:sz w:val="21"/>
-                <w:szCs w:val="21"/>
-                <w:lang w:val="es-ES_tradnl" w:eastAsia="es-ES_tradnl"/>
-              </w:rPr>
-              <w:t>[</w:t>
-            </w:r>
-            <w:r>
-              <w:rPr>
-                <w:rFonts w:ascii="Consolas" w:eastAsia="Times New Roman" w:hAnsi="Consolas" w:cs="Times New Roman"/>
-                <w:color w:val="A5D6FF"/>
-                <w:sz w:val="21"/>
-                <w:szCs w:val="21"/>
-                <w:lang w:val="es-ES_tradnl" w:eastAsia="es-ES_tradnl"/>
-              </w:rPr>
-              <w:t>De doble clic en este texto para ir a la página del curso de Desarrollo Web1</w:t>
-            </w:r>
-            <w:r>
-              <w:rPr>
-                <w:rFonts w:ascii="Consolas" w:eastAsia="Times New Roman" w:hAnsi="Consolas" w:cs="Times New Roman"/>
-                <w:color w:val="BBBEBF"/>
-                <w:sz w:val="21"/>
-                <w:szCs w:val="21"/>
-                <w:lang w:val="es-ES_tradnl" w:eastAsia="es-ES_tradnl"/>
-              </w:rPr>
-              <w:t>](</w:t>
-            </w:r>
-            <w:r>
-              <w:rPr>
-                <w:rFonts w:ascii="Consolas" w:eastAsia="Times New Roman" w:hAnsi="Consolas" w:cs="Times New Roman"/>
-                <w:color w:val="BBBEBF"/>
-                <w:sz w:val="21"/>
-                <w:szCs w:val="21"/>
-                <w:u w:val="single"/>
-                <w:lang w:val="es-ES_tradnl" w:eastAsia="es-ES_tradnl"/>
-              </w:rPr>
-              <w:t>https://www.eonicasys.com.co/2026-02/DesarrolloWeb1</w:t>
-            </w:r>
-            <w:r>
-              <w:rPr>
-                <w:rFonts w:ascii="Consolas" w:eastAsia="Times New Roman" w:hAnsi="Consolas" w:cs="Times New Roman"/>
-                <w:color w:val="BBBEBF"/>
-                <w:sz w:val="21"/>
-                <w:szCs w:val="21"/>
-                <w:lang w:val="es-ES_tradnl" w:eastAsia="es-ES_tradnl"/>
-              </w:rPr>
-              <w:t>)</w:t>
-            </w:r>
-          </w:p>
-          <w:p>
-            <w:pPr>
-              <w:widowControl/>
-              <w:shd w:val="clear" w:color="auto" w:fill="121314"/>
-              <w:spacing w:line="285" w:lineRule="atLeast"/>
-              <w:rPr>
-                <w:rFonts w:ascii="Consolas" w:eastAsia="Times New Roman" w:hAnsi="Consolas" w:cs="Times New Roman"/>
-                <w:color w:val="BBBEBF"/>
-                <w:sz w:val="21"/>
-                <w:szCs w:val="21"/>
-                <w:lang w:val="es-ES_tradnl" w:eastAsia="es-ES_tradnl"/>
-              </w:rPr>
-            </w:pPr>
-          </w:p>
-          <w:p>
-            <w:pPr>
-              <w:widowControl/>
-              <w:shd w:val="clear" w:color="auto" w:fill="121314"/>
-              <w:spacing w:line="285" w:lineRule="atLeast"/>
-              <w:rPr>
-                <w:rFonts w:ascii="Consolas" w:eastAsia="Times New Roman" w:hAnsi="Consolas" w:cs="Times New Roman"/>
-                <w:color w:val="BBBEBF"/>
-                <w:sz w:val="21"/>
-                <w:szCs w:val="21"/>
-                <w:lang w:val="es-ES_tradnl" w:eastAsia="es-ES_tradnl"/>
-              </w:rPr>
-            </w:pPr>
-            <w:r>
-              <w:rPr>
-                <w:rFonts w:ascii="Consolas" w:eastAsia="Times New Roman" w:hAnsi="Consolas" w:cs="Times New Roman"/>
-                <w:b/>
-                <w:bCs/>
-                <w:color w:val="79C0FF"/>
-                <w:sz w:val="21"/>
-                <w:szCs w:val="21"/>
-                <w:lang w:val="es-ES_tradnl" w:eastAsia="es-ES_tradnl"/>
-              </w:rPr>
-              <w:t>---</w:t>
-            </w:r>
-          </w:p>
-          <w:p>
-            <w:pPr>
-              <w:widowControl/>
-              <w:shd w:val="clear" w:color="auto" w:fill="121314"/>
-              <w:spacing w:line="285" w:lineRule="atLeast"/>
-              <w:rPr>
-                <w:rFonts w:ascii="Consolas" w:eastAsia="Times New Roman" w:hAnsi="Consolas" w:cs="Times New Roman"/>
-                <w:color w:val="BBBEBF"/>
-                <w:sz w:val="21"/>
-                <w:szCs w:val="21"/>
-                <w:lang w:val="es-ES_tradnl" w:eastAsia="es-ES_tradnl"/>
-              </w:rPr>
-            </w:pPr>
-          </w:p>
-          <w:p>
-            <w:pPr>
-              <w:widowControl/>
-              <w:shd w:val="clear" w:color="auto" w:fill="121314"/>
-              <w:spacing w:line="285" w:lineRule="atLeast"/>
-              <w:rPr>
-                <w:rFonts w:ascii="Consolas" w:eastAsia="Times New Roman" w:hAnsi="Consolas" w:cs="Times New Roman"/>
-                <w:color w:val="BBBEBF"/>
-                <w:sz w:val="21"/>
-                <w:szCs w:val="21"/>
-                <w:lang w:val="es-ES_tradnl" w:eastAsia="es-ES_tradnl"/>
-              </w:rPr>
-            </w:pPr>
-            <w:r>
-              <w:rPr>
-                <w:rFonts w:ascii="Consolas" w:eastAsia="Times New Roman" w:hAnsi="Consolas" w:cs="Times New Roman"/>
-                <w:color w:val="6A9955"/>
-                <w:sz w:val="21"/>
-                <w:szCs w:val="21"/>
-                <w:lang w:val="es-ES_tradnl" w:eastAsia="es-ES_tradnl"/>
-              </w:rPr>
-              <w:t>&gt;</w:t>
-            </w:r>
-            <w:r>
-              <w:rPr>
-                <w:rFonts w:ascii="Consolas" w:eastAsia="Times New Roman" w:hAnsi="Consolas" w:cs="Times New Roman"/>
-                <w:color w:val="7EE787"/>
-                <w:sz w:val="21"/>
-                <w:szCs w:val="21"/>
-                <w:lang w:val="es-ES_tradnl" w:eastAsia="es-ES_tradnl"/>
-              </w:rPr>
-              <w:t xml:space="preserve"> Esto es una cita</w:t>
-            </w:r>
-          </w:p>
-          <w:p>
-            <w:pPr>
-              <w:widowControl/>
-              <w:shd w:val="clear" w:color="auto" w:fill="121314"/>
-              <w:spacing w:line="285" w:lineRule="atLeast"/>
-              <w:rPr>
-                <w:rFonts w:ascii="Consolas" w:eastAsia="Times New Roman" w:hAnsi="Consolas" w:cs="Times New Roman"/>
-                <w:color w:val="BBBEBF"/>
-                <w:sz w:val="21"/>
-                <w:szCs w:val="21"/>
-                <w:lang w:val="es-ES_tradnl" w:eastAsia="es-ES_tradnl"/>
-              </w:rPr>
-            </w:pPr>
-            <w:r>
-              <w:rPr>
-                <w:rFonts w:ascii="Consolas" w:eastAsia="Times New Roman" w:hAnsi="Consolas" w:cs="Times New Roman"/>
-                <w:color w:val="6A9955"/>
-                <w:sz w:val="21"/>
-                <w:szCs w:val="21"/>
-                <w:lang w:val="es-ES_tradnl" w:eastAsia="es-ES_tradnl"/>
-              </w:rPr>
-              <w:t>&gt;&gt;</w:t>
-            </w:r>
-            <w:r>
-              <w:rPr>
-                <w:rFonts w:ascii="Consolas" w:eastAsia="Times New Roman" w:hAnsi="Consolas" w:cs="Times New Roman"/>
-                <w:color w:val="7EE787"/>
-                <w:sz w:val="21"/>
-                <w:szCs w:val="21"/>
-                <w:lang w:val="es-ES_tradnl" w:eastAsia="es-ES_tradnl"/>
-              </w:rPr>
-              <w:t xml:space="preserve"> Esto es otra cita anidada</w:t>
-            </w:r>
-          </w:p>
-          <w:p>
-            <w:pPr>
-              <w:widowControl/>
-              <w:shd w:val="clear" w:color="auto" w:fill="121314"/>
-              <w:spacing w:line="285" w:lineRule="atLeast"/>
-              <w:rPr>
-                <w:rFonts w:ascii="Consolas" w:eastAsia="Times New Roman" w:hAnsi="Consolas" w:cs="Times New Roman"/>
-                <w:color w:val="BBBEBF"/>
-                <w:sz w:val="21"/>
-                <w:szCs w:val="21"/>
-                <w:lang w:val="es-ES_tradnl" w:eastAsia="es-ES_tradnl"/>
-              </w:rPr>
-            </w:pPr>
-          </w:p>
-          <w:p>
-            <w:pPr>
-              <w:widowControl/>
-              <w:shd w:val="clear" w:color="auto" w:fill="121314"/>
-              <w:spacing w:line="285" w:lineRule="atLeast"/>
-              <w:rPr>
-                <w:rFonts w:ascii="Consolas" w:eastAsia="Times New Roman" w:hAnsi="Consolas" w:cs="Times New Roman"/>
-                <w:color w:val="BBBEBF"/>
-                <w:sz w:val="21"/>
-                <w:szCs w:val="21"/>
-                <w:lang w:val="en-US" w:eastAsia="es-ES_tradnl"/>
-              </w:rPr>
-            </w:pPr>
-            <w:r>
-              <w:rPr>
-                <w:rFonts w:ascii="Consolas" w:eastAsia="Times New Roman" w:hAnsi="Consolas" w:cs="Times New Roman"/>
-                <w:b/>
-                <w:bCs/>
-                <w:color w:val="79C0FF"/>
-                <w:sz w:val="21"/>
-                <w:szCs w:val="21"/>
-                <w:lang w:val="en-US" w:eastAsia="es-ES_tradnl"/>
-              </w:rPr>
-              <w:t>---</w:t>
-            </w:r>
-          </w:p>
-          <w:p>
-            <w:pPr>
-              <w:widowControl/>
-              <w:shd w:val="clear" w:color="auto" w:fill="121314"/>
-              <w:spacing w:line="285" w:lineRule="atLeast"/>
-              <w:rPr>
-                <w:rFonts w:ascii="Consolas" w:eastAsia="Times New Roman" w:hAnsi="Consolas" w:cs="Times New Roman"/>
-                <w:color w:val="BBBEBF"/>
-                <w:sz w:val="21"/>
-                <w:szCs w:val="21"/>
-                <w:lang w:val="en-US" w:eastAsia="es-ES_tradnl"/>
-              </w:rPr>
-            </w:pPr>
-          </w:p>
-          <w:p>
-            <w:pPr>
-              <w:widowControl/>
-              <w:shd w:val="clear" w:color="auto" w:fill="121314"/>
-              <w:spacing w:line="285" w:lineRule="atLeast"/>
-              <w:rPr>
-                <w:rFonts w:ascii="Consolas" w:eastAsia="Times New Roman" w:hAnsi="Consolas" w:cs="Times New Roman"/>
-                <w:color w:val="BBBEBF"/>
-                <w:sz w:val="21"/>
-                <w:szCs w:val="21"/>
-                <w:lang w:val="en-US" w:eastAsia="es-ES_tradnl"/>
-              </w:rPr>
-            </w:pPr>
-            <w:r>
-              <w:rPr>
-                <w:rFonts w:ascii="Consolas" w:eastAsia="Times New Roman" w:hAnsi="Consolas" w:cs="Times New Roman"/>
-                <w:color w:val="FFA657"/>
-                <w:sz w:val="21"/>
-                <w:szCs w:val="21"/>
-                <w:lang w:val="en-US" w:eastAsia="es-ES_tradnl"/>
-              </w:rPr>
-              <w:t>*</w:t>
-            </w:r>
-            <w:r>
-              <w:rPr>
-                <w:rFonts w:ascii="Consolas" w:eastAsia="Times New Roman" w:hAnsi="Consolas" w:cs="Times New Roman"/>
-                <w:color w:val="BBBEBF"/>
-                <w:sz w:val="21"/>
-                <w:szCs w:val="21"/>
-                <w:lang w:val="en-US" w:eastAsia="es-ES_tradnl"/>
-              </w:rPr>
-              <w:t xml:space="preserve"> item1</w:t>
-            </w:r>
-          </w:p>
-          <w:p>
-            <w:pPr>
-              <w:widowControl/>
-              <w:shd w:val="clear" w:color="auto" w:fill="121314"/>
-              <w:spacing w:line="285" w:lineRule="atLeast"/>
-              <w:rPr>
-                <w:rFonts w:ascii="Consolas" w:eastAsia="Times New Roman" w:hAnsi="Consolas" w:cs="Times New Roman"/>
-                <w:color w:val="BBBEBF"/>
-                <w:sz w:val="21"/>
-                <w:szCs w:val="21"/>
-                <w:lang w:val="en-US" w:eastAsia="es-ES_tradnl"/>
-              </w:rPr>
-            </w:pPr>
-          </w:p>
-          <w:p>
-            <w:pPr>
-              <w:widowControl/>
-              <w:shd w:val="clear" w:color="auto" w:fill="121314"/>
-              <w:spacing w:line="285" w:lineRule="atLeast"/>
-              <w:rPr>
-                <w:rFonts w:ascii="Consolas" w:eastAsia="Times New Roman" w:hAnsi="Consolas" w:cs="Times New Roman"/>
-                <w:color w:val="BBBEBF"/>
-                <w:sz w:val="21"/>
-                <w:szCs w:val="21"/>
-                <w:lang w:val="en-US" w:eastAsia="es-ES_tradnl"/>
-              </w:rPr>
-            </w:pPr>
-            <w:r>
-              <w:rPr>
-                <w:rFonts w:ascii="Consolas" w:eastAsia="Times New Roman" w:hAnsi="Consolas" w:cs="Times New Roman"/>
-                <w:color w:val="FFA657"/>
-                <w:sz w:val="21"/>
-                <w:szCs w:val="21"/>
-                <w:lang w:val="en-US" w:eastAsia="es-ES_tradnl"/>
-              </w:rPr>
-              <w:t>*</w:t>
-            </w:r>
-            <w:r>
-              <w:rPr>
-                <w:rFonts w:ascii="Consolas" w:eastAsia="Times New Roman" w:hAnsi="Consolas" w:cs="Times New Roman"/>
-                <w:color w:val="BBBEBF"/>
-                <w:sz w:val="21"/>
-                <w:szCs w:val="21"/>
-                <w:lang w:val="en-US" w:eastAsia="es-ES_tradnl"/>
-              </w:rPr>
-              <w:t xml:space="preserve"> item2</w:t>
-            </w:r>
-          </w:p>
-          <w:p>
-            <w:pPr>
-              <w:widowControl/>
-              <w:shd w:val="clear" w:color="auto" w:fill="121314"/>
-              <w:spacing w:line="285" w:lineRule="atLeast"/>
-              <w:rPr>
-                <w:rFonts w:ascii="Consolas" w:eastAsia="Times New Roman" w:hAnsi="Consolas" w:cs="Times New Roman"/>
-                <w:color w:val="BBBEBF"/>
-                <w:sz w:val="21"/>
-                <w:szCs w:val="21"/>
-                <w:lang w:val="en-US" w:eastAsia="es-ES_tradnl"/>
-              </w:rPr>
-            </w:pPr>
-          </w:p>
-          <w:p>
-            <w:pPr>
-              <w:widowControl/>
-              <w:shd w:val="clear" w:color="auto" w:fill="121314"/>
-              <w:spacing w:line="285" w:lineRule="atLeast"/>
-              <w:rPr>
-                <w:rFonts w:ascii="Consolas" w:eastAsia="Times New Roman" w:hAnsi="Consolas" w:cs="Times New Roman"/>
-                <w:color w:val="BBBEBF"/>
-                <w:sz w:val="21"/>
-                <w:szCs w:val="21"/>
-                <w:lang w:val="en-US" w:eastAsia="es-ES_tradnl"/>
-              </w:rPr>
-            </w:pPr>
-            <w:r>
-              <w:rPr>
-                <w:rFonts w:ascii="Consolas" w:eastAsia="Times New Roman" w:hAnsi="Consolas" w:cs="Times New Roman"/>
-                <w:color w:val="BBBEBF"/>
-                <w:sz w:val="21"/>
-                <w:szCs w:val="21"/>
-                <w:lang w:val="en-US" w:eastAsia="es-ES_tradnl"/>
-              </w:rPr>
-              <w:t xml:space="preserve">    </w:t>
-            </w:r>
-            <w:r>
-              <w:rPr>
-                <w:rFonts w:ascii="Consolas" w:eastAsia="Times New Roman" w:hAnsi="Consolas" w:cs="Times New Roman"/>
-                <w:color w:val="FFA657"/>
-                <w:sz w:val="21"/>
-                <w:szCs w:val="21"/>
-                <w:lang w:val="en-US" w:eastAsia="es-ES_tradnl"/>
-              </w:rPr>
-              <w:t>*</w:t>
-            </w:r>
-            <w:r>
-              <w:rPr>
-                <w:rFonts w:ascii="Consolas" w:eastAsia="Times New Roman" w:hAnsi="Consolas" w:cs="Times New Roman"/>
-                <w:color w:val="BBBEBF"/>
-                <w:sz w:val="21"/>
-                <w:szCs w:val="21"/>
-                <w:lang w:val="en-US" w:eastAsia="es-ES_tradnl"/>
-              </w:rPr>
-              <w:t xml:space="preserve"> Item2.1 </w:t>
-            </w:r>
-          </w:p>
-          <w:p>
-            <w:pPr>
-              <w:widowControl/>
-              <w:shd w:val="clear" w:color="auto" w:fill="121314"/>
-              <w:spacing w:line="285" w:lineRule="atLeast"/>
-              <w:rPr>
-                <w:rFonts w:ascii="Consolas" w:eastAsia="Times New Roman" w:hAnsi="Consolas" w:cs="Times New Roman"/>
-                <w:color w:val="BBBEBF"/>
-                <w:sz w:val="21"/>
-                <w:szCs w:val="21"/>
-                <w:lang w:val="en-US" w:eastAsia="es-ES_tradnl"/>
-              </w:rPr>
-            </w:pPr>
-          </w:p>
-          <w:p>
-            <w:pPr>
-              <w:widowControl/>
-              <w:shd w:val="clear" w:color="auto" w:fill="121314"/>
-              <w:spacing w:line="285" w:lineRule="atLeast"/>
-              <w:rPr>
-                <w:rFonts w:ascii="Consolas" w:eastAsia="Times New Roman" w:hAnsi="Consolas" w:cs="Times New Roman"/>
-                <w:color w:val="BBBEBF"/>
-                <w:sz w:val="21"/>
-                <w:szCs w:val="21"/>
-                <w:lang w:val="en-US" w:eastAsia="es-ES_tradnl"/>
-              </w:rPr>
-            </w:pPr>
-            <w:r>
-              <w:rPr>
-                <w:rFonts w:ascii="Consolas" w:eastAsia="Times New Roman" w:hAnsi="Consolas" w:cs="Times New Roman"/>
-                <w:b/>
-                <w:bCs/>
-                <w:color w:val="79C0FF"/>
-                <w:sz w:val="21"/>
-                <w:szCs w:val="21"/>
-                <w:lang w:val="en-US" w:eastAsia="es-ES_tradnl"/>
-              </w:rPr>
-              <w:t>---</w:t>
-            </w:r>
-          </w:p>
-          <w:p>
-            <w:pPr>
-              <w:widowControl/>
-              <w:shd w:val="clear" w:color="auto" w:fill="121314"/>
-              <w:spacing w:line="285" w:lineRule="atLeast"/>
-              <w:rPr>
-                <w:rFonts w:ascii="Consolas" w:eastAsia="Times New Roman" w:hAnsi="Consolas" w:cs="Times New Roman"/>
-                <w:color w:val="BBBEBF"/>
-                <w:sz w:val="21"/>
-                <w:szCs w:val="21"/>
-                <w:lang w:val="en-US" w:eastAsia="es-ES_tradnl"/>
-              </w:rPr>
-            </w:pPr>
-          </w:p>
-          <w:p>
-            <w:pPr>
-              <w:widowControl/>
-              <w:shd w:val="clear" w:color="auto" w:fill="121314"/>
-              <w:spacing w:line="285" w:lineRule="atLeast"/>
-              <w:rPr>
-                <w:rFonts w:ascii="Consolas" w:eastAsia="Times New Roman" w:hAnsi="Consolas" w:cs="Times New Roman"/>
-                <w:color w:val="BBBEBF"/>
-                <w:sz w:val="21"/>
-                <w:szCs w:val="21"/>
-                <w:lang w:val="en-US" w:eastAsia="es-ES_tradnl"/>
-              </w:rPr>
-            </w:pPr>
-            <w:r>
-              <w:rPr>
-                <w:rFonts w:ascii="Consolas" w:eastAsia="Times New Roman" w:hAnsi="Consolas" w:cs="Times New Roman"/>
-                <w:color w:val="FFA657"/>
-                <w:sz w:val="21"/>
-                <w:szCs w:val="21"/>
-                <w:lang w:val="en-US" w:eastAsia="es-ES_tradnl"/>
-              </w:rPr>
-              <w:t>1.</w:t>
-            </w:r>
-            <w:r>
-              <w:rPr>
-                <w:rFonts w:ascii="Consolas" w:eastAsia="Times New Roman" w:hAnsi="Consolas" w:cs="Times New Roman"/>
-                <w:color w:val="BBBEBF"/>
-                <w:sz w:val="21"/>
-                <w:szCs w:val="21"/>
-                <w:lang w:val="en-US" w:eastAsia="es-ES_tradnl"/>
-              </w:rPr>
-              <w:t xml:space="preserve"> Item1</w:t>
-            </w:r>
-          </w:p>
-          <w:p>
-            <w:pPr>
-              <w:widowControl/>
-              <w:shd w:val="clear" w:color="auto" w:fill="121314"/>
-              <w:spacing w:line="285" w:lineRule="atLeast"/>
-              <w:rPr>
-                <w:rFonts w:ascii="Consolas" w:eastAsia="Times New Roman" w:hAnsi="Consolas" w:cs="Times New Roman"/>
-                <w:color w:val="BBBEBF"/>
-                <w:sz w:val="21"/>
-                <w:szCs w:val="21"/>
-                <w:lang w:val="en-US" w:eastAsia="es-ES_tradnl"/>
-              </w:rPr>
-            </w:pPr>
-            <w:r>
-              <w:rPr>
-                <w:rFonts w:ascii="Consolas" w:eastAsia="Times New Roman" w:hAnsi="Consolas" w:cs="Times New Roman"/>
-                <w:color w:val="FFA657"/>
-                <w:sz w:val="21"/>
-                <w:szCs w:val="21"/>
-                <w:lang w:val="en-US" w:eastAsia="es-ES_tradnl"/>
-              </w:rPr>
-              <w:t>2.</w:t>
-            </w:r>
-            <w:r>
-              <w:rPr>
-                <w:rFonts w:ascii="Consolas" w:eastAsia="Times New Roman" w:hAnsi="Consolas" w:cs="Times New Roman"/>
-                <w:color w:val="BBBEBF"/>
-                <w:sz w:val="21"/>
-                <w:szCs w:val="21"/>
-                <w:lang w:val="en-US" w:eastAsia="es-ES_tradnl"/>
-              </w:rPr>
-              <w:t xml:space="preserve"> Item2</w:t>
-            </w:r>
-          </w:p>
-          <w:p>
-            <w:pPr>
-              <w:widowControl/>
-              <w:shd w:val="clear" w:color="auto" w:fill="121314"/>
-              <w:spacing w:line="285" w:lineRule="atLeast"/>
-              <w:rPr>
-                <w:rFonts w:ascii="Consolas" w:eastAsia="Times New Roman" w:hAnsi="Consolas" w:cs="Times New Roman"/>
-                <w:color w:val="BBBEBF"/>
-                <w:sz w:val="21"/>
-                <w:szCs w:val="21"/>
-                <w:lang w:val="en-US" w:eastAsia="es-ES_tradnl"/>
-              </w:rPr>
-            </w:pPr>
-            <w:r>
-              <w:rPr>
-                <w:rFonts w:ascii="Consolas" w:eastAsia="Times New Roman" w:hAnsi="Consolas" w:cs="Times New Roman"/>
-                <w:color w:val="FFA657"/>
-                <w:sz w:val="21"/>
-                <w:szCs w:val="21"/>
-                <w:lang w:val="en-US" w:eastAsia="es-ES_tradnl"/>
-              </w:rPr>
-              <w:lastRenderedPageBreak/>
-              <w:t>3.</w:t>
-            </w:r>
-            <w:r>
-              <w:rPr>
-                <w:rFonts w:ascii="Consolas" w:eastAsia="Times New Roman" w:hAnsi="Consolas" w:cs="Times New Roman"/>
-                <w:color w:val="BBBEBF"/>
-                <w:sz w:val="21"/>
-                <w:szCs w:val="21"/>
-                <w:lang w:val="en-US" w:eastAsia="es-ES_tradnl"/>
-              </w:rPr>
-              <w:t xml:space="preserve"> Item3</w:t>
-            </w:r>
-          </w:p>
-          <w:p>
-            <w:pPr>
-              <w:widowControl/>
-              <w:shd w:val="clear" w:color="auto" w:fill="121314"/>
-              <w:spacing w:line="285" w:lineRule="atLeast"/>
-              <w:rPr>
-                <w:rFonts w:ascii="Consolas" w:eastAsia="Times New Roman" w:hAnsi="Consolas" w:cs="Times New Roman"/>
-                <w:color w:val="BBBEBF"/>
-                <w:sz w:val="21"/>
-                <w:szCs w:val="21"/>
-                <w:lang w:val="en-US" w:eastAsia="es-ES_tradnl"/>
-              </w:rPr>
-            </w:pPr>
-          </w:p>
-          <w:p>
-            <w:pPr>
-              <w:widowControl/>
-              <w:shd w:val="clear" w:color="auto" w:fill="121314"/>
-              <w:spacing w:line="285" w:lineRule="atLeast"/>
-              <w:rPr>
-                <w:rFonts w:ascii="Consolas" w:eastAsia="Times New Roman" w:hAnsi="Consolas" w:cs="Times New Roman"/>
-                <w:color w:val="BBBEBF"/>
-                <w:sz w:val="21"/>
-                <w:szCs w:val="21"/>
-                <w:lang w:val="en-US" w:eastAsia="es-ES_tradnl"/>
-              </w:rPr>
-            </w:pPr>
-            <w:r>
-              <w:rPr>
-                <w:rFonts w:ascii="Consolas" w:eastAsia="Times New Roman" w:hAnsi="Consolas" w:cs="Times New Roman"/>
-                <w:color w:val="BBBEBF"/>
-                <w:sz w:val="21"/>
-                <w:szCs w:val="21"/>
-                <w:lang w:val="en-US" w:eastAsia="es-ES_tradnl"/>
-              </w:rPr>
-              <w:t>    3.1 Item3.1</w:t>
-            </w:r>
-          </w:p>
-          <w:p>
-            <w:pPr>
-              <w:widowControl/>
-              <w:shd w:val="clear" w:color="auto" w:fill="121314"/>
-              <w:spacing w:line="285" w:lineRule="atLeast"/>
-              <w:rPr>
-                <w:rFonts w:ascii="Consolas" w:eastAsia="Times New Roman" w:hAnsi="Consolas" w:cs="Times New Roman"/>
-                <w:color w:val="BBBEBF"/>
-                <w:sz w:val="21"/>
-                <w:szCs w:val="21"/>
-                <w:lang w:val="en-US" w:eastAsia="es-ES_tradnl"/>
-              </w:rPr>
-            </w:pPr>
-          </w:p>
-          <w:p>
-            <w:pPr>
-              <w:widowControl/>
-              <w:shd w:val="clear" w:color="auto" w:fill="121314"/>
-              <w:spacing w:line="285" w:lineRule="atLeast"/>
-              <w:rPr>
-                <w:rFonts w:ascii="Consolas" w:eastAsia="Times New Roman" w:hAnsi="Consolas" w:cs="Times New Roman"/>
-                <w:color w:val="BBBEBF"/>
-                <w:sz w:val="21"/>
-                <w:szCs w:val="21"/>
-                <w:lang w:val="en-US" w:eastAsia="es-ES_tradnl"/>
-              </w:rPr>
-            </w:pPr>
-            <w:r>
-              <w:rPr>
-                <w:rFonts w:ascii="Consolas" w:eastAsia="Times New Roman" w:hAnsi="Consolas" w:cs="Times New Roman"/>
-                <w:color w:val="BBBEBF"/>
-                <w:sz w:val="21"/>
-                <w:szCs w:val="21"/>
-                <w:lang w:val="en-US" w:eastAsia="es-ES_tradnl"/>
-              </w:rPr>
-              <w:t xml:space="preserve">    3.2 Item3.2 </w:t>
-            </w:r>
-          </w:p>
-          <w:p>
-            <w:pPr>
-              <w:widowControl/>
-              <w:shd w:val="clear" w:color="auto" w:fill="121314"/>
-              <w:spacing w:line="285" w:lineRule="atLeast"/>
-              <w:rPr>
-                <w:rFonts w:ascii="Consolas" w:eastAsia="Times New Roman" w:hAnsi="Consolas" w:cs="Times New Roman"/>
-                <w:color w:val="BBBEBF"/>
-                <w:sz w:val="21"/>
-                <w:szCs w:val="21"/>
-                <w:lang w:val="en-US" w:eastAsia="es-ES_tradnl"/>
-              </w:rPr>
-            </w:pPr>
-          </w:p>
-          <w:p>
-            <w:pPr>
-              <w:widowControl/>
-              <w:shd w:val="clear" w:color="auto" w:fill="121314"/>
-              <w:spacing w:line="285" w:lineRule="atLeast"/>
-              <w:rPr>
-                <w:rFonts w:ascii="Consolas" w:eastAsia="Times New Roman" w:hAnsi="Consolas" w:cs="Times New Roman"/>
-                <w:color w:val="BBBEBF"/>
-                <w:sz w:val="21"/>
-                <w:szCs w:val="21"/>
-                <w:lang w:val="en-US" w:eastAsia="es-ES_tradnl"/>
-              </w:rPr>
-            </w:pPr>
-            <w:r>
-              <w:rPr>
-                <w:rFonts w:ascii="Consolas" w:eastAsia="Times New Roman" w:hAnsi="Consolas" w:cs="Times New Roman"/>
-                <w:b/>
-                <w:bCs/>
-                <w:color w:val="79C0FF"/>
-                <w:sz w:val="21"/>
-                <w:szCs w:val="21"/>
-                <w:lang w:val="en-US" w:eastAsia="es-ES_tradnl"/>
-              </w:rPr>
-              <w:t>---</w:t>
-            </w:r>
-          </w:p>
-          <w:p>
-            <w:pPr>
-              <w:widowControl/>
-              <w:shd w:val="clear" w:color="auto" w:fill="121314"/>
-              <w:spacing w:line="285" w:lineRule="atLeast"/>
-              <w:rPr>
-                <w:rFonts w:ascii="Consolas" w:eastAsia="Times New Roman" w:hAnsi="Consolas" w:cs="Times New Roman"/>
-                <w:color w:val="BBBEBF"/>
-                <w:sz w:val="21"/>
-                <w:szCs w:val="21"/>
-                <w:lang w:val="en-US" w:eastAsia="es-ES_tradnl"/>
-              </w:rPr>
-            </w:pPr>
-          </w:p>
-          <w:p>
-            <w:pPr>
-              <w:widowControl/>
-              <w:shd w:val="clear" w:color="auto" w:fill="121314"/>
-              <w:spacing w:line="285" w:lineRule="atLeast"/>
-              <w:rPr>
-                <w:rFonts w:ascii="Consolas" w:eastAsia="Times New Roman" w:hAnsi="Consolas" w:cs="Times New Roman"/>
-                <w:color w:val="BBBEBF"/>
-                <w:sz w:val="21"/>
-                <w:szCs w:val="21"/>
-                <w:lang w:val="en-US" w:eastAsia="es-ES_tradnl"/>
-              </w:rPr>
-            </w:pPr>
-            <w:r>
-              <w:rPr>
-                <w:rFonts w:ascii="Consolas" w:eastAsia="Times New Roman" w:hAnsi="Consolas" w:cs="Times New Roman"/>
-                <w:color w:val="BBBEBF"/>
-                <w:sz w:val="21"/>
-                <w:szCs w:val="21"/>
-                <w:lang w:val="en-US" w:eastAsia="es-ES_tradnl"/>
-              </w:rPr>
-              <w:t>| Col1 | Col2 |</w:t>
-            </w:r>
-          </w:p>
-          <w:p>
-            <w:pPr>
-              <w:widowControl/>
-              <w:shd w:val="clear" w:color="auto" w:fill="121314"/>
-              <w:spacing w:line="285" w:lineRule="atLeast"/>
-              <w:rPr>
-                <w:rFonts w:ascii="Consolas" w:eastAsia="Times New Roman" w:hAnsi="Consolas" w:cs="Times New Roman"/>
-                <w:color w:val="BBBEBF"/>
-                <w:sz w:val="21"/>
-                <w:szCs w:val="21"/>
-                <w:lang w:val="en-US" w:eastAsia="es-ES_tradnl"/>
-              </w:rPr>
-            </w:pPr>
-            <w:r>
-              <w:rPr>
-                <w:rFonts w:ascii="Consolas" w:eastAsia="Times New Roman" w:hAnsi="Consolas" w:cs="Times New Roman"/>
-                <w:color w:val="BBBEBF"/>
-                <w:sz w:val="21"/>
-                <w:szCs w:val="21"/>
-                <w:lang w:val="en-US" w:eastAsia="es-ES_tradnl"/>
-              </w:rPr>
-              <w:t>|---|---|</w:t>
-            </w:r>
-          </w:p>
-          <w:p>
-            <w:pPr>
-              <w:widowControl/>
-              <w:shd w:val="clear" w:color="auto" w:fill="121314"/>
-              <w:spacing w:line="285" w:lineRule="atLeast"/>
-              <w:rPr>
-                <w:rFonts w:ascii="Consolas" w:eastAsia="Times New Roman" w:hAnsi="Consolas" w:cs="Times New Roman"/>
-                <w:color w:val="BBBEBF"/>
-                <w:sz w:val="21"/>
-                <w:szCs w:val="21"/>
-                <w:lang w:val="en-US" w:eastAsia="es-ES_tradnl"/>
-              </w:rPr>
-            </w:pPr>
-            <w:r>
-              <w:rPr>
-                <w:rFonts w:ascii="Consolas" w:eastAsia="Times New Roman" w:hAnsi="Consolas" w:cs="Times New Roman"/>
-                <w:color w:val="BBBEBF"/>
-                <w:sz w:val="21"/>
-                <w:szCs w:val="21"/>
-                <w:lang w:val="en-US" w:eastAsia="es-ES_tradnl"/>
-              </w:rPr>
-              <w:t>|texto1_fila1|texto2_fila1|</w:t>
-            </w:r>
-          </w:p>
-          <w:p>
-            <w:pPr>
-              <w:widowControl/>
-              <w:shd w:val="clear" w:color="auto" w:fill="121314"/>
-              <w:spacing w:line="285" w:lineRule="atLeast"/>
-              <w:rPr>
-                <w:rFonts w:ascii="Consolas" w:eastAsia="Times New Roman" w:hAnsi="Consolas" w:cs="Times New Roman"/>
-                <w:color w:val="BBBEBF"/>
-                <w:sz w:val="21"/>
-                <w:szCs w:val="21"/>
-                <w:lang w:val="es-ES_tradnl" w:eastAsia="es-ES_tradnl"/>
-              </w:rPr>
-            </w:pPr>
-            <w:r>
-              <w:rPr>
-                <w:rFonts w:ascii="Consolas" w:eastAsia="Times New Roman" w:hAnsi="Consolas" w:cs="Times New Roman"/>
-                <w:color w:val="BBBEBF"/>
-                <w:sz w:val="21"/>
-                <w:szCs w:val="21"/>
-                <w:lang w:val="es-ES_tradnl" w:eastAsia="es-ES_tradnl"/>
-              </w:rPr>
-              <w:t>|texto1_fila|texto2_fila2|</w:t>
-            </w:r>
-          </w:p>
-          <w:p>
-            <w:pPr>
-              <w:widowControl/>
-              <w:shd w:val="clear" w:color="auto" w:fill="121314"/>
-              <w:spacing w:line="285" w:lineRule="atLeast"/>
-              <w:rPr>
-                <w:rFonts w:ascii="Consolas" w:eastAsia="Times New Roman" w:hAnsi="Consolas" w:cs="Times New Roman"/>
-                <w:color w:val="BBBEBF"/>
-                <w:sz w:val="21"/>
-                <w:szCs w:val="21"/>
-                <w:lang w:val="es-ES_tradnl" w:eastAsia="es-ES_tradnl"/>
-              </w:rPr>
-            </w:pPr>
-          </w:p>
-          <w:p>
-            <w:pPr>
-              <w:widowControl/>
-              <w:shd w:val="clear" w:color="auto" w:fill="121314"/>
-              <w:spacing w:line="285" w:lineRule="atLeast"/>
-              <w:rPr>
-                <w:rFonts w:ascii="Consolas" w:eastAsia="Times New Roman" w:hAnsi="Consolas" w:cs="Times New Roman"/>
-                <w:color w:val="BBBEBF"/>
-                <w:sz w:val="21"/>
-                <w:szCs w:val="21"/>
-                <w:lang w:val="es-ES_tradnl" w:eastAsia="es-ES_tradnl"/>
-              </w:rPr>
-            </w:pPr>
-            <w:r>
-              <w:rPr>
-                <w:rFonts w:ascii="Consolas" w:eastAsia="Times New Roman" w:hAnsi="Consolas" w:cs="Times New Roman"/>
-                <w:b/>
-                <w:bCs/>
-                <w:color w:val="79C0FF"/>
-                <w:sz w:val="21"/>
-                <w:szCs w:val="21"/>
-                <w:lang w:val="es-ES_tradnl" w:eastAsia="es-ES_tradnl"/>
-              </w:rPr>
-              <w:t>---</w:t>
-            </w:r>
-          </w:p>
-          <w:p>
-            <w:pPr>
-              <w:widowControl/>
-              <w:shd w:val="clear" w:color="auto" w:fill="121314"/>
-              <w:spacing w:line="285" w:lineRule="atLeast"/>
-              <w:rPr>
-                <w:rFonts w:ascii="Consolas" w:eastAsia="Times New Roman" w:hAnsi="Consolas" w:cs="Times New Roman"/>
-                <w:color w:val="BBBEBF"/>
-                <w:sz w:val="21"/>
-                <w:szCs w:val="21"/>
-                <w:lang w:val="es-ES_tradnl" w:eastAsia="es-ES_tradnl"/>
-              </w:rPr>
-            </w:pPr>
-          </w:p>
-          <w:p>
-            <w:pPr>
-              <w:widowControl/>
-              <w:shd w:val="clear" w:color="auto" w:fill="121314"/>
-              <w:spacing w:line="285" w:lineRule="atLeast"/>
-              <w:rPr>
-                <w:rFonts w:ascii="Consolas" w:eastAsia="Times New Roman" w:hAnsi="Consolas" w:cs="Times New Roman"/>
-                <w:color w:val="BBBEBF"/>
-                <w:sz w:val="21"/>
-                <w:szCs w:val="21"/>
-                <w:lang w:val="es-ES_tradnl" w:eastAsia="es-ES_tradnl"/>
-              </w:rPr>
-            </w:pPr>
-            <w:r>
-              <w:rPr>
-                <w:rFonts w:ascii="Consolas" w:eastAsia="Times New Roman" w:hAnsi="Consolas" w:cs="Times New Roman"/>
-                <w:color w:val="BBBEBF"/>
-                <w:sz w:val="21"/>
-                <w:szCs w:val="21"/>
-                <w:lang w:val="es-ES_tradnl" w:eastAsia="es-ES_tradnl"/>
-              </w:rPr>
-              <w:t>```</w:t>
-            </w:r>
-            <w:proofErr w:type="spellStart"/>
-            <w:r>
-              <w:rPr>
-                <w:rFonts w:ascii="Consolas" w:eastAsia="Times New Roman" w:hAnsi="Consolas" w:cs="Times New Roman"/>
-                <w:color w:val="BBBEBF"/>
-                <w:sz w:val="21"/>
-                <w:szCs w:val="21"/>
-                <w:lang w:val="es-ES_tradnl" w:eastAsia="es-ES_tradnl"/>
-              </w:rPr>
-              <w:t>math</w:t>
-            </w:r>
-            <w:proofErr w:type="spellEnd"/>
-          </w:p>
-          <w:p>
-            <w:pPr>
-              <w:widowControl/>
-              <w:shd w:val="clear" w:color="auto" w:fill="121314"/>
-              <w:spacing w:line="285" w:lineRule="atLeast"/>
-              <w:rPr>
-                <w:rFonts w:ascii="Consolas" w:eastAsia="Times New Roman" w:hAnsi="Consolas" w:cs="Times New Roman"/>
-                <w:color w:val="BBBEBF"/>
-                <w:sz w:val="21"/>
-                <w:szCs w:val="21"/>
-                <w:lang w:val="es-ES_tradnl" w:eastAsia="es-ES_tradnl"/>
-              </w:rPr>
-            </w:pPr>
-            <w:r>
-              <w:rPr>
-                <w:rFonts w:ascii="Consolas" w:eastAsia="Times New Roman" w:hAnsi="Consolas" w:cs="Times New Roman"/>
-                <w:color w:val="D4D4D4"/>
-                <w:sz w:val="21"/>
-                <w:szCs w:val="21"/>
-                <w:lang w:val="es-ES_tradnl" w:eastAsia="es-ES_tradnl"/>
-              </w:rPr>
-              <w:t>(x^</w:t>
-            </w:r>
-            <w:r>
-              <w:rPr>
-                <w:rFonts w:ascii="Consolas" w:eastAsia="Times New Roman" w:hAnsi="Consolas" w:cs="Times New Roman"/>
-                <w:color w:val="B5CEA8"/>
-                <w:sz w:val="21"/>
-                <w:szCs w:val="21"/>
-                <w:lang w:val="es-ES_tradnl" w:eastAsia="es-ES_tradnl"/>
-              </w:rPr>
-              <w:t>2</w:t>
-            </w:r>
-            <w:r>
-              <w:rPr>
-                <w:rFonts w:ascii="Consolas" w:eastAsia="Times New Roman" w:hAnsi="Consolas" w:cs="Times New Roman"/>
-                <w:color w:val="D4D4D4"/>
-                <w:sz w:val="21"/>
-                <w:szCs w:val="21"/>
-                <w:lang w:val="es-ES_tradnl" w:eastAsia="es-ES_tradnl"/>
-              </w:rPr>
-              <w:t>+</w:t>
-            </w:r>
-            <w:proofErr w:type="gramStart"/>
-            <w:r>
-              <w:rPr>
-                <w:rFonts w:ascii="Consolas" w:eastAsia="Times New Roman" w:hAnsi="Consolas" w:cs="Times New Roman"/>
-                <w:color w:val="B5CEA8"/>
-                <w:sz w:val="21"/>
-                <w:szCs w:val="21"/>
-                <w:lang w:val="es-ES_tradnl" w:eastAsia="es-ES_tradnl"/>
-              </w:rPr>
-              <w:t>1</w:t>
-            </w:r>
-            <w:r>
-              <w:rPr>
-                <w:rFonts w:ascii="Consolas" w:eastAsia="Times New Roman" w:hAnsi="Consolas" w:cs="Times New Roman"/>
-                <w:color w:val="D4D4D4"/>
-                <w:sz w:val="21"/>
-                <w:szCs w:val="21"/>
-                <w:lang w:val="es-ES_tradnl" w:eastAsia="es-ES_tradnl"/>
-              </w:rPr>
-              <w:t>)^</w:t>
-            </w:r>
-            <w:proofErr w:type="gramEnd"/>
-            <w:r>
-              <w:rPr>
-                <w:rFonts w:ascii="Consolas" w:eastAsia="Times New Roman" w:hAnsi="Consolas" w:cs="Times New Roman"/>
-                <w:color w:val="B5CEA8"/>
-                <w:sz w:val="21"/>
-                <w:szCs w:val="21"/>
-                <w:lang w:val="es-ES_tradnl" w:eastAsia="es-ES_tradnl"/>
-              </w:rPr>
-              <w:t>3</w:t>
-            </w:r>
-          </w:p>
-          <w:p>
-            <w:pPr>
-              <w:widowControl/>
-              <w:shd w:val="clear" w:color="auto" w:fill="121314"/>
-              <w:spacing w:line="285" w:lineRule="atLeast"/>
-              <w:rPr>
-                <w:rFonts w:ascii="Consolas" w:eastAsia="Times New Roman" w:hAnsi="Consolas" w:cs="Times New Roman"/>
-                <w:color w:val="BBBEBF"/>
-                <w:sz w:val="21"/>
-                <w:szCs w:val="21"/>
-                <w:lang w:val="es-ES_tradnl" w:eastAsia="es-ES_tradnl"/>
-              </w:rPr>
-            </w:pPr>
-            <w:r>
-              <w:rPr>
-                <w:rFonts w:ascii="Consolas" w:eastAsia="Times New Roman" w:hAnsi="Consolas" w:cs="Times New Roman"/>
-                <w:color w:val="BBBEBF"/>
-                <w:sz w:val="21"/>
-                <w:szCs w:val="21"/>
-                <w:lang w:val="es-ES_tradnl" w:eastAsia="es-ES_tradnl"/>
-              </w:rPr>
-              <w:t>```</w:t>
-            </w:r>
-          </w:p>
-          <w:p>
-            <w:pPr>
-              <w:widowControl/>
-              <w:shd w:val="clear" w:color="auto" w:fill="121314"/>
-              <w:spacing w:line="285" w:lineRule="atLeast"/>
-              <w:rPr>
-                <w:rFonts w:ascii="Consolas" w:eastAsia="Times New Roman" w:hAnsi="Consolas" w:cs="Times New Roman"/>
-                <w:color w:val="BBBEBF"/>
-                <w:sz w:val="21"/>
-                <w:szCs w:val="21"/>
-                <w:lang w:val="es-ES_tradnl" w:eastAsia="es-ES_tradnl"/>
-              </w:rPr>
-            </w:pPr>
-          </w:p>
-          <w:p>
-            <w:pPr>
-              <w:widowControl/>
-              <w:shd w:val="clear" w:color="auto" w:fill="121314"/>
-              <w:spacing w:line="285" w:lineRule="atLeast"/>
-              <w:rPr>
-                <w:rFonts w:ascii="Consolas" w:eastAsia="Times New Roman" w:hAnsi="Consolas" w:cs="Times New Roman"/>
-                <w:color w:val="BBBEBF"/>
-                <w:sz w:val="21"/>
-                <w:szCs w:val="21"/>
-                <w:lang w:val="es-ES_tradnl" w:eastAsia="es-ES_tradnl"/>
-              </w:rPr>
-            </w:pPr>
-            <w:r>
-              <w:rPr>
-                <w:rFonts w:ascii="Consolas" w:eastAsia="Times New Roman" w:hAnsi="Consolas" w:cs="Times New Roman"/>
-                <w:b/>
-                <w:bCs/>
-                <w:color w:val="79C0FF"/>
-                <w:sz w:val="21"/>
-                <w:szCs w:val="21"/>
-                <w:lang w:val="es-ES_tradnl" w:eastAsia="es-ES_tradnl"/>
-              </w:rPr>
-              <w:t>---</w:t>
-            </w:r>
-          </w:p>
-          <w:p>
-            <w:pPr>
-              <w:widowControl/>
-              <w:shd w:val="clear" w:color="auto" w:fill="121314"/>
-              <w:spacing w:line="285" w:lineRule="atLeast"/>
-              <w:rPr>
-                <w:rFonts w:ascii="Consolas" w:eastAsia="Times New Roman" w:hAnsi="Consolas" w:cs="Times New Roman"/>
-                <w:color w:val="BBBEBF"/>
-                <w:sz w:val="21"/>
-                <w:szCs w:val="21"/>
-                <w:lang w:val="es-ES_tradnl" w:eastAsia="es-ES_tradnl"/>
-              </w:rPr>
-            </w:pPr>
-          </w:p>
-          <w:p>
-            <w:pPr>
-              <w:widowControl/>
-              <w:shd w:val="clear" w:color="auto" w:fill="121314"/>
-              <w:spacing w:line="285" w:lineRule="atLeast"/>
-              <w:rPr>
-                <w:rFonts w:ascii="Consolas" w:eastAsia="Times New Roman" w:hAnsi="Consolas" w:cs="Times New Roman"/>
-                <w:color w:val="BBBEBF"/>
-                <w:sz w:val="21"/>
-                <w:szCs w:val="21"/>
-                <w:lang w:val="es-ES_tradnl" w:eastAsia="es-ES_tradnl"/>
-              </w:rPr>
-            </w:pPr>
-            <w:r>
-              <w:rPr>
-                <w:rFonts w:ascii="Consolas" w:eastAsia="Times New Roman" w:hAnsi="Consolas" w:cs="Times New Roman"/>
-                <w:color w:val="BBBEBF"/>
-                <w:sz w:val="21"/>
-                <w:szCs w:val="21"/>
-                <w:lang w:val="es-ES_tradnl" w:eastAsia="es-ES_tradnl"/>
-              </w:rPr>
-              <w:t>```</w:t>
-            </w:r>
-            <w:proofErr w:type="spellStart"/>
-            <w:r>
-              <w:rPr>
-                <w:rFonts w:ascii="Consolas" w:eastAsia="Times New Roman" w:hAnsi="Consolas" w:cs="Times New Roman"/>
-                <w:color w:val="BBBEBF"/>
-                <w:sz w:val="21"/>
-                <w:szCs w:val="21"/>
-                <w:lang w:val="es-ES_tradnl" w:eastAsia="es-ES_tradnl"/>
-              </w:rPr>
-              <w:t>python</w:t>
-            </w:r>
-            <w:proofErr w:type="spellEnd"/>
-          </w:p>
-          <w:p>
-            <w:pPr>
-              <w:widowControl/>
-              <w:shd w:val="clear" w:color="auto" w:fill="121314"/>
-              <w:spacing w:line="285" w:lineRule="atLeast"/>
-              <w:rPr>
-                <w:rFonts w:ascii="Consolas" w:eastAsia="Times New Roman" w:hAnsi="Consolas" w:cs="Times New Roman"/>
-                <w:color w:val="BBBEBF"/>
-                <w:sz w:val="21"/>
-                <w:szCs w:val="21"/>
-                <w:lang w:val="es-ES_tradnl" w:eastAsia="es-ES_tradnl"/>
-              </w:rPr>
-            </w:pPr>
-            <w:r>
-              <w:rPr>
-                <w:rFonts w:ascii="Consolas" w:eastAsia="Times New Roman" w:hAnsi="Consolas" w:cs="Times New Roman"/>
-                <w:color w:val="D4D4D4"/>
-                <w:sz w:val="21"/>
-                <w:szCs w:val="21"/>
-                <w:lang w:val="es-ES_tradnl" w:eastAsia="es-ES_tradnl"/>
-              </w:rPr>
-              <w:t xml:space="preserve">resultado = </w:t>
-            </w:r>
-            <w:r>
-              <w:rPr>
-                <w:rFonts w:ascii="Consolas" w:eastAsia="Times New Roman" w:hAnsi="Consolas" w:cs="Times New Roman"/>
-                <w:color w:val="A5D6FF"/>
-                <w:sz w:val="21"/>
-                <w:szCs w:val="21"/>
-                <w:lang w:val="es-ES_tradnl" w:eastAsia="es-ES_tradnl"/>
-              </w:rPr>
-              <w:t>"par"</w:t>
-            </w:r>
-            <w:r>
-              <w:rPr>
-                <w:rFonts w:ascii="Consolas" w:eastAsia="Times New Roman" w:hAnsi="Consolas" w:cs="Times New Roman"/>
-                <w:color w:val="D4D4D4"/>
-                <w:sz w:val="21"/>
-                <w:szCs w:val="21"/>
-                <w:lang w:val="es-ES_tradnl" w:eastAsia="es-ES_tradnl"/>
-              </w:rPr>
-              <w:t xml:space="preserve"> </w:t>
-            </w:r>
-            <w:proofErr w:type="spellStart"/>
-            <w:r>
-              <w:rPr>
-                <w:rFonts w:ascii="Consolas" w:eastAsia="Times New Roman" w:hAnsi="Consolas" w:cs="Times New Roman"/>
-                <w:color w:val="C586C0"/>
-                <w:sz w:val="21"/>
-                <w:szCs w:val="21"/>
-                <w:lang w:val="es-ES_tradnl" w:eastAsia="es-ES_tradnl"/>
-              </w:rPr>
-              <w:t>if</w:t>
-            </w:r>
-            <w:proofErr w:type="spellEnd"/>
-            <w:r>
-              <w:rPr>
-                <w:rFonts w:ascii="Consolas" w:eastAsia="Times New Roman" w:hAnsi="Consolas" w:cs="Times New Roman"/>
-                <w:color w:val="D4D4D4"/>
-                <w:sz w:val="21"/>
-                <w:szCs w:val="21"/>
-                <w:lang w:val="es-ES_tradnl" w:eastAsia="es-ES_tradnl"/>
-              </w:rPr>
-              <w:t xml:space="preserve"> </w:t>
-            </w:r>
-            <w:proofErr w:type="spellStart"/>
-            <w:r>
-              <w:rPr>
-                <w:rFonts w:ascii="Consolas" w:eastAsia="Times New Roman" w:hAnsi="Consolas" w:cs="Times New Roman"/>
-                <w:color w:val="D4D4D4"/>
-                <w:sz w:val="21"/>
-                <w:szCs w:val="21"/>
-                <w:lang w:val="es-ES_tradnl" w:eastAsia="es-ES_tradnl"/>
-              </w:rPr>
-              <w:t>numero</w:t>
-            </w:r>
-            <w:proofErr w:type="spellEnd"/>
-            <w:r>
-              <w:rPr>
-                <w:rFonts w:ascii="Consolas" w:eastAsia="Times New Roman" w:hAnsi="Consolas" w:cs="Times New Roman"/>
-                <w:color w:val="D4D4D4"/>
-                <w:sz w:val="21"/>
-                <w:szCs w:val="21"/>
-                <w:lang w:val="es-ES_tradnl" w:eastAsia="es-ES_tradnl"/>
-              </w:rPr>
-              <w:t>%</w:t>
-            </w:r>
-            <w:r>
-              <w:rPr>
-                <w:rFonts w:ascii="Consolas" w:eastAsia="Times New Roman" w:hAnsi="Consolas" w:cs="Times New Roman"/>
-                <w:color w:val="B5CEA8"/>
-                <w:sz w:val="21"/>
-                <w:szCs w:val="21"/>
-                <w:lang w:val="es-ES_tradnl" w:eastAsia="es-ES_tradnl"/>
-              </w:rPr>
-              <w:t>2</w:t>
-            </w:r>
-            <w:r>
-              <w:rPr>
-                <w:rFonts w:ascii="Consolas" w:eastAsia="Times New Roman" w:hAnsi="Consolas" w:cs="Times New Roman"/>
-                <w:color w:val="D4D4D4"/>
-                <w:sz w:val="21"/>
-                <w:szCs w:val="21"/>
-                <w:lang w:val="es-ES_tradnl" w:eastAsia="es-ES_tradnl"/>
-              </w:rPr>
-              <w:t>==</w:t>
-            </w:r>
-            <w:r>
-              <w:rPr>
-                <w:rFonts w:ascii="Consolas" w:eastAsia="Times New Roman" w:hAnsi="Consolas" w:cs="Times New Roman"/>
-                <w:color w:val="B5CEA8"/>
-                <w:sz w:val="21"/>
-                <w:szCs w:val="21"/>
-                <w:lang w:val="es-ES_tradnl" w:eastAsia="es-ES_tradnl"/>
-              </w:rPr>
-              <w:t>0</w:t>
-            </w:r>
-            <w:r>
-              <w:rPr>
-                <w:rFonts w:ascii="Consolas" w:eastAsia="Times New Roman" w:hAnsi="Consolas" w:cs="Times New Roman"/>
-                <w:color w:val="D4D4D4"/>
-                <w:sz w:val="21"/>
-                <w:szCs w:val="21"/>
-                <w:lang w:val="es-ES_tradnl" w:eastAsia="es-ES_tradnl"/>
-              </w:rPr>
-              <w:t xml:space="preserve"> </w:t>
-            </w:r>
-            <w:proofErr w:type="spellStart"/>
-            <w:r>
-              <w:rPr>
-                <w:rFonts w:ascii="Consolas" w:eastAsia="Times New Roman" w:hAnsi="Consolas" w:cs="Times New Roman"/>
-                <w:color w:val="C586C0"/>
-                <w:sz w:val="21"/>
-                <w:szCs w:val="21"/>
-                <w:lang w:val="es-ES_tradnl" w:eastAsia="es-ES_tradnl"/>
-              </w:rPr>
-              <w:t>else</w:t>
-            </w:r>
-            <w:proofErr w:type="spellEnd"/>
-            <w:r>
-              <w:rPr>
-                <w:rFonts w:ascii="Consolas" w:eastAsia="Times New Roman" w:hAnsi="Consolas" w:cs="Times New Roman"/>
-                <w:color w:val="D4D4D4"/>
-                <w:sz w:val="21"/>
-                <w:szCs w:val="21"/>
-                <w:lang w:val="es-ES_tradnl" w:eastAsia="es-ES_tradnl"/>
-              </w:rPr>
-              <w:t xml:space="preserve"> </w:t>
-            </w:r>
-            <w:r>
-              <w:rPr>
-                <w:rFonts w:ascii="Consolas" w:eastAsia="Times New Roman" w:hAnsi="Consolas" w:cs="Times New Roman"/>
-                <w:color w:val="A5D6FF"/>
-                <w:sz w:val="21"/>
-                <w:szCs w:val="21"/>
-                <w:lang w:val="es-ES_tradnl" w:eastAsia="es-ES_tradnl"/>
-              </w:rPr>
-              <w:t>"impar"</w:t>
-            </w:r>
-            <w:r>
-              <w:rPr>
-                <w:rFonts w:ascii="Consolas" w:eastAsia="Times New Roman" w:hAnsi="Consolas" w:cs="Times New Roman"/>
-                <w:color w:val="D4D4D4"/>
-                <w:sz w:val="21"/>
-                <w:szCs w:val="21"/>
-                <w:lang w:val="es-ES_tradnl" w:eastAsia="es-ES_tradnl"/>
-              </w:rPr>
-              <w:t xml:space="preserve"> </w:t>
-            </w:r>
-            <w:proofErr w:type="spellStart"/>
-            <w:r>
-              <w:rPr>
-                <w:rFonts w:ascii="Consolas" w:eastAsia="Times New Roman" w:hAnsi="Consolas" w:cs="Times New Roman"/>
-                <w:color w:val="DCDCAA"/>
-                <w:sz w:val="21"/>
-                <w:szCs w:val="21"/>
-                <w:lang w:val="es-ES_tradnl" w:eastAsia="es-ES_tradnl"/>
-              </w:rPr>
-              <w:t>print</w:t>
-            </w:r>
-            <w:proofErr w:type="spellEnd"/>
-            <w:r>
-              <w:rPr>
-                <w:rFonts w:ascii="Consolas" w:eastAsia="Times New Roman" w:hAnsi="Consolas" w:cs="Times New Roman"/>
-                <w:color w:val="D4D4D4"/>
-                <w:sz w:val="21"/>
-                <w:szCs w:val="21"/>
-                <w:lang w:val="es-ES_tradnl" w:eastAsia="es-ES_tradnl"/>
-              </w:rPr>
-              <w:t xml:space="preserve"> (resultado)</w:t>
-            </w:r>
-          </w:p>
-          <w:p>
-            <w:pPr>
-              <w:widowControl/>
-              <w:shd w:val="clear" w:color="auto" w:fill="121314"/>
-              <w:spacing w:line="285" w:lineRule="atLeast"/>
-              <w:rPr>
-                <w:rFonts w:ascii="Consolas" w:eastAsia="Times New Roman" w:hAnsi="Consolas" w:cs="Times New Roman"/>
-                <w:color w:val="BBBEBF"/>
-                <w:sz w:val="21"/>
-                <w:szCs w:val="21"/>
-                <w:lang w:val="es-ES_tradnl" w:eastAsia="es-ES_tradnl"/>
-              </w:rPr>
-            </w:pPr>
-            <w:r>
-              <w:rPr>
-                <w:rFonts w:ascii="Consolas" w:eastAsia="Times New Roman" w:hAnsi="Consolas" w:cs="Times New Roman"/>
-                <w:color w:val="BBBEBF"/>
-                <w:sz w:val="21"/>
-                <w:szCs w:val="21"/>
-                <w:lang w:val="es-ES_tradnl" w:eastAsia="es-ES_tradnl"/>
-              </w:rPr>
-              <w:t>```</w:t>
-            </w:r>
-          </w:p>
-          <w:p>
-            <w:pPr>
-              <w:widowControl/>
-              <w:shd w:val="clear" w:color="auto" w:fill="121314"/>
-              <w:spacing w:line="285" w:lineRule="atLeast"/>
-              <w:rPr>
-                <w:rFonts w:ascii="Consolas" w:eastAsia="Times New Roman" w:hAnsi="Consolas" w:cs="Times New Roman"/>
-                <w:color w:val="BBBEBF"/>
-                <w:sz w:val="21"/>
-                <w:szCs w:val="21"/>
-                <w:lang w:val="es-ES_tradnl" w:eastAsia="es-ES_tradnl"/>
-              </w:rPr>
-            </w:pPr>
-          </w:p>
-          <w:p>
-            <w:pPr>
-              <w:widowControl/>
-              <w:shd w:val="clear" w:color="auto" w:fill="121314"/>
-              <w:spacing w:line="285" w:lineRule="atLeast"/>
-              <w:rPr>
-                <w:rFonts w:ascii="Consolas" w:eastAsia="Times New Roman" w:hAnsi="Consolas" w:cs="Times New Roman"/>
-                <w:color w:val="BBBEBF"/>
-                <w:sz w:val="21"/>
-                <w:szCs w:val="21"/>
-                <w:lang w:val="es-ES_tradnl" w:eastAsia="es-ES_tradnl"/>
-              </w:rPr>
-            </w:pPr>
-            <w:r>
-              <w:rPr>
-                <w:rFonts w:ascii="Consolas" w:eastAsia="Times New Roman" w:hAnsi="Consolas" w:cs="Times New Roman"/>
-                <w:b/>
-                <w:bCs/>
-                <w:color w:val="79C0FF"/>
-                <w:sz w:val="21"/>
-                <w:szCs w:val="21"/>
-                <w:lang w:val="es-ES_tradnl" w:eastAsia="es-ES_tradnl"/>
-              </w:rPr>
-              <w:t>---</w:t>
-            </w:r>
-          </w:p>
-          <w:p>
-            <w:pPr>
-              <w:widowControl/>
-              <w:shd w:val="clear" w:color="auto" w:fill="121314"/>
-              <w:spacing w:line="285" w:lineRule="atLeast"/>
-              <w:rPr>
-                <w:rFonts w:ascii="Consolas" w:eastAsia="Times New Roman" w:hAnsi="Consolas" w:cs="Times New Roman"/>
-                <w:color w:val="BBBEBF"/>
-                <w:sz w:val="21"/>
-                <w:szCs w:val="21"/>
-                <w:lang w:val="es-ES_tradnl" w:eastAsia="es-ES_tradnl"/>
-              </w:rPr>
-            </w:pPr>
-          </w:p>
-          <w:p>
-            <w:pPr>
-              <w:widowControl/>
-              <w:shd w:val="clear" w:color="auto" w:fill="121314"/>
-              <w:spacing w:line="285" w:lineRule="atLeast"/>
-              <w:rPr>
-                <w:rFonts w:ascii="Consolas" w:eastAsia="Times New Roman" w:hAnsi="Consolas" w:cs="Times New Roman"/>
-                <w:color w:val="BBBEBF"/>
-                <w:sz w:val="21"/>
-                <w:szCs w:val="21"/>
-                <w:lang w:val="es-ES_tradnl" w:eastAsia="es-ES_tradnl"/>
-              </w:rPr>
-            </w:pPr>
-            <w:proofErr w:type="gramStart"/>
-            <w:r>
-              <w:rPr>
-                <w:rFonts w:ascii="Consolas" w:eastAsia="Times New Roman" w:hAnsi="Consolas" w:cs="Times New Roman"/>
-                <w:color w:val="BBBEBF"/>
-                <w:sz w:val="21"/>
-                <w:szCs w:val="21"/>
-                <w:lang w:val="es-ES_tradnl" w:eastAsia="es-ES_tradnl"/>
-              </w:rPr>
-              <w:t>![</w:t>
-            </w:r>
-            <w:proofErr w:type="gramEnd"/>
-            <w:r>
-              <w:rPr>
-                <w:rFonts w:ascii="Consolas" w:eastAsia="Times New Roman" w:hAnsi="Consolas" w:cs="Times New Roman"/>
-                <w:color w:val="A5D6FF"/>
-                <w:sz w:val="21"/>
-                <w:szCs w:val="21"/>
-                <w:lang w:val="es-ES_tradnl" w:eastAsia="es-ES_tradnl"/>
-              </w:rPr>
-              <w:t>IMAGEN DE POLIEDROS</w:t>
-            </w:r>
-            <w:r>
-              <w:rPr>
-                <w:rFonts w:ascii="Consolas" w:eastAsia="Times New Roman" w:hAnsi="Consolas" w:cs="Times New Roman"/>
-                <w:color w:val="BBBEBF"/>
-                <w:sz w:val="21"/>
-                <w:szCs w:val="21"/>
-                <w:lang w:val="es-ES_tradnl" w:eastAsia="es-ES_tradnl"/>
-              </w:rPr>
-              <w:t>](</w:t>
-            </w:r>
-            <w:r>
-              <w:rPr>
-                <w:rFonts w:ascii="Consolas" w:eastAsia="Times New Roman" w:hAnsi="Consolas" w:cs="Times New Roman"/>
-                <w:color w:val="BBBEBF"/>
-                <w:sz w:val="21"/>
-                <w:szCs w:val="21"/>
-                <w:u w:val="single"/>
-                <w:lang w:val="es-ES_tradnl" w:eastAsia="es-ES_tradnl"/>
-              </w:rPr>
-              <w:t>poliedros1.jpeg</w:t>
-            </w:r>
-            <w:r>
-              <w:rPr>
-                <w:rFonts w:ascii="Consolas" w:eastAsia="Times New Roman" w:hAnsi="Consolas" w:cs="Times New Roman"/>
-                <w:color w:val="BBBEBF"/>
-                <w:sz w:val="21"/>
-                <w:szCs w:val="21"/>
-                <w:lang w:val="es-ES_tradnl" w:eastAsia="es-ES_tradnl"/>
-              </w:rPr>
-              <w:t>)</w:t>
-            </w:r>
-          </w:p>
-          <w:p>
-            <w:pPr>
-              <w:widowControl/>
-              <w:shd w:val="clear" w:color="auto" w:fill="121314"/>
-              <w:spacing w:line="285" w:lineRule="atLeast"/>
-              <w:rPr>
-                <w:rFonts w:ascii="Consolas" w:eastAsia="Times New Roman" w:hAnsi="Consolas" w:cs="Times New Roman"/>
-                <w:color w:val="BBBEBF"/>
-                <w:sz w:val="21"/>
-                <w:szCs w:val="21"/>
-                <w:lang w:val="es-ES_tradnl" w:eastAsia="es-ES_tradnl"/>
-              </w:rPr>
-            </w:pPr>
-          </w:p>
-          <w:p>
-            <w:pPr>
-              <w:widowControl/>
-              <w:shd w:val="clear" w:color="auto" w:fill="121314"/>
-              <w:spacing w:line="285" w:lineRule="atLeast"/>
-              <w:rPr>
-                <w:rFonts w:ascii="Consolas" w:eastAsia="Times New Roman" w:hAnsi="Consolas" w:cs="Times New Roman"/>
-                <w:color w:val="BBBEBF"/>
-                <w:sz w:val="21"/>
-                <w:szCs w:val="21"/>
-                <w:lang w:val="es-ES_tradnl" w:eastAsia="es-ES_tradnl"/>
-              </w:rPr>
-            </w:pPr>
-            <w:r>
-              <w:rPr>
-                <w:rFonts w:ascii="Consolas" w:eastAsia="Times New Roman" w:hAnsi="Consolas" w:cs="Times New Roman"/>
-                <w:b/>
-                <w:bCs/>
-                <w:color w:val="79C0FF"/>
-                <w:sz w:val="21"/>
-                <w:szCs w:val="21"/>
-                <w:lang w:val="es-ES_tradnl" w:eastAsia="es-ES_tradnl"/>
-              </w:rPr>
-              <w:t>---</w:t>
-            </w:r>
-          </w:p>
-          <w:p>
-            <w:pPr>
-              <w:widowControl/>
-              <w:shd w:val="clear" w:color="auto" w:fill="121314"/>
-              <w:spacing w:line="285" w:lineRule="atLeast"/>
-              <w:rPr>
-                <w:rFonts w:ascii="Consolas" w:eastAsia="Times New Roman" w:hAnsi="Consolas" w:cs="Times New Roman"/>
-                <w:color w:val="BBBEBF"/>
-                <w:sz w:val="21"/>
-                <w:szCs w:val="21"/>
-                <w:lang w:val="es-ES_tradnl" w:eastAsia="es-ES_tradnl"/>
-              </w:rPr>
-            </w:pPr>
-          </w:p>
-          <w:p>
-            <w:pPr>
-              <w:widowControl/>
-              <w:shd w:val="clear" w:color="auto" w:fill="121314"/>
-              <w:spacing w:line="285" w:lineRule="atLeast"/>
-              <w:rPr>
-                <w:rFonts w:ascii="Consolas" w:eastAsia="Times New Roman" w:hAnsi="Consolas" w:cs="Times New Roman"/>
-                <w:color w:val="BBBEBF"/>
-                <w:sz w:val="21"/>
-                <w:szCs w:val="21"/>
-                <w:lang w:val="es-ES_tradnl" w:eastAsia="es-ES_tradnl"/>
-              </w:rPr>
-            </w:pPr>
-            <w:r>
-              <w:rPr>
-                <w:rFonts w:ascii="Consolas" w:eastAsia="Times New Roman" w:hAnsi="Consolas" w:cs="Times New Roman"/>
-                <w:color w:val="BBBEBF"/>
-                <w:sz w:val="21"/>
-                <w:szCs w:val="21"/>
-                <w:lang w:val="es-ES_tradnl" w:eastAsia="es-ES_tradnl"/>
-              </w:rPr>
-              <w:t>Pulsa el enlace de abajo para abrir el archivo de ayuda:</w:t>
-            </w:r>
-          </w:p>
-          <w:p>
-            <w:pPr>
-              <w:widowControl/>
-              <w:shd w:val="clear" w:color="auto" w:fill="121314"/>
-              <w:spacing w:line="285" w:lineRule="atLeast"/>
-              <w:rPr>
-                <w:rFonts w:ascii="Consolas" w:eastAsia="Times New Roman" w:hAnsi="Consolas" w:cs="Times New Roman"/>
-                <w:color w:val="BBBEBF"/>
-                <w:sz w:val="21"/>
-                <w:szCs w:val="21"/>
-                <w:lang w:val="es-ES_tradnl" w:eastAsia="es-ES_tradnl"/>
-              </w:rPr>
-            </w:pPr>
-          </w:p>
-          <w:p>
-            <w:pPr>
-              <w:widowControl/>
-              <w:shd w:val="clear" w:color="auto" w:fill="121314"/>
-              <w:spacing w:line="285" w:lineRule="atLeast"/>
-              <w:rPr>
-                <w:rFonts w:ascii="Consolas" w:eastAsia="Times New Roman" w:hAnsi="Consolas" w:cs="Times New Roman"/>
-                <w:color w:val="BBBEBF"/>
-                <w:sz w:val="21"/>
-                <w:szCs w:val="21"/>
-                <w:lang w:val="es-ES_tradnl" w:eastAsia="es-ES_tradnl"/>
-              </w:rPr>
-            </w:pPr>
-            <w:r>
-              <w:rPr>
-                <w:rFonts w:ascii="Consolas" w:eastAsia="Times New Roman" w:hAnsi="Consolas" w:cs="Times New Roman"/>
-                <w:color w:val="FFA657"/>
-                <w:sz w:val="21"/>
-                <w:szCs w:val="21"/>
-                <w:lang w:val="es-ES_tradnl" w:eastAsia="es-ES_tradnl"/>
-              </w:rPr>
-              <w:t>-</w:t>
-            </w:r>
-            <w:r>
-              <w:rPr>
-                <w:rFonts w:ascii="Consolas" w:eastAsia="Times New Roman" w:hAnsi="Consolas" w:cs="Times New Roman"/>
-                <w:color w:val="BBBEBF"/>
-                <w:sz w:val="21"/>
-                <w:szCs w:val="21"/>
-                <w:lang w:val="es-ES_tradnl" w:eastAsia="es-ES_tradnl"/>
-              </w:rPr>
-              <w:t xml:space="preserve"> [</w:t>
-            </w:r>
-            <w:r>
-              <w:rPr>
-                <w:rFonts w:ascii="Consolas" w:eastAsia="Times New Roman" w:hAnsi="Consolas" w:cs="Times New Roman"/>
-                <w:color w:val="A5D6FF"/>
-                <w:sz w:val="21"/>
-                <w:szCs w:val="21"/>
-                <w:lang w:val="es-ES_tradnl" w:eastAsia="es-ES_tradnl"/>
-              </w:rPr>
-              <w:t>Abrir archivo ayuda</w:t>
-            </w:r>
-            <w:r>
-              <w:rPr>
-                <w:rFonts w:ascii="Consolas" w:eastAsia="Times New Roman" w:hAnsi="Consolas" w:cs="Times New Roman"/>
-                <w:color w:val="BBBEBF"/>
-                <w:sz w:val="21"/>
-                <w:szCs w:val="21"/>
-                <w:lang w:val="es-ES_tradnl" w:eastAsia="es-ES_tradnl"/>
-              </w:rPr>
-              <w:t>](</w:t>
-            </w:r>
-            <w:r>
-              <w:rPr>
-                <w:rFonts w:ascii="Consolas" w:eastAsia="Times New Roman" w:hAnsi="Consolas" w:cs="Times New Roman"/>
-                <w:color w:val="BBBEBF"/>
-                <w:sz w:val="21"/>
-                <w:szCs w:val="21"/>
-                <w:u w:val="single"/>
-                <w:lang w:val="es-ES_tradnl" w:eastAsia="es-ES_tradnl"/>
-              </w:rPr>
-              <w:t>help.md</w:t>
-            </w:r>
-            <w:r>
-              <w:rPr>
-                <w:rFonts w:ascii="Consolas" w:eastAsia="Times New Roman" w:hAnsi="Consolas" w:cs="Times New Roman"/>
-                <w:color w:val="BBBEBF"/>
-                <w:sz w:val="21"/>
-                <w:szCs w:val="21"/>
-                <w:lang w:val="es-ES_tradnl" w:eastAsia="es-ES_tradnl"/>
-              </w:rPr>
-              <w:t>)</w:t>
-            </w:r>
-          </w:p>
-          <w:p>
-            <w:pPr>
-              <w:widowControl/>
-              <w:shd w:val="clear" w:color="auto" w:fill="121314"/>
-              <w:spacing w:line="285" w:lineRule="atLeast"/>
-              <w:rPr>
-                <w:rFonts w:ascii="Consolas" w:eastAsia="Times New Roman" w:hAnsi="Consolas" w:cs="Times New Roman"/>
-                <w:color w:val="BBBEBF"/>
-                <w:sz w:val="21"/>
-                <w:szCs w:val="21"/>
-                <w:lang w:val="es-ES_tradnl" w:eastAsia="es-ES_tradnl"/>
-              </w:rPr>
-            </w:pPr>
-          </w:p>
-          <w:p>
-            <w:pPr>
-              <w:pStyle w:val="Sinespaciado"/>
-              <w:rPr>
-                <w:rFonts w:ascii="Consolas" w:eastAsia="Times New Roman" w:hAnsi="Consolas" w:cs="Times New Roman"/>
-                <w:color w:val="8B949E"/>
-                <w:sz w:val="21"/>
-                <w:szCs w:val="21"/>
-                <w:lang w:val="es-ES_tradnl" w:eastAsia="es-ES_tradnl"/>
-              </w:rPr>
-            </w:pPr>
-          </w:p>
-          <w:p>
-            <w:pPr>
-              <w:pStyle w:val="Sinespaciado"/>
+            </w:pPr>
+          </w:p>
+          <w:p>
+            <w:pPr>
+              <w:pStyle w:val="NoSpacing"/>
               <w:rPr>
                 <w:rFonts w:ascii="Consolas" w:eastAsia="Times New Roman" w:hAnsi="Consolas" w:cs="Times New Roman"/>
                 <w:color w:val="8B949E"/>
@@ -3600,7 +4470,7 @@
     </w:p>
     <w:tbl>
       <w:tblPr>
-        <w:tblStyle w:val="Tablaconcuadrcula"/>
+        <w:tblStyle w:val="TableGrid"/>
         <w:tblW w:w="0" w:type="auto"/>
         <w:tblLook w:val="04A0" w:firstRow="1" w:lastRow="0" w:firstColumn="1" w:lastColumn="0" w:noHBand="0" w:noVBand="1"/>
       </w:tblPr>
@@ -3614,7 +4484,7 @@
           </w:tcPr>
           <w:p>
             <w:pPr>
-              <w:pStyle w:val="Sinespaciado"/>
+              <w:pStyle w:val="NoSpacing"/>
               <w:rPr>
                 <w:rFonts w:ascii="Consolas" w:eastAsia="Times New Roman" w:hAnsi="Consolas" w:cs="Times New Roman"/>
                 <w:color w:val="8B949E"/>
@@ -3638,7 +4508,19 @@
               <w:rPr>
                 <w:lang w:val="en-US"/>
               </w:rPr>
-              <w:t xml:space="preserve"> Markdown Source Code2. File Name: ___________.md</w:t>
+              <w:t xml:space="preserve"> Markdown Source Code2. File Name: ___</w:t>
+            </w:r>
+            <w:r>
+              <w:rPr>
+                <w:lang w:val="en-US"/>
+              </w:rPr>
+              <w:t>pagina2</w:t>
+            </w:r>
+            <w:r>
+              <w:rPr>
+                <w:lang w:val="en-US"/>
+              </w:rPr>
+              <w:t>________.md</w:t>
             </w:r>
           </w:p>
         </w:tc>
@@ -3650,7 +4532,7 @@
           </w:tcPr>
           <w:p>
             <w:pPr>
-              <w:pStyle w:val="Sinespaciado"/>
+              <w:pStyle w:val="NoSpacing"/>
               <w:rPr>
                 <w:rFonts w:ascii="Consolas" w:eastAsia="Times New Roman" w:hAnsi="Consolas" w:cs="Times New Roman"/>
                 <w:color w:val="8B949E"/>
@@ -3662,7 +4544,7 @@
           </w:p>
           <w:p>
             <w:pPr>
-              <w:pStyle w:val="Sinespaciado"/>
+              <w:pStyle w:val="NoSpacing"/>
               <w:rPr>
                 <w:rFonts w:ascii="Consolas" w:eastAsia="Times New Roman" w:hAnsi="Consolas" w:cs="Times New Roman"/>
                 <w:color w:val="8B949E"/>
@@ -3686,7 +4568,7 @@
     </w:p>
     <w:tbl>
       <w:tblPr>
-        <w:tblStyle w:val="Tablaconcuadrcula"/>
+        <w:tblStyle w:val="TableGrid"/>
         <w:tblW w:w="0" w:type="auto"/>
         <w:tblLook w:val="04A0" w:firstRow="1" w:lastRow="0" w:firstColumn="1" w:lastColumn="0" w:noHBand="0" w:noVBand="1"/>
       </w:tblPr>
@@ -3734,11 +4616,11 @@
                 <w:rFonts w:ascii="Segoe UI" w:eastAsia="Times New Roman" w:hAnsi="Segoe UI" w:cs="Segoe UI"/>
                 <w:b/>
                 <w:bCs/>
-                <w:color w:val="BBBEBF"/>
+                <w:color w:val="D5CED9"/>
                 <w:kern w:val="36"/>
                 <w:sz w:val="48"/>
                 <w:szCs w:val="48"/>
-                <w:lang w:val="es-ES_tradnl" w:eastAsia="es-ES_tradnl"/>
+                <w:lang w:val="es-CO" w:eastAsia="es-CO"/>
               </w:rPr>
             </w:pPr>
             <w:r>
@@ -3746,13 +4628,13 @@
                 <w:rFonts w:ascii="Segoe UI" w:eastAsia="Times New Roman" w:hAnsi="Segoe UI" w:cs="Segoe UI"/>
                 <w:b/>
                 <w:bCs/>
-                <w:color w:val="BBBEBF"/>
+                <w:color w:val="D5CED9"/>
                 <w:kern w:val="36"/>
                 <w:sz w:val="48"/>
                 <w:szCs w:val="48"/>
-                <w:lang w:val="es-ES_tradnl" w:eastAsia="es-ES_tradnl"/>
-              </w:rPr>
-              <w:t>Esto es un título grande</w:t>
+                <w:lang w:val="es-CO" w:eastAsia="es-CO"/>
+              </w:rPr>
+              <w:t>Teoría de la información</w:t>
             </w:r>
           </w:p>
           <w:p>
@@ -3764,10 +4646,10 @@
                 <w:rFonts w:ascii="Segoe UI" w:eastAsia="Times New Roman" w:hAnsi="Segoe UI" w:cs="Segoe UI"/>
                 <w:b/>
                 <w:bCs/>
-                <w:color w:val="BBBEBF"/>
+                <w:color w:val="D5CED9"/>
                 <w:sz w:val="36"/>
                 <w:szCs w:val="36"/>
-                <w:lang w:val="es-ES_tradnl" w:eastAsia="es-ES_tradnl"/>
+                <w:lang w:val="es-CO" w:eastAsia="es-CO"/>
               </w:rPr>
             </w:pPr>
             <w:r>
@@ -3775,12 +4657,12 @@
                 <w:rFonts w:ascii="Segoe UI" w:eastAsia="Times New Roman" w:hAnsi="Segoe UI" w:cs="Segoe UI"/>
                 <w:b/>
                 <w:bCs/>
-                <w:color w:val="BBBEBF"/>
+                <w:color w:val="D5CED9"/>
                 <w:sz w:val="36"/>
                 <w:szCs w:val="36"/>
-                <w:lang w:val="es-ES_tradnl" w:eastAsia="es-ES_tradnl"/>
-              </w:rPr>
-              <w:t>Esto es un subtítulo</w:t>
+                <w:lang w:val="es-CO" w:eastAsia="es-CO"/>
+              </w:rPr>
+              <w:t>¿Qué es la información?</w:t>
             </w:r>
           </w:p>
           <w:p>
@@ -3789,68 +4671,109 @@
               <w:spacing w:after="240"/>
               <w:rPr>
                 <w:rFonts w:ascii="Segoe UI" w:eastAsia="Times New Roman" w:hAnsi="Segoe UI" w:cs="Segoe UI"/>
-                <w:color w:val="BBBEBF"/>
-                <w:sz w:val="21"/>
-                <w:szCs w:val="21"/>
-                <w:lang w:val="es-ES_tradnl" w:eastAsia="es-ES_tradnl"/>
-              </w:rPr>
-            </w:pPr>
+                <w:color w:val="D5CED9"/>
+                <w:sz w:val="21"/>
+                <w:szCs w:val="21"/>
+                <w:lang w:val="es-CO" w:eastAsia="es-CO"/>
+              </w:rPr>
+            </w:pPr>
+            <w:r>
+              <w:rPr>
+                <w:rFonts w:ascii="Segoe UI" w:eastAsia="Times New Roman" w:hAnsi="Segoe UI" w:cs="Segoe UI"/>
+                <w:color w:val="D5CED9"/>
+                <w:sz w:val="21"/>
+                <w:szCs w:val="21"/>
+                <w:lang w:val="es-CO" w:eastAsia="es-CO"/>
+              </w:rPr>
+              <w:t>En sentido amplio, la </w:t>
+            </w:r>
             <w:r>
               <w:rPr>
                 <w:rFonts w:ascii="Segoe UI" w:eastAsia="Times New Roman" w:hAnsi="Segoe UI" w:cs="Segoe UI"/>
                 <w:b/>
                 <w:bCs/>
-                <w:color w:val="BBBEBF"/>
-                <w:sz w:val="21"/>
-                <w:szCs w:val="21"/>
-                <w:lang w:val="es-ES_tradnl" w:eastAsia="es-ES_tradnl"/>
-              </w:rPr>
-              <w:t>formateo en negrita o grueso</w:t>
-            </w:r>
-            <w:r>
-              <w:rPr>
-                <w:rFonts w:ascii="Segoe UI" w:eastAsia="Times New Roman" w:hAnsi="Segoe UI" w:cs="Segoe UI"/>
-                <w:color w:val="BBBEBF"/>
-                <w:sz w:val="21"/>
-                <w:szCs w:val="21"/>
-                <w:lang w:val="es-ES_tradnl" w:eastAsia="es-ES_tradnl"/>
-              </w:rPr>
-              <w:t>, esto en texto normal</w:t>
-            </w:r>
-          </w:p>
-          <w:p>
-            <w:pPr>
-              <w:widowControl/>
-              <w:spacing w:after="240"/>
-              <w:rPr>
-                <w:rFonts w:ascii="Segoe UI" w:eastAsia="Times New Roman" w:hAnsi="Segoe UI" w:cs="Segoe UI"/>
-                <w:color w:val="BBBEBF"/>
-                <w:sz w:val="21"/>
-                <w:szCs w:val="21"/>
-                <w:lang w:val="es-ES_tradnl" w:eastAsia="es-ES_tradnl"/>
-              </w:rPr>
-            </w:pPr>
+                <w:color w:val="D5CED9"/>
+                <w:sz w:val="21"/>
+                <w:szCs w:val="21"/>
+                <w:lang w:val="es-CO" w:eastAsia="es-CO"/>
+              </w:rPr>
+              <w:t>información</w:t>
+            </w:r>
+            <w:r>
+              <w:rPr>
+                <w:rFonts w:ascii="Segoe UI" w:eastAsia="Times New Roman" w:hAnsi="Segoe UI" w:cs="Segoe UI"/>
+                <w:color w:val="D5CED9"/>
+                <w:sz w:val="21"/>
+                <w:szCs w:val="21"/>
+                <w:lang w:val="es-CO" w:eastAsia="es-CO"/>
+              </w:rPr>
+              <w:t> es todo aquello que reduce la </w:t>
+            </w:r>
             <w:r>
               <w:rPr>
                 <w:rFonts w:ascii="Segoe UI" w:eastAsia="Times New Roman" w:hAnsi="Segoe UI" w:cs="Segoe UI"/>
                 <w:i/>
                 <w:iCs/>
-                <w:color w:val="BBBEBF"/>
-                <w:sz w:val="21"/>
-                <w:szCs w:val="21"/>
-                <w:lang w:val="es-ES_tradnl" w:eastAsia="es-ES_tradnl"/>
-              </w:rPr>
-              <w:t>formateo en itálica</w:t>
-            </w:r>
-            <w:r>
-              <w:rPr>
-                <w:rFonts w:ascii="Segoe UI" w:eastAsia="Times New Roman" w:hAnsi="Segoe UI" w:cs="Segoe UI"/>
-                <w:color w:val="BBBEBF"/>
-                <w:sz w:val="21"/>
-                <w:szCs w:val="21"/>
-                <w:lang w:val="es-ES_tradnl" w:eastAsia="es-ES_tradnl"/>
-              </w:rPr>
-              <w:t>, esto en texto normal</w:t>
+                <w:color w:val="D5CED9"/>
+                <w:sz w:val="21"/>
+                <w:szCs w:val="21"/>
+                <w:lang w:val="es-CO" w:eastAsia="es-CO"/>
+              </w:rPr>
+              <w:t>incertidumbre</w:t>
+            </w:r>
+            <w:r>
+              <w:rPr>
+                <w:rFonts w:ascii="Segoe UI" w:eastAsia="Times New Roman" w:hAnsi="Segoe UI" w:cs="Segoe UI"/>
+                <w:color w:val="D5CED9"/>
+                <w:sz w:val="21"/>
+                <w:szCs w:val="21"/>
+                <w:lang w:val="es-CO" w:eastAsia="es-CO"/>
+              </w:rPr>
+              <w:t>. Cuando se codifica, puede convertirse en una serie de datos que se pueden comunicar y procesar automáticamente. La información </w:t>
+            </w:r>
+            <w:r>
+              <w:rPr>
+                <w:rFonts w:ascii="Segoe UI" w:eastAsia="Times New Roman" w:hAnsi="Segoe UI" w:cs="Segoe UI"/>
+                <w:b/>
+                <w:bCs/>
+                <w:color w:val="D5CED9"/>
+                <w:sz w:val="21"/>
+                <w:szCs w:val="21"/>
+                <w:lang w:val="es-CO" w:eastAsia="es-CO"/>
+              </w:rPr>
+              <w:t>digital</w:t>
+            </w:r>
+            <w:r>
+              <w:rPr>
+                <w:rFonts w:ascii="Segoe UI" w:eastAsia="Times New Roman" w:hAnsi="Segoe UI" w:cs="Segoe UI"/>
+                <w:color w:val="D5CED9"/>
+                <w:sz w:val="21"/>
+                <w:szCs w:val="21"/>
+                <w:lang w:val="es-CO" w:eastAsia="es-CO"/>
+              </w:rPr>
+              <w:t> se representa de forma discreta, mientras que las señales </w:t>
+            </w:r>
+            <w:r>
+              <w:rPr>
+                <w:rFonts w:ascii="Segoe UI" w:eastAsia="Times New Roman" w:hAnsi="Segoe UI" w:cs="Segoe UI"/>
+                <w:i/>
+                <w:iCs/>
+                <w:color w:val="D5CED9"/>
+                <w:sz w:val="21"/>
+                <w:szCs w:val="21"/>
+                <w:lang w:val="es-CO" w:eastAsia="es-CO"/>
+              </w:rPr>
+              <w:t>analógicas</w:t>
+            </w:r>
+            <w:r>
+              <w:rPr>
+                <w:rFonts w:ascii="Segoe UI" w:eastAsia="Times New Roman" w:hAnsi="Segoe UI" w:cs="Segoe UI"/>
+                <w:color w:val="D5CED9"/>
+                <w:sz w:val="21"/>
+                <w:szCs w:val="21"/>
+                <w:lang w:val="es-CO" w:eastAsia="es-CO"/>
+              </w:rPr>
+              <w:t> son continuas y pueden convertirse en digitales mediante un proceso de codificación. Estos conceptos son fundamentales para comprender cómo se almacena, transmite y comprime la información.</w:t>
             </w:r>
           </w:p>
           <w:p>
@@ -3859,32 +4782,43 @@
               <w:spacing w:after="240"/>
               <w:rPr>
                 <w:rFonts w:ascii="Segoe UI" w:eastAsia="Times New Roman" w:hAnsi="Segoe UI" w:cs="Segoe UI"/>
-                <w:color w:val="BBBEBF"/>
-                <w:sz w:val="21"/>
-                <w:szCs w:val="21"/>
-                <w:lang w:val="es-ES_tradnl" w:eastAsia="es-ES_tradnl"/>
-              </w:rPr>
-            </w:pPr>
-            <w:r>
-              <w:rPr>
-                <w:rFonts w:ascii="Segoe UI" w:eastAsia="Times New Roman" w:hAnsi="Segoe UI" w:cs="Segoe UI"/>
-                <w:strike/>
-                <w:color w:val="BBBEBF"/>
-                <w:sz w:val="21"/>
-                <w:szCs w:val="21"/>
-                <w:lang w:val="es-ES_tradnl" w:eastAsia="es-ES_tradnl"/>
-              </w:rPr>
-              <w:t>formateo en tachado</w:t>
-            </w:r>
-            <w:r>
-              <w:rPr>
-                <w:rFonts w:ascii="Segoe UI" w:eastAsia="Times New Roman" w:hAnsi="Segoe UI" w:cs="Segoe UI"/>
-                <w:color w:val="BBBEBF"/>
-                <w:sz w:val="21"/>
-                <w:szCs w:val="21"/>
-                <w:lang w:val="es-ES_tradnl" w:eastAsia="es-ES_tradnl"/>
-              </w:rPr>
-              <w:t>, esto en texto normal</w:t>
+                <w:color w:val="D5CED9"/>
+                <w:sz w:val="21"/>
+                <w:szCs w:val="21"/>
+                <w:lang w:val="es-CO" w:eastAsia="es-CO"/>
+              </w:rPr>
+            </w:pPr>
+            <w:r>
+              <w:rPr>
+                <w:rFonts w:ascii="Segoe UI" w:eastAsia="Times New Roman" w:hAnsi="Segoe UI" w:cs="Segoe UI"/>
+                <w:color w:val="D5CED9"/>
+                <w:sz w:val="21"/>
+                <w:szCs w:val="21"/>
+                <w:lang w:val="es-CO" w:eastAsia="es-CO"/>
+              </w:rPr>
+              <w:t>Si se codifica, constituye una serie de </w:t>
+            </w:r>
+            <w:r>
+              <w:rPr>
+                <w:rFonts w:ascii="Segoe UI" w:eastAsia="Times New Roman" w:hAnsi="Segoe UI" w:cs="Segoe UI"/>
+                <w:b/>
+                <w:bCs/>
+                <w:color w:val="D5CED9"/>
+                <w:sz w:val="21"/>
+                <w:szCs w:val="21"/>
+                <w:lang w:val="es-CO" w:eastAsia="es-CO"/>
+              </w:rPr>
+              <w:t>datos</w:t>
+            </w:r>
+            <w:r>
+              <w:rPr>
+                <w:rFonts w:ascii="Segoe UI" w:eastAsia="Times New Roman" w:hAnsi="Segoe UI" w:cs="Segoe UI"/>
+                <w:color w:val="D5CED9"/>
+                <w:sz w:val="21"/>
+                <w:szCs w:val="21"/>
+                <w:lang w:val="es-CO" w:eastAsia="es-CO"/>
+              </w:rPr>
+              <w:t> que se pueden comunicar, una operación que adapta la información al procesamiento automático.</w:t>
             </w:r>
           </w:p>
           <w:p>
@@ -3893,54 +4827,616 @@
               <w:spacing w:after="240"/>
               <w:rPr>
                 <w:rFonts w:ascii="Segoe UI" w:eastAsia="Times New Roman" w:hAnsi="Segoe UI" w:cs="Segoe UI"/>
-                <w:color w:val="BBBEBF"/>
-                <w:sz w:val="21"/>
-                <w:szCs w:val="21"/>
-                <w:lang w:val="es-ES_tradnl" w:eastAsia="es-ES_tradnl"/>
-              </w:rPr>
-            </w:pPr>
-            <w:r>
-              <w:rPr>
-                <w:rFonts w:ascii="Segoe UI" w:eastAsia="Times New Roman" w:hAnsi="Segoe UI" w:cs="Segoe UI"/>
-                <w:color w:val="BBBEBF"/>
-                <w:sz w:val="21"/>
-                <w:szCs w:val="21"/>
-                <w:lang w:val="es-ES_tradnl" w:eastAsia="es-ES_tradnl"/>
-              </w:rPr>
-              <w:t>El siguiente texto está </w:t>
-            </w:r>
+                <w:color w:val="D5CED9"/>
+                <w:sz w:val="21"/>
+                <w:szCs w:val="21"/>
+                <w:lang w:val="es-CO" w:eastAsia="es-CO"/>
+              </w:rPr>
+            </w:pPr>
+            <w:r>
+              <w:rPr>
+                <w:rFonts w:ascii="Segoe UI" w:eastAsia="Times New Roman" w:hAnsi="Segoe UI" w:cs="Segoe UI"/>
+                <w:color w:val="D5CED9"/>
+                <w:sz w:val="21"/>
+                <w:szCs w:val="21"/>
+                <w:lang w:val="es-CO" w:eastAsia="es-CO"/>
+              </w:rPr>
+              <w:t>El dato informático es </w:t>
+            </w:r>
+            <w:r>
+              <w:rPr>
+                <w:rFonts w:ascii="Segoe UI" w:eastAsia="Times New Roman" w:hAnsi="Segoe UI" w:cs="Segoe UI"/>
+                <w:b/>
+                <w:bCs/>
+                <w:color w:val="D5CED9"/>
+                <w:sz w:val="21"/>
+                <w:szCs w:val="21"/>
+                <w:lang w:val="es-CO" w:eastAsia="es-CO"/>
+              </w:rPr>
+              <w:t>digital</w:t>
+            </w:r>
+            <w:r>
+              <w:rPr>
+                <w:rFonts w:ascii="Segoe UI" w:eastAsia="Times New Roman" w:hAnsi="Segoe UI" w:cs="Segoe UI"/>
+                <w:color w:val="D5CED9"/>
+                <w:sz w:val="21"/>
+                <w:szCs w:val="21"/>
+                <w:lang w:val="es-CO" w:eastAsia="es-CO"/>
+              </w:rPr>
+              <w:t> (o discreto) y, debidamente codificadas, las señales </w:t>
+            </w:r>
+            <w:r>
+              <w:rPr>
+                <w:rFonts w:ascii="Segoe UI" w:eastAsia="Times New Roman" w:hAnsi="Segoe UI" w:cs="Segoe UI"/>
+                <w:b/>
+                <w:bCs/>
+                <w:color w:val="D5CED9"/>
+                <w:sz w:val="21"/>
+                <w:szCs w:val="21"/>
+                <w:lang w:val="es-CO" w:eastAsia="es-CO"/>
+              </w:rPr>
+              <w:t>analógicas</w:t>
+            </w:r>
+            <w:r>
+              <w:rPr>
+                <w:rFonts w:ascii="Segoe UI" w:eastAsia="Times New Roman" w:hAnsi="Segoe UI" w:cs="Segoe UI"/>
+                <w:color w:val="D5CED9"/>
+                <w:sz w:val="21"/>
+                <w:szCs w:val="21"/>
+                <w:lang w:val="es-CO" w:eastAsia="es-CO"/>
+              </w:rPr>
+              <w:t> o continuas se pueden convertir en digitales.</w:t>
+            </w:r>
+          </w:p>
+          <w:p>
+            <w:pPr>
+              <w:widowControl/>
+              <w:spacing w:after="240"/>
+              <w:rPr>
+                <w:rFonts w:ascii="Segoe UI" w:eastAsia="Times New Roman" w:hAnsi="Segoe UI" w:cs="Segoe UI"/>
+                <w:color w:val="D5CED9"/>
+                <w:sz w:val="21"/>
+                <w:szCs w:val="21"/>
+                <w:lang w:val="es-CO" w:eastAsia="es-CO"/>
+              </w:rPr>
+            </w:pPr>
+            <w:r>
+              <w:rPr>
+                <w:rFonts w:ascii="Segoe UI" w:eastAsia="Times New Roman" w:hAnsi="Segoe UI" w:cs="Segoe UI"/>
+                <w:color w:val="D5CED9"/>
+                <w:sz w:val="21"/>
+                <w:szCs w:val="21"/>
+                <w:lang w:val="es-CO" w:eastAsia="es-CO"/>
+              </w:rPr>
+              <w:t>La </w:t>
+            </w:r>
+            <w:r>
+              <w:rPr>
+                <w:rFonts w:ascii="Segoe UI" w:eastAsia="Times New Roman" w:hAnsi="Segoe UI" w:cs="Segoe UI"/>
+                <w:b/>
+                <w:bCs/>
+                <w:color w:val="D5CED9"/>
+                <w:sz w:val="21"/>
+                <w:szCs w:val="21"/>
+                <w:lang w:val="es-CO" w:eastAsia="es-CO"/>
+              </w:rPr>
+              <w:t>teoría de la información</w:t>
+            </w:r>
+            <w:r>
+              <w:rPr>
+                <w:rFonts w:ascii="Segoe UI" w:eastAsia="Times New Roman" w:hAnsi="Segoe UI" w:cs="Segoe UI"/>
+                <w:color w:val="D5CED9"/>
+                <w:sz w:val="21"/>
+                <w:szCs w:val="21"/>
+                <w:lang w:val="es-CO" w:eastAsia="es-CO"/>
+              </w:rPr>
+              <w:t>, nacida en 1948 gracias a </w:t>
+            </w:r>
+            <w:r>
+              <w:rPr>
+                <w:rFonts w:ascii="Segoe UI" w:eastAsia="Times New Roman" w:hAnsi="Segoe UI" w:cs="Segoe UI"/>
+                <w:b/>
+                <w:bCs/>
+                <w:color w:val="D5CED9"/>
+                <w:sz w:val="21"/>
+                <w:szCs w:val="21"/>
+                <w:lang w:val="es-CO" w:eastAsia="es-CO"/>
+              </w:rPr>
+              <w:t>Claude Shannon</w:t>
+            </w:r>
+            <w:r>
+              <w:rPr>
+                <w:rFonts w:ascii="Segoe UI" w:eastAsia="Times New Roman" w:hAnsi="Segoe UI" w:cs="Segoe UI"/>
+                <w:color w:val="D5CED9"/>
+                <w:sz w:val="21"/>
+                <w:szCs w:val="21"/>
+                <w:lang w:val="es-CO" w:eastAsia="es-CO"/>
+              </w:rPr>
+              <w:t>, es una disciplina basada en las matemáticas que estudia los fenómenos relativos a la compresión y transmisión de datos informáticos.</w:t>
+            </w:r>
+          </w:p>
+          <w:p>
+            <w:pPr>
+              <w:widowControl/>
+              <w:spacing w:before="360" w:after="240"/>
+              <w:outlineLvl w:val="1"/>
+              <w:rPr>
+                <w:rFonts w:ascii="Segoe UI" w:eastAsia="Times New Roman" w:hAnsi="Segoe UI" w:cs="Segoe UI"/>
+                <w:b/>
+                <w:bCs/>
+                <w:color w:val="D5CED9"/>
+                <w:sz w:val="36"/>
+                <w:szCs w:val="36"/>
+                <w:lang w:val="es-CO" w:eastAsia="es-CO"/>
+              </w:rPr>
+            </w:pPr>
+            <w:r>
+              <w:rPr>
+                <w:rFonts w:ascii="Segoe UI" w:eastAsia="Times New Roman" w:hAnsi="Segoe UI" w:cs="Segoe UI"/>
+                <w:b/>
+                <w:bCs/>
+                <w:color w:val="D5CED9"/>
+                <w:sz w:val="36"/>
+                <w:szCs w:val="36"/>
+                <w:lang w:val="es-CO" w:eastAsia="es-CO"/>
+              </w:rPr>
+              <w:t>Entropía</w:t>
+            </w:r>
+          </w:p>
+          <w:p>
+            <w:pPr>
+              <w:widowControl/>
+              <w:spacing w:after="240"/>
+              <w:rPr>
+                <w:rFonts w:ascii="Segoe UI" w:eastAsia="Times New Roman" w:hAnsi="Segoe UI" w:cs="Segoe UI"/>
+                <w:color w:val="D5CED9"/>
+                <w:sz w:val="21"/>
+                <w:szCs w:val="21"/>
+                <w:lang w:val="es-CO" w:eastAsia="es-CO"/>
+              </w:rPr>
+            </w:pPr>
+            <w:r>
+              <w:rPr>
+                <w:rFonts w:ascii="Segoe UI" w:eastAsia="Times New Roman" w:hAnsi="Segoe UI" w:cs="Segoe UI"/>
+                <w:color w:val="D5CED9"/>
+                <w:sz w:val="21"/>
+                <w:szCs w:val="21"/>
+                <w:lang w:val="es-CO" w:eastAsia="es-CO"/>
+              </w:rPr>
+              <w:t>La entropía se puede expresar mediante:</w:t>
+            </w:r>
+          </w:p>
+          <w:p>
+            <w:pPr>
+              <w:widowControl/>
+              <w:rPr>
+                <w:rFonts w:ascii="Segoe UI" w:eastAsia="Times New Roman" w:hAnsi="Segoe UI" w:cs="Segoe UI"/>
+                <w:color w:val="D5CED9"/>
+                <w:sz w:val="21"/>
+                <w:szCs w:val="21"/>
+                <w:lang w:val="es-CO" w:eastAsia="es-CO"/>
+              </w:rPr>
+            </w:pPr>
+            <m:oMathPara>
+              <m:oMath>
+                <m:r>
+                  <w:rPr>
+                    <w:rFonts w:ascii="Cambria Math" w:eastAsia="Times New Roman" w:hAnsi="Cambria Math" w:cs="Times New Roman"/>
+                    <w:sz w:val="24"/>
+                    <w:szCs w:val="24"/>
+                    <w:lang w:val="es-CO" w:eastAsia="es-CO"/>
+                  </w:rPr>
+                  <m:t>H=-</m:t>
+                </m:r>
+                <m:nary>
+                  <m:naryPr>
+                    <m:chr m:val="∑"/>
+                    <m:limLoc m:val="undOvr"/>
+                    <m:grow m:val="1"/>
+                    <m:ctrlPr>
+                      <w:rPr>
+                        <w:rFonts w:ascii="Cambria Math" w:eastAsia="Times New Roman" w:hAnsi="Cambria Math" w:cs="Times New Roman"/>
+                        <w:sz w:val="24"/>
+                        <w:szCs w:val="24"/>
+                        <w:lang w:val="es-CO" w:eastAsia="es-CO"/>
+                      </w:rPr>
+                    </m:ctrlPr>
+                  </m:naryPr>
+                  <m:sub>
+                    <m:r>
+                      <w:rPr>
+                        <w:rFonts w:ascii="Cambria Math" w:eastAsia="Times New Roman" w:hAnsi="Cambria Math" w:cs="Times New Roman"/>
+                        <w:sz w:val="24"/>
+                        <w:szCs w:val="24"/>
+                        <w:lang w:val="es-CO" w:eastAsia="es-CO"/>
+                      </w:rPr>
+                      <m:t>i=1</m:t>
+                    </m:r>
+                  </m:sub>
+                  <m:sup>
+                    <m:r>
+                      <w:rPr>
+                        <w:rFonts w:ascii="Cambria Math" w:eastAsia="Times New Roman" w:hAnsi="Cambria Math" w:cs="Times New Roman"/>
+                        <w:sz w:val="24"/>
+                        <w:szCs w:val="24"/>
+                        <w:lang w:val="es-CO" w:eastAsia="es-CO"/>
+                      </w:rPr>
+                      <m:t>n</m:t>
+                    </m:r>
+                  </m:sup>
+                  <m:e>
+                    <m:sSub>
+                      <m:sSubPr>
+                        <m:ctrlPr>
+                          <w:rPr>
+                            <w:rFonts w:ascii="Cambria Math" w:eastAsia="Times New Roman" w:hAnsi="Cambria Math" w:cs="Times New Roman"/>
+                            <w:sz w:val="24"/>
+                            <w:szCs w:val="24"/>
+                            <w:lang w:val="es-CO" w:eastAsia="es-CO"/>
+                          </w:rPr>
+                        </m:ctrlPr>
+                      </m:sSubPr>
+                      <m:e>
+                        <m:r>
+                          <w:rPr>
+                            <w:rFonts w:ascii="Cambria Math" w:eastAsia="Times New Roman" w:hAnsi="Cambria Math" w:cs="Times New Roman"/>
+                            <w:sz w:val="24"/>
+                            <w:szCs w:val="24"/>
+                            <w:lang w:val="es-CO" w:eastAsia="es-CO"/>
+                          </w:rPr>
+                          <m:t>p</m:t>
+                        </m:r>
+                      </m:e>
+                      <m:sub>
+                        <m:r>
+                          <w:rPr>
+                            <w:rFonts w:ascii="Cambria Math" w:eastAsia="Times New Roman" w:hAnsi="Cambria Math" w:cs="Times New Roman"/>
+                            <w:sz w:val="24"/>
+                            <w:szCs w:val="24"/>
+                            <w:lang w:val="es-CO" w:eastAsia="es-CO"/>
+                          </w:rPr>
+                          <m:t>i</m:t>
+                        </m:r>
+                      </m:sub>
+                    </m:sSub>
+                  </m:e>
+                </m:nary>
+                <m:func>
+                  <m:funcPr>
+                    <m:ctrlPr>
+                      <w:rPr>
+                        <w:rFonts w:ascii="Cambria Math" w:eastAsia="Times New Roman" w:hAnsi="Cambria Math" w:cs="Times New Roman"/>
+                        <w:sz w:val="24"/>
+                        <w:szCs w:val="24"/>
+                        <w:lang w:val="es-CO" w:eastAsia="es-CO"/>
+                      </w:rPr>
+                    </m:ctrlPr>
+                  </m:funcPr>
+                  <m:fName>
+                    <m:r>
+                      <m:rPr>
+                        <m:sty m:val="p"/>
+                      </m:rPr>
+                      <w:rPr>
+                        <w:rFonts w:ascii="Cambria Math" w:eastAsia="Times New Roman" w:hAnsi="Cambria Math" w:cs="Times New Roman"/>
+                        <w:sz w:val="24"/>
+                        <w:szCs w:val="24"/>
+                        <w:lang w:val="es-CO" w:eastAsia="es-CO"/>
+                      </w:rPr>
+                      <m:t>log</m:t>
+                    </m:r>
+                  </m:fName>
+                  <m:e>
+                    <m:sSub>
+                      <m:sSubPr>
+                        <m:ctrlPr>
+                          <w:rPr>
+                            <w:rFonts w:ascii="Cambria Math" w:eastAsia="Times New Roman" w:hAnsi="Cambria Math" w:cs="Times New Roman"/>
+                            <w:sz w:val="24"/>
+                            <w:szCs w:val="24"/>
+                            <w:lang w:val="es-CO" w:eastAsia="es-CO"/>
+                          </w:rPr>
+                        </m:ctrlPr>
+                      </m:sSubPr>
+                      <m:e>
+                        <m:r>
+                          <w:rPr>
+                            <w:rFonts w:ascii="Cambria Math" w:eastAsia="Times New Roman" w:hAnsi="Cambria Math" w:cs="Times New Roman"/>
+                            <w:sz w:val="24"/>
+                            <w:szCs w:val="24"/>
+                            <w:lang w:val="es-CO" w:eastAsia="es-CO"/>
+                          </w:rPr>
+                          <m:t>p</m:t>
+                        </m:r>
+                      </m:e>
+                      <m:sub>
+                        <m:r>
+                          <w:rPr>
+                            <w:rFonts w:ascii="Cambria Math" w:eastAsia="Times New Roman" w:hAnsi="Cambria Math" w:cs="Times New Roman"/>
+                            <w:sz w:val="24"/>
+                            <w:szCs w:val="24"/>
+                            <w:lang w:val="es-CO" w:eastAsia="es-CO"/>
+                          </w:rPr>
+                          <m:t>i</m:t>
+                        </m:r>
+                      </m:sub>
+                    </m:sSub>
+                  </m:e>
+                </m:func>
+                <m:r>
+                  <w:rPr>
+                    <w:rFonts w:ascii="Cambria Math" w:eastAsia="Times New Roman" w:hAnsi="Cambria Math" w:cs="Times New Roman"/>
+                    <w:sz w:val="24"/>
+                    <w:szCs w:val="24"/>
+                    <w:lang w:val="es-CO" w:eastAsia="es-CO"/>
+                  </w:rPr>
+                  <w:br/>
+                </m:r>
+              </m:oMath>
+            </m:oMathPara>
+          </w:p>
+          <w:p>
+            <w:pPr>
+              <w:widowControl/>
+              <w:spacing w:after="240"/>
+              <w:rPr>
+                <w:rFonts w:ascii="Segoe UI" w:eastAsia="Times New Roman" w:hAnsi="Segoe UI" w:cs="Segoe UI"/>
+                <w:color w:val="D5CED9"/>
+                <w:sz w:val="21"/>
+                <w:szCs w:val="21"/>
+                <w:lang w:val="es-CO" w:eastAsia="es-CO"/>
+              </w:rPr>
+            </w:pPr>
+            <w:r>
+              <w:rPr>
+                <w:rFonts w:ascii="Segoe UI" w:eastAsia="Times New Roman" w:hAnsi="Segoe UI" w:cs="Segoe UI"/>
+                <w:color w:val="D5CED9"/>
+                <w:sz w:val="21"/>
+                <w:szCs w:val="21"/>
+                <w:lang w:val="es-CO" w:eastAsia="es-CO"/>
+              </w:rPr>
+              <w:t>La redundancia es todo lo que no es absolutamente necesario, aunque habitualmente otorga flexibilidad y fiabilidad.</w:t>
+            </w:r>
+          </w:p>
+          <w:p>
+            <w:pPr>
+              <w:widowControl/>
+              <w:spacing w:after="240"/>
+              <w:rPr>
+                <w:rFonts w:ascii="Segoe UI" w:eastAsia="Times New Roman" w:hAnsi="Segoe UI" w:cs="Segoe UI"/>
+                <w:color w:val="D5CED9"/>
+                <w:sz w:val="21"/>
+                <w:szCs w:val="21"/>
+                <w:lang w:val="es-CO" w:eastAsia="es-CO"/>
+              </w:rPr>
+            </w:pPr>
+            <w:r>
+              <w:rPr>
+                <w:rFonts w:ascii="Segoe UI" w:eastAsia="Times New Roman" w:hAnsi="Segoe UI" w:cs="Segoe UI"/>
+                <w:color w:val="D5CED9"/>
+                <w:sz w:val="21"/>
+                <w:szCs w:val="21"/>
+                <w:lang w:val="es-CO" w:eastAsia="es-CO"/>
+              </w:rPr>
+              <w:t>La redundancia puede eliminarse mediante la </w:t>
+            </w:r>
+            <w:r>
+              <w:rPr>
+                <w:rFonts w:ascii="Segoe UI" w:eastAsia="Times New Roman" w:hAnsi="Segoe UI" w:cs="Segoe UI"/>
+                <w:b/>
+                <w:bCs/>
+                <w:color w:val="D5CED9"/>
+                <w:sz w:val="21"/>
+                <w:szCs w:val="21"/>
+                <w:lang w:val="es-CO" w:eastAsia="es-CO"/>
+              </w:rPr>
+              <w:t>compresión</w:t>
+            </w:r>
+            <w:r>
+              <w:rPr>
+                <w:rFonts w:ascii="Segoe UI" w:eastAsia="Times New Roman" w:hAnsi="Segoe UI" w:cs="Segoe UI"/>
+                <w:color w:val="D5CED9"/>
+                <w:sz w:val="21"/>
+                <w:szCs w:val="21"/>
+                <w:lang w:val="es-CO" w:eastAsia="es-CO"/>
+              </w:rPr>
+              <w:t>.</w:t>
+            </w:r>
+          </w:p>
+          <w:p>
+            <w:pPr>
+              <w:widowControl/>
+              <w:spacing w:after="240"/>
+              <w:rPr>
+                <w:rFonts w:ascii="Segoe UI" w:eastAsia="Times New Roman" w:hAnsi="Segoe UI" w:cs="Segoe UI"/>
+                <w:color w:val="D5CED9"/>
+                <w:sz w:val="21"/>
+                <w:szCs w:val="21"/>
+                <w:lang w:val="es-CO" w:eastAsia="es-CO"/>
+              </w:rPr>
+            </w:pPr>
+            <w:r>
+              <w:rPr>
+                <w:rFonts w:ascii="Segoe UI" w:eastAsia="Times New Roman" w:hAnsi="Segoe UI" w:cs="Segoe UI"/>
+                <w:color w:val="D5CED9"/>
+                <w:sz w:val="21"/>
+                <w:szCs w:val="21"/>
+                <w:lang w:val="es-CO" w:eastAsia="es-CO"/>
+              </w:rPr>
+              <w:t>Existen dos tipos principales de compresión.</w:t>
+            </w:r>
+          </w:p>
+          <w:p>
+            <w:pPr>
+              <w:widowControl/>
+              <w:spacing w:after="240"/>
+              <w:rPr>
+                <w:rFonts w:ascii="Segoe UI" w:eastAsia="Times New Roman" w:hAnsi="Segoe UI" w:cs="Segoe UI"/>
+                <w:color w:val="D5CED9"/>
+                <w:sz w:val="21"/>
+                <w:szCs w:val="21"/>
+                <w:lang w:val="es-CO" w:eastAsia="es-CO"/>
+              </w:rPr>
+            </w:pPr>
+            <w:proofErr w:type="spellStart"/>
+            <w:r>
+              <w:rPr>
+                <w:rFonts w:ascii="Segoe UI" w:eastAsia="Times New Roman" w:hAnsi="Segoe UI" w:cs="Segoe UI"/>
+                <w:b/>
+                <w:bCs/>
+                <w:color w:val="D5CED9"/>
+                <w:sz w:val="21"/>
+                <w:szCs w:val="21"/>
+                <w:lang w:val="es-CO" w:eastAsia="es-CO"/>
+              </w:rPr>
+              <w:t>Lossy</w:t>
+            </w:r>
+            <w:proofErr w:type="spellEnd"/>
+            <w:r>
+              <w:rPr>
+                <w:rFonts w:ascii="Segoe UI" w:eastAsia="Times New Roman" w:hAnsi="Segoe UI" w:cs="Segoe UI"/>
+                <w:b/>
+                <w:bCs/>
+                <w:color w:val="D5CED9"/>
+                <w:sz w:val="21"/>
+                <w:szCs w:val="21"/>
+                <w:lang w:val="es-CO" w:eastAsia="es-CO"/>
+              </w:rPr>
+              <w:t>:</w:t>
+            </w:r>
+            <w:r>
+              <w:rPr>
+                <w:rFonts w:ascii="Segoe UI" w:eastAsia="Times New Roman" w:hAnsi="Segoe UI" w:cs="Segoe UI"/>
+                <w:color w:val="D5CED9"/>
+                <w:sz w:val="21"/>
+                <w:szCs w:val="21"/>
+                <w:lang w:val="es-CO" w:eastAsia="es-CO"/>
+              </w:rPr>
+              <w:t> compresión con pérdida de información.</w:t>
+            </w:r>
+          </w:p>
+          <w:p>
+            <w:pPr>
+              <w:widowControl/>
+              <w:spacing w:after="240"/>
+              <w:rPr>
+                <w:rFonts w:ascii="Segoe UI" w:eastAsia="Times New Roman" w:hAnsi="Segoe UI" w:cs="Segoe UI"/>
+                <w:color w:val="D5CED9"/>
+                <w:sz w:val="21"/>
+                <w:szCs w:val="21"/>
+                <w:lang w:val="es-CO" w:eastAsia="es-CO"/>
+              </w:rPr>
+            </w:pPr>
+            <w:proofErr w:type="spellStart"/>
+            <w:r>
+              <w:rPr>
+                <w:rFonts w:ascii="Segoe UI" w:eastAsia="Times New Roman" w:hAnsi="Segoe UI" w:cs="Segoe UI"/>
+                <w:b/>
+                <w:bCs/>
+                <w:color w:val="D5CED9"/>
+                <w:sz w:val="21"/>
+                <w:szCs w:val="21"/>
+                <w:lang w:val="es-CO" w:eastAsia="es-CO"/>
+              </w:rPr>
+              <w:lastRenderedPageBreak/>
+              <w:t>Lossless</w:t>
+            </w:r>
+            <w:proofErr w:type="spellEnd"/>
+            <w:r>
+              <w:rPr>
+                <w:rFonts w:ascii="Segoe UI" w:eastAsia="Times New Roman" w:hAnsi="Segoe UI" w:cs="Segoe UI"/>
+                <w:b/>
+                <w:bCs/>
+                <w:color w:val="D5CED9"/>
+                <w:sz w:val="21"/>
+                <w:szCs w:val="21"/>
+                <w:lang w:val="es-CO" w:eastAsia="es-CO"/>
+              </w:rPr>
+              <w:t>:</w:t>
+            </w:r>
+            <w:r>
+              <w:rPr>
+                <w:rFonts w:ascii="Segoe UI" w:eastAsia="Times New Roman" w:hAnsi="Segoe UI" w:cs="Segoe UI"/>
+                <w:color w:val="D5CED9"/>
+                <w:sz w:val="21"/>
+                <w:szCs w:val="21"/>
+                <w:lang w:val="es-CO" w:eastAsia="es-CO"/>
+              </w:rPr>
+              <w:t> compresión sin pérdida de información.</w:t>
+            </w:r>
+          </w:p>
+          <w:p>
+            <w:pPr>
+              <w:widowControl/>
+              <w:spacing w:before="360" w:after="240"/>
+              <w:outlineLvl w:val="1"/>
+              <w:rPr>
+                <w:rFonts w:ascii="Segoe UI" w:eastAsia="Times New Roman" w:hAnsi="Segoe UI" w:cs="Segoe UI"/>
+                <w:b/>
+                <w:bCs/>
+                <w:color w:val="D5CED9"/>
+                <w:sz w:val="36"/>
+                <w:szCs w:val="36"/>
+                <w:lang w:val="es-CO" w:eastAsia="es-CO"/>
+              </w:rPr>
+            </w:pPr>
+            <w:r>
+              <w:rPr>
+                <w:rFonts w:ascii="Segoe UI" w:eastAsia="Times New Roman" w:hAnsi="Segoe UI" w:cs="Segoe UI"/>
+                <w:b/>
+                <w:bCs/>
+                <w:color w:val="D5CED9"/>
+                <w:sz w:val="36"/>
+                <w:szCs w:val="36"/>
+                <w:lang w:val="es-CO" w:eastAsia="es-CO"/>
+              </w:rPr>
+              <w:t>Ejemplo de compresión</w:t>
+            </w:r>
+          </w:p>
+          <w:p>
+            <w:pPr>
+              <w:widowControl/>
+              <w:spacing w:after="240"/>
+              <w:rPr>
+                <w:rFonts w:ascii="Segoe UI" w:eastAsia="Times New Roman" w:hAnsi="Segoe UI" w:cs="Segoe UI"/>
+                <w:color w:val="D5CED9"/>
+                <w:sz w:val="21"/>
+                <w:szCs w:val="21"/>
+                <w:lang w:val="es-CO" w:eastAsia="es-CO"/>
+              </w:rPr>
+            </w:pPr>
+            <w:r>
+              <w:rPr>
+                <w:rFonts w:ascii="Segoe UI" w:eastAsia="Times New Roman" w:hAnsi="Segoe UI" w:cs="Segoe UI"/>
+                <w:color w:val="D5CED9"/>
+                <w:sz w:val="21"/>
+                <w:szCs w:val="21"/>
+                <w:lang w:val="es-CO" w:eastAsia="es-CO"/>
+              </w:rPr>
+              <w:t>Cadena original:</w:t>
+            </w:r>
+          </w:p>
+          <w:p>
+            <w:pPr>
+              <w:widowControl/>
+              <w:spacing w:after="240"/>
+              <w:rPr>
+                <w:rFonts w:ascii="Segoe UI" w:eastAsia="Times New Roman" w:hAnsi="Segoe UI" w:cs="Segoe UI"/>
+                <w:color w:val="D5CED9"/>
+                <w:sz w:val="21"/>
+                <w:szCs w:val="21"/>
+                <w:lang w:val="es-CO" w:eastAsia="es-CO"/>
+              </w:rPr>
+            </w:pPr>
             <w:r>
               <w:rPr>
                 <w:rFonts w:ascii="Consolas" w:eastAsia="Times New Roman" w:hAnsi="Consolas" w:cs="Courier New"/>
-                <w:color w:val="8C8C8C"/>
-                <w:sz w:val="21"/>
-                <w:szCs w:val="21"/>
-                <w:shd w:val="clear" w:color="auto" w:fill="262626"/>
-                <w:lang w:val="es-ES_tradnl" w:eastAsia="es-ES_tradnl"/>
-              </w:rPr>
-              <w:t>enmarcado</w:t>
-            </w:r>
-          </w:p>
-          <w:p>
-            <w:pPr>
-              <w:widowControl/>
-              <w:rPr>
-                <w:rFonts w:ascii="Segoe UI" w:eastAsia="Times New Roman" w:hAnsi="Segoe UI" w:cs="Segoe UI"/>
-                <w:sz w:val="21"/>
-                <w:szCs w:val="21"/>
-                <w:lang w:val="es-ES_tradnl" w:eastAsia="es-ES_tradnl"/>
-              </w:rPr>
-            </w:pPr>
-            <w:r>
-              <w:rPr>
-                <w:rFonts w:ascii="Times New Roman" w:eastAsia="Times New Roman" w:hAnsi="Times New Roman" w:cs="Times New Roman"/>
-                <w:sz w:val="24"/>
-                <w:szCs w:val="24"/>
-                <w:lang w:val="es-ES_tradnl" w:eastAsia="es-ES_tradnl"/>
-              </w:rPr>
-              <w:pict w14:anchorId="711D2FBE">
-                <v:rect id="_x0000_i1026" style="width:0;height:.75pt" o:hralign="center" o:hrstd="t" o:hr="t" fillcolor="#a0a0a0" stroked="f"/>
-              </w:pict>
+                <w:color w:val="D7BA7D"/>
+                <w:sz w:val="21"/>
+                <w:szCs w:val="21"/>
+                <w:lang w:val="es-CO" w:eastAsia="es-CO"/>
+              </w:rPr>
+              <w:t>1188888118888811888881188888118888881188888</w:t>
             </w:r>
           </w:p>
           <w:p>
@@ -3949,45 +5445,21 @@
               <w:spacing w:after="240"/>
               <w:rPr>
                 <w:rFonts w:ascii="Segoe UI" w:eastAsia="Times New Roman" w:hAnsi="Segoe UI" w:cs="Segoe UI"/>
-                <w:color w:val="BBBEBF"/>
-                <w:sz w:val="21"/>
-                <w:szCs w:val="21"/>
-                <w:lang w:val="es-ES_tradnl" w:eastAsia="es-ES_tradnl"/>
-              </w:rPr>
-            </w:pPr>
-            <w:hyperlink r:id="rId10" w:history="1">
-              <w:r>
-                <w:rPr>
-                  <w:rFonts w:ascii="Segoe UI" w:eastAsia="Times New Roman" w:hAnsi="Segoe UI" w:cs="Segoe UI"/>
-                  <w:color w:val="48A0C7"/>
-                  <w:sz w:val="21"/>
-                  <w:szCs w:val="21"/>
-                  <w:lang w:val="es-ES_tradnl" w:eastAsia="es-ES_tradnl"/>
-                </w:rPr>
-                <w:t>De doble clic en este texto para ir a la página del curso de Desarrollo Web1</w:t>
-              </w:r>
-            </w:hyperlink>
-          </w:p>
-          <w:p>
-            <w:pPr>
-              <w:widowControl/>
-              <w:rPr>
-                <w:rFonts w:ascii="Segoe UI" w:eastAsia="Times New Roman" w:hAnsi="Segoe UI" w:cs="Segoe UI"/>
-                <w:sz w:val="21"/>
-                <w:szCs w:val="21"/>
-                <w:lang w:val="es-ES_tradnl" w:eastAsia="es-ES_tradnl"/>
-              </w:rPr>
-            </w:pPr>
-            <w:r>
-              <w:rPr>
-                <w:rFonts w:ascii="Times New Roman" w:eastAsia="Times New Roman" w:hAnsi="Times New Roman" w:cs="Times New Roman"/>
-                <w:sz w:val="24"/>
-                <w:szCs w:val="24"/>
-                <w:lang w:val="es-ES_tradnl" w:eastAsia="es-ES_tradnl"/>
-              </w:rPr>
-              <w:pict w14:anchorId="07BD803E">
-                <v:rect id="_x0000_i1027" style="width:0;height:.75pt" o:hralign="center" o:hrstd="t" o:hr="t" fillcolor="#a0a0a0" stroked="f"/>
-              </w:pict>
+                <w:color w:val="D5CED9"/>
+                <w:sz w:val="21"/>
+                <w:szCs w:val="21"/>
+                <w:lang w:val="es-CO" w:eastAsia="es-CO"/>
+              </w:rPr>
+            </w:pPr>
+            <w:r>
+              <w:rPr>
+                <w:rFonts w:ascii="Segoe UI" w:eastAsia="Times New Roman" w:hAnsi="Segoe UI" w:cs="Segoe UI"/>
+                <w:color w:val="D5CED9"/>
+                <w:sz w:val="21"/>
+                <w:szCs w:val="21"/>
+                <w:lang w:val="es-CO" w:eastAsia="es-CO"/>
+              </w:rPr>
+              <w:t>Cadena comprimida:</w:t>
             </w:r>
           </w:p>
           <w:p>
@@ -3996,21 +5468,21 @@
               <w:spacing w:after="240"/>
               <w:rPr>
                 <w:rFonts w:ascii="Segoe UI" w:eastAsia="Times New Roman" w:hAnsi="Segoe UI" w:cs="Segoe UI"/>
-                <w:color w:val="BBBEBF"/>
-                <w:sz w:val="21"/>
-                <w:szCs w:val="21"/>
-                <w:lang w:val="es-ES_tradnl" w:eastAsia="es-ES_tradnl"/>
-              </w:rPr>
-            </w:pPr>
-            <w:r>
-              <w:rPr>
-                <w:rFonts w:ascii="Segoe UI" w:eastAsia="Times New Roman" w:hAnsi="Segoe UI" w:cs="Segoe UI"/>
-                <w:color w:val="BBBEBF"/>
-                <w:sz w:val="21"/>
-                <w:szCs w:val="21"/>
-                <w:lang w:val="es-ES_tradnl" w:eastAsia="es-ES_tradnl"/>
-              </w:rPr>
-              <w:t>Esto es una cita</w:t>
+                <w:color w:val="D5CED9"/>
+                <w:sz w:val="21"/>
+                <w:szCs w:val="21"/>
+                <w:lang w:val="es-CO" w:eastAsia="es-CO"/>
+              </w:rPr>
+            </w:pPr>
+            <w:r>
+              <w:rPr>
+                <w:rFonts w:ascii="Consolas" w:eastAsia="Times New Roman" w:hAnsi="Consolas" w:cs="Courier New"/>
+                <w:color w:val="D7BA7D"/>
+                <w:sz w:val="21"/>
+                <w:szCs w:val="21"/>
+                <w:lang w:val="es-CO" w:eastAsia="es-CO"/>
+              </w:rPr>
+              <w:t>128512851285128512851285</w:t>
             </w:r>
           </w:p>
           <w:p>
@@ -4019,308 +5491,170 @@
               <w:spacing w:after="240"/>
               <w:rPr>
                 <w:rFonts w:ascii="Segoe UI" w:eastAsia="Times New Roman" w:hAnsi="Segoe UI" w:cs="Segoe UI"/>
-                <w:color w:val="BBBEBF"/>
-                <w:sz w:val="21"/>
-                <w:szCs w:val="21"/>
-                <w:lang w:val="es-ES_tradnl" w:eastAsia="es-ES_tradnl"/>
-              </w:rPr>
-            </w:pPr>
-            <w:r>
-              <w:rPr>
-                <w:rFonts w:ascii="Segoe UI" w:eastAsia="Times New Roman" w:hAnsi="Segoe UI" w:cs="Segoe UI"/>
-                <w:color w:val="BBBEBF"/>
-                <w:sz w:val="21"/>
-                <w:szCs w:val="21"/>
-                <w:lang w:val="es-ES_tradnl" w:eastAsia="es-ES_tradnl"/>
-              </w:rPr>
-              <w:t xml:space="preserve">          </w:t>
-            </w:r>
-            <w:r>
-              <w:rPr>
-                <w:rFonts w:ascii="Segoe UI" w:eastAsia="Times New Roman" w:hAnsi="Segoe UI" w:cs="Segoe UI"/>
-                <w:color w:val="BBBEBF"/>
-                <w:sz w:val="21"/>
-                <w:szCs w:val="21"/>
-                <w:lang w:val="es-ES_tradnl" w:eastAsia="es-ES_tradnl"/>
-              </w:rPr>
-              <w:t>Esto es otra cita anidada</w:t>
-            </w:r>
-          </w:p>
-          <w:p>
-            <w:pPr>
-              <w:widowControl/>
-              <w:rPr>
-                <w:rFonts w:ascii="Segoe UI" w:eastAsia="Times New Roman" w:hAnsi="Segoe UI" w:cs="Segoe UI"/>
-                <w:sz w:val="21"/>
-                <w:szCs w:val="21"/>
-                <w:lang w:val="es-ES_tradnl" w:eastAsia="es-ES_tradnl"/>
-              </w:rPr>
-            </w:pPr>
-            <w:r>
-              <w:rPr>
-                <w:rFonts w:ascii="Times New Roman" w:eastAsia="Times New Roman" w:hAnsi="Times New Roman" w:cs="Times New Roman"/>
-                <w:sz w:val="24"/>
-                <w:szCs w:val="24"/>
-                <w:lang w:val="es-ES_tradnl" w:eastAsia="es-ES_tradnl"/>
-              </w:rPr>
-              <w:pict w14:anchorId="0BED7383">
-                <v:rect id="_x0000_i1028" style="width:0;height:.75pt" o:hralign="center" o:hrstd="t" o:hr="t" fillcolor="#a0a0a0" stroked="f"/>
-              </w:pict>
-            </w:r>
-          </w:p>
-          <w:p>
-            <w:pPr>
-              <w:widowControl/>
-              <w:numPr>
-                <w:ilvl w:val="0"/>
-                <w:numId w:val="21"/>
-              </w:numPr>
-              <w:spacing w:after="168"/>
-              <w:rPr>
-                <w:rFonts w:ascii="Segoe UI" w:eastAsia="Times New Roman" w:hAnsi="Segoe UI" w:cs="Segoe UI"/>
-                <w:color w:val="BBBEBF"/>
-                <w:sz w:val="21"/>
-                <w:szCs w:val="21"/>
-                <w:lang w:val="es-ES_tradnl" w:eastAsia="es-ES_tradnl"/>
-              </w:rPr>
-            </w:pPr>
-            <w:r>
-              <w:rPr>
-                <w:rFonts w:ascii="Segoe UI" w:eastAsia="Times New Roman" w:hAnsi="Segoe UI" w:cs="Segoe UI"/>
-                <w:color w:val="BBBEBF"/>
-                <w:sz w:val="21"/>
-                <w:szCs w:val="21"/>
-                <w:lang w:val="es-ES_tradnl" w:eastAsia="es-ES_tradnl"/>
-              </w:rPr>
-              <w:t>item1</w:t>
-            </w:r>
-          </w:p>
-          <w:p>
-            <w:pPr>
-              <w:widowControl/>
-              <w:numPr>
-                <w:ilvl w:val="0"/>
-                <w:numId w:val="21"/>
-              </w:numPr>
-              <w:spacing w:after="168"/>
-              <w:rPr>
-                <w:rFonts w:ascii="Segoe UI" w:eastAsia="Times New Roman" w:hAnsi="Segoe UI" w:cs="Segoe UI"/>
-                <w:color w:val="BBBEBF"/>
-                <w:sz w:val="21"/>
-                <w:szCs w:val="21"/>
-                <w:lang w:val="es-ES_tradnl" w:eastAsia="es-ES_tradnl"/>
-              </w:rPr>
-            </w:pPr>
-            <w:r>
-              <w:rPr>
-                <w:rFonts w:ascii="Segoe UI" w:eastAsia="Times New Roman" w:hAnsi="Segoe UI" w:cs="Segoe UI"/>
-                <w:color w:val="BBBEBF"/>
-                <w:sz w:val="21"/>
-                <w:szCs w:val="21"/>
-                <w:lang w:val="es-ES_tradnl" w:eastAsia="es-ES_tradnl"/>
-              </w:rPr>
-              <w:t>item2</w:t>
-            </w:r>
-          </w:p>
-          <w:p>
-            <w:pPr>
-              <w:widowControl/>
-              <w:numPr>
-                <w:ilvl w:val="1"/>
-                <w:numId w:val="21"/>
-              </w:numPr>
-              <w:spacing w:before="100" w:beforeAutospacing="1" w:after="100" w:afterAutospacing="1"/>
-              <w:rPr>
-                <w:rFonts w:ascii="Segoe UI" w:eastAsia="Times New Roman" w:hAnsi="Segoe UI" w:cs="Segoe UI"/>
-                <w:color w:val="BBBEBF"/>
-                <w:sz w:val="21"/>
-                <w:szCs w:val="21"/>
-                <w:lang w:val="es-ES_tradnl" w:eastAsia="es-ES_tradnl"/>
-              </w:rPr>
-            </w:pPr>
-            <w:r>
-              <w:rPr>
-                <w:rFonts w:ascii="Segoe UI" w:eastAsia="Times New Roman" w:hAnsi="Segoe UI" w:cs="Segoe UI"/>
-                <w:color w:val="BBBEBF"/>
-                <w:sz w:val="21"/>
-                <w:szCs w:val="21"/>
-                <w:lang w:val="es-ES_tradnl" w:eastAsia="es-ES_tradnl"/>
-              </w:rPr>
-              <w:t>Item2.1</w:t>
-            </w:r>
-          </w:p>
-          <w:p>
-            <w:pPr>
-              <w:widowControl/>
-              <w:rPr>
-                <w:rFonts w:ascii="Segoe UI" w:eastAsia="Times New Roman" w:hAnsi="Segoe UI" w:cs="Segoe UI"/>
-                <w:sz w:val="21"/>
-                <w:szCs w:val="21"/>
-                <w:lang w:val="es-ES_tradnl" w:eastAsia="es-ES_tradnl"/>
-              </w:rPr>
-            </w:pPr>
-            <w:r>
-              <w:rPr>
-                <w:rFonts w:ascii="Times New Roman" w:eastAsia="Times New Roman" w:hAnsi="Times New Roman" w:cs="Times New Roman"/>
-                <w:sz w:val="24"/>
-                <w:szCs w:val="24"/>
-                <w:lang w:val="es-ES_tradnl" w:eastAsia="es-ES_tradnl"/>
-              </w:rPr>
-              <w:pict w14:anchorId="2F7529C7">
-                <v:rect id="_x0000_i1029" style="width:0;height:.75pt" o:hralign="center" o:hrstd="t" o:hr="t" fillcolor="#a0a0a0" stroked="f"/>
-              </w:pict>
-            </w:r>
-          </w:p>
-          <w:p>
-            <w:pPr>
-              <w:widowControl/>
-              <w:numPr>
-                <w:ilvl w:val="0"/>
-                <w:numId w:val="22"/>
-              </w:numPr>
-              <w:spacing w:after="168"/>
-              <w:rPr>
-                <w:rFonts w:ascii="Segoe UI" w:eastAsia="Times New Roman" w:hAnsi="Segoe UI" w:cs="Segoe UI"/>
-                <w:color w:val="BBBEBF"/>
-                <w:sz w:val="21"/>
-                <w:szCs w:val="21"/>
-                <w:lang w:val="es-ES_tradnl" w:eastAsia="es-ES_tradnl"/>
-              </w:rPr>
-            </w:pPr>
-            <w:r>
-              <w:rPr>
-                <w:rFonts w:ascii="Segoe UI" w:eastAsia="Times New Roman" w:hAnsi="Segoe UI" w:cs="Segoe UI"/>
-                <w:color w:val="BBBEBF"/>
-                <w:sz w:val="21"/>
-                <w:szCs w:val="21"/>
-                <w:lang w:val="es-ES_tradnl" w:eastAsia="es-ES_tradnl"/>
-              </w:rPr>
-              <w:t>Item1</w:t>
-            </w:r>
-          </w:p>
-          <w:p>
-            <w:pPr>
-              <w:widowControl/>
-              <w:numPr>
-                <w:ilvl w:val="0"/>
-                <w:numId w:val="22"/>
-              </w:numPr>
-              <w:spacing w:after="168"/>
-              <w:rPr>
-                <w:rFonts w:ascii="Segoe UI" w:eastAsia="Times New Roman" w:hAnsi="Segoe UI" w:cs="Segoe UI"/>
-                <w:color w:val="BBBEBF"/>
-                <w:sz w:val="21"/>
-                <w:szCs w:val="21"/>
-                <w:lang w:val="es-ES_tradnl" w:eastAsia="es-ES_tradnl"/>
-              </w:rPr>
-            </w:pPr>
-            <w:r>
-              <w:rPr>
-                <w:rFonts w:ascii="Segoe UI" w:eastAsia="Times New Roman" w:hAnsi="Segoe UI" w:cs="Segoe UI"/>
-                <w:color w:val="BBBEBF"/>
-                <w:sz w:val="21"/>
-                <w:szCs w:val="21"/>
-                <w:lang w:val="es-ES_tradnl" w:eastAsia="es-ES_tradnl"/>
-              </w:rPr>
-              <w:t>Item2</w:t>
-            </w:r>
-          </w:p>
-          <w:p>
-            <w:pPr>
-              <w:widowControl/>
-              <w:numPr>
-                <w:ilvl w:val="0"/>
-                <w:numId w:val="22"/>
-              </w:numPr>
-              <w:spacing w:after="168"/>
-              <w:rPr>
-                <w:rFonts w:ascii="Segoe UI" w:eastAsia="Times New Roman" w:hAnsi="Segoe UI" w:cs="Segoe UI"/>
-                <w:color w:val="BBBEBF"/>
-                <w:sz w:val="21"/>
-                <w:szCs w:val="21"/>
-                <w:lang w:val="es-ES_tradnl" w:eastAsia="es-ES_tradnl"/>
-              </w:rPr>
-            </w:pPr>
-            <w:r>
-              <w:rPr>
-                <w:rFonts w:ascii="Segoe UI" w:eastAsia="Times New Roman" w:hAnsi="Segoe UI" w:cs="Segoe UI"/>
-                <w:color w:val="BBBEBF"/>
-                <w:sz w:val="21"/>
-                <w:szCs w:val="21"/>
-                <w:lang w:val="es-ES_tradnl" w:eastAsia="es-ES_tradnl"/>
-              </w:rPr>
-              <w:t>Item3</w:t>
-            </w:r>
-          </w:p>
-          <w:p>
-            <w:pPr>
-              <w:widowControl/>
-              <w:spacing w:after="168"/>
-              <w:ind w:left="720"/>
-              <w:rPr>
-                <w:rFonts w:ascii="Segoe UI" w:eastAsia="Times New Roman" w:hAnsi="Segoe UI" w:cs="Segoe UI"/>
-                <w:color w:val="BBBEBF"/>
-                <w:sz w:val="21"/>
-                <w:szCs w:val="21"/>
-                <w:lang w:val="es-ES_tradnl" w:eastAsia="es-ES_tradnl"/>
-              </w:rPr>
-            </w:pPr>
-            <w:r>
-              <w:rPr>
-                <w:rFonts w:ascii="Segoe UI" w:eastAsia="Times New Roman" w:hAnsi="Segoe UI" w:cs="Segoe UI"/>
-                <w:color w:val="BBBEBF"/>
-                <w:sz w:val="21"/>
-                <w:szCs w:val="21"/>
-                <w:lang w:val="es-ES_tradnl" w:eastAsia="es-ES_tradnl"/>
-              </w:rPr>
-              <w:t>3.1 Item3.1</w:t>
-            </w:r>
-          </w:p>
-          <w:p>
-            <w:pPr>
-              <w:widowControl/>
-              <w:spacing w:after="168"/>
-              <w:ind w:left="720"/>
-              <w:rPr>
-                <w:rFonts w:ascii="Segoe UI" w:eastAsia="Times New Roman" w:hAnsi="Segoe UI" w:cs="Segoe UI"/>
-                <w:color w:val="BBBEBF"/>
-                <w:sz w:val="21"/>
-                <w:szCs w:val="21"/>
-                <w:lang w:val="es-ES_tradnl" w:eastAsia="es-ES_tradnl"/>
-              </w:rPr>
-            </w:pPr>
-            <w:r>
-              <w:rPr>
-                <w:rFonts w:ascii="Segoe UI" w:eastAsia="Times New Roman" w:hAnsi="Segoe UI" w:cs="Segoe UI"/>
-                <w:color w:val="BBBEBF"/>
-                <w:sz w:val="21"/>
-                <w:szCs w:val="21"/>
-                <w:lang w:val="es-ES_tradnl" w:eastAsia="es-ES_tradnl"/>
-              </w:rPr>
-              <w:lastRenderedPageBreak/>
-              <w:t>3.2 Item3.2</w:t>
-            </w:r>
-          </w:p>
-          <w:p>
-            <w:pPr>
-              <w:widowControl/>
-              <w:rPr>
-                <w:rFonts w:ascii="Segoe UI" w:eastAsia="Times New Roman" w:hAnsi="Segoe UI" w:cs="Segoe UI"/>
-                <w:sz w:val="21"/>
-                <w:szCs w:val="21"/>
-                <w:lang w:val="es-ES_tradnl" w:eastAsia="es-ES_tradnl"/>
-              </w:rPr>
-            </w:pPr>
-            <w:r>
-              <w:rPr>
-                <w:rFonts w:ascii="Times New Roman" w:eastAsia="Times New Roman" w:hAnsi="Times New Roman" w:cs="Times New Roman"/>
-                <w:sz w:val="24"/>
-                <w:szCs w:val="24"/>
-                <w:lang w:val="es-ES_tradnl" w:eastAsia="es-ES_tradnl"/>
-              </w:rPr>
-              <w:pict w14:anchorId="3CD0922E">
-                <v:rect id="_x0000_i1030" style="width:0;height:.75pt" o:hralign="center" o:hrstd="t" o:hr="t" fillcolor="#a0a0a0" stroked="f"/>
-              </w:pict>
+                <w:color w:val="D5CED9"/>
+                <w:sz w:val="21"/>
+                <w:szCs w:val="21"/>
+                <w:lang w:val="es-CO" w:eastAsia="es-CO"/>
+              </w:rPr>
+            </w:pPr>
+            <w:r>
+              <w:rPr>
+                <w:rFonts w:ascii="Segoe UI" w:eastAsia="Times New Roman" w:hAnsi="Segoe UI" w:cs="Segoe UI"/>
+                <w:color w:val="D5CED9"/>
+                <w:sz w:val="21"/>
+                <w:szCs w:val="21"/>
+                <w:lang w:val="es-CO" w:eastAsia="es-CO"/>
+              </w:rPr>
+              <w:t>Este tipo de representación puede indicar primero el carácter y luego el número de apariciones consecutivas.</w:t>
+            </w:r>
+          </w:p>
+          <w:p>
+            <w:pPr>
+              <w:widowControl/>
+              <w:spacing w:before="360" w:after="240"/>
+              <w:outlineLvl w:val="1"/>
+              <w:rPr>
+                <w:rFonts w:ascii="Segoe UI" w:eastAsia="Times New Roman" w:hAnsi="Segoe UI" w:cs="Segoe UI"/>
+                <w:b/>
+                <w:bCs/>
+                <w:color w:val="D5CED9"/>
+                <w:sz w:val="36"/>
+                <w:szCs w:val="36"/>
+                <w:lang w:val="es-CO" w:eastAsia="es-CO"/>
+              </w:rPr>
+            </w:pPr>
+            <w:r>
+              <w:rPr>
+                <w:rFonts w:ascii="Segoe UI" w:eastAsia="Times New Roman" w:hAnsi="Segoe UI" w:cs="Segoe UI"/>
+                <w:b/>
+                <w:bCs/>
+                <w:color w:val="D5CED9"/>
+                <w:sz w:val="36"/>
+                <w:szCs w:val="36"/>
+                <w:lang w:val="es-CO" w:eastAsia="es-CO"/>
+              </w:rPr>
+              <w:t>Compresión y extracción</w:t>
+            </w:r>
+          </w:p>
+          <w:p>
+            <w:pPr>
+              <w:widowControl/>
+              <w:spacing w:after="240"/>
+              <w:rPr>
+                <w:rFonts w:ascii="Segoe UI" w:eastAsia="Times New Roman" w:hAnsi="Segoe UI" w:cs="Segoe UI"/>
+                <w:color w:val="D5CED9"/>
+                <w:sz w:val="21"/>
+                <w:szCs w:val="21"/>
+                <w:lang w:val="es-CO" w:eastAsia="es-CO"/>
+              </w:rPr>
+            </w:pPr>
+            <w:r>
+              <w:rPr>
+                <w:rFonts w:ascii="Segoe UI" w:eastAsia="Times New Roman" w:hAnsi="Segoe UI" w:cs="Segoe UI"/>
+                <w:b/>
+                <w:bCs/>
+                <w:color w:val="D5CED9"/>
+                <w:sz w:val="21"/>
+                <w:szCs w:val="21"/>
+                <w:lang w:val="es-CO" w:eastAsia="es-CO"/>
+              </w:rPr>
+              <w:t>Compresión →</w:t>
+            </w:r>
+            <w:r>
+              <w:rPr>
+                <w:rFonts w:ascii="Segoe UI" w:eastAsia="Times New Roman" w:hAnsi="Segoe UI" w:cs="Segoe UI"/>
+                <w:color w:val="D5CED9"/>
+                <w:sz w:val="21"/>
+                <w:szCs w:val="21"/>
+                <w:lang w:val="es-CO" w:eastAsia="es-CO"/>
+              </w:rPr>
+              <w:t> reduce el tamaño que ocupa un archivo.</w:t>
+            </w:r>
+          </w:p>
+          <w:p>
+            <w:pPr>
+              <w:widowControl/>
+              <w:spacing w:after="240"/>
+              <w:rPr>
+                <w:rFonts w:ascii="Segoe UI" w:eastAsia="Times New Roman" w:hAnsi="Segoe UI" w:cs="Segoe UI"/>
+                <w:color w:val="D5CED9"/>
+                <w:sz w:val="21"/>
+                <w:szCs w:val="21"/>
+                <w:lang w:val="es-CO" w:eastAsia="es-CO"/>
+              </w:rPr>
+            </w:pPr>
+            <w:r>
+              <w:rPr>
+                <w:rFonts w:ascii="Segoe UI" w:eastAsia="Times New Roman" w:hAnsi="Segoe UI" w:cs="Segoe UI"/>
+                <w:b/>
+                <w:bCs/>
+                <w:color w:val="D5CED9"/>
+                <w:sz w:val="21"/>
+                <w:szCs w:val="21"/>
+                <w:lang w:val="es-CO" w:eastAsia="es-CO"/>
+              </w:rPr>
+              <w:t>Extracción →</w:t>
+            </w:r>
+            <w:r>
+              <w:rPr>
+                <w:rFonts w:ascii="Segoe UI" w:eastAsia="Times New Roman" w:hAnsi="Segoe UI" w:cs="Segoe UI"/>
+                <w:color w:val="D5CED9"/>
+                <w:sz w:val="21"/>
+                <w:szCs w:val="21"/>
+                <w:lang w:val="es-CO" w:eastAsia="es-CO"/>
+              </w:rPr>
+              <w:t> recupera los datos desde el archivo comprimido.</w:t>
+            </w:r>
+          </w:p>
+          <w:p>
+            <w:pPr>
+              <w:widowControl/>
+              <w:spacing w:after="240"/>
+              <w:rPr>
+                <w:rFonts w:ascii="Segoe UI" w:eastAsia="Times New Roman" w:hAnsi="Segoe UI" w:cs="Segoe UI"/>
+                <w:color w:val="D5CED9"/>
+                <w:sz w:val="21"/>
+                <w:szCs w:val="21"/>
+                <w:lang w:val="es-CO" w:eastAsia="es-CO"/>
+              </w:rPr>
+            </w:pPr>
+            <w:r>
+              <w:rPr>
+                <w:rFonts w:ascii="Segoe UI" w:eastAsia="Times New Roman" w:hAnsi="Segoe UI" w:cs="Segoe UI"/>
+                <w:color w:val="D5CED9"/>
+                <w:sz w:val="21"/>
+                <w:szCs w:val="21"/>
+                <w:lang w:val="es-CO" w:eastAsia="es-CO"/>
+              </w:rPr>
+              <w:t>Los algoritmos de compresión permiten que los archivos ocupen menos memoria y requieran menos ancho de banda durante su transmisión.</w:t>
+            </w:r>
+          </w:p>
+          <w:p>
+            <w:pPr>
+              <w:widowControl/>
+              <w:spacing w:before="360" w:after="240"/>
+              <w:outlineLvl w:val="1"/>
+              <w:rPr>
+                <w:rFonts w:ascii="Segoe UI" w:eastAsia="Times New Roman" w:hAnsi="Segoe UI" w:cs="Segoe UI"/>
+                <w:b/>
+                <w:bCs/>
+                <w:color w:val="D5CED9"/>
+                <w:sz w:val="36"/>
+                <w:szCs w:val="36"/>
+                <w:lang w:val="es-CO" w:eastAsia="es-CO"/>
+              </w:rPr>
+            </w:pPr>
+            <w:r>
+              <w:rPr>
+                <w:rFonts w:ascii="Segoe UI" w:eastAsia="Times New Roman" w:hAnsi="Segoe UI" w:cs="Segoe UI"/>
+                <w:b/>
+                <w:bCs/>
+                <w:color w:val="D5CED9"/>
+                <w:sz w:val="36"/>
+                <w:szCs w:val="36"/>
+                <w:lang w:val="es-CO" w:eastAsia="es-CO"/>
+              </w:rPr>
+              <w:t>Tipos de compresión</w:t>
             </w:r>
           </w:p>
           <w:tbl>
@@ -4335,8 +5669,9 @@
               <w:tblLook w:val="04A0" w:firstRow="1" w:lastRow="0" w:firstColumn="1" w:lastColumn="0" w:noHBand="0" w:noVBand="1"/>
             </w:tblPr>
             <w:tblGrid>
-              <w:gridCol w:w="1360"/>
-              <w:gridCol w:w="1360"/>
+              <w:gridCol w:w="1039"/>
+              <w:gridCol w:w="2372"/>
+              <w:gridCol w:w="1289"/>
             </w:tblGrid>
             <w:tr>
               <w:trPr>
@@ -4362,10 +5697,10 @@
                       <w:rFonts w:ascii="Segoe UI" w:eastAsia="Times New Roman" w:hAnsi="Segoe UI" w:cs="Segoe UI"/>
                       <w:b/>
                       <w:bCs/>
-                      <w:color w:val="BBBEBF"/>
+                      <w:color w:val="D5CED9"/>
                       <w:sz w:val="21"/>
                       <w:szCs w:val="21"/>
-                      <w:lang w:val="es-ES_tradnl" w:eastAsia="es-ES_tradnl"/>
+                      <w:lang w:val="es-CO" w:eastAsia="es-CO"/>
                     </w:rPr>
                   </w:pPr>
                   <w:r>
@@ -4373,12 +5708,12 @@
                       <w:rFonts w:ascii="Segoe UI" w:eastAsia="Times New Roman" w:hAnsi="Segoe UI" w:cs="Segoe UI"/>
                       <w:b/>
                       <w:bCs/>
-                      <w:color w:val="BBBEBF"/>
+                      <w:color w:val="D5CED9"/>
                       <w:sz w:val="21"/>
                       <w:szCs w:val="21"/>
-                      <w:lang w:val="es-ES_tradnl" w:eastAsia="es-ES_tradnl"/>
+                      <w:lang w:val="es-CO" w:eastAsia="es-CO"/>
                     </w:rPr>
-                    <w:t>Col1</w:t>
+                    <w:t>Tipo</w:t>
                   </w:r>
                 </w:p>
               </w:tc>
@@ -4402,10 +5737,10 @@
                       <w:rFonts w:ascii="Segoe UI" w:eastAsia="Times New Roman" w:hAnsi="Segoe UI" w:cs="Segoe UI"/>
                       <w:b/>
                       <w:bCs/>
-                      <w:color w:val="BBBEBF"/>
+                      <w:color w:val="D5CED9"/>
                       <w:sz w:val="21"/>
                       <w:szCs w:val="21"/>
-                      <w:lang w:val="es-ES_tradnl" w:eastAsia="es-ES_tradnl"/>
+                      <w:lang w:val="es-CO" w:eastAsia="es-CO"/>
                     </w:rPr>
                   </w:pPr>
                   <w:r>
@@ -4413,12 +5748,52 @@
                       <w:rFonts w:ascii="Segoe UI" w:eastAsia="Times New Roman" w:hAnsi="Segoe UI" w:cs="Segoe UI"/>
                       <w:b/>
                       <w:bCs/>
-                      <w:color w:val="BBBEBF"/>
+                      <w:color w:val="D5CED9"/>
                       <w:sz w:val="21"/>
                       <w:szCs w:val="21"/>
-                      <w:lang w:val="es-ES_tradnl" w:eastAsia="es-ES_tradnl"/>
+                      <w:lang w:val="es-CO" w:eastAsia="es-CO"/>
                     </w:rPr>
-                    <w:t>Col2</w:t>
+                    <w:t>¿Pierde información?</w:t>
+                  </w:r>
+                </w:p>
+              </w:tc>
+              <w:tc>
+                <w:tcPr>
+                  <w:tcW w:w="0" w:type="auto"/>
+                  <w:tcMar>
+                    <w:top w:w="75" w:type="dxa"/>
+                    <w:left w:w="150" w:type="dxa"/>
+                    <w:bottom w:w="75" w:type="dxa"/>
+                    <w:right w:w="150" w:type="dxa"/>
+                  </w:tcMar>
+                  <w:vAlign w:val="center"/>
+                  <w:hideMark/>
+                </w:tcPr>
+                <w:p>
+                  <w:pPr>
+                    <w:widowControl/>
+                    <w:spacing w:after="168"/>
+                    <w:rPr>
+                      <w:rFonts w:ascii="Segoe UI" w:eastAsia="Times New Roman" w:hAnsi="Segoe UI" w:cs="Segoe UI"/>
+                      <w:b/>
+                      <w:bCs/>
+                      <w:color w:val="D5CED9"/>
+                      <w:sz w:val="21"/>
+                      <w:szCs w:val="21"/>
+                      <w:lang w:val="es-CO" w:eastAsia="es-CO"/>
+                    </w:rPr>
+                  </w:pPr>
+                  <w:r>
+                    <w:rPr>
+                      <w:rFonts w:ascii="Segoe UI" w:eastAsia="Times New Roman" w:hAnsi="Segoe UI" w:cs="Segoe UI"/>
+                      <w:b/>
+                      <w:bCs/>
+                      <w:color w:val="D5CED9"/>
+                      <w:sz w:val="21"/>
+                      <w:szCs w:val="21"/>
+                      <w:lang w:val="es-CO" w:eastAsia="es-CO"/>
+                    </w:rPr>
+                    <w:t>Ejemplo</w:t>
                   </w:r>
                 </w:p>
               </w:tc>
@@ -4442,21 +5817,59 @@
                     <w:spacing w:after="168"/>
                     <w:rPr>
                       <w:rFonts w:ascii="Segoe UI" w:eastAsia="Times New Roman" w:hAnsi="Segoe UI" w:cs="Segoe UI"/>
-                      <w:color w:val="BBBEBF"/>
+                      <w:color w:val="D5CED9"/>
                       <w:sz w:val="21"/>
                       <w:szCs w:val="21"/>
-                      <w:lang w:val="es-ES_tradnl" w:eastAsia="es-ES_tradnl"/>
+                      <w:lang w:val="es-CO" w:eastAsia="es-CO"/>
+                    </w:rPr>
+                  </w:pPr>
+                  <w:proofErr w:type="spellStart"/>
+                  <w:r>
+                    <w:rPr>
+                      <w:rFonts w:ascii="Segoe UI" w:eastAsia="Times New Roman" w:hAnsi="Segoe UI" w:cs="Segoe UI"/>
+                      <w:color w:val="D5CED9"/>
+                      <w:sz w:val="21"/>
+                      <w:szCs w:val="21"/>
+                      <w:lang w:val="es-CO" w:eastAsia="es-CO"/>
+                    </w:rPr>
+                    <w:t>Lossy</w:t>
+                  </w:r>
+                  <w:proofErr w:type="spellEnd"/>
+                </w:p>
+              </w:tc>
+              <w:tc>
+                <w:tcPr>
+                  <w:tcW w:w="0" w:type="auto"/>
+                  <w:tcMar>
+                    <w:top w:w="75" w:type="dxa"/>
+                    <w:left w:w="150" w:type="dxa"/>
+                    <w:bottom w:w="75" w:type="dxa"/>
+                    <w:right w:w="150" w:type="dxa"/>
+                  </w:tcMar>
+                  <w:vAlign w:val="center"/>
+                  <w:hideMark/>
+                </w:tcPr>
+                <w:p>
+                  <w:pPr>
+                    <w:widowControl/>
+                    <w:spacing w:after="168"/>
+                    <w:rPr>
+                      <w:rFonts w:ascii="Segoe UI" w:eastAsia="Times New Roman" w:hAnsi="Segoe UI" w:cs="Segoe UI"/>
+                      <w:color w:val="D5CED9"/>
+                      <w:sz w:val="21"/>
+                      <w:szCs w:val="21"/>
+                      <w:lang w:val="es-CO" w:eastAsia="es-CO"/>
                     </w:rPr>
                   </w:pPr>
                   <w:r>
                     <w:rPr>
                       <w:rFonts w:ascii="Segoe UI" w:eastAsia="Times New Roman" w:hAnsi="Segoe UI" w:cs="Segoe UI"/>
-                      <w:color w:val="BBBEBF"/>
+                      <w:color w:val="D5CED9"/>
                       <w:sz w:val="21"/>
                       <w:szCs w:val="21"/>
-                      <w:lang w:val="es-ES_tradnl" w:eastAsia="es-ES_tradnl"/>
+                      <w:lang w:val="es-CO" w:eastAsia="es-CO"/>
                     </w:rPr>
-                    <w:t>texto1_fila1</w:t>
+                    <w:t>Sí</w:t>
                   </w:r>
                 </w:p>
               </w:tc>
@@ -4478,21 +5891,21 @@
                     <w:spacing w:after="168"/>
                     <w:rPr>
                       <w:rFonts w:ascii="Segoe UI" w:eastAsia="Times New Roman" w:hAnsi="Segoe UI" w:cs="Segoe UI"/>
-                      <w:color w:val="BBBEBF"/>
+                      <w:color w:val="D5CED9"/>
                       <w:sz w:val="21"/>
                       <w:szCs w:val="21"/>
-                      <w:lang w:val="es-ES_tradnl" w:eastAsia="es-ES_tradnl"/>
+                      <w:lang w:val="es-CO" w:eastAsia="es-CO"/>
                     </w:rPr>
                   </w:pPr>
                   <w:r>
                     <w:rPr>
                       <w:rFonts w:ascii="Segoe UI" w:eastAsia="Times New Roman" w:hAnsi="Segoe UI" w:cs="Segoe UI"/>
-                      <w:color w:val="BBBEBF"/>
+                      <w:color w:val="D5CED9"/>
                       <w:sz w:val="21"/>
                       <w:szCs w:val="21"/>
-                      <w:lang w:val="es-ES_tradnl" w:eastAsia="es-ES_tradnl"/>
+                      <w:lang w:val="es-CO" w:eastAsia="es-CO"/>
                     </w:rPr>
-                    <w:t>texto2_fila1</w:t>
+                    <w:t>JPEG, MP3</w:t>
                   </w:r>
                 </w:p>
               </w:tc>
@@ -4516,21 +5929,59 @@
                     <w:spacing w:after="168"/>
                     <w:rPr>
                       <w:rFonts w:ascii="Segoe UI" w:eastAsia="Times New Roman" w:hAnsi="Segoe UI" w:cs="Segoe UI"/>
-                      <w:color w:val="BBBEBF"/>
+                      <w:color w:val="D5CED9"/>
                       <w:sz w:val="21"/>
                       <w:szCs w:val="21"/>
-                      <w:lang w:val="es-ES_tradnl" w:eastAsia="es-ES_tradnl"/>
+                      <w:lang w:val="es-CO" w:eastAsia="es-CO"/>
+                    </w:rPr>
+                  </w:pPr>
+                  <w:proofErr w:type="spellStart"/>
+                  <w:r>
+                    <w:rPr>
+                      <w:rFonts w:ascii="Segoe UI" w:eastAsia="Times New Roman" w:hAnsi="Segoe UI" w:cs="Segoe UI"/>
+                      <w:color w:val="D5CED9"/>
+                      <w:sz w:val="21"/>
+                      <w:szCs w:val="21"/>
+                      <w:lang w:val="es-CO" w:eastAsia="es-CO"/>
+                    </w:rPr>
+                    <w:t>Lossless</w:t>
+                  </w:r>
+                  <w:proofErr w:type="spellEnd"/>
+                </w:p>
+              </w:tc>
+              <w:tc>
+                <w:tcPr>
+                  <w:tcW w:w="0" w:type="auto"/>
+                  <w:tcMar>
+                    <w:top w:w="75" w:type="dxa"/>
+                    <w:left w:w="150" w:type="dxa"/>
+                    <w:bottom w:w="75" w:type="dxa"/>
+                    <w:right w:w="150" w:type="dxa"/>
+                  </w:tcMar>
+                  <w:vAlign w:val="center"/>
+                  <w:hideMark/>
+                </w:tcPr>
+                <w:p>
+                  <w:pPr>
+                    <w:widowControl/>
+                    <w:spacing w:after="168"/>
+                    <w:rPr>
+                      <w:rFonts w:ascii="Segoe UI" w:eastAsia="Times New Roman" w:hAnsi="Segoe UI" w:cs="Segoe UI"/>
+                      <w:color w:val="D5CED9"/>
+                      <w:sz w:val="21"/>
+                      <w:szCs w:val="21"/>
+                      <w:lang w:val="es-CO" w:eastAsia="es-CO"/>
                     </w:rPr>
                   </w:pPr>
                   <w:r>
                     <w:rPr>
                       <w:rFonts w:ascii="Segoe UI" w:eastAsia="Times New Roman" w:hAnsi="Segoe UI" w:cs="Segoe UI"/>
-                      <w:color w:val="BBBEBF"/>
+                      <w:color w:val="D5CED9"/>
                       <w:sz w:val="21"/>
                       <w:szCs w:val="21"/>
-                      <w:lang w:val="es-ES_tradnl" w:eastAsia="es-ES_tradnl"/>
+                      <w:lang w:val="es-CO" w:eastAsia="es-CO"/>
                     </w:rPr>
-                    <w:t>texto1_fila</w:t>
+                    <w:t>No</w:t>
                   </w:r>
                 </w:p>
               </w:tc>
@@ -4552,21 +6003,21 @@
                     <w:spacing w:after="168"/>
                     <w:rPr>
                       <w:rFonts w:ascii="Segoe UI" w:eastAsia="Times New Roman" w:hAnsi="Segoe UI" w:cs="Segoe UI"/>
-                      <w:color w:val="BBBEBF"/>
+                      <w:color w:val="D5CED9"/>
                       <w:sz w:val="21"/>
                       <w:szCs w:val="21"/>
-                      <w:lang w:val="es-ES_tradnl" w:eastAsia="es-ES_tradnl"/>
+                      <w:lang w:val="es-CO" w:eastAsia="es-CO"/>
                     </w:rPr>
                   </w:pPr>
                   <w:r>
                     <w:rPr>
                       <w:rFonts w:ascii="Segoe UI" w:eastAsia="Times New Roman" w:hAnsi="Segoe UI" w:cs="Segoe UI"/>
-                      <w:color w:val="BBBEBF"/>
+                      <w:color w:val="D5CED9"/>
                       <w:sz w:val="21"/>
                       <w:szCs w:val="21"/>
-                      <w:lang w:val="es-ES_tradnl" w:eastAsia="es-ES_tradnl"/>
+                      <w:lang w:val="es-CO" w:eastAsia="es-CO"/>
                     </w:rPr>
-                    <w:t>texto2_fila2</w:t>
+                    <w:t>PNG, FLAC</w:t>
                   </w:r>
                 </w:p>
               </w:tc>
@@ -4575,11 +6026,511 @@
           <w:p>
             <w:pPr>
               <w:widowControl/>
-              <w:rPr>
-                <w:rFonts w:ascii="Segoe UI" w:eastAsia="Times New Roman" w:hAnsi="Segoe UI" w:cs="Segoe UI"/>
-                <w:sz w:val="21"/>
-                <w:szCs w:val="21"/>
-                <w:lang w:val="es-ES_tradnl" w:eastAsia="es-ES_tradnl"/>
+              <w:spacing w:before="360" w:after="240"/>
+              <w:outlineLvl w:val="1"/>
+              <w:rPr>
+                <w:rFonts w:ascii="Segoe UI" w:eastAsia="Times New Roman" w:hAnsi="Segoe UI" w:cs="Segoe UI"/>
+                <w:b/>
+                <w:bCs/>
+                <w:color w:val="D5CED9"/>
+                <w:sz w:val="36"/>
+                <w:szCs w:val="36"/>
+                <w:lang w:val="es-CO" w:eastAsia="es-CO"/>
+              </w:rPr>
+            </w:pPr>
+            <w:r>
+              <w:rPr>
+                <w:rFonts w:ascii="Segoe UI" w:eastAsia="Times New Roman" w:hAnsi="Segoe UI" w:cs="Segoe UI"/>
+                <w:b/>
+                <w:bCs/>
+                <w:color w:val="D5CED9"/>
+                <w:sz w:val="36"/>
+                <w:szCs w:val="36"/>
+                <w:lang w:val="es-CO" w:eastAsia="es-CO"/>
+              </w:rPr>
+              <w:t>Proceso de tratamiento de la información</w:t>
+            </w:r>
+          </w:p>
+          <w:p>
+            <w:pPr>
+              <w:widowControl/>
+              <w:numPr>
+                <w:ilvl w:val="0"/>
+                <w:numId w:val="24"/>
+              </w:numPr>
+              <w:spacing w:before="100" w:beforeAutospacing="1" w:after="100" w:afterAutospacing="1"/>
+              <w:rPr>
+                <w:rFonts w:ascii="Segoe UI" w:eastAsia="Times New Roman" w:hAnsi="Segoe UI" w:cs="Segoe UI"/>
+                <w:color w:val="D5CED9"/>
+                <w:sz w:val="21"/>
+                <w:szCs w:val="21"/>
+                <w:lang w:val="es-CO" w:eastAsia="es-CO"/>
+              </w:rPr>
+            </w:pPr>
+            <w:r>
+              <w:rPr>
+                <w:rFonts w:ascii="Segoe UI" w:eastAsia="Times New Roman" w:hAnsi="Segoe UI" w:cs="Segoe UI"/>
+                <w:color w:val="D5CED9"/>
+                <w:sz w:val="21"/>
+                <w:szCs w:val="21"/>
+                <w:lang w:val="es-CO" w:eastAsia="es-CO"/>
+              </w:rPr>
+              <w:t>[x] Codificar</w:t>
+            </w:r>
+          </w:p>
+          <w:p>
+            <w:pPr>
+              <w:widowControl/>
+              <w:numPr>
+                <w:ilvl w:val="0"/>
+                <w:numId w:val="24"/>
+              </w:numPr>
+              <w:spacing w:before="100" w:beforeAutospacing="1" w:after="100" w:afterAutospacing="1"/>
+              <w:rPr>
+                <w:rFonts w:ascii="Segoe UI" w:eastAsia="Times New Roman" w:hAnsi="Segoe UI" w:cs="Segoe UI"/>
+                <w:color w:val="D5CED9"/>
+                <w:sz w:val="21"/>
+                <w:szCs w:val="21"/>
+                <w:lang w:val="es-CO" w:eastAsia="es-CO"/>
+              </w:rPr>
+            </w:pPr>
+            <w:r>
+              <w:rPr>
+                <w:rFonts w:ascii="Segoe UI" w:eastAsia="Times New Roman" w:hAnsi="Segoe UI" w:cs="Segoe UI"/>
+                <w:color w:val="D5CED9"/>
+                <w:sz w:val="21"/>
+                <w:szCs w:val="21"/>
+                <w:lang w:val="es-CO" w:eastAsia="es-CO"/>
+              </w:rPr>
+              <w:t>[x] Comprimir</w:t>
+            </w:r>
+          </w:p>
+          <w:p>
+            <w:pPr>
+              <w:widowControl/>
+              <w:numPr>
+                <w:ilvl w:val="0"/>
+                <w:numId w:val="24"/>
+              </w:numPr>
+              <w:spacing w:before="100" w:beforeAutospacing="1" w:after="100" w:afterAutospacing="1"/>
+              <w:rPr>
+                <w:rFonts w:ascii="Segoe UI" w:eastAsia="Times New Roman" w:hAnsi="Segoe UI" w:cs="Segoe UI"/>
+                <w:color w:val="D5CED9"/>
+                <w:sz w:val="21"/>
+                <w:szCs w:val="21"/>
+                <w:lang w:val="es-CO" w:eastAsia="es-CO"/>
+              </w:rPr>
+            </w:pPr>
+            <w:proofErr w:type="gramStart"/>
+            <w:r>
+              <w:rPr>
+                <w:rFonts w:ascii="Segoe UI" w:eastAsia="Times New Roman" w:hAnsi="Segoe UI" w:cs="Segoe UI"/>
+                <w:color w:val="D5CED9"/>
+                <w:sz w:val="21"/>
+                <w:szCs w:val="21"/>
+                <w:lang w:val="es-CO" w:eastAsia="es-CO"/>
+              </w:rPr>
+              <w:t>[ ]</w:t>
+            </w:r>
+            <w:proofErr w:type="gramEnd"/>
+            <w:r>
+              <w:rPr>
+                <w:rFonts w:ascii="Segoe UI" w:eastAsia="Times New Roman" w:hAnsi="Segoe UI" w:cs="Segoe UI"/>
+                <w:color w:val="D5CED9"/>
+                <w:sz w:val="21"/>
+                <w:szCs w:val="21"/>
+                <w:lang w:val="es-CO" w:eastAsia="es-CO"/>
+              </w:rPr>
+              <w:t xml:space="preserve"> Transmitir</w:t>
+            </w:r>
+          </w:p>
+          <w:p>
+            <w:pPr>
+              <w:widowControl/>
+              <w:numPr>
+                <w:ilvl w:val="0"/>
+                <w:numId w:val="24"/>
+              </w:numPr>
+              <w:spacing w:before="100" w:beforeAutospacing="1" w:after="100" w:afterAutospacing="1"/>
+              <w:rPr>
+                <w:rFonts w:ascii="Segoe UI" w:eastAsia="Times New Roman" w:hAnsi="Segoe UI" w:cs="Segoe UI"/>
+                <w:color w:val="D5CED9"/>
+                <w:sz w:val="21"/>
+                <w:szCs w:val="21"/>
+                <w:lang w:val="es-CO" w:eastAsia="es-CO"/>
+              </w:rPr>
+            </w:pPr>
+            <w:proofErr w:type="gramStart"/>
+            <w:r>
+              <w:rPr>
+                <w:rFonts w:ascii="Segoe UI" w:eastAsia="Times New Roman" w:hAnsi="Segoe UI" w:cs="Segoe UI"/>
+                <w:color w:val="D5CED9"/>
+                <w:sz w:val="21"/>
+                <w:szCs w:val="21"/>
+                <w:lang w:val="es-CO" w:eastAsia="es-CO"/>
+              </w:rPr>
+              <w:lastRenderedPageBreak/>
+              <w:t>[ ]</w:t>
+            </w:r>
+            <w:proofErr w:type="gramEnd"/>
+            <w:r>
+              <w:rPr>
+                <w:rFonts w:ascii="Segoe UI" w:eastAsia="Times New Roman" w:hAnsi="Segoe UI" w:cs="Segoe UI"/>
+                <w:color w:val="D5CED9"/>
+                <w:sz w:val="21"/>
+                <w:szCs w:val="21"/>
+                <w:lang w:val="es-CO" w:eastAsia="es-CO"/>
+              </w:rPr>
+              <w:t xml:space="preserve"> Recuperar</w:t>
+            </w:r>
+          </w:p>
+          <w:p>
+            <w:pPr>
+              <w:widowControl/>
+              <w:spacing w:before="360" w:after="240"/>
+              <w:outlineLvl w:val="1"/>
+              <w:rPr>
+                <w:rFonts w:ascii="Segoe UI" w:eastAsia="Times New Roman" w:hAnsi="Segoe UI" w:cs="Segoe UI"/>
+                <w:b/>
+                <w:bCs/>
+                <w:color w:val="D5CED9"/>
+                <w:sz w:val="36"/>
+                <w:szCs w:val="36"/>
+                <w:lang w:val="es-CO" w:eastAsia="es-CO"/>
+              </w:rPr>
+            </w:pPr>
+            <w:r>
+              <w:rPr>
+                <w:rFonts w:ascii="Segoe UI" w:eastAsia="Times New Roman" w:hAnsi="Segoe UI" w:cs="Segoe UI"/>
+                <w:b/>
+                <w:bCs/>
+                <w:color w:val="D5CED9"/>
+                <w:sz w:val="36"/>
+                <w:szCs w:val="36"/>
+                <w:lang w:val="es-CO" w:eastAsia="es-CO"/>
+              </w:rPr>
+              <w:t>Idea clave</w:t>
+            </w:r>
+          </w:p>
+          <w:p>
+            <w:pPr>
+              <w:widowControl/>
+              <w:spacing w:after="240"/>
+              <w:rPr>
+                <w:rFonts w:ascii="Segoe UI" w:eastAsia="Times New Roman" w:hAnsi="Segoe UI" w:cs="Segoe UI"/>
+                <w:color w:val="D5CED9"/>
+                <w:sz w:val="21"/>
+                <w:szCs w:val="21"/>
+                <w:lang w:val="es-CO" w:eastAsia="es-CO"/>
+              </w:rPr>
+            </w:pPr>
+            <w:r>
+              <w:rPr>
+                <w:rFonts w:ascii="Segoe UI" w:eastAsia="Times New Roman" w:hAnsi="Segoe UI" w:cs="Segoe UI"/>
+                <w:color w:val="D5CED9"/>
+                <w:sz w:val="21"/>
+                <w:szCs w:val="21"/>
+                <w:lang w:val="es-CO" w:eastAsia="es-CO"/>
+              </w:rPr>
+              <w:t>La información es todo aquello que reduce la incertidumbre.</w:t>
+            </w:r>
+          </w:p>
+          <w:p>
+            <w:pPr>
+              <w:widowControl/>
+              <w:spacing w:before="360" w:after="240"/>
+              <w:outlineLvl w:val="1"/>
+              <w:rPr>
+                <w:rFonts w:ascii="Segoe UI" w:eastAsia="Times New Roman" w:hAnsi="Segoe UI" w:cs="Segoe UI"/>
+                <w:b/>
+                <w:bCs/>
+                <w:color w:val="D5CED9"/>
+                <w:sz w:val="36"/>
+                <w:szCs w:val="36"/>
+                <w:lang w:val="es-CO" w:eastAsia="es-CO"/>
+              </w:rPr>
+            </w:pPr>
+            <w:r>
+              <w:rPr>
+                <w:rFonts w:ascii="Segoe UI" w:eastAsia="Times New Roman" w:hAnsi="Segoe UI" w:cs="Segoe UI"/>
+                <w:b/>
+                <w:bCs/>
+                <w:color w:val="D5CED9"/>
+                <w:sz w:val="36"/>
+                <w:szCs w:val="36"/>
+                <w:lang w:val="es-CO" w:eastAsia="es-CO"/>
+              </w:rPr>
+              <w:t>Aclaración sobre la compresión</w:t>
+            </w:r>
+          </w:p>
+          <w:p>
+            <w:pPr>
+              <w:widowControl/>
+              <w:spacing w:after="240"/>
+              <w:rPr>
+                <w:rFonts w:ascii="Segoe UI" w:eastAsia="Times New Roman" w:hAnsi="Segoe UI" w:cs="Segoe UI"/>
+                <w:color w:val="D5CED9"/>
+                <w:sz w:val="21"/>
+                <w:szCs w:val="21"/>
+                <w:lang w:val="es-CO" w:eastAsia="es-CO"/>
+              </w:rPr>
+            </w:pPr>
+            <w:r>
+              <w:rPr>
+                <w:rFonts w:ascii="Segoe UI" w:eastAsia="Times New Roman" w:hAnsi="Segoe UI" w:cs="Segoe UI"/>
+                <w:strike/>
+                <w:color w:val="D5CED9"/>
+                <w:sz w:val="21"/>
+                <w:szCs w:val="21"/>
+                <w:lang w:val="es-CO" w:eastAsia="es-CO"/>
+              </w:rPr>
+              <w:t>La compresión siempre elimina información.</w:t>
+            </w:r>
+          </w:p>
+          <w:p>
+            <w:pPr>
+              <w:widowControl/>
+              <w:spacing w:after="240"/>
+              <w:rPr>
+                <w:rFonts w:ascii="Segoe UI" w:eastAsia="Times New Roman" w:hAnsi="Segoe UI" w:cs="Segoe UI"/>
+                <w:color w:val="D5CED9"/>
+                <w:sz w:val="21"/>
+                <w:szCs w:val="21"/>
+                <w:lang w:val="es-CO" w:eastAsia="es-CO"/>
+              </w:rPr>
+            </w:pPr>
+            <w:r>
+              <w:rPr>
+                <w:rFonts w:ascii="Segoe UI" w:eastAsia="Times New Roman" w:hAnsi="Segoe UI" w:cs="Segoe UI"/>
+                <w:color w:val="D5CED9"/>
+                <w:sz w:val="21"/>
+                <w:szCs w:val="21"/>
+                <w:lang w:val="es-CO" w:eastAsia="es-CO"/>
+              </w:rPr>
+              <w:t xml:space="preserve">Esto no ocurre en la compresión </w:t>
+            </w:r>
+            <w:proofErr w:type="spellStart"/>
+            <w:r>
+              <w:rPr>
+                <w:rFonts w:ascii="Segoe UI" w:eastAsia="Times New Roman" w:hAnsi="Segoe UI" w:cs="Segoe UI"/>
+                <w:color w:val="D5CED9"/>
+                <w:sz w:val="21"/>
+                <w:szCs w:val="21"/>
+                <w:lang w:val="es-CO" w:eastAsia="es-CO"/>
+              </w:rPr>
+              <w:t>Lossless</w:t>
+            </w:r>
+            <w:proofErr w:type="spellEnd"/>
+            <w:r>
+              <w:rPr>
+                <w:rFonts w:ascii="Segoe UI" w:eastAsia="Times New Roman" w:hAnsi="Segoe UI" w:cs="Segoe UI"/>
+                <w:color w:val="D5CED9"/>
+                <w:sz w:val="21"/>
+                <w:szCs w:val="21"/>
+                <w:lang w:val="es-CO" w:eastAsia="es-CO"/>
+              </w:rPr>
+              <w:t>, ya que permite recuperar la información original.</w:t>
+            </w:r>
+          </w:p>
+          <w:p>
+            <w:pPr>
+              <w:widowControl/>
+              <w:spacing w:before="360" w:after="240"/>
+              <w:outlineLvl w:val="1"/>
+              <w:rPr>
+                <w:rFonts w:ascii="Segoe UI" w:eastAsia="Times New Roman" w:hAnsi="Segoe UI" w:cs="Segoe UI"/>
+                <w:b/>
+                <w:bCs/>
+                <w:color w:val="D5CED9"/>
+                <w:sz w:val="36"/>
+                <w:szCs w:val="36"/>
+                <w:lang w:val="es-CO" w:eastAsia="es-CO"/>
+              </w:rPr>
+            </w:pPr>
+            <w:r>
+              <w:rPr>
+                <w:rFonts w:ascii="Segoe UI" w:eastAsia="Times New Roman" w:hAnsi="Segoe UI" w:cs="Segoe UI"/>
+                <w:b/>
+                <w:bCs/>
+                <w:color w:val="D5CED9"/>
+                <w:sz w:val="36"/>
+                <w:szCs w:val="36"/>
+                <w:lang w:val="es-CO" w:eastAsia="es-CO"/>
+              </w:rPr>
+              <w:t>Conceptos clave</w:t>
+            </w:r>
+          </w:p>
+          <w:p>
+            <w:pPr>
+              <w:widowControl/>
+              <w:spacing w:after="240"/>
+              <w:rPr>
+                <w:rFonts w:ascii="Segoe UI" w:eastAsia="Times New Roman" w:hAnsi="Segoe UI" w:cs="Segoe UI"/>
+                <w:color w:val="D5CED9"/>
+                <w:sz w:val="21"/>
+                <w:szCs w:val="21"/>
+                <w:lang w:val="es-CO" w:eastAsia="es-CO"/>
+              </w:rPr>
+            </w:pPr>
+            <w:r>
+              <w:rPr>
+                <w:rFonts w:ascii="Segoe UI" w:eastAsia="Times New Roman" w:hAnsi="Segoe UI" w:cs="Segoe UI"/>
+                <w:color w:val="D5CED9"/>
+                <w:sz w:val="21"/>
+                <w:szCs w:val="21"/>
+                <w:lang w:val="es-CO" w:eastAsia="es-CO"/>
+              </w:rPr>
+              <w:t>Algunos conceptos fundamentales son </w:t>
+            </w:r>
+            <w:r>
+              <w:rPr>
+                <w:rFonts w:ascii="Consolas" w:eastAsia="Times New Roman" w:hAnsi="Consolas" w:cs="Courier New"/>
+                <w:color w:val="D7BA7D"/>
+                <w:sz w:val="21"/>
+                <w:szCs w:val="21"/>
+                <w:lang w:val="es-CO" w:eastAsia="es-CO"/>
+              </w:rPr>
+              <w:t>Lossy</w:t>
+            </w:r>
+            <w:r>
+              <w:rPr>
+                <w:rFonts w:ascii="Segoe UI" w:eastAsia="Times New Roman" w:hAnsi="Segoe UI" w:cs="Segoe UI"/>
+                <w:color w:val="D5CED9"/>
+                <w:sz w:val="21"/>
+                <w:szCs w:val="21"/>
+                <w:lang w:val="es-CO" w:eastAsia="es-CO"/>
+              </w:rPr>
+              <w:t>, </w:t>
+            </w:r>
+            <w:r>
+              <w:rPr>
+                <w:rFonts w:ascii="Consolas" w:eastAsia="Times New Roman" w:hAnsi="Consolas" w:cs="Courier New"/>
+                <w:color w:val="D7BA7D"/>
+                <w:sz w:val="21"/>
+                <w:szCs w:val="21"/>
+                <w:lang w:val="es-CO" w:eastAsia="es-CO"/>
+              </w:rPr>
+              <w:t>Lossless</w:t>
+            </w:r>
+            <w:r>
+              <w:rPr>
+                <w:rFonts w:ascii="Segoe UI" w:eastAsia="Times New Roman" w:hAnsi="Segoe UI" w:cs="Segoe UI"/>
+                <w:color w:val="D5CED9"/>
+                <w:sz w:val="21"/>
+                <w:szCs w:val="21"/>
+                <w:lang w:val="es-CO" w:eastAsia="es-CO"/>
+              </w:rPr>
+              <w:t>, </w:t>
+            </w:r>
+            <w:r>
+              <w:rPr>
+                <w:rFonts w:ascii="Consolas" w:eastAsia="Times New Roman" w:hAnsi="Consolas" w:cs="Courier New"/>
+                <w:color w:val="D7BA7D"/>
+                <w:sz w:val="21"/>
+                <w:szCs w:val="21"/>
+                <w:lang w:val="es-CO" w:eastAsia="es-CO"/>
+              </w:rPr>
+              <w:t>Entropía</w:t>
+            </w:r>
+            <w:r>
+              <w:rPr>
+                <w:rFonts w:ascii="Segoe UI" w:eastAsia="Times New Roman" w:hAnsi="Segoe UI" w:cs="Segoe UI"/>
+                <w:color w:val="D5CED9"/>
+                <w:sz w:val="21"/>
+                <w:szCs w:val="21"/>
+                <w:lang w:val="es-CO" w:eastAsia="es-CO"/>
+              </w:rPr>
+              <w:t>, </w:t>
+            </w:r>
+            <w:r>
+              <w:rPr>
+                <w:rFonts w:ascii="Consolas" w:eastAsia="Times New Roman" w:hAnsi="Consolas" w:cs="Courier New"/>
+                <w:color w:val="D7BA7D"/>
+                <w:sz w:val="21"/>
+                <w:szCs w:val="21"/>
+                <w:lang w:val="es-CO" w:eastAsia="es-CO"/>
+              </w:rPr>
+              <w:t>Redundancia</w:t>
+            </w:r>
+            <w:r>
+              <w:rPr>
+                <w:rFonts w:ascii="Segoe UI" w:eastAsia="Times New Roman" w:hAnsi="Segoe UI" w:cs="Segoe UI"/>
+                <w:color w:val="D5CED9"/>
+                <w:sz w:val="21"/>
+                <w:szCs w:val="21"/>
+                <w:lang w:val="es-CO" w:eastAsia="es-CO"/>
+              </w:rPr>
+              <w:t>, </w:t>
+            </w:r>
+            <w:r>
+              <w:rPr>
+                <w:rFonts w:ascii="Consolas" w:eastAsia="Times New Roman" w:hAnsi="Consolas" w:cs="Courier New"/>
+                <w:color w:val="D7BA7D"/>
+                <w:sz w:val="21"/>
+                <w:szCs w:val="21"/>
+                <w:lang w:val="es-CO" w:eastAsia="es-CO"/>
+              </w:rPr>
+              <w:t>Compresión</w:t>
+            </w:r>
+            <w:r>
+              <w:rPr>
+                <w:rFonts w:ascii="Segoe UI" w:eastAsia="Times New Roman" w:hAnsi="Segoe UI" w:cs="Segoe UI"/>
+                <w:color w:val="D5CED9"/>
+                <w:sz w:val="21"/>
+                <w:szCs w:val="21"/>
+                <w:lang w:val="es-CO" w:eastAsia="es-CO"/>
+              </w:rPr>
+              <w:t>, </w:t>
+            </w:r>
+            <w:r>
+              <w:rPr>
+                <w:rFonts w:ascii="Consolas" w:eastAsia="Times New Roman" w:hAnsi="Consolas" w:cs="Courier New"/>
+                <w:color w:val="D7BA7D"/>
+                <w:sz w:val="21"/>
+                <w:szCs w:val="21"/>
+                <w:lang w:val="es-CO" w:eastAsia="es-CO"/>
+              </w:rPr>
+              <w:t>Extracción</w:t>
+            </w:r>
+            <w:r>
+              <w:rPr>
+                <w:rFonts w:ascii="Segoe UI" w:eastAsia="Times New Roman" w:hAnsi="Segoe UI" w:cs="Segoe UI"/>
+                <w:color w:val="D5CED9"/>
+                <w:sz w:val="21"/>
+                <w:szCs w:val="21"/>
+                <w:lang w:val="es-CO" w:eastAsia="es-CO"/>
+              </w:rPr>
+              <w:t> e </w:t>
+            </w:r>
+            <w:r>
+              <w:rPr>
+                <w:rFonts w:ascii="Consolas" w:eastAsia="Times New Roman" w:hAnsi="Consolas" w:cs="Courier New"/>
+                <w:color w:val="D7BA7D"/>
+                <w:sz w:val="21"/>
+                <w:szCs w:val="21"/>
+                <w:lang w:val="es-CO" w:eastAsia="es-CO"/>
+              </w:rPr>
+              <w:t>Información</w:t>
+            </w:r>
+            <w:r>
+              <w:rPr>
+                <w:rFonts w:ascii="Segoe UI" w:eastAsia="Times New Roman" w:hAnsi="Segoe UI" w:cs="Segoe UI"/>
+                <w:color w:val="D5CED9"/>
+                <w:sz w:val="21"/>
+                <w:szCs w:val="21"/>
+                <w:lang w:val="es-CO" w:eastAsia="es-CO"/>
+              </w:rPr>
+              <w:t>.</w:t>
+            </w:r>
+          </w:p>
+          <w:p>
+            <w:pPr>
+              <w:widowControl/>
+              <w:rPr>
+                <w:rFonts w:ascii="Segoe UI" w:eastAsia="Times New Roman" w:hAnsi="Segoe UI" w:cs="Segoe UI"/>
+                <w:sz w:val="21"/>
+                <w:szCs w:val="21"/>
+                <w:lang w:val="es-CO" w:eastAsia="es-CO"/>
               </w:rPr>
             </w:pPr>
             <w:r>
@@ -4587,381 +6538,39 @@
                 <w:rFonts w:ascii="Times New Roman" w:eastAsia="Times New Roman" w:hAnsi="Times New Roman" w:cs="Times New Roman"/>
                 <w:sz w:val="24"/>
                 <w:szCs w:val="24"/>
-                <w:lang w:val="es-ES_tradnl" w:eastAsia="es-ES_tradnl"/>
-              </w:rPr>
-              <w:pict w14:anchorId="2884D537">
-                <v:rect id="_x0000_i1031" style="width:0;height:.75pt" o:hralign="center" o:hrstd="t" o:hr="t" fillcolor="#a0a0a0" stroked="f"/>
+                <w:lang w:val="es-CO" w:eastAsia="es-CO"/>
+              </w:rPr>
+              <w:pict w14:anchorId="19903419">
+                <v:rect id="_x0000_i1044" style="width:0;height:.75pt" o:hralign="center" o:hrstd="t" o:hr="t" fillcolor="#a0a0a0" stroked="f"/>
               </w:pict>
             </w:r>
           </w:p>
           <w:p>
             <w:pPr>
               <w:widowControl/>
-              <w:rPr>
-                <w:rFonts w:ascii="Segoe UI" w:eastAsia="Times New Roman" w:hAnsi="Segoe UI" w:cs="Segoe UI"/>
-                <w:color w:val="BBBEBF"/>
-                <w:sz w:val="21"/>
-                <w:szCs w:val="21"/>
-                <w:lang w:val="es-ES_tradnl" w:eastAsia="es-ES_tradnl"/>
-              </w:rPr>
-            </w:pPr>
-            <m:oMathPara>
-              <m:oMath>
-                <m:sSup>
-                  <m:sSupPr>
-                    <m:ctrlPr>
-                      <w:rPr>
-                        <w:rFonts w:ascii="Cambria Math" w:eastAsia="Times New Roman" w:hAnsi="Cambria Math" w:cs="Times New Roman"/>
-                        <w:sz w:val="24"/>
-                        <w:szCs w:val="24"/>
-                        <w:lang w:val="es-ES_tradnl" w:eastAsia="es-ES_tradnl"/>
-                      </w:rPr>
-                    </m:ctrlPr>
-                  </m:sSupPr>
-                  <m:e>
-                    <m:d>
-                      <m:dPr>
-                        <m:ctrlPr>
-                          <w:rPr>
-                            <w:rFonts w:ascii="Cambria Math" w:eastAsia="Times New Roman" w:hAnsi="Cambria Math" w:cs="Times New Roman"/>
-                            <w:sz w:val="24"/>
-                            <w:szCs w:val="24"/>
-                            <w:lang w:val="es-ES_tradnl" w:eastAsia="es-ES_tradnl"/>
-                          </w:rPr>
-                        </m:ctrlPr>
-                      </m:dPr>
-                      <m:e>
-                        <m:sSup>
-                          <m:sSupPr>
-                            <m:ctrlPr>
-                              <w:rPr>
-                                <w:rFonts w:ascii="Cambria Math" w:eastAsia="Times New Roman" w:hAnsi="Cambria Math" w:cs="Times New Roman"/>
-                                <w:sz w:val="24"/>
-                                <w:szCs w:val="24"/>
-                                <w:lang w:val="es-ES_tradnl" w:eastAsia="es-ES_tradnl"/>
-                              </w:rPr>
-                            </m:ctrlPr>
-                          </m:sSupPr>
-                          <m:e>
-                            <m:r>
-                              <w:rPr>
-                                <w:rFonts w:ascii="Cambria Math" w:eastAsia="Times New Roman" w:hAnsi="Cambria Math" w:cs="Times New Roman"/>
-                                <w:sz w:val="24"/>
-                                <w:szCs w:val="24"/>
-                                <w:lang w:val="es-ES_tradnl" w:eastAsia="es-ES_tradnl"/>
-                              </w:rPr>
-                              <m:t>x</m:t>
-                            </m:r>
-                          </m:e>
-                          <m:sup>
-                            <m:r>
-                              <w:rPr>
-                                <w:rFonts w:ascii="Cambria Math" w:eastAsia="Times New Roman" w:hAnsi="Cambria Math" w:cs="Times New Roman"/>
-                                <w:sz w:val="24"/>
-                                <w:szCs w:val="24"/>
-                                <w:lang w:val="es-ES_tradnl" w:eastAsia="es-ES_tradnl"/>
-                              </w:rPr>
-                              <m:t>2</m:t>
-                            </m:r>
-                          </m:sup>
-                        </m:sSup>
-                        <m:r>
-                          <w:rPr>
-                            <w:rFonts w:ascii="Cambria Math" w:eastAsia="Times New Roman" w:hAnsi="Cambria Math" w:cs="Times New Roman"/>
-                            <w:sz w:val="24"/>
-                            <w:szCs w:val="24"/>
-                            <w:lang w:val="es-ES_tradnl" w:eastAsia="es-ES_tradnl"/>
-                          </w:rPr>
-                          <m:t>+1</m:t>
-                        </m:r>
-                      </m:e>
-                    </m:d>
-                  </m:e>
-                  <m:sup>
-                    <m:r>
-                      <w:rPr>
-                        <w:rFonts w:ascii="Cambria Math" w:eastAsia="Times New Roman" w:hAnsi="Cambria Math" w:cs="Times New Roman"/>
-                        <w:sz w:val="24"/>
-                        <w:szCs w:val="24"/>
-                        <w:lang w:val="es-ES_tradnl" w:eastAsia="es-ES_tradnl"/>
-                      </w:rPr>
-                      <m:t>3</m:t>
-                    </m:r>
-                  </m:sup>
-                </m:sSup>
-                <m:r>
-                  <m:rPr>
-                    <m:sty m:val="p"/>
-                  </m:rPr>
-                  <w:rPr>
-                    <w:rFonts w:ascii="Cambria Math" w:eastAsia="Times New Roman" w:hAnsi="Cambria Math" w:cs="Times New Roman"/>
-                    <w:sz w:val="24"/>
-                    <w:szCs w:val="24"/>
-                    <w:lang w:val="es-ES_tradnl" w:eastAsia="es-ES_tradnl"/>
-                  </w:rPr>
-                  <w:br/>
-                </m:r>
-              </m:oMath>
-            </m:oMathPara>
-          </w:p>
-          <w:p>
-            <w:pPr>
-              <w:widowControl/>
-              <w:rPr>
-                <w:rFonts w:ascii="Segoe UI" w:eastAsia="Times New Roman" w:hAnsi="Segoe UI" w:cs="Segoe UI"/>
-                <w:sz w:val="21"/>
-                <w:szCs w:val="21"/>
-                <w:lang w:val="es-ES_tradnl" w:eastAsia="es-ES_tradnl"/>
-              </w:rPr>
-            </w:pPr>
-            <w:r>
-              <w:rPr>
-                <w:rFonts w:ascii="Times New Roman" w:eastAsia="Times New Roman" w:hAnsi="Times New Roman" w:cs="Times New Roman"/>
-                <w:sz w:val="24"/>
-                <w:szCs w:val="24"/>
-                <w:lang w:val="es-ES_tradnl" w:eastAsia="es-ES_tradnl"/>
-              </w:rPr>
-              <w:pict w14:anchorId="0AF4650B">
-                <v:rect id="_x0000_i1032" style="width:0;height:.75pt" o:hralign="center" o:hrstd="t" o:hr="t" fillcolor="#a0a0a0" stroked="f"/>
-              </w:pict>
-            </w:r>
-          </w:p>
-          <w:p>
-            <w:pPr>
-              <w:widowControl/>
-              <w:pBdr>
-                <w:top w:val="single" w:sz="4" w:space="12" w:color="2A2B2C"/>
-                <w:left w:val="single" w:sz="4" w:space="12" w:color="2A2B2C"/>
-                <w:bottom w:val="single" w:sz="4" w:space="12" w:color="2A2B2C"/>
-                <w:right w:val="single" w:sz="4" w:space="12" w:color="2A2B2C"/>
-              </w:pBdr>
-              <w:shd w:val="clear" w:color="auto" w:fill="242526"/>
-              <w:tabs>
-                <w:tab w:val="left" w:pos="916"/>
-                <w:tab w:val="left" w:pos="1832"/>
-                <w:tab w:val="left" w:pos="2748"/>
-                <w:tab w:val="left" w:pos="3664"/>
-                <w:tab w:val="left" w:pos="4580"/>
-                <w:tab w:val="left" w:pos="5496"/>
-                <w:tab w:val="left" w:pos="6412"/>
-                <w:tab w:val="left" w:pos="7328"/>
-                <w:tab w:val="left" w:pos="8244"/>
-                <w:tab w:val="left" w:pos="9160"/>
-                <w:tab w:val="left" w:pos="10076"/>
-                <w:tab w:val="left" w:pos="10992"/>
-                <w:tab w:val="left" w:pos="11908"/>
-                <w:tab w:val="left" w:pos="12824"/>
-                <w:tab w:val="left" w:pos="13740"/>
-                <w:tab w:val="left" w:pos="14656"/>
-              </w:tabs>
-              <w:spacing w:line="326" w:lineRule="atLeast"/>
-              <w:rPr>
-                <w:rFonts w:ascii="Consolas" w:eastAsia="Times New Roman" w:hAnsi="Consolas" w:cs="Courier New"/>
-                <w:color w:val="BBBEBF"/>
-                <w:sz w:val="21"/>
-                <w:szCs w:val="21"/>
-                <w:lang w:val="es-ES_tradnl" w:eastAsia="es-ES_tradnl"/>
-              </w:rPr>
-            </w:pPr>
-            <w:r>
-              <w:rPr>
-                <w:rFonts w:ascii="Consolas" w:eastAsia="Times New Roman" w:hAnsi="Consolas" w:cs="Courier New"/>
-                <w:color w:val="BBBEBF"/>
-                <w:sz w:val="21"/>
-                <w:szCs w:val="21"/>
-                <w:lang w:val="es-ES_tradnl" w:eastAsia="es-ES_tradnl"/>
-              </w:rPr>
-              <w:t xml:space="preserve">resultado = </w:t>
-            </w:r>
-            <w:r>
-              <w:rPr>
-                <w:rFonts w:ascii="Consolas" w:eastAsia="Times New Roman" w:hAnsi="Consolas" w:cs="Courier New"/>
-                <w:color w:val="D69D85"/>
-                <w:sz w:val="21"/>
-                <w:szCs w:val="21"/>
-                <w:lang w:val="es-ES_tradnl" w:eastAsia="es-ES_tradnl"/>
-              </w:rPr>
-              <w:t>"par"</w:t>
-            </w:r>
-            <w:r>
-              <w:rPr>
-                <w:rFonts w:ascii="Consolas" w:eastAsia="Times New Roman" w:hAnsi="Consolas" w:cs="Courier New"/>
-                <w:color w:val="BBBEBF"/>
-                <w:sz w:val="21"/>
-                <w:szCs w:val="21"/>
-                <w:lang w:val="es-ES_tradnl" w:eastAsia="es-ES_tradnl"/>
-              </w:rPr>
-              <w:t xml:space="preserve"> </w:t>
-            </w:r>
-            <w:proofErr w:type="spellStart"/>
-            <w:r>
-              <w:rPr>
-                <w:rFonts w:ascii="Consolas" w:eastAsia="Times New Roman" w:hAnsi="Consolas" w:cs="Courier New"/>
-                <w:color w:val="569CD6"/>
-                <w:sz w:val="21"/>
-                <w:szCs w:val="21"/>
-                <w:lang w:val="es-ES_tradnl" w:eastAsia="es-ES_tradnl"/>
-              </w:rPr>
-              <w:t>if</w:t>
-            </w:r>
-            <w:proofErr w:type="spellEnd"/>
-            <w:r>
-              <w:rPr>
-                <w:rFonts w:ascii="Consolas" w:eastAsia="Times New Roman" w:hAnsi="Consolas" w:cs="Courier New"/>
-                <w:color w:val="BBBEBF"/>
-                <w:sz w:val="21"/>
-                <w:szCs w:val="21"/>
-                <w:lang w:val="es-ES_tradnl" w:eastAsia="es-ES_tradnl"/>
-              </w:rPr>
-              <w:t xml:space="preserve"> </w:t>
-            </w:r>
-            <w:proofErr w:type="spellStart"/>
-            <w:r>
-              <w:rPr>
-                <w:rFonts w:ascii="Consolas" w:eastAsia="Times New Roman" w:hAnsi="Consolas" w:cs="Courier New"/>
-                <w:color w:val="BBBEBF"/>
-                <w:sz w:val="21"/>
-                <w:szCs w:val="21"/>
-                <w:lang w:val="es-ES_tradnl" w:eastAsia="es-ES_tradnl"/>
-              </w:rPr>
-              <w:t>numero</w:t>
-            </w:r>
-            <w:proofErr w:type="spellEnd"/>
-            <w:r>
-              <w:rPr>
-                <w:rFonts w:ascii="Consolas" w:eastAsia="Times New Roman" w:hAnsi="Consolas" w:cs="Courier New"/>
-                <w:color w:val="BBBEBF"/>
-                <w:sz w:val="21"/>
-                <w:szCs w:val="21"/>
-                <w:lang w:val="es-ES_tradnl" w:eastAsia="es-ES_tradnl"/>
-              </w:rPr>
-              <w:t>%</w:t>
-            </w:r>
-            <w:r>
-              <w:rPr>
-                <w:rFonts w:ascii="Consolas" w:eastAsia="Times New Roman" w:hAnsi="Consolas" w:cs="Courier New"/>
-                <w:color w:val="B8D7A3"/>
-                <w:sz w:val="21"/>
-                <w:szCs w:val="21"/>
-                <w:lang w:val="es-ES_tradnl" w:eastAsia="es-ES_tradnl"/>
-              </w:rPr>
-              <w:t>2</w:t>
-            </w:r>
-            <w:r>
-              <w:rPr>
-                <w:rFonts w:ascii="Consolas" w:eastAsia="Times New Roman" w:hAnsi="Consolas" w:cs="Courier New"/>
-                <w:color w:val="BBBEBF"/>
-                <w:sz w:val="21"/>
-                <w:szCs w:val="21"/>
-                <w:lang w:val="es-ES_tradnl" w:eastAsia="es-ES_tradnl"/>
-              </w:rPr>
-              <w:t>==</w:t>
-            </w:r>
-            <w:r>
-              <w:rPr>
-                <w:rFonts w:ascii="Consolas" w:eastAsia="Times New Roman" w:hAnsi="Consolas" w:cs="Courier New"/>
-                <w:color w:val="B8D7A3"/>
-                <w:sz w:val="21"/>
-                <w:szCs w:val="21"/>
-                <w:lang w:val="es-ES_tradnl" w:eastAsia="es-ES_tradnl"/>
-              </w:rPr>
-              <w:t>0</w:t>
-            </w:r>
-            <w:r>
-              <w:rPr>
-                <w:rFonts w:ascii="Consolas" w:eastAsia="Times New Roman" w:hAnsi="Consolas" w:cs="Courier New"/>
-                <w:color w:val="BBBEBF"/>
-                <w:sz w:val="21"/>
-                <w:szCs w:val="21"/>
-                <w:lang w:val="es-ES_tradnl" w:eastAsia="es-ES_tradnl"/>
-              </w:rPr>
-              <w:t xml:space="preserve"> </w:t>
-            </w:r>
-            <w:proofErr w:type="spellStart"/>
-            <w:r>
-              <w:rPr>
-                <w:rFonts w:ascii="Consolas" w:eastAsia="Times New Roman" w:hAnsi="Consolas" w:cs="Courier New"/>
-                <w:color w:val="569CD6"/>
-                <w:sz w:val="21"/>
-                <w:szCs w:val="21"/>
-                <w:lang w:val="es-ES_tradnl" w:eastAsia="es-ES_tradnl"/>
-              </w:rPr>
-              <w:t>else</w:t>
-            </w:r>
-            <w:proofErr w:type="spellEnd"/>
-            <w:r>
-              <w:rPr>
-                <w:rFonts w:ascii="Consolas" w:eastAsia="Times New Roman" w:hAnsi="Consolas" w:cs="Courier New"/>
-                <w:color w:val="BBBEBF"/>
-                <w:sz w:val="21"/>
-                <w:szCs w:val="21"/>
-                <w:lang w:val="es-ES_tradnl" w:eastAsia="es-ES_tradnl"/>
-              </w:rPr>
-              <w:t xml:space="preserve"> </w:t>
-            </w:r>
-            <w:r>
-              <w:rPr>
-                <w:rFonts w:ascii="Consolas" w:eastAsia="Times New Roman" w:hAnsi="Consolas" w:cs="Courier New"/>
-                <w:color w:val="D69D85"/>
-                <w:sz w:val="21"/>
-                <w:szCs w:val="21"/>
-                <w:lang w:val="es-ES_tradnl" w:eastAsia="es-ES_tradnl"/>
-              </w:rPr>
-              <w:t>"impar"</w:t>
-            </w:r>
-            <w:r>
-              <w:rPr>
-                <w:rFonts w:ascii="Consolas" w:eastAsia="Times New Roman" w:hAnsi="Consolas" w:cs="Courier New"/>
-                <w:color w:val="BBBEBF"/>
-                <w:sz w:val="21"/>
-                <w:szCs w:val="21"/>
-                <w:lang w:val="es-ES_tradnl" w:eastAsia="es-ES_tradnl"/>
-              </w:rPr>
-              <w:t xml:space="preserve"> </w:t>
-            </w:r>
-            <w:proofErr w:type="spellStart"/>
-            <w:r>
-              <w:rPr>
-                <w:rFonts w:ascii="Consolas" w:eastAsia="Times New Roman" w:hAnsi="Consolas" w:cs="Courier New"/>
-                <w:color w:val="4EC9B0"/>
-                <w:sz w:val="21"/>
-                <w:szCs w:val="21"/>
-                <w:lang w:val="es-ES_tradnl" w:eastAsia="es-ES_tradnl"/>
-              </w:rPr>
-              <w:t>print</w:t>
-            </w:r>
-            <w:proofErr w:type="spellEnd"/>
-            <w:r>
-              <w:rPr>
-                <w:rFonts w:ascii="Consolas" w:eastAsia="Times New Roman" w:hAnsi="Consolas" w:cs="Courier New"/>
-                <w:color w:val="BBBEBF"/>
-                <w:sz w:val="21"/>
-                <w:szCs w:val="21"/>
-                <w:lang w:val="es-ES_tradnl" w:eastAsia="es-ES_tradnl"/>
-              </w:rPr>
-              <w:t xml:space="preserve"> (resultado)</w:t>
-            </w:r>
-          </w:p>
-          <w:p>
-            <w:pPr>
-              <w:widowControl/>
-              <w:rPr>
-                <w:rFonts w:ascii="Segoe UI" w:eastAsia="Times New Roman" w:hAnsi="Segoe UI" w:cs="Segoe UI"/>
-                <w:sz w:val="21"/>
-                <w:szCs w:val="21"/>
-                <w:lang w:val="es-ES_tradnl" w:eastAsia="es-ES_tradnl"/>
-              </w:rPr>
-            </w:pPr>
-            <w:r>
-              <w:rPr>
-                <w:rFonts w:ascii="Times New Roman" w:eastAsia="Times New Roman" w:hAnsi="Times New Roman" w:cs="Times New Roman"/>
-                <w:sz w:val="24"/>
-                <w:szCs w:val="24"/>
-                <w:lang w:val="es-ES_tradnl" w:eastAsia="es-ES_tradnl"/>
-              </w:rPr>
-              <w:pict w14:anchorId="5CD5041A">
-                <v:rect id="_x0000_i1033" style="width:0;height:.75pt" o:hralign="center" o:hrstd="t" o:hr="t" fillcolor="#a0a0a0" stroked="f"/>
-              </w:pict>
+              <w:spacing w:before="360" w:after="240"/>
+              <w:outlineLvl w:val="1"/>
+              <w:rPr>
+                <w:rFonts w:ascii="Segoe UI" w:eastAsia="Times New Roman" w:hAnsi="Segoe UI" w:cs="Segoe UI"/>
+                <w:b/>
+                <w:bCs/>
+                <w:color w:val="D5CED9"/>
+                <w:sz w:val="36"/>
+                <w:szCs w:val="36"/>
+                <w:lang w:val="es-CO" w:eastAsia="es-CO"/>
+              </w:rPr>
+            </w:pPr>
+            <w:r>
+              <w:rPr>
+                <w:rFonts w:ascii="Segoe UI" w:eastAsia="Times New Roman" w:hAnsi="Segoe UI" w:cs="Segoe UI"/>
+                <w:b/>
+                <w:bCs/>
+                <w:color w:val="D5CED9"/>
+                <w:sz w:val="36"/>
+                <w:szCs w:val="36"/>
+                <w:lang w:val="es-CO" w:eastAsia="es-CO"/>
+              </w:rPr>
+              <w:t>Más información</w:t>
             </w:r>
           </w:p>
           <w:p>
@@ -4970,167 +6579,77 @@
               <w:spacing w:after="240"/>
               <w:rPr>
                 <w:rFonts w:ascii="Segoe UI" w:eastAsia="Times New Roman" w:hAnsi="Segoe UI" w:cs="Segoe UI"/>
-                <w:color w:val="BBBEBF"/>
-                <w:sz w:val="21"/>
-                <w:szCs w:val="21"/>
-                <w:lang w:val="es-ES_tradnl" w:eastAsia="es-ES_tradnl"/>
-              </w:rPr>
-            </w:pPr>
-            <w:r>
-              <w:rPr>
-                <w:rFonts w:ascii="Segoe UI" w:eastAsia="Times New Roman" w:hAnsi="Segoe UI" w:cs="Segoe UI"/>
-                <w:noProof/>
-                <w:color w:val="BBBEBF"/>
-                <w:sz w:val="21"/>
-                <w:szCs w:val="21"/>
-                <w:lang w:val="es-ES_tradnl" w:eastAsia="es-ES_tradnl"/>
-              </w:rPr>
-              <mc:AlternateContent>
-                <mc:Choice Requires="wps">
-                  <w:drawing>
-                    <wp:inline distT="0" distB="0" distL="0" distR="0" wp14:anchorId="350F8DA8" wp14:editId="30BA286C">
-                      <wp:extent cx="302895" cy="302895"/>
-                      <wp:effectExtent l="0" t="0" r="0" b="0"/>
-                      <wp:docPr id="514801464" name="image-0" descr="IMAGEN DE POLIEDROS"/>
-                      <wp:cNvGraphicFramePr>
-                        <a:graphicFrameLocks xmlns:a="http://schemas.openxmlformats.org/drawingml/2006/main" noChangeAspect="1"/>
-                      </wp:cNvGraphicFramePr>
-                      <a:graphic xmlns:a="http://schemas.openxmlformats.org/drawingml/2006/main">
-                        <a:graphicData uri="http://schemas.microsoft.com/office/word/2010/wordprocessingShape">
-                          <wps:wsp>
-                            <wps:cNvSpPr>
-                              <a:spLocks noChangeAspect="1" noChangeArrowheads="1"/>
-                            </wps:cNvSpPr>
-                            <wps:spPr bwMode="auto">
-                              <a:xfrm>
-                                <a:off x="0" y="0"/>
-                                <a:ext cx="302895" cy="302895"/>
-                              </a:xfrm>
-                              <a:prstGeom prst="rect">
-                                <a:avLst/>
-                              </a:prstGeom>
-                              <a:noFill/>
-                              <a:ln>
-                                <a:noFill/>
-                              </a:ln>
-                              <a:extLst>
-                                <a:ext uri="{909E8E84-426E-40DD-AFC4-6F175D3DCCD1}">
-                                  <a14:hiddenFill xmlns:a14="http://schemas.microsoft.com/office/drawing/2010/main">
-                                    <a:solidFill>
-                                      <a:srgbClr val="FFFFFF"/>
-                                    </a:solidFill>
-                                  </a14:hiddenFill>
-                                </a:ext>
-                                <a:ext uri="{91240B29-F687-4F45-9708-019B960494DF}">
-                                  <a14:hiddenLine xmlns:a14="http://schemas.microsoft.com/office/drawing/2010/main" w="9525">
-                                    <a:solidFill>
-                                      <a:srgbClr val="000000"/>
-                                    </a:solidFill>
-                                    <a:miter lim="800000"/>
-                                    <a:headEnd/>
-                                    <a:tailEnd/>
-                                  </a14:hiddenLine>
-                                </a:ext>
-                              </a:extLst>
-                            </wps:spPr>
-                            <wps:bodyPr rot="0" vert="horz" wrap="square" lIns="91440" tIns="45720" rIns="91440" bIns="45720" anchor="t" anchorCtr="0" upright="1">
-                              <a:noAutofit/>
-                            </wps:bodyPr>
-                          </wps:wsp>
-                        </a:graphicData>
-                      </a:graphic>
-                    </wp:inline>
-                  </w:drawing>
-                </mc:Choice>
-                <mc:Fallback>
-                  <w:pict>
-                    <v:rect w14:anchorId="555831FD" id="image-0" o:spid="_x0000_s1026" alt="IMAGEN DE POLIEDROS" style="width:23.85pt;height:23.85pt;visibility:visible;mso-wrap-style:square;mso-left-percent:-10001;mso-top-percent:-10001;mso-position-horizontal:absolute;mso-position-horizontal-relative:char;mso-position-vertical:absolute;mso-position-vertical-relative:line;mso-left-percent:-10001;mso-top-percent:-10001;v-text-anchor:top" o:gfxdata="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" filled="f" stroked="f">
-                      <o:lock v:ext="edit" aspectratio="t"/>
-                      <w10:anchorlock/>
-                    </v:rect>
-                  </w:pict>
-                </mc:Fallback>
-              </mc:AlternateContent>
-            </w:r>
-          </w:p>
-          <w:p>
-            <w:pPr>
-              <w:widowControl/>
-              <w:rPr>
-                <w:rFonts w:ascii="Segoe UI" w:eastAsia="Times New Roman" w:hAnsi="Segoe UI" w:cs="Segoe UI"/>
-                <w:sz w:val="21"/>
-                <w:szCs w:val="21"/>
-                <w:lang w:val="es-ES_tradnl" w:eastAsia="es-ES_tradnl"/>
-              </w:rPr>
-            </w:pPr>
-            <w:r>
-              <w:rPr>
-                <w:rFonts w:ascii="Times New Roman" w:eastAsia="Times New Roman" w:hAnsi="Times New Roman" w:cs="Times New Roman"/>
-                <w:sz w:val="24"/>
-                <w:szCs w:val="24"/>
-                <w:lang w:val="es-ES_tradnl" w:eastAsia="es-ES_tradnl"/>
-              </w:rPr>
-              <w:pict w14:anchorId="730B409E">
-                <v:rect id="_x0000_i1034" style="width:0;height:.75pt" o:hralign="center" o:hrstd="t" o:hr="t" fillcolor="#a0a0a0" stroked="f"/>
-              </w:pict>
-            </w:r>
-          </w:p>
-          <w:p>
-            <w:pPr>
-              <w:widowControl/>
-              <w:spacing w:after="240"/>
-              <w:rPr>
-                <w:rFonts w:ascii="Segoe UI" w:eastAsia="Times New Roman" w:hAnsi="Segoe UI" w:cs="Segoe UI"/>
-                <w:color w:val="BBBEBF"/>
-                <w:sz w:val="21"/>
-                <w:szCs w:val="21"/>
-                <w:lang w:val="es-ES_tradnl" w:eastAsia="es-ES_tradnl"/>
-              </w:rPr>
-            </w:pPr>
-            <w:r>
-              <w:rPr>
-                <w:rFonts w:ascii="Segoe UI" w:eastAsia="Times New Roman" w:hAnsi="Segoe UI" w:cs="Segoe UI"/>
-                <w:color w:val="BBBEBF"/>
-                <w:sz w:val="21"/>
-                <w:szCs w:val="21"/>
-                <w:lang w:val="es-ES_tradnl" w:eastAsia="es-ES_tradnl"/>
-              </w:rPr>
-              <w:t>Pulsa el enlace de abajo para abrir el archivo de ayuda:</w:t>
-            </w:r>
-          </w:p>
-          <w:p>
-            <w:pPr>
-              <w:widowControl/>
-              <w:numPr>
-                <w:ilvl w:val="0"/>
-                <w:numId w:val="23"/>
-              </w:numPr>
-              <w:spacing w:before="100" w:beforeAutospacing="1" w:after="100" w:afterAutospacing="1"/>
-              <w:rPr>
-                <w:rFonts w:ascii="Segoe UI" w:eastAsia="Times New Roman" w:hAnsi="Segoe UI" w:cs="Segoe UI"/>
-                <w:color w:val="BBBEBF"/>
-                <w:sz w:val="21"/>
-                <w:szCs w:val="21"/>
-                <w:lang w:val="es-ES_tradnl" w:eastAsia="es-ES_tradnl"/>
-              </w:rPr>
-            </w:pPr>
-            <w:hyperlink r:id="rId11" w:history="1">
+                <w:color w:val="D5CED9"/>
+                <w:sz w:val="21"/>
+                <w:szCs w:val="21"/>
+                <w:lang w:val="es-CO" w:eastAsia="es-CO"/>
+              </w:rPr>
+            </w:pPr>
+            <w:r>
+              <w:rPr>
+                <w:rFonts w:ascii="Segoe UI" w:eastAsia="Times New Roman" w:hAnsi="Segoe UI" w:cs="Segoe UI"/>
+                <w:color w:val="D5CED9"/>
+                <w:sz w:val="21"/>
+                <w:szCs w:val="21"/>
+                <w:lang w:val="es-CO" w:eastAsia="es-CO"/>
+              </w:rPr>
+              <w:t>Para ver más conceptos puedes consultar la </w:t>
+            </w:r>
+            <w:hyperlink r:id="rId10" w:history="1">
               <w:r>
                 <w:rPr>
                   <w:rFonts w:ascii="Segoe UI" w:eastAsia="Times New Roman" w:hAnsi="Segoe UI" w:cs="Segoe UI"/>
-                  <w:color w:val="48A0C7"/>
+                  <w:color w:val="3794FF"/>
                   <w:sz w:val="21"/>
                   <w:szCs w:val="21"/>
-                  <w:lang w:val="es-ES_tradnl" w:eastAsia="es-ES_tradnl"/>
+                  <w:lang w:val="es-CO" w:eastAsia="es-CO"/>
                 </w:rPr>
-                <w:t>Abrir archivo ayuda</w:t>
+                <w:t>página 2</w:t>
               </w:r>
             </w:hyperlink>
-          </w:p>
-          <w:p>
-            <w:pPr>
-              <w:rPr>
-                <w:lang w:val="es-ES_tradnl" w:eastAsia="es-ES_tradnl"/>
+            <w:r>
+              <w:rPr>
+                <w:rFonts w:ascii="Segoe UI" w:eastAsia="Times New Roman" w:hAnsi="Segoe UI" w:cs="Segoe UI"/>
+                <w:color w:val="D5CED9"/>
+                <w:sz w:val="21"/>
+                <w:szCs w:val="21"/>
+                <w:lang w:val="es-CO" w:eastAsia="es-CO"/>
+              </w:rPr>
+              <w:t>.</w:t>
+            </w:r>
+          </w:p>
+          <w:p>
+            <w:pPr>
+              <w:widowControl/>
+              <w:spacing w:after="240"/>
+              <w:rPr>
+                <w:rFonts w:ascii="Segoe UI" w:eastAsia="Times New Roman" w:hAnsi="Segoe UI" w:cs="Segoe UI"/>
+                <w:color w:val="D5CED9"/>
+                <w:sz w:val="21"/>
+                <w:szCs w:val="21"/>
+                <w:lang w:val="es-CO" w:eastAsia="es-CO"/>
+              </w:rPr>
+            </w:pPr>
+          </w:p>
+          <w:p>
+            <w:pPr>
+              <w:widowControl/>
+              <w:spacing w:after="240"/>
+              <w:rPr>
+                <w:rFonts w:ascii="Segoe UI" w:eastAsia="Times New Roman" w:hAnsi="Segoe UI" w:cs="Segoe UI"/>
+                <w:color w:val="D5CED9"/>
+                <w:sz w:val="21"/>
+                <w:szCs w:val="21"/>
+                <w:lang w:val="es-CO" w:eastAsia="es-CO"/>
+              </w:rPr>
+            </w:pPr>
+          </w:p>
+          <w:p>
+            <w:pPr>
+              <w:widowControl/>
+              <w:spacing w:before="100" w:beforeAutospacing="1" w:after="100" w:afterAutospacing="1"/>
+              <w:rPr>
+                <w:lang w:val="es-CO" w:eastAsia="es-ES_tradnl"/>
               </w:rPr>
             </w:pPr>
           </w:p>
@@ -5157,7 +6676,7 @@
 <w:numbering xmlns:wpc="http://schemas.microsoft.com/office/word/2010/wordprocessingCanvas" xmlns:cx="http://schemas.microsoft.com/office/drawing/2014/chartex" xmlns:cx1="http://schemas.microsoft.com/office/drawing/2015/9/8/chartex" xmlns:cx2="http://schemas.microsoft.com/office/drawing/2015/10/21/chartex" xmlns:cx3="http://schemas.microsoft.com/office/drawing/2016/5/9/chartex" xmlns:cx4="http://schemas.microsoft.com/office/drawing/2016/5/10/chartex" xmlns:cx5="http://schemas.microsoft.com/office/drawing/2016/5/11/chartex" xmlns:cx6="http://schemas.microsoft.com/office/drawing/2016/5/12/chartex" xmlns:cx7="http://schemas.microsoft.com/office/drawing/2016/5/13/chartex" xmlns:cx8="http://schemas.microsoft.com/office/drawing/2016/5/14/chartex" xmlns:mc="http://schemas.openxmlformats.org/markup-compatibility/2006" xmlns:aink="http://schemas.microsoft.com/office/drawing/2016/ink" xmlns:am3d="http://schemas.microsoft.com/office/drawing/2017/model3d" xmlns:o="urn:schemas-microsoft-com:office:office" xmlns:oel="http://schemas.microsoft.com/office/2019/extlst" xmlns:r="http://schemas.openxmlformats.org/officeDocument/2006/relationships" xmlns:m="http://schemas.openxmlformats.org/officeDocument/2006/math" xmlns:v="urn:schemas-microsoft-com:vml" xmlns:wp14="http://schemas.microsoft.com/office/word/2010/wordprocessingDrawing" xmlns:wp="http://schemas.openxmlformats.org/drawingml/2006/wordprocessingDrawing" xmlns:w10="urn:schemas-microsoft-com:office:word" xmlns:w="http://schemas.openxmlformats.org/wordprocessingml/2006/main" xmlns:w14="http://schemas.microsoft.com/office/word/2010/wordml" xmlns:w15="http://schemas.microsoft.com/office/word/2012/wordml" xmlns:w16cex="http://schemas.microsoft.com/office/word/2018/wordml/cex" xmlns:w16cid="http://schemas.microsoft.com/office/word/2016/wordml/cid" xmlns:w16="http://schemas.microsoft.com/office/word/2018/wordml" xmlns:w16du="http://schemas.microsoft.com/office/word/2023/wordml/word16du" xmlns:w16sdtdh="http://schemas.microsoft.com/office/word/2020/wordml/sdtdatahash" xmlns:w16sdtfl="http://schemas.microsoft.com/office/word/2024/wordml/sdtformatlock" xmlns:w16se="http://schemas.microsoft.com/office/word/2015/wordml/symex" xmlns:wpg="http://schemas.microsoft.com/office/word/2010/wordprocessingGroup" xmlns:wpi="http://schemas.microsoft.com/office/word/2010/wordprocessingInk" xmlns:wne="http://schemas.microsoft.com/office/word/2006/wordml" xmlns:wps="http://schemas.microsoft.com/office/word/2010/wordprocessingShape" mc:Ignorable="w14 w15 w16se w16cid w16 w16cex w16sdtdh w16sdtfl w16du wp14">
   <w:numPicBullet w:numPicBulletId="0">
     <w:pict>
-      <v:shapetype id="_x0000_t75" coordsize="21600,21600" o:spt="75" o:preferrelative="t" path="m@4@5l@4@11@9@11@9@5xe" filled="f" stroked="f">
+      <v:shapetype w14:anchorId="1BBB2E23" id="_x0000_t75" coordsize="21600,21600" o:spt="75" o:preferrelative="t" path="m@4@5l@4@11@9@11@9@5xe" filled="f" stroked="f">
         <v:stroke joinstyle="miter"/>
         <v:formulas>
           <v:f eqn="if lineDrawn pixelLineWidth 0"/>
@@ -5176,7 +6695,7 @@
         <v:path o:extrusionok="f" gradientshapeok="t" o:connecttype="rect"/>
         <o:lock v:ext="edit" aspectratio="t"/>
       </v:shapetype>
-      <v:shape id="_x0000_i1035" type="#_x0000_t75" style="width:.75pt;height:.75pt;visibility:visible;mso-wrap-style:square" o:bullet="t">
+      <v:shape id="_x0000_i1025" type="#_x0000_t75" style="width:.6pt;height:.6pt;visibility:visible;mso-wrap-style:square" o:bullet="t">
         <v:imagedata r:id="rId1" o:title=""/>
       </v:shape>
     </w:pict>
@@ -6017,6 +7536,155 @@
     </w:lvl>
   </w:abstractNum>
   <w:abstractNum w:abstractNumId="7" w15:restartNumberingAfterBreak="0">
+    <w:nsid w:val="1B387017"/>
+    <w:multiLevelType w:val="multilevel"/>
+    <w:tmpl w:val="E3CA6102"/>
+    <w:lvl w:ilvl="0">
+      <w:start w:val="1"/>
+      <w:numFmt w:val="bullet"/>
+      <w:lvlText w:val=""/>
+      <w:lvlJc w:val="left"/>
+      <w:pPr>
+        <w:tabs>
+          <w:tab w:val="num" w:pos="720"/>
+        </w:tabs>
+        <w:ind w:left="720" w:hanging="360"/>
+      </w:pPr>
+      <w:rPr>
+        <w:rFonts w:ascii="Symbol" w:hAnsi="Symbol" w:hint="default"/>
+        <w:sz w:val="20"/>
+      </w:rPr>
+    </w:lvl>
+    <w:lvl w:ilvl="1" w:tentative="1">
+      <w:start w:val="1"/>
+      <w:numFmt w:val="bullet"/>
+      <w:lvlText w:val="o"/>
+      <w:lvlJc w:val="left"/>
+      <w:pPr>
+        <w:tabs>
+          <w:tab w:val="num" w:pos="1440"/>
+        </w:tabs>
+        <w:ind w:left="1440" w:hanging="360"/>
+      </w:pPr>
+      <w:rPr>
+        <w:rFonts w:ascii="Courier New" w:hAnsi="Courier New" w:hint="default"/>
+        <w:sz w:val="20"/>
+      </w:rPr>
+    </w:lvl>
+    <w:lvl w:ilvl="2" w:tentative="1">
+      <w:start w:val="1"/>
+      <w:numFmt w:val="bullet"/>
+      <w:lvlText w:val=""/>
+      <w:lvlJc w:val="left"/>
+      <w:pPr>
+        <w:tabs>
+          <w:tab w:val="num" w:pos="2160"/>
+        </w:tabs>
+        <w:ind w:left="2160" w:hanging="360"/>
+      </w:pPr>
+      <w:rPr>
+        <w:rFonts w:ascii="Wingdings" w:hAnsi="Wingdings" w:hint="default"/>
+        <w:sz w:val="20"/>
+      </w:rPr>
+    </w:lvl>
+    <w:lvl w:ilvl="3" w:tentative="1">
+      <w:start w:val="1"/>
+      <w:numFmt w:val="bullet"/>
+      <w:lvlText w:val=""/>
+      <w:lvlJc w:val="left"/>
+      <w:pPr>
+        <w:tabs>
+          <w:tab w:val="num" w:pos="2880"/>
+        </w:tabs>
+        <w:ind w:left="2880" w:hanging="360"/>
+      </w:pPr>
+      <w:rPr>
+        <w:rFonts w:ascii="Wingdings" w:hAnsi="Wingdings" w:hint="default"/>
+        <w:sz w:val="20"/>
+      </w:rPr>
+    </w:lvl>
+    <w:lvl w:ilvl="4" w:tentative="1">
+      <w:start w:val="1"/>
+      <w:numFmt w:val="bullet"/>
+      <w:lvlText w:val=""/>
+      <w:lvlJc w:val="left"/>
+      <w:pPr>
+        <w:tabs>
+          <w:tab w:val="num" w:pos="3600"/>
+        </w:tabs>
+        <w:ind w:left="3600" w:hanging="360"/>
+      </w:pPr>
+      <w:rPr>
+        <w:rFonts w:ascii="Wingdings" w:hAnsi="Wingdings" w:hint="default"/>
+        <w:sz w:val="20"/>
+      </w:rPr>
+    </w:lvl>
+    <w:lvl w:ilvl="5" w:tentative="1">
+      <w:start w:val="1"/>
+      <w:numFmt w:val="bullet"/>
+      <w:lvlText w:val=""/>
+      <w:lvlJc w:val="left"/>
+      <w:pPr>
+        <w:tabs>
+          <w:tab w:val="num" w:pos="4320"/>
+        </w:tabs>
+        <w:ind w:left="4320" w:hanging="360"/>
+      </w:pPr>
+      <w:rPr>
+        <w:rFonts w:ascii="Wingdings" w:hAnsi="Wingdings" w:hint="default"/>
+        <w:sz w:val="20"/>
+      </w:rPr>
+    </w:lvl>
+    <w:lvl w:ilvl="6" w:tentative="1">
+      <w:start w:val="1"/>
+      <w:numFmt w:val="bullet"/>
+      <w:lvlText w:val=""/>
+      <w:lvlJc w:val="left"/>
+      <w:pPr>
+        <w:tabs>
+          <w:tab w:val="num" w:pos="5040"/>
+        </w:tabs>
+        <w:ind w:left="5040" w:hanging="360"/>
+      </w:pPr>
+      <w:rPr>
+        <w:rFonts w:ascii="Wingdings" w:hAnsi="Wingdings" w:hint="default"/>
+        <w:sz w:val="20"/>
+      </w:rPr>
+    </w:lvl>
+    <w:lvl w:ilvl="7" w:tentative="1">
+      <w:start w:val="1"/>
+      <w:numFmt w:val="bullet"/>
+      <w:lvlText w:val=""/>
+      <w:lvlJc w:val="left"/>
+      <w:pPr>
+        <w:tabs>
+          <w:tab w:val="num" w:pos="5760"/>
+        </w:tabs>
+        <w:ind w:left="5760" w:hanging="360"/>
+      </w:pPr>
+      <w:rPr>
+        <w:rFonts w:ascii="Wingdings" w:hAnsi="Wingdings" w:hint="default"/>
+        <w:sz w:val="20"/>
+      </w:rPr>
+    </w:lvl>
+    <w:lvl w:ilvl="8" w:tentative="1">
+      <w:start w:val="1"/>
+      <w:numFmt w:val="bullet"/>
+      <w:lvlText w:val=""/>
+      <w:lvlJc w:val="left"/>
+      <w:pPr>
+        <w:tabs>
+          <w:tab w:val="num" w:pos="6480"/>
+        </w:tabs>
+        <w:ind w:left="6480" w:hanging="360"/>
+      </w:pPr>
+      <w:rPr>
+        <w:rFonts w:ascii="Wingdings" w:hAnsi="Wingdings" w:hint="default"/>
+        <w:sz w:val="20"/>
+      </w:rPr>
+    </w:lvl>
+  </w:abstractNum>
+  <w:abstractNum w:abstractNumId="8" w15:restartNumberingAfterBreak="0">
     <w:nsid w:val="1C5A6C5E"/>
     <w:multiLevelType w:val="multilevel"/>
     <w:tmpl w:val="21A400FA"/>
@@ -6129,7 +7797,7 @@
       </w:pPr>
     </w:lvl>
   </w:abstractNum>
-  <w:abstractNum w:abstractNumId="8" w15:restartNumberingAfterBreak="0">
+  <w:abstractNum w:abstractNumId="9" w15:restartNumberingAfterBreak="0">
     <w:nsid w:val="1D295A7B"/>
     <w:multiLevelType w:val="multilevel"/>
     <w:tmpl w:val="CEF2A864"/>
@@ -6278,7 +7946,7 @@
       </w:rPr>
     </w:lvl>
   </w:abstractNum>
-  <w:abstractNum w:abstractNumId="9" w15:restartNumberingAfterBreak="0">
+  <w:abstractNum w:abstractNumId="10" w15:restartNumberingAfterBreak="0">
     <w:nsid w:val="253D4DE9"/>
     <w:multiLevelType w:val="multilevel"/>
     <w:tmpl w:val="73782F7C"/>
@@ -6427,7 +8095,7 @@
       </w:rPr>
     </w:lvl>
   </w:abstractNum>
-  <w:abstractNum w:abstractNumId="10" w15:restartNumberingAfterBreak="0">
+  <w:abstractNum w:abstractNumId="11" w15:restartNumberingAfterBreak="0">
     <w:nsid w:val="29487971"/>
     <w:multiLevelType w:val="hybridMultilevel"/>
     <w:tmpl w:val="86725E36"/>
@@ -6540,7 +8208,7 @@
       </w:rPr>
     </w:lvl>
   </w:abstractNum>
-  <w:abstractNum w:abstractNumId="11" w15:restartNumberingAfterBreak="0">
+  <w:abstractNum w:abstractNumId="12" w15:restartNumberingAfterBreak="0">
     <w:nsid w:val="2A6B051F"/>
     <w:multiLevelType w:val="hybridMultilevel"/>
     <w:tmpl w:val="E4D4349E"/>
@@ -6653,7 +8321,7 @@
       </w:rPr>
     </w:lvl>
   </w:abstractNum>
-  <w:abstractNum w:abstractNumId="12" w15:restartNumberingAfterBreak="0">
+  <w:abstractNum w:abstractNumId="13" w15:restartNumberingAfterBreak="0">
     <w:nsid w:val="34E03DFF"/>
     <w:multiLevelType w:val="hybridMultilevel"/>
     <w:tmpl w:val="171CE20C"/>
@@ -6742,7 +8410,7 @@
       </w:pPr>
     </w:lvl>
   </w:abstractNum>
-  <w:abstractNum w:abstractNumId="13" w15:restartNumberingAfterBreak="0">
+  <w:abstractNum w:abstractNumId="14" w15:restartNumberingAfterBreak="0">
     <w:nsid w:val="4DAD1AF7"/>
     <w:multiLevelType w:val="hybridMultilevel"/>
     <w:tmpl w:val="64489FF2"/>
@@ -6831,7 +8499,7 @@
       </w:pPr>
     </w:lvl>
   </w:abstractNum>
-  <w:abstractNum w:abstractNumId="14" w15:restartNumberingAfterBreak="0">
+  <w:abstractNum w:abstractNumId="15" w15:restartNumberingAfterBreak="0">
     <w:nsid w:val="4E59006B"/>
     <w:multiLevelType w:val="hybridMultilevel"/>
     <w:tmpl w:val="533E0582"/>
@@ -6917,7 +8585,7 @@
       </w:pPr>
     </w:lvl>
   </w:abstractNum>
-  <w:abstractNum w:abstractNumId="15" w15:restartNumberingAfterBreak="0">
+  <w:abstractNum w:abstractNumId="16" w15:restartNumberingAfterBreak="0">
     <w:nsid w:val="50993494"/>
     <w:multiLevelType w:val="multilevel"/>
     <w:tmpl w:val="B2087144"/>
@@ -7066,7 +8734,7 @@
       </w:rPr>
     </w:lvl>
   </w:abstractNum>
-  <w:abstractNum w:abstractNumId="16" w15:restartNumberingAfterBreak="0">
+  <w:abstractNum w:abstractNumId="17" w15:restartNumberingAfterBreak="0">
     <w:nsid w:val="50AD3270"/>
     <w:multiLevelType w:val="hybridMultilevel"/>
     <w:tmpl w:val="299EE896"/>
@@ -7155,7 +8823,7 @@
       </w:pPr>
     </w:lvl>
   </w:abstractNum>
-  <w:abstractNum w:abstractNumId="17" w15:restartNumberingAfterBreak="0">
+  <w:abstractNum w:abstractNumId="18" w15:restartNumberingAfterBreak="0">
     <w:nsid w:val="54CB3F3A"/>
     <w:multiLevelType w:val="multilevel"/>
     <w:tmpl w:val="9528C45A"/>
@@ -7304,7 +8972,7 @@
       </w:rPr>
     </w:lvl>
   </w:abstractNum>
-  <w:abstractNum w:abstractNumId="18" w15:restartNumberingAfterBreak="0">
+  <w:abstractNum w:abstractNumId="19" w15:restartNumberingAfterBreak="0">
     <w:nsid w:val="66395856"/>
     <w:multiLevelType w:val="multilevel"/>
     <w:tmpl w:val="6CBE2568"/>
@@ -7453,7 +9121,7 @@
       </w:rPr>
     </w:lvl>
   </w:abstractNum>
-  <w:abstractNum w:abstractNumId="19" w15:restartNumberingAfterBreak="0">
+  <w:abstractNum w:abstractNumId="20" w15:restartNumberingAfterBreak="0">
     <w:nsid w:val="6E2B3F19"/>
     <w:multiLevelType w:val="hybridMultilevel"/>
     <w:tmpl w:val="B90C733E"/>
@@ -7566,7 +9234,7 @@
       </w:rPr>
     </w:lvl>
   </w:abstractNum>
-  <w:abstractNum w:abstractNumId="20" w15:restartNumberingAfterBreak="0">
+  <w:abstractNum w:abstractNumId="21" w15:restartNumberingAfterBreak="0">
     <w:nsid w:val="78C038E8"/>
     <w:multiLevelType w:val="multilevel"/>
     <w:tmpl w:val="C95EA892"/>
@@ -7679,7 +9347,7 @@
       </w:rPr>
     </w:lvl>
   </w:abstractNum>
-  <w:abstractNum w:abstractNumId="21" w15:restartNumberingAfterBreak="0">
+  <w:abstractNum w:abstractNumId="22" w15:restartNumberingAfterBreak="0">
     <w:nsid w:val="7B14066B"/>
     <w:multiLevelType w:val="hybridMultilevel"/>
     <w:tmpl w:val="F3F6BD96"/>
@@ -7792,7 +9460,7 @@
       </w:rPr>
     </w:lvl>
   </w:abstractNum>
-  <w:abstractNum w:abstractNumId="22" w15:restartNumberingAfterBreak="0">
+  <w:abstractNum w:abstractNumId="23" w15:restartNumberingAfterBreak="0">
     <w:nsid w:val="7BD0238B"/>
     <w:multiLevelType w:val="multilevel"/>
     <w:tmpl w:val="77A42D36"/>
@@ -7906,73 +9574,76 @@
     </w:lvl>
   </w:abstractNum>
   <w:num w:numId="1" w16cid:durableId="2004972674">
-    <w:abstractNumId w:val="11"/>
+    <w:abstractNumId w:val="12"/>
   </w:num>
   <w:num w:numId="2" w16cid:durableId="2039744094">
     <w:abstractNumId w:val="3"/>
   </w:num>
   <w:num w:numId="3" w16cid:durableId="803625155">
-    <w:abstractNumId w:val="20"/>
+    <w:abstractNumId w:val="21"/>
   </w:num>
   <w:num w:numId="4" w16cid:durableId="738290264">
-    <w:abstractNumId w:val="12"/>
+    <w:abstractNumId w:val="13"/>
   </w:num>
   <w:num w:numId="5" w16cid:durableId="920988428">
-    <w:abstractNumId w:val="13"/>
+    <w:abstractNumId w:val="14"/>
   </w:num>
   <w:num w:numId="6" w16cid:durableId="211383210">
-    <w:abstractNumId w:val="16"/>
+    <w:abstractNumId w:val="17"/>
   </w:num>
   <w:num w:numId="7" w16cid:durableId="1740401227">
-    <w:abstractNumId w:val="7"/>
+    <w:abstractNumId w:val="8"/>
   </w:num>
   <w:num w:numId="8" w16cid:durableId="1121803155">
-    <w:abstractNumId w:val="18"/>
+    <w:abstractNumId w:val="19"/>
   </w:num>
   <w:num w:numId="9" w16cid:durableId="992221104">
-    <w:abstractNumId w:val="8"/>
+    <w:abstractNumId w:val="9"/>
   </w:num>
   <w:num w:numId="10" w16cid:durableId="1843662698">
-    <w:abstractNumId w:val="15"/>
+    <w:abstractNumId w:val="16"/>
   </w:num>
   <w:num w:numId="11" w16cid:durableId="1694458056">
     <w:abstractNumId w:val="5"/>
   </w:num>
   <w:num w:numId="12" w16cid:durableId="1900743648">
-    <w:abstractNumId w:val="14"/>
+    <w:abstractNumId w:val="15"/>
   </w:num>
   <w:num w:numId="13" w16cid:durableId="1330139941">
-    <w:abstractNumId w:val="19"/>
+    <w:abstractNumId w:val="20"/>
   </w:num>
   <w:num w:numId="14" w16cid:durableId="521091289">
     <w:abstractNumId w:val="4"/>
   </w:num>
   <w:num w:numId="15" w16cid:durableId="538591866">
-    <w:abstractNumId w:val="21"/>
+    <w:abstractNumId w:val="22"/>
   </w:num>
   <w:num w:numId="16" w16cid:durableId="951397713">
-    <w:abstractNumId w:val="10"/>
+    <w:abstractNumId w:val="11"/>
   </w:num>
   <w:num w:numId="17" w16cid:durableId="330301792">
     <w:abstractNumId w:val="0"/>
   </w:num>
   <w:num w:numId="18" w16cid:durableId="238642245">
-    <w:abstractNumId w:val="9"/>
+    <w:abstractNumId w:val="10"/>
   </w:num>
   <w:num w:numId="19" w16cid:durableId="643589143">
     <w:abstractNumId w:val="1"/>
   </w:num>
   <w:num w:numId="20" w16cid:durableId="818887961">
-    <w:abstractNumId w:val="17"/>
+    <w:abstractNumId w:val="18"/>
   </w:num>
   <w:num w:numId="21" w16cid:durableId="1463306804">
     <w:abstractNumId w:val="6"/>
   </w:num>
   <w:num w:numId="22" w16cid:durableId="1997370774">
-    <w:abstractNumId w:val="22"/>
+    <w:abstractNumId w:val="23"/>
   </w:num>
   <w:num w:numId="23" w16cid:durableId="2142729431">
     <w:abstractNumId w:val="2"/>
+  </w:num>
+  <w:num w:numId="24" w16cid:durableId="2045321856">
+    <w:abstractNumId w:val="7"/>
   </w:num>
 </w:numbering>
 </file>
@@ -8384,11 +10055,11 @@
       <w:lang w:val="es-ES"/>
     </w:rPr>
   </w:style>
-  <w:style w:type="paragraph" w:styleId="Ttulo1">
+  <w:style w:type="paragraph" w:styleId="Heading1">
     <w:name w:val="heading 1"/>
     <w:basedOn w:val="Normal"/>
     <w:next w:val="Normal"/>
-    <w:link w:val="Ttulo1Car"/>
+    <w:link w:val="Heading1Char"/>
     <w:uiPriority w:val="9"/>
     <w:qFormat/>
     <w:rsid w:val="00DB76C3"/>
@@ -8405,11 +10076,11 @@
       <w:szCs w:val="40"/>
     </w:rPr>
   </w:style>
-  <w:style w:type="paragraph" w:styleId="Ttulo2">
+  <w:style w:type="paragraph" w:styleId="Heading2">
     <w:name w:val="heading 2"/>
     <w:basedOn w:val="Normal"/>
     <w:next w:val="Normal"/>
-    <w:link w:val="Ttulo2Car"/>
+    <w:link w:val="Heading2Char"/>
     <w:uiPriority w:val="9"/>
     <w:unhideWhenUsed/>
     <w:qFormat/>
@@ -8427,11 +10098,11 @@
       <w:szCs w:val="32"/>
     </w:rPr>
   </w:style>
-  <w:style w:type="paragraph" w:styleId="Ttulo3">
+  <w:style w:type="paragraph" w:styleId="Heading3">
     <w:name w:val="heading 3"/>
     <w:basedOn w:val="Normal"/>
     <w:next w:val="Normal"/>
-    <w:link w:val="Ttulo3Car"/>
+    <w:link w:val="Heading3Char"/>
     <w:uiPriority w:val="9"/>
     <w:unhideWhenUsed/>
     <w:qFormat/>
@@ -8449,11 +10120,11 @@
       <w:szCs w:val="28"/>
     </w:rPr>
   </w:style>
-  <w:style w:type="paragraph" w:styleId="Ttulo4">
+  <w:style w:type="paragraph" w:styleId="Heading4">
     <w:name w:val="heading 4"/>
     <w:basedOn w:val="Normal"/>
     <w:next w:val="Normal"/>
-    <w:link w:val="Ttulo4Car"/>
+    <w:link w:val="Heading4Char"/>
     <w:uiPriority w:val="9"/>
     <w:semiHidden/>
     <w:unhideWhenUsed/>
@@ -8472,11 +10143,11 @@
       <w:color w:val="0F4761" w:themeColor="accent1" w:themeShade="BF"/>
     </w:rPr>
   </w:style>
-  <w:style w:type="paragraph" w:styleId="Ttulo5">
+  <w:style w:type="paragraph" w:styleId="Heading5">
     <w:name w:val="heading 5"/>
     <w:basedOn w:val="Normal"/>
     <w:next w:val="Normal"/>
-    <w:link w:val="Ttulo5Car"/>
+    <w:link w:val="Heading5Char"/>
     <w:uiPriority w:val="9"/>
     <w:semiHidden/>
     <w:unhideWhenUsed/>
@@ -8493,11 +10164,11 @@
       <w:color w:val="0F4761" w:themeColor="accent1" w:themeShade="BF"/>
     </w:rPr>
   </w:style>
-  <w:style w:type="paragraph" w:styleId="Ttulo6">
+  <w:style w:type="paragraph" w:styleId="Heading6">
     <w:name w:val="heading 6"/>
     <w:basedOn w:val="Normal"/>
     <w:next w:val="Normal"/>
-    <w:link w:val="Ttulo6Car"/>
+    <w:link w:val="Heading6Char"/>
     <w:uiPriority w:val="9"/>
     <w:semiHidden/>
     <w:unhideWhenUsed/>
@@ -8516,11 +10187,11 @@
       <w:color w:val="595959" w:themeColor="text1" w:themeTint="A6"/>
     </w:rPr>
   </w:style>
-  <w:style w:type="paragraph" w:styleId="Ttulo7">
+  <w:style w:type="paragraph" w:styleId="Heading7">
     <w:name w:val="heading 7"/>
     <w:basedOn w:val="Normal"/>
     <w:next w:val="Normal"/>
-    <w:link w:val="Ttulo7Car"/>
+    <w:link w:val="Heading7Char"/>
     <w:uiPriority w:val="9"/>
     <w:semiHidden/>
     <w:unhideWhenUsed/>
@@ -8537,11 +10208,11 @@
       <w:color w:val="595959" w:themeColor="text1" w:themeTint="A6"/>
     </w:rPr>
   </w:style>
-  <w:style w:type="paragraph" w:styleId="Ttulo8">
+  <w:style w:type="paragraph" w:styleId="Heading8">
     <w:name w:val="heading 8"/>
     <w:basedOn w:val="Normal"/>
     <w:next w:val="Normal"/>
-    <w:link w:val="Ttulo8Car"/>
+    <w:link w:val="Heading8Char"/>
     <w:uiPriority w:val="9"/>
     <w:semiHidden/>
     <w:unhideWhenUsed/>
@@ -8559,11 +10230,11 @@
       <w:color w:val="272727" w:themeColor="text1" w:themeTint="D8"/>
     </w:rPr>
   </w:style>
-  <w:style w:type="paragraph" w:styleId="Ttulo9">
+  <w:style w:type="paragraph" w:styleId="Heading9">
     <w:name w:val="heading 9"/>
     <w:basedOn w:val="Normal"/>
     <w:next w:val="Normal"/>
-    <w:link w:val="Ttulo9Car"/>
+    <w:link w:val="Heading9Char"/>
     <w:uiPriority w:val="9"/>
     <w:semiHidden/>
     <w:unhideWhenUsed/>
@@ -8579,12 +10250,12 @@
       <w:color w:val="272727" w:themeColor="text1" w:themeTint="D8"/>
     </w:rPr>
   </w:style>
-  <w:style w:type="character" w:default="1" w:styleId="Fuentedeprrafopredeter">
+  <w:style w:type="character" w:default="1" w:styleId="DefaultParagraphFont">
     <w:name w:val="Default Paragraph Font"/>
     <w:uiPriority w:val="1"/>
     <w:unhideWhenUsed/>
   </w:style>
-  <w:style w:type="table" w:default="1" w:styleId="Tablanormal">
+  <w:style w:type="table" w:default="1" w:styleId="TableNormal">
     <w:name w:val="Normal Table"/>
     <w:uiPriority w:val="99"/>
     <w:semiHidden/>
@@ -8599,16 +10270,16 @@
       </w:tblCellMar>
     </w:tblPr>
   </w:style>
-  <w:style w:type="numbering" w:default="1" w:styleId="Sinlista">
+  <w:style w:type="numbering" w:default="1" w:styleId="NoList">
     <w:name w:val="No List"/>
     <w:uiPriority w:val="99"/>
     <w:semiHidden/>
     <w:unhideWhenUsed/>
   </w:style>
-  <w:style w:type="character" w:customStyle="1" w:styleId="Ttulo1Car">
-    <w:name w:val="Título 1 Car"/>
-    <w:basedOn w:val="Fuentedeprrafopredeter"/>
-    <w:link w:val="Ttulo1"/>
+  <w:style w:type="character" w:customStyle="1" w:styleId="Heading1Char">
+    <w:name w:val="Heading 1 Char"/>
+    <w:basedOn w:val="DefaultParagraphFont"/>
+    <w:link w:val="Heading1"/>
     <w:uiPriority w:val="9"/>
     <w:rsid w:val="00DB76C3"/>
     <w:rPr>
@@ -8619,10 +10290,10 @@
       <w:lang w:val="es-ES"/>
     </w:rPr>
   </w:style>
-  <w:style w:type="character" w:customStyle="1" w:styleId="Ttulo2Car">
-    <w:name w:val="Título 2 Car"/>
-    <w:basedOn w:val="Fuentedeprrafopredeter"/>
-    <w:link w:val="Ttulo2"/>
+  <w:style w:type="character" w:customStyle="1" w:styleId="Heading2Char">
+    <w:name w:val="Heading 2 Char"/>
+    <w:basedOn w:val="DefaultParagraphFont"/>
+    <w:link w:val="Heading2"/>
     <w:uiPriority w:val="9"/>
     <w:rsid w:val="00DB76C3"/>
     <w:rPr>
@@ -8633,10 +10304,10 @@
       <w:lang w:val="es-ES"/>
     </w:rPr>
   </w:style>
-  <w:style w:type="character" w:customStyle="1" w:styleId="Ttulo3Car">
-    <w:name w:val="Título 3 Car"/>
-    <w:basedOn w:val="Fuentedeprrafopredeter"/>
-    <w:link w:val="Ttulo3"/>
+  <w:style w:type="character" w:customStyle="1" w:styleId="Heading3Char">
+    <w:name w:val="Heading 3 Char"/>
+    <w:basedOn w:val="DefaultParagraphFont"/>
+    <w:link w:val="Heading3"/>
     <w:uiPriority w:val="9"/>
     <w:rsid w:val="00DB76C3"/>
     <w:rPr>
@@ -8647,10 +10318,10 @@
       <w:lang w:val="es-ES"/>
     </w:rPr>
   </w:style>
-  <w:style w:type="character" w:customStyle="1" w:styleId="Ttulo4Car">
-    <w:name w:val="Título 4 Car"/>
-    <w:basedOn w:val="Fuentedeprrafopredeter"/>
-    <w:link w:val="Ttulo4"/>
+  <w:style w:type="character" w:customStyle="1" w:styleId="Heading4Char">
+    <w:name w:val="Heading 4 Char"/>
+    <w:basedOn w:val="DefaultParagraphFont"/>
+    <w:link w:val="Heading4"/>
     <w:uiPriority w:val="9"/>
     <w:semiHidden/>
     <w:rsid w:val="00DB76C3"/>
@@ -8662,10 +10333,10 @@
       <w:lang w:val="es-ES"/>
     </w:rPr>
   </w:style>
-  <w:style w:type="character" w:customStyle="1" w:styleId="Ttulo5Car">
-    <w:name w:val="Título 5 Car"/>
-    <w:basedOn w:val="Fuentedeprrafopredeter"/>
-    <w:link w:val="Ttulo5"/>
+  <w:style w:type="character" w:customStyle="1" w:styleId="Heading5Char">
+    <w:name w:val="Heading 5 Char"/>
+    <w:basedOn w:val="DefaultParagraphFont"/>
+    <w:link w:val="Heading5"/>
     <w:uiPriority w:val="9"/>
     <w:semiHidden/>
     <w:rsid w:val="00DB76C3"/>
@@ -8675,10 +10346,10 @@
       <w:lang w:val="es-ES"/>
     </w:rPr>
   </w:style>
-  <w:style w:type="character" w:customStyle="1" w:styleId="Ttulo6Car">
-    <w:name w:val="Título 6 Car"/>
-    <w:basedOn w:val="Fuentedeprrafopredeter"/>
-    <w:link w:val="Ttulo6"/>
+  <w:style w:type="character" w:customStyle="1" w:styleId="Heading6Char">
+    <w:name w:val="Heading 6 Char"/>
+    <w:basedOn w:val="DefaultParagraphFont"/>
+    <w:link w:val="Heading6"/>
     <w:uiPriority w:val="9"/>
     <w:semiHidden/>
     <w:rsid w:val="00DB76C3"/>
@@ -8690,10 +10361,10 @@
       <w:lang w:val="es-ES"/>
     </w:rPr>
   </w:style>
-  <w:style w:type="character" w:customStyle="1" w:styleId="Ttulo7Car">
-    <w:name w:val="Título 7 Car"/>
-    <w:basedOn w:val="Fuentedeprrafopredeter"/>
-    <w:link w:val="Ttulo7"/>
+  <w:style w:type="character" w:customStyle="1" w:styleId="Heading7Char">
+    <w:name w:val="Heading 7 Char"/>
+    <w:basedOn w:val="DefaultParagraphFont"/>
+    <w:link w:val="Heading7"/>
     <w:uiPriority w:val="9"/>
     <w:semiHidden/>
     <w:rsid w:val="00DB76C3"/>
@@ -8703,10 +10374,10 @@
       <w:lang w:val="es-ES"/>
     </w:rPr>
   </w:style>
-  <w:style w:type="character" w:customStyle="1" w:styleId="Ttulo8Car">
-    <w:name w:val="Título 8 Car"/>
-    <w:basedOn w:val="Fuentedeprrafopredeter"/>
-    <w:link w:val="Ttulo8"/>
+  <w:style w:type="character" w:customStyle="1" w:styleId="Heading8Char">
+    <w:name w:val="Heading 8 Char"/>
+    <w:basedOn w:val="DefaultParagraphFont"/>
+    <w:link w:val="Heading8"/>
     <w:uiPriority w:val="9"/>
     <w:semiHidden/>
     <w:rsid w:val="00DB76C3"/>
@@ -8718,10 +10389,10 @@
       <w:lang w:val="es-ES"/>
     </w:rPr>
   </w:style>
-  <w:style w:type="character" w:customStyle="1" w:styleId="Ttulo9Car">
-    <w:name w:val="Título 9 Car"/>
-    <w:basedOn w:val="Fuentedeprrafopredeter"/>
-    <w:link w:val="Ttulo9"/>
+  <w:style w:type="character" w:customStyle="1" w:styleId="Heading9Char">
+    <w:name w:val="Heading 9 Char"/>
+    <w:basedOn w:val="DefaultParagraphFont"/>
+    <w:link w:val="Heading9"/>
     <w:uiPriority w:val="9"/>
     <w:semiHidden/>
     <w:rsid w:val="00DB76C3"/>
@@ -8731,11 +10402,11 @@
       <w:lang w:val="es-ES"/>
     </w:rPr>
   </w:style>
-  <w:style w:type="paragraph" w:styleId="Ttulo">
+  <w:style w:type="paragraph" w:styleId="Title">
     <w:name w:val="Title"/>
     <w:basedOn w:val="Normal"/>
     <w:next w:val="Normal"/>
-    <w:link w:val="TtuloCar"/>
+    <w:link w:val="TitleChar"/>
     <w:uiPriority w:val="10"/>
     <w:qFormat/>
     <w:rsid w:val="00DB76C3"/>
@@ -8751,10 +10422,10 @@
       <w:szCs w:val="56"/>
     </w:rPr>
   </w:style>
-  <w:style w:type="character" w:customStyle="1" w:styleId="TtuloCar">
-    <w:name w:val="Título Car"/>
-    <w:basedOn w:val="Fuentedeprrafopredeter"/>
-    <w:link w:val="Ttulo"/>
+  <w:style w:type="character" w:customStyle="1" w:styleId="TitleChar">
+    <w:name w:val="Title Char"/>
+    <w:basedOn w:val="DefaultParagraphFont"/>
+    <w:link w:val="Title"/>
     <w:uiPriority w:val="10"/>
     <w:rsid w:val="00DB76C3"/>
     <w:rPr>
@@ -8766,11 +10437,11 @@
       <w:lang w:val="es-ES"/>
     </w:rPr>
   </w:style>
-  <w:style w:type="paragraph" w:styleId="Subttulo">
+  <w:style w:type="paragraph" w:styleId="Subtitle">
     <w:name w:val="Subtitle"/>
     <w:basedOn w:val="Normal"/>
     <w:next w:val="Normal"/>
-    <w:link w:val="SubttuloCar"/>
+    <w:link w:val="SubtitleChar"/>
     <w:uiPriority w:val="11"/>
     <w:qFormat/>
     <w:rsid w:val="00DB76C3"/>
@@ -8787,10 +10458,10 @@
       <w:szCs w:val="28"/>
     </w:rPr>
   </w:style>
-  <w:style w:type="character" w:customStyle="1" w:styleId="SubttuloCar">
-    <w:name w:val="Subtítulo Car"/>
-    <w:basedOn w:val="Fuentedeprrafopredeter"/>
-    <w:link w:val="Subttulo"/>
+  <w:style w:type="character" w:customStyle="1" w:styleId="SubtitleChar">
+    <w:name w:val="Subtitle Char"/>
+    <w:basedOn w:val="DefaultParagraphFont"/>
+    <w:link w:val="Subtitle"/>
     <w:uiPriority w:val="11"/>
     <w:rsid w:val="00DB76C3"/>
     <w:rPr>
@@ -8802,11 +10473,11 @@
       <w:lang w:val="es-ES"/>
     </w:rPr>
   </w:style>
-  <w:style w:type="paragraph" w:styleId="Cita">
+  <w:style w:type="paragraph" w:styleId="Quote">
     <w:name w:val="Quote"/>
     <w:basedOn w:val="Normal"/>
     <w:next w:val="Normal"/>
-    <w:link w:val="CitaCar"/>
+    <w:link w:val="QuoteChar"/>
     <w:uiPriority w:val="29"/>
     <w:qFormat/>
     <w:rsid w:val="00DB76C3"/>
@@ -8820,10 +10491,10 @@
       <w:color w:val="404040" w:themeColor="text1" w:themeTint="BF"/>
     </w:rPr>
   </w:style>
-  <w:style w:type="character" w:customStyle="1" w:styleId="CitaCar">
-    <w:name w:val="Cita Car"/>
-    <w:basedOn w:val="Fuentedeprrafopredeter"/>
-    <w:link w:val="Cita"/>
+  <w:style w:type="character" w:customStyle="1" w:styleId="QuoteChar">
+    <w:name w:val="Quote Char"/>
+    <w:basedOn w:val="DefaultParagraphFont"/>
+    <w:link w:val="Quote"/>
     <w:uiPriority w:val="29"/>
     <w:rsid w:val="00DB76C3"/>
     <w:rPr>
@@ -8833,7 +10504,7 @@
       <w:lang w:val="es-ES"/>
     </w:rPr>
   </w:style>
-  <w:style w:type="paragraph" w:styleId="Prrafodelista">
+  <w:style w:type="paragraph" w:styleId="ListParagraph">
     <w:name w:val="List Paragraph"/>
     <w:basedOn w:val="Normal"/>
     <w:uiPriority w:val="34"/>
@@ -8844,9 +10515,9 @@
       <w:contextualSpacing/>
     </w:pPr>
   </w:style>
-  <w:style w:type="character" w:styleId="nfasisintenso">
+  <w:style w:type="character" w:styleId="IntenseEmphasis">
     <w:name w:val="Intense Emphasis"/>
-    <w:basedOn w:val="Fuentedeprrafopredeter"/>
+    <w:basedOn w:val="DefaultParagraphFont"/>
     <w:uiPriority w:val="21"/>
     <w:qFormat/>
     <w:rsid w:val="00DB76C3"/>
@@ -8856,11 +10527,11 @@
       <w:color w:val="0F4761" w:themeColor="accent1" w:themeShade="BF"/>
     </w:rPr>
   </w:style>
-  <w:style w:type="paragraph" w:styleId="Citadestacada">
+  <w:style w:type="paragraph" w:styleId="IntenseQuote">
     <w:name w:val="Intense Quote"/>
     <w:basedOn w:val="Normal"/>
     <w:next w:val="Normal"/>
-    <w:link w:val="CitadestacadaCar"/>
+    <w:link w:val="IntenseQuoteChar"/>
     <w:uiPriority w:val="30"/>
     <w:qFormat/>
     <w:rsid w:val="00DB76C3"/>
@@ -8879,10 +10550,10 @@
       <w:color w:val="0F4761" w:themeColor="accent1" w:themeShade="BF"/>
     </w:rPr>
   </w:style>
-  <w:style w:type="character" w:customStyle="1" w:styleId="CitadestacadaCar">
-    <w:name w:val="Cita destacada Car"/>
-    <w:basedOn w:val="Fuentedeprrafopredeter"/>
-    <w:link w:val="Citadestacada"/>
+  <w:style w:type="character" w:customStyle="1" w:styleId="IntenseQuoteChar">
+    <w:name w:val="Intense Quote Char"/>
+    <w:basedOn w:val="DefaultParagraphFont"/>
+    <w:link w:val="IntenseQuote"/>
     <w:uiPriority w:val="30"/>
     <w:rsid w:val="00DB76C3"/>
     <w:rPr>
@@ -8892,9 +10563,9 @@
       <w:lang w:val="es-ES"/>
     </w:rPr>
   </w:style>
-  <w:style w:type="character" w:styleId="Referenciaintensa">
+  <w:style w:type="character" w:styleId="IntenseReference">
     <w:name w:val="Intense Reference"/>
-    <w:basedOn w:val="Fuentedeprrafopredeter"/>
+    <w:basedOn w:val="DefaultParagraphFont"/>
     <w:uiPriority w:val="32"/>
     <w:qFormat/>
     <w:rsid w:val="00DB76C3"/>
@@ -8906,9 +10577,9 @@
       <w:spacing w:val="5"/>
     </w:rPr>
   </w:style>
-  <w:style w:type="table" w:styleId="Tablaconcuadrcula">
+  <w:style w:type="table" w:styleId="TableGrid">
     <w:name w:val="Table Grid"/>
-    <w:basedOn w:val="Tablanormal"/>
+    <w:basedOn w:val="TableNormal"/>
     <w:uiPriority w:val="39"/>
     <w:rsid w:val="0093319A"/>
     <w:pPr>
@@ -8925,7 +10596,7 @@
       </w:tblBorders>
     </w:tblPr>
   </w:style>
-  <w:style w:type="paragraph" w:styleId="Sinespaciado">
+  <w:style w:type="paragraph" w:styleId="NoSpacing">
     <w:name w:val="No Spacing"/>
     <w:uiPriority w:val="1"/>
     <w:qFormat/>
@@ -8939,9 +10610,9 @@
       <w:lang w:val="es-CO"/>
     </w:rPr>
   </w:style>
-  <w:style w:type="character" w:styleId="Hipervnculo">
+  <w:style w:type="character" w:styleId="Hyperlink">
     <w:name w:val="Hyperlink"/>
-    <w:basedOn w:val="Fuentedeprrafopredeter"/>
+    <w:basedOn w:val="DefaultParagraphFont"/>
     <w:uiPriority w:val="99"/>
     <w:unhideWhenUsed/>
     <w:rsid w:val="000F6FB7"/>
@@ -8950,9 +10621,9 @@
       <w:u w:val="single"/>
     </w:rPr>
   </w:style>
-  <w:style w:type="character" w:styleId="Mencinsinresolver">
+  <w:style w:type="character" w:styleId="UnresolvedMention">
     <w:name w:val="Unresolved Mention"/>
-    <w:basedOn w:val="Fuentedeprrafopredeter"/>
+    <w:basedOn w:val="DefaultParagraphFont"/>
     <w:uiPriority w:val="99"/>
     <w:semiHidden/>
     <w:unhideWhenUsed/>
@@ -8962,9 +10633,9 @@
       <w:shd w:val="clear" w:color="auto" w:fill="E1DFDD"/>
     </w:rPr>
   </w:style>
-  <w:style w:type="character" w:styleId="Hipervnculovisitado">
+  <w:style w:type="character" w:styleId="FollowedHyperlink">
     <w:name w:val="FollowedHyperlink"/>
-    <w:basedOn w:val="Fuentedeprrafopredeter"/>
+    <w:basedOn w:val="DefaultParagraphFont"/>
     <w:uiPriority w:val="99"/>
     <w:semiHidden/>
     <w:unhideWhenUsed/>
@@ -8974,9 +10645,9 @@
       <w:u w:val="single"/>
     </w:rPr>
   </w:style>
-  <w:style w:type="character" w:styleId="Textodelmarcadordeposicin">
+  <w:style w:type="character" w:styleId="PlaceholderText">
     <w:name w:val="Placeholder Text"/>
-    <w:basedOn w:val="Fuentedeprrafopredeter"/>
+    <w:basedOn w:val="DefaultParagraphFont"/>
     <w:uiPriority w:val="99"/>
     <w:semiHidden/>
     <w:rsid w:val="006A7535"/>

--- a/Evaluacion_Markdown/DES_WEB1_EVAL01.docx
+++ b/Evaluacion_Markdown/DES_WEB1_EVAL01.docx
@@ -626,7 +626,6 @@
               </w:rPr>
               <w:t>HORA DE ENTREGA: __</w:t>
             </w:r>
-            <w:proofErr w:type="gramStart"/>
             <w:r>
               <w:rPr>
                 <w:sz w:val="20"/>
@@ -639,15 +638,7 @@
                 <w:sz w:val="20"/>
                 <w:szCs w:val="20"/>
               </w:rPr>
-              <w:t>:_</w:t>
-            </w:r>
-            <w:proofErr w:type="gramEnd"/>
-            <w:r>
-              <w:rPr>
-                <w:sz w:val="20"/>
-                <w:szCs w:val="20"/>
-              </w:rPr>
-              <w:t>_</w:t>
+              <w:t>:__</w:t>
             </w:r>
             <w:r>
               <w:rPr>
@@ -1161,7 +1152,6 @@
         <w:t xml:space="preserve">al </w:t>
       </w:r>
       <w:proofErr w:type="spellStart"/>
-      <w:proofErr w:type="gramStart"/>
       <w:r>
         <w:rPr>
           <w:lang w:val="es-ES"/>
@@ -1169,7 +1159,6 @@
         <w:t>e.mail</w:t>
       </w:r>
       <w:proofErr w:type="spellEnd"/>
-      <w:proofErr w:type="gramEnd"/>
       <w:r>
         <w:rPr>
           <w:lang w:val="es-ES"/>
@@ -1708,6 +1697,20 @@
           <w:p>
             <w:pPr>
               <w:widowControl/>
+              <w:shd w:val="clear" w:color="auto" w:fill="121314"/>
+              <w:spacing w:line="285" w:lineRule="atLeast"/>
+              <w:rPr>
+                <w:rFonts w:ascii="Consolas" w:eastAsia="Times New Roman" w:hAnsi="Consolas" w:cs="Times New Roman"/>
+                <w:color w:val="BBBEBF"/>
+                <w:sz w:val="21"/>
+                <w:szCs w:val="21"/>
+                <w:lang w:val="es-CO" w:eastAsia="es-ES_tradnl"/>
+              </w:rPr>
+            </w:pPr>
+          </w:p>
+          <w:p>
+            <w:pPr>
+              <w:widowControl/>
               <w:shd w:val="clear" w:color="auto" w:fill="262A33"/>
               <w:spacing w:line="285" w:lineRule="atLeast"/>
               <w:rPr>
@@ -2352,7 +2355,6 @@
               </w:rPr>
               <w:t>\</w:t>
             </w:r>
-            <w:proofErr w:type="gramStart"/>
             <w:r>
               <w:rPr>
                 <w:rFonts w:ascii="Consolas" w:eastAsia="Times New Roman" w:hAnsi="Consolas" w:cs="Times New Roman"/>
@@ -2374,7 +2376,6 @@
               <w:t>{</w:t>
             </w:r>
             <w:proofErr w:type="spellStart"/>
-            <w:proofErr w:type="gramEnd"/>
             <w:r>
               <w:rPr>
                 <w:rFonts w:ascii="Consolas" w:eastAsia="Times New Roman" w:hAnsi="Consolas" w:cs="Times New Roman"/>
@@ -2396,7 +2397,6 @@
               </w:rPr>
               <w:t>=</w:t>
             </w:r>
-            <w:proofErr w:type="gramStart"/>
             <w:r>
               <w:rPr>
                 <w:rFonts w:ascii="Consolas" w:eastAsia="Times New Roman" w:hAnsi="Consolas" w:cs="Times New Roman"/>
@@ -2415,18 +2415,7 @@
                 <w:szCs w:val="21"/>
                 <w:lang w:val="en-US" w:eastAsia="es-CO"/>
               </w:rPr>
-              <w:t>}^</w:t>
-            </w:r>
-            <w:proofErr w:type="gramEnd"/>
-            <w:r>
-              <w:rPr>
-                <w:rFonts w:ascii="Consolas" w:eastAsia="Times New Roman" w:hAnsi="Consolas" w:cs="Times New Roman"/>
-                <w:color w:val="D5CED9"/>
-                <w:sz w:val="21"/>
-                <w:szCs w:val="21"/>
-                <w:lang w:val="en-US" w:eastAsia="es-CO"/>
-              </w:rPr>
-              <w:t xml:space="preserve">{n} </w:t>
+              <w:t xml:space="preserve">}^{n} </w:t>
             </w:r>
             <w:proofErr w:type="spellStart"/>
             <w:r>
@@ -2604,6 +2593,7 @@
                 <w:szCs w:val="21"/>
                 <w:lang w:val="es-CO" w:eastAsia="es-CO"/>
               </w:rPr>
+              <w:lastRenderedPageBreak/>
               <w:t xml:space="preserve">La redundancia puede eliminarse mediante la </w:t>
             </w:r>
             <w:r>
@@ -2700,29 +2690,7 @@
                 <w:szCs w:val="21"/>
                 <w:lang w:val="es-CO" w:eastAsia="es-CO"/>
               </w:rPr>
-              <w:t>**</w:t>
-            </w:r>
-            <w:proofErr w:type="gramStart"/>
-            <w:r>
-              <w:rPr>
-                <w:rFonts w:ascii="Consolas" w:eastAsia="Times New Roman" w:hAnsi="Consolas" w:cs="Times New Roman"/>
-                <w:color w:val="F39C12"/>
-                <w:sz w:val="21"/>
-                <w:szCs w:val="21"/>
-                <w:lang w:val="es-CO" w:eastAsia="es-CO"/>
-              </w:rPr>
-              <w:t>Lossy:*</w:t>
-            </w:r>
-            <w:proofErr w:type="gramEnd"/>
-            <w:r>
-              <w:rPr>
-                <w:rFonts w:ascii="Consolas" w:eastAsia="Times New Roman" w:hAnsi="Consolas" w:cs="Times New Roman"/>
-                <w:color w:val="F39C12"/>
-                <w:sz w:val="21"/>
-                <w:szCs w:val="21"/>
-                <w:lang w:val="es-CO" w:eastAsia="es-CO"/>
-              </w:rPr>
-              <w:t>*</w:t>
+              <w:t>**Lossy:**</w:t>
             </w:r>
             <w:r>
               <w:rPr>
@@ -2773,7 +2741,6 @@
               <w:t>**</w:t>
             </w:r>
             <w:proofErr w:type="spellStart"/>
-            <w:proofErr w:type="gramStart"/>
             <w:r>
               <w:rPr>
                 <w:rFonts w:ascii="Consolas" w:eastAsia="Times New Roman" w:hAnsi="Consolas" w:cs="Times New Roman"/>
@@ -2793,18 +2760,7 @@
                 <w:szCs w:val="21"/>
                 <w:lang w:val="es-CO" w:eastAsia="es-CO"/>
               </w:rPr>
-              <w:t>:*</w:t>
-            </w:r>
-            <w:proofErr w:type="gramEnd"/>
-            <w:r>
-              <w:rPr>
-                <w:rFonts w:ascii="Consolas" w:eastAsia="Times New Roman" w:hAnsi="Consolas" w:cs="Times New Roman"/>
-                <w:color w:val="F39C12"/>
-                <w:sz w:val="21"/>
-                <w:szCs w:val="21"/>
-                <w:lang w:val="es-CO" w:eastAsia="es-CO"/>
-              </w:rPr>
-              <w:t>*</w:t>
+              <w:t>:**</w:t>
             </w:r>
             <w:r>
               <w:rPr>
@@ -3530,6 +3486,7 @@
                 <w:szCs w:val="21"/>
                 <w:lang w:val="es-CO" w:eastAsia="es-CO"/>
               </w:rPr>
+              <w:lastRenderedPageBreak/>
               <w:t xml:space="preserve">- </w:t>
             </w:r>
             <w:r>
@@ -3594,7 +3551,6 @@
                 <w:szCs w:val="21"/>
                 <w:lang w:val="es-CO" w:eastAsia="es-CO"/>
               </w:rPr>
-              <w:lastRenderedPageBreak/>
               <w:t xml:space="preserve">- </w:t>
             </w:r>
             <w:r>
@@ -3659,29 +3615,7 @@
                 <w:szCs w:val="21"/>
                 <w:lang w:val="es-CO" w:eastAsia="es-CO"/>
               </w:rPr>
-              <w:t xml:space="preserve">- </w:t>
-            </w:r>
-            <w:proofErr w:type="gramStart"/>
-            <w:r>
-              <w:rPr>
-                <w:rFonts w:ascii="Consolas" w:eastAsia="Times New Roman" w:hAnsi="Consolas" w:cs="Times New Roman"/>
-                <w:color w:val="FFE66D"/>
-                <w:sz w:val="21"/>
-                <w:szCs w:val="21"/>
-                <w:lang w:val="es-CO" w:eastAsia="es-CO"/>
-              </w:rPr>
-              <w:t>[ ]</w:t>
-            </w:r>
-            <w:proofErr w:type="gramEnd"/>
-            <w:r>
-              <w:rPr>
-                <w:rFonts w:ascii="Consolas" w:eastAsia="Times New Roman" w:hAnsi="Consolas" w:cs="Times New Roman"/>
-                <w:color w:val="FFE66D"/>
-                <w:sz w:val="21"/>
-                <w:szCs w:val="21"/>
-                <w:lang w:val="es-CO" w:eastAsia="es-CO"/>
-              </w:rPr>
-              <w:t xml:space="preserve"> Transmitir</w:t>
+              <w:t>- [ ] Transmitir</w:t>
             </w:r>
           </w:p>
           <w:p>
@@ -3705,29 +3639,7 @@
                 <w:szCs w:val="21"/>
                 <w:lang w:val="es-CO" w:eastAsia="es-CO"/>
               </w:rPr>
-              <w:t xml:space="preserve">- </w:t>
-            </w:r>
-            <w:proofErr w:type="gramStart"/>
-            <w:r>
-              <w:rPr>
-                <w:rFonts w:ascii="Consolas" w:eastAsia="Times New Roman" w:hAnsi="Consolas" w:cs="Times New Roman"/>
-                <w:color w:val="FFE66D"/>
-                <w:sz w:val="21"/>
-                <w:szCs w:val="21"/>
-                <w:lang w:val="es-CO" w:eastAsia="es-CO"/>
-              </w:rPr>
-              <w:t>[ ]</w:t>
-            </w:r>
-            <w:proofErr w:type="gramEnd"/>
-            <w:r>
-              <w:rPr>
-                <w:rFonts w:ascii="Consolas" w:eastAsia="Times New Roman" w:hAnsi="Consolas" w:cs="Times New Roman"/>
-                <w:color w:val="FFE66D"/>
-                <w:sz w:val="21"/>
-                <w:szCs w:val="21"/>
-                <w:lang w:val="es-CO" w:eastAsia="es-CO"/>
-              </w:rPr>
-              <w:t xml:space="preserve"> Recuperar</w:t>
+              <w:t>- [ ] Recuperar</w:t>
             </w:r>
           </w:p>
           <w:p>
@@ -3879,29 +3791,7 @@
                 <w:szCs w:val="21"/>
                 <w:lang w:val="es-CO" w:eastAsia="es-CO"/>
               </w:rPr>
-              <w:t xml:space="preserve">~~La compresión siempre elimina </w:t>
-            </w:r>
-            <w:proofErr w:type="gramStart"/>
-            <w:r>
-              <w:rPr>
-                <w:rFonts w:ascii="Consolas" w:eastAsia="Times New Roman" w:hAnsi="Consolas" w:cs="Times New Roman"/>
-                <w:color w:val="D5CED9"/>
-                <w:sz w:val="21"/>
-                <w:szCs w:val="21"/>
-                <w:lang w:val="es-CO" w:eastAsia="es-CO"/>
-              </w:rPr>
-              <w:t>información.~</w:t>
-            </w:r>
-            <w:proofErr w:type="gramEnd"/>
-            <w:r>
-              <w:rPr>
-                <w:rFonts w:ascii="Consolas" w:eastAsia="Times New Roman" w:hAnsi="Consolas" w:cs="Times New Roman"/>
-                <w:color w:val="D5CED9"/>
-                <w:sz w:val="21"/>
-                <w:szCs w:val="21"/>
-                <w:lang w:val="es-CO" w:eastAsia="es-CO"/>
-              </w:rPr>
-              <w:t>~</w:t>
+              <w:t>~~La compresión siempre elimina información.~~</w:t>
             </w:r>
           </w:p>
           <w:p>
@@ -4335,7 +4225,7 @@
                 <w:szCs w:val="21"/>
                 <w:lang w:val="es-CO" w:eastAsia="es-CO"/>
               </w:rPr>
-              <w:t xml:space="preserve">Para ver más conceptos puedes consultar la </w:t>
+              <w:t xml:space="preserve">Para ver más información puedes consultar el siguiente vídeo </w:t>
             </w:r>
             <w:r>
               <w:rPr>
@@ -4355,7 +4245,7 @@
                 <w:szCs w:val="21"/>
                 <w:lang w:val="es-CO" w:eastAsia="es-CO"/>
               </w:rPr>
-              <w:t>página 2</w:t>
+              <w:t>Teoría de Shannon</w:t>
             </w:r>
             <w:r>
               <w:rPr>
@@ -4385,6 +4275,142 @@
                 <w:szCs w:val="21"/>
                 <w:lang w:val="es-CO" w:eastAsia="es-CO"/>
               </w:rPr>
+              <w:t>https://www.youtube.com/watch?v=4ic-J79O9hg</w:t>
+            </w:r>
+            <w:r>
+              <w:rPr>
+                <w:rFonts w:ascii="Consolas" w:eastAsia="Times New Roman" w:hAnsi="Consolas" w:cs="Times New Roman"/>
+                <w:color w:val="D5CED9"/>
+                <w:sz w:val="21"/>
+                <w:szCs w:val="21"/>
+                <w:lang w:val="es-CO" w:eastAsia="es-CO"/>
+              </w:rPr>
+              <w:t>).</w:t>
+            </w:r>
+          </w:p>
+          <w:p>
+            <w:pPr>
+              <w:widowControl/>
+              <w:shd w:val="clear" w:color="auto" w:fill="262A33"/>
+              <w:spacing w:line="285" w:lineRule="atLeast"/>
+              <w:rPr>
+                <w:rFonts w:ascii="Consolas" w:eastAsia="Times New Roman" w:hAnsi="Consolas" w:cs="Times New Roman"/>
+                <w:color w:val="D5CED9"/>
+                <w:sz w:val="21"/>
+                <w:szCs w:val="21"/>
+                <w:lang w:val="es-CO" w:eastAsia="es-CO"/>
+              </w:rPr>
+            </w:pPr>
+          </w:p>
+          <w:p>
+            <w:pPr>
+              <w:widowControl/>
+              <w:shd w:val="clear" w:color="auto" w:fill="262A33"/>
+              <w:spacing w:line="285" w:lineRule="atLeast"/>
+              <w:rPr>
+                <w:rFonts w:ascii="Consolas" w:eastAsia="Times New Roman" w:hAnsi="Consolas" w:cs="Times New Roman"/>
+                <w:color w:val="D5CED9"/>
+                <w:sz w:val="21"/>
+                <w:szCs w:val="21"/>
+                <w:lang w:val="es-CO" w:eastAsia="es-CO"/>
+              </w:rPr>
+            </w:pPr>
+            <w:r>
+              <w:rPr>
+                <w:rFonts w:ascii="Consolas" w:eastAsia="Times New Roman" w:hAnsi="Consolas" w:cs="Times New Roman"/>
+                <w:color w:val="FF00AA"/>
+                <w:sz w:val="21"/>
+                <w:szCs w:val="21"/>
+                <w:lang w:val="es-CO" w:eastAsia="es-CO"/>
+              </w:rPr>
+              <w:t xml:space="preserve">## Para saber más </w:t>
+            </w:r>
+          </w:p>
+          <w:p>
+            <w:pPr>
+              <w:widowControl/>
+              <w:shd w:val="clear" w:color="auto" w:fill="262A33"/>
+              <w:spacing w:line="285" w:lineRule="atLeast"/>
+              <w:rPr>
+                <w:rFonts w:ascii="Consolas" w:eastAsia="Times New Roman" w:hAnsi="Consolas" w:cs="Times New Roman"/>
+                <w:color w:val="D5CED9"/>
+                <w:sz w:val="21"/>
+                <w:szCs w:val="21"/>
+                <w:lang w:val="es-CO" w:eastAsia="es-CO"/>
+              </w:rPr>
+            </w:pPr>
+          </w:p>
+          <w:p>
+            <w:pPr>
+              <w:widowControl/>
+              <w:shd w:val="clear" w:color="auto" w:fill="262A33"/>
+              <w:spacing w:line="285" w:lineRule="atLeast"/>
+              <w:rPr>
+                <w:rFonts w:ascii="Consolas" w:eastAsia="Times New Roman" w:hAnsi="Consolas" w:cs="Times New Roman"/>
+                <w:color w:val="D5CED9"/>
+                <w:sz w:val="21"/>
+                <w:szCs w:val="21"/>
+                <w:lang w:val="es-CO" w:eastAsia="es-CO"/>
+              </w:rPr>
+            </w:pPr>
+            <w:r>
+              <w:rPr>
+                <w:rFonts w:ascii="Consolas" w:eastAsia="Times New Roman" w:hAnsi="Consolas" w:cs="Times New Roman"/>
+                <w:color w:val="D5CED9"/>
+                <w:sz w:val="21"/>
+                <w:szCs w:val="21"/>
+                <w:lang w:val="es-CO" w:eastAsia="es-CO"/>
+              </w:rPr>
+              <w:t xml:space="preserve">Consulte la página </w:t>
+            </w:r>
+            <w:r>
+              <w:rPr>
+                <w:rFonts w:ascii="Consolas" w:eastAsia="Times New Roman" w:hAnsi="Consolas" w:cs="Times New Roman"/>
+                <w:color w:val="C74DED"/>
+                <w:sz w:val="21"/>
+                <w:szCs w:val="21"/>
+                <w:lang w:val="es-CO" w:eastAsia="es-CO"/>
+              </w:rPr>
+              <w:t>[</w:t>
+            </w:r>
+            <w:r>
+              <w:rPr>
+                <w:rFonts w:ascii="Consolas" w:eastAsia="Times New Roman" w:hAnsi="Consolas" w:cs="Times New Roman"/>
+                <w:color w:val="EE5D43"/>
+                <w:sz w:val="21"/>
+                <w:szCs w:val="21"/>
+                <w:lang w:val="es-CO" w:eastAsia="es-CO"/>
+              </w:rPr>
+              <w:t>Transmisión de datos</w:t>
+            </w:r>
+            <w:r>
+              <w:rPr>
+                <w:rFonts w:ascii="Consolas" w:eastAsia="Times New Roman" w:hAnsi="Consolas" w:cs="Times New Roman"/>
+                <w:color w:val="C74DED"/>
+                <w:sz w:val="21"/>
+                <w:szCs w:val="21"/>
+                <w:lang w:val="es-CO" w:eastAsia="es-CO"/>
+              </w:rPr>
+              <w:t>]</w:t>
+            </w:r>
+            <w:r>
+              <w:rPr>
+                <w:rFonts w:ascii="Consolas" w:eastAsia="Times New Roman" w:hAnsi="Consolas" w:cs="Times New Roman"/>
+                <w:color w:val="D5CED9"/>
+                <w:sz w:val="21"/>
+                <w:szCs w:val="21"/>
+                <w:lang w:val="es-CO" w:eastAsia="es-CO"/>
+              </w:rPr>
+              <w:t>(</w:t>
+            </w:r>
+            <w:r>
+              <w:rPr>
+                <w:rFonts w:ascii="Consolas" w:eastAsia="Times New Roman" w:hAnsi="Consolas" w:cs="Times New Roman"/>
+                <w:color w:val="C74DED"/>
+                <w:sz w:val="21"/>
+                <w:szCs w:val="21"/>
+                <w:lang w:val="es-CO" w:eastAsia="es-CO"/>
+              </w:rPr>
               <w:t>pagina2.md</w:t>
             </w:r>
             <w:r>
@@ -4395,7 +4421,7 @@
                 <w:szCs w:val="21"/>
                 <w:lang w:val="es-CO" w:eastAsia="es-CO"/>
               </w:rPr>
-              <w:t>).</w:t>
+              <w:t>) para conocer cómo viaja la información, cómo optimizar el espacio y cómo garantizar la integridad de los datos.</w:t>
             </w:r>
           </w:p>
           <w:p>
@@ -4414,27 +4440,13 @@
           </w:p>
           <w:p>
             <w:pPr>
-              <w:widowControl/>
-              <w:shd w:val="clear" w:color="auto" w:fill="121314"/>
-              <w:spacing w:line="285" w:lineRule="atLeast"/>
-              <w:rPr>
-                <w:rFonts w:ascii="Consolas" w:eastAsia="Times New Roman" w:hAnsi="Consolas" w:cs="Times New Roman"/>
-                <w:color w:val="BBBEBF"/>
-                <w:sz w:val="21"/>
-                <w:szCs w:val="21"/>
-                <w:lang w:val="es-ES_tradnl" w:eastAsia="es-ES_tradnl"/>
-              </w:rPr>
-            </w:pPr>
-          </w:p>
-          <w:p>
-            <w:pPr>
               <w:pStyle w:val="NoSpacing"/>
               <w:rPr>
                 <w:rFonts w:ascii="Consolas" w:eastAsia="Times New Roman" w:hAnsi="Consolas" w:cs="Times New Roman"/>
                 <w:color w:val="8B949E"/>
                 <w:sz w:val="21"/>
                 <w:szCs w:val="21"/>
-                <w:lang w:val="es-ES_tradnl" w:eastAsia="es-ES_tradnl"/>
+                <w:lang w:eastAsia="es-ES_tradnl"/>
               </w:rPr>
             </w:pPr>
           </w:p>
@@ -4446,7 +4458,7 @@
                 <w:color w:val="8B949E"/>
                 <w:sz w:val="21"/>
                 <w:szCs w:val="21"/>
-                <w:lang w:val="es-ES_tradnl" w:eastAsia="es-ES_tradnl"/>
+                <w:lang w:eastAsia="es-ES_tradnl"/>
               </w:rPr>
             </w:pPr>
           </w:p>
@@ -4457,14 +4469,23 @@
       <w:pPr>
         <w:widowControl/>
         <w:spacing w:after="160" w:line="278" w:lineRule="auto"/>
+        <w:rPr>
+          <w:lang w:val="es-CO"/>
+        </w:rPr>
       </w:pPr>
     </w:p>
     <w:p>
       <w:pPr>
         <w:widowControl/>
         <w:spacing w:after="160" w:line="278" w:lineRule="auto"/>
+        <w:rPr>
+          <w:lang w:val="es-CO"/>
+        </w:rPr>
       </w:pPr>
       <w:r>
+        <w:rPr>
+          <w:lang w:val="es-CO"/>
+        </w:rPr>
         <w:br w:type="page"/>
       </w:r>
     </w:p>
@@ -4557,6 +4578,1122 @@
         </w:tc>
       </w:tr>
     </w:tbl>
+    <w:p>
+      <w:pPr>
+        <w:widowControl/>
+        <w:spacing w:after="160" w:line="278" w:lineRule="auto"/>
+        <w:rPr>
+          <w:lang w:val="en-US"/>
+        </w:rPr>
+      </w:pPr>
+    </w:p>
+    <w:tbl>
+      <w:tblPr>
+        <w:tblStyle w:val="TableGrid"/>
+        <w:tblW w:w="0" w:type="auto"/>
+        <w:tblLook w:val="04A0" w:firstRow="1" w:lastRow="0" w:firstColumn="1" w:lastColumn="0" w:noHBand="0" w:noVBand="1"/>
+      </w:tblPr>
+      <w:tblGrid>
+        <w:gridCol w:w="14966"/>
+      </w:tblGrid>
+      <w:tr>
+        <w:tc>
+          <w:tcPr>
+            <w:tcW w:w="14966" w:type="dxa"/>
+          </w:tcPr>
+          <w:p>
+            <w:pPr>
+              <w:pStyle w:val="NoSpacing"/>
+              <w:rPr>
+                <w:rFonts w:ascii="Consolas" w:eastAsia="Times New Roman" w:hAnsi="Consolas" w:cs="Times New Roman"/>
+                <w:color w:val="8B949E"/>
+                <w:sz w:val="21"/>
+                <w:szCs w:val="21"/>
+                <w:lang w:val="en-US" w:eastAsia="es-ES_tradnl"/>
+              </w:rPr>
+            </w:pPr>
+            <w:r>
+              <w:rPr>
+                <w:rFonts w:ascii="Consolas" w:eastAsia="Times New Roman" w:hAnsi="Consolas" w:cs="Times New Roman"/>
+                <w:color w:val="8B949E"/>
+                <w:sz w:val="21"/>
+                <w:szCs w:val="21"/>
+                <w:lang w:val="en-US" w:eastAsia="es-ES_tradnl"/>
+              </w:rPr>
+              <w:t>#</w:t>
+            </w:r>
+            <w:r>
+              <w:rPr>
+                <w:lang w:val="en-US"/>
+              </w:rPr>
+              <w:t xml:space="preserve"> Markdown Source Code</w:t>
+            </w:r>
+            <w:r>
+              <w:rPr>
+                <w:lang w:val="en-US"/>
+              </w:rPr>
+              <w:t>3</w:t>
+            </w:r>
+            <w:r>
+              <w:rPr>
+                <w:lang w:val="en-US"/>
+              </w:rPr>
+              <w:t>. File Name: ___</w:t>
+            </w:r>
+            <w:r>
+              <w:rPr>
+                <w:lang w:val="en-US"/>
+              </w:rPr>
+              <w:t>pa</w:t>
+            </w:r>
+            <w:r>
+              <w:rPr>
+                <w:lang w:val="en-US"/>
+              </w:rPr>
+              <w:t>ridad</w:t>
+            </w:r>
+            <w:r>
+              <w:rPr>
+                <w:lang w:val="en-US"/>
+              </w:rPr>
+              <w:t>_______.md</w:t>
+            </w:r>
+          </w:p>
+        </w:tc>
+      </w:tr>
+      <w:tr>
+        <w:tc>
+          <w:tcPr>
+            <w:tcW w:w="14966" w:type="dxa"/>
+          </w:tcPr>
+          <w:p>
+            <w:pPr>
+              <w:widowControl/>
+              <w:shd w:val="clear" w:color="auto" w:fill="262A33"/>
+              <w:spacing w:line="285" w:lineRule="atLeast"/>
+              <w:rPr>
+                <w:rFonts w:ascii="Consolas" w:eastAsia="Times New Roman" w:hAnsi="Consolas" w:cs="Times New Roman"/>
+                <w:color w:val="D5CED9"/>
+                <w:sz w:val="21"/>
+                <w:szCs w:val="21"/>
+                <w:lang w:val="es-CO" w:eastAsia="es-CO"/>
+              </w:rPr>
+            </w:pPr>
+            <w:r>
+              <w:rPr>
+                <w:rFonts w:ascii="Consolas" w:eastAsia="Times New Roman" w:hAnsi="Consolas" w:cs="Times New Roman"/>
+                <w:color w:val="96E072"/>
+                <w:sz w:val="21"/>
+                <w:szCs w:val="21"/>
+                <w:lang w:val="es-CO" w:eastAsia="es-CO"/>
+              </w:rPr>
+              <w:t>```</w:t>
+            </w:r>
+            <w:proofErr w:type="spellStart"/>
+            <w:r>
+              <w:rPr>
+                <w:rFonts w:ascii="Consolas" w:eastAsia="Times New Roman" w:hAnsi="Consolas" w:cs="Times New Roman"/>
+                <w:color w:val="F39C12"/>
+                <w:sz w:val="21"/>
+                <w:szCs w:val="21"/>
+                <w:lang w:val="es-CO" w:eastAsia="es-CO"/>
+              </w:rPr>
+              <w:t>python</w:t>
+            </w:r>
+            <w:proofErr w:type="spellEnd"/>
+          </w:p>
+          <w:p>
+            <w:pPr>
+              <w:widowControl/>
+              <w:shd w:val="clear" w:color="auto" w:fill="262A33"/>
+              <w:spacing w:line="285" w:lineRule="atLeast"/>
+              <w:rPr>
+                <w:rFonts w:ascii="Consolas" w:eastAsia="Times New Roman" w:hAnsi="Consolas" w:cs="Times New Roman"/>
+                <w:color w:val="D5CED9"/>
+                <w:sz w:val="21"/>
+                <w:szCs w:val="21"/>
+                <w:lang w:val="es-CO" w:eastAsia="es-CO"/>
+              </w:rPr>
+            </w:pPr>
+            <w:r>
+              <w:rPr>
+                <w:rFonts w:ascii="Consolas" w:eastAsia="Times New Roman" w:hAnsi="Consolas" w:cs="Times New Roman"/>
+                <w:i/>
+                <w:iCs/>
+                <w:color w:val="A0A1A7"/>
+                <w:sz w:val="21"/>
+                <w:szCs w:val="21"/>
+                <w:lang w:val="es-CO" w:eastAsia="es-CO"/>
+              </w:rPr>
+              <w:t xml:space="preserve"># Ejemplo en Python: Verificación de Paridad Par </w:t>
+            </w:r>
+          </w:p>
+          <w:p>
+            <w:pPr>
+              <w:widowControl/>
+              <w:shd w:val="clear" w:color="auto" w:fill="262A33"/>
+              <w:spacing w:line="285" w:lineRule="atLeast"/>
+              <w:rPr>
+                <w:rFonts w:ascii="Consolas" w:eastAsia="Times New Roman" w:hAnsi="Consolas" w:cs="Times New Roman"/>
+                <w:color w:val="D5CED9"/>
+                <w:sz w:val="21"/>
+                <w:szCs w:val="21"/>
+                <w:lang w:val="es-CO" w:eastAsia="es-CO"/>
+              </w:rPr>
+            </w:pPr>
+            <w:proofErr w:type="spellStart"/>
+            <w:r>
+              <w:rPr>
+                <w:rFonts w:ascii="Consolas" w:eastAsia="Times New Roman" w:hAnsi="Consolas" w:cs="Times New Roman"/>
+                <w:color w:val="C74DED"/>
+                <w:sz w:val="21"/>
+                <w:szCs w:val="21"/>
+                <w:lang w:val="es-CO" w:eastAsia="es-CO"/>
+              </w:rPr>
+              <w:t>def</w:t>
+            </w:r>
+            <w:proofErr w:type="spellEnd"/>
+            <w:r>
+              <w:rPr>
+                <w:rFonts w:ascii="Consolas" w:eastAsia="Times New Roman" w:hAnsi="Consolas" w:cs="Times New Roman"/>
+                <w:color w:val="D5CED9"/>
+                <w:sz w:val="21"/>
+                <w:szCs w:val="21"/>
+                <w:lang w:val="es-CO" w:eastAsia="es-CO"/>
+              </w:rPr>
+              <w:t xml:space="preserve"> </w:t>
+            </w:r>
+            <w:proofErr w:type="spellStart"/>
+            <w:r>
+              <w:rPr>
+                <w:rFonts w:ascii="Consolas" w:eastAsia="Times New Roman" w:hAnsi="Consolas" w:cs="Times New Roman"/>
+                <w:color w:val="FFE66D"/>
+                <w:sz w:val="21"/>
+                <w:szCs w:val="21"/>
+                <w:lang w:val="es-CO" w:eastAsia="es-CO"/>
+              </w:rPr>
+              <w:t>verificar_paridad_par</w:t>
+            </w:r>
+            <w:proofErr w:type="spellEnd"/>
+            <w:r>
+              <w:rPr>
+                <w:rFonts w:ascii="Consolas" w:eastAsia="Times New Roman" w:hAnsi="Consolas" w:cs="Times New Roman"/>
+                <w:color w:val="D5CED9"/>
+                <w:sz w:val="21"/>
+                <w:szCs w:val="21"/>
+                <w:lang w:val="es-CO" w:eastAsia="es-CO"/>
+              </w:rPr>
+              <w:t>(</w:t>
+            </w:r>
+            <w:proofErr w:type="spellStart"/>
+            <w:r>
+              <w:rPr>
+                <w:rFonts w:ascii="Consolas" w:eastAsia="Times New Roman" w:hAnsi="Consolas" w:cs="Times New Roman"/>
+                <w:color w:val="00E8C6"/>
+                <w:sz w:val="21"/>
+                <w:szCs w:val="21"/>
+                <w:lang w:val="es-CO" w:eastAsia="es-CO"/>
+              </w:rPr>
+              <w:t>cadena_bits</w:t>
+            </w:r>
+            <w:proofErr w:type="spellEnd"/>
+            <w:r>
+              <w:rPr>
+                <w:rFonts w:ascii="Consolas" w:eastAsia="Times New Roman" w:hAnsi="Consolas" w:cs="Times New Roman"/>
+                <w:color w:val="D5CED9"/>
+                <w:sz w:val="21"/>
+                <w:szCs w:val="21"/>
+                <w:lang w:val="es-CO" w:eastAsia="es-CO"/>
+              </w:rPr>
+              <w:t xml:space="preserve">): </w:t>
+            </w:r>
+          </w:p>
+          <w:p>
+            <w:pPr>
+              <w:widowControl/>
+              <w:shd w:val="clear" w:color="auto" w:fill="262A33"/>
+              <w:spacing w:line="285" w:lineRule="atLeast"/>
+              <w:rPr>
+                <w:rFonts w:ascii="Consolas" w:eastAsia="Times New Roman" w:hAnsi="Consolas" w:cs="Times New Roman"/>
+                <w:color w:val="D5CED9"/>
+                <w:sz w:val="21"/>
+                <w:szCs w:val="21"/>
+                <w:lang w:val="es-CO" w:eastAsia="es-CO"/>
+              </w:rPr>
+            </w:pPr>
+            <w:r>
+              <w:rPr>
+                <w:rFonts w:ascii="Consolas" w:eastAsia="Times New Roman" w:hAnsi="Consolas" w:cs="Times New Roman"/>
+                <w:color w:val="D5CED9"/>
+                <w:sz w:val="21"/>
+                <w:szCs w:val="21"/>
+                <w:lang w:val="es-CO" w:eastAsia="es-CO"/>
+              </w:rPr>
+              <w:t xml:space="preserve">    </w:t>
+            </w:r>
+            <w:r>
+              <w:rPr>
+                <w:rFonts w:ascii="Consolas" w:eastAsia="Times New Roman" w:hAnsi="Consolas" w:cs="Times New Roman"/>
+                <w:i/>
+                <w:iCs/>
+                <w:color w:val="A0A1A7"/>
+                <w:sz w:val="21"/>
+                <w:szCs w:val="21"/>
+                <w:lang w:val="es-CO" w:eastAsia="es-CO"/>
+              </w:rPr>
+              <w:t xml:space="preserve"># Contamos la cantidad de unos en la cadena recibida </w:t>
+            </w:r>
+          </w:p>
+          <w:p>
+            <w:pPr>
+              <w:widowControl/>
+              <w:shd w:val="clear" w:color="auto" w:fill="262A33"/>
+              <w:spacing w:line="285" w:lineRule="atLeast"/>
+              <w:rPr>
+                <w:rFonts w:ascii="Consolas" w:eastAsia="Times New Roman" w:hAnsi="Consolas" w:cs="Times New Roman"/>
+                <w:color w:val="D5CED9"/>
+                <w:sz w:val="21"/>
+                <w:szCs w:val="21"/>
+                <w:lang w:val="es-CO" w:eastAsia="es-CO"/>
+              </w:rPr>
+            </w:pPr>
+            <w:r>
+              <w:rPr>
+                <w:rFonts w:ascii="Consolas" w:eastAsia="Times New Roman" w:hAnsi="Consolas" w:cs="Times New Roman"/>
+                <w:color w:val="D5CED9"/>
+                <w:sz w:val="21"/>
+                <w:szCs w:val="21"/>
+                <w:lang w:val="es-CO" w:eastAsia="es-CO"/>
+              </w:rPr>
+              <w:t xml:space="preserve">    </w:t>
+            </w:r>
+            <w:proofErr w:type="spellStart"/>
+            <w:r>
+              <w:rPr>
+                <w:rFonts w:ascii="Consolas" w:eastAsia="Times New Roman" w:hAnsi="Consolas" w:cs="Times New Roman"/>
+                <w:color w:val="D5CED9"/>
+                <w:sz w:val="21"/>
+                <w:szCs w:val="21"/>
+                <w:lang w:val="es-CO" w:eastAsia="es-CO"/>
+              </w:rPr>
+              <w:t>conteo_unos</w:t>
+            </w:r>
+            <w:proofErr w:type="spellEnd"/>
+            <w:r>
+              <w:rPr>
+                <w:rFonts w:ascii="Consolas" w:eastAsia="Times New Roman" w:hAnsi="Consolas" w:cs="Times New Roman"/>
+                <w:color w:val="D5CED9"/>
+                <w:sz w:val="21"/>
+                <w:szCs w:val="21"/>
+                <w:lang w:val="es-CO" w:eastAsia="es-CO"/>
+              </w:rPr>
+              <w:t xml:space="preserve"> </w:t>
+            </w:r>
+            <w:r>
+              <w:rPr>
+                <w:rFonts w:ascii="Consolas" w:eastAsia="Times New Roman" w:hAnsi="Consolas" w:cs="Times New Roman"/>
+                <w:i/>
+                <w:iCs/>
+                <w:color w:val="EE5D43"/>
+                <w:sz w:val="21"/>
+                <w:szCs w:val="21"/>
+                <w:lang w:val="es-CO" w:eastAsia="es-CO"/>
+              </w:rPr>
+              <w:t>=</w:t>
+            </w:r>
+            <w:r>
+              <w:rPr>
+                <w:rFonts w:ascii="Consolas" w:eastAsia="Times New Roman" w:hAnsi="Consolas" w:cs="Times New Roman"/>
+                <w:color w:val="D5CED9"/>
+                <w:sz w:val="21"/>
+                <w:szCs w:val="21"/>
+                <w:lang w:val="es-CO" w:eastAsia="es-CO"/>
+              </w:rPr>
+              <w:t xml:space="preserve"> </w:t>
+            </w:r>
+            <w:proofErr w:type="spellStart"/>
+            <w:r>
+              <w:rPr>
+                <w:rFonts w:ascii="Consolas" w:eastAsia="Times New Roman" w:hAnsi="Consolas" w:cs="Times New Roman"/>
+                <w:color w:val="D5CED9"/>
+                <w:sz w:val="21"/>
+                <w:szCs w:val="21"/>
+                <w:lang w:val="es-CO" w:eastAsia="es-CO"/>
+              </w:rPr>
+              <w:t>cadena_bits.</w:t>
+            </w:r>
+            <w:r>
+              <w:rPr>
+                <w:rFonts w:ascii="Consolas" w:eastAsia="Times New Roman" w:hAnsi="Consolas" w:cs="Times New Roman"/>
+                <w:color w:val="FFE66D"/>
+                <w:sz w:val="21"/>
+                <w:szCs w:val="21"/>
+                <w:lang w:val="es-CO" w:eastAsia="es-CO"/>
+              </w:rPr>
+              <w:t>count</w:t>
+            </w:r>
+            <w:proofErr w:type="spellEnd"/>
+            <w:r>
+              <w:rPr>
+                <w:rFonts w:ascii="Consolas" w:eastAsia="Times New Roman" w:hAnsi="Consolas" w:cs="Times New Roman"/>
+                <w:color w:val="D5CED9"/>
+                <w:sz w:val="21"/>
+                <w:szCs w:val="21"/>
+                <w:lang w:val="es-CO" w:eastAsia="es-CO"/>
+              </w:rPr>
+              <w:t>(</w:t>
+            </w:r>
+            <w:r>
+              <w:rPr>
+                <w:rFonts w:ascii="Consolas" w:eastAsia="Times New Roman" w:hAnsi="Consolas" w:cs="Times New Roman"/>
+                <w:color w:val="96E072"/>
+                <w:sz w:val="21"/>
+                <w:szCs w:val="21"/>
+                <w:lang w:val="es-CO" w:eastAsia="es-CO"/>
+              </w:rPr>
+              <w:t>'</w:t>
+            </w:r>
+            <w:r>
+              <w:rPr>
+                <w:rFonts w:ascii="Consolas" w:eastAsia="Times New Roman" w:hAnsi="Consolas" w:cs="Times New Roman"/>
+                <w:color w:val="FFE66D"/>
+                <w:sz w:val="21"/>
+                <w:szCs w:val="21"/>
+                <w:lang w:val="es-CO" w:eastAsia="es-CO"/>
+              </w:rPr>
+              <w:t>1</w:t>
+            </w:r>
+            <w:r>
+              <w:rPr>
+                <w:rFonts w:ascii="Consolas" w:eastAsia="Times New Roman" w:hAnsi="Consolas" w:cs="Times New Roman"/>
+                <w:color w:val="96E072"/>
+                <w:sz w:val="21"/>
+                <w:szCs w:val="21"/>
+                <w:lang w:val="es-CO" w:eastAsia="es-CO"/>
+              </w:rPr>
+              <w:t>'</w:t>
+            </w:r>
+            <w:r>
+              <w:rPr>
+                <w:rFonts w:ascii="Consolas" w:eastAsia="Times New Roman" w:hAnsi="Consolas" w:cs="Times New Roman"/>
+                <w:color w:val="D5CED9"/>
+                <w:sz w:val="21"/>
+                <w:szCs w:val="21"/>
+                <w:lang w:val="es-CO" w:eastAsia="es-CO"/>
+              </w:rPr>
+              <w:t xml:space="preserve">) </w:t>
+            </w:r>
+          </w:p>
+          <w:p>
+            <w:pPr>
+              <w:widowControl/>
+              <w:shd w:val="clear" w:color="auto" w:fill="262A33"/>
+              <w:spacing w:line="285" w:lineRule="atLeast"/>
+              <w:rPr>
+                <w:rFonts w:ascii="Consolas" w:eastAsia="Times New Roman" w:hAnsi="Consolas" w:cs="Times New Roman"/>
+                <w:color w:val="D5CED9"/>
+                <w:sz w:val="21"/>
+                <w:szCs w:val="21"/>
+                <w:lang w:val="es-CO" w:eastAsia="es-CO"/>
+              </w:rPr>
+            </w:pPr>
+            <w:r>
+              <w:rPr>
+                <w:rFonts w:ascii="Consolas" w:eastAsia="Times New Roman" w:hAnsi="Consolas" w:cs="Times New Roman"/>
+                <w:color w:val="D5CED9"/>
+                <w:sz w:val="21"/>
+                <w:szCs w:val="21"/>
+                <w:lang w:val="es-CO" w:eastAsia="es-CO"/>
+              </w:rPr>
+              <w:t xml:space="preserve">    </w:t>
+            </w:r>
+          </w:p>
+          <w:p>
+            <w:pPr>
+              <w:widowControl/>
+              <w:shd w:val="clear" w:color="auto" w:fill="262A33"/>
+              <w:spacing w:line="285" w:lineRule="atLeast"/>
+              <w:rPr>
+                <w:rFonts w:ascii="Consolas" w:eastAsia="Times New Roman" w:hAnsi="Consolas" w:cs="Times New Roman"/>
+                <w:color w:val="D5CED9"/>
+                <w:sz w:val="21"/>
+                <w:szCs w:val="21"/>
+                <w:lang w:val="es-CO" w:eastAsia="es-CO"/>
+              </w:rPr>
+            </w:pPr>
+            <w:r>
+              <w:rPr>
+                <w:rFonts w:ascii="Consolas" w:eastAsia="Times New Roman" w:hAnsi="Consolas" w:cs="Times New Roman"/>
+                <w:color w:val="D5CED9"/>
+                <w:sz w:val="21"/>
+                <w:szCs w:val="21"/>
+                <w:lang w:val="es-CO" w:eastAsia="es-CO"/>
+              </w:rPr>
+              <w:t xml:space="preserve">    </w:t>
+            </w:r>
+            <w:proofErr w:type="spellStart"/>
+            <w:r>
+              <w:rPr>
+                <w:rFonts w:ascii="Consolas" w:eastAsia="Times New Roman" w:hAnsi="Consolas" w:cs="Times New Roman"/>
+                <w:i/>
+                <w:iCs/>
+                <w:color w:val="C74DED"/>
+                <w:sz w:val="21"/>
+                <w:szCs w:val="21"/>
+                <w:lang w:val="es-CO" w:eastAsia="es-CO"/>
+              </w:rPr>
+              <w:t>if</w:t>
+            </w:r>
+            <w:proofErr w:type="spellEnd"/>
+            <w:r>
+              <w:rPr>
+                <w:rFonts w:ascii="Consolas" w:eastAsia="Times New Roman" w:hAnsi="Consolas" w:cs="Times New Roman"/>
+                <w:color w:val="D5CED9"/>
+                <w:sz w:val="21"/>
+                <w:szCs w:val="21"/>
+                <w:lang w:val="es-CO" w:eastAsia="es-CO"/>
+              </w:rPr>
+              <w:t xml:space="preserve"> </w:t>
+            </w:r>
+            <w:proofErr w:type="spellStart"/>
+            <w:r>
+              <w:rPr>
+                <w:rFonts w:ascii="Consolas" w:eastAsia="Times New Roman" w:hAnsi="Consolas" w:cs="Times New Roman"/>
+                <w:color w:val="D5CED9"/>
+                <w:sz w:val="21"/>
+                <w:szCs w:val="21"/>
+                <w:lang w:val="es-CO" w:eastAsia="es-CO"/>
+              </w:rPr>
+              <w:t>conteo_unos</w:t>
+            </w:r>
+            <w:proofErr w:type="spellEnd"/>
+            <w:r>
+              <w:rPr>
+                <w:rFonts w:ascii="Consolas" w:eastAsia="Times New Roman" w:hAnsi="Consolas" w:cs="Times New Roman"/>
+                <w:color w:val="D5CED9"/>
+                <w:sz w:val="21"/>
+                <w:szCs w:val="21"/>
+                <w:lang w:val="es-CO" w:eastAsia="es-CO"/>
+              </w:rPr>
+              <w:t xml:space="preserve"> </w:t>
+            </w:r>
+            <w:r>
+              <w:rPr>
+                <w:rFonts w:ascii="Consolas" w:eastAsia="Times New Roman" w:hAnsi="Consolas" w:cs="Times New Roman"/>
+                <w:i/>
+                <w:iCs/>
+                <w:color w:val="EE5D43"/>
+                <w:sz w:val="21"/>
+                <w:szCs w:val="21"/>
+                <w:lang w:val="es-CO" w:eastAsia="es-CO"/>
+              </w:rPr>
+              <w:t>%</w:t>
+            </w:r>
+            <w:r>
+              <w:rPr>
+                <w:rFonts w:ascii="Consolas" w:eastAsia="Times New Roman" w:hAnsi="Consolas" w:cs="Times New Roman"/>
+                <w:color w:val="D5CED9"/>
+                <w:sz w:val="21"/>
+                <w:szCs w:val="21"/>
+                <w:lang w:val="es-CO" w:eastAsia="es-CO"/>
+              </w:rPr>
+              <w:t xml:space="preserve"> </w:t>
+            </w:r>
+            <w:r>
+              <w:rPr>
+                <w:rFonts w:ascii="Consolas" w:eastAsia="Times New Roman" w:hAnsi="Consolas" w:cs="Times New Roman"/>
+                <w:color w:val="F39C12"/>
+                <w:sz w:val="21"/>
+                <w:szCs w:val="21"/>
+                <w:lang w:val="es-CO" w:eastAsia="es-CO"/>
+              </w:rPr>
+              <w:t>2</w:t>
+            </w:r>
+            <w:r>
+              <w:rPr>
+                <w:rFonts w:ascii="Consolas" w:eastAsia="Times New Roman" w:hAnsi="Consolas" w:cs="Times New Roman"/>
+                <w:color w:val="D5CED9"/>
+                <w:sz w:val="21"/>
+                <w:szCs w:val="21"/>
+                <w:lang w:val="es-CO" w:eastAsia="es-CO"/>
+              </w:rPr>
+              <w:t xml:space="preserve"> </w:t>
+            </w:r>
+            <w:r>
+              <w:rPr>
+                <w:rFonts w:ascii="Consolas" w:eastAsia="Times New Roman" w:hAnsi="Consolas" w:cs="Times New Roman"/>
+                <w:i/>
+                <w:iCs/>
+                <w:color w:val="EE5D43"/>
+                <w:sz w:val="21"/>
+                <w:szCs w:val="21"/>
+                <w:lang w:val="es-CO" w:eastAsia="es-CO"/>
+              </w:rPr>
+              <w:t>==</w:t>
+            </w:r>
+            <w:r>
+              <w:rPr>
+                <w:rFonts w:ascii="Consolas" w:eastAsia="Times New Roman" w:hAnsi="Consolas" w:cs="Times New Roman"/>
+                <w:color w:val="D5CED9"/>
+                <w:sz w:val="21"/>
+                <w:szCs w:val="21"/>
+                <w:lang w:val="es-CO" w:eastAsia="es-CO"/>
+              </w:rPr>
+              <w:t xml:space="preserve"> </w:t>
+            </w:r>
+            <w:r>
+              <w:rPr>
+                <w:rFonts w:ascii="Consolas" w:eastAsia="Times New Roman" w:hAnsi="Consolas" w:cs="Times New Roman"/>
+                <w:color w:val="F39C12"/>
+                <w:sz w:val="21"/>
+                <w:szCs w:val="21"/>
+                <w:lang w:val="es-CO" w:eastAsia="es-CO"/>
+              </w:rPr>
+              <w:t>0</w:t>
+            </w:r>
+            <w:r>
+              <w:rPr>
+                <w:rFonts w:ascii="Consolas" w:eastAsia="Times New Roman" w:hAnsi="Consolas" w:cs="Times New Roman"/>
+                <w:color w:val="D5CED9"/>
+                <w:sz w:val="21"/>
+                <w:szCs w:val="21"/>
+                <w:lang w:val="es-CO" w:eastAsia="es-CO"/>
+              </w:rPr>
+              <w:t xml:space="preserve">: </w:t>
+            </w:r>
+          </w:p>
+          <w:p>
+            <w:pPr>
+              <w:widowControl/>
+              <w:shd w:val="clear" w:color="auto" w:fill="262A33"/>
+              <w:spacing w:line="285" w:lineRule="atLeast"/>
+              <w:rPr>
+                <w:rFonts w:ascii="Consolas" w:eastAsia="Times New Roman" w:hAnsi="Consolas" w:cs="Times New Roman"/>
+                <w:color w:val="D5CED9"/>
+                <w:sz w:val="21"/>
+                <w:szCs w:val="21"/>
+                <w:lang w:val="es-CO" w:eastAsia="es-CO"/>
+              </w:rPr>
+            </w:pPr>
+            <w:r>
+              <w:rPr>
+                <w:rFonts w:ascii="Consolas" w:eastAsia="Times New Roman" w:hAnsi="Consolas" w:cs="Times New Roman"/>
+                <w:color w:val="D5CED9"/>
+                <w:sz w:val="21"/>
+                <w:szCs w:val="21"/>
+                <w:lang w:val="es-CO" w:eastAsia="es-CO"/>
+              </w:rPr>
+              <w:t xml:space="preserve">        </w:t>
+            </w:r>
+            <w:proofErr w:type="spellStart"/>
+            <w:r>
+              <w:rPr>
+                <w:rFonts w:ascii="Consolas" w:eastAsia="Times New Roman" w:hAnsi="Consolas" w:cs="Times New Roman"/>
+                <w:i/>
+                <w:iCs/>
+                <w:color w:val="C74DED"/>
+                <w:sz w:val="21"/>
+                <w:szCs w:val="21"/>
+                <w:lang w:val="es-CO" w:eastAsia="es-CO"/>
+              </w:rPr>
+              <w:t>return</w:t>
+            </w:r>
+            <w:proofErr w:type="spellEnd"/>
+            <w:r>
+              <w:rPr>
+                <w:rFonts w:ascii="Consolas" w:eastAsia="Times New Roman" w:hAnsi="Consolas" w:cs="Times New Roman"/>
+                <w:color w:val="D5CED9"/>
+                <w:sz w:val="21"/>
+                <w:szCs w:val="21"/>
+                <w:lang w:val="es-CO" w:eastAsia="es-CO"/>
+              </w:rPr>
+              <w:t xml:space="preserve"> </w:t>
+            </w:r>
+            <w:r>
+              <w:rPr>
+                <w:rFonts w:ascii="Consolas" w:eastAsia="Times New Roman" w:hAnsi="Consolas" w:cs="Times New Roman"/>
+                <w:color w:val="96E072"/>
+                <w:sz w:val="21"/>
+                <w:szCs w:val="21"/>
+                <w:lang w:val="es-CO" w:eastAsia="es-CO"/>
+              </w:rPr>
+              <w:t>"</w:t>
+            </w:r>
+            <w:r>
+              <w:rPr>
+                <w:rFonts w:ascii="Consolas" w:eastAsia="Times New Roman" w:hAnsi="Consolas" w:cs="Times New Roman"/>
+                <w:color w:val="FFE66D"/>
+                <w:sz w:val="21"/>
+                <w:szCs w:val="21"/>
+                <w:lang w:val="es-CO" w:eastAsia="es-CO"/>
+              </w:rPr>
+              <w:t>Transmisión correcta (Paridad Par verificada)</w:t>
+            </w:r>
+            <w:r>
+              <w:rPr>
+                <w:rFonts w:ascii="Consolas" w:eastAsia="Times New Roman" w:hAnsi="Consolas" w:cs="Times New Roman"/>
+                <w:color w:val="96E072"/>
+                <w:sz w:val="21"/>
+                <w:szCs w:val="21"/>
+                <w:lang w:val="es-CO" w:eastAsia="es-CO"/>
+              </w:rPr>
+              <w:t>"</w:t>
+            </w:r>
+            <w:r>
+              <w:rPr>
+                <w:rFonts w:ascii="Consolas" w:eastAsia="Times New Roman" w:hAnsi="Consolas" w:cs="Times New Roman"/>
+                <w:color w:val="D5CED9"/>
+                <w:sz w:val="21"/>
+                <w:szCs w:val="21"/>
+                <w:lang w:val="es-CO" w:eastAsia="es-CO"/>
+              </w:rPr>
+              <w:t xml:space="preserve"> </w:t>
+            </w:r>
+          </w:p>
+          <w:p>
+            <w:pPr>
+              <w:widowControl/>
+              <w:shd w:val="clear" w:color="auto" w:fill="262A33"/>
+              <w:spacing w:line="285" w:lineRule="atLeast"/>
+              <w:rPr>
+                <w:rFonts w:ascii="Consolas" w:eastAsia="Times New Roman" w:hAnsi="Consolas" w:cs="Times New Roman"/>
+                <w:color w:val="D5CED9"/>
+                <w:sz w:val="21"/>
+                <w:szCs w:val="21"/>
+                <w:lang w:val="es-CO" w:eastAsia="es-CO"/>
+              </w:rPr>
+            </w:pPr>
+            <w:r>
+              <w:rPr>
+                <w:rFonts w:ascii="Consolas" w:eastAsia="Times New Roman" w:hAnsi="Consolas" w:cs="Times New Roman"/>
+                <w:color w:val="D5CED9"/>
+                <w:sz w:val="21"/>
+                <w:szCs w:val="21"/>
+                <w:lang w:val="es-CO" w:eastAsia="es-CO"/>
+              </w:rPr>
+              <w:t xml:space="preserve">    </w:t>
+            </w:r>
+            <w:proofErr w:type="spellStart"/>
+            <w:r>
+              <w:rPr>
+                <w:rFonts w:ascii="Consolas" w:eastAsia="Times New Roman" w:hAnsi="Consolas" w:cs="Times New Roman"/>
+                <w:i/>
+                <w:iCs/>
+                <w:color w:val="C74DED"/>
+                <w:sz w:val="21"/>
+                <w:szCs w:val="21"/>
+                <w:lang w:val="es-CO" w:eastAsia="es-CO"/>
+              </w:rPr>
+              <w:t>else</w:t>
+            </w:r>
+            <w:proofErr w:type="spellEnd"/>
+            <w:r>
+              <w:rPr>
+                <w:rFonts w:ascii="Consolas" w:eastAsia="Times New Roman" w:hAnsi="Consolas" w:cs="Times New Roman"/>
+                <w:color w:val="D5CED9"/>
+                <w:sz w:val="21"/>
+                <w:szCs w:val="21"/>
+                <w:lang w:val="es-CO" w:eastAsia="es-CO"/>
+              </w:rPr>
+              <w:t xml:space="preserve">: </w:t>
+            </w:r>
+          </w:p>
+          <w:p>
+            <w:pPr>
+              <w:widowControl/>
+              <w:shd w:val="clear" w:color="auto" w:fill="262A33"/>
+              <w:spacing w:line="285" w:lineRule="atLeast"/>
+              <w:rPr>
+                <w:rFonts w:ascii="Consolas" w:eastAsia="Times New Roman" w:hAnsi="Consolas" w:cs="Times New Roman"/>
+                <w:color w:val="D5CED9"/>
+                <w:sz w:val="21"/>
+                <w:szCs w:val="21"/>
+                <w:lang w:val="es-CO" w:eastAsia="es-CO"/>
+              </w:rPr>
+            </w:pPr>
+            <w:r>
+              <w:rPr>
+                <w:rFonts w:ascii="Consolas" w:eastAsia="Times New Roman" w:hAnsi="Consolas" w:cs="Times New Roman"/>
+                <w:color w:val="D5CED9"/>
+                <w:sz w:val="21"/>
+                <w:szCs w:val="21"/>
+                <w:lang w:val="es-CO" w:eastAsia="es-CO"/>
+              </w:rPr>
+              <w:t xml:space="preserve">        </w:t>
+            </w:r>
+            <w:proofErr w:type="spellStart"/>
+            <w:r>
+              <w:rPr>
+                <w:rFonts w:ascii="Consolas" w:eastAsia="Times New Roman" w:hAnsi="Consolas" w:cs="Times New Roman"/>
+                <w:i/>
+                <w:iCs/>
+                <w:color w:val="C74DED"/>
+                <w:sz w:val="21"/>
+                <w:szCs w:val="21"/>
+                <w:lang w:val="es-CO" w:eastAsia="es-CO"/>
+              </w:rPr>
+              <w:t>return</w:t>
+            </w:r>
+            <w:proofErr w:type="spellEnd"/>
+            <w:r>
+              <w:rPr>
+                <w:rFonts w:ascii="Consolas" w:eastAsia="Times New Roman" w:hAnsi="Consolas" w:cs="Times New Roman"/>
+                <w:color w:val="D5CED9"/>
+                <w:sz w:val="21"/>
+                <w:szCs w:val="21"/>
+                <w:lang w:val="es-CO" w:eastAsia="es-CO"/>
+              </w:rPr>
+              <w:t xml:space="preserve"> </w:t>
+            </w:r>
+            <w:r>
+              <w:rPr>
+                <w:rFonts w:ascii="Consolas" w:eastAsia="Times New Roman" w:hAnsi="Consolas" w:cs="Times New Roman"/>
+                <w:color w:val="96E072"/>
+                <w:sz w:val="21"/>
+                <w:szCs w:val="21"/>
+                <w:lang w:val="es-CO" w:eastAsia="es-CO"/>
+              </w:rPr>
+              <w:t>"</w:t>
+            </w:r>
+            <w:r>
+              <w:rPr>
+                <w:rFonts w:ascii="Consolas" w:eastAsia="Times New Roman" w:hAnsi="Consolas" w:cs="Times New Roman"/>
+                <w:color w:val="FFE66D"/>
+                <w:sz w:val="21"/>
+                <w:szCs w:val="21"/>
+                <w:lang w:val="es-CO" w:eastAsia="es-CO"/>
+              </w:rPr>
+              <w:t>¡Error detectado en la transmisión!</w:t>
+            </w:r>
+            <w:r>
+              <w:rPr>
+                <w:rFonts w:ascii="Consolas" w:eastAsia="Times New Roman" w:hAnsi="Consolas" w:cs="Times New Roman"/>
+                <w:color w:val="96E072"/>
+                <w:sz w:val="21"/>
+                <w:szCs w:val="21"/>
+                <w:lang w:val="es-CO" w:eastAsia="es-CO"/>
+              </w:rPr>
+              <w:t>"</w:t>
+            </w:r>
+          </w:p>
+          <w:p>
+            <w:pPr>
+              <w:widowControl/>
+              <w:shd w:val="clear" w:color="auto" w:fill="262A33"/>
+              <w:spacing w:line="285" w:lineRule="atLeast"/>
+              <w:rPr>
+                <w:rFonts w:ascii="Consolas" w:eastAsia="Times New Roman" w:hAnsi="Consolas" w:cs="Times New Roman"/>
+                <w:color w:val="D5CED9"/>
+                <w:sz w:val="21"/>
+                <w:szCs w:val="21"/>
+                <w:lang w:val="es-CO" w:eastAsia="es-CO"/>
+              </w:rPr>
+            </w:pPr>
+            <w:r>
+              <w:rPr>
+                <w:rFonts w:ascii="Consolas" w:eastAsia="Times New Roman" w:hAnsi="Consolas" w:cs="Times New Roman"/>
+                <w:color w:val="D5CED9"/>
+                <w:sz w:val="21"/>
+                <w:szCs w:val="21"/>
+                <w:lang w:val="es-CO" w:eastAsia="es-CO"/>
+              </w:rPr>
+              <w:t xml:space="preserve">        </w:t>
+            </w:r>
+          </w:p>
+          <w:p>
+            <w:pPr>
+              <w:widowControl/>
+              <w:shd w:val="clear" w:color="auto" w:fill="262A33"/>
+              <w:spacing w:line="285" w:lineRule="atLeast"/>
+              <w:rPr>
+                <w:rFonts w:ascii="Consolas" w:eastAsia="Times New Roman" w:hAnsi="Consolas" w:cs="Times New Roman"/>
+                <w:color w:val="D5CED9"/>
+                <w:sz w:val="21"/>
+                <w:szCs w:val="21"/>
+                <w:lang w:val="es-CO" w:eastAsia="es-CO"/>
+              </w:rPr>
+            </w:pPr>
+            <w:r>
+              <w:rPr>
+                <w:rFonts w:ascii="Consolas" w:eastAsia="Times New Roman" w:hAnsi="Consolas" w:cs="Times New Roman"/>
+                <w:color w:val="D5CED9"/>
+                <w:sz w:val="21"/>
+                <w:szCs w:val="21"/>
+                <w:lang w:val="es-CO" w:eastAsia="es-CO"/>
+              </w:rPr>
+              <w:t xml:space="preserve">    </w:t>
+            </w:r>
+            <w:r>
+              <w:rPr>
+                <w:rFonts w:ascii="Consolas" w:eastAsia="Times New Roman" w:hAnsi="Consolas" w:cs="Times New Roman"/>
+                <w:i/>
+                <w:iCs/>
+                <w:color w:val="A0A1A7"/>
+                <w:sz w:val="21"/>
+                <w:szCs w:val="21"/>
+                <w:lang w:val="es-CO" w:eastAsia="es-CO"/>
+              </w:rPr>
+              <w:t xml:space="preserve">#Prueba del algoritmo </w:t>
+            </w:r>
+          </w:p>
+          <w:p>
+            <w:pPr>
+              <w:widowControl/>
+              <w:shd w:val="clear" w:color="auto" w:fill="262A33"/>
+              <w:spacing w:line="285" w:lineRule="atLeast"/>
+              <w:rPr>
+                <w:rFonts w:ascii="Consolas" w:eastAsia="Times New Roman" w:hAnsi="Consolas" w:cs="Times New Roman"/>
+                <w:color w:val="D5CED9"/>
+                <w:sz w:val="21"/>
+                <w:szCs w:val="21"/>
+                <w:lang w:val="es-CO" w:eastAsia="es-CO"/>
+              </w:rPr>
+            </w:pPr>
+            <w:r>
+              <w:rPr>
+                <w:rFonts w:ascii="Consolas" w:eastAsia="Times New Roman" w:hAnsi="Consolas" w:cs="Times New Roman"/>
+                <w:color w:val="D5CED9"/>
+                <w:sz w:val="21"/>
+                <w:szCs w:val="21"/>
+                <w:lang w:val="es-CO" w:eastAsia="es-CO"/>
+              </w:rPr>
+              <w:t xml:space="preserve">    </w:t>
+            </w:r>
+            <w:proofErr w:type="spellStart"/>
+            <w:r>
+              <w:rPr>
+                <w:rFonts w:ascii="Consolas" w:eastAsia="Times New Roman" w:hAnsi="Consolas" w:cs="Times New Roman"/>
+                <w:color w:val="D5CED9"/>
+                <w:sz w:val="21"/>
+                <w:szCs w:val="21"/>
+                <w:lang w:val="es-CO" w:eastAsia="es-CO"/>
+              </w:rPr>
+              <w:t>mensaje_recibido</w:t>
+            </w:r>
+            <w:proofErr w:type="spellEnd"/>
+            <w:r>
+              <w:rPr>
+                <w:rFonts w:ascii="Consolas" w:eastAsia="Times New Roman" w:hAnsi="Consolas" w:cs="Times New Roman"/>
+                <w:color w:val="D5CED9"/>
+                <w:sz w:val="21"/>
+                <w:szCs w:val="21"/>
+                <w:lang w:val="es-CO" w:eastAsia="es-CO"/>
+              </w:rPr>
+              <w:t xml:space="preserve"> </w:t>
+            </w:r>
+            <w:r>
+              <w:rPr>
+                <w:rFonts w:ascii="Consolas" w:eastAsia="Times New Roman" w:hAnsi="Consolas" w:cs="Times New Roman"/>
+                <w:i/>
+                <w:iCs/>
+                <w:color w:val="EE5D43"/>
+                <w:sz w:val="21"/>
+                <w:szCs w:val="21"/>
+                <w:lang w:val="es-CO" w:eastAsia="es-CO"/>
+              </w:rPr>
+              <w:t>=</w:t>
+            </w:r>
+            <w:r>
+              <w:rPr>
+                <w:rFonts w:ascii="Consolas" w:eastAsia="Times New Roman" w:hAnsi="Consolas" w:cs="Times New Roman"/>
+                <w:color w:val="D5CED9"/>
+                <w:sz w:val="21"/>
+                <w:szCs w:val="21"/>
+                <w:lang w:val="es-CO" w:eastAsia="es-CO"/>
+              </w:rPr>
+              <w:t xml:space="preserve"> </w:t>
+            </w:r>
+            <w:r>
+              <w:rPr>
+                <w:rFonts w:ascii="Consolas" w:eastAsia="Times New Roman" w:hAnsi="Consolas" w:cs="Times New Roman"/>
+                <w:color w:val="96E072"/>
+                <w:sz w:val="21"/>
+                <w:szCs w:val="21"/>
+                <w:lang w:val="es-CO" w:eastAsia="es-CO"/>
+              </w:rPr>
+              <w:t>"</w:t>
+            </w:r>
+            <w:r>
+              <w:rPr>
+                <w:rFonts w:ascii="Consolas" w:eastAsia="Times New Roman" w:hAnsi="Consolas" w:cs="Times New Roman"/>
+                <w:color w:val="FFE66D"/>
+                <w:sz w:val="21"/>
+                <w:szCs w:val="21"/>
+                <w:lang w:val="es-CO" w:eastAsia="es-CO"/>
+              </w:rPr>
+              <w:t>1010111</w:t>
+            </w:r>
+            <w:r>
+              <w:rPr>
+                <w:rFonts w:ascii="Consolas" w:eastAsia="Times New Roman" w:hAnsi="Consolas" w:cs="Times New Roman"/>
+                <w:color w:val="96E072"/>
+                <w:sz w:val="21"/>
+                <w:szCs w:val="21"/>
+                <w:lang w:val="es-CO" w:eastAsia="es-CO"/>
+              </w:rPr>
+              <w:t>"</w:t>
+            </w:r>
+            <w:r>
+              <w:rPr>
+                <w:rFonts w:ascii="Consolas" w:eastAsia="Times New Roman" w:hAnsi="Consolas" w:cs="Times New Roman"/>
+                <w:color w:val="D5CED9"/>
+                <w:sz w:val="21"/>
+                <w:szCs w:val="21"/>
+                <w:lang w:val="es-CO" w:eastAsia="es-CO"/>
+              </w:rPr>
+              <w:t xml:space="preserve"> </w:t>
+            </w:r>
+          </w:p>
+          <w:p>
+            <w:pPr>
+              <w:widowControl/>
+              <w:shd w:val="clear" w:color="auto" w:fill="262A33"/>
+              <w:spacing w:line="285" w:lineRule="atLeast"/>
+              <w:rPr>
+                <w:rFonts w:ascii="Consolas" w:eastAsia="Times New Roman" w:hAnsi="Consolas" w:cs="Times New Roman"/>
+                <w:color w:val="D5CED9"/>
+                <w:sz w:val="21"/>
+                <w:szCs w:val="21"/>
+                <w:lang w:val="es-CO" w:eastAsia="es-CO"/>
+              </w:rPr>
+            </w:pPr>
+            <w:r>
+              <w:rPr>
+                <w:rFonts w:ascii="Consolas" w:eastAsia="Times New Roman" w:hAnsi="Consolas" w:cs="Times New Roman"/>
+                <w:color w:val="D5CED9"/>
+                <w:sz w:val="21"/>
+                <w:szCs w:val="21"/>
+                <w:lang w:val="es-CO" w:eastAsia="es-CO"/>
+              </w:rPr>
+              <w:t xml:space="preserve">    </w:t>
+            </w:r>
+            <w:proofErr w:type="spellStart"/>
+            <w:r>
+              <w:rPr>
+                <w:rFonts w:ascii="Consolas" w:eastAsia="Times New Roman" w:hAnsi="Consolas" w:cs="Times New Roman"/>
+                <w:color w:val="FFE66D"/>
+                <w:sz w:val="21"/>
+                <w:szCs w:val="21"/>
+                <w:lang w:val="es-CO" w:eastAsia="es-CO"/>
+              </w:rPr>
+              <w:t>print</w:t>
+            </w:r>
+            <w:proofErr w:type="spellEnd"/>
+            <w:r>
+              <w:rPr>
+                <w:rFonts w:ascii="Consolas" w:eastAsia="Times New Roman" w:hAnsi="Consolas" w:cs="Times New Roman"/>
+                <w:color w:val="D5CED9"/>
+                <w:sz w:val="21"/>
+                <w:szCs w:val="21"/>
+                <w:lang w:val="es-CO" w:eastAsia="es-CO"/>
+              </w:rPr>
+              <w:t>(</w:t>
+            </w:r>
+            <w:proofErr w:type="spellStart"/>
+            <w:r>
+              <w:rPr>
+                <w:rFonts w:ascii="Consolas" w:eastAsia="Times New Roman" w:hAnsi="Consolas" w:cs="Times New Roman"/>
+                <w:color w:val="FFE66D"/>
+                <w:sz w:val="21"/>
+                <w:szCs w:val="21"/>
+                <w:lang w:val="es-CO" w:eastAsia="es-CO"/>
+              </w:rPr>
+              <w:t>verificar_paridad_par</w:t>
+            </w:r>
+            <w:proofErr w:type="spellEnd"/>
+            <w:r>
+              <w:rPr>
+                <w:rFonts w:ascii="Consolas" w:eastAsia="Times New Roman" w:hAnsi="Consolas" w:cs="Times New Roman"/>
+                <w:color w:val="D5CED9"/>
+                <w:sz w:val="21"/>
+                <w:szCs w:val="21"/>
+                <w:lang w:val="es-CO" w:eastAsia="es-CO"/>
+              </w:rPr>
+              <w:t>(</w:t>
+            </w:r>
+            <w:proofErr w:type="spellStart"/>
+            <w:r>
+              <w:rPr>
+                <w:rFonts w:ascii="Consolas" w:eastAsia="Times New Roman" w:hAnsi="Consolas" w:cs="Times New Roman"/>
+                <w:color w:val="D5CED9"/>
+                <w:sz w:val="21"/>
+                <w:szCs w:val="21"/>
+                <w:lang w:val="es-CO" w:eastAsia="es-CO"/>
+              </w:rPr>
+              <w:t>mensaje_recibido</w:t>
+            </w:r>
+            <w:proofErr w:type="spellEnd"/>
+            <w:r>
+              <w:rPr>
+                <w:rFonts w:ascii="Consolas" w:eastAsia="Times New Roman" w:hAnsi="Consolas" w:cs="Times New Roman"/>
+                <w:color w:val="D5CED9"/>
+                <w:sz w:val="21"/>
+                <w:szCs w:val="21"/>
+                <w:lang w:val="es-CO" w:eastAsia="es-CO"/>
+              </w:rPr>
+              <w:t>))</w:t>
+            </w:r>
+          </w:p>
+          <w:p>
+            <w:pPr>
+              <w:widowControl/>
+              <w:shd w:val="clear" w:color="auto" w:fill="262A33"/>
+              <w:spacing w:line="285" w:lineRule="atLeast"/>
+              <w:rPr>
+                <w:rFonts w:ascii="Consolas" w:eastAsia="Times New Roman" w:hAnsi="Consolas" w:cs="Times New Roman"/>
+                <w:color w:val="D5CED9"/>
+                <w:sz w:val="21"/>
+                <w:szCs w:val="21"/>
+                <w:lang w:val="es-CO" w:eastAsia="es-CO"/>
+              </w:rPr>
+            </w:pPr>
+            <w:r>
+              <w:rPr>
+                <w:rFonts w:ascii="Consolas" w:eastAsia="Times New Roman" w:hAnsi="Consolas" w:cs="Times New Roman"/>
+                <w:color w:val="96E072"/>
+                <w:sz w:val="21"/>
+                <w:szCs w:val="21"/>
+                <w:lang w:val="es-CO" w:eastAsia="es-CO"/>
+              </w:rPr>
+              <w:t>```</w:t>
+            </w:r>
+          </w:p>
+          <w:p>
+            <w:pPr>
+              <w:pStyle w:val="NoSpacing"/>
+              <w:rPr>
+                <w:rFonts w:ascii="Consolas" w:eastAsia="Times New Roman" w:hAnsi="Consolas" w:cs="Times New Roman"/>
+                <w:color w:val="8B949E"/>
+                <w:sz w:val="21"/>
+                <w:szCs w:val="21"/>
+                <w:lang w:val="en-US" w:eastAsia="es-ES_tradnl"/>
+              </w:rPr>
+            </w:pPr>
+          </w:p>
+          <w:p>
+            <w:pPr>
+              <w:pStyle w:val="NoSpacing"/>
+              <w:rPr>
+                <w:rFonts w:ascii="Consolas" w:eastAsia="Times New Roman" w:hAnsi="Consolas" w:cs="Times New Roman"/>
+                <w:color w:val="8B949E"/>
+                <w:sz w:val="21"/>
+                <w:szCs w:val="21"/>
+                <w:lang w:val="en-US" w:eastAsia="es-ES_tradnl"/>
+              </w:rPr>
+            </w:pPr>
+          </w:p>
+        </w:tc>
+      </w:tr>
+    </w:tbl>
+    <w:p>
+      <w:pPr>
+        <w:widowControl/>
+        <w:spacing w:after="160" w:line="278" w:lineRule="auto"/>
+        <w:rPr>
+          <w:lang w:val="en-US"/>
+        </w:rPr>
+      </w:pPr>
+    </w:p>
     <w:p>
       <w:pPr>
         <w:widowControl/>
@@ -4611,6 +5748,19 @@
             <w:pPr>
               <w:widowControl/>
               <w:spacing w:after="240"/>
+              <w:rPr>
+                <w:rFonts w:ascii="Segoe UI" w:eastAsia="Times New Roman" w:hAnsi="Segoe UI" w:cs="Segoe UI"/>
+                <w:color w:val="D5CED9"/>
+                <w:sz w:val="21"/>
+                <w:szCs w:val="21"/>
+                <w:lang w:val="es-CO" w:eastAsia="es-CO"/>
+              </w:rPr>
+            </w:pPr>
+          </w:p>
+          <w:p>
+            <w:pPr>
+              <w:widowControl/>
+              <w:spacing w:after="240"/>
               <w:outlineLvl w:val="0"/>
               <w:rPr>
                 <w:rFonts w:ascii="Segoe UI" w:eastAsia="Times New Roman" w:hAnsi="Segoe UI" w:cs="Segoe UI"/>
@@ -4796,6 +5946,7 @@
                 <w:szCs w:val="21"/>
                 <w:lang w:val="es-CO" w:eastAsia="es-CO"/>
               </w:rPr>
+              <w:lastRenderedPageBreak/>
               <w:t>Si se codifica, constituye una serie de </w:t>
             </w:r>
             <w:r>
@@ -5338,7 +6489,6 @@
                 <w:szCs w:val="21"/>
                 <w:lang w:val="es-CO" w:eastAsia="es-CO"/>
               </w:rPr>
-              <w:lastRenderedPageBreak/>
               <w:t>Lossless</w:t>
             </w:r>
             <w:proofErr w:type="spellEnd"/>
@@ -5558,6 +6708,7 @@
                 <w:szCs w:val="21"/>
                 <w:lang w:val="es-CO" w:eastAsia="es-CO"/>
               </w:rPr>
+              <w:lastRenderedPageBreak/>
               <w:t>Compresión →</w:t>
             </w:r>
             <w:r>
@@ -6056,7 +7207,7 @@
               <w:widowControl/>
               <w:numPr>
                 <w:ilvl w:val="0"/>
-                <w:numId w:val="24"/>
+                <w:numId w:val="25"/>
               </w:numPr>
               <w:spacing w:before="100" w:beforeAutospacing="1" w:after="100" w:afterAutospacing="1"/>
               <w:rPr>
@@ -6083,7 +7234,7 @@
               <w:widowControl/>
               <w:numPr>
                 <w:ilvl w:val="0"/>
-                <w:numId w:val="24"/>
+                <w:numId w:val="25"/>
               </w:numPr>
               <w:spacing w:before="100" w:beforeAutospacing="1" w:after="100" w:afterAutospacing="1"/>
               <w:rPr>
@@ -6110,7 +7261,7 @@
               <w:widowControl/>
               <w:numPr>
                 <w:ilvl w:val="0"/>
-                <w:numId w:val="24"/>
+                <w:numId w:val="25"/>
               </w:numPr>
               <w:spacing w:before="100" w:beforeAutospacing="1" w:after="100" w:afterAutospacing="1"/>
               <w:rPr>
@@ -6121,7 +7272,6 @@
                 <w:lang w:val="es-CO" w:eastAsia="es-CO"/>
               </w:rPr>
             </w:pPr>
-            <w:proofErr w:type="gramStart"/>
             <w:r>
               <w:rPr>
                 <w:rFonts w:ascii="Segoe UI" w:eastAsia="Times New Roman" w:hAnsi="Segoe UI" w:cs="Segoe UI"/>
@@ -6130,18 +7280,7 @@
                 <w:szCs w:val="21"/>
                 <w:lang w:val="es-CO" w:eastAsia="es-CO"/>
               </w:rPr>
-              <w:t>[ ]</w:t>
-            </w:r>
-            <w:proofErr w:type="gramEnd"/>
-            <w:r>
-              <w:rPr>
-                <w:rFonts w:ascii="Segoe UI" w:eastAsia="Times New Roman" w:hAnsi="Segoe UI" w:cs="Segoe UI"/>
-                <w:color w:val="D5CED9"/>
-                <w:sz w:val="21"/>
-                <w:szCs w:val="21"/>
-                <w:lang w:val="es-CO" w:eastAsia="es-CO"/>
-              </w:rPr>
-              <w:t xml:space="preserve"> Transmitir</w:t>
+              <w:t>[ ] Transmitir</w:t>
             </w:r>
           </w:p>
           <w:p>
@@ -6149,7 +7288,7 @@
               <w:widowControl/>
               <w:numPr>
                 <w:ilvl w:val="0"/>
-                <w:numId w:val="24"/>
+                <w:numId w:val="25"/>
               </w:numPr>
               <w:spacing w:before="100" w:beforeAutospacing="1" w:after="100" w:afterAutospacing="1"/>
               <w:rPr>
@@ -6160,7 +7299,6 @@
                 <w:lang w:val="es-CO" w:eastAsia="es-CO"/>
               </w:rPr>
             </w:pPr>
-            <w:proofErr w:type="gramStart"/>
             <w:r>
               <w:rPr>
                 <w:rFonts w:ascii="Segoe UI" w:eastAsia="Times New Roman" w:hAnsi="Segoe UI" w:cs="Segoe UI"/>
@@ -6169,19 +7307,7 @@
                 <w:szCs w:val="21"/>
                 <w:lang w:val="es-CO" w:eastAsia="es-CO"/>
               </w:rPr>
-              <w:lastRenderedPageBreak/>
-              <w:t>[ ]</w:t>
-            </w:r>
-            <w:proofErr w:type="gramEnd"/>
-            <w:r>
-              <w:rPr>
-                <w:rFonts w:ascii="Segoe UI" w:eastAsia="Times New Roman" w:hAnsi="Segoe UI" w:cs="Segoe UI"/>
-                <w:color w:val="D5CED9"/>
-                <w:sz w:val="21"/>
-                <w:szCs w:val="21"/>
-                <w:lang w:val="es-CO" w:eastAsia="es-CO"/>
-              </w:rPr>
-              <w:t xml:space="preserve"> Recuperar</w:t>
+              <w:t>[ ] Recuperar</w:t>
             </w:r>
           </w:p>
           <w:p>
@@ -6540,8 +7666,9 @@
                 <w:szCs w:val="24"/>
                 <w:lang w:val="es-CO" w:eastAsia="es-CO"/>
               </w:rPr>
-              <w:pict w14:anchorId="19903419">
-                <v:rect id="_x0000_i1044" style="width:0;height:.75pt" o:hralign="center" o:hrstd="t" o:hr="t" fillcolor="#a0a0a0" stroked="f"/>
+              <w:lastRenderedPageBreak/>
+              <w:pict w14:anchorId="24D93EE1">
+                <v:rect id="_x0000_i1028" style="width:0;height:.75pt" o:hralign="center" o:hrstd="t" o:hr="t" fillcolor="#a0a0a0" stroked="f"/>
               </w:pict>
             </w:r>
           </w:p>
@@ -6593,7 +7720,7 @@
                 <w:szCs w:val="21"/>
                 <w:lang w:val="es-CO" w:eastAsia="es-CO"/>
               </w:rPr>
-              <w:t>Para ver más conceptos puedes consultar la </w:t>
+              <w:t>Para ver más información puedes consultar el siguiente vídeo </w:t>
             </w:r>
             <w:hyperlink r:id="rId10" w:history="1">
               <w:r>
@@ -6604,7 +7731,7 @@
                   <w:szCs w:val="21"/>
                   <w:lang w:val="es-CO" w:eastAsia="es-CO"/>
                 </w:rPr>
-                <w:t>página 2</w:t>
+                <w:t>Teoría de Shannon</w:t>
               </w:r>
             </w:hyperlink>
             <w:r>
@@ -6621,6 +7748,34 @@
           <w:p>
             <w:pPr>
               <w:widowControl/>
+              <w:spacing w:before="360" w:after="240"/>
+              <w:outlineLvl w:val="1"/>
+              <w:rPr>
+                <w:rFonts w:ascii="Segoe UI" w:eastAsia="Times New Roman" w:hAnsi="Segoe UI" w:cs="Segoe UI"/>
+                <w:b/>
+                <w:bCs/>
+                <w:color w:val="D5CED9"/>
+                <w:sz w:val="36"/>
+                <w:szCs w:val="36"/>
+                <w:lang w:val="es-CO" w:eastAsia="es-CO"/>
+              </w:rPr>
+            </w:pPr>
+            <w:r>
+              <w:rPr>
+                <w:rFonts w:ascii="Segoe UI" w:eastAsia="Times New Roman" w:hAnsi="Segoe UI" w:cs="Segoe UI"/>
+                <w:b/>
+                <w:bCs/>
+                <w:color w:val="D5CED9"/>
+                <w:sz w:val="36"/>
+                <w:szCs w:val="36"/>
+                <w:lang w:val="es-CO" w:eastAsia="es-CO"/>
+              </w:rPr>
+              <w:t>Para saber más</w:t>
+            </w:r>
+          </w:p>
+          <w:p>
+            <w:pPr>
+              <w:widowControl/>
               <w:spacing w:after="240"/>
               <w:rPr>
                 <w:rFonts w:ascii="Segoe UI" w:eastAsia="Times New Roman" w:hAnsi="Segoe UI" w:cs="Segoe UI"/>
@@ -6630,6 +7785,38 @@
                 <w:lang w:val="es-CO" w:eastAsia="es-CO"/>
               </w:rPr>
             </w:pPr>
+            <w:r>
+              <w:rPr>
+                <w:rFonts w:ascii="Segoe UI" w:eastAsia="Times New Roman" w:hAnsi="Segoe UI" w:cs="Segoe UI"/>
+                <w:color w:val="D5CED9"/>
+                <w:sz w:val="21"/>
+                <w:szCs w:val="21"/>
+                <w:lang w:val="es-CO" w:eastAsia="es-CO"/>
+              </w:rPr>
+              <w:t>Consulte la página </w:t>
+            </w:r>
+            <w:hyperlink r:id="rId11" w:history="1">
+              <w:r>
+                <w:rPr>
+                  <w:rFonts w:ascii="Segoe UI" w:eastAsia="Times New Roman" w:hAnsi="Segoe UI" w:cs="Segoe UI"/>
+                  <w:color w:val="3794FF"/>
+                  <w:sz w:val="21"/>
+                  <w:szCs w:val="21"/>
+                  <w:lang w:val="es-CO" w:eastAsia="es-CO"/>
+                </w:rPr>
+                <w:t>Transmisión de datos</w:t>
+              </w:r>
+            </w:hyperlink>
+            <w:r>
+              <w:rPr>
+                <w:rFonts w:ascii="Segoe UI" w:eastAsia="Times New Roman" w:hAnsi="Segoe UI" w:cs="Segoe UI"/>
+                <w:color w:val="D5CED9"/>
+                <w:sz w:val="21"/>
+                <w:szCs w:val="21"/>
+                <w:lang w:val="es-CO" w:eastAsia="es-CO"/>
+              </w:rPr>
+              <w:t> para conocer cómo viaja la información, cómo optimizar el espacio y cómo garantizar la integridad de los datos.</w:t>
+            </w:r>
           </w:p>
           <w:p>
             <w:pPr>
@@ -6660,6 +7847,15 @@
       <w:pPr>
         <w:widowControl/>
         <w:spacing w:after="160" w:line="278" w:lineRule="auto"/>
+      </w:pPr>
+    </w:p>
+    <w:p>
+      <w:pPr>
+        <w:widowControl/>
+        <w:spacing w:after="160" w:line="278" w:lineRule="auto"/>
+        <w:rPr>
+          <w:lang w:val="en-US"/>
+        </w:rPr>
       </w:pPr>
     </w:p>
     <w:sectPr>
@@ -7076,6 +8272,155 @@
     </w:lvl>
   </w:abstractNum>
   <w:abstractNum w:abstractNumId="3" w15:restartNumberingAfterBreak="0">
+    <w:nsid w:val="07F85EEB"/>
+    <w:multiLevelType w:val="multilevel"/>
+    <w:tmpl w:val="7312DD34"/>
+    <w:lvl w:ilvl="0">
+      <w:start w:val="1"/>
+      <w:numFmt w:val="bullet"/>
+      <w:lvlText w:val=""/>
+      <w:lvlJc w:val="left"/>
+      <w:pPr>
+        <w:tabs>
+          <w:tab w:val="num" w:pos="720"/>
+        </w:tabs>
+        <w:ind w:left="720" w:hanging="360"/>
+      </w:pPr>
+      <w:rPr>
+        <w:rFonts w:ascii="Symbol" w:hAnsi="Symbol" w:hint="default"/>
+        <w:sz w:val="20"/>
+      </w:rPr>
+    </w:lvl>
+    <w:lvl w:ilvl="1" w:tentative="1">
+      <w:start w:val="1"/>
+      <w:numFmt w:val="bullet"/>
+      <w:lvlText w:val="o"/>
+      <w:lvlJc w:val="left"/>
+      <w:pPr>
+        <w:tabs>
+          <w:tab w:val="num" w:pos="1440"/>
+        </w:tabs>
+        <w:ind w:left="1440" w:hanging="360"/>
+      </w:pPr>
+      <w:rPr>
+        <w:rFonts w:ascii="Courier New" w:hAnsi="Courier New" w:hint="default"/>
+        <w:sz w:val="20"/>
+      </w:rPr>
+    </w:lvl>
+    <w:lvl w:ilvl="2" w:tentative="1">
+      <w:start w:val="1"/>
+      <w:numFmt w:val="bullet"/>
+      <w:lvlText w:val=""/>
+      <w:lvlJc w:val="left"/>
+      <w:pPr>
+        <w:tabs>
+          <w:tab w:val="num" w:pos="2160"/>
+        </w:tabs>
+        <w:ind w:left="2160" w:hanging="360"/>
+      </w:pPr>
+      <w:rPr>
+        <w:rFonts w:ascii="Wingdings" w:hAnsi="Wingdings" w:hint="default"/>
+        <w:sz w:val="20"/>
+      </w:rPr>
+    </w:lvl>
+    <w:lvl w:ilvl="3" w:tentative="1">
+      <w:start w:val="1"/>
+      <w:numFmt w:val="bullet"/>
+      <w:lvlText w:val=""/>
+      <w:lvlJc w:val="left"/>
+      <w:pPr>
+        <w:tabs>
+          <w:tab w:val="num" w:pos="2880"/>
+        </w:tabs>
+        <w:ind w:left="2880" w:hanging="360"/>
+      </w:pPr>
+      <w:rPr>
+        <w:rFonts w:ascii="Wingdings" w:hAnsi="Wingdings" w:hint="default"/>
+        <w:sz w:val="20"/>
+      </w:rPr>
+    </w:lvl>
+    <w:lvl w:ilvl="4" w:tentative="1">
+      <w:start w:val="1"/>
+      <w:numFmt w:val="bullet"/>
+      <w:lvlText w:val=""/>
+      <w:lvlJc w:val="left"/>
+      <w:pPr>
+        <w:tabs>
+          <w:tab w:val="num" w:pos="3600"/>
+        </w:tabs>
+        <w:ind w:left="3600" w:hanging="360"/>
+      </w:pPr>
+      <w:rPr>
+        <w:rFonts w:ascii="Wingdings" w:hAnsi="Wingdings" w:hint="default"/>
+        <w:sz w:val="20"/>
+      </w:rPr>
+    </w:lvl>
+    <w:lvl w:ilvl="5" w:tentative="1">
+      <w:start w:val="1"/>
+      <w:numFmt w:val="bullet"/>
+      <w:lvlText w:val=""/>
+      <w:lvlJc w:val="left"/>
+      <w:pPr>
+        <w:tabs>
+          <w:tab w:val="num" w:pos="4320"/>
+        </w:tabs>
+        <w:ind w:left="4320" w:hanging="360"/>
+      </w:pPr>
+      <w:rPr>
+        <w:rFonts w:ascii="Wingdings" w:hAnsi="Wingdings" w:hint="default"/>
+        <w:sz w:val="20"/>
+      </w:rPr>
+    </w:lvl>
+    <w:lvl w:ilvl="6" w:tentative="1">
+      <w:start w:val="1"/>
+      <w:numFmt w:val="bullet"/>
+      <w:lvlText w:val=""/>
+      <w:lvlJc w:val="left"/>
+      <w:pPr>
+        <w:tabs>
+          <w:tab w:val="num" w:pos="5040"/>
+        </w:tabs>
+        <w:ind w:left="5040" w:hanging="360"/>
+      </w:pPr>
+      <w:rPr>
+        <w:rFonts w:ascii="Wingdings" w:hAnsi="Wingdings" w:hint="default"/>
+        <w:sz w:val="20"/>
+      </w:rPr>
+    </w:lvl>
+    <w:lvl w:ilvl="7" w:tentative="1">
+      <w:start w:val="1"/>
+      <w:numFmt w:val="bullet"/>
+      <w:lvlText w:val=""/>
+      <w:lvlJc w:val="left"/>
+      <w:pPr>
+        <w:tabs>
+          <w:tab w:val="num" w:pos="5760"/>
+        </w:tabs>
+        <w:ind w:left="5760" w:hanging="360"/>
+      </w:pPr>
+      <w:rPr>
+        <w:rFonts w:ascii="Wingdings" w:hAnsi="Wingdings" w:hint="default"/>
+        <w:sz w:val="20"/>
+      </w:rPr>
+    </w:lvl>
+    <w:lvl w:ilvl="8" w:tentative="1">
+      <w:start w:val="1"/>
+      <w:numFmt w:val="bullet"/>
+      <w:lvlText w:val=""/>
+      <w:lvlJc w:val="left"/>
+      <w:pPr>
+        <w:tabs>
+          <w:tab w:val="num" w:pos="6480"/>
+        </w:tabs>
+        <w:ind w:left="6480" w:hanging="360"/>
+      </w:pPr>
+      <w:rPr>
+        <w:rFonts w:ascii="Wingdings" w:hAnsi="Wingdings" w:hint="default"/>
+        <w:sz w:val="20"/>
+      </w:rPr>
+    </w:lvl>
+  </w:abstractNum>
+  <w:abstractNum w:abstractNumId="4" w15:restartNumberingAfterBreak="0">
     <w:nsid w:val="0DBE5497"/>
     <w:multiLevelType w:val="multilevel"/>
     <w:tmpl w:val="D7D83168"/>
@@ -7188,7 +8533,7 @@
       </w:rPr>
     </w:lvl>
   </w:abstractNum>
-  <w:abstractNum w:abstractNumId="4" w15:restartNumberingAfterBreak="0">
+  <w:abstractNum w:abstractNumId="5" w15:restartNumberingAfterBreak="0">
     <w:nsid w:val="0F7C4AA3"/>
     <w:multiLevelType w:val="hybridMultilevel"/>
     <w:tmpl w:val="4A58788E"/>
@@ -7274,7 +8619,7 @@
       </w:pPr>
     </w:lvl>
   </w:abstractNum>
-  <w:abstractNum w:abstractNumId="5" w15:restartNumberingAfterBreak="0">
+  <w:abstractNum w:abstractNumId="6" w15:restartNumberingAfterBreak="0">
     <w:nsid w:val="11830323"/>
     <w:multiLevelType w:val="hybridMultilevel"/>
     <w:tmpl w:val="8604D470"/>
@@ -7386,7 +8731,7 @@
       </w:rPr>
     </w:lvl>
   </w:abstractNum>
-  <w:abstractNum w:abstractNumId="6" w15:restartNumberingAfterBreak="0">
+  <w:abstractNum w:abstractNumId="7" w15:restartNumberingAfterBreak="0">
     <w:nsid w:val="18CB4F5F"/>
     <w:multiLevelType w:val="multilevel"/>
     <w:tmpl w:val="84563A72"/>
@@ -7535,7 +8880,7 @@
       </w:rPr>
     </w:lvl>
   </w:abstractNum>
-  <w:abstractNum w:abstractNumId="7" w15:restartNumberingAfterBreak="0">
+  <w:abstractNum w:abstractNumId="8" w15:restartNumberingAfterBreak="0">
     <w:nsid w:val="1B387017"/>
     <w:multiLevelType w:val="multilevel"/>
     <w:tmpl w:val="E3CA6102"/>
@@ -7684,7 +9029,7 @@
       </w:rPr>
     </w:lvl>
   </w:abstractNum>
-  <w:abstractNum w:abstractNumId="8" w15:restartNumberingAfterBreak="0">
+  <w:abstractNum w:abstractNumId="9" w15:restartNumberingAfterBreak="0">
     <w:nsid w:val="1C5A6C5E"/>
     <w:multiLevelType w:val="multilevel"/>
     <w:tmpl w:val="21A400FA"/>
@@ -7797,7 +9142,7 @@
       </w:pPr>
     </w:lvl>
   </w:abstractNum>
-  <w:abstractNum w:abstractNumId="9" w15:restartNumberingAfterBreak="0">
+  <w:abstractNum w:abstractNumId="10" w15:restartNumberingAfterBreak="0">
     <w:nsid w:val="1D295A7B"/>
     <w:multiLevelType w:val="multilevel"/>
     <w:tmpl w:val="CEF2A864"/>
@@ -7946,7 +9291,7 @@
       </w:rPr>
     </w:lvl>
   </w:abstractNum>
-  <w:abstractNum w:abstractNumId="10" w15:restartNumberingAfterBreak="0">
+  <w:abstractNum w:abstractNumId="11" w15:restartNumberingAfterBreak="0">
     <w:nsid w:val="253D4DE9"/>
     <w:multiLevelType w:val="multilevel"/>
     <w:tmpl w:val="73782F7C"/>
@@ -8095,7 +9440,7 @@
       </w:rPr>
     </w:lvl>
   </w:abstractNum>
-  <w:abstractNum w:abstractNumId="11" w15:restartNumberingAfterBreak="0">
+  <w:abstractNum w:abstractNumId="12" w15:restartNumberingAfterBreak="0">
     <w:nsid w:val="29487971"/>
     <w:multiLevelType w:val="hybridMultilevel"/>
     <w:tmpl w:val="86725E36"/>
@@ -8208,7 +9553,7 @@
       </w:rPr>
     </w:lvl>
   </w:abstractNum>
-  <w:abstractNum w:abstractNumId="12" w15:restartNumberingAfterBreak="0">
+  <w:abstractNum w:abstractNumId="13" w15:restartNumberingAfterBreak="0">
     <w:nsid w:val="2A6B051F"/>
     <w:multiLevelType w:val="hybridMultilevel"/>
     <w:tmpl w:val="E4D4349E"/>
@@ -8321,7 +9666,7 @@
       </w:rPr>
     </w:lvl>
   </w:abstractNum>
-  <w:abstractNum w:abstractNumId="13" w15:restartNumberingAfterBreak="0">
+  <w:abstractNum w:abstractNumId="14" w15:restartNumberingAfterBreak="0">
     <w:nsid w:val="34E03DFF"/>
     <w:multiLevelType w:val="hybridMultilevel"/>
     <w:tmpl w:val="171CE20C"/>
@@ -8410,7 +9755,7 @@
       </w:pPr>
     </w:lvl>
   </w:abstractNum>
-  <w:abstractNum w:abstractNumId="14" w15:restartNumberingAfterBreak="0">
+  <w:abstractNum w:abstractNumId="15" w15:restartNumberingAfterBreak="0">
     <w:nsid w:val="4DAD1AF7"/>
     <w:multiLevelType w:val="hybridMultilevel"/>
     <w:tmpl w:val="64489FF2"/>
@@ -8499,7 +9844,7 @@
       </w:pPr>
     </w:lvl>
   </w:abstractNum>
-  <w:abstractNum w:abstractNumId="15" w15:restartNumberingAfterBreak="0">
+  <w:abstractNum w:abstractNumId="16" w15:restartNumberingAfterBreak="0">
     <w:nsid w:val="4E59006B"/>
     <w:multiLevelType w:val="hybridMultilevel"/>
     <w:tmpl w:val="533E0582"/>
@@ -8585,7 +9930,7 @@
       </w:pPr>
     </w:lvl>
   </w:abstractNum>
-  <w:abstractNum w:abstractNumId="16" w15:restartNumberingAfterBreak="0">
+  <w:abstractNum w:abstractNumId="17" w15:restartNumberingAfterBreak="0">
     <w:nsid w:val="50993494"/>
     <w:multiLevelType w:val="multilevel"/>
     <w:tmpl w:val="B2087144"/>
@@ -8734,7 +10079,7 @@
       </w:rPr>
     </w:lvl>
   </w:abstractNum>
-  <w:abstractNum w:abstractNumId="17" w15:restartNumberingAfterBreak="0">
+  <w:abstractNum w:abstractNumId="18" w15:restartNumberingAfterBreak="0">
     <w:nsid w:val="50AD3270"/>
     <w:multiLevelType w:val="hybridMultilevel"/>
     <w:tmpl w:val="299EE896"/>
@@ -8823,7 +10168,7 @@
       </w:pPr>
     </w:lvl>
   </w:abstractNum>
-  <w:abstractNum w:abstractNumId="18" w15:restartNumberingAfterBreak="0">
+  <w:abstractNum w:abstractNumId="19" w15:restartNumberingAfterBreak="0">
     <w:nsid w:val="54CB3F3A"/>
     <w:multiLevelType w:val="multilevel"/>
     <w:tmpl w:val="9528C45A"/>
@@ -8972,7 +10317,7 @@
       </w:rPr>
     </w:lvl>
   </w:abstractNum>
-  <w:abstractNum w:abstractNumId="19" w15:restartNumberingAfterBreak="0">
+  <w:abstractNum w:abstractNumId="20" w15:restartNumberingAfterBreak="0">
     <w:nsid w:val="66395856"/>
     <w:multiLevelType w:val="multilevel"/>
     <w:tmpl w:val="6CBE2568"/>
@@ -9121,7 +10466,7 @@
       </w:rPr>
     </w:lvl>
   </w:abstractNum>
-  <w:abstractNum w:abstractNumId="20" w15:restartNumberingAfterBreak="0">
+  <w:abstractNum w:abstractNumId="21" w15:restartNumberingAfterBreak="0">
     <w:nsid w:val="6E2B3F19"/>
     <w:multiLevelType w:val="hybridMultilevel"/>
     <w:tmpl w:val="B90C733E"/>
@@ -9234,7 +10579,7 @@
       </w:rPr>
     </w:lvl>
   </w:abstractNum>
-  <w:abstractNum w:abstractNumId="21" w15:restartNumberingAfterBreak="0">
+  <w:abstractNum w:abstractNumId="22" w15:restartNumberingAfterBreak="0">
     <w:nsid w:val="78C038E8"/>
     <w:multiLevelType w:val="multilevel"/>
     <w:tmpl w:val="C95EA892"/>
@@ -9347,7 +10692,7 @@
       </w:rPr>
     </w:lvl>
   </w:abstractNum>
-  <w:abstractNum w:abstractNumId="22" w15:restartNumberingAfterBreak="0">
+  <w:abstractNum w:abstractNumId="23" w15:restartNumberingAfterBreak="0">
     <w:nsid w:val="7B14066B"/>
     <w:multiLevelType w:val="hybridMultilevel"/>
     <w:tmpl w:val="F3F6BD96"/>
@@ -9460,7 +10805,7 @@
       </w:rPr>
     </w:lvl>
   </w:abstractNum>
-  <w:abstractNum w:abstractNumId="23" w15:restartNumberingAfterBreak="0">
+  <w:abstractNum w:abstractNumId="24" w15:restartNumberingAfterBreak="0">
     <w:nsid w:val="7BD0238B"/>
     <w:multiLevelType w:val="multilevel"/>
     <w:tmpl w:val="77A42D36"/>
@@ -9574,76 +10919,79 @@
     </w:lvl>
   </w:abstractNum>
   <w:num w:numId="1" w16cid:durableId="2004972674">
-    <w:abstractNumId w:val="12"/>
+    <w:abstractNumId w:val="13"/>
   </w:num>
   <w:num w:numId="2" w16cid:durableId="2039744094">
-    <w:abstractNumId w:val="3"/>
+    <w:abstractNumId w:val="4"/>
   </w:num>
   <w:num w:numId="3" w16cid:durableId="803625155">
+    <w:abstractNumId w:val="22"/>
+  </w:num>
+  <w:num w:numId="4" w16cid:durableId="738290264">
+    <w:abstractNumId w:val="14"/>
+  </w:num>
+  <w:num w:numId="5" w16cid:durableId="920988428">
+    <w:abstractNumId w:val="15"/>
+  </w:num>
+  <w:num w:numId="6" w16cid:durableId="211383210">
+    <w:abstractNumId w:val="18"/>
+  </w:num>
+  <w:num w:numId="7" w16cid:durableId="1740401227">
+    <w:abstractNumId w:val="9"/>
+  </w:num>
+  <w:num w:numId="8" w16cid:durableId="1121803155">
+    <w:abstractNumId w:val="20"/>
+  </w:num>
+  <w:num w:numId="9" w16cid:durableId="992221104">
+    <w:abstractNumId w:val="10"/>
+  </w:num>
+  <w:num w:numId="10" w16cid:durableId="1843662698">
+    <w:abstractNumId w:val="17"/>
+  </w:num>
+  <w:num w:numId="11" w16cid:durableId="1694458056">
+    <w:abstractNumId w:val="6"/>
+  </w:num>
+  <w:num w:numId="12" w16cid:durableId="1900743648">
+    <w:abstractNumId w:val="16"/>
+  </w:num>
+  <w:num w:numId="13" w16cid:durableId="1330139941">
     <w:abstractNumId w:val="21"/>
   </w:num>
-  <w:num w:numId="4" w16cid:durableId="738290264">
-    <w:abstractNumId w:val="13"/>
-  </w:num>
-  <w:num w:numId="5" w16cid:durableId="920988428">
-    <w:abstractNumId w:val="14"/>
-  </w:num>
-  <w:num w:numId="6" w16cid:durableId="211383210">
-    <w:abstractNumId w:val="17"/>
-  </w:num>
-  <w:num w:numId="7" w16cid:durableId="1740401227">
-    <w:abstractNumId w:val="8"/>
-  </w:num>
-  <w:num w:numId="8" w16cid:durableId="1121803155">
-    <w:abstractNumId w:val="19"/>
-  </w:num>
-  <w:num w:numId="9" w16cid:durableId="992221104">
-    <w:abstractNumId w:val="9"/>
-  </w:num>
-  <w:num w:numId="10" w16cid:durableId="1843662698">
-    <w:abstractNumId w:val="16"/>
-  </w:num>
-  <w:num w:numId="11" w16cid:durableId="1694458056">
+  <w:num w:numId="14" w16cid:durableId="521091289">
     <w:abstractNumId w:val="5"/>
   </w:num>
-  <w:num w:numId="12" w16cid:durableId="1900743648">
-    <w:abstractNumId w:val="15"/>
-  </w:num>
-  <w:num w:numId="13" w16cid:durableId="1330139941">
-    <w:abstractNumId w:val="20"/>
-  </w:num>
-  <w:num w:numId="14" w16cid:durableId="521091289">
-    <w:abstractNumId w:val="4"/>
-  </w:num>
   <w:num w:numId="15" w16cid:durableId="538591866">
-    <w:abstractNumId w:val="22"/>
+    <w:abstractNumId w:val="23"/>
   </w:num>
   <w:num w:numId="16" w16cid:durableId="951397713">
-    <w:abstractNumId w:val="11"/>
+    <w:abstractNumId w:val="12"/>
   </w:num>
   <w:num w:numId="17" w16cid:durableId="330301792">
     <w:abstractNumId w:val="0"/>
   </w:num>
   <w:num w:numId="18" w16cid:durableId="238642245">
-    <w:abstractNumId w:val="10"/>
+    <w:abstractNumId w:val="11"/>
   </w:num>
   <w:num w:numId="19" w16cid:durableId="643589143">
     <w:abstractNumId w:val="1"/>
   </w:num>
   <w:num w:numId="20" w16cid:durableId="818887961">
-    <w:abstractNumId w:val="18"/>
+    <w:abstractNumId w:val="19"/>
   </w:num>
   <w:num w:numId="21" w16cid:durableId="1463306804">
-    <w:abstractNumId w:val="6"/>
+    <w:abstractNumId w:val="7"/>
   </w:num>
   <w:num w:numId="22" w16cid:durableId="1997370774">
-    <w:abstractNumId w:val="23"/>
+    <w:abstractNumId w:val="24"/>
   </w:num>
   <w:num w:numId="23" w16cid:durableId="2142729431">
     <w:abstractNumId w:val="2"/>
   </w:num>
   <w:num w:numId="24" w16cid:durableId="2045321856">
-    <w:abstractNumId w:val="7"/>
+    <w:abstractNumId w:val="8"/>
+  </w:num>
+  <w:num w:numId="25" w16cid:durableId="1728795353">
+    <w:abstractNumId w:val="3"/>
   </w:num>
 </w:numbering>
 </file>
@@ -10046,7 +11394,7 @@
   <w:style w:type="paragraph" w:default="1" w:styleId="Normal">
     <w:name w:val="Normal"/>
     <w:qFormat/>
-    <w:rsid w:val="003D1E45"/>
+    <w:rsid w:val="005B6037"/>
     <w:pPr>
       <w:widowControl w:val="0"/>
       <w:spacing w:after="0" w:line="240" w:lineRule="auto"/>

--- a/Evaluacion_Markdown/DES_WEB1_EVAL01.docx
+++ b/Evaluacion_Markdown/DES_WEB1_EVAL01.docx
@@ -4,7 +4,7 @@
   <w:body>
     <w:tbl>
       <w:tblPr>
-        <w:tblStyle w:val="TableGrid"/>
+        <w:tblStyle w:val="Tablaconcuadrcula"/>
         <w:tblW w:w="14893" w:type="dxa"/>
         <w:tblBorders>
           <w:top w:val="single" w:sz="4" w:space="0" w:color="7F7F7F" w:themeColor="text1" w:themeTint="80"/>
@@ -37,7 +37,7 @@
           </w:tcPr>
           <w:p>
             <w:pPr>
-              <w:pStyle w:val="NoSpacing"/>
+              <w:pStyle w:val="Sinespaciado"/>
               <w:jc w:val="center"/>
               <w:rPr>
                 <w:sz w:val="20"/>
@@ -102,7 +102,7 @@
           </w:p>
           <w:p>
             <w:pPr>
-              <w:pStyle w:val="NoSpacing"/>
+              <w:pStyle w:val="Sinespaciado"/>
               <w:rPr>
                 <w:sz w:val="20"/>
                 <w:szCs w:val="20"/>
@@ -124,7 +124,7 @@
           </w:tcPr>
           <w:p>
             <w:pPr>
-              <w:pStyle w:val="NoSpacing"/>
+              <w:pStyle w:val="Sinespaciado"/>
               <w:rPr>
                 <w:sz w:val="20"/>
                 <w:szCs w:val="20"/>
@@ -140,7 +140,7 @@
           </w:p>
           <w:p>
             <w:pPr>
-              <w:pStyle w:val="NoSpacing"/>
+              <w:pStyle w:val="Sinespaciado"/>
               <w:rPr>
                 <w:sz w:val="20"/>
                 <w:szCs w:val="20"/>
@@ -187,7 +187,7 @@
           </w:tcPr>
           <w:p>
             <w:pPr>
-              <w:pStyle w:val="NoSpacing"/>
+              <w:pStyle w:val="Sinespaciado"/>
               <w:rPr>
                 <w:sz w:val="20"/>
                 <w:szCs w:val="20"/>
@@ -216,7 +216,7 @@
           </w:tcPr>
           <w:p>
             <w:pPr>
-              <w:pStyle w:val="NoSpacing"/>
+              <w:pStyle w:val="Sinespaciado"/>
               <w:rPr>
                 <w:sz w:val="20"/>
                 <w:szCs w:val="20"/>
@@ -232,7 +232,7 @@
           </w:p>
           <w:p>
             <w:pPr>
-              <w:pStyle w:val="NoSpacing"/>
+              <w:pStyle w:val="Sinespaciado"/>
               <w:rPr>
                 <w:sz w:val="20"/>
                 <w:szCs w:val="20"/>
@@ -247,7 +247,7 @@
           </w:tcPr>
           <w:p>
             <w:pPr>
-              <w:pStyle w:val="NoSpacing"/>
+              <w:pStyle w:val="Sinespaciado"/>
               <w:rPr>
                 <w:sz w:val="20"/>
                 <w:szCs w:val="20"/>
@@ -284,7 +284,7 @@
           </w:tcPr>
           <w:p>
             <w:pPr>
-              <w:pStyle w:val="NoSpacing"/>
+              <w:pStyle w:val="Sinespaciado"/>
               <w:rPr>
                 <w:sz w:val="20"/>
                 <w:szCs w:val="20"/>
@@ -311,7 +311,7 @@
           </w:tcPr>
           <w:p>
             <w:pPr>
-              <w:pStyle w:val="NoSpacing"/>
+              <w:pStyle w:val="Sinespaciado"/>
               <w:rPr>
                 <w:sz w:val="20"/>
                 <w:szCs w:val="20"/>
@@ -326,7 +326,7 @@
           </w:tcPr>
           <w:p>
             <w:pPr>
-              <w:pStyle w:val="NoSpacing"/>
+              <w:pStyle w:val="Sinespaciado"/>
               <w:rPr>
                 <w:sz w:val="20"/>
                 <w:szCs w:val="20"/>
@@ -342,7 +342,7 @@
           </w:p>
           <w:p>
             <w:pPr>
-              <w:pStyle w:val="NoSpacing"/>
+              <w:pStyle w:val="Sinespaciado"/>
               <w:rPr>
                 <w:sz w:val="20"/>
                 <w:szCs w:val="20"/>
@@ -366,7 +366,7 @@
           </w:tcPr>
           <w:p>
             <w:pPr>
-              <w:pStyle w:val="NoSpacing"/>
+              <w:pStyle w:val="Sinespaciado"/>
               <w:rPr>
                 <w:sz w:val="20"/>
                 <w:szCs w:val="20"/>
@@ -382,7 +382,7 @@
           </w:p>
           <w:p>
             <w:pPr>
-              <w:pStyle w:val="NoSpacing"/>
+              <w:pStyle w:val="Sinespaciado"/>
               <w:rPr>
                 <w:sz w:val="20"/>
                 <w:szCs w:val="20"/>
@@ -430,7 +430,7 @@
           </w:tcPr>
           <w:p>
             <w:pPr>
-              <w:pStyle w:val="NoSpacing"/>
+              <w:pStyle w:val="Sinespaciado"/>
               <w:rPr>
                 <w:sz w:val="20"/>
                 <w:szCs w:val="20"/>
@@ -450,7 +450,7 @@
           </w:tcPr>
           <w:p>
             <w:pPr>
-              <w:pStyle w:val="NoSpacing"/>
+              <w:pStyle w:val="Sinespaciado"/>
               <w:rPr>
                 <w:sz w:val="20"/>
                 <w:szCs w:val="20"/>
@@ -464,7 +464,7 @@
           </w:tcPr>
           <w:p>
             <w:pPr>
-              <w:pStyle w:val="NoSpacing"/>
+              <w:pStyle w:val="Sinespaciado"/>
               <w:rPr>
                 <w:sz w:val="20"/>
                 <w:szCs w:val="20"/>
@@ -480,7 +480,7 @@
           </w:p>
           <w:p>
             <w:pPr>
-              <w:pStyle w:val="NoSpacing"/>
+              <w:pStyle w:val="Sinespaciado"/>
               <w:rPr>
                 <w:sz w:val="20"/>
                 <w:szCs w:val="20"/>
@@ -503,7 +503,7 @@
           </w:tcPr>
           <w:p>
             <w:pPr>
-              <w:pStyle w:val="NoSpacing"/>
+              <w:pStyle w:val="Sinespaciado"/>
               <w:rPr>
                 <w:sz w:val="20"/>
                 <w:szCs w:val="20"/>
@@ -531,7 +531,7 @@
           </w:tcPr>
           <w:p>
             <w:pPr>
-              <w:pStyle w:val="NoSpacing"/>
+              <w:pStyle w:val="Sinespaciado"/>
               <w:rPr>
                 <w:sz w:val="20"/>
                 <w:szCs w:val="20"/>
@@ -564,7 +564,7 @@
           </w:p>
           <w:p>
             <w:pPr>
-              <w:pStyle w:val="NoSpacing"/>
+              <w:pStyle w:val="Sinespaciado"/>
               <w:rPr>
                 <w:sz w:val="20"/>
                 <w:szCs w:val="20"/>
@@ -574,7 +574,7 @@
           </w:p>
           <w:p>
             <w:pPr>
-              <w:pStyle w:val="NoSpacing"/>
+              <w:pStyle w:val="Sinespaciado"/>
               <w:rPr>
                 <w:sz w:val="20"/>
                 <w:szCs w:val="20"/>
@@ -604,7 +604,7 @@
           </w:tcPr>
           <w:p>
             <w:pPr>
-              <w:pStyle w:val="NoSpacing"/>
+              <w:pStyle w:val="Sinespaciado"/>
               <w:rPr>
                 <w:sz w:val="20"/>
                 <w:szCs w:val="20"/>
@@ -613,7 +613,7 @@
           </w:p>
           <w:p>
             <w:pPr>
-              <w:pStyle w:val="NoSpacing"/>
+              <w:pStyle w:val="Sinespaciado"/>
               <w:rPr>
                 <w:sz w:val="20"/>
                 <w:szCs w:val="20"/>
@@ -626,7 +626,6 @@
               </w:rPr>
               <w:t>HORA DE ENTREGA: __</w:t>
             </w:r>
-            <w:proofErr w:type="gramStart"/>
             <w:r>
               <w:rPr>
                 <w:sz w:val="20"/>
@@ -639,15 +638,7 @@
                 <w:sz w:val="20"/>
                 <w:szCs w:val="20"/>
               </w:rPr>
-              <w:t>:_</w:t>
-            </w:r>
-            <w:proofErr w:type="gramEnd"/>
-            <w:r>
-              <w:rPr>
-                <w:sz w:val="20"/>
-                <w:szCs w:val="20"/>
-              </w:rPr>
-              <w:t>_</w:t>
+              <w:t>:__</w:t>
             </w:r>
             <w:r>
               <w:rPr>
@@ -679,7 +670,7 @@
           </w:tcPr>
           <w:p>
             <w:pPr>
-              <w:pStyle w:val="NoSpacing"/>
+              <w:pStyle w:val="Sinespaciado"/>
               <w:rPr>
                 <w:sz w:val="20"/>
                 <w:szCs w:val="20"/>
@@ -695,7 +686,7 @@
           </w:p>
           <w:p>
             <w:pPr>
-              <w:pStyle w:val="NoSpacing"/>
+              <w:pStyle w:val="Sinespaciado"/>
               <w:rPr>
                 <w:sz w:val="20"/>
                 <w:szCs w:val="20"/>
@@ -707,12 +698,12 @@
     </w:tbl>
     <w:p>
       <w:pPr>
-        <w:pStyle w:val="NoSpacing"/>
+        <w:pStyle w:val="Sinespaciado"/>
       </w:pPr>
     </w:p>
     <w:tbl>
       <w:tblPr>
-        <w:tblStyle w:val="TableGrid"/>
+        <w:tblStyle w:val="Tablaconcuadrcula"/>
         <w:tblW w:w="14893" w:type="dxa"/>
         <w:tblBorders>
           <w:top w:val="single" w:sz="4" w:space="0" w:color="7F7F7F" w:themeColor="text1" w:themeTint="80"/>
@@ -744,7 +735,7 @@
           </w:tcPr>
           <w:p>
             <w:pPr>
-              <w:pStyle w:val="NoSpacing"/>
+              <w:pStyle w:val="Sinespaciado"/>
             </w:pPr>
             <w:r>
               <w:t xml:space="preserve">NOMBRES: </w:t>
@@ -760,7 +751,7 @@
           </w:tcPr>
           <w:p>
             <w:pPr>
-              <w:pStyle w:val="NoSpacing"/>
+              <w:pStyle w:val="Sinespaciado"/>
             </w:pPr>
             <w:r>
               <w:t xml:space="preserve">ID # (CEDULA): </w:t>
@@ -776,7 +767,7 @@
           </w:tcPr>
           <w:p>
             <w:pPr>
-              <w:pStyle w:val="NoSpacing"/>
+              <w:pStyle w:val="Sinespaciado"/>
             </w:pPr>
             <w:r>
               <w:t xml:space="preserve"># DE LISTA: </w:t>
@@ -793,7 +784,7 @@
           </w:tcPr>
           <w:p>
             <w:pPr>
-              <w:pStyle w:val="NoSpacing"/>
+              <w:pStyle w:val="Sinespaciado"/>
             </w:pPr>
             <w:r>
               <w:t>FIRMA:</w:t>
@@ -804,7 +795,7 @@
           </w:p>
           <w:p>
             <w:pPr>
-              <w:pStyle w:val="NoSpacing"/>
+              <w:pStyle w:val="Sinespaciado"/>
             </w:pPr>
           </w:p>
         </w:tc>
@@ -815,7 +806,7 @@
           </w:tcPr>
           <w:p>
             <w:pPr>
-              <w:pStyle w:val="NoSpacing"/>
+              <w:pStyle w:val="Sinespaciado"/>
             </w:pPr>
           </w:p>
         </w:tc>
@@ -833,7 +824,7 @@
           </w:tcPr>
           <w:p>
             <w:pPr>
-              <w:pStyle w:val="NoSpacing"/>
+              <w:pStyle w:val="Sinespaciado"/>
             </w:pPr>
             <w:r>
               <w:t xml:space="preserve">APELLIDOS: </w:t>
@@ -850,7 +841,7 @@
           </w:tcPr>
           <w:p>
             <w:pPr>
-              <w:pStyle w:val="NoSpacing"/>
+              <w:pStyle w:val="Sinespaciado"/>
             </w:pPr>
             <w:r>
               <w:t xml:space="preserve">PROGRAMA: </w:t>
@@ -867,7 +858,7 @@
           </w:tcPr>
           <w:p>
             <w:pPr>
-              <w:pStyle w:val="NoSpacing"/>
+              <w:pStyle w:val="Sinespaciado"/>
             </w:pPr>
           </w:p>
         </w:tc>
@@ -878,7 +869,7 @@
           </w:tcPr>
           <w:p>
             <w:pPr>
-              <w:pStyle w:val="NoSpacing"/>
+              <w:pStyle w:val="Sinespaciado"/>
             </w:pPr>
           </w:p>
         </w:tc>
@@ -896,7 +887,7 @@
           </w:tcPr>
           <w:p>
             <w:pPr>
-              <w:pStyle w:val="NoSpacing"/>
+              <w:pStyle w:val="Sinespaciado"/>
             </w:pPr>
             <w:r>
               <w:t xml:space="preserve">NOMBRES: </w:t>
@@ -912,7 +903,7 @@
           </w:tcPr>
           <w:p>
             <w:pPr>
-              <w:pStyle w:val="NoSpacing"/>
+              <w:pStyle w:val="Sinespaciado"/>
             </w:pPr>
             <w:r>
               <w:t xml:space="preserve">ID # (CEDULA): </w:t>
@@ -928,10 +919,13 @@
           </w:tcPr>
           <w:p>
             <w:pPr>
-              <w:pStyle w:val="NoSpacing"/>
+              <w:pStyle w:val="Sinespaciado"/>
             </w:pPr>
             <w:r>
               <w:t xml:space="preserve"># DE LISTA: </w:t>
+            </w:r>
+            <w:r>
+              <w:t>50</w:t>
             </w:r>
           </w:p>
         </w:tc>
@@ -942,15 +936,21 @@
           </w:tcPr>
           <w:p>
             <w:pPr>
-              <w:pStyle w:val="NoSpacing"/>
+              <w:pStyle w:val="Sinespaciado"/>
             </w:pPr>
             <w:r>
               <w:t>FIRMA:</w:t>
             </w:r>
-          </w:p>
-          <w:p>
-            <w:pPr>
-              <w:pStyle w:val="NoSpacing"/>
+            <w:r>
+              <w:t xml:space="preserve"> </w:t>
+            </w:r>
+            <w:r>
+              <w:t>Samuel Ramirez</w:t>
+            </w:r>
+          </w:p>
+          <w:p>
+            <w:pPr>
+              <w:pStyle w:val="Sinespaciado"/>
             </w:pPr>
           </w:p>
         </w:tc>
@@ -961,7 +961,7 @@
           </w:tcPr>
           <w:p>
             <w:pPr>
-              <w:pStyle w:val="NoSpacing"/>
+              <w:pStyle w:val="Sinespaciado"/>
             </w:pPr>
           </w:p>
         </w:tc>
@@ -979,7 +979,7 @@
           </w:tcPr>
           <w:p>
             <w:pPr>
-              <w:pStyle w:val="NoSpacing"/>
+              <w:pStyle w:val="Sinespaciado"/>
             </w:pPr>
             <w:r>
               <w:t xml:space="preserve">APELLIDOS: </w:t>
@@ -996,7 +996,7 @@
           </w:tcPr>
           <w:p>
             <w:pPr>
-              <w:pStyle w:val="NoSpacing"/>
+              <w:pStyle w:val="Sinespaciado"/>
             </w:pPr>
             <w:r>
               <w:t xml:space="preserve">PROGRAMA: </w:t>
@@ -1013,7 +1013,7 @@
           </w:tcPr>
           <w:p>
             <w:pPr>
-              <w:pStyle w:val="NoSpacing"/>
+              <w:pStyle w:val="Sinespaciado"/>
             </w:pPr>
           </w:p>
         </w:tc>
@@ -1024,7 +1024,7 @@
           </w:tcPr>
           <w:p>
             <w:pPr>
-              <w:pStyle w:val="NoSpacing"/>
+              <w:pStyle w:val="Sinespaciado"/>
             </w:pPr>
           </w:p>
         </w:tc>
@@ -1032,7 +1032,7 @@
     </w:tbl>
     <w:p>
       <w:pPr>
-        <w:pStyle w:val="NoSpacing"/>
+        <w:pStyle w:val="Sinespaciado"/>
         <w:rPr>
           <w:lang w:val="es-ES"/>
         </w:rPr>
@@ -1040,7 +1040,7 @@
     </w:p>
     <w:p>
       <w:pPr>
-        <w:pStyle w:val="NoSpacing"/>
+        <w:pStyle w:val="Sinespaciado"/>
         <w:rPr>
           <w:lang w:val="es-ES"/>
         </w:rPr>
@@ -1122,23 +1122,7 @@
           <w:highlight w:val="yellow"/>
           <w:lang w:val="es-ES"/>
         </w:rPr>
-        <w:t>no en (</w:t>
-      </w:r>
-      <w:proofErr w:type="spellStart"/>
-      <w:r>
-        <w:rPr>
-          <w:highlight w:val="yellow"/>
-          <w:lang w:val="es-ES"/>
-        </w:rPr>
-        <w:t>pdf</w:t>
-      </w:r>
-      <w:proofErr w:type="spellEnd"/>
-      <w:r>
-        <w:rPr>
-          <w:highlight w:val="yellow"/>
-          <w:lang w:val="es-ES"/>
-        </w:rPr>
-        <w:t>)</w:t>
+        <w:t>no en (pdf)</w:t>
       </w:r>
       <w:r>
         <w:rPr>
@@ -1149,7 +1133,7 @@
     </w:p>
     <w:p>
       <w:pPr>
-        <w:pStyle w:val="NoSpacing"/>
+        <w:pStyle w:val="Sinespaciado"/>
         <w:rPr>
           <w:lang w:val="es-ES"/>
         </w:rPr>
@@ -1158,28 +1142,12 @@
         <w:rPr>
           <w:lang w:val="es-ES"/>
         </w:rPr>
-        <w:t xml:space="preserve">al </w:t>
-      </w:r>
-      <w:proofErr w:type="spellStart"/>
-      <w:proofErr w:type="gramStart"/>
-      <w:r>
-        <w:rPr>
-          <w:lang w:val="es-ES"/>
-        </w:rPr>
-        <w:t>e.mail</w:t>
-      </w:r>
-      <w:proofErr w:type="spellEnd"/>
-      <w:proofErr w:type="gramEnd"/>
-      <w:r>
-        <w:rPr>
-          <w:lang w:val="es-ES"/>
-        </w:rPr>
-        <w:t xml:space="preserve"> </w:t>
+        <w:t xml:space="preserve">al e.mail </w:t>
       </w:r>
       <w:hyperlink r:id="rId6" w:history="1">
         <w:r>
           <w:rPr>
-            <w:rStyle w:val="Hyperlink"/>
+            <w:rStyle w:val="Hipervnculo"/>
             <w:b/>
             <w:bCs/>
             <w:sz w:val="24"/>
@@ -1227,7 +1195,7 @@
     </w:p>
     <w:p>
       <w:pPr>
-        <w:pStyle w:val="NoSpacing"/>
+        <w:pStyle w:val="Sinespaciado"/>
         <w:rPr>
           <w:lang w:val="es-ES"/>
         </w:rPr>
@@ -1235,7 +1203,7 @@
     </w:p>
     <w:p>
       <w:pPr>
-        <w:pStyle w:val="NoSpacing"/>
+        <w:pStyle w:val="Sinespaciado"/>
         <w:rPr>
           <w:lang w:val="es-ES"/>
         </w:rPr>
@@ -1243,7 +1211,7 @@
     </w:p>
     <w:p>
       <w:pPr>
-        <w:pStyle w:val="NoSpacing"/>
+        <w:pStyle w:val="Sinespaciado"/>
         <w:rPr>
           <w:lang w:val="es-ES"/>
         </w:rPr>
@@ -1252,26 +1220,12 @@
         <w:rPr>
           <w:lang w:val="es-ES"/>
         </w:rPr>
-        <w:t xml:space="preserve">Documento guía para codificar en </w:t>
-      </w:r>
-      <w:proofErr w:type="spellStart"/>
-      <w:r>
-        <w:rPr>
-          <w:lang w:val="es-ES"/>
-        </w:rPr>
-        <w:t>Markdown</w:t>
-      </w:r>
-      <w:proofErr w:type="spellEnd"/>
-      <w:r>
-        <w:rPr>
-          <w:lang w:val="es-ES"/>
-        </w:rPr>
-        <w:t xml:space="preserve">: </w:t>
+        <w:t xml:space="preserve">Documento guía para codificar en Markdown: </w:t>
       </w:r>
       <w:hyperlink r:id="rId7" w:history="1">
         <w:r>
           <w:rPr>
-            <w:rStyle w:val="Hyperlink"/>
+            <w:rStyle w:val="Hipervnculo"/>
             <w:lang w:val="es-ES"/>
           </w:rPr>
           <w:t>https://www.eonicasys.com.co/2026-02/DesarrolloWeb1/SESIONES/Lenguajes-de-marcado/codificacion-en-markdown.pdf</w:t>
@@ -1280,7 +1234,7 @@
     </w:p>
     <w:p>
       <w:pPr>
-        <w:pStyle w:val="NoSpacing"/>
+        <w:pStyle w:val="Sinespaciado"/>
         <w:rPr>
           <w:lang w:val="es-ES"/>
         </w:rPr>
@@ -1288,7 +1242,7 @@
     </w:p>
     <w:p>
       <w:pPr>
-        <w:pStyle w:val="NoSpacing"/>
+        <w:pStyle w:val="Sinespaciado"/>
         <w:rPr>
           <w:lang w:val="es-ES"/>
         </w:rPr>
@@ -1296,7 +1250,7 @@
     </w:p>
     <w:p>
       <w:pPr>
-        <w:pStyle w:val="NoSpacing"/>
+        <w:pStyle w:val="Sinespaciado"/>
       </w:pPr>
       <w:r>
         <w:t xml:space="preserve">REQUISITOS DEL </w:t>
@@ -1307,60 +1261,36 @@
     </w:p>
     <w:p>
       <w:pPr>
-        <w:pStyle w:val="NoSpacing"/>
+        <w:pStyle w:val="Sinespaciado"/>
       </w:pPr>
     </w:p>
     <w:p>
       <w:pPr>
-        <w:pStyle w:val="NoSpacing"/>
+        <w:pStyle w:val="Sinespaciado"/>
         <w:numPr>
           <w:ilvl w:val="0"/>
           <w:numId w:val="17"/>
         </w:numPr>
       </w:pPr>
       <w:r>
-        <w:t xml:space="preserve">El documento </w:t>
-      </w:r>
-      <w:proofErr w:type="spellStart"/>
-      <w:r>
-        <w:t>Markdown</w:t>
-      </w:r>
-      <w:proofErr w:type="spellEnd"/>
-      <w:r>
-        <w:t xml:space="preserve"> debe tener al menos un elemento de los 15 listados en el </w:t>
-      </w:r>
-      <w:proofErr w:type="spellStart"/>
-      <w:r>
-        <w:t>pdf</w:t>
-      </w:r>
-      <w:proofErr w:type="spellEnd"/>
-      <w:r>
-        <w:t xml:space="preserve"> anterior</w:t>
+        <w:t>El documento Markdown debe tener al menos un elemento de los 15 listados en el pdf anterior</w:t>
       </w:r>
       <w:r>
         <w:t>;</w:t>
       </w:r>
       <w:r>
-        <w:t xml:space="preserve"> implica al menos una imagen, otro documento .</w:t>
-      </w:r>
-      <w:proofErr w:type="spellStart"/>
-      <w:r>
-        <w:t>md</w:t>
-      </w:r>
-      <w:proofErr w:type="spellEnd"/>
-      <w:r>
-        <w:t>, una tabla, etc.</w:t>
+        <w:t xml:space="preserve"> implica al menos una imagen, otro documento .md, una tabla, etc.</w:t>
       </w:r>
     </w:p>
     <w:p>
       <w:pPr>
-        <w:pStyle w:val="NoSpacing"/>
+        <w:pStyle w:val="Sinespaciado"/>
         <w:ind w:left="720"/>
       </w:pPr>
     </w:p>
     <w:p>
       <w:pPr>
-        <w:pStyle w:val="NoSpacing"/>
+        <w:pStyle w:val="Sinespaciado"/>
         <w:numPr>
           <w:ilvl w:val="0"/>
           <w:numId w:val="17"/>
@@ -1378,17 +1308,17 @@
     </w:p>
     <w:p>
       <w:pPr>
-        <w:pStyle w:val="ListParagraph"/>
+        <w:pStyle w:val="Prrafodelista"/>
       </w:pPr>
     </w:p>
     <w:p>
       <w:pPr>
-        <w:pStyle w:val="NoSpacing"/>
+        <w:pStyle w:val="Sinespaciado"/>
       </w:pPr>
       <w:hyperlink r:id="rId8" w:history="1">
         <w:r>
           <w:rPr>
-            <w:rStyle w:val="Hyperlink"/>
+            <w:rStyle w:val="Hipervnculo"/>
           </w:rPr>
           <w:t>https://www.eonicasys.com.co/2026-02/Bibliografia/Atlas/ATLAS_info.pdf</w:t>
         </w:r>
@@ -1396,12 +1326,12 @@
     </w:p>
     <w:p>
       <w:pPr>
-        <w:pStyle w:val="NoSpacing"/>
+        <w:pStyle w:val="Sinespaciado"/>
       </w:pPr>
       <w:hyperlink r:id="rId9" w:history="1">
         <w:r>
           <w:rPr>
-            <w:rStyle w:val="Hyperlink"/>
+            <w:rStyle w:val="Hipervnculo"/>
           </w:rPr>
           <w:t>https://www.eonicasys.com.co/2026-02/Bibliografia/Atlas/ATLAS_math.pdf</w:t>
         </w:r>
@@ -1409,12 +1339,12 @@
     </w:p>
     <w:p>
       <w:pPr>
-        <w:pStyle w:val="NoSpacing"/>
+        <w:pStyle w:val="Sinespaciado"/>
       </w:pPr>
     </w:p>
     <w:p>
       <w:pPr>
-        <w:pStyle w:val="NoSpacing"/>
+        <w:pStyle w:val="Sinespaciado"/>
         <w:ind w:left="720"/>
       </w:pPr>
       <w:r>
@@ -1423,7 +1353,7 @@
     </w:p>
     <w:p>
       <w:pPr>
-        <w:pStyle w:val="NoSpacing"/>
+        <w:pStyle w:val="Sinespaciado"/>
         <w:rPr>
           <w:lang w:val="es-ES_tradnl"/>
         </w:rPr>
@@ -1447,7 +1377,7 @@
     </w:p>
     <w:p>
       <w:pPr>
-        <w:pStyle w:val="NoSpacing"/>
+        <w:pStyle w:val="Sinespaciado"/>
         <w:rPr>
           <w:lang w:val="es-ES_tradnl"/>
         </w:rPr>
@@ -1468,7 +1398,7 @@
     </w:p>
     <w:p>
       <w:pPr>
-        <w:pStyle w:val="NoSpacing"/>
+        <w:pStyle w:val="Sinespaciado"/>
         <w:rPr>
           <w:lang w:val="es-ES_tradnl"/>
         </w:rPr>
@@ -1476,7 +1406,7 @@
     </w:p>
     <w:p>
       <w:pPr>
-        <w:pStyle w:val="NoSpacing"/>
+        <w:pStyle w:val="Sinespaciado"/>
         <w:widowControl/>
         <w:numPr>
           <w:ilvl w:val="0"/>
@@ -1507,7 +1437,7 @@
     </w:p>
     <w:p>
       <w:pPr>
-        <w:pStyle w:val="NoSpacing"/>
+        <w:pStyle w:val="Sinespaciado"/>
         <w:widowControl/>
         <w:numPr>
           <w:ilvl w:val="0"/>
@@ -1568,7 +1498,7 @@
     </w:p>
     <w:p>
       <w:pPr>
-        <w:pStyle w:val="NoSpacing"/>
+        <w:pStyle w:val="Sinespaciado"/>
         <w:widowControl/>
         <w:numPr>
           <w:ilvl w:val="0"/>
@@ -1596,19 +1526,19 @@
     </w:p>
     <w:p>
       <w:pPr>
-        <w:pStyle w:val="NoSpacing"/>
+        <w:pStyle w:val="Sinespaciado"/>
         <w:widowControl/>
       </w:pPr>
     </w:p>
     <w:p>
       <w:pPr>
-        <w:pStyle w:val="NoSpacing"/>
+        <w:pStyle w:val="Sinespaciado"/>
         <w:widowControl/>
       </w:pPr>
     </w:p>
     <w:tbl>
       <w:tblPr>
-        <w:tblStyle w:val="TableGrid"/>
+        <w:tblStyle w:val="Tablaconcuadrcula"/>
         <w:tblW w:w="0" w:type="auto"/>
         <w:tblLook w:val="04A0" w:firstRow="1" w:lastRow="0" w:firstColumn="1" w:lastColumn="0" w:noHBand="0" w:noVBand="1"/>
       </w:tblPr>
@@ -1622,7 +1552,7 @@
           </w:tcPr>
           <w:p>
             <w:pPr>
-              <w:pStyle w:val="NoSpacing"/>
+              <w:pStyle w:val="Sinespaciado"/>
               <w:rPr>
                 <w:lang w:val="en-US"/>
               </w:rPr>
@@ -1671,19 +1601,7 @@
               <w:rPr>
                 <w:lang w:val="en-US"/>
               </w:rPr>
-              <w:t>_</w:t>
-            </w:r>
-            <w:r>
-              <w:rPr>
-                <w:lang w:val="en-US"/>
-              </w:rPr>
               <w:t>pagina1</w:t>
-            </w:r>
-            <w:r>
-              <w:rPr>
-                <w:lang w:val="en-US"/>
-              </w:rPr>
-              <w:t>_________</w:t>
             </w:r>
             <w:r>
               <w:rPr>
@@ -1708,6 +1626,20 @@
           <w:p>
             <w:pPr>
               <w:widowControl/>
+              <w:shd w:val="clear" w:color="auto" w:fill="121314"/>
+              <w:spacing w:line="285" w:lineRule="atLeast"/>
+              <w:rPr>
+                <w:rFonts w:ascii="Consolas" w:eastAsia="Times New Roman" w:hAnsi="Consolas" w:cs="Times New Roman"/>
+                <w:color w:val="BBBEBF"/>
+                <w:sz w:val="21"/>
+                <w:szCs w:val="21"/>
+                <w:lang w:val="en-US" w:eastAsia="es-ES_tradnl"/>
+              </w:rPr>
+            </w:pPr>
+          </w:p>
+          <w:p>
+            <w:pPr>
+              <w:widowControl/>
               <w:shd w:val="clear" w:color="auto" w:fill="262A33"/>
               <w:spacing w:line="285" w:lineRule="atLeast"/>
               <w:rPr>
@@ -2352,7 +2284,6 @@
               </w:rPr>
               <w:t>\</w:t>
             </w:r>
-            <w:proofErr w:type="gramStart"/>
             <w:r>
               <w:rPr>
                 <w:rFonts w:ascii="Consolas" w:eastAsia="Times New Roman" w:hAnsi="Consolas" w:cs="Times New Roman"/>
@@ -2371,21 +2302,18 @@
                 <w:szCs w:val="21"/>
                 <w:lang w:val="en-US" w:eastAsia="es-CO"/>
               </w:rPr>
-              <w:t>{</w:t>
-            </w:r>
-            <w:proofErr w:type="spellStart"/>
-            <w:proofErr w:type="gramEnd"/>
-            <w:r>
-              <w:rPr>
-                <w:rFonts w:ascii="Consolas" w:eastAsia="Times New Roman" w:hAnsi="Consolas" w:cs="Times New Roman"/>
-                <w:color w:val="D5CED9"/>
+              <w:t>{i=</w:t>
+            </w:r>
+            <w:r>
+              <w:rPr>
+                <w:rFonts w:ascii="Consolas" w:eastAsia="Times New Roman" w:hAnsi="Consolas" w:cs="Times New Roman"/>
+                <w:color w:val="F39C12"/>
                 <w:sz w:val="21"/>
                 <w:szCs w:val="21"/>
                 <w:lang w:val="en-US" w:eastAsia="es-CO"/>
               </w:rPr>
-              <w:t>i</w:t>
-            </w:r>
-            <w:proofErr w:type="spellEnd"/>
+              <w:t>1</w:t>
+            </w:r>
             <w:r>
               <w:rPr>
                 <w:rFonts w:ascii="Consolas" w:eastAsia="Times New Roman" w:hAnsi="Consolas" w:cs="Times New Roman"/>
@@ -2394,94 +2322,173 @@
                 <w:szCs w:val="21"/>
                 <w:lang w:val="en-US" w:eastAsia="es-CO"/>
               </w:rPr>
-              <w:t>=</w:t>
-            </w:r>
-            <w:proofErr w:type="gramStart"/>
+              <w:t xml:space="preserve">}^{n} p_i </w:t>
+            </w:r>
+            <w:r>
+              <w:rPr>
+                <w:rFonts w:ascii="Consolas" w:eastAsia="Times New Roman" w:hAnsi="Consolas" w:cs="Times New Roman"/>
+                <w:color w:val="EE5D43"/>
+                <w:sz w:val="21"/>
+                <w:szCs w:val="21"/>
+                <w:lang w:val="en-US" w:eastAsia="es-CO"/>
+              </w:rPr>
+              <w:t>\log</w:t>
+            </w:r>
+            <w:r>
+              <w:rPr>
+                <w:rFonts w:ascii="Consolas" w:eastAsia="Times New Roman" w:hAnsi="Consolas" w:cs="Times New Roman"/>
+                <w:color w:val="D5CED9"/>
+                <w:sz w:val="21"/>
+                <w:szCs w:val="21"/>
+                <w:lang w:val="en-US" w:eastAsia="es-CO"/>
+              </w:rPr>
+              <w:t xml:space="preserve"> p_i</w:t>
+            </w:r>
+          </w:p>
+          <w:p>
+            <w:pPr>
+              <w:widowControl/>
+              <w:shd w:val="clear" w:color="auto" w:fill="262A33"/>
+              <w:spacing w:line="285" w:lineRule="atLeast"/>
+              <w:rPr>
+                <w:rFonts w:ascii="Consolas" w:eastAsia="Times New Roman" w:hAnsi="Consolas" w:cs="Times New Roman"/>
+                <w:color w:val="D5CED9"/>
+                <w:sz w:val="21"/>
+                <w:szCs w:val="21"/>
+                <w:lang w:val="es-CO" w:eastAsia="es-CO"/>
+              </w:rPr>
+            </w:pPr>
+            <w:r>
+              <w:rPr>
+                <w:rFonts w:ascii="Consolas" w:eastAsia="Times New Roman" w:hAnsi="Consolas" w:cs="Times New Roman"/>
+                <w:color w:val="96E072"/>
+                <w:sz w:val="21"/>
+                <w:szCs w:val="21"/>
+                <w:lang w:val="es-CO" w:eastAsia="es-CO"/>
+              </w:rPr>
+              <w:t>```</w:t>
+            </w:r>
+          </w:p>
+          <w:p>
+            <w:pPr>
+              <w:widowControl/>
+              <w:shd w:val="clear" w:color="auto" w:fill="262A33"/>
+              <w:spacing w:line="285" w:lineRule="atLeast"/>
+              <w:rPr>
+                <w:rFonts w:ascii="Consolas" w:eastAsia="Times New Roman" w:hAnsi="Consolas" w:cs="Times New Roman"/>
+                <w:color w:val="D5CED9"/>
+                <w:sz w:val="21"/>
+                <w:szCs w:val="21"/>
+                <w:lang w:val="es-CO" w:eastAsia="es-CO"/>
+              </w:rPr>
+            </w:pPr>
+          </w:p>
+          <w:p>
+            <w:pPr>
+              <w:widowControl/>
+              <w:shd w:val="clear" w:color="auto" w:fill="262A33"/>
+              <w:spacing w:line="285" w:lineRule="atLeast"/>
+              <w:rPr>
+                <w:rFonts w:ascii="Consolas" w:eastAsia="Times New Roman" w:hAnsi="Consolas" w:cs="Times New Roman"/>
+                <w:color w:val="D5CED9"/>
+                <w:sz w:val="21"/>
+                <w:szCs w:val="21"/>
+                <w:lang w:val="es-CO" w:eastAsia="es-CO"/>
+              </w:rPr>
+            </w:pPr>
+            <w:r>
+              <w:rPr>
+                <w:rFonts w:ascii="Consolas" w:eastAsia="Times New Roman" w:hAnsi="Consolas" w:cs="Times New Roman"/>
+                <w:color w:val="D5CED9"/>
+                <w:sz w:val="21"/>
+                <w:szCs w:val="21"/>
+                <w:lang w:val="es-CO" w:eastAsia="es-CO"/>
+              </w:rPr>
+              <w:t>La redundancia es todo lo que no es absolutamente necesario,</w:t>
+            </w:r>
+          </w:p>
+          <w:p>
+            <w:pPr>
+              <w:widowControl/>
+              <w:shd w:val="clear" w:color="auto" w:fill="262A33"/>
+              <w:spacing w:line="285" w:lineRule="atLeast"/>
+              <w:rPr>
+                <w:rFonts w:ascii="Consolas" w:eastAsia="Times New Roman" w:hAnsi="Consolas" w:cs="Times New Roman"/>
+                <w:color w:val="D5CED9"/>
+                <w:sz w:val="21"/>
+                <w:szCs w:val="21"/>
+                <w:lang w:val="es-CO" w:eastAsia="es-CO"/>
+              </w:rPr>
+            </w:pPr>
+            <w:r>
+              <w:rPr>
+                <w:rFonts w:ascii="Consolas" w:eastAsia="Times New Roman" w:hAnsi="Consolas" w:cs="Times New Roman"/>
+                <w:color w:val="D5CED9"/>
+                <w:sz w:val="21"/>
+                <w:szCs w:val="21"/>
+                <w:lang w:val="es-CO" w:eastAsia="es-CO"/>
+              </w:rPr>
+              <w:t>aunque habitualmente otorga flexibilidad y fiabilidad.</w:t>
+            </w:r>
+          </w:p>
+          <w:p>
+            <w:pPr>
+              <w:widowControl/>
+              <w:shd w:val="clear" w:color="auto" w:fill="262A33"/>
+              <w:spacing w:line="285" w:lineRule="atLeast"/>
+              <w:rPr>
+                <w:rFonts w:ascii="Consolas" w:eastAsia="Times New Roman" w:hAnsi="Consolas" w:cs="Times New Roman"/>
+                <w:color w:val="D5CED9"/>
+                <w:sz w:val="21"/>
+                <w:szCs w:val="21"/>
+                <w:lang w:val="es-CO" w:eastAsia="es-CO"/>
+              </w:rPr>
+            </w:pPr>
+          </w:p>
+          <w:p>
+            <w:pPr>
+              <w:widowControl/>
+              <w:shd w:val="clear" w:color="auto" w:fill="262A33"/>
+              <w:spacing w:line="285" w:lineRule="atLeast"/>
+              <w:rPr>
+                <w:rFonts w:ascii="Consolas" w:eastAsia="Times New Roman" w:hAnsi="Consolas" w:cs="Times New Roman"/>
+                <w:color w:val="D5CED9"/>
+                <w:sz w:val="21"/>
+                <w:szCs w:val="21"/>
+                <w:lang w:val="es-CO" w:eastAsia="es-CO"/>
+              </w:rPr>
+            </w:pPr>
+            <w:r>
+              <w:rPr>
+                <w:rFonts w:ascii="Consolas" w:eastAsia="Times New Roman" w:hAnsi="Consolas" w:cs="Times New Roman"/>
+                <w:color w:val="D5CED9"/>
+                <w:sz w:val="21"/>
+                <w:szCs w:val="21"/>
+                <w:lang w:val="es-CO" w:eastAsia="es-CO"/>
+              </w:rPr>
+              <w:lastRenderedPageBreak/>
+              <w:t xml:space="preserve">La redundancia puede eliminarse mediante la </w:t>
+            </w:r>
             <w:r>
               <w:rPr>
                 <w:rFonts w:ascii="Consolas" w:eastAsia="Times New Roman" w:hAnsi="Consolas" w:cs="Times New Roman"/>
                 <w:color w:val="F39C12"/>
                 <w:sz w:val="21"/>
                 <w:szCs w:val="21"/>
-                <w:lang w:val="en-US" w:eastAsia="es-CO"/>
-              </w:rPr>
-              <w:t>1</w:t>
-            </w:r>
-            <w:r>
-              <w:rPr>
-                <w:rFonts w:ascii="Consolas" w:eastAsia="Times New Roman" w:hAnsi="Consolas" w:cs="Times New Roman"/>
-                <w:color w:val="D5CED9"/>
-                <w:sz w:val="21"/>
-                <w:szCs w:val="21"/>
-                <w:lang w:val="en-US" w:eastAsia="es-CO"/>
-              </w:rPr>
-              <w:t>}^</w:t>
-            </w:r>
-            <w:proofErr w:type="gramEnd"/>
-            <w:r>
-              <w:rPr>
-                <w:rFonts w:ascii="Consolas" w:eastAsia="Times New Roman" w:hAnsi="Consolas" w:cs="Times New Roman"/>
-                <w:color w:val="D5CED9"/>
-                <w:sz w:val="21"/>
-                <w:szCs w:val="21"/>
-                <w:lang w:val="en-US" w:eastAsia="es-CO"/>
-              </w:rPr>
-              <w:t xml:space="preserve">{n} </w:t>
-            </w:r>
-            <w:proofErr w:type="spellStart"/>
-            <w:r>
-              <w:rPr>
-                <w:rFonts w:ascii="Consolas" w:eastAsia="Times New Roman" w:hAnsi="Consolas" w:cs="Times New Roman"/>
-                <w:color w:val="D5CED9"/>
-                <w:sz w:val="21"/>
-                <w:szCs w:val="21"/>
-                <w:lang w:val="en-US" w:eastAsia="es-CO"/>
-              </w:rPr>
-              <w:t>p_i</w:t>
-            </w:r>
-            <w:proofErr w:type="spellEnd"/>
-            <w:r>
-              <w:rPr>
-                <w:rFonts w:ascii="Consolas" w:eastAsia="Times New Roman" w:hAnsi="Consolas" w:cs="Times New Roman"/>
-                <w:color w:val="D5CED9"/>
-                <w:sz w:val="21"/>
-                <w:szCs w:val="21"/>
-                <w:lang w:val="en-US" w:eastAsia="es-CO"/>
-              </w:rPr>
-              <w:t xml:space="preserve"> </w:t>
-            </w:r>
-            <w:r>
-              <w:rPr>
-                <w:rFonts w:ascii="Consolas" w:eastAsia="Times New Roman" w:hAnsi="Consolas" w:cs="Times New Roman"/>
-                <w:color w:val="EE5D43"/>
-                <w:sz w:val="21"/>
-                <w:szCs w:val="21"/>
-                <w:lang w:val="en-US" w:eastAsia="es-CO"/>
-              </w:rPr>
-              <w:t>\log</w:t>
-            </w:r>
-            <w:r>
-              <w:rPr>
-                <w:rFonts w:ascii="Consolas" w:eastAsia="Times New Roman" w:hAnsi="Consolas" w:cs="Times New Roman"/>
-                <w:color w:val="D5CED9"/>
-                <w:sz w:val="21"/>
-                <w:szCs w:val="21"/>
-                <w:lang w:val="en-US" w:eastAsia="es-CO"/>
-              </w:rPr>
-              <w:t xml:space="preserve"> </w:t>
-            </w:r>
-            <w:proofErr w:type="spellStart"/>
-            <w:r>
-              <w:rPr>
-                <w:rFonts w:ascii="Consolas" w:eastAsia="Times New Roman" w:hAnsi="Consolas" w:cs="Times New Roman"/>
-                <w:color w:val="D5CED9"/>
-                <w:sz w:val="21"/>
-                <w:szCs w:val="21"/>
-                <w:lang w:val="en-US" w:eastAsia="es-CO"/>
-              </w:rPr>
-              <w:t>p_i</w:t>
-            </w:r>
-            <w:proofErr w:type="spellEnd"/>
+                <w:lang w:val="es-CO" w:eastAsia="es-CO"/>
+              </w:rPr>
+              <w:t>**compresión**</w:t>
+            </w:r>
+            <w:r>
+              <w:rPr>
+                <w:rFonts w:ascii="Consolas" w:eastAsia="Times New Roman" w:hAnsi="Consolas" w:cs="Times New Roman"/>
+                <w:color w:val="D5CED9"/>
+                <w:sz w:val="21"/>
+                <w:szCs w:val="21"/>
+                <w:lang w:val="es-CO" w:eastAsia="es-CO"/>
+              </w:rPr>
+              <w:t>.</w:t>
+            </w:r>
           </w:p>
           <w:p>
             <w:pPr>
@@ -2496,6 +2503,230 @@
                 <w:lang w:val="es-CO" w:eastAsia="es-CO"/>
               </w:rPr>
             </w:pPr>
+          </w:p>
+          <w:p>
+            <w:pPr>
+              <w:widowControl/>
+              <w:shd w:val="clear" w:color="auto" w:fill="262A33"/>
+              <w:spacing w:line="285" w:lineRule="atLeast"/>
+              <w:rPr>
+                <w:rFonts w:ascii="Consolas" w:eastAsia="Times New Roman" w:hAnsi="Consolas" w:cs="Times New Roman"/>
+                <w:color w:val="D5CED9"/>
+                <w:sz w:val="21"/>
+                <w:szCs w:val="21"/>
+                <w:lang w:val="es-CO" w:eastAsia="es-CO"/>
+              </w:rPr>
+            </w:pPr>
+            <w:r>
+              <w:rPr>
+                <w:rFonts w:ascii="Consolas" w:eastAsia="Times New Roman" w:hAnsi="Consolas" w:cs="Times New Roman"/>
+                <w:color w:val="D5CED9"/>
+                <w:sz w:val="21"/>
+                <w:szCs w:val="21"/>
+                <w:lang w:val="es-CO" w:eastAsia="es-CO"/>
+              </w:rPr>
+              <w:t>Existen dos tipos principales de compresión.</w:t>
+            </w:r>
+          </w:p>
+          <w:p>
+            <w:pPr>
+              <w:widowControl/>
+              <w:shd w:val="clear" w:color="auto" w:fill="262A33"/>
+              <w:spacing w:line="285" w:lineRule="atLeast"/>
+              <w:rPr>
+                <w:rFonts w:ascii="Consolas" w:eastAsia="Times New Roman" w:hAnsi="Consolas" w:cs="Times New Roman"/>
+                <w:color w:val="D5CED9"/>
+                <w:sz w:val="21"/>
+                <w:szCs w:val="21"/>
+                <w:lang w:val="es-CO" w:eastAsia="es-CO"/>
+              </w:rPr>
+            </w:pPr>
+          </w:p>
+          <w:p>
+            <w:pPr>
+              <w:widowControl/>
+              <w:shd w:val="clear" w:color="auto" w:fill="262A33"/>
+              <w:spacing w:line="285" w:lineRule="atLeast"/>
+              <w:rPr>
+                <w:rFonts w:ascii="Consolas" w:eastAsia="Times New Roman" w:hAnsi="Consolas" w:cs="Times New Roman"/>
+                <w:color w:val="D5CED9"/>
+                <w:sz w:val="21"/>
+                <w:szCs w:val="21"/>
+                <w:lang w:val="es-CO" w:eastAsia="es-CO"/>
+              </w:rPr>
+            </w:pPr>
+            <w:r>
+              <w:rPr>
+                <w:rFonts w:ascii="Consolas" w:eastAsia="Times New Roman" w:hAnsi="Consolas" w:cs="Times New Roman"/>
+                <w:color w:val="F39C12"/>
+                <w:sz w:val="21"/>
+                <w:szCs w:val="21"/>
+                <w:lang w:val="es-CO" w:eastAsia="es-CO"/>
+              </w:rPr>
+              <w:t>**Lossy:**</w:t>
+            </w:r>
+            <w:r>
+              <w:rPr>
+                <w:rFonts w:ascii="Consolas" w:eastAsia="Times New Roman" w:hAnsi="Consolas" w:cs="Times New Roman"/>
+                <w:color w:val="D5CED9"/>
+                <w:sz w:val="21"/>
+                <w:szCs w:val="21"/>
+                <w:lang w:val="es-CO" w:eastAsia="es-CO"/>
+              </w:rPr>
+              <w:t xml:space="preserve"> compresión con pérdida de información.</w:t>
+            </w:r>
+          </w:p>
+          <w:p>
+            <w:pPr>
+              <w:widowControl/>
+              <w:shd w:val="clear" w:color="auto" w:fill="262A33"/>
+              <w:spacing w:line="285" w:lineRule="atLeast"/>
+              <w:rPr>
+                <w:rFonts w:ascii="Consolas" w:eastAsia="Times New Roman" w:hAnsi="Consolas" w:cs="Times New Roman"/>
+                <w:color w:val="D5CED9"/>
+                <w:sz w:val="21"/>
+                <w:szCs w:val="21"/>
+                <w:lang w:val="es-CO" w:eastAsia="es-CO"/>
+              </w:rPr>
+            </w:pPr>
+          </w:p>
+          <w:p>
+            <w:pPr>
+              <w:widowControl/>
+              <w:shd w:val="clear" w:color="auto" w:fill="262A33"/>
+              <w:spacing w:line="285" w:lineRule="atLeast"/>
+              <w:rPr>
+                <w:rFonts w:ascii="Consolas" w:eastAsia="Times New Roman" w:hAnsi="Consolas" w:cs="Times New Roman"/>
+                <w:color w:val="D5CED9"/>
+                <w:sz w:val="21"/>
+                <w:szCs w:val="21"/>
+                <w:lang w:val="es-CO" w:eastAsia="es-CO"/>
+              </w:rPr>
+            </w:pPr>
+            <w:r>
+              <w:rPr>
+                <w:rFonts w:ascii="Consolas" w:eastAsia="Times New Roman" w:hAnsi="Consolas" w:cs="Times New Roman"/>
+                <w:color w:val="F39C12"/>
+                <w:sz w:val="21"/>
+                <w:szCs w:val="21"/>
+                <w:lang w:val="es-CO" w:eastAsia="es-CO"/>
+              </w:rPr>
+              <w:t>**Lossless:**</w:t>
+            </w:r>
+            <w:r>
+              <w:rPr>
+                <w:rFonts w:ascii="Consolas" w:eastAsia="Times New Roman" w:hAnsi="Consolas" w:cs="Times New Roman"/>
+                <w:color w:val="D5CED9"/>
+                <w:sz w:val="21"/>
+                <w:szCs w:val="21"/>
+                <w:lang w:val="es-CO" w:eastAsia="es-CO"/>
+              </w:rPr>
+              <w:t xml:space="preserve"> compresión sin pérdida de información.</w:t>
+            </w:r>
+          </w:p>
+          <w:p>
+            <w:pPr>
+              <w:widowControl/>
+              <w:shd w:val="clear" w:color="auto" w:fill="262A33"/>
+              <w:spacing w:line="285" w:lineRule="atLeast"/>
+              <w:rPr>
+                <w:rFonts w:ascii="Consolas" w:eastAsia="Times New Roman" w:hAnsi="Consolas" w:cs="Times New Roman"/>
+                <w:color w:val="D5CED9"/>
+                <w:sz w:val="21"/>
+                <w:szCs w:val="21"/>
+                <w:lang w:val="es-CO" w:eastAsia="es-CO"/>
+              </w:rPr>
+            </w:pPr>
+          </w:p>
+          <w:p>
+            <w:pPr>
+              <w:widowControl/>
+              <w:shd w:val="clear" w:color="auto" w:fill="262A33"/>
+              <w:spacing w:line="285" w:lineRule="atLeast"/>
+              <w:rPr>
+                <w:rFonts w:ascii="Consolas" w:eastAsia="Times New Roman" w:hAnsi="Consolas" w:cs="Times New Roman"/>
+                <w:color w:val="D5CED9"/>
+                <w:sz w:val="21"/>
+                <w:szCs w:val="21"/>
+                <w:lang w:val="es-CO" w:eastAsia="es-CO"/>
+              </w:rPr>
+            </w:pPr>
+            <w:r>
+              <w:rPr>
+                <w:rFonts w:ascii="Consolas" w:eastAsia="Times New Roman" w:hAnsi="Consolas" w:cs="Times New Roman"/>
+                <w:color w:val="FF00AA"/>
+                <w:sz w:val="21"/>
+                <w:szCs w:val="21"/>
+                <w:lang w:val="es-CO" w:eastAsia="es-CO"/>
+              </w:rPr>
+              <w:t>## Ejemplo de compresión</w:t>
+            </w:r>
+          </w:p>
+          <w:p>
+            <w:pPr>
+              <w:widowControl/>
+              <w:shd w:val="clear" w:color="auto" w:fill="262A33"/>
+              <w:spacing w:line="285" w:lineRule="atLeast"/>
+              <w:rPr>
+                <w:rFonts w:ascii="Consolas" w:eastAsia="Times New Roman" w:hAnsi="Consolas" w:cs="Times New Roman"/>
+                <w:color w:val="D5CED9"/>
+                <w:sz w:val="21"/>
+                <w:szCs w:val="21"/>
+                <w:lang w:val="es-CO" w:eastAsia="es-CO"/>
+              </w:rPr>
+            </w:pPr>
+          </w:p>
+          <w:p>
+            <w:pPr>
+              <w:widowControl/>
+              <w:shd w:val="clear" w:color="auto" w:fill="262A33"/>
+              <w:spacing w:line="285" w:lineRule="atLeast"/>
+              <w:rPr>
+                <w:rFonts w:ascii="Consolas" w:eastAsia="Times New Roman" w:hAnsi="Consolas" w:cs="Times New Roman"/>
+                <w:color w:val="D5CED9"/>
+                <w:sz w:val="21"/>
+                <w:szCs w:val="21"/>
+                <w:lang w:val="es-CO" w:eastAsia="es-CO"/>
+              </w:rPr>
+            </w:pPr>
+            <w:r>
+              <w:rPr>
+                <w:rFonts w:ascii="Consolas" w:eastAsia="Times New Roman" w:hAnsi="Consolas" w:cs="Times New Roman"/>
+                <w:color w:val="D5CED9"/>
+                <w:sz w:val="21"/>
+                <w:szCs w:val="21"/>
+                <w:lang w:val="es-CO" w:eastAsia="es-CO"/>
+              </w:rPr>
+              <w:t>Cadena original:</w:t>
+            </w:r>
+          </w:p>
+          <w:p>
+            <w:pPr>
+              <w:widowControl/>
+              <w:shd w:val="clear" w:color="auto" w:fill="262A33"/>
+              <w:spacing w:line="285" w:lineRule="atLeast"/>
+              <w:rPr>
+                <w:rFonts w:ascii="Consolas" w:eastAsia="Times New Roman" w:hAnsi="Consolas" w:cs="Times New Roman"/>
+                <w:color w:val="D5CED9"/>
+                <w:sz w:val="21"/>
+                <w:szCs w:val="21"/>
+                <w:lang w:val="es-CO" w:eastAsia="es-CO"/>
+              </w:rPr>
+            </w:pPr>
+          </w:p>
+          <w:p>
+            <w:pPr>
+              <w:widowControl/>
+              <w:shd w:val="clear" w:color="auto" w:fill="262A33"/>
+              <w:spacing w:line="285" w:lineRule="atLeast"/>
+              <w:rPr>
+                <w:rFonts w:ascii="Consolas" w:eastAsia="Times New Roman" w:hAnsi="Consolas" w:cs="Times New Roman"/>
+                <w:color w:val="D5CED9"/>
+                <w:sz w:val="21"/>
+                <w:szCs w:val="21"/>
+                <w:lang w:val="es-CO" w:eastAsia="es-CO"/>
+              </w:rPr>
+            </w:pPr>
             <w:r>
               <w:rPr>
                 <w:rFonts w:ascii="Consolas" w:eastAsia="Times New Roman" w:hAnsi="Consolas" w:cs="Times New Roman"/>
@@ -2504,7 +2735,7 @@
                 <w:szCs w:val="21"/>
                 <w:lang w:val="es-CO" w:eastAsia="es-CO"/>
               </w:rPr>
-              <w:t>```</w:t>
+              <w:t>`1188888118888811888881188888118888881188888`</w:t>
             </w:r>
           </w:p>
           <w:p>
@@ -2542,7 +2773,7 @@
                 <w:szCs w:val="21"/>
                 <w:lang w:val="es-CO" w:eastAsia="es-CO"/>
               </w:rPr>
-              <w:t>La redundancia es todo lo que no es absolutamente necesario,</w:t>
+              <w:t>Cadena comprimida:</w:t>
             </w:r>
           </w:p>
           <w:p>
@@ -2558,16 +2789,6 @@
                 <w:lang w:val="es-CO" w:eastAsia="es-CO"/>
               </w:rPr>
             </w:pPr>
-            <w:r>
-              <w:rPr>
-                <w:rFonts w:ascii="Consolas" w:eastAsia="Times New Roman" w:hAnsi="Consolas" w:cs="Times New Roman"/>
-                <w:color w:val="D5CED9"/>
-                <w:sz w:val="21"/>
-                <w:szCs w:val="21"/>
-                <w:lang w:val="es-CO" w:eastAsia="es-CO"/>
-              </w:rPr>
-              <w:t>aunque habitualmente otorga flexibilidad y fiabilidad.</w:t>
-            </w:r>
           </w:p>
           <w:p>
             <w:pPr>
@@ -2582,6 +2803,16 @@
                 <w:lang w:val="es-CO" w:eastAsia="es-CO"/>
               </w:rPr>
             </w:pPr>
+            <w:r>
+              <w:rPr>
+                <w:rFonts w:ascii="Consolas" w:eastAsia="Times New Roman" w:hAnsi="Consolas" w:cs="Times New Roman"/>
+                <w:color w:val="96E072"/>
+                <w:sz w:val="21"/>
+                <w:szCs w:val="21"/>
+                <w:lang w:val="es-CO" w:eastAsia="es-CO"/>
+              </w:rPr>
+              <w:t>`128512851285128512851285`</w:t>
+            </w:r>
           </w:p>
           <w:p>
             <w:pPr>
@@ -2596,16 +2827,120 @@
                 <w:lang w:val="es-CO" w:eastAsia="es-CO"/>
               </w:rPr>
             </w:pPr>
-            <w:r>
-              <w:rPr>
-                <w:rFonts w:ascii="Consolas" w:eastAsia="Times New Roman" w:hAnsi="Consolas" w:cs="Times New Roman"/>
-                <w:color w:val="D5CED9"/>
-                <w:sz w:val="21"/>
-                <w:szCs w:val="21"/>
-                <w:lang w:val="es-CO" w:eastAsia="es-CO"/>
-              </w:rPr>
-              <w:t xml:space="preserve">La redundancia puede eliminarse mediante la </w:t>
-            </w:r>
+          </w:p>
+          <w:p>
+            <w:pPr>
+              <w:widowControl/>
+              <w:shd w:val="clear" w:color="auto" w:fill="262A33"/>
+              <w:spacing w:line="285" w:lineRule="atLeast"/>
+              <w:rPr>
+                <w:rFonts w:ascii="Consolas" w:eastAsia="Times New Roman" w:hAnsi="Consolas" w:cs="Times New Roman"/>
+                <w:color w:val="D5CED9"/>
+                <w:sz w:val="21"/>
+                <w:szCs w:val="21"/>
+                <w:lang w:val="es-CO" w:eastAsia="es-CO"/>
+              </w:rPr>
+            </w:pPr>
+            <w:r>
+              <w:rPr>
+                <w:rFonts w:ascii="Consolas" w:eastAsia="Times New Roman" w:hAnsi="Consolas" w:cs="Times New Roman"/>
+                <w:color w:val="D5CED9"/>
+                <w:sz w:val="21"/>
+                <w:szCs w:val="21"/>
+                <w:lang w:val="es-CO" w:eastAsia="es-CO"/>
+              </w:rPr>
+              <w:t>Este tipo de representación puede indicar primero el carácter y luego</w:t>
+            </w:r>
+          </w:p>
+          <w:p>
+            <w:pPr>
+              <w:widowControl/>
+              <w:shd w:val="clear" w:color="auto" w:fill="262A33"/>
+              <w:spacing w:line="285" w:lineRule="atLeast"/>
+              <w:rPr>
+                <w:rFonts w:ascii="Consolas" w:eastAsia="Times New Roman" w:hAnsi="Consolas" w:cs="Times New Roman"/>
+                <w:color w:val="D5CED9"/>
+                <w:sz w:val="21"/>
+                <w:szCs w:val="21"/>
+                <w:lang w:val="es-CO" w:eastAsia="es-CO"/>
+              </w:rPr>
+            </w:pPr>
+            <w:r>
+              <w:rPr>
+                <w:rFonts w:ascii="Consolas" w:eastAsia="Times New Roman" w:hAnsi="Consolas" w:cs="Times New Roman"/>
+                <w:color w:val="D5CED9"/>
+                <w:sz w:val="21"/>
+                <w:szCs w:val="21"/>
+                <w:lang w:val="es-CO" w:eastAsia="es-CO"/>
+              </w:rPr>
+              <w:t>el número de apariciones consecutivas.</w:t>
+            </w:r>
+          </w:p>
+          <w:p>
+            <w:pPr>
+              <w:widowControl/>
+              <w:shd w:val="clear" w:color="auto" w:fill="262A33"/>
+              <w:spacing w:line="285" w:lineRule="atLeast"/>
+              <w:rPr>
+                <w:rFonts w:ascii="Consolas" w:eastAsia="Times New Roman" w:hAnsi="Consolas" w:cs="Times New Roman"/>
+                <w:color w:val="D5CED9"/>
+                <w:sz w:val="21"/>
+                <w:szCs w:val="21"/>
+                <w:lang w:val="es-CO" w:eastAsia="es-CO"/>
+              </w:rPr>
+            </w:pPr>
+          </w:p>
+          <w:p>
+            <w:pPr>
+              <w:widowControl/>
+              <w:shd w:val="clear" w:color="auto" w:fill="262A33"/>
+              <w:spacing w:line="285" w:lineRule="atLeast"/>
+              <w:rPr>
+                <w:rFonts w:ascii="Consolas" w:eastAsia="Times New Roman" w:hAnsi="Consolas" w:cs="Times New Roman"/>
+                <w:color w:val="D5CED9"/>
+                <w:sz w:val="21"/>
+                <w:szCs w:val="21"/>
+                <w:lang w:val="es-CO" w:eastAsia="es-CO"/>
+              </w:rPr>
+            </w:pPr>
+            <w:r>
+              <w:rPr>
+                <w:rFonts w:ascii="Consolas" w:eastAsia="Times New Roman" w:hAnsi="Consolas" w:cs="Times New Roman"/>
+                <w:color w:val="FF00AA"/>
+                <w:sz w:val="21"/>
+                <w:szCs w:val="21"/>
+                <w:lang w:val="es-CO" w:eastAsia="es-CO"/>
+              </w:rPr>
+              <w:t>## Compresión y extracción</w:t>
+            </w:r>
+          </w:p>
+          <w:p>
+            <w:pPr>
+              <w:widowControl/>
+              <w:shd w:val="clear" w:color="auto" w:fill="262A33"/>
+              <w:spacing w:line="285" w:lineRule="atLeast"/>
+              <w:rPr>
+                <w:rFonts w:ascii="Consolas" w:eastAsia="Times New Roman" w:hAnsi="Consolas" w:cs="Times New Roman"/>
+                <w:color w:val="D5CED9"/>
+                <w:sz w:val="21"/>
+                <w:szCs w:val="21"/>
+                <w:lang w:val="es-CO" w:eastAsia="es-CO"/>
+              </w:rPr>
+            </w:pPr>
+          </w:p>
+          <w:p>
+            <w:pPr>
+              <w:widowControl/>
+              <w:shd w:val="clear" w:color="auto" w:fill="262A33"/>
+              <w:spacing w:line="285" w:lineRule="atLeast"/>
+              <w:rPr>
+                <w:rFonts w:ascii="Consolas" w:eastAsia="Times New Roman" w:hAnsi="Consolas" w:cs="Times New Roman"/>
+                <w:color w:val="D5CED9"/>
+                <w:sz w:val="21"/>
+                <w:szCs w:val="21"/>
+                <w:lang w:val="es-CO" w:eastAsia="es-CO"/>
+              </w:rPr>
+            </w:pPr>
             <w:r>
               <w:rPr>
                 <w:rFonts w:ascii="Consolas" w:eastAsia="Times New Roman" w:hAnsi="Consolas" w:cs="Times New Roman"/>
@@ -2614,17 +2949,17 @@
                 <w:szCs w:val="21"/>
                 <w:lang w:val="es-CO" w:eastAsia="es-CO"/>
               </w:rPr>
-              <w:t>**compresión**</w:t>
-            </w:r>
-            <w:r>
-              <w:rPr>
-                <w:rFonts w:ascii="Consolas" w:eastAsia="Times New Roman" w:hAnsi="Consolas" w:cs="Times New Roman"/>
-                <w:color w:val="D5CED9"/>
-                <w:sz w:val="21"/>
-                <w:szCs w:val="21"/>
-                <w:lang w:val="es-CO" w:eastAsia="es-CO"/>
-              </w:rPr>
-              <w:t>.</w:t>
+              <w:t>**Compresión →**</w:t>
+            </w:r>
+            <w:r>
+              <w:rPr>
+                <w:rFonts w:ascii="Consolas" w:eastAsia="Times New Roman" w:hAnsi="Consolas" w:cs="Times New Roman"/>
+                <w:color w:val="D5CED9"/>
+                <w:sz w:val="21"/>
+                <w:szCs w:val="21"/>
+                <w:lang w:val="es-CO" w:eastAsia="es-CO"/>
+              </w:rPr>
+              <w:t xml:space="preserve"> reduce el tamaño que ocupa un archivo.</w:t>
             </w:r>
           </w:p>
           <w:p>
@@ -2657,12 +2992,22 @@
             <w:r>
               <w:rPr>
                 <w:rFonts w:ascii="Consolas" w:eastAsia="Times New Roman" w:hAnsi="Consolas" w:cs="Times New Roman"/>
-                <w:color w:val="D5CED9"/>
-                <w:sz w:val="21"/>
-                <w:szCs w:val="21"/>
-                <w:lang w:val="es-CO" w:eastAsia="es-CO"/>
-              </w:rPr>
-              <w:t>Existen dos tipos principales de compresión.</w:t>
+                <w:color w:val="F39C12"/>
+                <w:sz w:val="21"/>
+                <w:szCs w:val="21"/>
+                <w:lang w:val="es-CO" w:eastAsia="es-CO"/>
+              </w:rPr>
+              <w:t>**Extracción →**</w:t>
+            </w:r>
+            <w:r>
+              <w:rPr>
+                <w:rFonts w:ascii="Consolas" w:eastAsia="Times New Roman" w:hAnsi="Consolas" w:cs="Times New Roman"/>
+                <w:color w:val="D5CED9"/>
+                <w:sz w:val="21"/>
+                <w:szCs w:val="21"/>
+                <w:lang w:val="es-CO" w:eastAsia="es-CO"/>
+              </w:rPr>
+              <w:t xml:space="preserve"> recupera los datos desde el archivo comprimido.</w:t>
             </w:r>
           </w:p>
           <w:p>
@@ -2695,44 +3040,12 @@
             <w:r>
               <w:rPr>
                 <w:rFonts w:ascii="Consolas" w:eastAsia="Times New Roman" w:hAnsi="Consolas" w:cs="Times New Roman"/>
-                <w:color w:val="F39C12"/>
-                <w:sz w:val="21"/>
-                <w:szCs w:val="21"/>
-                <w:lang w:val="es-CO" w:eastAsia="es-CO"/>
-              </w:rPr>
-              <w:t>**</w:t>
-            </w:r>
-            <w:proofErr w:type="gramStart"/>
-            <w:r>
-              <w:rPr>
-                <w:rFonts w:ascii="Consolas" w:eastAsia="Times New Roman" w:hAnsi="Consolas" w:cs="Times New Roman"/>
-                <w:color w:val="F39C12"/>
-                <w:sz w:val="21"/>
-                <w:szCs w:val="21"/>
-                <w:lang w:val="es-CO" w:eastAsia="es-CO"/>
-              </w:rPr>
-              <w:t>Lossy:*</w:t>
-            </w:r>
-            <w:proofErr w:type="gramEnd"/>
-            <w:r>
-              <w:rPr>
-                <w:rFonts w:ascii="Consolas" w:eastAsia="Times New Roman" w:hAnsi="Consolas" w:cs="Times New Roman"/>
-                <w:color w:val="F39C12"/>
-                <w:sz w:val="21"/>
-                <w:szCs w:val="21"/>
-                <w:lang w:val="es-CO" w:eastAsia="es-CO"/>
-              </w:rPr>
-              <w:t>*</w:t>
-            </w:r>
-            <w:r>
-              <w:rPr>
-                <w:rFonts w:ascii="Consolas" w:eastAsia="Times New Roman" w:hAnsi="Consolas" w:cs="Times New Roman"/>
-                <w:color w:val="D5CED9"/>
-                <w:sz w:val="21"/>
-                <w:szCs w:val="21"/>
-                <w:lang w:val="es-CO" w:eastAsia="es-CO"/>
-              </w:rPr>
-              <w:t xml:space="preserve"> compresión con pérdida de información.</w:t>
+                <w:color w:val="D5CED9"/>
+                <w:sz w:val="21"/>
+                <w:szCs w:val="21"/>
+                <w:lang w:val="es-CO" w:eastAsia="es-CO"/>
+              </w:rPr>
+              <w:t>Los algoritmos de compresión permiten que los archivos ocupen menos</w:t>
             </w:r>
           </w:p>
           <w:p>
@@ -2748,6 +3061,16 @@
                 <w:lang w:val="es-CO" w:eastAsia="es-CO"/>
               </w:rPr>
             </w:pPr>
+            <w:r>
+              <w:rPr>
+                <w:rFonts w:ascii="Consolas" w:eastAsia="Times New Roman" w:hAnsi="Consolas" w:cs="Times New Roman"/>
+                <w:color w:val="D5CED9"/>
+                <w:sz w:val="21"/>
+                <w:szCs w:val="21"/>
+                <w:lang w:val="es-CO" w:eastAsia="es-CO"/>
+              </w:rPr>
+              <w:t>memoria y requieran menos ancho de banda durante su transmisión.</w:t>
+            </w:r>
           </w:p>
           <w:p>
             <w:pPr>
@@ -2762,60 +3085,6 @@
                 <w:lang w:val="es-CO" w:eastAsia="es-CO"/>
               </w:rPr>
             </w:pPr>
-            <w:r>
-              <w:rPr>
-                <w:rFonts w:ascii="Consolas" w:eastAsia="Times New Roman" w:hAnsi="Consolas" w:cs="Times New Roman"/>
-                <w:color w:val="F39C12"/>
-                <w:sz w:val="21"/>
-                <w:szCs w:val="21"/>
-                <w:lang w:val="es-CO" w:eastAsia="es-CO"/>
-              </w:rPr>
-              <w:t>**</w:t>
-            </w:r>
-            <w:proofErr w:type="spellStart"/>
-            <w:proofErr w:type="gramStart"/>
-            <w:r>
-              <w:rPr>
-                <w:rFonts w:ascii="Consolas" w:eastAsia="Times New Roman" w:hAnsi="Consolas" w:cs="Times New Roman"/>
-                <w:color w:val="F39C12"/>
-                <w:sz w:val="21"/>
-                <w:szCs w:val="21"/>
-                <w:lang w:val="es-CO" w:eastAsia="es-CO"/>
-              </w:rPr>
-              <w:t>Lossless</w:t>
-            </w:r>
-            <w:proofErr w:type="spellEnd"/>
-            <w:r>
-              <w:rPr>
-                <w:rFonts w:ascii="Consolas" w:eastAsia="Times New Roman" w:hAnsi="Consolas" w:cs="Times New Roman"/>
-                <w:color w:val="F39C12"/>
-                <w:sz w:val="21"/>
-                <w:szCs w:val="21"/>
-                <w:lang w:val="es-CO" w:eastAsia="es-CO"/>
-              </w:rPr>
-              <w:t>:*</w:t>
-            </w:r>
-            <w:proofErr w:type="gramEnd"/>
-            <w:r>
-              <w:rPr>
-                <w:rFonts w:ascii="Consolas" w:eastAsia="Times New Roman" w:hAnsi="Consolas" w:cs="Times New Roman"/>
-                <w:color w:val="F39C12"/>
-                <w:sz w:val="21"/>
-                <w:szCs w:val="21"/>
-                <w:lang w:val="es-CO" w:eastAsia="es-CO"/>
-              </w:rPr>
-              <w:t>*</w:t>
-            </w:r>
-            <w:r>
-              <w:rPr>
-                <w:rFonts w:ascii="Consolas" w:eastAsia="Times New Roman" w:hAnsi="Consolas" w:cs="Times New Roman"/>
-                <w:color w:val="D5CED9"/>
-                <w:sz w:val="21"/>
-                <w:szCs w:val="21"/>
-                <w:lang w:val="es-CO" w:eastAsia="es-CO"/>
-              </w:rPr>
-              <w:t xml:space="preserve"> compresión sin pérdida de información.</w:t>
-            </w:r>
           </w:p>
           <w:p>
             <w:pPr>
@@ -2830,6 +3099,16 @@
                 <w:lang w:val="es-CO" w:eastAsia="es-CO"/>
               </w:rPr>
             </w:pPr>
+            <w:r>
+              <w:rPr>
+                <w:rFonts w:ascii="Consolas" w:eastAsia="Times New Roman" w:hAnsi="Consolas" w:cs="Times New Roman"/>
+                <w:color w:val="FF00AA"/>
+                <w:sz w:val="21"/>
+                <w:szCs w:val="21"/>
+                <w:lang w:val="es-CO" w:eastAsia="es-CO"/>
+              </w:rPr>
+              <w:t>## Tipos de compresión</w:t>
+            </w:r>
           </w:p>
           <w:p>
             <w:pPr>
@@ -2844,6 +3123,130 @@
                 <w:lang w:val="es-CO" w:eastAsia="es-CO"/>
               </w:rPr>
             </w:pPr>
+          </w:p>
+          <w:p>
+            <w:pPr>
+              <w:widowControl/>
+              <w:shd w:val="clear" w:color="auto" w:fill="262A33"/>
+              <w:spacing w:line="285" w:lineRule="atLeast"/>
+              <w:rPr>
+                <w:rFonts w:ascii="Consolas" w:eastAsia="Times New Roman" w:hAnsi="Consolas" w:cs="Times New Roman"/>
+                <w:color w:val="D5CED9"/>
+                <w:sz w:val="21"/>
+                <w:szCs w:val="21"/>
+                <w:lang w:val="es-CO" w:eastAsia="es-CO"/>
+              </w:rPr>
+            </w:pPr>
+            <w:r>
+              <w:rPr>
+                <w:rFonts w:ascii="Consolas" w:eastAsia="Times New Roman" w:hAnsi="Consolas" w:cs="Times New Roman"/>
+                <w:color w:val="D5CED9"/>
+                <w:sz w:val="21"/>
+                <w:szCs w:val="21"/>
+                <w:lang w:val="es-CO" w:eastAsia="es-CO"/>
+              </w:rPr>
+              <w:t>| Tipo | ¿Pierde información? | Ejemplo |</w:t>
+            </w:r>
+          </w:p>
+          <w:p>
+            <w:pPr>
+              <w:widowControl/>
+              <w:shd w:val="clear" w:color="auto" w:fill="262A33"/>
+              <w:spacing w:line="285" w:lineRule="atLeast"/>
+              <w:rPr>
+                <w:rFonts w:ascii="Consolas" w:eastAsia="Times New Roman" w:hAnsi="Consolas" w:cs="Times New Roman"/>
+                <w:color w:val="D5CED9"/>
+                <w:sz w:val="21"/>
+                <w:szCs w:val="21"/>
+                <w:lang w:val="es-CO" w:eastAsia="es-CO"/>
+              </w:rPr>
+            </w:pPr>
+            <w:r>
+              <w:rPr>
+                <w:rFonts w:ascii="Consolas" w:eastAsia="Times New Roman" w:hAnsi="Consolas" w:cs="Times New Roman"/>
+                <w:color w:val="D5CED9"/>
+                <w:sz w:val="21"/>
+                <w:szCs w:val="21"/>
+                <w:lang w:val="es-CO" w:eastAsia="es-CO"/>
+              </w:rPr>
+              <w:t>|---|---|---|</w:t>
+            </w:r>
+          </w:p>
+          <w:p>
+            <w:pPr>
+              <w:widowControl/>
+              <w:shd w:val="clear" w:color="auto" w:fill="262A33"/>
+              <w:spacing w:line="285" w:lineRule="atLeast"/>
+              <w:rPr>
+                <w:rFonts w:ascii="Consolas" w:eastAsia="Times New Roman" w:hAnsi="Consolas" w:cs="Times New Roman"/>
+                <w:color w:val="D5CED9"/>
+                <w:sz w:val="21"/>
+                <w:szCs w:val="21"/>
+                <w:lang w:val="es-CO" w:eastAsia="es-CO"/>
+              </w:rPr>
+            </w:pPr>
+            <w:r>
+              <w:rPr>
+                <w:rFonts w:ascii="Consolas" w:eastAsia="Times New Roman" w:hAnsi="Consolas" w:cs="Times New Roman"/>
+                <w:color w:val="D5CED9"/>
+                <w:sz w:val="21"/>
+                <w:szCs w:val="21"/>
+                <w:lang w:val="es-CO" w:eastAsia="es-CO"/>
+              </w:rPr>
+              <w:t>| Lossy | Sí | JPEG, MP3 |</w:t>
+            </w:r>
+          </w:p>
+          <w:p>
+            <w:pPr>
+              <w:widowControl/>
+              <w:shd w:val="clear" w:color="auto" w:fill="262A33"/>
+              <w:spacing w:line="285" w:lineRule="atLeast"/>
+              <w:rPr>
+                <w:rFonts w:ascii="Consolas" w:eastAsia="Times New Roman" w:hAnsi="Consolas" w:cs="Times New Roman"/>
+                <w:color w:val="D5CED9"/>
+                <w:sz w:val="21"/>
+                <w:szCs w:val="21"/>
+                <w:lang w:val="es-CO" w:eastAsia="es-CO"/>
+              </w:rPr>
+            </w:pPr>
+            <w:r>
+              <w:rPr>
+                <w:rFonts w:ascii="Consolas" w:eastAsia="Times New Roman" w:hAnsi="Consolas" w:cs="Times New Roman"/>
+                <w:color w:val="D5CED9"/>
+                <w:sz w:val="21"/>
+                <w:szCs w:val="21"/>
+                <w:lang w:val="es-CO" w:eastAsia="es-CO"/>
+              </w:rPr>
+              <w:t>| Lossless | No | PNG, FLAC |</w:t>
+            </w:r>
+          </w:p>
+          <w:p>
+            <w:pPr>
+              <w:widowControl/>
+              <w:shd w:val="clear" w:color="auto" w:fill="262A33"/>
+              <w:spacing w:line="285" w:lineRule="atLeast"/>
+              <w:rPr>
+                <w:rFonts w:ascii="Consolas" w:eastAsia="Times New Roman" w:hAnsi="Consolas" w:cs="Times New Roman"/>
+                <w:color w:val="D5CED9"/>
+                <w:sz w:val="21"/>
+                <w:szCs w:val="21"/>
+                <w:lang w:val="es-CO" w:eastAsia="es-CO"/>
+              </w:rPr>
+            </w:pPr>
+          </w:p>
+          <w:p>
+            <w:pPr>
+              <w:widowControl/>
+              <w:shd w:val="clear" w:color="auto" w:fill="262A33"/>
+              <w:spacing w:line="285" w:lineRule="atLeast"/>
+              <w:rPr>
+                <w:rFonts w:ascii="Consolas" w:eastAsia="Times New Roman" w:hAnsi="Consolas" w:cs="Times New Roman"/>
+                <w:color w:val="D5CED9"/>
+                <w:sz w:val="21"/>
+                <w:szCs w:val="21"/>
+                <w:lang w:val="es-CO" w:eastAsia="es-CO"/>
+              </w:rPr>
+            </w:pPr>
             <w:r>
               <w:rPr>
                 <w:rFonts w:ascii="Consolas" w:eastAsia="Times New Roman" w:hAnsi="Consolas" w:cs="Times New Roman"/>
@@ -2852,7 +3255,7 @@
                 <w:szCs w:val="21"/>
                 <w:lang w:val="es-CO" w:eastAsia="es-CO"/>
               </w:rPr>
-              <w:t>## Ejemplo de compresión</w:t>
+              <w:t>## Proceso de tratamiento de la información</w:t>
             </w:r>
           </w:p>
           <w:p>
@@ -2868,710 +3271,6 @@
                 <w:lang w:val="es-CO" w:eastAsia="es-CO"/>
               </w:rPr>
             </w:pPr>
-          </w:p>
-          <w:p>
-            <w:pPr>
-              <w:widowControl/>
-              <w:shd w:val="clear" w:color="auto" w:fill="262A33"/>
-              <w:spacing w:line="285" w:lineRule="atLeast"/>
-              <w:rPr>
-                <w:rFonts w:ascii="Consolas" w:eastAsia="Times New Roman" w:hAnsi="Consolas" w:cs="Times New Roman"/>
-                <w:color w:val="D5CED9"/>
-                <w:sz w:val="21"/>
-                <w:szCs w:val="21"/>
-                <w:lang w:val="es-CO" w:eastAsia="es-CO"/>
-              </w:rPr>
-            </w:pPr>
-            <w:r>
-              <w:rPr>
-                <w:rFonts w:ascii="Consolas" w:eastAsia="Times New Roman" w:hAnsi="Consolas" w:cs="Times New Roman"/>
-                <w:color w:val="D5CED9"/>
-                <w:sz w:val="21"/>
-                <w:szCs w:val="21"/>
-                <w:lang w:val="es-CO" w:eastAsia="es-CO"/>
-              </w:rPr>
-              <w:t>Cadena original:</w:t>
-            </w:r>
-          </w:p>
-          <w:p>
-            <w:pPr>
-              <w:widowControl/>
-              <w:shd w:val="clear" w:color="auto" w:fill="262A33"/>
-              <w:spacing w:line="285" w:lineRule="atLeast"/>
-              <w:rPr>
-                <w:rFonts w:ascii="Consolas" w:eastAsia="Times New Roman" w:hAnsi="Consolas" w:cs="Times New Roman"/>
-                <w:color w:val="D5CED9"/>
-                <w:sz w:val="21"/>
-                <w:szCs w:val="21"/>
-                <w:lang w:val="es-CO" w:eastAsia="es-CO"/>
-              </w:rPr>
-            </w:pPr>
-          </w:p>
-          <w:p>
-            <w:pPr>
-              <w:widowControl/>
-              <w:shd w:val="clear" w:color="auto" w:fill="262A33"/>
-              <w:spacing w:line="285" w:lineRule="atLeast"/>
-              <w:rPr>
-                <w:rFonts w:ascii="Consolas" w:eastAsia="Times New Roman" w:hAnsi="Consolas" w:cs="Times New Roman"/>
-                <w:color w:val="D5CED9"/>
-                <w:sz w:val="21"/>
-                <w:szCs w:val="21"/>
-                <w:lang w:val="es-CO" w:eastAsia="es-CO"/>
-              </w:rPr>
-            </w:pPr>
-            <w:r>
-              <w:rPr>
-                <w:rFonts w:ascii="Consolas" w:eastAsia="Times New Roman" w:hAnsi="Consolas" w:cs="Times New Roman"/>
-                <w:color w:val="96E072"/>
-                <w:sz w:val="21"/>
-                <w:szCs w:val="21"/>
-                <w:lang w:val="es-CO" w:eastAsia="es-CO"/>
-              </w:rPr>
-              <w:t>`1188888118888811888881188888118888881188888`</w:t>
-            </w:r>
-          </w:p>
-          <w:p>
-            <w:pPr>
-              <w:widowControl/>
-              <w:shd w:val="clear" w:color="auto" w:fill="262A33"/>
-              <w:spacing w:line="285" w:lineRule="atLeast"/>
-              <w:rPr>
-                <w:rFonts w:ascii="Consolas" w:eastAsia="Times New Roman" w:hAnsi="Consolas" w:cs="Times New Roman"/>
-                <w:color w:val="D5CED9"/>
-                <w:sz w:val="21"/>
-                <w:szCs w:val="21"/>
-                <w:lang w:val="es-CO" w:eastAsia="es-CO"/>
-              </w:rPr>
-            </w:pPr>
-          </w:p>
-          <w:p>
-            <w:pPr>
-              <w:widowControl/>
-              <w:shd w:val="clear" w:color="auto" w:fill="262A33"/>
-              <w:spacing w:line="285" w:lineRule="atLeast"/>
-              <w:rPr>
-                <w:rFonts w:ascii="Consolas" w:eastAsia="Times New Roman" w:hAnsi="Consolas" w:cs="Times New Roman"/>
-                <w:color w:val="D5CED9"/>
-                <w:sz w:val="21"/>
-                <w:szCs w:val="21"/>
-                <w:lang w:val="es-CO" w:eastAsia="es-CO"/>
-              </w:rPr>
-            </w:pPr>
-            <w:r>
-              <w:rPr>
-                <w:rFonts w:ascii="Consolas" w:eastAsia="Times New Roman" w:hAnsi="Consolas" w:cs="Times New Roman"/>
-                <w:color w:val="D5CED9"/>
-                <w:sz w:val="21"/>
-                <w:szCs w:val="21"/>
-                <w:lang w:val="es-CO" w:eastAsia="es-CO"/>
-              </w:rPr>
-              <w:t>Cadena comprimida:</w:t>
-            </w:r>
-          </w:p>
-          <w:p>
-            <w:pPr>
-              <w:widowControl/>
-              <w:shd w:val="clear" w:color="auto" w:fill="262A33"/>
-              <w:spacing w:line="285" w:lineRule="atLeast"/>
-              <w:rPr>
-                <w:rFonts w:ascii="Consolas" w:eastAsia="Times New Roman" w:hAnsi="Consolas" w:cs="Times New Roman"/>
-                <w:color w:val="D5CED9"/>
-                <w:sz w:val="21"/>
-                <w:szCs w:val="21"/>
-                <w:lang w:val="es-CO" w:eastAsia="es-CO"/>
-              </w:rPr>
-            </w:pPr>
-          </w:p>
-          <w:p>
-            <w:pPr>
-              <w:widowControl/>
-              <w:shd w:val="clear" w:color="auto" w:fill="262A33"/>
-              <w:spacing w:line="285" w:lineRule="atLeast"/>
-              <w:rPr>
-                <w:rFonts w:ascii="Consolas" w:eastAsia="Times New Roman" w:hAnsi="Consolas" w:cs="Times New Roman"/>
-                <w:color w:val="D5CED9"/>
-                <w:sz w:val="21"/>
-                <w:szCs w:val="21"/>
-                <w:lang w:val="es-CO" w:eastAsia="es-CO"/>
-              </w:rPr>
-            </w:pPr>
-            <w:r>
-              <w:rPr>
-                <w:rFonts w:ascii="Consolas" w:eastAsia="Times New Roman" w:hAnsi="Consolas" w:cs="Times New Roman"/>
-                <w:color w:val="96E072"/>
-                <w:sz w:val="21"/>
-                <w:szCs w:val="21"/>
-                <w:lang w:val="es-CO" w:eastAsia="es-CO"/>
-              </w:rPr>
-              <w:t>`128512851285128512851285`</w:t>
-            </w:r>
-          </w:p>
-          <w:p>
-            <w:pPr>
-              <w:widowControl/>
-              <w:shd w:val="clear" w:color="auto" w:fill="262A33"/>
-              <w:spacing w:line="285" w:lineRule="atLeast"/>
-              <w:rPr>
-                <w:rFonts w:ascii="Consolas" w:eastAsia="Times New Roman" w:hAnsi="Consolas" w:cs="Times New Roman"/>
-                <w:color w:val="D5CED9"/>
-                <w:sz w:val="21"/>
-                <w:szCs w:val="21"/>
-                <w:lang w:val="es-CO" w:eastAsia="es-CO"/>
-              </w:rPr>
-            </w:pPr>
-          </w:p>
-          <w:p>
-            <w:pPr>
-              <w:widowControl/>
-              <w:shd w:val="clear" w:color="auto" w:fill="262A33"/>
-              <w:spacing w:line="285" w:lineRule="atLeast"/>
-              <w:rPr>
-                <w:rFonts w:ascii="Consolas" w:eastAsia="Times New Roman" w:hAnsi="Consolas" w:cs="Times New Roman"/>
-                <w:color w:val="D5CED9"/>
-                <w:sz w:val="21"/>
-                <w:szCs w:val="21"/>
-                <w:lang w:val="es-CO" w:eastAsia="es-CO"/>
-              </w:rPr>
-            </w:pPr>
-            <w:r>
-              <w:rPr>
-                <w:rFonts w:ascii="Consolas" w:eastAsia="Times New Roman" w:hAnsi="Consolas" w:cs="Times New Roman"/>
-                <w:color w:val="D5CED9"/>
-                <w:sz w:val="21"/>
-                <w:szCs w:val="21"/>
-                <w:lang w:val="es-CO" w:eastAsia="es-CO"/>
-              </w:rPr>
-              <w:t>Este tipo de representación puede indicar primero el carácter y luego</w:t>
-            </w:r>
-          </w:p>
-          <w:p>
-            <w:pPr>
-              <w:widowControl/>
-              <w:shd w:val="clear" w:color="auto" w:fill="262A33"/>
-              <w:spacing w:line="285" w:lineRule="atLeast"/>
-              <w:rPr>
-                <w:rFonts w:ascii="Consolas" w:eastAsia="Times New Roman" w:hAnsi="Consolas" w:cs="Times New Roman"/>
-                <w:color w:val="D5CED9"/>
-                <w:sz w:val="21"/>
-                <w:szCs w:val="21"/>
-                <w:lang w:val="es-CO" w:eastAsia="es-CO"/>
-              </w:rPr>
-            </w:pPr>
-            <w:r>
-              <w:rPr>
-                <w:rFonts w:ascii="Consolas" w:eastAsia="Times New Roman" w:hAnsi="Consolas" w:cs="Times New Roman"/>
-                <w:color w:val="D5CED9"/>
-                <w:sz w:val="21"/>
-                <w:szCs w:val="21"/>
-                <w:lang w:val="es-CO" w:eastAsia="es-CO"/>
-              </w:rPr>
-              <w:t>el número de apariciones consecutivas.</w:t>
-            </w:r>
-          </w:p>
-          <w:p>
-            <w:pPr>
-              <w:widowControl/>
-              <w:shd w:val="clear" w:color="auto" w:fill="262A33"/>
-              <w:spacing w:line="285" w:lineRule="atLeast"/>
-              <w:rPr>
-                <w:rFonts w:ascii="Consolas" w:eastAsia="Times New Roman" w:hAnsi="Consolas" w:cs="Times New Roman"/>
-                <w:color w:val="D5CED9"/>
-                <w:sz w:val="21"/>
-                <w:szCs w:val="21"/>
-                <w:lang w:val="es-CO" w:eastAsia="es-CO"/>
-              </w:rPr>
-            </w:pPr>
-          </w:p>
-          <w:p>
-            <w:pPr>
-              <w:widowControl/>
-              <w:shd w:val="clear" w:color="auto" w:fill="262A33"/>
-              <w:spacing w:line="285" w:lineRule="atLeast"/>
-              <w:rPr>
-                <w:rFonts w:ascii="Consolas" w:eastAsia="Times New Roman" w:hAnsi="Consolas" w:cs="Times New Roman"/>
-                <w:color w:val="D5CED9"/>
-                <w:sz w:val="21"/>
-                <w:szCs w:val="21"/>
-                <w:lang w:val="es-CO" w:eastAsia="es-CO"/>
-              </w:rPr>
-            </w:pPr>
-            <w:r>
-              <w:rPr>
-                <w:rFonts w:ascii="Consolas" w:eastAsia="Times New Roman" w:hAnsi="Consolas" w:cs="Times New Roman"/>
-                <w:color w:val="FF00AA"/>
-                <w:sz w:val="21"/>
-                <w:szCs w:val="21"/>
-                <w:lang w:val="es-CO" w:eastAsia="es-CO"/>
-              </w:rPr>
-              <w:t>## Compresión y extracción</w:t>
-            </w:r>
-          </w:p>
-          <w:p>
-            <w:pPr>
-              <w:widowControl/>
-              <w:shd w:val="clear" w:color="auto" w:fill="262A33"/>
-              <w:spacing w:line="285" w:lineRule="atLeast"/>
-              <w:rPr>
-                <w:rFonts w:ascii="Consolas" w:eastAsia="Times New Roman" w:hAnsi="Consolas" w:cs="Times New Roman"/>
-                <w:color w:val="D5CED9"/>
-                <w:sz w:val="21"/>
-                <w:szCs w:val="21"/>
-                <w:lang w:val="es-CO" w:eastAsia="es-CO"/>
-              </w:rPr>
-            </w:pPr>
-          </w:p>
-          <w:p>
-            <w:pPr>
-              <w:widowControl/>
-              <w:shd w:val="clear" w:color="auto" w:fill="262A33"/>
-              <w:spacing w:line="285" w:lineRule="atLeast"/>
-              <w:rPr>
-                <w:rFonts w:ascii="Consolas" w:eastAsia="Times New Roman" w:hAnsi="Consolas" w:cs="Times New Roman"/>
-                <w:color w:val="D5CED9"/>
-                <w:sz w:val="21"/>
-                <w:szCs w:val="21"/>
-                <w:lang w:val="es-CO" w:eastAsia="es-CO"/>
-              </w:rPr>
-            </w:pPr>
-            <w:r>
-              <w:rPr>
-                <w:rFonts w:ascii="Consolas" w:eastAsia="Times New Roman" w:hAnsi="Consolas" w:cs="Times New Roman"/>
-                <w:color w:val="F39C12"/>
-                <w:sz w:val="21"/>
-                <w:szCs w:val="21"/>
-                <w:lang w:val="es-CO" w:eastAsia="es-CO"/>
-              </w:rPr>
-              <w:t>**Compresión →**</w:t>
-            </w:r>
-            <w:r>
-              <w:rPr>
-                <w:rFonts w:ascii="Consolas" w:eastAsia="Times New Roman" w:hAnsi="Consolas" w:cs="Times New Roman"/>
-                <w:color w:val="D5CED9"/>
-                <w:sz w:val="21"/>
-                <w:szCs w:val="21"/>
-                <w:lang w:val="es-CO" w:eastAsia="es-CO"/>
-              </w:rPr>
-              <w:t xml:space="preserve"> reduce el tamaño que ocupa un archivo.</w:t>
-            </w:r>
-          </w:p>
-          <w:p>
-            <w:pPr>
-              <w:widowControl/>
-              <w:shd w:val="clear" w:color="auto" w:fill="262A33"/>
-              <w:spacing w:line="285" w:lineRule="atLeast"/>
-              <w:rPr>
-                <w:rFonts w:ascii="Consolas" w:eastAsia="Times New Roman" w:hAnsi="Consolas" w:cs="Times New Roman"/>
-                <w:color w:val="D5CED9"/>
-                <w:sz w:val="21"/>
-                <w:szCs w:val="21"/>
-                <w:lang w:val="es-CO" w:eastAsia="es-CO"/>
-              </w:rPr>
-            </w:pPr>
-          </w:p>
-          <w:p>
-            <w:pPr>
-              <w:widowControl/>
-              <w:shd w:val="clear" w:color="auto" w:fill="262A33"/>
-              <w:spacing w:line="285" w:lineRule="atLeast"/>
-              <w:rPr>
-                <w:rFonts w:ascii="Consolas" w:eastAsia="Times New Roman" w:hAnsi="Consolas" w:cs="Times New Roman"/>
-                <w:color w:val="D5CED9"/>
-                <w:sz w:val="21"/>
-                <w:szCs w:val="21"/>
-                <w:lang w:val="es-CO" w:eastAsia="es-CO"/>
-              </w:rPr>
-            </w:pPr>
-            <w:r>
-              <w:rPr>
-                <w:rFonts w:ascii="Consolas" w:eastAsia="Times New Roman" w:hAnsi="Consolas" w:cs="Times New Roman"/>
-                <w:color w:val="F39C12"/>
-                <w:sz w:val="21"/>
-                <w:szCs w:val="21"/>
-                <w:lang w:val="es-CO" w:eastAsia="es-CO"/>
-              </w:rPr>
-              <w:t>**Extracción →**</w:t>
-            </w:r>
-            <w:r>
-              <w:rPr>
-                <w:rFonts w:ascii="Consolas" w:eastAsia="Times New Roman" w:hAnsi="Consolas" w:cs="Times New Roman"/>
-                <w:color w:val="D5CED9"/>
-                <w:sz w:val="21"/>
-                <w:szCs w:val="21"/>
-                <w:lang w:val="es-CO" w:eastAsia="es-CO"/>
-              </w:rPr>
-              <w:t xml:space="preserve"> recupera los datos desde el archivo comprimido.</w:t>
-            </w:r>
-          </w:p>
-          <w:p>
-            <w:pPr>
-              <w:widowControl/>
-              <w:shd w:val="clear" w:color="auto" w:fill="262A33"/>
-              <w:spacing w:line="285" w:lineRule="atLeast"/>
-              <w:rPr>
-                <w:rFonts w:ascii="Consolas" w:eastAsia="Times New Roman" w:hAnsi="Consolas" w:cs="Times New Roman"/>
-                <w:color w:val="D5CED9"/>
-                <w:sz w:val="21"/>
-                <w:szCs w:val="21"/>
-                <w:lang w:val="es-CO" w:eastAsia="es-CO"/>
-              </w:rPr>
-            </w:pPr>
-          </w:p>
-          <w:p>
-            <w:pPr>
-              <w:widowControl/>
-              <w:shd w:val="clear" w:color="auto" w:fill="262A33"/>
-              <w:spacing w:line="285" w:lineRule="atLeast"/>
-              <w:rPr>
-                <w:rFonts w:ascii="Consolas" w:eastAsia="Times New Roman" w:hAnsi="Consolas" w:cs="Times New Roman"/>
-                <w:color w:val="D5CED9"/>
-                <w:sz w:val="21"/>
-                <w:szCs w:val="21"/>
-                <w:lang w:val="es-CO" w:eastAsia="es-CO"/>
-              </w:rPr>
-            </w:pPr>
-            <w:r>
-              <w:rPr>
-                <w:rFonts w:ascii="Consolas" w:eastAsia="Times New Roman" w:hAnsi="Consolas" w:cs="Times New Roman"/>
-                <w:color w:val="D5CED9"/>
-                <w:sz w:val="21"/>
-                <w:szCs w:val="21"/>
-                <w:lang w:val="es-CO" w:eastAsia="es-CO"/>
-              </w:rPr>
-              <w:t>Los algoritmos de compresión permiten que los archivos ocupen menos</w:t>
-            </w:r>
-          </w:p>
-          <w:p>
-            <w:pPr>
-              <w:widowControl/>
-              <w:shd w:val="clear" w:color="auto" w:fill="262A33"/>
-              <w:spacing w:line="285" w:lineRule="atLeast"/>
-              <w:rPr>
-                <w:rFonts w:ascii="Consolas" w:eastAsia="Times New Roman" w:hAnsi="Consolas" w:cs="Times New Roman"/>
-                <w:color w:val="D5CED9"/>
-                <w:sz w:val="21"/>
-                <w:szCs w:val="21"/>
-                <w:lang w:val="es-CO" w:eastAsia="es-CO"/>
-              </w:rPr>
-            </w:pPr>
-            <w:r>
-              <w:rPr>
-                <w:rFonts w:ascii="Consolas" w:eastAsia="Times New Roman" w:hAnsi="Consolas" w:cs="Times New Roman"/>
-                <w:color w:val="D5CED9"/>
-                <w:sz w:val="21"/>
-                <w:szCs w:val="21"/>
-                <w:lang w:val="es-CO" w:eastAsia="es-CO"/>
-              </w:rPr>
-              <w:t>memoria y requieran menos ancho de banda durante su transmisión.</w:t>
-            </w:r>
-          </w:p>
-          <w:p>
-            <w:pPr>
-              <w:widowControl/>
-              <w:shd w:val="clear" w:color="auto" w:fill="262A33"/>
-              <w:spacing w:line="285" w:lineRule="atLeast"/>
-              <w:rPr>
-                <w:rFonts w:ascii="Consolas" w:eastAsia="Times New Roman" w:hAnsi="Consolas" w:cs="Times New Roman"/>
-                <w:color w:val="D5CED9"/>
-                <w:sz w:val="21"/>
-                <w:szCs w:val="21"/>
-                <w:lang w:val="es-CO" w:eastAsia="es-CO"/>
-              </w:rPr>
-            </w:pPr>
-          </w:p>
-          <w:p>
-            <w:pPr>
-              <w:widowControl/>
-              <w:shd w:val="clear" w:color="auto" w:fill="262A33"/>
-              <w:spacing w:line="285" w:lineRule="atLeast"/>
-              <w:rPr>
-                <w:rFonts w:ascii="Consolas" w:eastAsia="Times New Roman" w:hAnsi="Consolas" w:cs="Times New Roman"/>
-                <w:color w:val="D5CED9"/>
-                <w:sz w:val="21"/>
-                <w:szCs w:val="21"/>
-                <w:lang w:val="es-CO" w:eastAsia="es-CO"/>
-              </w:rPr>
-            </w:pPr>
-            <w:r>
-              <w:rPr>
-                <w:rFonts w:ascii="Consolas" w:eastAsia="Times New Roman" w:hAnsi="Consolas" w:cs="Times New Roman"/>
-                <w:color w:val="FF00AA"/>
-                <w:sz w:val="21"/>
-                <w:szCs w:val="21"/>
-                <w:lang w:val="es-CO" w:eastAsia="es-CO"/>
-              </w:rPr>
-              <w:t>## Tipos de compresión</w:t>
-            </w:r>
-          </w:p>
-          <w:p>
-            <w:pPr>
-              <w:widowControl/>
-              <w:shd w:val="clear" w:color="auto" w:fill="262A33"/>
-              <w:spacing w:line="285" w:lineRule="atLeast"/>
-              <w:rPr>
-                <w:rFonts w:ascii="Consolas" w:eastAsia="Times New Roman" w:hAnsi="Consolas" w:cs="Times New Roman"/>
-                <w:color w:val="D5CED9"/>
-                <w:sz w:val="21"/>
-                <w:szCs w:val="21"/>
-                <w:lang w:val="es-CO" w:eastAsia="es-CO"/>
-              </w:rPr>
-            </w:pPr>
-          </w:p>
-          <w:p>
-            <w:pPr>
-              <w:widowControl/>
-              <w:shd w:val="clear" w:color="auto" w:fill="262A33"/>
-              <w:spacing w:line="285" w:lineRule="atLeast"/>
-              <w:rPr>
-                <w:rFonts w:ascii="Consolas" w:eastAsia="Times New Roman" w:hAnsi="Consolas" w:cs="Times New Roman"/>
-                <w:color w:val="D5CED9"/>
-                <w:sz w:val="21"/>
-                <w:szCs w:val="21"/>
-                <w:lang w:val="es-CO" w:eastAsia="es-CO"/>
-              </w:rPr>
-            </w:pPr>
-            <w:r>
-              <w:rPr>
-                <w:rFonts w:ascii="Consolas" w:eastAsia="Times New Roman" w:hAnsi="Consolas" w:cs="Times New Roman"/>
-                <w:color w:val="D5CED9"/>
-                <w:sz w:val="21"/>
-                <w:szCs w:val="21"/>
-                <w:lang w:val="es-CO" w:eastAsia="es-CO"/>
-              </w:rPr>
-              <w:t>| Tipo | ¿Pierde información? | Ejemplo |</w:t>
-            </w:r>
-          </w:p>
-          <w:p>
-            <w:pPr>
-              <w:widowControl/>
-              <w:shd w:val="clear" w:color="auto" w:fill="262A33"/>
-              <w:spacing w:line="285" w:lineRule="atLeast"/>
-              <w:rPr>
-                <w:rFonts w:ascii="Consolas" w:eastAsia="Times New Roman" w:hAnsi="Consolas" w:cs="Times New Roman"/>
-                <w:color w:val="D5CED9"/>
-                <w:sz w:val="21"/>
-                <w:szCs w:val="21"/>
-                <w:lang w:val="es-CO" w:eastAsia="es-CO"/>
-              </w:rPr>
-            </w:pPr>
-            <w:r>
-              <w:rPr>
-                <w:rFonts w:ascii="Consolas" w:eastAsia="Times New Roman" w:hAnsi="Consolas" w:cs="Times New Roman"/>
-                <w:color w:val="D5CED9"/>
-                <w:sz w:val="21"/>
-                <w:szCs w:val="21"/>
-                <w:lang w:val="es-CO" w:eastAsia="es-CO"/>
-              </w:rPr>
-              <w:t>|---|---|---|</w:t>
-            </w:r>
-          </w:p>
-          <w:p>
-            <w:pPr>
-              <w:widowControl/>
-              <w:shd w:val="clear" w:color="auto" w:fill="262A33"/>
-              <w:spacing w:line="285" w:lineRule="atLeast"/>
-              <w:rPr>
-                <w:rFonts w:ascii="Consolas" w:eastAsia="Times New Roman" w:hAnsi="Consolas" w:cs="Times New Roman"/>
-                <w:color w:val="D5CED9"/>
-                <w:sz w:val="21"/>
-                <w:szCs w:val="21"/>
-                <w:lang w:val="es-CO" w:eastAsia="es-CO"/>
-              </w:rPr>
-            </w:pPr>
-            <w:r>
-              <w:rPr>
-                <w:rFonts w:ascii="Consolas" w:eastAsia="Times New Roman" w:hAnsi="Consolas" w:cs="Times New Roman"/>
-                <w:color w:val="D5CED9"/>
-                <w:sz w:val="21"/>
-                <w:szCs w:val="21"/>
-                <w:lang w:val="es-CO" w:eastAsia="es-CO"/>
-              </w:rPr>
-              <w:t xml:space="preserve">| </w:t>
-            </w:r>
-            <w:proofErr w:type="spellStart"/>
-            <w:r>
-              <w:rPr>
-                <w:rFonts w:ascii="Consolas" w:eastAsia="Times New Roman" w:hAnsi="Consolas" w:cs="Times New Roman"/>
-                <w:color w:val="D5CED9"/>
-                <w:sz w:val="21"/>
-                <w:szCs w:val="21"/>
-                <w:lang w:val="es-CO" w:eastAsia="es-CO"/>
-              </w:rPr>
-              <w:t>Lossy</w:t>
-            </w:r>
-            <w:proofErr w:type="spellEnd"/>
-            <w:r>
-              <w:rPr>
-                <w:rFonts w:ascii="Consolas" w:eastAsia="Times New Roman" w:hAnsi="Consolas" w:cs="Times New Roman"/>
-                <w:color w:val="D5CED9"/>
-                <w:sz w:val="21"/>
-                <w:szCs w:val="21"/>
-                <w:lang w:val="es-CO" w:eastAsia="es-CO"/>
-              </w:rPr>
-              <w:t xml:space="preserve"> | Sí | JPEG, MP3 |</w:t>
-            </w:r>
-          </w:p>
-          <w:p>
-            <w:pPr>
-              <w:widowControl/>
-              <w:shd w:val="clear" w:color="auto" w:fill="262A33"/>
-              <w:spacing w:line="285" w:lineRule="atLeast"/>
-              <w:rPr>
-                <w:rFonts w:ascii="Consolas" w:eastAsia="Times New Roman" w:hAnsi="Consolas" w:cs="Times New Roman"/>
-                <w:color w:val="D5CED9"/>
-                <w:sz w:val="21"/>
-                <w:szCs w:val="21"/>
-                <w:lang w:val="es-CO" w:eastAsia="es-CO"/>
-              </w:rPr>
-            </w:pPr>
-            <w:r>
-              <w:rPr>
-                <w:rFonts w:ascii="Consolas" w:eastAsia="Times New Roman" w:hAnsi="Consolas" w:cs="Times New Roman"/>
-                <w:color w:val="D5CED9"/>
-                <w:sz w:val="21"/>
-                <w:szCs w:val="21"/>
-                <w:lang w:val="es-CO" w:eastAsia="es-CO"/>
-              </w:rPr>
-              <w:t xml:space="preserve">| </w:t>
-            </w:r>
-            <w:proofErr w:type="spellStart"/>
-            <w:r>
-              <w:rPr>
-                <w:rFonts w:ascii="Consolas" w:eastAsia="Times New Roman" w:hAnsi="Consolas" w:cs="Times New Roman"/>
-                <w:color w:val="D5CED9"/>
-                <w:sz w:val="21"/>
-                <w:szCs w:val="21"/>
-                <w:lang w:val="es-CO" w:eastAsia="es-CO"/>
-              </w:rPr>
-              <w:t>Lossless</w:t>
-            </w:r>
-            <w:proofErr w:type="spellEnd"/>
-            <w:r>
-              <w:rPr>
-                <w:rFonts w:ascii="Consolas" w:eastAsia="Times New Roman" w:hAnsi="Consolas" w:cs="Times New Roman"/>
-                <w:color w:val="D5CED9"/>
-                <w:sz w:val="21"/>
-                <w:szCs w:val="21"/>
-                <w:lang w:val="es-CO" w:eastAsia="es-CO"/>
-              </w:rPr>
-              <w:t xml:space="preserve"> | No | PNG, FLAC |</w:t>
-            </w:r>
-          </w:p>
-          <w:p>
-            <w:pPr>
-              <w:widowControl/>
-              <w:shd w:val="clear" w:color="auto" w:fill="262A33"/>
-              <w:spacing w:line="285" w:lineRule="atLeast"/>
-              <w:rPr>
-                <w:rFonts w:ascii="Consolas" w:eastAsia="Times New Roman" w:hAnsi="Consolas" w:cs="Times New Roman"/>
-                <w:color w:val="D5CED9"/>
-                <w:sz w:val="21"/>
-                <w:szCs w:val="21"/>
-                <w:lang w:val="es-CO" w:eastAsia="es-CO"/>
-              </w:rPr>
-            </w:pPr>
-          </w:p>
-          <w:p>
-            <w:pPr>
-              <w:widowControl/>
-              <w:shd w:val="clear" w:color="auto" w:fill="262A33"/>
-              <w:spacing w:line="285" w:lineRule="atLeast"/>
-              <w:rPr>
-                <w:rFonts w:ascii="Consolas" w:eastAsia="Times New Roman" w:hAnsi="Consolas" w:cs="Times New Roman"/>
-                <w:color w:val="D5CED9"/>
-                <w:sz w:val="21"/>
-                <w:szCs w:val="21"/>
-                <w:lang w:val="es-CO" w:eastAsia="es-CO"/>
-              </w:rPr>
-            </w:pPr>
-            <w:r>
-              <w:rPr>
-                <w:rFonts w:ascii="Consolas" w:eastAsia="Times New Roman" w:hAnsi="Consolas" w:cs="Times New Roman"/>
-                <w:color w:val="FF00AA"/>
-                <w:sz w:val="21"/>
-                <w:szCs w:val="21"/>
-                <w:lang w:val="es-CO" w:eastAsia="es-CO"/>
-              </w:rPr>
-              <w:t>## Proceso de tratamiento de la información</w:t>
-            </w:r>
-          </w:p>
-          <w:p>
-            <w:pPr>
-              <w:widowControl/>
-              <w:shd w:val="clear" w:color="auto" w:fill="262A33"/>
-              <w:spacing w:line="285" w:lineRule="atLeast"/>
-              <w:rPr>
-                <w:rFonts w:ascii="Consolas" w:eastAsia="Times New Roman" w:hAnsi="Consolas" w:cs="Times New Roman"/>
-                <w:color w:val="D5CED9"/>
-                <w:sz w:val="21"/>
-                <w:szCs w:val="21"/>
-                <w:lang w:val="es-CO" w:eastAsia="es-CO"/>
-              </w:rPr>
-            </w:pPr>
-          </w:p>
-          <w:p>
-            <w:pPr>
-              <w:widowControl/>
-              <w:shd w:val="clear" w:color="auto" w:fill="262A33"/>
-              <w:spacing w:line="285" w:lineRule="atLeast"/>
-              <w:rPr>
-                <w:rFonts w:ascii="Consolas" w:eastAsia="Times New Roman" w:hAnsi="Consolas" w:cs="Times New Roman"/>
-                <w:color w:val="D5CED9"/>
-                <w:sz w:val="21"/>
-                <w:szCs w:val="21"/>
-                <w:lang w:val="es-CO" w:eastAsia="es-CO"/>
-              </w:rPr>
-            </w:pPr>
-            <w:r>
-              <w:rPr>
-                <w:rFonts w:ascii="Consolas" w:eastAsia="Times New Roman" w:hAnsi="Consolas" w:cs="Times New Roman"/>
-                <w:color w:val="FFE66D"/>
-                <w:sz w:val="21"/>
-                <w:szCs w:val="21"/>
-                <w:lang w:val="es-CO" w:eastAsia="es-CO"/>
-              </w:rPr>
-              <w:t xml:space="preserve">- </w:t>
-            </w:r>
-            <w:r>
-              <w:rPr>
-                <w:rFonts w:ascii="Consolas" w:eastAsia="Times New Roman" w:hAnsi="Consolas" w:cs="Times New Roman"/>
-                <w:color w:val="C74DED"/>
-                <w:sz w:val="21"/>
-                <w:szCs w:val="21"/>
-                <w:lang w:val="es-CO" w:eastAsia="es-CO"/>
-              </w:rPr>
-              <w:t>[</w:t>
-            </w:r>
-            <w:r>
-              <w:rPr>
-                <w:rFonts w:ascii="Consolas" w:eastAsia="Times New Roman" w:hAnsi="Consolas" w:cs="Times New Roman"/>
-                <w:color w:val="EE5D43"/>
-                <w:sz w:val="21"/>
-                <w:szCs w:val="21"/>
-                <w:lang w:val="es-CO" w:eastAsia="es-CO"/>
-              </w:rPr>
-              <w:t>x</w:t>
-            </w:r>
-            <w:r>
-              <w:rPr>
-                <w:rFonts w:ascii="Consolas" w:eastAsia="Times New Roman" w:hAnsi="Consolas" w:cs="Times New Roman"/>
-                <w:color w:val="C74DED"/>
-                <w:sz w:val="21"/>
-                <w:szCs w:val="21"/>
-                <w:lang w:val="es-CO" w:eastAsia="es-CO"/>
-              </w:rPr>
-              <w:t>]</w:t>
-            </w:r>
-            <w:r>
-              <w:rPr>
-                <w:rFonts w:ascii="Consolas" w:eastAsia="Times New Roman" w:hAnsi="Consolas" w:cs="Times New Roman"/>
-                <w:color w:val="FFE66D"/>
-                <w:sz w:val="21"/>
-                <w:szCs w:val="21"/>
-                <w:lang w:val="es-CO" w:eastAsia="es-CO"/>
-              </w:rPr>
-              <w:t xml:space="preserve"> Codificar</w:t>
-            </w:r>
           </w:p>
           <w:p>
             <w:pPr>
@@ -3635,6 +3334,70 @@
                 <w:szCs w:val="21"/>
                 <w:lang w:val="es-CO" w:eastAsia="es-CO"/>
               </w:rPr>
+              <w:t xml:space="preserve"> Codificar</w:t>
+            </w:r>
+          </w:p>
+          <w:p>
+            <w:pPr>
+              <w:widowControl/>
+              <w:shd w:val="clear" w:color="auto" w:fill="262A33"/>
+              <w:spacing w:line="285" w:lineRule="atLeast"/>
+              <w:rPr>
+                <w:rFonts w:ascii="Consolas" w:eastAsia="Times New Roman" w:hAnsi="Consolas" w:cs="Times New Roman"/>
+                <w:color w:val="D5CED9"/>
+                <w:sz w:val="21"/>
+                <w:szCs w:val="21"/>
+                <w:lang w:val="es-CO" w:eastAsia="es-CO"/>
+              </w:rPr>
+            </w:pPr>
+            <w:r>
+              <w:rPr>
+                <w:rFonts w:ascii="Consolas" w:eastAsia="Times New Roman" w:hAnsi="Consolas" w:cs="Times New Roman"/>
+                <w:color w:val="FFE66D"/>
+                <w:sz w:val="21"/>
+                <w:szCs w:val="21"/>
+                <w:lang w:val="es-CO" w:eastAsia="es-CO"/>
+              </w:rPr>
+              <w:t xml:space="preserve">- </w:t>
+            </w:r>
+            <w:r>
+              <w:rPr>
+                <w:rFonts w:ascii="Consolas" w:eastAsia="Times New Roman" w:hAnsi="Consolas" w:cs="Times New Roman"/>
+                <w:color w:val="C74DED"/>
+                <w:sz w:val="21"/>
+                <w:szCs w:val="21"/>
+                <w:lang w:val="es-CO" w:eastAsia="es-CO"/>
+              </w:rPr>
+              <w:t>[</w:t>
+            </w:r>
+            <w:r>
+              <w:rPr>
+                <w:rFonts w:ascii="Consolas" w:eastAsia="Times New Roman" w:hAnsi="Consolas" w:cs="Times New Roman"/>
+                <w:color w:val="EE5D43"/>
+                <w:sz w:val="21"/>
+                <w:szCs w:val="21"/>
+                <w:lang w:val="es-CO" w:eastAsia="es-CO"/>
+              </w:rPr>
+              <w:t>x</w:t>
+            </w:r>
+            <w:r>
+              <w:rPr>
+                <w:rFonts w:ascii="Consolas" w:eastAsia="Times New Roman" w:hAnsi="Consolas" w:cs="Times New Roman"/>
+                <w:color w:val="C74DED"/>
+                <w:sz w:val="21"/>
+                <w:szCs w:val="21"/>
+                <w:lang w:val="es-CO" w:eastAsia="es-CO"/>
+              </w:rPr>
+              <w:t>]</w:t>
+            </w:r>
+            <w:r>
+              <w:rPr>
+                <w:rFonts w:ascii="Consolas" w:eastAsia="Times New Roman" w:hAnsi="Consolas" w:cs="Times New Roman"/>
+                <w:color w:val="FFE66D"/>
+                <w:sz w:val="21"/>
+                <w:szCs w:val="21"/>
+                <w:lang w:val="es-CO" w:eastAsia="es-CO"/>
+              </w:rPr>
               <w:t xml:space="preserve"> Comprimir</w:t>
             </w:r>
           </w:p>
@@ -3659,9 +3422,22 @@
                 <w:szCs w:val="21"/>
                 <w:lang w:val="es-CO" w:eastAsia="es-CO"/>
               </w:rPr>
-              <w:t xml:space="preserve">- </w:t>
-            </w:r>
-            <w:proofErr w:type="gramStart"/>
+              <w:t>- [ ] Transmitir</w:t>
+            </w:r>
+          </w:p>
+          <w:p>
+            <w:pPr>
+              <w:widowControl/>
+              <w:shd w:val="clear" w:color="auto" w:fill="262A33"/>
+              <w:spacing w:line="285" w:lineRule="atLeast"/>
+              <w:rPr>
+                <w:rFonts w:ascii="Consolas" w:eastAsia="Times New Roman" w:hAnsi="Consolas" w:cs="Times New Roman"/>
+                <w:color w:val="D5CED9"/>
+                <w:sz w:val="21"/>
+                <w:szCs w:val="21"/>
+                <w:lang w:val="es-CO" w:eastAsia="es-CO"/>
+              </w:rPr>
+            </w:pPr>
             <w:r>
               <w:rPr>
                 <w:rFonts w:ascii="Consolas" w:eastAsia="Times New Roman" w:hAnsi="Consolas" w:cs="Times New Roman"/>
@@ -3670,18 +3446,7 @@
                 <w:szCs w:val="21"/>
                 <w:lang w:val="es-CO" w:eastAsia="es-CO"/>
               </w:rPr>
-              <w:t>[ ]</w:t>
-            </w:r>
-            <w:proofErr w:type="gramEnd"/>
-            <w:r>
-              <w:rPr>
-                <w:rFonts w:ascii="Consolas" w:eastAsia="Times New Roman" w:hAnsi="Consolas" w:cs="Times New Roman"/>
-                <w:color w:val="FFE66D"/>
-                <w:sz w:val="21"/>
-                <w:szCs w:val="21"/>
-                <w:lang w:val="es-CO" w:eastAsia="es-CO"/>
-              </w:rPr>
-              <w:t xml:space="preserve"> Transmitir</w:t>
+              <w:t>- [ ] Recuperar</w:t>
             </w:r>
           </w:p>
           <w:p>
@@ -3697,38 +3462,6 @@
                 <w:lang w:val="es-CO" w:eastAsia="es-CO"/>
               </w:rPr>
             </w:pPr>
-            <w:r>
-              <w:rPr>
-                <w:rFonts w:ascii="Consolas" w:eastAsia="Times New Roman" w:hAnsi="Consolas" w:cs="Times New Roman"/>
-                <w:color w:val="FFE66D"/>
-                <w:sz w:val="21"/>
-                <w:szCs w:val="21"/>
-                <w:lang w:val="es-CO" w:eastAsia="es-CO"/>
-              </w:rPr>
-              <w:t xml:space="preserve">- </w:t>
-            </w:r>
-            <w:proofErr w:type="gramStart"/>
-            <w:r>
-              <w:rPr>
-                <w:rFonts w:ascii="Consolas" w:eastAsia="Times New Roman" w:hAnsi="Consolas" w:cs="Times New Roman"/>
-                <w:color w:val="FFE66D"/>
-                <w:sz w:val="21"/>
-                <w:szCs w:val="21"/>
-                <w:lang w:val="es-CO" w:eastAsia="es-CO"/>
-              </w:rPr>
-              <w:t>[ ]</w:t>
-            </w:r>
-            <w:proofErr w:type="gramEnd"/>
-            <w:r>
-              <w:rPr>
-                <w:rFonts w:ascii="Consolas" w:eastAsia="Times New Roman" w:hAnsi="Consolas" w:cs="Times New Roman"/>
-                <w:color w:val="FFE66D"/>
-                <w:sz w:val="21"/>
-                <w:szCs w:val="21"/>
-                <w:lang w:val="es-CO" w:eastAsia="es-CO"/>
-              </w:rPr>
-              <w:t xml:space="preserve"> Recuperar</w:t>
-            </w:r>
           </w:p>
           <w:p>
             <w:pPr>
@@ -3743,6 +3476,16 @@
                 <w:lang w:val="es-CO" w:eastAsia="es-CO"/>
               </w:rPr>
             </w:pPr>
+            <w:r>
+              <w:rPr>
+                <w:rFonts w:ascii="Consolas" w:eastAsia="Times New Roman" w:hAnsi="Consolas" w:cs="Times New Roman"/>
+                <w:color w:val="FF00AA"/>
+                <w:sz w:val="21"/>
+                <w:szCs w:val="21"/>
+                <w:lang w:val="es-CO" w:eastAsia="es-CO"/>
+              </w:rPr>
+              <w:t>## Idea clave</w:t>
+            </w:r>
           </w:p>
           <w:p>
             <w:pPr>
@@ -3757,6 +3500,58 @@
                 <w:lang w:val="es-CO" w:eastAsia="es-CO"/>
               </w:rPr>
             </w:pPr>
+          </w:p>
+          <w:p>
+            <w:pPr>
+              <w:widowControl/>
+              <w:shd w:val="clear" w:color="auto" w:fill="262A33"/>
+              <w:spacing w:line="285" w:lineRule="atLeast"/>
+              <w:rPr>
+                <w:rFonts w:ascii="Consolas" w:eastAsia="Times New Roman" w:hAnsi="Consolas" w:cs="Times New Roman"/>
+                <w:color w:val="D5CED9"/>
+                <w:sz w:val="21"/>
+                <w:szCs w:val="21"/>
+                <w:lang w:val="es-CO" w:eastAsia="es-CO"/>
+              </w:rPr>
+            </w:pPr>
+            <w:r>
+              <w:rPr>
+                <w:rFonts w:ascii="Consolas" w:eastAsia="Times New Roman" w:hAnsi="Consolas" w:cs="Times New Roman"/>
+                <w:color w:val="A0A1A7"/>
+                <w:sz w:val="21"/>
+                <w:szCs w:val="21"/>
+                <w:lang w:val="es-CO" w:eastAsia="es-CO"/>
+              </w:rPr>
+              <w:t>&gt; La información es todo aquello que reduce la incertidumbre.</w:t>
+            </w:r>
+          </w:p>
+          <w:p>
+            <w:pPr>
+              <w:widowControl/>
+              <w:shd w:val="clear" w:color="auto" w:fill="262A33"/>
+              <w:spacing w:line="285" w:lineRule="atLeast"/>
+              <w:rPr>
+                <w:rFonts w:ascii="Consolas" w:eastAsia="Times New Roman" w:hAnsi="Consolas" w:cs="Times New Roman"/>
+                <w:color w:val="D5CED9"/>
+                <w:sz w:val="21"/>
+                <w:szCs w:val="21"/>
+                <w:lang w:val="es-CO" w:eastAsia="es-CO"/>
+              </w:rPr>
+            </w:pPr>
+          </w:p>
+          <w:p>
+            <w:pPr>
+              <w:widowControl/>
+              <w:shd w:val="clear" w:color="auto" w:fill="262A33"/>
+              <w:spacing w:line="285" w:lineRule="atLeast"/>
+              <w:rPr>
+                <w:rFonts w:ascii="Consolas" w:eastAsia="Times New Roman" w:hAnsi="Consolas" w:cs="Times New Roman"/>
+                <w:color w:val="D5CED9"/>
+                <w:sz w:val="21"/>
+                <w:szCs w:val="21"/>
+                <w:lang w:val="es-CO" w:eastAsia="es-CO"/>
+              </w:rPr>
+            </w:pPr>
             <w:r>
               <w:rPr>
                 <w:rFonts w:ascii="Consolas" w:eastAsia="Times New Roman" w:hAnsi="Consolas" w:cs="Times New Roman"/>
@@ -3765,7 +3560,7 @@
                 <w:szCs w:val="21"/>
                 <w:lang w:val="es-CO" w:eastAsia="es-CO"/>
               </w:rPr>
-              <w:t>## Idea clave</w:t>
+              <w:t>## Aclaración sobre la compresión</w:t>
             </w:r>
           </w:p>
           <w:p>
@@ -3798,12 +3593,12 @@
             <w:r>
               <w:rPr>
                 <w:rFonts w:ascii="Consolas" w:eastAsia="Times New Roman" w:hAnsi="Consolas" w:cs="Times New Roman"/>
-                <w:color w:val="A0A1A7"/>
-                <w:sz w:val="21"/>
-                <w:szCs w:val="21"/>
-                <w:lang w:val="es-CO" w:eastAsia="es-CO"/>
-              </w:rPr>
-              <w:t>&gt; La información es todo aquello que reduce la incertidumbre.</w:t>
+                <w:color w:val="D5CED9"/>
+                <w:sz w:val="21"/>
+                <w:szCs w:val="21"/>
+                <w:lang w:val="es-CO" w:eastAsia="es-CO"/>
+              </w:rPr>
+              <w:t>~~La compresión siempre elimina información.~~</w:t>
             </w:r>
           </w:p>
           <w:p>
@@ -3836,12 +3631,50 @@
             <w:r>
               <w:rPr>
                 <w:rFonts w:ascii="Consolas" w:eastAsia="Times New Roman" w:hAnsi="Consolas" w:cs="Times New Roman"/>
+                <w:color w:val="D5CED9"/>
+                <w:sz w:val="21"/>
+                <w:szCs w:val="21"/>
+                <w:lang w:val="es-CO" w:eastAsia="es-CO"/>
+              </w:rPr>
+              <w:t>Esto no ocurre en la compresión Lossless, ya que permite recuperar la información original.</w:t>
+            </w:r>
+          </w:p>
+          <w:p>
+            <w:pPr>
+              <w:widowControl/>
+              <w:shd w:val="clear" w:color="auto" w:fill="262A33"/>
+              <w:spacing w:line="285" w:lineRule="atLeast"/>
+              <w:rPr>
+                <w:rFonts w:ascii="Consolas" w:eastAsia="Times New Roman" w:hAnsi="Consolas" w:cs="Times New Roman"/>
+                <w:color w:val="D5CED9"/>
+                <w:sz w:val="21"/>
+                <w:szCs w:val="21"/>
+                <w:lang w:val="es-CO" w:eastAsia="es-CO"/>
+              </w:rPr>
+            </w:pPr>
+          </w:p>
+          <w:p>
+            <w:pPr>
+              <w:widowControl/>
+              <w:shd w:val="clear" w:color="auto" w:fill="262A33"/>
+              <w:spacing w:line="285" w:lineRule="atLeast"/>
+              <w:rPr>
+                <w:rFonts w:ascii="Consolas" w:eastAsia="Times New Roman" w:hAnsi="Consolas" w:cs="Times New Roman"/>
+                <w:color w:val="D5CED9"/>
+                <w:sz w:val="21"/>
+                <w:szCs w:val="21"/>
+                <w:lang w:val="es-CO" w:eastAsia="es-CO"/>
+              </w:rPr>
+            </w:pPr>
+            <w:r>
+              <w:rPr>
+                <w:rFonts w:ascii="Consolas" w:eastAsia="Times New Roman" w:hAnsi="Consolas" w:cs="Times New Roman"/>
                 <w:color w:val="FF00AA"/>
                 <w:sz w:val="21"/>
                 <w:szCs w:val="21"/>
                 <w:lang w:val="es-CO" w:eastAsia="es-CO"/>
               </w:rPr>
-              <w:t>## Aclaración sobre la compresión</w:t>
+              <w:t>## Conceptos clave</w:t>
             </w:r>
           </w:p>
           <w:p>
@@ -3879,29 +3712,147 @@
                 <w:szCs w:val="21"/>
                 <w:lang w:val="es-CO" w:eastAsia="es-CO"/>
               </w:rPr>
-              <w:t xml:space="preserve">~~La compresión siempre elimina </w:t>
-            </w:r>
-            <w:proofErr w:type="gramStart"/>
-            <w:r>
-              <w:rPr>
-                <w:rFonts w:ascii="Consolas" w:eastAsia="Times New Roman" w:hAnsi="Consolas" w:cs="Times New Roman"/>
-                <w:color w:val="D5CED9"/>
-                <w:sz w:val="21"/>
-                <w:szCs w:val="21"/>
-                <w:lang w:val="es-CO" w:eastAsia="es-CO"/>
-              </w:rPr>
-              <w:t>información.~</w:t>
-            </w:r>
-            <w:proofErr w:type="gramEnd"/>
-            <w:r>
-              <w:rPr>
-                <w:rFonts w:ascii="Consolas" w:eastAsia="Times New Roman" w:hAnsi="Consolas" w:cs="Times New Roman"/>
-                <w:color w:val="D5CED9"/>
-                <w:sz w:val="21"/>
-                <w:szCs w:val="21"/>
-                <w:lang w:val="es-CO" w:eastAsia="es-CO"/>
-              </w:rPr>
-              <w:t>~</w:t>
+              <w:t xml:space="preserve">Algunos conceptos fundamentales son </w:t>
+            </w:r>
+            <w:r>
+              <w:rPr>
+                <w:rFonts w:ascii="Consolas" w:eastAsia="Times New Roman" w:hAnsi="Consolas" w:cs="Times New Roman"/>
+                <w:color w:val="96E072"/>
+                <w:sz w:val="21"/>
+                <w:szCs w:val="21"/>
+                <w:lang w:val="es-CO" w:eastAsia="es-CO"/>
+              </w:rPr>
+              <w:t>`Lossy`</w:t>
+            </w:r>
+            <w:r>
+              <w:rPr>
+                <w:rFonts w:ascii="Consolas" w:eastAsia="Times New Roman" w:hAnsi="Consolas" w:cs="Times New Roman"/>
+                <w:color w:val="D5CED9"/>
+                <w:sz w:val="21"/>
+                <w:szCs w:val="21"/>
+                <w:lang w:val="es-CO" w:eastAsia="es-CO"/>
+              </w:rPr>
+              <w:t xml:space="preserve">, </w:t>
+            </w:r>
+            <w:r>
+              <w:rPr>
+                <w:rFonts w:ascii="Consolas" w:eastAsia="Times New Roman" w:hAnsi="Consolas" w:cs="Times New Roman"/>
+                <w:color w:val="96E072"/>
+                <w:sz w:val="21"/>
+                <w:szCs w:val="21"/>
+                <w:lang w:val="es-CO" w:eastAsia="es-CO"/>
+              </w:rPr>
+              <w:t>`Lossless`</w:t>
+            </w:r>
+            <w:r>
+              <w:rPr>
+                <w:rFonts w:ascii="Consolas" w:eastAsia="Times New Roman" w:hAnsi="Consolas" w:cs="Times New Roman"/>
+                <w:color w:val="D5CED9"/>
+                <w:sz w:val="21"/>
+                <w:szCs w:val="21"/>
+                <w:lang w:val="es-CO" w:eastAsia="es-CO"/>
+              </w:rPr>
+              <w:t xml:space="preserve">, </w:t>
+            </w:r>
+            <w:r>
+              <w:rPr>
+                <w:rFonts w:ascii="Consolas" w:eastAsia="Times New Roman" w:hAnsi="Consolas" w:cs="Times New Roman"/>
+                <w:color w:val="96E072"/>
+                <w:sz w:val="21"/>
+                <w:szCs w:val="21"/>
+                <w:lang w:val="es-CO" w:eastAsia="es-CO"/>
+              </w:rPr>
+              <w:t>`Entropía`</w:t>
+            </w:r>
+            <w:r>
+              <w:rPr>
+                <w:rFonts w:ascii="Consolas" w:eastAsia="Times New Roman" w:hAnsi="Consolas" w:cs="Times New Roman"/>
+                <w:color w:val="D5CED9"/>
+                <w:sz w:val="21"/>
+                <w:szCs w:val="21"/>
+                <w:lang w:val="es-CO" w:eastAsia="es-CO"/>
+              </w:rPr>
+              <w:t xml:space="preserve">, </w:t>
+            </w:r>
+            <w:r>
+              <w:rPr>
+                <w:rFonts w:ascii="Consolas" w:eastAsia="Times New Roman" w:hAnsi="Consolas" w:cs="Times New Roman"/>
+                <w:color w:val="96E072"/>
+                <w:sz w:val="21"/>
+                <w:szCs w:val="21"/>
+                <w:lang w:val="es-CO" w:eastAsia="es-CO"/>
+              </w:rPr>
+              <w:t>`Redundancia`</w:t>
+            </w:r>
+            <w:r>
+              <w:rPr>
+                <w:rFonts w:ascii="Consolas" w:eastAsia="Times New Roman" w:hAnsi="Consolas" w:cs="Times New Roman"/>
+                <w:color w:val="D5CED9"/>
+                <w:sz w:val="21"/>
+                <w:szCs w:val="21"/>
+                <w:lang w:val="es-CO" w:eastAsia="es-CO"/>
+              </w:rPr>
+              <w:t xml:space="preserve">, </w:t>
+            </w:r>
+            <w:r>
+              <w:rPr>
+                <w:rFonts w:ascii="Consolas" w:eastAsia="Times New Roman" w:hAnsi="Consolas" w:cs="Times New Roman"/>
+                <w:color w:val="96E072"/>
+                <w:sz w:val="21"/>
+                <w:szCs w:val="21"/>
+                <w:lang w:val="es-CO" w:eastAsia="es-CO"/>
+              </w:rPr>
+              <w:t>`Compresión`</w:t>
+            </w:r>
+            <w:r>
+              <w:rPr>
+                <w:rFonts w:ascii="Consolas" w:eastAsia="Times New Roman" w:hAnsi="Consolas" w:cs="Times New Roman"/>
+                <w:color w:val="D5CED9"/>
+                <w:sz w:val="21"/>
+                <w:szCs w:val="21"/>
+                <w:lang w:val="es-CO" w:eastAsia="es-CO"/>
+              </w:rPr>
+              <w:t xml:space="preserve">, </w:t>
+            </w:r>
+            <w:r>
+              <w:rPr>
+                <w:rFonts w:ascii="Consolas" w:eastAsia="Times New Roman" w:hAnsi="Consolas" w:cs="Times New Roman"/>
+                <w:color w:val="96E072"/>
+                <w:sz w:val="21"/>
+                <w:szCs w:val="21"/>
+                <w:lang w:val="es-CO" w:eastAsia="es-CO"/>
+              </w:rPr>
+              <w:t>`Extracción`</w:t>
+            </w:r>
+            <w:r>
+              <w:rPr>
+                <w:rFonts w:ascii="Consolas" w:eastAsia="Times New Roman" w:hAnsi="Consolas" w:cs="Times New Roman"/>
+                <w:color w:val="D5CED9"/>
+                <w:sz w:val="21"/>
+                <w:szCs w:val="21"/>
+                <w:lang w:val="es-CO" w:eastAsia="es-CO"/>
+              </w:rPr>
+              <w:t xml:space="preserve"> e </w:t>
+            </w:r>
+            <w:r>
+              <w:rPr>
+                <w:rFonts w:ascii="Consolas" w:eastAsia="Times New Roman" w:hAnsi="Consolas" w:cs="Times New Roman"/>
+                <w:color w:val="96E072"/>
+                <w:sz w:val="21"/>
+                <w:szCs w:val="21"/>
+                <w:lang w:val="es-CO" w:eastAsia="es-CO"/>
+              </w:rPr>
+              <w:t>`Información`</w:t>
+            </w:r>
+            <w:r>
+              <w:rPr>
+                <w:rFonts w:ascii="Consolas" w:eastAsia="Times New Roman" w:hAnsi="Consolas" w:cs="Times New Roman"/>
+                <w:color w:val="D5CED9"/>
+                <w:sz w:val="21"/>
+                <w:szCs w:val="21"/>
+                <w:lang w:val="es-CO" w:eastAsia="es-CO"/>
+              </w:rPr>
+              <w:t>.</w:t>
             </w:r>
           </w:p>
           <w:p>
@@ -3939,29 +3890,7 @@
                 <w:szCs w:val="21"/>
                 <w:lang w:val="es-CO" w:eastAsia="es-CO"/>
               </w:rPr>
-              <w:t xml:space="preserve">Esto no ocurre en la compresión </w:t>
-            </w:r>
-            <w:proofErr w:type="spellStart"/>
-            <w:r>
-              <w:rPr>
-                <w:rFonts w:ascii="Consolas" w:eastAsia="Times New Roman" w:hAnsi="Consolas" w:cs="Times New Roman"/>
-                <w:color w:val="D5CED9"/>
-                <w:sz w:val="21"/>
-                <w:szCs w:val="21"/>
-                <w:lang w:val="es-CO" w:eastAsia="es-CO"/>
-              </w:rPr>
-              <w:t>Lossless</w:t>
-            </w:r>
-            <w:proofErr w:type="spellEnd"/>
-            <w:r>
-              <w:rPr>
-                <w:rFonts w:ascii="Consolas" w:eastAsia="Times New Roman" w:hAnsi="Consolas" w:cs="Times New Roman"/>
-                <w:color w:val="D5CED9"/>
-                <w:sz w:val="21"/>
-                <w:szCs w:val="21"/>
-                <w:lang w:val="es-CO" w:eastAsia="es-CO"/>
-              </w:rPr>
-              <w:t>, ya que permite recuperar la información original.</w:t>
+              <w:t>---</w:t>
             </w:r>
           </w:p>
           <w:p>
@@ -3999,7 +3928,7 @@
                 <w:szCs w:val="21"/>
                 <w:lang w:val="es-CO" w:eastAsia="es-CO"/>
               </w:rPr>
-              <w:t>## Conceptos clave</w:t>
+              <w:t>## Más información</w:t>
             </w:r>
           </w:p>
           <w:p>
@@ -4037,191 +3966,67 @@
                 <w:szCs w:val="21"/>
                 <w:lang w:val="es-CO" w:eastAsia="es-CO"/>
               </w:rPr>
-              <w:t xml:space="preserve">Algunos conceptos fundamentales son </w:t>
-            </w:r>
-            <w:r>
-              <w:rPr>
-                <w:rFonts w:ascii="Consolas" w:eastAsia="Times New Roman" w:hAnsi="Consolas" w:cs="Times New Roman"/>
-                <w:color w:val="96E072"/>
-                <w:sz w:val="21"/>
-                <w:szCs w:val="21"/>
-                <w:lang w:val="es-CO" w:eastAsia="es-CO"/>
-              </w:rPr>
-              <w:t>`</w:t>
-            </w:r>
-            <w:proofErr w:type="spellStart"/>
-            <w:r>
-              <w:rPr>
-                <w:rFonts w:ascii="Consolas" w:eastAsia="Times New Roman" w:hAnsi="Consolas" w:cs="Times New Roman"/>
-                <w:color w:val="96E072"/>
-                <w:sz w:val="21"/>
-                <w:szCs w:val="21"/>
-                <w:lang w:val="es-CO" w:eastAsia="es-CO"/>
-              </w:rPr>
-              <w:t>Lossy</w:t>
-            </w:r>
-            <w:proofErr w:type="spellEnd"/>
-            <w:r>
-              <w:rPr>
-                <w:rFonts w:ascii="Consolas" w:eastAsia="Times New Roman" w:hAnsi="Consolas" w:cs="Times New Roman"/>
-                <w:color w:val="96E072"/>
-                <w:sz w:val="21"/>
-                <w:szCs w:val="21"/>
-                <w:lang w:val="es-CO" w:eastAsia="es-CO"/>
-              </w:rPr>
-              <w:t>`</w:t>
-            </w:r>
-            <w:r>
-              <w:rPr>
-                <w:rFonts w:ascii="Consolas" w:eastAsia="Times New Roman" w:hAnsi="Consolas" w:cs="Times New Roman"/>
-                <w:color w:val="D5CED9"/>
-                <w:sz w:val="21"/>
-                <w:szCs w:val="21"/>
-                <w:lang w:val="es-CO" w:eastAsia="es-CO"/>
-              </w:rPr>
-              <w:t xml:space="preserve">, </w:t>
-            </w:r>
-            <w:r>
-              <w:rPr>
-                <w:rFonts w:ascii="Consolas" w:eastAsia="Times New Roman" w:hAnsi="Consolas" w:cs="Times New Roman"/>
-                <w:color w:val="96E072"/>
-                <w:sz w:val="21"/>
-                <w:szCs w:val="21"/>
-                <w:lang w:val="es-CO" w:eastAsia="es-CO"/>
-              </w:rPr>
-              <w:t>`</w:t>
-            </w:r>
-            <w:proofErr w:type="spellStart"/>
-            <w:r>
-              <w:rPr>
-                <w:rFonts w:ascii="Consolas" w:eastAsia="Times New Roman" w:hAnsi="Consolas" w:cs="Times New Roman"/>
-                <w:color w:val="96E072"/>
-                <w:sz w:val="21"/>
-                <w:szCs w:val="21"/>
-                <w:lang w:val="es-CO" w:eastAsia="es-CO"/>
-              </w:rPr>
-              <w:t>Lossless</w:t>
-            </w:r>
-            <w:proofErr w:type="spellEnd"/>
-            <w:r>
-              <w:rPr>
-                <w:rFonts w:ascii="Consolas" w:eastAsia="Times New Roman" w:hAnsi="Consolas" w:cs="Times New Roman"/>
-                <w:color w:val="96E072"/>
-                <w:sz w:val="21"/>
-                <w:szCs w:val="21"/>
-                <w:lang w:val="es-CO" w:eastAsia="es-CO"/>
-              </w:rPr>
-              <w:t>`</w:t>
-            </w:r>
-            <w:r>
-              <w:rPr>
-                <w:rFonts w:ascii="Consolas" w:eastAsia="Times New Roman" w:hAnsi="Consolas" w:cs="Times New Roman"/>
-                <w:color w:val="D5CED9"/>
-                <w:sz w:val="21"/>
-                <w:szCs w:val="21"/>
-                <w:lang w:val="es-CO" w:eastAsia="es-CO"/>
-              </w:rPr>
-              <w:t xml:space="preserve">, </w:t>
-            </w:r>
-            <w:r>
-              <w:rPr>
-                <w:rFonts w:ascii="Consolas" w:eastAsia="Times New Roman" w:hAnsi="Consolas" w:cs="Times New Roman"/>
-                <w:color w:val="96E072"/>
-                <w:sz w:val="21"/>
-                <w:szCs w:val="21"/>
-                <w:lang w:val="es-CO" w:eastAsia="es-CO"/>
-              </w:rPr>
-              <w:t>`Entropía`</w:t>
-            </w:r>
-            <w:r>
-              <w:rPr>
-                <w:rFonts w:ascii="Consolas" w:eastAsia="Times New Roman" w:hAnsi="Consolas" w:cs="Times New Roman"/>
-                <w:color w:val="D5CED9"/>
-                <w:sz w:val="21"/>
-                <w:szCs w:val="21"/>
-                <w:lang w:val="es-CO" w:eastAsia="es-CO"/>
-              </w:rPr>
-              <w:t xml:space="preserve">, </w:t>
-            </w:r>
-            <w:r>
-              <w:rPr>
-                <w:rFonts w:ascii="Consolas" w:eastAsia="Times New Roman" w:hAnsi="Consolas" w:cs="Times New Roman"/>
-                <w:color w:val="96E072"/>
-                <w:sz w:val="21"/>
-                <w:szCs w:val="21"/>
-                <w:lang w:val="es-CO" w:eastAsia="es-CO"/>
-              </w:rPr>
-              <w:t>`Redundancia`</w:t>
-            </w:r>
-            <w:r>
-              <w:rPr>
-                <w:rFonts w:ascii="Consolas" w:eastAsia="Times New Roman" w:hAnsi="Consolas" w:cs="Times New Roman"/>
-                <w:color w:val="D5CED9"/>
-                <w:sz w:val="21"/>
-                <w:szCs w:val="21"/>
-                <w:lang w:val="es-CO" w:eastAsia="es-CO"/>
-              </w:rPr>
-              <w:t xml:space="preserve">, </w:t>
-            </w:r>
-            <w:r>
-              <w:rPr>
-                <w:rFonts w:ascii="Consolas" w:eastAsia="Times New Roman" w:hAnsi="Consolas" w:cs="Times New Roman"/>
-                <w:color w:val="96E072"/>
-                <w:sz w:val="21"/>
-                <w:szCs w:val="21"/>
-                <w:lang w:val="es-CO" w:eastAsia="es-CO"/>
-              </w:rPr>
-              <w:t>`Compresión`</w:t>
-            </w:r>
-            <w:r>
-              <w:rPr>
-                <w:rFonts w:ascii="Consolas" w:eastAsia="Times New Roman" w:hAnsi="Consolas" w:cs="Times New Roman"/>
-                <w:color w:val="D5CED9"/>
-                <w:sz w:val="21"/>
-                <w:szCs w:val="21"/>
-                <w:lang w:val="es-CO" w:eastAsia="es-CO"/>
-              </w:rPr>
-              <w:t xml:space="preserve">, </w:t>
-            </w:r>
-            <w:r>
-              <w:rPr>
-                <w:rFonts w:ascii="Consolas" w:eastAsia="Times New Roman" w:hAnsi="Consolas" w:cs="Times New Roman"/>
-                <w:color w:val="96E072"/>
-                <w:sz w:val="21"/>
-                <w:szCs w:val="21"/>
-                <w:lang w:val="es-CO" w:eastAsia="es-CO"/>
-              </w:rPr>
-              <w:t>`Extracción`</w:t>
-            </w:r>
-            <w:r>
-              <w:rPr>
-                <w:rFonts w:ascii="Consolas" w:eastAsia="Times New Roman" w:hAnsi="Consolas" w:cs="Times New Roman"/>
-                <w:color w:val="D5CED9"/>
-                <w:sz w:val="21"/>
-                <w:szCs w:val="21"/>
-                <w:lang w:val="es-CO" w:eastAsia="es-CO"/>
-              </w:rPr>
-              <w:t xml:space="preserve"> e </w:t>
-            </w:r>
-            <w:r>
-              <w:rPr>
-                <w:rFonts w:ascii="Consolas" w:eastAsia="Times New Roman" w:hAnsi="Consolas" w:cs="Times New Roman"/>
-                <w:color w:val="96E072"/>
-                <w:sz w:val="21"/>
-                <w:szCs w:val="21"/>
-                <w:lang w:val="es-CO" w:eastAsia="es-CO"/>
-              </w:rPr>
-              <w:t>`Información`</w:t>
-            </w:r>
-            <w:r>
-              <w:rPr>
-                <w:rFonts w:ascii="Consolas" w:eastAsia="Times New Roman" w:hAnsi="Consolas" w:cs="Times New Roman"/>
-                <w:color w:val="D5CED9"/>
-                <w:sz w:val="21"/>
-                <w:szCs w:val="21"/>
-                <w:lang w:val="es-CO" w:eastAsia="es-CO"/>
-              </w:rPr>
-              <w:t>.</w:t>
+              <w:t xml:space="preserve">Para ver más información puedes consultar el siguiente vídeo </w:t>
+            </w:r>
+            <w:r>
+              <w:rPr>
+                <w:rFonts w:ascii="Consolas" w:eastAsia="Times New Roman" w:hAnsi="Consolas" w:cs="Times New Roman"/>
+                <w:color w:val="C74DED"/>
+                <w:sz w:val="21"/>
+                <w:szCs w:val="21"/>
+                <w:lang w:val="es-CO" w:eastAsia="es-CO"/>
+              </w:rPr>
+              <w:t>[</w:t>
+            </w:r>
+            <w:r>
+              <w:rPr>
+                <w:rFonts w:ascii="Consolas" w:eastAsia="Times New Roman" w:hAnsi="Consolas" w:cs="Times New Roman"/>
+                <w:color w:val="EE5D43"/>
+                <w:sz w:val="21"/>
+                <w:szCs w:val="21"/>
+                <w:lang w:val="es-CO" w:eastAsia="es-CO"/>
+              </w:rPr>
+              <w:t>Teoría de Shannon</w:t>
+            </w:r>
+            <w:r>
+              <w:rPr>
+                <w:rFonts w:ascii="Consolas" w:eastAsia="Times New Roman" w:hAnsi="Consolas" w:cs="Times New Roman"/>
+                <w:color w:val="C74DED"/>
+                <w:sz w:val="21"/>
+                <w:szCs w:val="21"/>
+                <w:lang w:val="es-CO" w:eastAsia="es-CO"/>
+              </w:rPr>
+              <w:t>]</w:t>
+            </w:r>
+            <w:r>
+              <w:rPr>
+                <w:rFonts w:ascii="Consolas" w:eastAsia="Times New Roman" w:hAnsi="Consolas" w:cs="Times New Roman"/>
+                <w:color w:val="D5CED9"/>
+                <w:sz w:val="21"/>
+                <w:szCs w:val="21"/>
+                <w:lang w:val="es-CO" w:eastAsia="es-CO"/>
+              </w:rPr>
+              <w:t>(</w:t>
+            </w:r>
+            <w:r>
+              <w:rPr>
+                <w:rFonts w:ascii="Consolas" w:eastAsia="Times New Roman" w:hAnsi="Consolas" w:cs="Times New Roman"/>
+                <w:color w:val="C74DED"/>
+                <w:sz w:val="21"/>
+                <w:szCs w:val="21"/>
+                <w:lang w:val="es-CO" w:eastAsia="es-CO"/>
+              </w:rPr>
+              <w:t>https://www.youtube.com/watch?v=4ic-J79O9hg</w:t>
+            </w:r>
+            <w:r>
+              <w:rPr>
+                <w:rFonts w:ascii="Consolas" w:eastAsia="Times New Roman" w:hAnsi="Consolas" w:cs="Times New Roman"/>
+                <w:color w:val="D5CED9"/>
+                <w:sz w:val="21"/>
+                <w:szCs w:val="21"/>
+                <w:lang w:val="es-CO" w:eastAsia="es-CO"/>
+              </w:rPr>
+              <w:t>).</w:t>
             </w:r>
           </w:p>
           <w:p>
@@ -4254,12 +4059,12 @@
             <w:r>
               <w:rPr>
                 <w:rFonts w:ascii="Consolas" w:eastAsia="Times New Roman" w:hAnsi="Consolas" w:cs="Times New Roman"/>
-                <w:color w:val="D5CED9"/>
-                <w:sz w:val="21"/>
-                <w:szCs w:val="21"/>
-                <w:lang w:val="es-CO" w:eastAsia="es-CO"/>
-              </w:rPr>
-              <w:t>---</w:t>
+                <w:color w:val="FF00AA"/>
+                <w:sz w:val="21"/>
+                <w:szCs w:val="21"/>
+                <w:lang w:val="es-CO" w:eastAsia="es-CO"/>
+              </w:rPr>
+              <w:t xml:space="preserve">## Para saber más </w:t>
             </w:r>
           </w:p>
           <w:p>
@@ -4292,50 +4097,12 @@
             <w:r>
               <w:rPr>
                 <w:rFonts w:ascii="Consolas" w:eastAsia="Times New Roman" w:hAnsi="Consolas" w:cs="Times New Roman"/>
-                <w:color w:val="FF00AA"/>
-                <w:sz w:val="21"/>
-                <w:szCs w:val="21"/>
-                <w:lang w:val="es-CO" w:eastAsia="es-CO"/>
-              </w:rPr>
-              <w:t>## Más información</w:t>
-            </w:r>
-          </w:p>
-          <w:p>
-            <w:pPr>
-              <w:widowControl/>
-              <w:shd w:val="clear" w:color="auto" w:fill="262A33"/>
-              <w:spacing w:line="285" w:lineRule="atLeast"/>
-              <w:rPr>
-                <w:rFonts w:ascii="Consolas" w:eastAsia="Times New Roman" w:hAnsi="Consolas" w:cs="Times New Roman"/>
-                <w:color w:val="D5CED9"/>
-                <w:sz w:val="21"/>
-                <w:szCs w:val="21"/>
-                <w:lang w:val="es-CO" w:eastAsia="es-CO"/>
-              </w:rPr>
-            </w:pPr>
-          </w:p>
-          <w:p>
-            <w:pPr>
-              <w:widowControl/>
-              <w:shd w:val="clear" w:color="auto" w:fill="262A33"/>
-              <w:spacing w:line="285" w:lineRule="atLeast"/>
-              <w:rPr>
-                <w:rFonts w:ascii="Consolas" w:eastAsia="Times New Roman" w:hAnsi="Consolas" w:cs="Times New Roman"/>
-                <w:color w:val="D5CED9"/>
-                <w:sz w:val="21"/>
-                <w:szCs w:val="21"/>
-                <w:lang w:val="es-CO" w:eastAsia="es-CO"/>
-              </w:rPr>
-            </w:pPr>
-            <w:r>
-              <w:rPr>
-                <w:rFonts w:ascii="Consolas" w:eastAsia="Times New Roman" w:hAnsi="Consolas" w:cs="Times New Roman"/>
-                <w:color w:val="D5CED9"/>
-                <w:sz w:val="21"/>
-                <w:szCs w:val="21"/>
-                <w:lang w:val="es-CO" w:eastAsia="es-CO"/>
-              </w:rPr>
-              <w:t xml:space="preserve">Para ver más conceptos puedes consultar la </w:t>
+                <w:color w:val="D5CED9"/>
+                <w:sz w:val="21"/>
+                <w:szCs w:val="21"/>
+                <w:lang w:val="es-CO" w:eastAsia="es-CO"/>
+              </w:rPr>
+              <w:t xml:space="preserve">Consulte la página </w:t>
             </w:r>
             <w:r>
               <w:rPr>
@@ -4355,7 +4122,7 @@
                 <w:szCs w:val="21"/>
                 <w:lang w:val="es-CO" w:eastAsia="es-CO"/>
               </w:rPr>
-              <w:t>página 2</w:t>
+              <w:t>Transmisión de datos</w:t>
             </w:r>
             <w:r>
               <w:rPr>
@@ -4395,7 +4162,7 @@
                 <w:szCs w:val="21"/>
                 <w:lang w:val="es-CO" w:eastAsia="es-CO"/>
               </w:rPr>
-              <w:t>).</w:t>
+              <w:t>) para conocer cómo viaja la información, cómo optimizar el espacio y cómo garantizar la integridad de los datos.</w:t>
             </w:r>
           </w:p>
           <w:p>
@@ -4414,39 +4181,25 @@
           </w:p>
           <w:p>
             <w:pPr>
-              <w:widowControl/>
-              <w:shd w:val="clear" w:color="auto" w:fill="121314"/>
-              <w:spacing w:line="285" w:lineRule="atLeast"/>
-              <w:rPr>
-                <w:rFonts w:ascii="Consolas" w:eastAsia="Times New Roman" w:hAnsi="Consolas" w:cs="Times New Roman"/>
-                <w:color w:val="BBBEBF"/>
-                <w:sz w:val="21"/>
-                <w:szCs w:val="21"/>
-                <w:lang w:val="es-ES_tradnl" w:eastAsia="es-ES_tradnl"/>
-              </w:rPr>
-            </w:pPr>
-          </w:p>
-          <w:p>
-            <w:pPr>
-              <w:pStyle w:val="NoSpacing"/>
+              <w:pStyle w:val="Sinespaciado"/>
               <w:rPr>
                 <w:rFonts w:ascii="Consolas" w:eastAsia="Times New Roman" w:hAnsi="Consolas" w:cs="Times New Roman"/>
                 <w:color w:val="8B949E"/>
                 <w:sz w:val="21"/>
                 <w:szCs w:val="21"/>
-                <w:lang w:val="es-ES_tradnl" w:eastAsia="es-ES_tradnl"/>
-              </w:rPr>
-            </w:pPr>
-          </w:p>
-          <w:p>
-            <w:pPr>
-              <w:pStyle w:val="NoSpacing"/>
+                <w:lang w:eastAsia="es-ES_tradnl"/>
+              </w:rPr>
+            </w:pPr>
+          </w:p>
+          <w:p>
+            <w:pPr>
+              <w:pStyle w:val="Sinespaciado"/>
               <w:rPr>
                 <w:rFonts w:ascii="Consolas" w:eastAsia="Times New Roman" w:hAnsi="Consolas" w:cs="Times New Roman"/>
                 <w:color w:val="8B949E"/>
                 <w:sz w:val="21"/>
                 <w:szCs w:val="21"/>
-                <w:lang w:val="es-ES_tradnl" w:eastAsia="es-ES_tradnl"/>
+                <w:lang w:eastAsia="es-ES_tradnl"/>
               </w:rPr>
             </w:pPr>
           </w:p>
@@ -4457,20 +4210,29 @@
       <w:pPr>
         <w:widowControl/>
         <w:spacing w:after="160" w:line="278" w:lineRule="auto"/>
+        <w:rPr>
+          <w:lang w:val="es-CO"/>
+        </w:rPr>
       </w:pPr>
     </w:p>
     <w:p>
       <w:pPr>
         <w:widowControl/>
         <w:spacing w:after="160" w:line="278" w:lineRule="auto"/>
+        <w:rPr>
+          <w:lang w:val="es-CO"/>
+        </w:rPr>
       </w:pPr>
       <w:r>
+        <w:rPr>
+          <w:lang w:val="es-CO"/>
+        </w:rPr>
         <w:br w:type="page"/>
       </w:r>
     </w:p>
     <w:tbl>
       <w:tblPr>
-        <w:tblStyle w:val="TableGrid"/>
+        <w:tblStyle w:val="Tablaconcuadrcula"/>
         <w:tblW w:w="0" w:type="auto"/>
         <w:tblLook w:val="04A0" w:firstRow="1" w:lastRow="0" w:firstColumn="1" w:lastColumn="0" w:noHBand="0" w:noVBand="1"/>
       </w:tblPr>
@@ -4484,7 +4246,7 @@
           </w:tcPr>
           <w:p>
             <w:pPr>
-              <w:pStyle w:val="NoSpacing"/>
+              <w:pStyle w:val="Sinespaciado"/>
               <w:rPr>
                 <w:rFonts w:ascii="Consolas" w:eastAsia="Times New Roman" w:hAnsi="Consolas" w:cs="Times New Roman"/>
                 <w:color w:val="8B949E"/>
@@ -4508,7 +4270,7 @@
               <w:rPr>
                 <w:lang w:val="en-US"/>
               </w:rPr>
-              <w:t xml:space="preserve"> Markdown Source Code2. File Name: ___</w:t>
+              <w:t xml:space="preserve"> Markdown Source Code2. File Name: </w:t>
             </w:r>
             <w:r>
               <w:rPr>
@@ -4520,7 +4282,7 @@
               <w:rPr>
                 <w:lang w:val="en-US"/>
               </w:rPr>
-              <w:t>________.md</w:t>
+              <w:t>.md</w:t>
             </w:r>
           </w:p>
         </w:tc>
@@ -4532,7 +4294,1640 @@
           </w:tcPr>
           <w:p>
             <w:pPr>
-              <w:pStyle w:val="NoSpacing"/>
+              <w:widowControl/>
+              <w:shd w:val="clear" w:color="auto" w:fill="121314"/>
+              <w:spacing w:line="285" w:lineRule="atLeast"/>
+              <w:rPr>
+                <w:rFonts w:ascii="Consolas" w:eastAsia="Times New Roman" w:hAnsi="Consolas" w:cs="Times New Roman"/>
+                <w:color w:val="BBBEBF"/>
+                <w:sz w:val="21"/>
+                <w:szCs w:val="21"/>
+                <w:lang w:val="es-CO" w:eastAsia="es-CO"/>
+              </w:rPr>
+            </w:pPr>
+            <w:r>
+              <w:rPr>
+                <w:rFonts w:ascii="Consolas" w:eastAsia="Times New Roman" w:hAnsi="Consolas" w:cs="Times New Roman"/>
+                <w:b/>
+                <w:bCs/>
+                <w:color w:val="79C0FF"/>
+                <w:sz w:val="21"/>
+                <w:szCs w:val="21"/>
+                <w:lang w:val="es-CO" w:eastAsia="es-CO"/>
+              </w:rPr>
+              <w:t>## 1. Transmision de datos: Cómo viaja la información.</w:t>
+            </w:r>
+          </w:p>
+          <w:p>
+            <w:pPr>
+              <w:widowControl/>
+              <w:shd w:val="clear" w:color="auto" w:fill="121314"/>
+              <w:spacing w:line="285" w:lineRule="atLeast"/>
+              <w:rPr>
+                <w:rFonts w:ascii="Consolas" w:eastAsia="Times New Roman" w:hAnsi="Consolas" w:cs="Times New Roman"/>
+                <w:color w:val="BBBEBF"/>
+                <w:sz w:val="21"/>
+                <w:szCs w:val="21"/>
+                <w:lang w:val="es-CO" w:eastAsia="es-CO"/>
+              </w:rPr>
+            </w:pPr>
+          </w:p>
+          <w:p>
+            <w:pPr>
+              <w:widowControl/>
+              <w:shd w:val="clear" w:color="auto" w:fill="121314"/>
+              <w:spacing w:line="285" w:lineRule="atLeast"/>
+              <w:rPr>
+                <w:rFonts w:ascii="Consolas" w:eastAsia="Times New Roman" w:hAnsi="Consolas" w:cs="Times New Roman"/>
+                <w:color w:val="BBBEBF"/>
+                <w:sz w:val="21"/>
+                <w:szCs w:val="21"/>
+                <w:lang w:val="es-CO" w:eastAsia="es-CO"/>
+              </w:rPr>
+            </w:pPr>
+            <w:r>
+              <w:rPr>
+                <w:rFonts w:ascii="Consolas" w:eastAsia="Times New Roman" w:hAnsi="Consolas" w:cs="Times New Roman"/>
+                <w:color w:val="BBBEBF"/>
+                <w:sz w:val="21"/>
+                <w:szCs w:val="21"/>
+                <w:lang w:val="es-CO" w:eastAsia="es-CO"/>
+              </w:rPr>
+              <w:t xml:space="preserve">La información digital puede enviarse mediante dos modalidades principales: </w:t>
+            </w:r>
+            <w:r>
+              <w:rPr>
+                <w:rFonts w:ascii="Consolas" w:eastAsia="Times New Roman" w:hAnsi="Consolas" w:cs="Times New Roman"/>
+                <w:b/>
+                <w:bCs/>
+                <w:color w:val="C9D1D9"/>
+                <w:sz w:val="21"/>
+                <w:szCs w:val="21"/>
+                <w:lang w:val="es-CO" w:eastAsia="es-CO"/>
+              </w:rPr>
+              <w:t>**transmisión en paralelo**</w:t>
+            </w:r>
+            <w:r>
+              <w:rPr>
+                <w:rFonts w:ascii="Consolas" w:eastAsia="Times New Roman" w:hAnsi="Consolas" w:cs="Times New Roman"/>
+                <w:color w:val="BBBEBF"/>
+                <w:sz w:val="21"/>
+                <w:szCs w:val="21"/>
+                <w:lang w:val="es-CO" w:eastAsia="es-CO"/>
+              </w:rPr>
+              <w:t xml:space="preserve"> o </w:t>
+            </w:r>
+            <w:r>
+              <w:rPr>
+                <w:rFonts w:ascii="Consolas" w:eastAsia="Times New Roman" w:hAnsi="Consolas" w:cs="Times New Roman"/>
+                <w:b/>
+                <w:bCs/>
+                <w:color w:val="C9D1D9"/>
+                <w:sz w:val="21"/>
+                <w:szCs w:val="21"/>
+                <w:lang w:val="es-CO" w:eastAsia="es-CO"/>
+              </w:rPr>
+              <w:t>**transmisión en serie**</w:t>
+            </w:r>
+            <w:r>
+              <w:rPr>
+                <w:rFonts w:ascii="Consolas" w:eastAsia="Times New Roman" w:hAnsi="Consolas" w:cs="Times New Roman"/>
+                <w:color w:val="BBBEBF"/>
+                <w:sz w:val="21"/>
+                <w:szCs w:val="21"/>
+                <w:lang w:val="es-CO" w:eastAsia="es-CO"/>
+              </w:rPr>
+              <w:t>.</w:t>
+            </w:r>
+          </w:p>
+          <w:p>
+            <w:pPr>
+              <w:widowControl/>
+              <w:shd w:val="clear" w:color="auto" w:fill="121314"/>
+              <w:spacing w:line="285" w:lineRule="atLeast"/>
+              <w:rPr>
+                <w:rFonts w:ascii="Consolas" w:eastAsia="Times New Roman" w:hAnsi="Consolas" w:cs="Times New Roman"/>
+                <w:color w:val="BBBEBF"/>
+                <w:sz w:val="21"/>
+                <w:szCs w:val="21"/>
+                <w:lang w:val="es-CO" w:eastAsia="es-CO"/>
+              </w:rPr>
+            </w:pPr>
+            <w:r>
+              <w:rPr>
+                <w:rFonts w:ascii="Consolas" w:eastAsia="Times New Roman" w:hAnsi="Consolas" w:cs="Times New Roman"/>
+                <w:color w:val="FFA657"/>
+                <w:sz w:val="21"/>
+                <w:szCs w:val="21"/>
+                <w:lang w:val="es-CO" w:eastAsia="es-CO"/>
+              </w:rPr>
+              <w:t>*</w:t>
+            </w:r>
+            <w:r>
+              <w:rPr>
+                <w:rFonts w:ascii="Consolas" w:eastAsia="Times New Roman" w:hAnsi="Consolas" w:cs="Times New Roman"/>
+                <w:color w:val="BBBEBF"/>
+                <w:sz w:val="21"/>
+                <w:szCs w:val="21"/>
+                <w:lang w:val="es-CO" w:eastAsia="es-CO"/>
+              </w:rPr>
+              <w:t xml:space="preserve"> </w:t>
+            </w:r>
+            <w:r>
+              <w:rPr>
+                <w:rFonts w:ascii="Consolas" w:eastAsia="Times New Roman" w:hAnsi="Consolas" w:cs="Times New Roman"/>
+                <w:b/>
+                <w:bCs/>
+                <w:color w:val="C9D1D9"/>
+                <w:sz w:val="21"/>
+                <w:szCs w:val="21"/>
+                <w:lang w:val="es-CO" w:eastAsia="es-CO"/>
+              </w:rPr>
+              <w:t>**Transmisión en paralelo:**</w:t>
+            </w:r>
+            <w:r>
+              <w:rPr>
+                <w:rFonts w:ascii="Consolas" w:eastAsia="Times New Roman" w:hAnsi="Consolas" w:cs="Times New Roman"/>
+                <w:color w:val="BBBEBF"/>
+                <w:sz w:val="21"/>
+                <w:szCs w:val="21"/>
+                <w:lang w:val="es-CO" w:eastAsia="es-CO"/>
+              </w:rPr>
+              <w:t xml:space="preserve"> Permite un flujo de bits garantizado por varios canales. Es típica del sistema de conducciones internas del ordenador y asegura una mayor velocidad.</w:t>
+            </w:r>
+          </w:p>
+          <w:p>
+            <w:pPr>
+              <w:widowControl/>
+              <w:shd w:val="clear" w:color="auto" w:fill="121314"/>
+              <w:spacing w:line="285" w:lineRule="atLeast"/>
+              <w:rPr>
+                <w:rFonts w:ascii="Consolas" w:eastAsia="Times New Roman" w:hAnsi="Consolas" w:cs="Times New Roman"/>
+                <w:color w:val="BBBEBF"/>
+                <w:sz w:val="21"/>
+                <w:szCs w:val="21"/>
+                <w:lang w:val="es-CO" w:eastAsia="es-CO"/>
+              </w:rPr>
+            </w:pPr>
+            <w:r>
+              <w:rPr>
+                <w:rFonts w:ascii="Consolas" w:eastAsia="Times New Roman" w:hAnsi="Consolas" w:cs="Times New Roman"/>
+                <w:color w:val="FFA657"/>
+                <w:sz w:val="21"/>
+                <w:szCs w:val="21"/>
+                <w:lang w:val="es-CO" w:eastAsia="es-CO"/>
+              </w:rPr>
+              <w:t>*</w:t>
+            </w:r>
+            <w:r>
+              <w:rPr>
+                <w:rFonts w:ascii="Consolas" w:eastAsia="Times New Roman" w:hAnsi="Consolas" w:cs="Times New Roman"/>
+                <w:color w:val="BBBEBF"/>
+                <w:sz w:val="21"/>
+                <w:szCs w:val="21"/>
+                <w:lang w:val="es-CO" w:eastAsia="es-CO"/>
+              </w:rPr>
+              <w:t xml:space="preserve"> </w:t>
+            </w:r>
+            <w:r>
+              <w:rPr>
+                <w:rFonts w:ascii="Consolas" w:eastAsia="Times New Roman" w:hAnsi="Consolas" w:cs="Times New Roman"/>
+                <w:b/>
+                <w:bCs/>
+                <w:color w:val="C9D1D9"/>
+                <w:sz w:val="21"/>
+                <w:szCs w:val="21"/>
+                <w:lang w:val="es-CO" w:eastAsia="es-CO"/>
+              </w:rPr>
+              <w:t>**Transmisión en serie:**</w:t>
+            </w:r>
+            <w:r>
+              <w:rPr>
+                <w:rFonts w:ascii="Consolas" w:eastAsia="Times New Roman" w:hAnsi="Consolas" w:cs="Times New Roman"/>
+                <w:color w:val="BBBEBF"/>
+                <w:sz w:val="21"/>
+                <w:szCs w:val="21"/>
+                <w:lang w:val="es-CO" w:eastAsia="es-CO"/>
+              </w:rPr>
+              <w:t xml:space="preserve"> Es la más extendida para comunicaciones entre dispositivos y periféricos. Aprovecha el envío secuencial de bits que, al ser más lento, precisa menos </w:t>
+            </w:r>
+            <w:r>
+              <w:rPr>
+                <w:rFonts w:ascii="Consolas" w:eastAsia="Times New Roman" w:hAnsi="Consolas" w:cs="Times New Roman"/>
+                <w:b/>
+                <w:bCs/>
+                <w:color w:val="C9D1D9"/>
+                <w:sz w:val="21"/>
+                <w:szCs w:val="21"/>
+                <w:lang w:val="es-CO" w:eastAsia="es-CO"/>
+              </w:rPr>
+              <w:t>**ficheros**</w:t>
+            </w:r>
+            <w:r>
+              <w:rPr>
+                <w:rFonts w:ascii="Consolas" w:eastAsia="Times New Roman" w:hAnsi="Consolas" w:cs="Times New Roman"/>
+                <w:color w:val="BBBEBF"/>
+                <w:sz w:val="21"/>
+                <w:szCs w:val="21"/>
+                <w:lang w:val="es-CO" w:eastAsia="es-CO"/>
+              </w:rPr>
+              <w:t xml:space="preserve"> (menor coste), y está menos sometido a interferencias y errores de transmisión. </w:t>
+            </w:r>
+          </w:p>
+          <w:p>
+            <w:pPr>
+              <w:widowControl/>
+              <w:shd w:val="clear" w:color="auto" w:fill="121314"/>
+              <w:spacing w:line="285" w:lineRule="atLeast"/>
+              <w:rPr>
+                <w:rFonts w:ascii="Consolas" w:eastAsia="Times New Roman" w:hAnsi="Consolas" w:cs="Times New Roman"/>
+                <w:color w:val="BBBEBF"/>
+                <w:sz w:val="21"/>
+                <w:szCs w:val="21"/>
+                <w:lang w:val="es-CO" w:eastAsia="es-CO"/>
+              </w:rPr>
+            </w:pPr>
+          </w:p>
+          <w:p>
+            <w:pPr>
+              <w:widowControl/>
+              <w:shd w:val="clear" w:color="auto" w:fill="121314"/>
+              <w:spacing w:line="285" w:lineRule="atLeast"/>
+              <w:rPr>
+                <w:rFonts w:ascii="Consolas" w:eastAsia="Times New Roman" w:hAnsi="Consolas" w:cs="Times New Roman"/>
+                <w:color w:val="BBBEBF"/>
+                <w:sz w:val="21"/>
+                <w:szCs w:val="21"/>
+                <w:lang w:val="es-CO" w:eastAsia="es-CO"/>
+              </w:rPr>
+            </w:pPr>
+            <w:r>
+              <w:rPr>
+                <w:rFonts w:ascii="Consolas" w:eastAsia="Times New Roman" w:hAnsi="Consolas" w:cs="Times New Roman"/>
+                <w:color w:val="BBBEBF"/>
+                <w:sz w:val="21"/>
+                <w:szCs w:val="21"/>
+                <w:lang w:val="es-CO" w:eastAsia="es-CO"/>
+              </w:rPr>
+              <w:t>![</w:t>
+            </w:r>
+            <w:r>
+              <w:rPr>
+                <w:rFonts w:ascii="Consolas" w:eastAsia="Times New Roman" w:hAnsi="Consolas" w:cs="Times New Roman"/>
+                <w:color w:val="A5D6FF"/>
+                <w:sz w:val="21"/>
+                <w:szCs w:val="21"/>
+                <w:lang w:val="es-CO" w:eastAsia="es-CO"/>
+              </w:rPr>
+              <w:t>Transmisión paralelo y serie</w:t>
+            </w:r>
+            <w:r>
+              <w:rPr>
+                <w:rFonts w:ascii="Consolas" w:eastAsia="Times New Roman" w:hAnsi="Consolas" w:cs="Times New Roman"/>
+                <w:color w:val="BBBEBF"/>
+                <w:sz w:val="21"/>
+                <w:szCs w:val="21"/>
+                <w:lang w:val="es-CO" w:eastAsia="es-CO"/>
+              </w:rPr>
+              <w:t>](</w:t>
+            </w:r>
+            <w:r>
+              <w:rPr>
+                <w:rFonts w:ascii="Consolas" w:eastAsia="Times New Roman" w:hAnsi="Consolas" w:cs="Times New Roman"/>
+                <w:color w:val="BBBEBF"/>
+                <w:sz w:val="21"/>
+                <w:szCs w:val="21"/>
+                <w:u w:val="single"/>
+                <w:lang w:val="es-CO" w:eastAsia="es-CO"/>
+              </w:rPr>
+              <w:t>imgs/imgTransmision.jpg</w:t>
+            </w:r>
+            <w:r>
+              <w:rPr>
+                <w:rFonts w:ascii="Consolas" w:eastAsia="Times New Roman" w:hAnsi="Consolas" w:cs="Times New Roman"/>
+                <w:color w:val="BBBEBF"/>
+                <w:sz w:val="21"/>
+                <w:szCs w:val="21"/>
+                <w:lang w:val="es-CO" w:eastAsia="es-CO"/>
+              </w:rPr>
+              <w:t>)</w:t>
+            </w:r>
+          </w:p>
+          <w:p>
+            <w:pPr>
+              <w:widowControl/>
+              <w:shd w:val="clear" w:color="auto" w:fill="121314"/>
+              <w:spacing w:line="285" w:lineRule="atLeast"/>
+              <w:rPr>
+                <w:rFonts w:ascii="Consolas" w:eastAsia="Times New Roman" w:hAnsi="Consolas" w:cs="Times New Roman"/>
+                <w:color w:val="BBBEBF"/>
+                <w:sz w:val="21"/>
+                <w:szCs w:val="21"/>
+                <w:lang w:val="es-CO" w:eastAsia="es-CO"/>
+              </w:rPr>
+            </w:pPr>
+          </w:p>
+          <w:p>
+            <w:pPr>
+              <w:widowControl/>
+              <w:shd w:val="clear" w:color="auto" w:fill="121314"/>
+              <w:spacing w:line="285" w:lineRule="atLeast"/>
+              <w:rPr>
+                <w:rFonts w:ascii="Consolas" w:eastAsia="Times New Roman" w:hAnsi="Consolas" w:cs="Times New Roman"/>
+                <w:color w:val="BBBEBF"/>
+                <w:sz w:val="21"/>
+                <w:szCs w:val="21"/>
+                <w:lang w:val="es-CO" w:eastAsia="es-CO"/>
+              </w:rPr>
+            </w:pPr>
+            <w:r>
+              <w:rPr>
+                <w:rFonts w:ascii="Consolas" w:eastAsia="Times New Roman" w:hAnsi="Consolas" w:cs="Times New Roman"/>
+                <w:b/>
+                <w:bCs/>
+                <w:color w:val="79C0FF"/>
+                <w:sz w:val="21"/>
+                <w:szCs w:val="21"/>
+                <w:lang w:val="es-CO" w:eastAsia="es-CO"/>
+              </w:rPr>
+              <w:t>## 2. Compresión de datos y eficiencia: Cómo optimizar el espacio.</w:t>
+            </w:r>
+          </w:p>
+          <w:p>
+            <w:pPr>
+              <w:widowControl/>
+              <w:shd w:val="clear" w:color="auto" w:fill="121314"/>
+              <w:spacing w:line="285" w:lineRule="atLeast"/>
+              <w:rPr>
+                <w:rFonts w:ascii="Consolas" w:eastAsia="Times New Roman" w:hAnsi="Consolas" w:cs="Times New Roman"/>
+                <w:color w:val="BBBEBF"/>
+                <w:sz w:val="21"/>
+                <w:szCs w:val="21"/>
+                <w:lang w:val="es-CO" w:eastAsia="es-CO"/>
+              </w:rPr>
+            </w:pPr>
+          </w:p>
+          <w:p>
+            <w:pPr>
+              <w:widowControl/>
+              <w:shd w:val="clear" w:color="auto" w:fill="121314"/>
+              <w:spacing w:line="285" w:lineRule="atLeast"/>
+              <w:rPr>
+                <w:rFonts w:ascii="Consolas" w:eastAsia="Times New Roman" w:hAnsi="Consolas" w:cs="Times New Roman"/>
+                <w:color w:val="BBBEBF"/>
+                <w:sz w:val="21"/>
+                <w:szCs w:val="21"/>
+                <w:lang w:val="es-CO" w:eastAsia="es-CO"/>
+              </w:rPr>
+            </w:pPr>
+            <w:r>
+              <w:rPr>
+                <w:rFonts w:ascii="Consolas" w:eastAsia="Times New Roman" w:hAnsi="Consolas" w:cs="Times New Roman"/>
+                <w:color w:val="BBBEBF"/>
+                <w:sz w:val="21"/>
+                <w:szCs w:val="21"/>
+                <w:lang w:val="es-CO" w:eastAsia="es-CO"/>
+              </w:rPr>
+              <w:t xml:space="preserve">Para enviar o almacenar datos de forma eficiente se utiliza la </w:t>
+            </w:r>
+            <w:r>
+              <w:rPr>
+                <w:rFonts w:ascii="Consolas" w:eastAsia="Times New Roman" w:hAnsi="Consolas" w:cs="Times New Roman"/>
+                <w:b/>
+                <w:bCs/>
+                <w:color w:val="C9D1D9"/>
+                <w:sz w:val="21"/>
+                <w:szCs w:val="21"/>
+                <w:lang w:val="es-CO" w:eastAsia="es-CO"/>
+              </w:rPr>
+              <w:t>**codificación de Huffman**</w:t>
+            </w:r>
+            <w:r>
+              <w:rPr>
+                <w:rFonts w:ascii="Consolas" w:eastAsia="Times New Roman" w:hAnsi="Consolas" w:cs="Times New Roman"/>
+                <w:color w:val="BBBEBF"/>
+                <w:sz w:val="21"/>
+                <w:szCs w:val="21"/>
+                <w:lang w:val="es-CO" w:eastAsia="es-CO"/>
+              </w:rPr>
+              <w:t>, el algoritmo desarrollado en 1952 por David A. Huffman, que es un algoritmo de compresión sin pérdida (</w:t>
+            </w:r>
+            <w:r>
+              <w:rPr>
+                <w:rFonts w:ascii="Consolas" w:eastAsia="Times New Roman" w:hAnsi="Consolas" w:cs="Times New Roman"/>
+                <w:i/>
+                <w:iCs/>
+                <w:color w:val="C9D1D9"/>
+                <w:sz w:val="21"/>
+                <w:szCs w:val="21"/>
+                <w:lang w:val="es-CO" w:eastAsia="es-CO"/>
+              </w:rPr>
+              <w:t>*lossless*</w:t>
+            </w:r>
+            <w:r>
+              <w:rPr>
+                <w:rFonts w:ascii="Consolas" w:eastAsia="Times New Roman" w:hAnsi="Consolas" w:cs="Times New Roman"/>
+                <w:color w:val="BBBEBF"/>
+                <w:sz w:val="21"/>
+                <w:szCs w:val="21"/>
+                <w:lang w:val="es-CO" w:eastAsia="es-CO"/>
+              </w:rPr>
+              <w:t>) que organiza los símbolos en un árbol binario según su freciencia de aparición. Esto da lugar a diferentes ficheros, que presentamos en la siguiente tabla:</w:t>
+            </w:r>
+          </w:p>
+          <w:p>
+            <w:pPr>
+              <w:widowControl/>
+              <w:shd w:val="clear" w:color="auto" w:fill="121314"/>
+              <w:spacing w:line="285" w:lineRule="atLeast"/>
+              <w:rPr>
+                <w:rFonts w:ascii="Consolas" w:eastAsia="Times New Roman" w:hAnsi="Consolas" w:cs="Times New Roman"/>
+                <w:color w:val="BBBEBF"/>
+                <w:sz w:val="21"/>
+                <w:szCs w:val="21"/>
+                <w:lang w:val="es-CO" w:eastAsia="es-CO"/>
+              </w:rPr>
+            </w:pPr>
+          </w:p>
+          <w:p>
+            <w:pPr>
+              <w:widowControl/>
+              <w:shd w:val="clear" w:color="auto" w:fill="121314"/>
+              <w:spacing w:line="285" w:lineRule="atLeast"/>
+              <w:rPr>
+                <w:rFonts w:ascii="Consolas" w:eastAsia="Times New Roman" w:hAnsi="Consolas" w:cs="Times New Roman"/>
+                <w:color w:val="BBBEBF"/>
+                <w:sz w:val="21"/>
+                <w:szCs w:val="21"/>
+                <w:lang w:val="es-CO" w:eastAsia="es-CO"/>
+              </w:rPr>
+            </w:pPr>
+            <w:r>
+              <w:rPr>
+                <w:rFonts w:ascii="Consolas" w:eastAsia="Times New Roman" w:hAnsi="Consolas" w:cs="Times New Roman"/>
+                <w:color w:val="BBBEBF"/>
+                <w:sz w:val="21"/>
+                <w:szCs w:val="21"/>
+                <w:lang w:val="es-CO" w:eastAsia="es-CO"/>
+              </w:rPr>
+              <w:t>![</w:t>
+            </w:r>
+            <w:r>
+              <w:rPr>
+                <w:rFonts w:ascii="Consolas" w:eastAsia="Times New Roman" w:hAnsi="Consolas" w:cs="Times New Roman"/>
+                <w:color w:val="A5D6FF"/>
+                <w:sz w:val="21"/>
+                <w:szCs w:val="21"/>
+                <w:lang w:val="es-CO" w:eastAsia="es-CO"/>
+              </w:rPr>
+              <w:t>Arbol binario</w:t>
+            </w:r>
+            <w:r>
+              <w:rPr>
+                <w:rFonts w:ascii="Consolas" w:eastAsia="Times New Roman" w:hAnsi="Consolas" w:cs="Times New Roman"/>
+                <w:color w:val="BBBEBF"/>
+                <w:sz w:val="21"/>
+                <w:szCs w:val="21"/>
+                <w:lang w:val="es-CO" w:eastAsia="es-CO"/>
+              </w:rPr>
+              <w:t>](</w:t>
+            </w:r>
+            <w:r>
+              <w:rPr>
+                <w:rFonts w:ascii="Consolas" w:eastAsia="Times New Roman" w:hAnsi="Consolas" w:cs="Times New Roman"/>
+                <w:color w:val="BBBEBF"/>
+                <w:sz w:val="21"/>
+                <w:szCs w:val="21"/>
+                <w:u w:val="single"/>
+                <w:lang w:val="es-CO" w:eastAsia="es-CO"/>
+              </w:rPr>
+              <w:t>imgs/imgArbol.jpg</w:t>
+            </w:r>
+            <w:r>
+              <w:rPr>
+                <w:rFonts w:ascii="Consolas" w:eastAsia="Times New Roman" w:hAnsi="Consolas" w:cs="Times New Roman"/>
+                <w:color w:val="BBBEBF"/>
+                <w:sz w:val="21"/>
+                <w:szCs w:val="21"/>
+                <w:lang w:val="es-CO" w:eastAsia="es-CO"/>
+              </w:rPr>
+              <w:t>)</w:t>
+            </w:r>
+          </w:p>
+          <w:p>
+            <w:pPr>
+              <w:widowControl/>
+              <w:shd w:val="clear" w:color="auto" w:fill="121314"/>
+              <w:spacing w:line="285" w:lineRule="atLeast"/>
+              <w:rPr>
+                <w:rFonts w:ascii="Consolas" w:eastAsia="Times New Roman" w:hAnsi="Consolas" w:cs="Times New Roman"/>
+                <w:color w:val="BBBEBF"/>
+                <w:sz w:val="21"/>
+                <w:szCs w:val="21"/>
+                <w:lang w:val="es-CO" w:eastAsia="es-CO"/>
+              </w:rPr>
+            </w:pPr>
+          </w:p>
+          <w:p>
+            <w:pPr>
+              <w:widowControl/>
+              <w:shd w:val="clear" w:color="auto" w:fill="121314"/>
+              <w:spacing w:line="285" w:lineRule="atLeast"/>
+              <w:rPr>
+                <w:rFonts w:ascii="Consolas" w:eastAsia="Times New Roman" w:hAnsi="Consolas" w:cs="Times New Roman"/>
+                <w:color w:val="BBBEBF"/>
+                <w:sz w:val="21"/>
+                <w:szCs w:val="21"/>
+                <w:lang w:val="es-CO" w:eastAsia="es-CO"/>
+              </w:rPr>
+            </w:pPr>
+            <w:r>
+              <w:rPr>
+                <w:rFonts w:ascii="Consolas" w:eastAsia="Times New Roman" w:hAnsi="Consolas" w:cs="Times New Roman"/>
+                <w:color w:val="BBBEBF"/>
+                <w:sz w:val="21"/>
+                <w:szCs w:val="21"/>
+                <w:lang w:val="es-CO" w:eastAsia="es-CO"/>
+              </w:rPr>
+              <w:t>Aquí tenemos un típico árbol binario que muestra una "codificación de Huffman". En el ejemplo, la frase "</w:t>
+            </w:r>
+            <w:r>
+              <w:rPr>
+                <w:rFonts w:ascii="Consolas" w:eastAsia="Times New Roman" w:hAnsi="Consolas" w:cs="Times New Roman"/>
+                <w:i/>
+                <w:iCs/>
+                <w:color w:val="C9D1D9"/>
+                <w:sz w:val="21"/>
+                <w:szCs w:val="21"/>
+                <w:lang w:val="es-CO" w:eastAsia="es-CO"/>
+              </w:rPr>
+              <w:t>*this is an example of a human tree*</w:t>
+            </w:r>
+            <w:r>
+              <w:rPr>
+                <w:rFonts w:ascii="Consolas" w:eastAsia="Times New Roman" w:hAnsi="Consolas" w:cs="Times New Roman"/>
+                <w:color w:val="BBBEBF"/>
+                <w:sz w:val="21"/>
+                <w:szCs w:val="21"/>
+                <w:lang w:val="es-CO" w:eastAsia="es-CO"/>
+              </w:rPr>
+              <w:t>" está ordenada en base al número de veces que aparece cada caracter, poniendo en parejas de hijos las de menor frecuencia cuyo progenitor esté ordenado como suma de sus hijos. Se podrá decodificar asignando a cada nodo un bit y a las letras valores iguales a 1, 2, 3, 4 o 5 bits según el orden.</w:t>
+            </w:r>
+          </w:p>
+          <w:p>
+            <w:pPr>
+              <w:widowControl/>
+              <w:shd w:val="clear" w:color="auto" w:fill="121314"/>
+              <w:spacing w:line="285" w:lineRule="atLeast"/>
+              <w:rPr>
+                <w:rFonts w:ascii="Consolas" w:eastAsia="Times New Roman" w:hAnsi="Consolas" w:cs="Times New Roman"/>
+                <w:color w:val="BBBEBF"/>
+                <w:sz w:val="21"/>
+                <w:szCs w:val="21"/>
+                <w:lang w:val="es-CO" w:eastAsia="es-CO"/>
+              </w:rPr>
+            </w:pPr>
+          </w:p>
+          <w:p>
+            <w:pPr>
+              <w:widowControl/>
+              <w:shd w:val="clear" w:color="auto" w:fill="121314"/>
+              <w:spacing w:line="285" w:lineRule="atLeast"/>
+              <w:rPr>
+                <w:rFonts w:ascii="Consolas" w:eastAsia="Times New Roman" w:hAnsi="Consolas" w:cs="Times New Roman"/>
+                <w:color w:val="BBBEBF"/>
+                <w:sz w:val="21"/>
+                <w:szCs w:val="21"/>
+                <w:lang w:val="es-CO" w:eastAsia="es-CO"/>
+              </w:rPr>
+            </w:pPr>
+            <w:r>
+              <w:rPr>
+                <w:rFonts w:ascii="Consolas" w:eastAsia="Times New Roman" w:hAnsi="Consolas" w:cs="Times New Roman"/>
+                <w:b/>
+                <w:bCs/>
+                <w:color w:val="79C0FF"/>
+                <w:sz w:val="21"/>
+                <w:szCs w:val="21"/>
+                <w:lang w:val="es-CO" w:eastAsia="es-CO"/>
+              </w:rPr>
+              <w:t>## 3. Detección y Corrección de Errores: Cómo garantizar la integridad.</w:t>
+            </w:r>
+          </w:p>
+          <w:p>
+            <w:pPr>
+              <w:widowControl/>
+              <w:shd w:val="clear" w:color="auto" w:fill="121314"/>
+              <w:spacing w:line="285" w:lineRule="atLeast"/>
+              <w:rPr>
+                <w:rFonts w:ascii="Consolas" w:eastAsia="Times New Roman" w:hAnsi="Consolas" w:cs="Times New Roman"/>
+                <w:color w:val="BBBEBF"/>
+                <w:sz w:val="21"/>
+                <w:szCs w:val="21"/>
+                <w:lang w:val="es-CO" w:eastAsia="es-CO"/>
+              </w:rPr>
+            </w:pPr>
+          </w:p>
+          <w:p>
+            <w:pPr>
+              <w:widowControl/>
+              <w:shd w:val="clear" w:color="auto" w:fill="121314"/>
+              <w:spacing w:line="285" w:lineRule="atLeast"/>
+              <w:rPr>
+                <w:rFonts w:ascii="Consolas" w:eastAsia="Times New Roman" w:hAnsi="Consolas" w:cs="Times New Roman"/>
+                <w:color w:val="BBBEBF"/>
+                <w:sz w:val="21"/>
+                <w:szCs w:val="21"/>
+                <w:lang w:val="es-CO" w:eastAsia="es-CO"/>
+              </w:rPr>
+            </w:pPr>
+            <w:r>
+              <w:rPr>
+                <w:rFonts w:ascii="Consolas" w:eastAsia="Times New Roman" w:hAnsi="Consolas" w:cs="Times New Roman"/>
+                <w:color w:val="BBBEBF"/>
+                <w:sz w:val="21"/>
+                <w:szCs w:val="21"/>
+                <w:lang w:val="es-CO" w:eastAsia="es-CO"/>
+              </w:rPr>
+              <w:t>Durante la transmisión pueden ocurrir interferencias. Por ello, para evitar la corrupción de datos se utilizan mecanismos de control:</w:t>
+            </w:r>
+          </w:p>
+          <w:p>
+            <w:pPr>
+              <w:widowControl/>
+              <w:shd w:val="clear" w:color="auto" w:fill="121314"/>
+              <w:spacing w:line="285" w:lineRule="atLeast"/>
+              <w:rPr>
+                <w:rFonts w:ascii="Consolas" w:eastAsia="Times New Roman" w:hAnsi="Consolas" w:cs="Times New Roman"/>
+                <w:color w:val="BBBEBF"/>
+                <w:sz w:val="21"/>
+                <w:szCs w:val="21"/>
+                <w:lang w:val="es-CO" w:eastAsia="es-CO"/>
+              </w:rPr>
+            </w:pPr>
+            <w:r>
+              <w:rPr>
+                <w:rFonts w:ascii="Consolas" w:eastAsia="Times New Roman" w:hAnsi="Consolas" w:cs="Times New Roman"/>
+                <w:color w:val="FFA657"/>
+                <w:sz w:val="21"/>
+                <w:szCs w:val="21"/>
+                <w:lang w:val="es-CO" w:eastAsia="es-CO"/>
+              </w:rPr>
+              <w:t>*</w:t>
+            </w:r>
+            <w:r>
+              <w:rPr>
+                <w:rFonts w:ascii="Consolas" w:eastAsia="Times New Roman" w:hAnsi="Consolas" w:cs="Times New Roman"/>
+                <w:color w:val="BBBEBF"/>
+                <w:sz w:val="21"/>
+                <w:szCs w:val="21"/>
+                <w:lang w:val="es-CO" w:eastAsia="es-CO"/>
+              </w:rPr>
+              <w:t xml:space="preserve"> </w:t>
+            </w:r>
+            <w:r>
+              <w:rPr>
+                <w:rFonts w:ascii="Consolas" w:eastAsia="Times New Roman" w:hAnsi="Consolas" w:cs="Times New Roman"/>
+                <w:b/>
+                <w:bCs/>
+                <w:color w:val="C9D1D9"/>
+                <w:sz w:val="21"/>
+                <w:szCs w:val="21"/>
+                <w:lang w:val="es-CO" w:eastAsia="es-CO"/>
+              </w:rPr>
+              <w:t>**Bits de paridad:**</w:t>
+            </w:r>
+            <w:r>
+              <w:rPr>
+                <w:rFonts w:ascii="Consolas" w:eastAsia="Times New Roman" w:hAnsi="Consolas" w:cs="Times New Roman"/>
+                <w:color w:val="BBBEBF"/>
+                <w:sz w:val="21"/>
+                <w:szCs w:val="21"/>
+                <w:lang w:val="es-CO" w:eastAsia="es-CO"/>
+              </w:rPr>
+              <w:t xml:space="preserve"> Un bit adicional que indica si el número de '1's es par o impar; permite detectar errores impares, pero no corregirlos.</w:t>
+            </w:r>
+          </w:p>
+          <w:p>
+            <w:pPr>
+              <w:widowControl/>
+              <w:shd w:val="clear" w:color="auto" w:fill="121314"/>
+              <w:spacing w:line="285" w:lineRule="atLeast"/>
+              <w:rPr>
+                <w:rFonts w:ascii="Consolas" w:eastAsia="Times New Roman" w:hAnsi="Consolas" w:cs="Times New Roman"/>
+                <w:color w:val="BBBEBF"/>
+                <w:sz w:val="21"/>
+                <w:szCs w:val="21"/>
+                <w:lang w:val="es-CO" w:eastAsia="es-CO"/>
+              </w:rPr>
+            </w:pPr>
+            <w:r>
+              <w:rPr>
+                <w:rFonts w:ascii="Consolas" w:eastAsia="Times New Roman" w:hAnsi="Consolas" w:cs="Times New Roman"/>
+                <w:color w:val="BBBEBF"/>
+                <w:sz w:val="21"/>
+                <w:szCs w:val="21"/>
+                <w:lang w:val="es-CO" w:eastAsia="es-CO"/>
+              </w:rPr>
+              <w:t xml:space="preserve">    </w:t>
+            </w:r>
+            <w:r>
+              <w:rPr>
+                <w:rFonts w:ascii="Consolas" w:eastAsia="Times New Roman" w:hAnsi="Consolas" w:cs="Times New Roman"/>
+                <w:color w:val="6A9955"/>
+                <w:sz w:val="21"/>
+                <w:szCs w:val="21"/>
+                <w:lang w:val="es-CO" w:eastAsia="es-CO"/>
+              </w:rPr>
+              <w:t>&gt;</w:t>
+            </w:r>
+            <w:r>
+              <w:rPr>
+                <w:rFonts w:ascii="Consolas" w:eastAsia="Times New Roman" w:hAnsi="Consolas" w:cs="Times New Roman"/>
+                <w:color w:val="7EE787"/>
+                <w:sz w:val="21"/>
+                <w:szCs w:val="21"/>
+                <w:lang w:val="es-CO" w:eastAsia="es-CO"/>
+              </w:rPr>
+              <w:t xml:space="preserve"> </w:t>
+            </w:r>
+            <w:r>
+              <w:rPr>
+                <w:rFonts w:ascii="Consolas" w:eastAsia="Times New Roman" w:hAnsi="Consolas" w:cs="Times New Roman"/>
+                <w:b/>
+                <w:bCs/>
+                <w:color w:val="C9D1D9"/>
+                <w:sz w:val="21"/>
+                <w:szCs w:val="21"/>
+                <w:lang w:val="es-CO" w:eastAsia="es-CO"/>
+              </w:rPr>
+              <w:t>**Inconveniente**</w:t>
+            </w:r>
+            <w:r>
+              <w:rPr>
+                <w:rFonts w:ascii="Consolas" w:eastAsia="Times New Roman" w:hAnsi="Consolas" w:cs="Times New Roman"/>
+                <w:color w:val="7EE787"/>
+                <w:sz w:val="21"/>
+                <w:szCs w:val="21"/>
+                <w:lang w:val="es-CO" w:eastAsia="es-CO"/>
+              </w:rPr>
+              <w:t>:</w:t>
+            </w:r>
+          </w:p>
+          <w:p>
+            <w:pPr>
+              <w:widowControl/>
+              <w:shd w:val="clear" w:color="auto" w:fill="121314"/>
+              <w:spacing w:line="285" w:lineRule="atLeast"/>
+              <w:rPr>
+                <w:rFonts w:ascii="Consolas" w:eastAsia="Times New Roman" w:hAnsi="Consolas" w:cs="Times New Roman"/>
+                <w:color w:val="BBBEBF"/>
+                <w:sz w:val="21"/>
+                <w:szCs w:val="21"/>
+                <w:lang w:val="es-CO" w:eastAsia="es-CO"/>
+              </w:rPr>
+            </w:pPr>
+            <w:r>
+              <w:rPr>
+                <w:rFonts w:ascii="Consolas" w:eastAsia="Times New Roman" w:hAnsi="Consolas" w:cs="Times New Roman"/>
+                <w:color w:val="BBBEBF"/>
+                <w:sz w:val="21"/>
+                <w:szCs w:val="21"/>
+                <w:lang w:val="es-CO" w:eastAsia="es-CO"/>
+              </w:rPr>
+              <w:t xml:space="preserve">    </w:t>
+            </w:r>
+            <w:r>
+              <w:rPr>
+                <w:rFonts w:ascii="Consolas" w:eastAsia="Times New Roman" w:hAnsi="Consolas" w:cs="Times New Roman"/>
+                <w:color w:val="6A9955"/>
+                <w:sz w:val="21"/>
+                <w:szCs w:val="21"/>
+                <w:lang w:val="es-CO" w:eastAsia="es-CO"/>
+              </w:rPr>
+              <w:t>&gt;</w:t>
+            </w:r>
+            <w:r>
+              <w:rPr>
+                <w:rFonts w:ascii="Consolas" w:eastAsia="Times New Roman" w:hAnsi="Consolas" w:cs="Times New Roman"/>
+                <w:color w:val="7EE787"/>
+                <w:sz w:val="21"/>
+                <w:szCs w:val="21"/>
+                <w:lang w:val="es-CO" w:eastAsia="es-CO"/>
+              </w:rPr>
+              <w:t xml:space="preserve"> El bit de paridad solo detecta un número </w:t>
+            </w:r>
+            <w:r>
+              <w:rPr>
+                <w:rFonts w:ascii="Consolas" w:eastAsia="Times New Roman" w:hAnsi="Consolas" w:cs="Times New Roman"/>
+                <w:b/>
+                <w:bCs/>
+                <w:color w:val="C9D1D9"/>
+                <w:sz w:val="21"/>
+                <w:szCs w:val="21"/>
+                <w:lang w:val="es-CO" w:eastAsia="es-CO"/>
+              </w:rPr>
+              <w:t>**impar**</w:t>
+            </w:r>
+            <w:r>
+              <w:rPr>
+                <w:rFonts w:ascii="Consolas" w:eastAsia="Times New Roman" w:hAnsi="Consolas" w:cs="Times New Roman"/>
+                <w:color w:val="7EE787"/>
+                <w:sz w:val="21"/>
+                <w:szCs w:val="21"/>
+                <w:lang w:val="es-CO" w:eastAsia="es-CO"/>
+              </w:rPr>
+              <w:t xml:space="preserve"> de errores. Si las interferencias invierten dos bits simultáneamente, el error pasa desapercibido y el sistema no puede corregirlo</w:t>
+            </w:r>
+          </w:p>
+          <w:p>
+            <w:pPr>
+              <w:widowControl/>
+              <w:shd w:val="clear" w:color="auto" w:fill="121314"/>
+              <w:spacing w:line="285" w:lineRule="atLeast"/>
+              <w:rPr>
+                <w:rFonts w:ascii="Consolas" w:eastAsia="Times New Roman" w:hAnsi="Consolas" w:cs="Times New Roman"/>
+                <w:color w:val="BBBEBF"/>
+                <w:sz w:val="21"/>
+                <w:szCs w:val="21"/>
+                <w:lang w:val="es-CO" w:eastAsia="es-CO"/>
+              </w:rPr>
+            </w:pPr>
+          </w:p>
+          <w:p>
+            <w:pPr>
+              <w:widowControl/>
+              <w:shd w:val="clear" w:color="auto" w:fill="121314"/>
+              <w:spacing w:line="285" w:lineRule="atLeast"/>
+              <w:rPr>
+                <w:rFonts w:ascii="Consolas" w:eastAsia="Times New Roman" w:hAnsi="Consolas" w:cs="Times New Roman"/>
+                <w:color w:val="BBBEBF"/>
+                <w:sz w:val="21"/>
+                <w:szCs w:val="21"/>
+                <w:lang w:val="es-CO" w:eastAsia="es-CO"/>
+              </w:rPr>
+            </w:pPr>
+            <w:r>
+              <w:rPr>
+                <w:rFonts w:ascii="Consolas" w:eastAsia="Times New Roman" w:hAnsi="Consolas" w:cs="Times New Roman"/>
+                <w:color w:val="BBBEBF"/>
+                <w:sz w:val="21"/>
+                <w:szCs w:val="21"/>
+                <w:lang w:val="es-CO" w:eastAsia="es-CO"/>
+              </w:rPr>
+              <w:t>    En el siguiente archivo se muestra un ejemplo sencillo en Python que ilustra la idea de verificación de paridad par en una cadena de bits:</w:t>
+            </w:r>
+          </w:p>
+          <w:p>
+            <w:pPr>
+              <w:widowControl/>
+              <w:shd w:val="clear" w:color="auto" w:fill="121314"/>
+              <w:spacing w:line="285" w:lineRule="atLeast"/>
+              <w:rPr>
+                <w:rFonts w:ascii="Consolas" w:eastAsia="Times New Roman" w:hAnsi="Consolas" w:cs="Times New Roman"/>
+                <w:color w:val="BBBEBF"/>
+                <w:sz w:val="21"/>
+                <w:szCs w:val="21"/>
+                <w:lang w:val="es-CO" w:eastAsia="es-CO"/>
+              </w:rPr>
+            </w:pPr>
+          </w:p>
+          <w:p>
+            <w:pPr>
+              <w:widowControl/>
+              <w:shd w:val="clear" w:color="auto" w:fill="121314"/>
+              <w:spacing w:line="285" w:lineRule="atLeast"/>
+              <w:rPr>
+                <w:rFonts w:ascii="Consolas" w:eastAsia="Times New Roman" w:hAnsi="Consolas" w:cs="Times New Roman"/>
+                <w:color w:val="BBBEBF"/>
+                <w:sz w:val="21"/>
+                <w:szCs w:val="21"/>
+                <w:lang w:val="es-CO" w:eastAsia="es-CO"/>
+              </w:rPr>
+            </w:pPr>
+            <w:r>
+              <w:rPr>
+                <w:rFonts w:ascii="Consolas" w:eastAsia="Times New Roman" w:hAnsi="Consolas" w:cs="Times New Roman"/>
+                <w:color w:val="BBBEBF"/>
+                <w:sz w:val="21"/>
+                <w:szCs w:val="21"/>
+                <w:lang w:val="es-CO" w:eastAsia="es-CO"/>
+              </w:rPr>
+              <w:lastRenderedPageBreak/>
+              <w:t>    [</w:t>
+            </w:r>
+            <w:r>
+              <w:rPr>
+                <w:rFonts w:ascii="Consolas" w:eastAsia="Times New Roman" w:hAnsi="Consolas" w:cs="Times New Roman"/>
+                <w:color w:val="A5D6FF"/>
+                <w:sz w:val="21"/>
+                <w:szCs w:val="21"/>
+                <w:lang w:val="es-CO" w:eastAsia="es-CO"/>
+              </w:rPr>
+              <w:t>Ejemplo verificación de paridad par en Python</w:t>
+            </w:r>
+            <w:r>
+              <w:rPr>
+                <w:rFonts w:ascii="Consolas" w:eastAsia="Times New Roman" w:hAnsi="Consolas" w:cs="Times New Roman"/>
+                <w:color w:val="BBBEBF"/>
+                <w:sz w:val="21"/>
+                <w:szCs w:val="21"/>
+                <w:lang w:val="es-CO" w:eastAsia="es-CO"/>
+              </w:rPr>
+              <w:t>](</w:t>
+            </w:r>
+            <w:r>
+              <w:rPr>
+                <w:rFonts w:ascii="Consolas" w:eastAsia="Times New Roman" w:hAnsi="Consolas" w:cs="Times New Roman"/>
+                <w:color w:val="BBBEBF"/>
+                <w:sz w:val="21"/>
+                <w:szCs w:val="21"/>
+                <w:u w:val="single"/>
+                <w:lang w:val="es-CO" w:eastAsia="es-CO"/>
+              </w:rPr>
+              <w:t>paridad.md</w:t>
+            </w:r>
+            <w:r>
+              <w:rPr>
+                <w:rFonts w:ascii="Consolas" w:eastAsia="Times New Roman" w:hAnsi="Consolas" w:cs="Times New Roman"/>
+                <w:color w:val="BBBEBF"/>
+                <w:sz w:val="21"/>
+                <w:szCs w:val="21"/>
+                <w:lang w:val="es-CO" w:eastAsia="es-CO"/>
+              </w:rPr>
+              <w:t>)</w:t>
+            </w:r>
+          </w:p>
+          <w:p>
+            <w:pPr>
+              <w:widowControl/>
+              <w:shd w:val="clear" w:color="auto" w:fill="121314"/>
+              <w:spacing w:line="285" w:lineRule="atLeast"/>
+              <w:rPr>
+                <w:rFonts w:ascii="Consolas" w:eastAsia="Times New Roman" w:hAnsi="Consolas" w:cs="Times New Roman"/>
+                <w:color w:val="BBBEBF"/>
+                <w:sz w:val="21"/>
+                <w:szCs w:val="21"/>
+                <w:lang w:val="es-CO" w:eastAsia="es-CO"/>
+              </w:rPr>
+            </w:pPr>
+          </w:p>
+          <w:p>
+            <w:pPr>
+              <w:widowControl/>
+              <w:shd w:val="clear" w:color="auto" w:fill="121314"/>
+              <w:spacing w:line="285" w:lineRule="atLeast"/>
+              <w:rPr>
+                <w:rFonts w:ascii="Consolas" w:eastAsia="Times New Roman" w:hAnsi="Consolas" w:cs="Times New Roman"/>
+                <w:color w:val="BBBEBF"/>
+                <w:sz w:val="21"/>
+                <w:szCs w:val="21"/>
+                <w:lang w:val="es-CO" w:eastAsia="es-CO"/>
+              </w:rPr>
+            </w:pPr>
+            <w:r>
+              <w:rPr>
+                <w:rFonts w:ascii="Consolas" w:eastAsia="Times New Roman" w:hAnsi="Consolas" w:cs="Times New Roman"/>
+                <w:color w:val="FFA657"/>
+                <w:sz w:val="21"/>
+                <w:szCs w:val="21"/>
+                <w:lang w:val="es-CO" w:eastAsia="es-CO"/>
+              </w:rPr>
+              <w:t>*</w:t>
+            </w:r>
+            <w:r>
+              <w:rPr>
+                <w:rFonts w:ascii="Consolas" w:eastAsia="Times New Roman" w:hAnsi="Consolas" w:cs="Times New Roman"/>
+                <w:color w:val="BBBEBF"/>
+                <w:sz w:val="21"/>
+                <w:szCs w:val="21"/>
+                <w:lang w:val="es-CO" w:eastAsia="es-CO"/>
+              </w:rPr>
+              <w:t xml:space="preserve"> </w:t>
+            </w:r>
+            <w:r>
+              <w:rPr>
+                <w:rFonts w:ascii="Consolas" w:eastAsia="Times New Roman" w:hAnsi="Consolas" w:cs="Times New Roman"/>
+                <w:b/>
+                <w:bCs/>
+                <w:color w:val="C9D1D9"/>
+                <w:sz w:val="21"/>
+                <w:szCs w:val="21"/>
+                <w:lang w:val="es-CO" w:eastAsia="es-CO"/>
+              </w:rPr>
+              <w:t>**Código de Hamming:**</w:t>
+            </w:r>
+            <w:r>
+              <w:rPr>
+                <w:rFonts w:ascii="Consolas" w:eastAsia="Times New Roman" w:hAnsi="Consolas" w:cs="Times New Roman"/>
+                <w:color w:val="BBBEBF"/>
+                <w:sz w:val="21"/>
+                <w:szCs w:val="21"/>
+                <w:lang w:val="es-CO" w:eastAsia="es-CO"/>
+              </w:rPr>
+              <w:t xml:space="preserve"> Desarrollado en 1950 por Richard Hamming, distribuye bits de paridad en posiciones correspondientes a potencias de 2, lo que permite no solo detectar el error, sino localizar la posición exacta del bit equivocado y corregirlo.</w:t>
+            </w:r>
+          </w:p>
+          <w:p>
+            <w:pPr>
+              <w:widowControl/>
+              <w:shd w:val="clear" w:color="auto" w:fill="121314"/>
+              <w:spacing w:line="285" w:lineRule="atLeast"/>
+              <w:rPr>
+                <w:rFonts w:ascii="Consolas" w:eastAsia="Times New Roman" w:hAnsi="Consolas" w:cs="Times New Roman"/>
+                <w:color w:val="BBBEBF"/>
+                <w:sz w:val="21"/>
+                <w:szCs w:val="21"/>
+                <w:lang w:val="es-CO" w:eastAsia="es-CO"/>
+              </w:rPr>
+            </w:pPr>
+          </w:p>
+          <w:p>
+            <w:pPr>
+              <w:widowControl/>
+              <w:shd w:val="clear" w:color="auto" w:fill="121314"/>
+              <w:spacing w:line="285" w:lineRule="atLeast"/>
+              <w:rPr>
+                <w:rFonts w:ascii="Consolas" w:eastAsia="Times New Roman" w:hAnsi="Consolas" w:cs="Times New Roman"/>
+                <w:color w:val="BBBEBF"/>
+                <w:sz w:val="21"/>
+                <w:szCs w:val="21"/>
+                <w:lang w:val="es-CO" w:eastAsia="es-CO"/>
+              </w:rPr>
+            </w:pPr>
+            <w:r>
+              <w:rPr>
+                <w:rFonts w:ascii="Consolas" w:eastAsia="Times New Roman" w:hAnsi="Consolas" w:cs="Times New Roman"/>
+                <w:color w:val="BBBEBF"/>
+                <w:sz w:val="21"/>
+                <w:szCs w:val="21"/>
+                <w:lang w:val="es-CO" w:eastAsia="es-CO"/>
+              </w:rPr>
+              <w:t xml:space="preserve">    </w:t>
+            </w:r>
+            <w:r>
+              <w:rPr>
+                <w:rFonts w:ascii="Consolas" w:eastAsia="Times New Roman" w:hAnsi="Consolas" w:cs="Times New Roman"/>
+                <w:b/>
+                <w:bCs/>
+                <w:color w:val="79C0FF"/>
+                <w:sz w:val="21"/>
+                <w:szCs w:val="21"/>
+                <w:lang w:val="es-CO" w:eastAsia="es-CO"/>
+              </w:rPr>
+              <w:t>### Cómo detecta y corrige un bit alterado:</w:t>
+            </w:r>
+          </w:p>
+          <w:p>
+            <w:pPr>
+              <w:widowControl/>
+              <w:shd w:val="clear" w:color="auto" w:fill="121314"/>
+              <w:spacing w:line="285" w:lineRule="atLeast"/>
+              <w:rPr>
+                <w:rFonts w:ascii="Consolas" w:eastAsia="Times New Roman" w:hAnsi="Consolas" w:cs="Times New Roman"/>
+                <w:color w:val="BBBEBF"/>
+                <w:sz w:val="21"/>
+                <w:szCs w:val="21"/>
+                <w:lang w:val="es-CO" w:eastAsia="es-CO"/>
+              </w:rPr>
+            </w:pPr>
+            <w:r>
+              <w:rPr>
+                <w:rFonts w:ascii="Consolas" w:eastAsia="Times New Roman" w:hAnsi="Consolas" w:cs="Times New Roman"/>
+                <w:color w:val="BBBEBF"/>
+                <w:sz w:val="21"/>
+                <w:szCs w:val="21"/>
+                <w:lang w:val="es-CO" w:eastAsia="es-CO"/>
+              </w:rPr>
+              <w:t xml:space="preserve">    </w:t>
+            </w:r>
+            <w:r>
+              <w:rPr>
+                <w:rFonts w:ascii="Consolas" w:eastAsia="Times New Roman" w:hAnsi="Consolas" w:cs="Times New Roman"/>
+                <w:color w:val="FFA657"/>
+                <w:sz w:val="21"/>
+                <w:szCs w:val="21"/>
+                <w:lang w:val="es-CO" w:eastAsia="es-CO"/>
+              </w:rPr>
+              <w:t>1.</w:t>
+            </w:r>
+            <w:r>
+              <w:rPr>
+                <w:rFonts w:ascii="Consolas" w:eastAsia="Times New Roman" w:hAnsi="Consolas" w:cs="Times New Roman"/>
+                <w:color w:val="BBBEBF"/>
+                <w:sz w:val="21"/>
+                <w:szCs w:val="21"/>
+                <w:lang w:val="es-CO" w:eastAsia="es-CO"/>
+              </w:rPr>
+              <w:t xml:space="preserve"> Calcula los bits de paridad en el extremo emisor y los distribuye en posiciones de potencias de 2. </w:t>
+            </w:r>
+          </w:p>
+          <w:p>
+            <w:pPr>
+              <w:widowControl/>
+              <w:shd w:val="clear" w:color="auto" w:fill="121314"/>
+              <w:spacing w:line="285" w:lineRule="atLeast"/>
+              <w:rPr>
+                <w:rFonts w:ascii="Consolas" w:eastAsia="Times New Roman" w:hAnsi="Consolas" w:cs="Times New Roman"/>
+                <w:color w:val="BBBEBF"/>
+                <w:sz w:val="21"/>
+                <w:szCs w:val="21"/>
+                <w:lang w:val="es-CO" w:eastAsia="es-CO"/>
+              </w:rPr>
+            </w:pPr>
+            <w:r>
+              <w:rPr>
+                <w:rFonts w:ascii="Consolas" w:eastAsia="Times New Roman" w:hAnsi="Consolas" w:cs="Times New Roman"/>
+                <w:color w:val="BBBEBF"/>
+                <w:sz w:val="21"/>
+                <w:szCs w:val="21"/>
+                <w:lang w:val="es-CO" w:eastAsia="es-CO"/>
+              </w:rPr>
+              <w:t xml:space="preserve">    </w:t>
+            </w:r>
+            <w:r>
+              <w:rPr>
+                <w:rFonts w:ascii="Consolas" w:eastAsia="Times New Roman" w:hAnsi="Consolas" w:cs="Times New Roman"/>
+                <w:color w:val="FFA657"/>
+                <w:sz w:val="21"/>
+                <w:szCs w:val="21"/>
+                <w:lang w:val="es-CO" w:eastAsia="es-CO"/>
+              </w:rPr>
+              <w:t>2.</w:t>
+            </w:r>
+            <w:r>
+              <w:rPr>
+                <w:rFonts w:ascii="Consolas" w:eastAsia="Times New Roman" w:hAnsi="Consolas" w:cs="Times New Roman"/>
+                <w:color w:val="BBBEBF"/>
+                <w:sz w:val="21"/>
+                <w:szCs w:val="21"/>
+                <w:lang w:val="es-CO" w:eastAsia="es-CO"/>
+              </w:rPr>
+              <w:t xml:space="preserve"> Se recibe la secuencia en el extremo receptor tras su paso por el canal. </w:t>
+            </w:r>
+          </w:p>
+          <w:p>
+            <w:pPr>
+              <w:widowControl/>
+              <w:shd w:val="clear" w:color="auto" w:fill="121314"/>
+              <w:spacing w:line="285" w:lineRule="atLeast"/>
+              <w:rPr>
+                <w:rFonts w:ascii="Consolas" w:eastAsia="Times New Roman" w:hAnsi="Consolas" w:cs="Times New Roman"/>
+                <w:color w:val="BBBEBF"/>
+                <w:sz w:val="21"/>
+                <w:szCs w:val="21"/>
+                <w:lang w:val="es-CO" w:eastAsia="es-CO"/>
+              </w:rPr>
+            </w:pPr>
+            <w:r>
+              <w:rPr>
+                <w:rFonts w:ascii="Consolas" w:eastAsia="Times New Roman" w:hAnsi="Consolas" w:cs="Times New Roman"/>
+                <w:color w:val="BBBEBF"/>
+                <w:sz w:val="21"/>
+                <w:szCs w:val="21"/>
+                <w:lang w:val="es-CO" w:eastAsia="es-CO"/>
+              </w:rPr>
+              <w:t xml:space="preserve">    </w:t>
+            </w:r>
+            <w:r>
+              <w:rPr>
+                <w:rFonts w:ascii="Consolas" w:eastAsia="Times New Roman" w:hAnsi="Consolas" w:cs="Times New Roman"/>
+                <w:color w:val="FFA657"/>
+                <w:sz w:val="21"/>
+                <w:szCs w:val="21"/>
+                <w:lang w:val="es-CO" w:eastAsia="es-CO"/>
+              </w:rPr>
+              <w:t>3.</w:t>
+            </w:r>
+            <w:r>
+              <w:rPr>
+                <w:rFonts w:ascii="Consolas" w:eastAsia="Times New Roman" w:hAnsi="Consolas" w:cs="Times New Roman"/>
+                <w:color w:val="BBBEBF"/>
+                <w:sz w:val="21"/>
+                <w:szCs w:val="21"/>
+                <w:lang w:val="es-CO" w:eastAsia="es-CO"/>
+              </w:rPr>
+              <w:t xml:space="preserve"> Recalcula las comprobaciones de paridad e identifica el síndrome de error. </w:t>
+            </w:r>
+          </w:p>
+          <w:p>
+            <w:pPr>
+              <w:widowControl/>
+              <w:shd w:val="clear" w:color="auto" w:fill="121314"/>
+              <w:spacing w:line="285" w:lineRule="atLeast"/>
+              <w:rPr>
+                <w:rFonts w:ascii="Consolas" w:eastAsia="Times New Roman" w:hAnsi="Consolas" w:cs="Times New Roman"/>
+                <w:color w:val="BBBEBF"/>
+                <w:sz w:val="21"/>
+                <w:szCs w:val="21"/>
+                <w:lang w:val="es-CO" w:eastAsia="es-CO"/>
+              </w:rPr>
+            </w:pPr>
+            <w:r>
+              <w:rPr>
+                <w:rFonts w:ascii="Consolas" w:eastAsia="Times New Roman" w:hAnsi="Consolas" w:cs="Times New Roman"/>
+                <w:color w:val="BBBEBF"/>
+                <w:sz w:val="21"/>
+                <w:szCs w:val="21"/>
+                <w:lang w:val="es-CO" w:eastAsia="es-CO"/>
+              </w:rPr>
+              <w:t xml:space="preserve">    </w:t>
+            </w:r>
+            <w:r>
+              <w:rPr>
+                <w:rFonts w:ascii="Consolas" w:eastAsia="Times New Roman" w:hAnsi="Consolas" w:cs="Times New Roman"/>
+                <w:color w:val="FFA657"/>
+                <w:sz w:val="21"/>
+                <w:szCs w:val="21"/>
+                <w:lang w:val="es-CO" w:eastAsia="es-CO"/>
+              </w:rPr>
+              <w:t>4.</w:t>
+            </w:r>
+            <w:r>
+              <w:rPr>
+                <w:rFonts w:ascii="Consolas" w:eastAsia="Times New Roman" w:hAnsi="Consolas" w:cs="Times New Roman"/>
+                <w:color w:val="BBBEBF"/>
+                <w:sz w:val="21"/>
+                <w:szCs w:val="21"/>
+                <w:lang w:val="es-CO" w:eastAsia="es-CO"/>
+              </w:rPr>
+              <w:t xml:space="preserve"> Localiza la posición exacta del bit erróneo e invierte su valor binario.</w:t>
+            </w:r>
+          </w:p>
+          <w:p>
+            <w:pPr>
+              <w:widowControl/>
+              <w:shd w:val="clear" w:color="auto" w:fill="121314"/>
+              <w:spacing w:line="285" w:lineRule="atLeast"/>
+              <w:rPr>
+                <w:rFonts w:ascii="Consolas" w:eastAsia="Times New Roman" w:hAnsi="Consolas" w:cs="Times New Roman"/>
+                <w:color w:val="BBBEBF"/>
+                <w:sz w:val="21"/>
+                <w:szCs w:val="21"/>
+                <w:lang w:val="es-CO" w:eastAsia="es-CO"/>
+              </w:rPr>
+            </w:pPr>
+          </w:p>
+          <w:p>
+            <w:pPr>
+              <w:widowControl/>
+              <w:shd w:val="clear" w:color="auto" w:fill="121314"/>
+              <w:spacing w:line="285" w:lineRule="atLeast"/>
+              <w:rPr>
+                <w:rFonts w:ascii="Consolas" w:eastAsia="Times New Roman" w:hAnsi="Consolas" w:cs="Times New Roman"/>
+                <w:color w:val="BBBEBF"/>
+                <w:sz w:val="21"/>
+                <w:szCs w:val="21"/>
+                <w:lang w:val="es-CO" w:eastAsia="es-CO"/>
+              </w:rPr>
+            </w:pPr>
+            <w:r>
+              <w:rPr>
+                <w:rFonts w:ascii="Consolas" w:eastAsia="Times New Roman" w:hAnsi="Consolas" w:cs="Times New Roman"/>
+                <w:color w:val="BBBEBF"/>
+                <w:sz w:val="21"/>
+                <w:szCs w:val="21"/>
+                <w:lang w:val="es-CO" w:eastAsia="es-CO"/>
+              </w:rPr>
+              <w:t xml:space="preserve">    </w:t>
+            </w:r>
+            <w:r>
+              <w:rPr>
+                <w:rFonts w:ascii="Consolas" w:eastAsia="Times New Roman" w:hAnsi="Consolas" w:cs="Times New Roman"/>
+                <w:b/>
+                <w:bCs/>
+                <w:color w:val="79C0FF"/>
+                <w:sz w:val="21"/>
+                <w:szCs w:val="21"/>
+                <w:lang w:val="es-CO" w:eastAsia="es-CO"/>
+              </w:rPr>
+              <w:t>### Ejemplo detección y corrección de errores:</w:t>
+            </w:r>
+          </w:p>
+          <w:p>
+            <w:pPr>
+              <w:widowControl/>
+              <w:shd w:val="clear" w:color="auto" w:fill="121314"/>
+              <w:spacing w:line="285" w:lineRule="atLeast"/>
+              <w:rPr>
+                <w:rFonts w:ascii="Consolas" w:eastAsia="Times New Roman" w:hAnsi="Consolas" w:cs="Times New Roman"/>
+                <w:color w:val="BBBEBF"/>
+                <w:sz w:val="21"/>
+                <w:szCs w:val="21"/>
+                <w:lang w:val="es-CO" w:eastAsia="es-CO"/>
+              </w:rPr>
+            </w:pPr>
+            <w:r>
+              <w:rPr>
+                <w:rFonts w:ascii="Consolas" w:eastAsia="Times New Roman" w:hAnsi="Consolas" w:cs="Times New Roman"/>
+                <w:color w:val="BBBEBF"/>
+                <w:sz w:val="21"/>
+                <w:szCs w:val="21"/>
+                <w:lang w:val="es-CO" w:eastAsia="es-CO"/>
+              </w:rPr>
+              <w:t xml:space="preserve">    </w:t>
+            </w:r>
+            <w:r>
+              <w:rPr>
+                <w:rFonts w:ascii="Consolas" w:eastAsia="Times New Roman" w:hAnsi="Consolas" w:cs="Times New Roman"/>
+                <w:color w:val="FFA657"/>
+                <w:sz w:val="21"/>
+                <w:szCs w:val="21"/>
+                <w:lang w:val="es-CO" w:eastAsia="es-CO"/>
+              </w:rPr>
+              <w:t>*</w:t>
+            </w:r>
+            <w:r>
+              <w:rPr>
+                <w:rFonts w:ascii="Consolas" w:eastAsia="Times New Roman" w:hAnsi="Consolas" w:cs="Times New Roman"/>
+                <w:color w:val="BBBEBF"/>
+                <w:sz w:val="21"/>
+                <w:szCs w:val="21"/>
+                <w:lang w:val="es-CO" w:eastAsia="es-CO"/>
+              </w:rPr>
+              <w:t xml:space="preserve"> Secuencia enviada: </w:t>
+            </w:r>
+          </w:p>
+          <w:p>
+            <w:pPr>
+              <w:widowControl/>
+              <w:shd w:val="clear" w:color="auto" w:fill="121314"/>
+              <w:spacing w:line="285" w:lineRule="atLeast"/>
+              <w:rPr>
+                <w:rFonts w:ascii="Consolas" w:eastAsia="Times New Roman" w:hAnsi="Consolas" w:cs="Times New Roman"/>
+                <w:color w:val="BBBEBF"/>
+                <w:sz w:val="21"/>
+                <w:szCs w:val="21"/>
+                <w:lang w:val="es-CO" w:eastAsia="es-CO"/>
+              </w:rPr>
+            </w:pPr>
+            <w:r>
+              <w:rPr>
+                <w:rFonts w:ascii="Consolas" w:eastAsia="Times New Roman" w:hAnsi="Consolas" w:cs="Times New Roman"/>
+                <w:color w:val="BBBEBF"/>
+                <w:sz w:val="21"/>
+                <w:szCs w:val="21"/>
+                <w:lang w:val="es-CO" w:eastAsia="es-CO"/>
+              </w:rPr>
+              <w:t xml:space="preserve">        </w:t>
+            </w:r>
+            <w:r>
+              <w:rPr>
+                <w:rFonts w:ascii="Consolas" w:eastAsia="Times New Roman" w:hAnsi="Consolas" w:cs="Times New Roman"/>
+                <w:color w:val="6A9955"/>
+                <w:sz w:val="21"/>
+                <w:szCs w:val="21"/>
+                <w:lang w:val="es-CO" w:eastAsia="es-CO"/>
+              </w:rPr>
+              <w:t>&gt;</w:t>
+            </w:r>
+            <w:r>
+              <w:rPr>
+                <w:rFonts w:ascii="Consolas" w:eastAsia="Times New Roman" w:hAnsi="Consolas" w:cs="Times New Roman"/>
+                <w:color w:val="7EE787"/>
+                <w:sz w:val="21"/>
+                <w:szCs w:val="21"/>
+                <w:lang w:val="es-CO" w:eastAsia="es-CO"/>
+              </w:rPr>
+              <w:t xml:space="preserve"> 1 0 1 0 1 1 1 </w:t>
+            </w:r>
+          </w:p>
+          <w:p>
+            <w:pPr>
+              <w:widowControl/>
+              <w:shd w:val="clear" w:color="auto" w:fill="121314"/>
+              <w:spacing w:line="285" w:lineRule="atLeast"/>
+              <w:rPr>
+                <w:rFonts w:ascii="Consolas" w:eastAsia="Times New Roman" w:hAnsi="Consolas" w:cs="Times New Roman"/>
+                <w:color w:val="BBBEBF"/>
+                <w:sz w:val="21"/>
+                <w:szCs w:val="21"/>
+                <w:lang w:val="es-CO" w:eastAsia="es-CO"/>
+              </w:rPr>
+            </w:pPr>
+            <w:r>
+              <w:rPr>
+                <w:rFonts w:ascii="Consolas" w:eastAsia="Times New Roman" w:hAnsi="Consolas" w:cs="Times New Roman"/>
+                <w:color w:val="BBBEBF"/>
+                <w:sz w:val="21"/>
+                <w:szCs w:val="21"/>
+                <w:lang w:val="es-CO" w:eastAsia="es-CO"/>
+              </w:rPr>
+              <w:t xml:space="preserve">    </w:t>
+            </w:r>
+            <w:r>
+              <w:rPr>
+                <w:rFonts w:ascii="Consolas" w:eastAsia="Times New Roman" w:hAnsi="Consolas" w:cs="Times New Roman"/>
+                <w:color w:val="FFA657"/>
+                <w:sz w:val="21"/>
+                <w:szCs w:val="21"/>
+                <w:lang w:val="es-CO" w:eastAsia="es-CO"/>
+              </w:rPr>
+              <w:t>*</w:t>
+            </w:r>
+            <w:r>
+              <w:rPr>
+                <w:rFonts w:ascii="Consolas" w:eastAsia="Times New Roman" w:hAnsi="Consolas" w:cs="Times New Roman"/>
+                <w:color w:val="BBBEBF"/>
+                <w:sz w:val="21"/>
+                <w:szCs w:val="21"/>
+                <w:lang w:val="es-CO" w:eastAsia="es-CO"/>
+              </w:rPr>
+              <w:t xml:space="preserve"> Secuencia recibida con ruido: </w:t>
+            </w:r>
+          </w:p>
+          <w:p>
+            <w:pPr>
+              <w:widowControl/>
+              <w:shd w:val="clear" w:color="auto" w:fill="121314"/>
+              <w:spacing w:line="285" w:lineRule="atLeast"/>
+              <w:rPr>
+                <w:rFonts w:ascii="Consolas" w:eastAsia="Times New Roman" w:hAnsi="Consolas" w:cs="Times New Roman"/>
+                <w:color w:val="BBBEBF"/>
+                <w:sz w:val="21"/>
+                <w:szCs w:val="21"/>
+                <w:lang w:val="es-CO" w:eastAsia="es-CO"/>
+              </w:rPr>
+            </w:pPr>
+            <w:r>
+              <w:rPr>
+                <w:rFonts w:ascii="Consolas" w:eastAsia="Times New Roman" w:hAnsi="Consolas" w:cs="Times New Roman"/>
+                <w:color w:val="BBBEBF"/>
+                <w:sz w:val="21"/>
+                <w:szCs w:val="21"/>
+                <w:lang w:val="es-CO" w:eastAsia="es-CO"/>
+              </w:rPr>
+              <w:t xml:space="preserve">        </w:t>
+            </w:r>
+            <w:r>
+              <w:rPr>
+                <w:rFonts w:ascii="Consolas" w:eastAsia="Times New Roman" w:hAnsi="Consolas" w:cs="Times New Roman"/>
+                <w:color w:val="6A9955"/>
+                <w:sz w:val="21"/>
+                <w:szCs w:val="21"/>
+                <w:lang w:val="es-CO" w:eastAsia="es-CO"/>
+              </w:rPr>
+              <w:t>&gt;</w:t>
+            </w:r>
+            <w:r>
+              <w:rPr>
+                <w:rFonts w:ascii="Consolas" w:eastAsia="Times New Roman" w:hAnsi="Consolas" w:cs="Times New Roman"/>
+                <w:color w:val="7EE787"/>
+                <w:sz w:val="21"/>
+                <w:szCs w:val="21"/>
+                <w:lang w:val="es-CO" w:eastAsia="es-CO"/>
+              </w:rPr>
+              <w:t xml:space="preserve"> 1 0 1 0 </w:t>
+            </w:r>
+            <w:r>
+              <w:rPr>
+                <w:rFonts w:ascii="Consolas" w:eastAsia="Times New Roman" w:hAnsi="Consolas" w:cs="Times New Roman"/>
+                <w:strike/>
+                <w:color w:val="7EE787"/>
+                <w:sz w:val="21"/>
+                <w:szCs w:val="21"/>
+                <w:lang w:val="es-CO" w:eastAsia="es-CO"/>
+              </w:rPr>
+              <w:t>~~-0-~~</w:t>
+            </w:r>
+            <w:r>
+              <w:rPr>
+                <w:rFonts w:ascii="Consolas" w:eastAsia="Times New Roman" w:hAnsi="Consolas" w:cs="Times New Roman"/>
+                <w:color w:val="7EE787"/>
+                <w:sz w:val="21"/>
+                <w:szCs w:val="21"/>
+                <w:lang w:val="es-CO" w:eastAsia="es-CO"/>
+              </w:rPr>
+              <w:t xml:space="preserve"> 1 1 (error detectado en la posición 5). </w:t>
+            </w:r>
+          </w:p>
+          <w:p>
+            <w:pPr>
+              <w:widowControl/>
+              <w:shd w:val="clear" w:color="auto" w:fill="121314"/>
+              <w:spacing w:line="285" w:lineRule="atLeast"/>
+              <w:rPr>
+                <w:rFonts w:ascii="Consolas" w:eastAsia="Times New Roman" w:hAnsi="Consolas" w:cs="Times New Roman"/>
+                <w:color w:val="BBBEBF"/>
+                <w:sz w:val="21"/>
+                <w:szCs w:val="21"/>
+                <w:lang w:val="es-CO" w:eastAsia="es-CO"/>
+              </w:rPr>
+            </w:pPr>
+            <w:r>
+              <w:rPr>
+                <w:rFonts w:ascii="Consolas" w:eastAsia="Times New Roman" w:hAnsi="Consolas" w:cs="Times New Roman"/>
+                <w:color w:val="BBBEBF"/>
+                <w:sz w:val="21"/>
+                <w:szCs w:val="21"/>
+                <w:lang w:val="es-CO" w:eastAsia="es-CO"/>
+              </w:rPr>
+              <w:t xml:space="preserve">    </w:t>
+            </w:r>
+            <w:r>
+              <w:rPr>
+                <w:rFonts w:ascii="Consolas" w:eastAsia="Times New Roman" w:hAnsi="Consolas" w:cs="Times New Roman"/>
+                <w:color w:val="FFA657"/>
+                <w:sz w:val="21"/>
+                <w:szCs w:val="21"/>
+                <w:lang w:val="es-CO" w:eastAsia="es-CO"/>
+              </w:rPr>
+              <w:t>*</w:t>
+            </w:r>
+            <w:r>
+              <w:rPr>
+                <w:rFonts w:ascii="Consolas" w:eastAsia="Times New Roman" w:hAnsi="Consolas" w:cs="Times New Roman"/>
+                <w:color w:val="BBBEBF"/>
+                <w:sz w:val="21"/>
+                <w:szCs w:val="21"/>
+                <w:lang w:val="es-CO" w:eastAsia="es-CO"/>
+              </w:rPr>
+              <w:t xml:space="preserve"> Secuencia corregida por Hamming: </w:t>
+            </w:r>
+          </w:p>
+          <w:p>
+            <w:pPr>
+              <w:widowControl/>
+              <w:shd w:val="clear" w:color="auto" w:fill="121314"/>
+              <w:spacing w:line="285" w:lineRule="atLeast"/>
+              <w:rPr>
+                <w:rFonts w:ascii="Consolas" w:eastAsia="Times New Roman" w:hAnsi="Consolas" w:cs="Times New Roman"/>
+                <w:color w:val="BBBEBF"/>
+                <w:sz w:val="21"/>
+                <w:szCs w:val="21"/>
+                <w:lang w:val="es-CO" w:eastAsia="es-CO"/>
+              </w:rPr>
+            </w:pPr>
+            <w:r>
+              <w:rPr>
+                <w:rFonts w:ascii="Consolas" w:eastAsia="Times New Roman" w:hAnsi="Consolas" w:cs="Times New Roman"/>
+                <w:color w:val="BBBEBF"/>
+                <w:sz w:val="21"/>
+                <w:szCs w:val="21"/>
+                <w:lang w:val="es-CO" w:eastAsia="es-CO"/>
+              </w:rPr>
+              <w:t xml:space="preserve">        </w:t>
+            </w:r>
+            <w:r>
+              <w:rPr>
+                <w:rFonts w:ascii="Consolas" w:eastAsia="Times New Roman" w:hAnsi="Consolas" w:cs="Times New Roman"/>
+                <w:color w:val="6A9955"/>
+                <w:sz w:val="21"/>
+                <w:szCs w:val="21"/>
+                <w:lang w:val="es-CO" w:eastAsia="es-CO"/>
+              </w:rPr>
+              <w:t>&gt;</w:t>
+            </w:r>
+            <w:r>
+              <w:rPr>
+                <w:rFonts w:ascii="Consolas" w:eastAsia="Times New Roman" w:hAnsi="Consolas" w:cs="Times New Roman"/>
+                <w:color w:val="7EE787"/>
+                <w:sz w:val="21"/>
+                <w:szCs w:val="21"/>
+                <w:lang w:val="es-CO" w:eastAsia="es-CO"/>
+              </w:rPr>
+              <w:t xml:space="preserve"> 1 0 1 0 </w:t>
+            </w:r>
+            <w:r>
+              <w:rPr>
+                <w:rFonts w:ascii="Consolas" w:eastAsia="Times New Roman" w:hAnsi="Consolas" w:cs="Times New Roman"/>
+                <w:b/>
+                <w:bCs/>
+                <w:color w:val="C9D1D9"/>
+                <w:sz w:val="21"/>
+                <w:szCs w:val="21"/>
+                <w:lang w:val="es-CO" w:eastAsia="es-CO"/>
+              </w:rPr>
+              <w:t>**1**</w:t>
+            </w:r>
+            <w:r>
+              <w:rPr>
+                <w:rFonts w:ascii="Consolas" w:eastAsia="Times New Roman" w:hAnsi="Consolas" w:cs="Times New Roman"/>
+                <w:color w:val="7EE787"/>
+                <w:sz w:val="21"/>
+                <w:szCs w:val="21"/>
+                <w:lang w:val="es-CO" w:eastAsia="es-CO"/>
+              </w:rPr>
+              <w:t xml:space="preserve"> 1 1.</w:t>
+            </w:r>
+          </w:p>
+          <w:p>
+            <w:pPr>
+              <w:widowControl/>
+              <w:shd w:val="clear" w:color="auto" w:fill="121314"/>
+              <w:spacing w:after="240" w:line="285" w:lineRule="atLeast"/>
+              <w:rPr>
+                <w:rFonts w:ascii="Consolas" w:eastAsia="Times New Roman" w:hAnsi="Consolas" w:cs="Times New Roman"/>
+                <w:color w:val="BBBEBF"/>
+                <w:sz w:val="21"/>
+                <w:szCs w:val="21"/>
+                <w:lang w:val="es-CO" w:eastAsia="es-CO"/>
+              </w:rPr>
+            </w:pPr>
+          </w:p>
+          <w:p>
+            <w:pPr>
+              <w:pStyle w:val="Sinespaciado"/>
               <w:rPr>
                 <w:rFonts w:ascii="Consolas" w:eastAsia="Times New Roman" w:hAnsi="Consolas" w:cs="Times New Roman"/>
                 <w:color w:val="8B949E"/>
@@ -4544,7 +5939,7 @@
           </w:p>
           <w:p>
             <w:pPr>
-              <w:pStyle w:val="NoSpacing"/>
+              <w:pStyle w:val="Sinespaciado"/>
               <w:rPr>
                 <w:rFonts w:ascii="Consolas" w:eastAsia="Times New Roman" w:hAnsi="Consolas" w:cs="Times New Roman"/>
                 <w:color w:val="8B949E"/>
@@ -4568,7 +5963,771 @@
     </w:p>
     <w:tbl>
       <w:tblPr>
-        <w:tblStyle w:val="TableGrid"/>
+        <w:tblStyle w:val="Tablaconcuadrcula"/>
+        <w:tblW w:w="0" w:type="auto"/>
+        <w:tblLook w:val="04A0" w:firstRow="1" w:lastRow="0" w:firstColumn="1" w:lastColumn="0" w:noHBand="0" w:noVBand="1"/>
+      </w:tblPr>
+      <w:tblGrid>
+        <w:gridCol w:w="14966"/>
+      </w:tblGrid>
+      <w:tr>
+        <w:tc>
+          <w:tcPr>
+            <w:tcW w:w="14966" w:type="dxa"/>
+          </w:tcPr>
+          <w:p>
+            <w:pPr>
+              <w:pStyle w:val="Sinespaciado"/>
+              <w:rPr>
+                <w:rFonts w:ascii="Consolas" w:eastAsia="Times New Roman" w:hAnsi="Consolas" w:cs="Times New Roman"/>
+                <w:color w:val="8B949E"/>
+                <w:sz w:val="21"/>
+                <w:szCs w:val="21"/>
+                <w:lang w:val="en-US" w:eastAsia="es-ES_tradnl"/>
+              </w:rPr>
+            </w:pPr>
+            <w:r>
+              <w:rPr>
+                <w:rFonts w:ascii="Consolas" w:eastAsia="Times New Roman" w:hAnsi="Consolas" w:cs="Times New Roman"/>
+                <w:color w:val="8B949E"/>
+                <w:sz w:val="21"/>
+                <w:szCs w:val="21"/>
+                <w:lang w:val="en-US" w:eastAsia="es-ES_tradnl"/>
+              </w:rPr>
+              <w:t>#</w:t>
+            </w:r>
+            <w:r>
+              <w:rPr>
+                <w:lang w:val="en-US"/>
+              </w:rPr>
+              <w:t xml:space="preserve"> Markdown Source Code</w:t>
+            </w:r>
+            <w:r>
+              <w:rPr>
+                <w:lang w:val="en-US"/>
+              </w:rPr>
+              <w:t>3</w:t>
+            </w:r>
+            <w:r>
+              <w:rPr>
+                <w:lang w:val="en-US"/>
+              </w:rPr>
+              <w:t xml:space="preserve">. File Name: </w:t>
+            </w:r>
+            <w:r>
+              <w:rPr>
+                <w:lang w:val="en-US"/>
+              </w:rPr>
+              <w:t>pa</w:t>
+            </w:r>
+            <w:r>
+              <w:rPr>
+                <w:lang w:val="en-US"/>
+              </w:rPr>
+              <w:t>ridad</w:t>
+            </w:r>
+            <w:r>
+              <w:rPr>
+                <w:lang w:val="en-US"/>
+              </w:rPr>
+              <w:t>.md</w:t>
+            </w:r>
+          </w:p>
+        </w:tc>
+      </w:tr>
+      <w:tr>
+        <w:tc>
+          <w:tcPr>
+            <w:tcW w:w="14966" w:type="dxa"/>
+          </w:tcPr>
+          <w:p>
+            <w:pPr>
+              <w:widowControl/>
+              <w:shd w:val="clear" w:color="auto" w:fill="121314"/>
+              <w:spacing w:line="285" w:lineRule="atLeast"/>
+              <w:rPr>
+                <w:rFonts w:ascii="Consolas" w:eastAsia="Times New Roman" w:hAnsi="Consolas" w:cs="Times New Roman"/>
+                <w:color w:val="BBBEBF"/>
+                <w:sz w:val="21"/>
+                <w:szCs w:val="21"/>
+                <w:lang w:val="es-CO" w:eastAsia="es-CO"/>
+              </w:rPr>
+            </w:pPr>
+            <w:r>
+              <w:rPr>
+                <w:rFonts w:ascii="Consolas" w:eastAsia="Times New Roman" w:hAnsi="Consolas" w:cs="Times New Roman"/>
+                <w:color w:val="BBBEBF"/>
+                <w:sz w:val="21"/>
+                <w:szCs w:val="21"/>
+                <w:lang w:val="es-CO" w:eastAsia="es-CO"/>
+              </w:rPr>
+              <w:t>```python</w:t>
+            </w:r>
+          </w:p>
+          <w:p>
+            <w:pPr>
+              <w:widowControl/>
+              <w:shd w:val="clear" w:color="auto" w:fill="121314"/>
+              <w:spacing w:line="285" w:lineRule="atLeast"/>
+              <w:rPr>
+                <w:rFonts w:ascii="Consolas" w:eastAsia="Times New Roman" w:hAnsi="Consolas" w:cs="Times New Roman"/>
+                <w:color w:val="BBBEBF"/>
+                <w:sz w:val="21"/>
+                <w:szCs w:val="21"/>
+                <w:lang w:val="es-CO" w:eastAsia="es-CO"/>
+              </w:rPr>
+            </w:pPr>
+            <w:r>
+              <w:rPr>
+                <w:rFonts w:ascii="Consolas" w:eastAsia="Times New Roman" w:hAnsi="Consolas" w:cs="Times New Roman"/>
+                <w:color w:val="8B949E"/>
+                <w:sz w:val="21"/>
+                <w:szCs w:val="21"/>
+                <w:lang w:val="es-CO" w:eastAsia="es-CO"/>
+              </w:rPr>
+              <w:t xml:space="preserve"># Ejemplo en Python: Verificación de Paridad Par </w:t>
+            </w:r>
+          </w:p>
+          <w:p>
+            <w:pPr>
+              <w:widowControl/>
+              <w:shd w:val="clear" w:color="auto" w:fill="121314"/>
+              <w:spacing w:line="285" w:lineRule="atLeast"/>
+              <w:rPr>
+                <w:rFonts w:ascii="Consolas" w:eastAsia="Times New Roman" w:hAnsi="Consolas" w:cs="Times New Roman"/>
+                <w:color w:val="BBBEBF"/>
+                <w:sz w:val="21"/>
+                <w:szCs w:val="21"/>
+                <w:lang w:val="es-CO" w:eastAsia="es-CO"/>
+              </w:rPr>
+            </w:pPr>
+            <w:r>
+              <w:rPr>
+                <w:rFonts w:ascii="Consolas" w:eastAsia="Times New Roman" w:hAnsi="Consolas" w:cs="Times New Roman"/>
+                <w:color w:val="FF7B72"/>
+                <w:sz w:val="21"/>
+                <w:szCs w:val="21"/>
+                <w:lang w:val="es-CO" w:eastAsia="es-CO"/>
+              </w:rPr>
+              <w:t>def</w:t>
+            </w:r>
+            <w:r>
+              <w:rPr>
+                <w:rFonts w:ascii="Consolas" w:eastAsia="Times New Roman" w:hAnsi="Consolas" w:cs="Times New Roman"/>
+                <w:color w:val="D4D4D4"/>
+                <w:sz w:val="21"/>
+                <w:szCs w:val="21"/>
+                <w:lang w:val="es-CO" w:eastAsia="es-CO"/>
+              </w:rPr>
+              <w:t xml:space="preserve"> </w:t>
+            </w:r>
+            <w:r>
+              <w:rPr>
+                <w:rFonts w:ascii="Consolas" w:eastAsia="Times New Roman" w:hAnsi="Consolas" w:cs="Times New Roman"/>
+                <w:color w:val="D2A8FF"/>
+                <w:sz w:val="21"/>
+                <w:szCs w:val="21"/>
+                <w:lang w:val="es-CO" w:eastAsia="es-CO"/>
+              </w:rPr>
+              <w:t>verificar_paridad_par</w:t>
+            </w:r>
+            <w:r>
+              <w:rPr>
+                <w:rFonts w:ascii="Consolas" w:eastAsia="Times New Roman" w:hAnsi="Consolas" w:cs="Times New Roman"/>
+                <w:color w:val="D4D4D4"/>
+                <w:sz w:val="21"/>
+                <w:szCs w:val="21"/>
+                <w:lang w:val="es-CO" w:eastAsia="es-CO"/>
+              </w:rPr>
+              <w:t>(</w:t>
+            </w:r>
+            <w:r>
+              <w:rPr>
+                <w:rFonts w:ascii="Consolas" w:eastAsia="Times New Roman" w:hAnsi="Consolas" w:cs="Times New Roman"/>
+                <w:color w:val="C9D1D9"/>
+                <w:sz w:val="21"/>
+                <w:szCs w:val="21"/>
+                <w:lang w:val="es-CO" w:eastAsia="es-CO"/>
+              </w:rPr>
+              <w:t>cadena_bits</w:t>
+            </w:r>
+            <w:r>
+              <w:rPr>
+                <w:rFonts w:ascii="Consolas" w:eastAsia="Times New Roman" w:hAnsi="Consolas" w:cs="Times New Roman"/>
+                <w:color w:val="D4D4D4"/>
+                <w:sz w:val="21"/>
+                <w:szCs w:val="21"/>
+                <w:lang w:val="es-CO" w:eastAsia="es-CO"/>
+              </w:rPr>
+              <w:t xml:space="preserve">): </w:t>
+            </w:r>
+          </w:p>
+          <w:p>
+            <w:pPr>
+              <w:widowControl/>
+              <w:shd w:val="clear" w:color="auto" w:fill="121314"/>
+              <w:spacing w:line="285" w:lineRule="atLeast"/>
+              <w:rPr>
+                <w:rFonts w:ascii="Consolas" w:eastAsia="Times New Roman" w:hAnsi="Consolas" w:cs="Times New Roman"/>
+                <w:color w:val="BBBEBF"/>
+                <w:sz w:val="21"/>
+                <w:szCs w:val="21"/>
+                <w:lang w:val="es-CO" w:eastAsia="es-CO"/>
+              </w:rPr>
+            </w:pPr>
+            <w:r>
+              <w:rPr>
+                <w:rFonts w:ascii="Consolas" w:eastAsia="Times New Roman" w:hAnsi="Consolas" w:cs="Times New Roman"/>
+                <w:color w:val="D4D4D4"/>
+                <w:sz w:val="21"/>
+                <w:szCs w:val="21"/>
+                <w:lang w:val="es-CO" w:eastAsia="es-CO"/>
+              </w:rPr>
+              <w:t xml:space="preserve">    </w:t>
+            </w:r>
+            <w:r>
+              <w:rPr>
+                <w:rFonts w:ascii="Consolas" w:eastAsia="Times New Roman" w:hAnsi="Consolas" w:cs="Times New Roman"/>
+                <w:color w:val="8B949E"/>
+                <w:sz w:val="21"/>
+                <w:szCs w:val="21"/>
+                <w:lang w:val="es-CO" w:eastAsia="es-CO"/>
+              </w:rPr>
+              <w:t xml:space="preserve"># Contamos la cantidad de unos en la cadena recibida </w:t>
+            </w:r>
+          </w:p>
+          <w:p>
+            <w:pPr>
+              <w:widowControl/>
+              <w:shd w:val="clear" w:color="auto" w:fill="121314"/>
+              <w:spacing w:line="285" w:lineRule="atLeast"/>
+              <w:rPr>
+                <w:rFonts w:ascii="Consolas" w:eastAsia="Times New Roman" w:hAnsi="Consolas" w:cs="Times New Roman"/>
+                <w:color w:val="BBBEBF"/>
+                <w:sz w:val="21"/>
+                <w:szCs w:val="21"/>
+                <w:lang w:val="es-CO" w:eastAsia="es-CO"/>
+              </w:rPr>
+            </w:pPr>
+            <w:r>
+              <w:rPr>
+                <w:rFonts w:ascii="Consolas" w:eastAsia="Times New Roman" w:hAnsi="Consolas" w:cs="Times New Roman"/>
+                <w:color w:val="D4D4D4"/>
+                <w:sz w:val="21"/>
+                <w:szCs w:val="21"/>
+                <w:lang w:val="es-CO" w:eastAsia="es-CO"/>
+              </w:rPr>
+              <w:t>    conteo_unos = cadena_bits.count(</w:t>
+            </w:r>
+            <w:r>
+              <w:rPr>
+                <w:rFonts w:ascii="Consolas" w:eastAsia="Times New Roman" w:hAnsi="Consolas" w:cs="Times New Roman"/>
+                <w:color w:val="A5D6FF"/>
+                <w:sz w:val="21"/>
+                <w:szCs w:val="21"/>
+                <w:lang w:val="es-CO" w:eastAsia="es-CO"/>
+              </w:rPr>
+              <w:t>'1'</w:t>
+            </w:r>
+            <w:r>
+              <w:rPr>
+                <w:rFonts w:ascii="Consolas" w:eastAsia="Times New Roman" w:hAnsi="Consolas" w:cs="Times New Roman"/>
+                <w:color w:val="D4D4D4"/>
+                <w:sz w:val="21"/>
+                <w:szCs w:val="21"/>
+                <w:lang w:val="es-CO" w:eastAsia="es-CO"/>
+              </w:rPr>
+              <w:t xml:space="preserve">) </w:t>
+            </w:r>
+          </w:p>
+          <w:p>
+            <w:pPr>
+              <w:widowControl/>
+              <w:shd w:val="clear" w:color="auto" w:fill="121314"/>
+              <w:spacing w:line="285" w:lineRule="atLeast"/>
+              <w:rPr>
+                <w:rFonts w:ascii="Consolas" w:eastAsia="Times New Roman" w:hAnsi="Consolas" w:cs="Times New Roman"/>
+                <w:color w:val="BBBEBF"/>
+                <w:sz w:val="21"/>
+                <w:szCs w:val="21"/>
+                <w:lang w:val="es-CO" w:eastAsia="es-CO"/>
+              </w:rPr>
+            </w:pPr>
+            <w:r>
+              <w:rPr>
+                <w:rFonts w:ascii="Consolas" w:eastAsia="Times New Roman" w:hAnsi="Consolas" w:cs="Times New Roman"/>
+                <w:color w:val="D4D4D4"/>
+                <w:sz w:val="21"/>
+                <w:szCs w:val="21"/>
+                <w:lang w:val="es-CO" w:eastAsia="es-CO"/>
+              </w:rPr>
+              <w:t xml:space="preserve">    </w:t>
+            </w:r>
+          </w:p>
+          <w:p>
+            <w:pPr>
+              <w:widowControl/>
+              <w:shd w:val="clear" w:color="auto" w:fill="121314"/>
+              <w:spacing w:line="285" w:lineRule="atLeast"/>
+              <w:rPr>
+                <w:rFonts w:ascii="Consolas" w:eastAsia="Times New Roman" w:hAnsi="Consolas" w:cs="Times New Roman"/>
+                <w:color w:val="BBBEBF"/>
+                <w:sz w:val="21"/>
+                <w:szCs w:val="21"/>
+                <w:lang w:val="es-CO" w:eastAsia="es-CO"/>
+              </w:rPr>
+            </w:pPr>
+            <w:r>
+              <w:rPr>
+                <w:rFonts w:ascii="Consolas" w:eastAsia="Times New Roman" w:hAnsi="Consolas" w:cs="Times New Roman"/>
+                <w:color w:val="D4D4D4"/>
+                <w:sz w:val="21"/>
+                <w:szCs w:val="21"/>
+                <w:lang w:val="es-CO" w:eastAsia="es-CO"/>
+              </w:rPr>
+              <w:t xml:space="preserve">    </w:t>
+            </w:r>
+            <w:r>
+              <w:rPr>
+                <w:rFonts w:ascii="Consolas" w:eastAsia="Times New Roman" w:hAnsi="Consolas" w:cs="Times New Roman"/>
+                <w:color w:val="C586C0"/>
+                <w:sz w:val="21"/>
+                <w:szCs w:val="21"/>
+                <w:lang w:val="es-CO" w:eastAsia="es-CO"/>
+              </w:rPr>
+              <w:t>if</w:t>
+            </w:r>
+            <w:r>
+              <w:rPr>
+                <w:rFonts w:ascii="Consolas" w:eastAsia="Times New Roman" w:hAnsi="Consolas" w:cs="Times New Roman"/>
+                <w:color w:val="D4D4D4"/>
+                <w:sz w:val="21"/>
+                <w:szCs w:val="21"/>
+                <w:lang w:val="es-CO" w:eastAsia="es-CO"/>
+              </w:rPr>
+              <w:t xml:space="preserve"> conteo_unos % </w:t>
+            </w:r>
+            <w:r>
+              <w:rPr>
+                <w:rFonts w:ascii="Consolas" w:eastAsia="Times New Roman" w:hAnsi="Consolas" w:cs="Times New Roman"/>
+                <w:color w:val="B5CEA8"/>
+                <w:sz w:val="21"/>
+                <w:szCs w:val="21"/>
+                <w:lang w:val="es-CO" w:eastAsia="es-CO"/>
+              </w:rPr>
+              <w:t>2</w:t>
+            </w:r>
+            <w:r>
+              <w:rPr>
+                <w:rFonts w:ascii="Consolas" w:eastAsia="Times New Roman" w:hAnsi="Consolas" w:cs="Times New Roman"/>
+                <w:color w:val="D4D4D4"/>
+                <w:sz w:val="21"/>
+                <w:szCs w:val="21"/>
+                <w:lang w:val="es-CO" w:eastAsia="es-CO"/>
+              </w:rPr>
+              <w:t xml:space="preserve"> == </w:t>
+            </w:r>
+            <w:r>
+              <w:rPr>
+                <w:rFonts w:ascii="Consolas" w:eastAsia="Times New Roman" w:hAnsi="Consolas" w:cs="Times New Roman"/>
+                <w:color w:val="B5CEA8"/>
+                <w:sz w:val="21"/>
+                <w:szCs w:val="21"/>
+                <w:lang w:val="es-CO" w:eastAsia="es-CO"/>
+              </w:rPr>
+              <w:t>0</w:t>
+            </w:r>
+            <w:r>
+              <w:rPr>
+                <w:rFonts w:ascii="Consolas" w:eastAsia="Times New Roman" w:hAnsi="Consolas" w:cs="Times New Roman"/>
+                <w:color w:val="D4D4D4"/>
+                <w:sz w:val="21"/>
+                <w:szCs w:val="21"/>
+                <w:lang w:val="es-CO" w:eastAsia="es-CO"/>
+              </w:rPr>
+              <w:t xml:space="preserve">: </w:t>
+            </w:r>
+          </w:p>
+          <w:p>
+            <w:pPr>
+              <w:widowControl/>
+              <w:shd w:val="clear" w:color="auto" w:fill="121314"/>
+              <w:spacing w:line="285" w:lineRule="atLeast"/>
+              <w:rPr>
+                <w:rFonts w:ascii="Consolas" w:eastAsia="Times New Roman" w:hAnsi="Consolas" w:cs="Times New Roman"/>
+                <w:color w:val="BBBEBF"/>
+                <w:sz w:val="21"/>
+                <w:szCs w:val="21"/>
+                <w:lang w:val="es-CO" w:eastAsia="es-CO"/>
+              </w:rPr>
+            </w:pPr>
+            <w:r>
+              <w:rPr>
+                <w:rFonts w:ascii="Consolas" w:eastAsia="Times New Roman" w:hAnsi="Consolas" w:cs="Times New Roman"/>
+                <w:color w:val="D4D4D4"/>
+                <w:sz w:val="21"/>
+                <w:szCs w:val="21"/>
+                <w:lang w:val="es-CO" w:eastAsia="es-CO"/>
+              </w:rPr>
+              <w:t xml:space="preserve">        </w:t>
+            </w:r>
+            <w:r>
+              <w:rPr>
+                <w:rFonts w:ascii="Consolas" w:eastAsia="Times New Roman" w:hAnsi="Consolas" w:cs="Times New Roman"/>
+                <w:color w:val="C586C0"/>
+                <w:sz w:val="21"/>
+                <w:szCs w:val="21"/>
+                <w:lang w:val="es-CO" w:eastAsia="es-CO"/>
+              </w:rPr>
+              <w:t>return</w:t>
+            </w:r>
+            <w:r>
+              <w:rPr>
+                <w:rFonts w:ascii="Consolas" w:eastAsia="Times New Roman" w:hAnsi="Consolas" w:cs="Times New Roman"/>
+                <w:color w:val="D4D4D4"/>
+                <w:sz w:val="21"/>
+                <w:szCs w:val="21"/>
+                <w:lang w:val="es-CO" w:eastAsia="es-CO"/>
+              </w:rPr>
+              <w:t xml:space="preserve"> </w:t>
+            </w:r>
+            <w:r>
+              <w:rPr>
+                <w:rFonts w:ascii="Consolas" w:eastAsia="Times New Roman" w:hAnsi="Consolas" w:cs="Times New Roman"/>
+                <w:color w:val="A5D6FF"/>
+                <w:sz w:val="21"/>
+                <w:szCs w:val="21"/>
+                <w:lang w:val="es-CO" w:eastAsia="es-CO"/>
+              </w:rPr>
+              <w:t>"Transmisión correcta (Paridad Par verificada)"</w:t>
+            </w:r>
+            <w:r>
+              <w:rPr>
+                <w:rFonts w:ascii="Consolas" w:eastAsia="Times New Roman" w:hAnsi="Consolas" w:cs="Times New Roman"/>
+                <w:color w:val="D4D4D4"/>
+                <w:sz w:val="21"/>
+                <w:szCs w:val="21"/>
+                <w:lang w:val="es-CO" w:eastAsia="es-CO"/>
+              </w:rPr>
+              <w:t xml:space="preserve"> </w:t>
+            </w:r>
+          </w:p>
+          <w:p>
+            <w:pPr>
+              <w:widowControl/>
+              <w:shd w:val="clear" w:color="auto" w:fill="121314"/>
+              <w:spacing w:line="285" w:lineRule="atLeast"/>
+              <w:rPr>
+                <w:rFonts w:ascii="Consolas" w:eastAsia="Times New Roman" w:hAnsi="Consolas" w:cs="Times New Roman"/>
+                <w:color w:val="BBBEBF"/>
+                <w:sz w:val="21"/>
+                <w:szCs w:val="21"/>
+                <w:lang w:val="es-CO" w:eastAsia="es-CO"/>
+              </w:rPr>
+            </w:pPr>
+            <w:r>
+              <w:rPr>
+                <w:rFonts w:ascii="Consolas" w:eastAsia="Times New Roman" w:hAnsi="Consolas" w:cs="Times New Roman"/>
+                <w:color w:val="D4D4D4"/>
+                <w:sz w:val="21"/>
+                <w:szCs w:val="21"/>
+                <w:lang w:val="es-CO" w:eastAsia="es-CO"/>
+              </w:rPr>
+              <w:t xml:space="preserve">    </w:t>
+            </w:r>
+            <w:r>
+              <w:rPr>
+                <w:rFonts w:ascii="Consolas" w:eastAsia="Times New Roman" w:hAnsi="Consolas" w:cs="Times New Roman"/>
+                <w:color w:val="C586C0"/>
+                <w:sz w:val="21"/>
+                <w:szCs w:val="21"/>
+                <w:lang w:val="es-CO" w:eastAsia="es-CO"/>
+              </w:rPr>
+              <w:t>else</w:t>
+            </w:r>
+            <w:r>
+              <w:rPr>
+                <w:rFonts w:ascii="Consolas" w:eastAsia="Times New Roman" w:hAnsi="Consolas" w:cs="Times New Roman"/>
+                <w:color w:val="D4D4D4"/>
+                <w:sz w:val="21"/>
+                <w:szCs w:val="21"/>
+                <w:lang w:val="es-CO" w:eastAsia="es-CO"/>
+              </w:rPr>
+              <w:t xml:space="preserve">: </w:t>
+            </w:r>
+          </w:p>
+          <w:p>
+            <w:pPr>
+              <w:widowControl/>
+              <w:shd w:val="clear" w:color="auto" w:fill="121314"/>
+              <w:spacing w:line="285" w:lineRule="atLeast"/>
+              <w:rPr>
+                <w:rFonts w:ascii="Consolas" w:eastAsia="Times New Roman" w:hAnsi="Consolas" w:cs="Times New Roman"/>
+                <w:color w:val="BBBEBF"/>
+                <w:sz w:val="21"/>
+                <w:szCs w:val="21"/>
+                <w:lang w:val="es-CO" w:eastAsia="es-CO"/>
+              </w:rPr>
+            </w:pPr>
+            <w:r>
+              <w:rPr>
+                <w:rFonts w:ascii="Consolas" w:eastAsia="Times New Roman" w:hAnsi="Consolas" w:cs="Times New Roman"/>
+                <w:color w:val="D4D4D4"/>
+                <w:sz w:val="21"/>
+                <w:szCs w:val="21"/>
+                <w:lang w:val="es-CO" w:eastAsia="es-CO"/>
+              </w:rPr>
+              <w:t xml:space="preserve">        </w:t>
+            </w:r>
+            <w:r>
+              <w:rPr>
+                <w:rFonts w:ascii="Consolas" w:eastAsia="Times New Roman" w:hAnsi="Consolas" w:cs="Times New Roman"/>
+                <w:color w:val="C586C0"/>
+                <w:sz w:val="21"/>
+                <w:szCs w:val="21"/>
+                <w:lang w:val="es-CO" w:eastAsia="es-CO"/>
+              </w:rPr>
+              <w:t>return</w:t>
+            </w:r>
+            <w:r>
+              <w:rPr>
+                <w:rFonts w:ascii="Consolas" w:eastAsia="Times New Roman" w:hAnsi="Consolas" w:cs="Times New Roman"/>
+                <w:color w:val="D4D4D4"/>
+                <w:sz w:val="21"/>
+                <w:szCs w:val="21"/>
+                <w:lang w:val="es-CO" w:eastAsia="es-CO"/>
+              </w:rPr>
+              <w:t xml:space="preserve"> </w:t>
+            </w:r>
+            <w:r>
+              <w:rPr>
+                <w:rFonts w:ascii="Consolas" w:eastAsia="Times New Roman" w:hAnsi="Consolas" w:cs="Times New Roman"/>
+                <w:color w:val="A5D6FF"/>
+                <w:sz w:val="21"/>
+                <w:szCs w:val="21"/>
+                <w:lang w:val="es-CO" w:eastAsia="es-CO"/>
+              </w:rPr>
+              <w:t>"¡Error detectado en la transmisión!"</w:t>
+            </w:r>
+          </w:p>
+          <w:p>
+            <w:pPr>
+              <w:widowControl/>
+              <w:shd w:val="clear" w:color="auto" w:fill="121314"/>
+              <w:spacing w:line="285" w:lineRule="atLeast"/>
+              <w:rPr>
+                <w:rFonts w:ascii="Consolas" w:eastAsia="Times New Roman" w:hAnsi="Consolas" w:cs="Times New Roman"/>
+                <w:color w:val="BBBEBF"/>
+                <w:sz w:val="21"/>
+                <w:szCs w:val="21"/>
+                <w:lang w:val="es-CO" w:eastAsia="es-CO"/>
+              </w:rPr>
+            </w:pPr>
+            <w:r>
+              <w:rPr>
+                <w:rFonts w:ascii="Consolas" w:eastAsia="Times New Roman" w:hAnsi="Consolas" w:cs="Times New Roman"/>
+                <w:color w:val="D4D4D4"/>
+                <w:sz w:val="21"/>
+                <w:szCs w:val="21"/>
+                <w:lang w:val="es-CO" w:eastAsia="es-CO"/>
+              </w:rPr>
+              <w:t xml:space="preserve">        </w:t>
+            </w:r>
+          </w:p>
+          <w:p>
+            <w:pPr>
+              <w:widowControl/>
+              <w:shd w:val="clear" w:color="auto" w:fill="121314"/>
+              <w:spacing w:line="285" w:lineRule="atLeast"/>
+              <w:rPr>
+                <w:rFonts w:ascii="Consolas" w:eastAsia="Times New Roman" w:hAnsi="Consolas" w:cs="Times New Roman"/>
+                <w:color w:val="BBBEBF"/>
+                <w:sz w:val="21"/>
+                <w:szCs w:val="21"/>
+                <w:lang w:val="es-CO" w:eastAsia="es-CO"/>
+              </w:rPr>
+            </w:pPr>
+            <w:r>
+              <w:rPr>
+                <w:rFonts w:ascii="Consolas" w:eastAsia="Times New Roman" w:hAnsi="Consolas" w:cs="Times New Roman"/>
+                <w:color w:val="D4D4D4"/>
+                <w:sz w:val="21"/>
+                <w:szCs w:val="21"/>
+                <w:lang w:val="es-CO" w:eastAsia="es-CO"/>
+              </w:rPr>
+              <w:t xml:space="preserve">    </w:t>
+            </w:r>
+            <w:r>
+              <w:rPr>
+                <w:rFonts w:ascii="Consolas" w:eastAsia="Times New Roman" w:hAnsi="Consolas" w:cs="Times New Roman"/>
+                <w:color w:val="8B949E"/>
+                <w:sz w:val="21"/>
+                <w:szCs w:val="21"/>
+                <w:lang w:val="es-CO" w:eastAsia="es-CO"/>
+              </w:rPr>
+              <w:t xml:space="preserve">#Prueba del algoritmo </w:t>
+            </w:r>
+          </w:p>
+          <w:p>
+            <w:pPr>
+              <w:widowControl/>
+              <w:shd w:val="clear" w:color="auto" w:fill="121314"/>
+              <w:spacing w:line="285" w:lineRule="atLeast"/>
+              <w:rPr>
+                <w:rFonts w:ascii="Consolas" w:eastAsia="Times New Roman" w:hAnsi="Consolas" w:cs="Times New Roman"/>
+                <w:color w:val="BBBEBF"/>
+                <w:sz w:val="21"/>
+                <w:szCs w:val="21"/>
+                <w:lang w:val="es-CO" w:eastAsia="es-CO"/>
+              </w:rPr>
+            </w:pPr>
+            <w:r>
+              <w:rPr>
+                <w:rFonts w:ascii="Consolas" w:eastAsia="Times New Roman" w:hAnsi="Consolas" w:cs="Times New Roman"/>
+                <w:color w:val="D4D4D4"/>
+                <w:sz w:val="21"/>
+                <w:szCs w:val="21"/>
+                <w:lang w:val="es-CO" w:eastAsia="es-CO"/>
+              </w:rPr>
+              <w:t xml:space="preserve">    mensaje_recibido = </w:t>
+            </w:r>
+            <w:r>
+              <w:rPr>
+                <w:rFonts w:ascii="Consolas" w:eastAsia="Times New Roman" w:hAnsi="Consolas" w:cs="Times New Roman"/>
+                <w:color w:val="A5D6FF"/>
+                <w:sz w:val="21"/>
+                <w:szCs w:val="21"/>
+                <w:lang w:val="es-CO" w:eastAsia="es-CO"/>
+              </w:rPr>
+              <w:t>"1010111"</w:t>
+            </w:r>
+            <w:r>
+              <w:rPr>
+                <w:rFonts w:ascii="Consolas" w:eastAsia="Times New Roman" w:hAnsi="Consolas" w:cs="Times New Roman"/>
+                <w:color w:val="D4D4D4"/>
+                <w:sz w:val="21"/>
+                <w:szCs w:val="21"/>
+                <w:lang w:val="es-CO" w:eastAsia="es-CO"/>
+              </w:rPr>
+              <w:t xml:space="preserve"> </w:t>
+            </w:r>
+          </w:p>
+          <w:p>
+            <w:pPr>
+              <w:widowControl/>
+              <w:shd w:val="clear" w:color="auto" w:fill="121314"/>
+              <w:spacing w:line="285" w:lineRule="atLeast"/>
+              <w:rPr>
+                <w:rFonts w:ascii="Consolas" w:eastAsia="Times New Roman" w:hAnsi="Consolas" w:cs="Times New Roman"/>
+                <w:color w:val="BBBEBF"/>
+                <w:sz w:val="21"/>
+                <w:szCs w:val="21"/>
+                <w:lang w:val="es-CO" w:eastAsia="es-CO"/>
+              </w:rPr>
+            </w:pPr>
+            <w:r>
+              <w:rPr>
+                <w:rFonts w:ascii="Consolas" w:eastAsia="Times New Roman" w:hAnsi="Consolas" w:cs="Times New Roman"/>
+                <w:color w:val="D4D4D4"/>
+                <w:sz w:val="21"/>
+                <w:szCs w:val="21"/>
+                <w:lang w:val="es-CO" w:eastAsia="es-CO"/>
+              </w:rPr>
+              <w:t xml:space="preserve">    </w:t>
+            </w:r>
+            <w:r>
+              <w:rPr>
+                <w:rFonts w:ascii="Consolas" w:eastAsia="Times New Roman" w:hAnsi="Consolas" w:cs="Times New Roman"/>
+                <w:color w:val="DCDCAA"/>
+                <w:sz w:val="21"/>
+                <w:szCs w:val="21"/>
+                <w:lang w:val="es-CO" w:eastAsia="es-CO"/>
+              </w:rPr>
+              <w:t>print</w:t>
+            </w:r>
+            <w:r>
+              <w:rPr>
+                <w:rFonts w:ascii="Consolas" w:eastAsia="Times New Roman" w:hAnsi="Consolas" w:cs="Times New Roman"/>
+                <w:color w:val="D4D4D4"/>
+                <w:sz w:val="21"/>
+                <w:szCs w:val="21"/>
+                <w:lang w:val="es-CO" w:eastAsia="es-CO"/>
+              </w:rPr>
+              <w:t>(verificar_paridad_par(mensaje_recibido))</w:t>
+            </w:r>
+          </w:p>
+          <w:p>
+            <w:pPr>
+              <w:widowControl/>
+              <w:shd w:val="clear" w:color="auto" w:fill="121314"/>
+              <w:spacing w:line="285" w:lineRule="atLeast"/>
+              <w:rPr>
+                <w:rFonts w:ascii="Consolas" w:eastAsia="Times New Roman" w:hAnsi="Consolas" w:cs="Times New Roman"/>
+                <w:color w:val="BBBEBF"/>
+                <w:sz w:val="21"/>
+                <w:szCs w:val="21"/>
+                <w:lang w:val="es-CO" w:eastAsia="es-CO"/>
+              </w:rPr>
+            </w:pPr>
+            <w:r>
+              <w:rPr>
+                <w:rFonts w:ascii="Consolas" w:eastAsia="Times New Roman" w:hAnsi="Consolas" w:cs="Times New Roman"/>
+                <w:color w:val="BBBEBF"/>
+                <w:sz w:val="21"/>
+                <w:szCs w:val="21"/>
+                <w:lang w:val="es-CO" w:eastAsia="es-CO"/>
+              </w:rPr>
+              <w:t>```</w:t>
+            </w:r>
+          </w:p>
+          <w:p>
+            <w:pPr>
+              <w:pStyle w:val="Sinespaciado"/>
+              <w:rPr>
+                <w:rFonts w:ascii="Consolas" w:eastAsia="Times New Roman" w:hAnsi="Consolas" w:cs="Times New Roman"/>
+                <w:color w:val="8B949E"/>
+                <w:sz w:val="21"/>
+                <w:szCs w:val="21"/>
+                <w:lang w:val="en-US" w:eastAsia="es-ES_tradnl"/>
+              </w:rPr>
+            </w:pPr>
+          </w:p>
+          <w:p>
+            <w:pPr>
+              <w:pStyle w:val="Sinespaciado"/>
+              <w:rPr>
+                <w:rFonts w:ascii="Consolas" w:eastAsia="Times New Roman" w:hAnsi="Consolas" w:cs="Times New Roman"/>
+                <w:color w:val="8B949E"/>
+                <w:sz w:val="21"/>
+                <w:szCs w:val="21"/>
+                <w:lang w:val="en-US" w:eastAsia="es-ES_tradnl"/>
+              </w:rPr>
+            </w:pPr>
+          </w:p>
+        </w:tc>
+      </w:tr>
+    </w:tbl>
+    <w:p>
+      <w:pPr>
+        <w:widowControl/>
+        <w:spacing w:after="160" w:line="278" w:lineRule="auto"/>
+        <w:rPr>
+          <w:lang w:val="en-US"/>
+        </w:rPr>
+      </w:pPr>
+    </w:p>
+    <w:p>
+      <w:pPr>
+        <w:widowControl/>
+        <w:spacing w:after="160" w:line="278" w:lineRule="auto"/>
+        <w:rPr>
+          <w:lang w:val="en-US"/>
+        </w:rPr>
+      </w:pPr>
+    </w:p>
+    <w:tbl>
+      <w:tblPr>
+        <w:tblStyle w:val="Tablaconcuadrcula"/>
         <w:tblW w:w="0" w:type="auto"/>
         <w:tblLook w:val="04A0" w:firstRow="1" w:lastRow="0" w:firstColumn="1" w:lastColumn="0" w:noHBand="0" w:noVBand="1"/>
       </w:tblPr>
@@ -4595,6 +6754,12 @@
               </w:rPr>
               <w:t>Vista previa</w:t>
             </w:r>
+            <w:r>
+              <w:rPr>
+                <w:lang w:val="es-ES_tradnl" w:eastAsia="es-ES_tradnl"/>
+              </w:rPr>
+              <w:t xml:space="preserve"> pagina1</w:t>
+            </w:r>
           </w:p>
         </w:tc>
       </w:tr>
@@ -4607,6 +6772,19 @@
             <w:tcW w:w="14966" w:type="dxa"/>
             <w:shd w:val="clear" w:color="auto" w:fill="000000" w:themeFill="text1"/>
           </w:tcPr>
+          <w:p>
+            <w:pPr>
+              <w:widowControl/>
+              <w:spacing w:after="240"/>
+              <w:rPr>
+                <w:rFonts w:ascii="Segoe UI" w:eastAsia="Times New Roman" w:hAnsi="Segoe UI" w:cs="Segoe UI"/>
+                <w:color w:val="D5CED9"/>
+                <w:sz w:val="21"/>
+                <w:szCs w:val="21"/>
+                <w:lang w:val="es-CO" w:eastAsia="es-CO"/>
+              </w:rPr>
+            </w:pPr>
+          </w:p>
           <w:p>
             <w:pPr>
               <w:widowControl/>
@@ -5164,6 +7342,9 @@
                   </m:e>
                 </m:func>
                 <m:r>
+                  <m:rPr>
+                    <m:sty m:val="p"/>
+                  </m:rPr>
                   <w:rPr>
                     <w:rFonts w:ascii="Cambria Math" w:eastAsia="Times New Roman" w:hAnsi="Cambria Math" w:cs="Times New Roman"/>
                     <w:sz w:val="24"/>
@@ -5278,7 +7459,6 @@
                 <w:lang w:val="es-CO" w:eastAsia="es-CO"/>
               </w:rPr>
             </w:pPr>
-            <w:proofErr w:type="spellStart"/>
             <w:r>
               <w:rPr>
                 <w:rFonts w:ascii="Segoe UI" w:eastAsia="Times New Roman" w:hAnsi="Segoe UI" w:cs="Segoe UI"/>
@@ -5289,9 +7469,32 @@
                 <w:szCs w:val="21"/>
                 <w:lang w:val="es-CO" w:eastAsia="es-CO"/>
               </w:rPr>
-              <w:t>Lossy</w:t>
-            </w:r>
-            <w:proofErr w:type="spellEnd"/>
+              <w:lastRenderedPageBreak/>
+              <w:t>Lossy:</w:t>
+            </w:r>
+            <w:r>
+              <w:rPr>
+                <w:rFonts w:ascii="Segoe UI" w:eastAsia="Times New Roman" w:hAnsi="Segoe UI" w:cs="Segoe UI"/>
+                <w:color w:val="D5CED9"/>
+                <w:sz w:val="21"/>
+                <w:szCs w:val="21"/>
+                <w:lang w:val="es-CO" w:eastAsia="es-CO"/>
+              </w:rPr>
+              <w:t> compresión con pérdida de información.</w:t>
+            </w:r>
+          </w:p>
+          <w:p>
+            <w:pPr>
+              <w:widowControl/>
+              <w:spacing w:after="240"/>
+              <w:rPr>
+                <w:rFonts w:ascii="Segoe UI" w:eastAsia="Times New Roman" w:hAnsi="Segoe UI" w:cs="Segoe UI"/>
+                <w:color w:val="D5CED9"/>
+                <w:sz w:val="21"/>
+                <w:szCs w:val="21"/>
+                <w:lang w:val="es-CO" w:eastAsia="es-CO"/>
+              </w:rPr>
+            </w:pPr>
             <w:r>
               <w:rPr>
                 <w:rFonts w:ascii="Segoe UI" w:eastAsia="Times New Roman" w:hAnsi="Segoe UI" w:cs="Segoe UI"/>
@@ -5302,57 +7505,7 @@
                 <w:szCs w:val="21"/>
                 <w:lang w:val="es-CO" w:eastAsia="es-CO"/>
               </w:rPr>
-              <w:t>:</w:t>
-            </w:r>
-            <w:r>
-              <w:rPr>
-                <w:rFonts w:ascii="Segoe UI" w:eastAsia="Times New Roman" w:hAnsi="Segoe UI" w:cs="Segoe UI"/>
-                <w:color w:val="D5CED9"/>
-                <w:sz w:val="21"/>
-                <w:szCs w:val="21"/>
-                <w:lang w:val="es-CO" w:eastAsia="es-CO"/>
-              </w:rPr>
-              <w:t> compresión con pérdida de información.</w:t>
-            </w:r>
-          </w:p>
-          <w:p>
-            <w:pPr>
-              <w:widowControl/>
-              <w:spacing w:after="240"/>
-              <w:rPr>
-                <w:rFonts w:ascii="Segoe UI" w:eastAsia="Times New Roman" w:hAnsi="Segoe UI" w:cs="Segoe UI"/>
-                <w:color w:val="D5CED9"/>
-                <w:sz w:val="21"/>
-                <w:szCs w:val="21"/>
-                <w:lang w:val="es-CO" w:eastAsia="es-CO"/>
-              </w:rPr>
-            </w:pPr>
-            <w:proofErr w:type="spellStart"/>
-            <w:r>
-              <w:rPr>
-                <w:rFonts w:ascii="Segoe UI" w:eastAsia="Times New Roman" w:hAnsi="Segoe UI" w:cs="Segoe UI"/>
-                <w:b/>
-                <w:bCs/>
-                <w:color w:val="D5CED9"/>
-                <w:sz w:val="21"/>
-                <w:szCs w:val="21"/>
-                <w:lang w:val="es-CO" w:eastAsia="es-CO"/>
-              </w:rPr>
-              <w:lastRenderedPageBreak/>
-              <w:t>Lossless</w:t>
-            </w:r>
-            <w:proofErr w:type="spellEnd"/>
-            <w:r>
-              <w:rPr>
-                <w:rFonts w:ascii="Segoe UI" w:eastAsia="Times New Roman" w:hAnsi="Segoe UI" w:cs="Segoe UI"/>
-                <w:b/>
-                <w:bCs/>
-                <w:color w:val="D5CED9"/>
-                <w:sz w:val="21"/>
-                <w:szCs w:val="21"/>
-                <w:lang w:val="es-CO" w:eastAsia="es-CO"/>
-              </w:rPr>
-              <w:t>:</w:t>
+              <w:t>Lossless:</w:t>
             </w:r>
             <w:r>
               <w:rPr>
@@ -5823,7 +7976,6 @@
                       <w:lang w:val="es-CO" w:eastAsia="es-CO"/>
                     </w:rPr>
                   </w:pPr>
-                  <w:proofErr w:type="spellStart"/>
                   <w:r>
                     <w:rPr>
                       <w:rFonts w:ascii="Segoe UI" w:eastAsia="Times New Roman" w:hAnsi="Segoe UI" w:cs="Segoe UI"/>
@@ -5834,7 +7986,6 @@
                     </w:rPr>
                     <w:t>Lossy</w:t>
                   </w:r>
-                  <w:proofErr w:type="spellEnd"/>
                 </w:p>
               </w:tc>
               <w:tc>
@@ -5935,7 +8086,6 @@
                       <w:lang w:val="es-CO" w:eastAsia="es-CO"/>
                     </w:rPr>
                   </w:pPr>
-                  <w:proofErr w:type="spellStart"/>
                   <w:r>
                     <w:rPr>
                       <w:rFonts w:ascii="Segoe UI" w:eastAsia="Times New Roman" w:hAnsi="Segoe UI" w:cs="Segoe UI"/>
@@ -5946,7 +8096,6 @@
                     </w:rPr>
                     <w:t>Lossless</w:t>
                   </w:r>
-                  <w:proofErr w:type="spellEnd"/>
                 </w:p>
               </w:tc>
               <w:tc>
@@ -6056,7 +8205,7 @@
               <w:widowControl/>
               <w:numPr>
                 <w:ilvl w:val="0"/>
-                <w:numId w:val="24"/>
+                <w:numId w:val="25"/>
               </w:numPr>
               <w:spacing w:before="100" w:beforeAutospacing="1" w:after="100" w:afterAutospacing="1"/>
               <w:rPr>
@@ -6083,7 +8232,7 @@
               <w:widowControl/>
               <w:numPr>
                 <w:ilvl w:val="0"/>
-                <w:numId w:val="24"/>
+                <w:numId w:val="25"/>
               </w:numPr>
               <w:spacing w:before="100" w:beforeAutospacing="1" w:after="100" w:afterAutospacing="1"/>
               <w:rPr>
@@ -6110,7 +8259,7 @@
               <w:widowControl/>
               <w:numPr>
                 <w:ilvl w:val="0"/>
-                <w:numId w:val="24"/>
+                <w:numId w:val="25"/>
               </w:numPr>
               <w:spacing w:before="100" w:beforeAutospacing="1" w:after="100" w:afterAutospacing="1"/>
               <w:rPr>
@@ -6121,7 +8270,6 @@
                 <w:lang w:val="es-CO" w:eastAsia="es-CO"/>
               </w:rPr>
             </w:pPr>
-            <w:proofErr w:type="gramStart"/>
             <w:r>
               <w:rPr>
                 <w:rFonts w:ascii="Segoe UI" w:eastAsia="Times New Roman" w:hAnsi="Segoe UI" w:cs="Segoe UI"/>
@@ -6130,18 +8278,8 @@
                 <w:szCs w:val="21"/>
                 <w:lang w:val="es-CO" w:eastAsia="es-CO"/>
               </w:rPr>
-              <w:t>[ ]</w:t>
-            </w:r>
-            <w:proofErr w:type="gramEnd"/>
-            <w:r>
-              <w:rPr>
-                <w:rFonts w:ascii="Segoe UI" w:eastAsia="Times New Roman" w:hAnsi="Segoe UI" w:cs="Segoe UI"/>
-                <w:color w:val="D5CED9"/>
-                <w:sz w:val="21"/>
-                <w:szCs w:val="21"/>
-                <w:lang w:val="es-CO" w:eastAsia="es-CO"/>
-              </w:rPr>
-              <w:t xml:space="preserve"> Transmitir</w:t>
+              <w:lastRenderedPageBreak/>
+              <w:t>[ ] Transmitir</w:t>
             </w:r>
           </w:p>
           <w:p>
@@ -6149,7 +8287,7 @@
               <w:widowControl/>
               <w:numPr>
                 <w:ilvl w:val="0"/>
-                <w:numId w:val="24"/>
+                <w:numId w:val="25"/>
               </w:numPr>
               <w:spacing w:before="100" w:beforeAutospacing="1" w:after="100" w:afterAutospacing="1"/>
               <w:rPr>
@@ -6160,7 +8298,6 @@
                 <w:lang w:val="es-CO" w:eastAsia="es-CO"/>
               </w:rPr>
             </w:pPr>
-            <w:proofErr w:type="gramStart"/>
             <w:r>
               <w:rPr>
                 <w:rFonts w:ascii="Segoe UI" w:eastAsia="Times New Roman" w:hAnsi="Segoe UI" w:cs="Segoe UI"/>
@@ -6169,19 +8306,7 @@
                 <w:szCs w:val="21"/>
                 <w:lang w:val="es-CO" w:eastAsia="es-CO"/>
               </w:rPr>
-              <w:lastRenderedPageBreak/>
-              <w:t>[ ]</w:t>
-            </w:r>
-            <w:proofErr w:type="gramEnd"/>
-            <w:r>
-              <w:rPr>
-                <w:rFonts w:ascii="Segoe UI" w:eastAsia="Times New Roman" w:hAnsi="Segoe UI" w:cs="Segoe UI"/>
-                <w:color w:val="D5CED9"/>
-                <w:sz w:val="21"/>
-                <w:szCs w:val="21"/>
-                <w:lang w:val="es-CO" w:eastAsia="es-CO"/>
-              </w:rPr>
-              <w:t xml:space="preserve"> Recuperar</w:t>
+              <w:t>[ ] Recuperar</w:t>
             </w:r>
           </w:p>
           <w:p>
@@ -6307,29 +8432,7 @@
                 <w:szCs w:val="21"/>
                 <w:lang w:val="es-CO" w:eastAsia="es-CO"/>
               </w:rPr>
-              <w:t xml:space="preserve">Esto no ocurre en la compresión </w:t>
-            </w:r>
-            <w:proofErr w:type="spellStart"/>
-            <w:r>
-              <w:rPr>
-                <w:rFonts w:ascii="Segoe UI" w:eastAsia="Times New Roman" w:hAnsi="Segoe UI" w:cs="Segoe UI"/>
-                <w:color w:val="D5CED9"/>
-                <w:sz w:val="21"/>
-                <w:szCs w:val="21"/>
-                <w:lang w:val="es-CO" w:eastAsia="es-CO"/>
-              </w:rPr>
-              <w:t>Lossless</w:t>
-            </w:r>
-            <w:proofErr w:type="spellEnd"/>
-            <w:r>
-              <w:rPr>
-                <w:rFonts w:ascii="Segoe UI" w:eastAsia="Times New Roman" w:hAnsi="Segoe UI" w:cs="Segoe UI"/>
-                <w:color w:val="D5CED9"/>
-                <w:sz w:val="21"/>
-                <w:szCs w:val="21"/>
-                <w:lang w:val="es-CO" w:eastAsia="es-CO"/>
-              </w:rPr>
-              <w:t>, ya que permite recuperar la información original.</w:t>
+              <w:t>Esto no ocurre en la compresión Lossless, ya que permite recuperar la información original.</w:t>
             </w:r>
           </w:p>
           <w:p>
@@ -6540,8 +8643,8 @@
                 <w:szCs w:val="24"/>
                 <w:lang w:val="es-CO" w:eastAsia="es-CO"/>
               </w:rPr>
-              <w:pict w14:anchorId="19903419">
-                <v:rect id="_x0000_i1044" style="width:0;height:.75pt" o:hralign="center" o:hrstd="t" o:hr="t" fillcolor="#a0a0a0" stroked="f"/>
+              <w:pict w14:anchorId="24D93EE1">
+                <v:rect id="_x0000_i1026" style="width:0;height:.75pt" o:hralign="center" o:hrstd="t" o:hr="t" fillcolor="#a0a0a0" stroked="f"/>
               </w:pict>
             </w:r>
           </w:p>
@@ -6593,7 +8696,7 @@
                 <w:szCs w:val="21"/>
                 <w:lang w:val="es-CO" w:eastAsia="es-CO"/>
               </w:rPr>
-              <w:t>Para ver más conceptos puedes consultar la </w:t>
+              <w:t>Para ver más información puedes consultar el siguiente vídeo </w:t>
             </w:r>
             <w:hyperlink r:id="rId10" w:history="1">
               <w:r>
@@ -6604,7 +8707,7 @@
                   <w:szCs w:val="21"/>
                   <w:lang w:val="es-CO" w:eastAsia="es-CO"/>
                 </w:rPr>
-                <w:t>página 2</w:t>
+                <w:t>Teoría de Shannon</w:t>
               </w:r>
             </w:hyperlink>
             <w:r>
@@ -6621,6 +8724,34 @@
           <w:p>
             <w:pPr>
               <w:widowControl/>
+              <w:spacing w:before="360" w:after="240"/>
+              <w:outlineLvl w:val="1"/>
+              <w:rPr>
+                <w:rFonts w:ascii="Segoe UI" w:eastAsia="Times New Roman" w:hAnsi="Segoe UI" w:cs="Segoe UI"/>
+                <w:b/>
+                <w:bCs/>
+                <w:color w:val="D5CED9"/>
+                <w:sz w:val="36"/>
+                <w:szCs w:val="36"/>
+                <w:lang w:val="es-CO" w:eastAsia="es-CO"/>
+              </w:rPr>
+            </w:pPr>
+            <w:r>
+              <w:rPr>
+                <w:rFonts w:ascii="Segoe UI" w:eastAsia="Times New Roman" w:hAnsi="Segoe UI" w:cs="Segoe UI"/>
+                <w:b/>
+                <w:bCs/>
+                <w:color w:val="D5CED9"/>
+                <w:sz w:val="36"/>
+                <w:szCs w:val="36"/>
+                <w:lang w:val="es-CO" w:eastAsia="es-CO"/>
+              </w:rPr>
+              <w:t>Para saber más</w:t>
+            </w:r>
+          </w:p>
+          <w:p>
+            <w:pPr>
+              <w:widowControl/>
               <w:spacing w:after="240"/>
               <w:rPr>
                 <w:rFonts w:ascii="Segoe UI" w:eastAsia="Times New Roman" w:hAnsi="Segoe UI" w:cs="Segoe UI"/>
@@ -6630,6 +8761,38 @@
                 <w:lang w:val="es-CO" w:eastAsia="es-CO"/>
               </w:rPr>
             </w:pPr>
+            <w:r>
+              <w:rPr>
+                <w:rFonts w:ascii="Segoe UI" w:eastAsia="Times New Roman" w:hAnsi="Segoe UI" w:cs="Segoe UI"/>
+                <w:color w:val="D5CED9"/>
+                <w:sz w:val="21"/>
+                <w:szCs w:val="21"/>
+                <w:lang w:val="es-CO" w:eastAsia="es-CO"/>
+              </w:rPr>
+              <w:t>Consulte la página </w:t>
+            </w:r>
+            <w:hyperlink r:id="rId11" w:history="1">
+              <w:r>
+                <w:rPr>
+                  <w:rFonts w:ascii="Segoe UI" w:eastAsia="Times New Roman" w:hAnsi="Segoe UI" w:cs="Segoe UI"/>
+                  <w:color w:val="3794FF"/>
+                  <w:sz w:val="21"/>
+                  <w:szCs w:val="21"/>
+                  <w:lang w:val="es-CO" w:eastAsia="es-CO"/>
+                </w:rPr>
+                <w:t>Transmisión de datos</w:t>
+              </w:r>
+            </w:hyperlink>
+            <w:r>
+              <w:rPr>
+                <w:rFonts w:ascii="Segoe UI" w:eastAsia="Times New Roman" w:hAnsi="Segoe UI" w:cs="Segoe UI"/>
+                <w:color w:val="D5CED9"/>
+                <w:sz w:val="21"/>
+                <w:szCs w:val="21"/>
+                <w:lang w:val="es-CO" w:eastAsia="es-CO"/>
+              </w:rPr>
+              <w:t> para conocer cómo viaja la información, cómo optimizar el espacio y cómo garantizar la integridad de los datos.</w:t>
+            </w:r>
           </w:p>
           <w:p>
             <w:pPr>
@@ -6660,6 +8823,15 @@
       <w:pPr>
         <w:widowControl/>
         <w:spacing w:after="160" w:line="278" w:lineRule="auto"/>
+      </w:pPr>
+    </w:p>
+    <w:p>
+      <w:pPr>
+        <w:widowControl/>
+        <w:spacing w:after="160" w:line="278" w:lineRule="auto"/>
+        <w:rPr>
+          <w:lang w:val="en-US"/>
+        </w:rPr>
       </w:pPr>
     </w:p>
     <w:sectPr>
@@ -6676,7 +8848,7 @@
 <w:numbering xmlns:wpc="http://schemas.microsoft.com/office/word/2010/wordprocessingCanvas" xmlns:cx="http://schemas.microsoft.com/office/drawing/2014/chartex" xmlns:cx1="http://schemas.microsoft.com/office/drawing/2015/9/8/chartex" xmlns:cx2="http://schemas.microsoft.com/office/drawing/2015/10/21/chartex" xmlns:cx3="http://schemas.microsoft.com/office/drawing/2016/5/9/chartex" xmlns:cx4="http://schemas.microsoft.com/office/drawing/2016/5/10/chartex" xmlns:cx5="http://schemas.microsoft.com/office/drawing/2016/5/11/chartex" xmlns:cx6="http://schemas.microsoft.com/office/drawing/2016/5/12/chartex" xmlns:cx7="http://schemas.microsoft.com/office/drawing/2016/5/13/chartex" xmlns:cx8="http://schemas.microsoft.com/office/drawing/2016/5/14/chartex" xmlns:mc="http://schemas.openxmlformats.org/markup-compatibility/2006" xmlns:aink="http://schemas.microsoft.com/office/drawing/2016/ink" xmlns:am3d="http://schemas.microsoft.com/office/drawing/2017/model3d" xmlns:o="urn:schemas-microsoft-com:office:office" xmlns:oel="http://schemas.microsoft.com/office/2019/extlst" xmlns:r="http://schemas.openxmlformats.org/officeDocument/2006/relationships" xmlns:m="http://schemas.openxmlformats.org/officeDocument/2006/math" xmlns:v="urn:schemas-microsoft-com:vml" xmlns:wp14="http://schemas.microsoft.com/office/word/2010/wordprocessingDrawing" xmlns:wp="http://schemas.openxmlformats.org/drawingml/2006/wordprocessingDrawing" xmlns:w10="urn:schemas-microsoft-com:office:word" xmlns:w="http://schemas.openxmlformats.org/wordprocessingml/2006/main" xmlns:w14="http://schemas.microsoft.com/office/word/2010/wordml" xmlns:w15="http://schemas.microsoft.com/office/word/2012/wordml" xmlns:w16cex="http://schemas.microsoft.com/office/word/2018/wordml/cex" xmlns:w16cid="http://schemas.microsoft.com/office/word/2016/wordml/cid" xmlns:w16="http://schemas.microsoft.com/office/word/2018/wordml" xmlns:w16du="http://schemas.microsoft.com/office/word/2023/wordml/word16du" xmlns:w16sdtdh="http://schemas.microsoft.com/office/word/2020/wordml/sdtdatahash" xmlns:w16sdtfl="http://schemas.microsoft.com/office/word/2024/wordml/sdtformatlock" xmlns:w16se="http://schemas.microsoft.com/office/word/2015/wordml/symex" xmlns:wpg="http://schemas.microsoft.com/office/word/2010/wordprocessingGroup" xmlns:wpi="http://schemas.microsoft.com/office/word/2010/wordprocessingInk" xmlns:wne="http://schemas.microsoft.com/office/word/2006/wordml" xmlns:wps="http://schemas.microsoft.com/office/word/2010/wordprocessingShape" mc:Ignorable="w14 w15 w16se w16cid w16 w16cex w16sdtdh w16sdtfl w16du wp14">
   <w:numPicBullet w:numPicBulletId="0">
     <w:pict>
-      <v:shapetype w14:anchorId="1BBB2E23" id="_x0000_t75" coordsize="21600,21600" o:spt="75" o:preferrelative="t" path="m@4@5l@4@11@9@11@9@5xe" filled="f" stroked="f">
+      <v:shapetype id="_x0000_t75" coordsize="21600,21600" o:spt="75" o:preferrelative="t" path="m@4@5l@4@11@9@11@9@5xe" filled="f" stroked="f">
         <v:stroke joinstyle="miter"/>
         <v:formulas>
           <v:f eqn="if lineDrawn pixelLineWidth 0"/>
@@ -6695,7 +8867,7 @@
         <v:path o:extrusionok="f" gradientshapeok="t" o:connecttype="rect"/>
         <o:lock v:ext="edit" aspectratio="t"/>
       </v:shapetype>
-      <v:shape id="_x0000_i1025" type="#_x0000_t75" style="width:.6pt;height:.6pt;visibility:visible;mso-wrap-style:square" o:bullet="t">
+      <v:shape id="_x0000_i1050" type="#_x0000_t75" style="width:.75pt;height:.75pt;visibility:visible;mso-wrap-style:square" o:bullet="t">
         <v:imagedata r:id="rId1" o:title=""/>
       </v:shape>
     </w:pict>
@@ -7076,6 +9248,155 @@
     </w:lvl>
   </w:abstractNum>
   <w:abstractNum w:abstractNumId="3" w15:restartNumberingAfterBreak="0">
+    <w:nsid w:val="07F85EEB"/>
+    <w:multiLevelType w:val="multilevel"/>
+    <w:tmpl w:val="7312DD34"/>
+    <w:lvl w:ilvl="0">
+      <w:start w:val="1"/>
+      <w:numFmt w:val="bullet"/>
+      <w:lvlText w:val=""/>
+      <w:lvlJc w:val="left"/>
+      <w:pPr>
+        <w:tabs>
+          <w:tab w:val="num" w:pos="720"/>
+        </w:tabs>
+        <w:ind w:left="720" w:hanging="360"/>
+      </w:pPr>
+      <w:rPr>
+        <w:rFonts w:ascii="Symbol" w:hAnsi="Symbol" w:hint="default"/>
+        <w:sz w:val="20"/>
+      </w:rPr>
+    </w:lvl>
+    <w:lvl w:ilvl="1" w:tentative="1">
+      <w:start w:val="1"/>
+      <w:numFmt w:val="bullet"/>
+      <w:lvlText w:val="o"/>
+      <w:lvlJc w:val="left"/>
+      <w:pPr>
+        <w:tabs>
+          <w:tab w:val="num" w:pos="1440"/>
+        </w:tabs>
+        <w:ind w:left="1440" w:hanging="360"/>
+      </w:pPr>
+      <w:rPr>
+        <w:rFonts w:ascii="Courier New" w:hAnsi="Courier New" w:hint="default"/>
+        <w:sz w:val="20"/>
+      </w:rPr>
+    </w:lvl>
+    <w:lvl w:ilvl="2" w:tentative="1">
+      <w:start w:val="1"/>
+      <w:numFmt w:val="bullet"/>
+      <w:lvlText w:val=""/>
+      <w:lvlJc w:val="left"/>
+      <w:pPr>
+        <w:tabs>
+          <w:tab w:val="num" w:pos="2160"/>
+        </w:tabs>
+        <w:ind w:left="2160" w:hanging="360"/>
+      </w:pPr>
+      <w:rPr>
+        <w:rFonts w:ascii="Wingdings" w:hAnsi="Wingdings" w:hint="default"/>
+        <w:sz w:val="20"/>
+      </w:rPr>
+    </w:lvl>
+    <w:lvl w:ilvl="3" w:tentative="1">
+      <w:start w:val="1"/>
+      <w:numFmt w:val="bullet"/>
+      <w:lvlText w:val=""/>
+      <w:lvlJc w:val="left"/>
+      <w:pPr>
+        <w:tabs>
+          <w:tab w:val="num" w:pos="2880"/>
+        </w:tabs>
+        <w:ind w:left="2880" w:hanging="360"/>
+      </w:pPr>
+      <w:rPr>
+        <w:rFonts w:ascii="Wingdings" w:hAnsi="Wingdings" w:hint="default"/>
+        <w:sz w:val="20"/>
+      </w:rPr>
+    </w:lvl>
+    <w:lvl w:ilvl="4" w:tentative="1">
+      <w:start w:val="1"/>
+      <w:numFmt w:val="bullet"/>
+      <w:lvlText w:val=""/>
+      <w:lvlJc w:val="left"/>
+      <w:pPr>
+        <w:tabs>
+          <w:tab w:val="num" w:pos="3600"/>
+        </w:tabs>
+        <w:ind w:left="3600" w:hanging="360"/>
+      </w:pPr>
+      <w:rPr>
+        <w:rFonts w:ascii="Wingdings" w:hAnsi="Wingdings" w:hint="default"/>
+        <w:sz w:val="20"/>
+      </w:rPr>
+    </w:lvl>
+    <w:lvl w:ilvl="5" w:tentative="1">
+      <w:start w:val="1"/>
+      <w:numFmt w:val="bullet"/>
+      <w:lvlText w:val=""/>
+      <w:lvlJc w:val="left"/>
+      <w:pPr>
+        <w:tabs>
+          <w:tab w:val="num" w:pos="4320"/>
+        </w:tabs>
+        <w:ind w:left="4320" w:hanging="360"/>
+      </w:pPr>
+      <w:rPr>
+        <w:rFonts w:ascii="Wingdings" w:hAnsi="Wingdings" w:hint="default"/>
+        <w:sz w:val="20"/>
+      </w:rPr>
+    </w:lvl>
+    <w:lvl w:ilvl="6" w:tentative="1">
+      <w:start w:val="1"/>
+      <w:numFmt w:val="bullet"/>
+      <w:lvlText w:val=""/>
+      <w:lvlJc w:val="left"/>
+      <w:pPr>
+        <w:tabs>
+          <w:tab w:val="num" w:pos="5040"/>
+        </w:tabs>
+        <w:ind w:left="5040" w:hanging="360"/>
+      </w:pPr>
+      <w:rPr>
+        <w:rFonts w:ascii="Wingdings" w:hAnsi="Wingdings" w:hint="default"/>
+        <w:sz w:val="20"/>
+      </w:rPr>
+    </w:lvl>
+    <w:lvl w:ilvl="7" w:tentative="1">
+      <w:start w:val="1"/>
+      <w:numFmt w:val="bullet"/>
+      <w:lvlText w:val=""/>
+      <w:lvlJc w:val="left"/>
+      <w:pPr>
+        <w:tabs>
+          <w:tab w:val="num" w:pos="5760"/>
+        </w:tabs>
+        <w:ind w:left="5760" w:hanging="360"/>
+      </w:pPr>
+      <w:rPr>
+        <w:rFonts w:ascii="Wingdings" w:hAnsi="Wingdings" w:hint="default"/>
+        <w:sz w:val="20"/>
+      </w:rPr>
+    </w:lvl>
+    <w:lvl w:ilvl="8" w:tentative="1">
+      <w:start w:val="1"/>
+      <w:numFmt w:val="bullet"/>
+      <w:lvlText w:val=""/>
+      <w:lvlJc w:val="left"/>
+      <w:pPr>
+        <w:tabs>
+          <w:tab w:val="num" w:pos="6480"/>
+        </w:tabs>
+        <w:ind w:left="6480" w:hanging="360"/>
+      </w:pPr>
+      <w:rPr>
+        <w:rFonts w:ascii="Wingdings" w:hAnsi="Wingdings" w:hint="default"/>
+        <w:sz w:val="20"/>
+      </w:rPr>
+    </w:lvl>
+  </w:abstractNum>
+  <w:abstractNum w:abstractNumId="4" w15:restartNumberingAfterBreak="0">
     <w:nsid w:val="0DBE5497"/>
     <w:multiLevelType w:val="multilevel"/>
     <w:tmpl w:val="D7D83168"/>
@@ -7188,7 +9509,7 @@
       </w:rPr>
     </w:lvl>
   </w:abstractNum>
-  <w:abstractNum w:abstractNumId="4" w15:restartNumberingAfterBreak="0">
+  <w:abstractNum w:abstractNumId="5" w15:restartNumberingAfterBreak="0">
     <w:nsid w:val="0F7C4AA3"/>
     <w:multiLevelType w:val="hybridMultilevel"/>
     <w:tmpl w:val="4A58788E"/>
@@ -7274,7 +9595,7 @@
       </w:pPr>
     </w:lvl>
   </w:abstractNum>
-  <w:abstractNum w:abstractNumId="5" w15:restartNumberingAfterBreak="0">
+  <w:abstractNum w:abstractNumId="6" w15:restartNumberingAfterBreak="0">
     <w:nsid w:val="11830323"/>
     <w:multiLevelType w:val="hybridMultilevel"/>
     <w:tmpl w:val="8604D470"/>
@@ -7386,7 +9707,7 @@
       </w:rPr>
     </w:lvl>
   </w:abstractNum>
-  <w:abstractNum w:abstractNumId="6" w15:restartNumberingAfterBreak="0">
+  <w:abstractNum w:abstractNumId="7" w15:restartNumberingAfterBreak="0">
     <w:nsid w:val="18CB4F5F"/>
     <w:multiLevelType w:val="multilevel"/>
     <w:tmpl w:val="84563A72"/>
@@ -7535,7 +9856,7 @@
       </w:rPr>
     </w:lvl>
   </w:abstractNum>
-  <w:abstractNum w:abstractNumId="7" w15:restartNumberingAfterBreak="0">
+  <w:abstractNum w:abstractNumId="8" w15:restartNumberingAfterBreak="0">
     <w:nsid w:val="1B387017"/>
     <w:multiLevelType w:val="multilevel"/>
     <w:tmpl w:val="E3CA6102"/>
@@ -7684,7 +10005,7 @@
       </w:rPr>
     </w:lvl>
   </w:abstractNum>
-  <w:abstractNum w:abstractNumId="8" w15:restartNumberingAfterBreak="0">
+  <w:abstractNum w:abstractNumId="9" w15:restartNumberingAfterBreak="0">
     <w:nsid w:val="1C5A6C5E"/>
     <w:multiLevelType w:val="multilevel"/>
     <w:tmpl w:val="21A400FA"/>
@@ -7797,7 +10118,7 @@
       </w:pPr>
     </w:lvl>
   </w:abstractNum>
-  <w:abstractNum w:abstractNumId="9" w15:restartNumberingAfterBreak="0">
+  <w:abstractNum w:abstractNumId="10" w15:restartNumberingAfterBreak="0">
     <w:nsid w:val="1D295A7B"/>
     <w:multiLevelType w:val="multilevel"/>
     <w:tmpl w:val="CEF2A864"/>
@@ -7946,7 +10267,7 @@
       </w:rPr>
     </w:lvl>
   </w:abstractNum>
-  <w:abstractNum w:abstractNumId="10" w15:restartNumberingAfterBreak="0">
+  <w:abstractNum w:abstractNumId="11" w15:restartNumberingAfterBreak="0">
     <w:nsid w:val="253D4DE9"/>
     <w:multiLevelType w:val="multilevel"/>
     <w:tmpl w:val="73782F7C"/>
@@ -8095,7 +10416,7 @@
       </w:rPr>
     </w:lvl>
   </w:abstractNum>
-  <w:abstractNum w:abstractNumId="11" w15:restartNumberingAfterBreak="0">
+  <w:abstractNum w:abstractNumId="12" w15:restartNumberingAfterBreak="0">
     <w:nsid w:val="29487971"/>
     <w:multiLevelType w:val="hybridMultilevel"/>
     <w:tmpl w:val="86725E36"/>
@@ -8208,7 +10529,7 @@
       </w:rPr>
     </w:lvl>
   </w:abstractNum>
-  <w:abstractNum w:abstractNumId="12" w15:restartNumberingAfterBreak="0">
+  <w:abstractNum w:abstractNumId="13" w15:restartNumberingAfterBreak="0">
     <w:nsid w:val="2A6B051F"/>
     <w:multiLevelType w:val="hybridMultilevel"/>
     <w:tmpl w:val="E4D4349E"/>
@@ -8321,7 +10642,7 @@
       </w:rPr>
     </w:lvl>
   </w:abstractNum>
-  <w:abstractNum w:abstractNumId="13" w15:restartNumberingAfterBreak="0">
+  <w:abstractNum w:abstractNumId="14" w15:restartNumberingAfterBreak="0">
     <w:nsid w:val="34E03DFF"/>
     <w:multiLevelType w:val="hybridMultilevel"/>
     <w:tmpl w:val="171CE20C"/>
@@ -8410,7 +10731,7 @@
       </w:pPr>
     </w:lvl>
   </w:abstractNum>
-  <w:abstractNum w:abstractNumId="14" w15:restartNumberingAfterBreak="0">
+  <w:abstractNum w:abstractNumId="15" w15:restartNumberingAfterBreak="0">
     <w:nsid w:val="4DAD1AF7"/>
     <w:multiLevelType w:val="hybridMultilevel"/>
     <w:tmpl w:val="64489FF2"/>
@@ -8499,7 +10820,7 @@
       </w:pPr>
     </w:lvl>
   </w:abstractNum>
-  <w:abstractNum w:abstractNumId="15" w15:restartNumberingAfterBreak="0">
+  <w:abstractNum w:abstractNumId="16" w15:restartNumberingAfterBreak="0">
     <w:nsid w:val="4E59006B"/>
     <w:multiLevelType w:val="hybridMultilevel"/>
     <w:tmpl w:val="533E0582"/>
@@ -8585,7 +10906,7 @@
       </w:pPr>
     </w:lvl>
   </w:abstractNum>
-  <w:abstractNum w:abstractNumId="16" w15:restartNumberingAfterBreak="0">
+  <w:abstractNum w:abstractNumId="17" w15:restartNumberingAfterBreak="0">
     <w:nsid w:val="50993494"/>
     <w:multiLevelType w:val="multilevel"/>
     <w:tmpl w:val="B2087144"/>
@@ -8734,7 +11055,7 @@
       </w:rPr>
     </w:lvl>
   </w:abstractNum>
-  <w:abstractNum w:abstractNumId="17" w15:restartNumberingAfterBreak="0">
+  <w:abstractNum w:abstractNumId="18" w15:restartNumberingAfterBreak="0">
     <w:nsid w:val="50AD3270"/>
     <w:multiLevelType w:val="hybridMultilevel"/>
     <w:tmpl w:val="299EE896"/>
@@ -8823,7 +11144,7 @@
       </w:pPr>
     </w:lvl>
   </w:abstractNum>
-  <w:abstractNum w:abstractNumId="18" w15:restartNumberingAfterBreak="0">
+  <w:abstractNum w:abstractNumId="19" w15:restartNumberingAfterBreak="0">
     <w:nsid w:val="54CB3F3A"/>
     <w:multiLevelType w:val="multilevel"/>
     <w:tmpl w:val="9528C45A"/>
@@ -8972,7 +11293,7 @@
       </w:rPr>
     </w:lvl>
   </w:abstractNum>
-  <w:abstractNum w:abstractNumId="19" w15:restartNumberingAfterBreak="0">
+  <w:abstractNum w:abstractNumId="20" w15:restartNumberingAfterBreak="0">
     <w:nsid w:val="66395856"/>
     <w:multiLevelType w:val="multilevel"/>
     <w:tmpl w:val="6CBE2568"/>
@@ -9121,7 +11442,7 @@
       </w:rPr>
     </w:lvl>
   </w:abstractNum>
-  <w:abstractNum w:abstractNumId="20" w15:restartNumberingAfterBreak="0">
+  <w:abstractNum w:abstractNumId="21" w15:restartNumberingAfterBreak="0">
     <w:nsid w:val="6E2B3F19"/>
     <w:multiLevelType w:val="hybridMultilevel"/>
     <w:tmpl w:val="B90C733E"/>
@@ -9234,7 +11555,7 @@
       </w:rPr>
     </w:lvl>
   </w:abstractNum>
-  <w:abstractNum w:abstractNumId="21" w15:restartNumberingAfterBreak="0">
+  <w:abstractNum w:abstractNumId="22" w15:restartNumberingAfterBreak="0">
     <w:nsid w:val="78C038E8"/>
     <w:multiLevelType w:val="multilevel"/>
     <w:tmpl w:val="C95EA892"/>
@@ -9347,7 +11668,7 @@
       </w:rPr>
     </w:lvl>
   </w:abstractNum>
-  <w:abstractNum w:abstractNumId="22" w15:restartNumberingAfterBreak="0">
+  <w:abstractNum w:abstractNumId="23" w15:restartNumberingAfterBreak="0">
     <w:nsid w:val="7B14066B"/>
     <w:multiLevelType w:val="hybridMultilevel"/>
     <w:tmpl w:val="F3F6BD96"/>
@@ -9460,7 +11781,7 @@
       </w:rPr>
     </w:lvl>
   </w:abstractNum>
-  <w:abstractNum w:abstractNumId="23" w15:restartNumberingAfterBreak="0">
+  <w:abstractNum w:abstractNumId="24" w15:restartNumberingAfterBreak="0">
     <w:nsid w:val="7BD0238B"/>
     <w:multiLevelType w:val="multilevel"/>
     <w:tmpl w:val="77A42D36"/>
@@ -9574,76 +11895,79 @@
     </w:lvl>
   </w:abstractNum>
   <w:num w:numId="1" w16cid:durableId="2004972674">
-    <w:abstractNumId w:val="12"/>
+    <w:abstractNumId w:val="13"/>
   </w:num>
   <w:num w:numId="2" w16cid:durableId="2039744094">
-    <w:abstractNumId w:val="3"/>
+    <w:abstractNumId w:val="4"/>
   </w:num>
   <w:num w:numId="3" w16cid:durableId="803625155">
+    <w:abstractNumId w:val="22"/>
+  </w:num>
+  <w:num w:numId="4" w16cid:durableId="738290264">
+    <w:abstractNumId w:val="14"/>
+  </w:num>
+  <w:num w:numId="5" w16cid:durableId="920988428">
+    <w:abstractNumId w:val="15"/>
+  </w:num>
+  <w:num w:numId="6" w16cid:durableId="211383210">
+    <w:abstractNumId w:val="18"/>
+  </w:num>
+  <w:num w:numId="7" w16cid:durableId="1740401227">
+    <w:abstractNumId w:val="9"/>
+  </w:num>
+  <w:num w:numId="8" w16cid:durableId="1121803155">
+    <w:abstractNumId w:val="20"/>
+  </w:num>
+  <w:num w:numId="9" w16cid:durableId="992221104">
+    <w:abstractNumId w:val="10"/>
+  </w:num>
+  <w:num w:numId="10" w16cid:durableId="1843662698">
+    <w:abstractNumId w:val="17"/>
+  </w:num>
+  <w:num w:numId="11" w16cid:durableId="1694458056">
+    <w:abstractNumId w:val="6"/>
+  </w:num>
+  <w:num w:numId="12" w16cid:durableId="1900743648">
+    <w:abstractNumId w:val="16"/>
+  </w:num>
+  <w:num w:numId="13" w16cid:durableId="1330139941">
     <w:abstractNumId w:val="21"/>
   </w:num>
-  <w:num w:numId="4" w16cid:durableId="738290264">
-    <w:abstractNumId w:val="13"/>
-  </w:num>
-  <w:num w:numId="5" w16cid:durableId="920988428">
-    <w:abstractNumId w:val="14"/>
-  </w:num>
-  <w:num w:numId="6" w16cid:durableId="211383210">
-    <w:abstractNumId w:val="17"/>
-  </w:num>
-  <w:num w:numId="7" w16cid:durableId="1740401227">
-    <w:abstractNumId w:val="8"/>
-  </w:num>
-  <w:num w:numId="8" w16cid:durableId="1121803155">
-    <w:abstractNumId w:val="19"/>
-  </w:num>
-  <w:num w:numId="9" w16cid:durableId="992221104">
-    <w:abstractNumId w:val="9"/>
-  </w:num>
-  <w:num w:numId="10" w16cid:durableId="1843662698">
-    <w:abstractNumId w:val="16"/>
-  </w:num>
-  <w:num w:numId="11" w16cid:durableId="1694458056">
+  <w:num w:numId="14" w16cid:durableId="521091289">
     <w:abstractNumId w:val="5"/>
   </w:num>
-  <w:num w:numId="12" w16cid:durableId="1900743648">
-    <w:abstractNumId w:val="15"/>
-  </w:num>
-  <w:num w:numId="13" w16cid:durableId="1330139941">
-    <w:abstractNumId w:val="20"/>
-  </w:num>
-  <w:num w:numId="14" w16cid:durableId="521091289">
-    <w:abstractNumId w:val="4"/>
-  </w:num>
   <w:num w:numId="15" w16cid:durableId="538591866">
-    <w:abstractNumId w:val="22"/>
+    <w:abstractNumId w:val="23"/>
   </w:num>
   <w:num w:numId="16" w16cid:durableId="951397713">
-    <w:abstractNumId w:val="11"/>
+    <w:abstractNumId w:val="12"/>
   </w:num>
   <w:num w:numId="17" w16cid:durableId="330301792">
     <w:abstractNumId w:val="0"/>
   </w:num>
   <w:num w:numId="18" w16cid:durableId="238642245">
-    <w:abstractNumId w:val="10"/>
+    <w:abstractNumId w:val="11"/>
   </w:num>
   <w:num w:numId="19" w16cid:durableId="643589143">
     <w:abstractNumId w:val="1"/>
   </w:num>
   <w:num w:numId="20" w16cid:durableId="818887961">
-    <w:abstractNumId w:val="18"/>
+    <w:abstractNumId w:val="19"/>
   </w:num>
   <w:num w:numId="21" w16cid:durableId="1463306804">
-    <w:abstractNumId w:val="6"/>
+    <w:abstractNumId w:val="7"/>
   </w:num>
   <w:num w:numId="22" w16cid:durableId="1997370774">
-    <w:abstractNumId w:val="23"/>
+    <w:abstractNumId w:val="24"/>
   </w:num>
   <w:num w:numId="23" w16cid:durableId="2142729431">
     <w:abstractNumId w:val="2"/>
   </w:num>
   <w:num w:numId="24" w16cid:durableId="2045321856">
-    <w:abstractNumId w:val="7"/>
+    <w:abstractNumId w:val="8"/>
+  </w:num>
+  <w:num w:numId="25" w16cid:durableId="1728795353">
+    <w:abstractNumId w:val="3"/>
   </w:num>
 </w:numbering>
 </file>
@@ -10046,7 +12370,7 @@
   <w:style w:type="paragraph" w:default="1" w:styleId="Normal">
     <w:name w:val="Normal"/>
     <w:qFormat/>
-    <w:rsid w:val="003D1E45"/>
+    <w:rsid w:val="00411EE8"/>
     <w:pPr>
       <w:widowControl w:val="0"/>
       <w:spacing w:after="0" w:line="240" w:lineRule="auto"/>
@@ -10055,11 +12379,11 @@
       <w:lang w:val="es-ES"/>
     </w:rPr>
   </w:style>
-  <w:style w:type="paragraph" w:styleId="Heading1">
+  <w:style w:type="paragraph" w:styleId="Ttulo1">
     <w:name w:val="heading 1"/>
     <w:basedOn w:val="Normal"/>
     <w:next w:val="Normal"/>
-    <w:link w:val="Heading1Char"/>
+    <w:link w:val="Ttulo1Car"/>
     <w:uiPriority w:val="9"/>
     <w:qFormat/>
     <w:rsid w:val="00DB76C3"/>
@@ -10076,11 +12400,11 @@
       <w:szCs w:val="40"/>
     </w:rPr>
   </w:style>
-  <w:style w:type="paragraph" w:styleId="Heading2">
+  <w:style w:type="paragraph" w:styleId="Ttulo2">
     <w:name w:val="heading 2"/>
     <w:basedOn w:val="Normal"/>
     <w:next w:val="Normal"/>
-    <w:link w:val="Heading2Char"/>
+    <w:link w:val="Ttulo2Car"/>
     <w:uiPriority w:val="9"/>
     <w:unhideWhenUsed/>
     <w:qFormat/>
@@ -10098,11 +12422,11 @@
       <w:szCs w:val="32"/>
     </w:rPr>
   </w:style>
-  <w:style w:type="paragraph" w:styleId="Heading3">
+  <w:style w:type="paragraph" w:styleId="Ttulo3">
     <w:name w:val="heading 3"/>
     <w:basedOn w:val="Normal"/>
     <w:next w:val="Normal"/>
-    <w:link w:val="Heading3Char"/>
+    <w:link w:val="Ttulo3Car"/>
     <w:uiPriority w:val="9"/>
     <w:unhideWhenUsed/>
     <w:qFormat/>
@@ -10120,11 +12444,11 @@
       <w:szCs w:val="28"/>
     </w:rPr>
   </w:style>
-  <w:style w:type="paragraph" w:styleId="Heading4">
+  <w:style w:type="paragraph" w:styleId="Ttulo4">
     <w:name w:val="heading 4"/>
     <w:basedOn w:val="Normal"/>
     <w:next w:val="Normal"/>
-    <w:link w:val="Heading4Char"/>
+    <w:link w:val="Ttulo4Car"/>
     <w:uiPriority w:val="9"/>
     <w:semiHidden/>
     <w:unhideWhenUsed/>
@@ -10143,11 +12467,11 @@
       <w:color w:val="0F4761" w:themeColor="accent1" w:themeShade="BF"/>
     </w:rPr>
   </w:style>
-  <w:style w:type="paragraph" w:styleId="Heading5">
+  <w:style w:type="paragraph" w:styleId="Ttulo5">
     <w:name w:val="heading 5"/>
     <w:basedOn w:val="Normal"/>
     <w:next w:val="Normal"/>
-    <w:link w:val="Heading5Char"/>
+    <w:link w:val="Ttulo5Car"/>
     <w:uiPriority w:val="9"/>
     <w:semiHidden/>
     <w:unhideWhenUsed/>
@@ -10164,11 +12488,11 @@
       <w:color w:val="0F4761" w:themeColor="accent1" w:themeShade="BF"/>
     </w:rPr>
   </w:style>
-  <w:style w:type="paragraph" w:styleId="Heading6">
+  <w:style w:type="paragraph" w:styleId="Ttulo6">
     <w:name w:val="heading 6"/>
     <w:basedOn w:val="Normal"/>
     <w:next w:val="Normal"/>
-    <w:link w:val="Heading6Char"/>
+    <w:link w:val="Ttulo6Car"/>
     <w:uiPriority w:val="9"/>
     <w:semiHidden/>
     <w:unhideWhenUsed/>
@@ -10187,11 +12511,11 @@
       <w:color w:val="595959" w:themeColor="text1" w:themeTint="A6"/>
     </w:rPr>
   </w:style>
-  <w:style w:type="paragraph" w:styleId="Heading7">
+  <w:style w:type="paragraph" w:styleId="Ttulo7">
     <w:name w:val="heading 7"/>
     <w:basedOn w:val="Normal"/>
     <w:next w:val="Normal"/>
-    <w:link w:val="Heading7Char"/>
+    <w:link w:val="Ttulo7Car"/>
     <w:uiPriority w:val="9"/>
     <w:semiHidden/>
     <w:unhideWhenUsed/>
@@ -10208,11 +12532,11 @@
       <w:color w:val="595959" w:themeColor="text1" w:themeTint="A6"/>
     </w:rPr>
   </w:style>
-  <w:style w:type="paragraph" w:styleId="Heading8">
+  <w:style w:type="paragraph" w:styleId="Ttulo8">
     <w:name w:val="heading 8"/>
     <w:basedOn w:val="Normal"/>
     <w:next w:val="Normal"/>
-    <w:link w:val="Heading8Char"/>
+    <w:link w:val="Ttulo8Car"/>
     <w:uiPriority w:val="9"/>
     <w:semiHidden/>
     <w:unhideWhenUsed/>
@@ -10230,11 +12554,11 @@
       <w:color w:val="272727" w:themeColor="text1" w:themeTint="D8"/>
     </w:rPr>
   </w:style>
-  <w:style w:type="paragraph" w:styleId="Heading9">
+  <w:style w:type="paragraph" w:styleId="Ttulo9">
     <w:name w:val="heading 9"/>
     <w:basedOn w:val="Normal"/>
     <w:next w:val="Normal"/>
-    <w:link w:val="Heading9Char"/>
+    <w:link w:val="Ttulo9Car"/>
     <w:uiPriority w:val="9"/>
     <w:semiHidden/>
     <w:unhideWhenUsed/>
@@ -10250,12 +12574,13 @@
       <w:color w:val="272727" w:themeColor="text1" w:themeTint="D8"/>
     </w:rPr>
   </w:style>
-  <w:style w:type="character" w:default="1" w:styleId="DefaultParagraphFont">
+  <w:style w:type="character" w:default="1" w:styleId="Fuentedeprrafopredeter">
     <w:name w:val="Default Paragraph Font"/>
     <w:uiPriority w:val="1"/>
+    <w:semiHidden/>
     <w:unhideWhenUsed/>
   </w:style>
-  <w:style w:type="table" w:default="1" w:styleId="TableNormal">
+  <w:style w:type="table" w:default="1" w:styleId="Tablanormal">
     <w:name w:val="Normal Table"/>
     <w:uiPriority w:val="99"/>
     <w:semiHidden/>
@@ -10270,16 +12595,16 @@
       </w:tblCellMar>
     </w:tblPr>
   </w:style>
-  <w:style w:type="numbering" w:default="1" w:styleId="NoList">
+  <w:style w:type="numbering" w:default="1" w:styleId="Sinlista">
     <w:name w:val="No List"/>
     <w:uiPriority w:val="99"/>
     <w:semiHidden/>
     <w:unhideWhenUsed/>
   </w:style>
-  <w:style w:type="character" w:customStyle="1" w:styleId="Heading1Char">
-    <w:name w:val="Heading 1 Char"/>
-    <w:basedOn w:val="DefaultParagraphFont"/>
-    <w:link w:val="Heading1"/>
+  <w:style w:type="character" w:customStyle="1" w:styleId="Ttulo1Car">
+    <w:name w:val="Título 1 Car"/>
+    <w:basedOn w:val="Fuentedeprrafopredeter"/>
+    <w:link w:val="Ttulo1"/>
     <w:uiPriority w:val="9"/>
     <w:rsid w:val="00DB76C3"/>
     <w:rPr>
@@ -10290,10 +12615,10 @@
       <w:lang w:val="es-ES"/>
     </w:rPr>
   </w:style>
-  <w:style w:type="character" w:customStyle="1" w:styleId="Heading2Char">
-    <w:name w:val="Heading 2 Char"/>
-    <w:basedOn w:val="DefaultParagraphFont"/>
-    <w:link w:val="Heading2"/>
+  <w:style w:type="character" w:customStyle="1" w:styleId="Ttulo2Car">
+    <w:name w:val="Título 2 Car"/>
+    <w:basedOn w:val="Fuentedeprrafopredeter"/>
+    <w:link w:val="Ttulo2"/>
     <w:uiPriority w:val="9"/>
     <w:rsid w:val="00DB76C3"/>
     <w:rPr>
@@ -10304,10 +12629,10 @@
       <w:lang w:val="es-ES"/>
     </w:rPr>
   </w:style>
-  <w:style w:type="character" w:customStyle="1" w:styleId="Heading3Char">
-    <w:name w:val="Heading 3 Char"/>
-    <w:basedOn w:val="DefaultParagraphFont"/>
-    <w:link w:val="Heading3"/>
+  <w:style w:type="character" w:customStyle="1" w:styleId="Ttulo3Car">
+    <w:name w:val="Título 3 Car"/>
+    <w:basedOn w:val="Fuentedeprrafopredeter"/>
+    <w:link w:val="Ttulo3"/>
     <w:uiPriority w:val="9"/>
     <w:rsid w:val="00DB76C3"/>
     <w:rPr>
@@ -10318,10 +12643,10 @@
       <w:lang w:val="es-ES"/>
     </w:rPr>
   </w:style>
-  <w:style w:type="character" w:customStyle="1" w:styleId="Heading4Char">
-    <w:name w:val="Heading 4 Char"/>
-    <w:basedOn w:val="DefaultParagraphFont"/>
-    <w:link w:val="Heading4"/>
+  <w:style w:type="character" w:customStyle="1" w:styleId="Ttulo4Car">
+    <w:name w:val="Título 4 Car"/>
+    <w:basedOn w:val="Fuentedeprrafopredeter"/>
+    <w:link w:val="Ttulo4"/>
     <w:uiPriority w:val="9"/>
     <w:semiHidden/>
     <w:rsid w:val="00DB76C3"/>
@@ -10333,10 +12658,10 @@
       <w:lang w:val="es-ES"/>
     </w:rPr>
   </w:style>
-  <w:style w:type="character" w:customStyle="1" w:styleId="Heading5Char">
-    <w:name w:val="Heading 5 Char"/>
-    <w:basedOn w:val="DefaultParagraphFont"/>
-    <w:link w:val="Heading5"/>
+  <w:style w:type="character" w:customStyle="1" w:styleId="Ttulo5Car">
+    <w:name w:val="Título 5 Car"/>
+    <w:basedOn w:val="Fuentedeprrafopredeter"/>
+    <w:link w:val="Ttulo5"/>
     <w:uiPriority w:val="9"/>
     <w:semiHidden/>
     <w:rsid w:val="00DB76C3"/>
@@ -10346,10 +12671,10 @@
       <w:lang w:val="es-ES"/>
     </w:rPr>
   </w:style>
-  <w:style w:type="character" w:customStyle="1" w:styleId="Heading6Char">
-    <w:name w:val="Heading 6 Char"/>
-    <w:basedOn w:val="DefaultParagraphFont"/>
-    <w:link w:val="Heading6"/>
+  <w:style w:type="character" w:customStyle="1" w:styleId="Ttulo6Car">
+    <w:name w:val="Título 6 Car"/>
+    <w:basedOn w:val="Fuentedeprrafopredeter"/>
+    <w:link w:val="Ttulo6"/>
     <w:uiPriority w:val="9"/>
     <w:semiHidden/>
     <w:rsid w:val="00DB76C3"/>
@@ -10361,10 +12686,10 @@
       <w:lang w:val="es-ES"/>
     </w:rPr>
   </w:style>
-  <w:style w:type="character" w:customStyle="1" w:styleId="Heading7Char">
-    <w:name w:val="Heading 7 Char"/>
-    <w:basedOn w:val="DefaultParagraphFont"/>
-    <w:link w:val="Heading7"/>
+  <w:style w:type="character" w:customStyle="1" w:styleId="Ttulo7Car">
+    <w:name w:val="Título 7 Car"/>
+    <w:basedOn w:val="Fuentedeprrafopredeter"/>
+    <w:link w:val="Ttulo7"/>
     <w:uiPriority w:val="9"/>
     <w:semiHidden/>
     <w:rsid w:val="00DB76C3"/>
@@ -10374,10 +12699,10 @@
       <w:lang w:val="es-ES"/>
     </w:rPr>
   </w:style>
-  <w:style w:type="character" w:customStyle="1" w:styleId="Heading8Char">
-    <w:name w:val="Heading 8 Char"/>
-    <w:basedOn w:val="DefaultParagraphFont"/>
-    <w:link w:val="Heading8"/>
+  <w:style w:type="character" w:customStyle="1" w:styleId="Ttulo8Car">
+    <w:name w:val="Título 8 Car"/>
+    <w:basedOn w:val="Fuentedeprrafopredeter"/>
+    <w:link w:val="Ttulo8"/>
     <w:uiPriority w:val="9"/>
     <w:semiHidden/>
     <w:rsid w:val="00DB76C3"/>
@@ -10389,10 +12714,10 @@
       <w:lang w:val="es-ES"/>
     </w:rPr>
   </w:style>
-  <w:style w:type="character" w:customStyle="1" w:styleId="Heading9Char">
-    <w:name w:val="Heading 9 Char"/>
-    <w:basedOn w:val="DefaultParagraphFont"/>
-    <w:link w:val="Heading9"/>
+  <w:style w:type="character" w:customStyle="1" w:styleId="Ttulo9Car">
+    <w:name w:val="Título 9 Car"/>
+    <w:basedOn w:val="Fuentedeprrafopredeter"/>
+    <w:link w:val="Ttulo9"/>
     <w:uiPriority w:val="9"/>
     <w:semiHidden/>
     <w:rsid w:val="00DB76C3"/>
@@ -10402,11 +12727,11 @@
       <w:lang w:val="es-ES"/>
     </w:rPr>
   </w:style>
-  <w:style w:type="paragraph" w:styleId="Title">
+  <w:style w:type="paragraph" w:styleId="Ttulo">
     <w:name w:val="Title"/>
     <w:basedOn w:val="Normal"/>
     <w:next w:val="Normal"/>
-    <w:link w:val="TitleChar"/>
+    <w:link w:val="TtuloCar"/>
     <w:uiPriority w:val="10"/>
     <w:qFormat/>
     <w:rsid w:val="00DB76C3"/>
@@ -10422,10 +12747,10 @@
       <w:szCs w:val="56"/>
     </w:rPr>
   </w:style>
-  <w:style w:type="character" w:customStyle="1" w:styleId="TitleChar">
-    <w:name w:val="Title Char"/>
-    <w:basedOn w:val="DefaultParagraphFont"/>
-    <w:link w:val="Title"/>
+  <w:style w:type="character" w:customStyle="1" w:styleId="TtuloCar">
+    <w:name w:val="Título Car"/>
+    <w:basedOn w:val="Fuentedeprrafopredeter"/>
+    <w:link w:val="Ttulo"/>
     <w:uiPriority w:val="10"/>
     <w:rsid w:val="00DB76C3"/>
     <w:rPr>
@@ -10437,11 +12762,11 @@
       <w:lang w:val="es-ES"/>
     </w:rPr>
   </w:style>
-  <w:style w:type="paragraph" w:styleId="Subtitle">
+  <w:style w:type="paragraph" w:styleId="Subttulo">
     <w:name w:val="Subtitle"/>
     <w:basedOn w:val="Normal"/>
     <w:next w:val="Normal"/>
-    <w:link w:val="SubtitleChar"/>
+    <w:link w:val="SubttuloCar"/>
     <w:uiPriority w:val="11"/>
     <w:qFormat/>
     <w:rsid w:val="00DB76C3"/>
@@ -10458,10 +12783,10 @@
       <w:szCs w:val="28"/>
     </w:rPr>
   </w:style>
-  <w:style w:type="character" w:customStyle="1" w:styleId="SubtitleChar">
-    <w:name w:val="Subtitle Char"/>
-    <w:basedOn w:val="DefaultParagraphFont"/>
-    <w:link w:val="Subtitle"/>
+  <w:style w:type="character" w:customStyle="1" w:styleId="SubttuloCar">
+    <w:name w:val="Subtítulo Car"/>
+    <w:basedOn w:val="Fuentedeprrafopredeter"/>
+    <w:link w:val="Subttulo"/>
     <w:uiPriority w:val="11"/>
     <w:rsid w:val="00DB76C3"/>
     <w:rPr>
@@ -10473,11 +12798,11 @@
       <w:lang w:val="es-ES"/>
     </w:rPr>
   </w:style>
-  <w:style w:type="paragraph" w:styleId="Quote">
+  <w:style w:type="paragraph" w:styleId="Cita">
     <w:name w:val="Quote"/>
     <w:basedOn w:val="Normal"/>
     <w:next w:val="Normal"/>
-    <w:link w:val="QuoteChar"/>
+    <w:link w:val="CitaCar"/>
     <w:uiPriority w:val="29"/>
     <w:qFormat/>
     <w:rsid w:val="00DB76C3"/>
@@ -10491,10 +12816,10 @@
       <w:color w:val="404040" w:themeColor="text1" w:themeTint="BF"/>
     </w:rPr>
   </w:style>
-  <w:style w:type="character" w:customStyle="1" w:styleId="QuoteChar">
-    <w:name w:val="Quote Char"/>
-    <w:basedOn w:val="DefaultParagraphFont"/>
-    <w:link w:val="Quote"/>
+  <w:style w:type="character" w:customStyle="1" w:styleId="CitaCar">
+    <w:name w:val="Cita Car"/>
+    <w:basedOn w:val="Fuentedeprrafopredeter"/>
+    <w:link w:val="Cita"/>
     <w:uiPriority w:val="29"/>
     <w:rsid w:val="00DB76C3"/>
     <w:rPr>
@@ -10504,7 +12829,7 @@
       <w:lang w:val="es-ES"/>
     </w:rPr>
   </w:style>
-  <w:style w:type="paragraph" w:styleId="ListParagraph">
+  <w:style w:type="paragraph" w:styleId="Prrafodelista">
     <w:name w:val="List Paragraph"/>
     <w:basedOn w:val="Normal"/>
     <w:uiPriority w:val="34"/>
@@ -10515,9 +12840,9 @@
       <w:contextualSpacing/>
     </w:pPr>
   </w:style>
-  <w:style w:type="character" w:styleId="IntenseEmphasis">
+  <w:style w:type="character" w:styleId="nfasisintenso">
     <w:name w:val="Intense Emphasis"/>
-    <w:basedOn w:val="DefaultParagraphFont"/>
+    <w:basedOn w:val="Fuentedeprrafopredeter"/>
     <w:uiPriority w:val="21"/>
     <w:qFormat/>
     <w:rsid w:val="00DB76C3"/>
@@ -10527,11 +12852,11 @@
       <w:color w:val="0F4761" w:themeColor="accent1" w:themeShade="BF"/>
     </w:rPr>
   </w:style>
-  <w:style w:type="paragraph" w:styleId="IntenseQuote">
+  <w:style w:type="paragraph" w:styleId="Citadestacada">
     <w:name w:val="Intense Quote"/>
     <w:basedOn w:val="Normal"/>
     <w:next w:val="Normal"/>
-    <w:link w:val="IntenseQuoteChar"/>
+    <w:link w:val="CitadestacadaCar"/>
     <w:uiPriority w:val="30"/>
     <w:qFormat/>
     <w:rsid w:val="00DB76C3"/>
@@ -10550,10 +12875,10 @@
       <w:color w:val="0F4761" w:themeColor="accent1" w:themeShade="BF"/>
     </w:rPr>
   </w:style>
-  <w:style w:type="character" w:customStyle="1" w:styleId="IntenseQuoteChar">
-    <w:name w:val="Intense Quote Char"/>
-    <w:basedOn w:val="DefaultParagraphFont"/>
-    <w:link w:val="IntenseQuote"/>
+  <w:style w:type="character" w:customStyle="1" w:styleId="CitadestacadaCar">
+    <w:name w:val="Cita destacada Car"/>
+    <w:basedOn w:val="Fuentedeprrafopredeter"/>
+    <w:link w:val="Citadestacada"/>
     <w:uiPriority w:val="30"/>
     <w:rsid w:val="00DB76C3"/>
     <w:rPr>
@@ -10563,9 +12888,9 @@
       <w:lang w:val="es-ES"/>
     </w:rPr>
   </w:style>
-  <w:style w:type="character" w:styleId="IntenseReference">
+  <w:style w:type="character" w:styleId="Referenciaintensa">
     <w:name w:val="Intense Reference"/>
-    <w:basedOn w:val="DefaultParagraphFont"/>
+    <w:basedOn w:val="Fuentedeprrafopredeter"/>
     <w:uiPriority w:val="32"/>
     <w:qFormat/>
     <w:rsid w:val="00DB76C3"/>
@@ -10577,9 +12902,9 @@
       <w:spacing w:val="5"/>
     </w:rPr>
   </w:style>
-  <w:style w:type="table" w:styleId="TableGrid">
+  <w:style w:type="table" w:styleId="Tablaconcuadrcula">
     <w:name w:val="Table Grid"/>
-    <w:basedOn w:val="TableNormal"/>
+    <w:basedOn w:val="Tablanormal"/>
     <w:uiPriority w:val="39"/>
     <w:rsid w:val="0093319A"/>
     <w:pPr>
@@ -10596,7 +12921,7 @@
       </w:tblBorders>
     </w:tblPr>
   </w:style>
-  <w:style w:type="paragraph" w:styleId="NoSpacing">
+  <w:style w:type="paragraph" w:styleId="Sinespaciado">
     <w:name w:val="No Spacing"/>
     <w:uiPriority w:val="1"/>
     <w:qFormat/>
@@ -10610,9 +12935,9 @@
       <w:lang w:val="es-CO"/>
     </w:rPr>
   </w:style>
-  <w:style w:type="character" w:styleId="Hyperlink">
+  <w:style w:type="character" w:styleId="Hipervnculo">
     <w:name w:val="Hyperlink"/>
-    <w:basedOn w:val="DefaultParagraphFont"/>
+    <w:basedOn w:val="Fuentedeprrafopredeter"/>
     <w:uiPriority w:val="99"/>
     <w:unhideWhenUsed/>
     <w:rsid w:val="000F6FB7"/>
@@ -10621,9 +12946,9 @@
       <w:u w:val="single"/>
     </w:rPr>
   </w:style>
-  <w:style w:type="character" w:styleId="UnresolvedMention">
+  <w:style w:type="character" w:styleId="Mencinsinresolver">
     <w:name w:val="Unresolved Mention"/>
-    <w:basedOn w:val="DefaultParagraphFont"/>
+    <w:basedOn w:val="Fuentedeprrafopredeter"/>
     <w:uiPriority w:val="99"/>
     <w:semiHidden/>
     <w:unhideWhenUsed/>
@@ -10633,9 +12958,9 @@
       <w:shd w:val="clear" w:color="auto" w:fill="E1DFDD"/>
     </w:rPr>
   </w:style>
-  <w:style w:type="character" w:styleId="FollowedHyperlink">
+  <w:style w:type="character" w:styleId="Hipervnculovisitado">
     <w:name w:val="FollowedHyperlink"/>
-    <w:basedOn w:val="DefaultParagraphFont"/>
+    <w:basedOn w:val="Fuentedeprrafopredeter"/>
     <w:uiPriority w:val="99"/>
     <w:semiHidden/>
     <w:unhideWhenUsed/>
@@ -10645,9 +12970,9 @@
       <w:u w:val="single"/>
     </w:rPr>
   </w:style>
-  <w:style w:type="character" w:styleId="PlaceholderText">
+  <w:style w:type="character" w:styleId="Textodelmarcadordeposicin">
     <w:name w:val="Placeholder Text"/>
-    <w:basedOn w:val="DefaultParagraphFont"/>
+    <w:basedOn w:val="Fuentedeprrafopredeter"/>
     <w:uiPriority w:val="99"/>
     <w:semiHidden/>
     <w:rsid w:val="006A7535"/>
